--- a/output/第10期計画_3町合同意見交換会資料.docx
+++ b/output/第10期計画_3町合同意見交換会資料.docx
@@ -4531,7 +4531,7 @@
                 <w:b/>
                 <w:sz w:val="18"/>
               </w:rPr>
-              <w:t>改定率1％あたり月額＋61円。単価の年率1.75％の伸びを見込まないことは月額＋185〜＋374円に当たる</w:t>
+              <w:t>改定率1％あたり月額＋61円。単価の年率1.75％の伸びを見込まないことは月額＋245円〜＋327円に当たる</w:t>
             </w:r>
           </w:p>
         </w:tc>
@@ -9160,7 +9160,7 @@
           <w:b/>
           <w:sz w:val="22"/>
         </w:rPr>
-        <w:t>3　受託者が仮置きにより進めた事項（6件）</w:t>
+        <w:t>3　受託者が仮置きにより進めた事項（14件）</w:t>
       </w:r>
     </w:p>
     <w:p>
@@ -9173,7 +9173,7 @@
           <w:b w:val="0"/>
           <w:sz w:val="20"/>
         </w:rPr>
-        <w:t>ご決定をお待ちしているもののうち、仮置きのとおり計画素案へ反映した事項です。</w:t>
+        <w:t>ご決定をお待ちしているもののうち、仮置きのとおり計画素案へ反映した事項です。掲げないこととしたものを含みます。</w:t>
       </w:r>
       <w:r>
         <w:rPr>
@@ -9190,6 +9190,19 @@
           <w:sz w:val="20"/>
         </w:rPr>
         <w:t xml:space="preserve"> ご決定の内容が異なる場合は、その内容により置き直します。</w:t>
+      </w:r>
+    </w:p>
+    <w:p>
+      <w:pPr>
+        <w:spacing w:after="80"/>
+      </w:pPr>
+      <w:r>
+        <w:rPr>
+          <w:rFonts w:ascii="游ゴシック" w:hAnsi="游ゴシック" w:eastAsia="游ゴシック"/>
+          <w:b w:val="0"/>
+          <w:sz w:val="20"/>
+        </w:rPr>
+        <w:t>このうち混合型特定施設入居者生活介護に係る必要利用定員総数（No.113）は、介護保険法第117条第3項が勘案事項として挙げるものです。本計画では定めないこととして記載しています。区域内の事業所の類型（混合型・介護専用型）は［要確認］であり、北海道の指定事業所一覧による確認をお願いしています。</w:t>
       </w:r>
     </w:p>
     <w:p>
@@ -9246,7 +9259,7 @@
                 <w:rFonts w:ascii="游ゴシック" w:hAnsi="游ゴシック" w:eastAsia="游ゴシック"/>
                 <w:b/>
                 <w:color w:val="FFFFFF"/>
-                <w:sz w:val="18"/>
+                <w:sz w:val="16"/>
               </w:rPr>
               <w:t>No.</w:t>
             </w:r>
@@ -9268,7 +9281,7 @@
                 <w:rFonts w:ascii="游ゴシック" w:hAnsi="游ゴシック" w:eastAsia="游ゴシック"/>
                 <w:b/>
                 <w:color w:val="FFFFFF"/>
-                <w:sz w:val="18"/>
+                <w:sz w:val="16"/>
               </w:rPr>
               <w:t>確認事項</w:t>
             </w:r>
@@ -9290,7 +9303,7 @@
                 <w:rFonts w:ascii="游ゴシック" w:hAnsi="游ゴシック" w:eastAsia="游ゴシック"/>
                 <w:b/>
                 <w:color w:val="FFFFFF"/>
-                <w:sz w:val="18"/>
+                <w:sz w:val="16"/>
               </w:rPr>
               <w:t>反映した内容</w:t>
             </w:r>
@@ -9312,7 +9325,7 @@
                 <w:rFonts w:ascii="游ゴシック" w:hAnsi="游ゴシック" w:eastAsia="游ゴシック"/>
                 <w:b/>
                 <w:color w:val="FFFFFF"/>
-                <w:sz w:val="18"/>
+                <w:sz w:val="16"/>
               </w:rPr>
               <w:t>計画素案</w:t>
             </w:r>
@@ -9337,7 +9350,7 @@
               <w:rPr>
                 <w:rFonts w:ascii="游ゴシック" w:hAnsi="游ゴシック" w:eastAsia="游ゴシック"/>
                 <w:b w:val="0"/>
-                <w:sz w:val="18"/>
+                <w:sz w:val="16"/>
               </w:rPr>
               <w:t>No.88</w:t>
             </w:r>
@@ -9356,7 +9369,7 @@
               <w:rPr>
                 <w:rFonts w:ascii="游ゴシック" w:hAnsi="游ゴシック" w:eastAsia="游ゴシック"/>
                 <w:b w:val="0"/>
-                <w:sz w:val="18"/>
+                <w:sz w:val="16"/>
               </w:rPr>
               <w:t>日常生活圏域ごとの必要利用定員総数（法定記載事項）</w:t>
             </w:r>
@@ -9375,7 +9388,7 @@
               <w:rPr>
                 <w:rFonts w:ascii="游ゴシック" w:hAnsi="游ゴシック" w:eastAsia="游ゴシック"/>
                 <w:b w:val="0"/>
-                <w:sz w:val="18"/>
+                <w:sz w:val="16"/>
               </w:rPr>
               <w:t>3町（3圏域）を基盤整備単位とし、必要利用定員総数は［要協議］のまま残した</w:t>
             </w:r>
@@ -9394,7 +9407,7 @@
               <w:rPr>
                 <w:rFonts w:ascii="游ゴシック" w:hAnsi="游ゴシック" w:eastAsia="游ゴシック"/>
                 <w:b w:val="0"/>
-                <w:sz w:val="18"/>
+                <w:sz w:val="16"/>
               </w:rPr>
               <w:t>第6章第4節4</w:t>
             </w:r>
@@ -9420,7 +9433,7 @@
               <w:rPr>
                 <w:rFonts w:ascii="游ゴシック" w:hAnsi="游ゴシック" w:eastAsia="游ゴシック"/>
                 <w:b w:val="0"/>
-                <w:sz w:val="18"/>
+                <w:sz w:val="16"/>
               </w:rPr>
               <w:t>No.113</w:t>
             </w:r>
@@ -9440,7 +9453,7 @@
               <w:rPr>
                 <w:rFonts w:ascii="游ゴシック" w:hAnsi="游ゴシック" w:eastAsia="游ゴシック"/>
                 <w:b w:val="0"/>
-                <w:sz w:val="18"/>
+                <w:sz w:val="16"/>
               </w:rPr>
               <w:t>混合型特定施設の必要利用定員総数を定めるか</w:t>
             </w:r>
@@ -9460,7 +9473,7 @@
               <w:rPr>
                 <w:rFonts w:ascii="游ゴシック" w:hAnsi="游ゴシック" w:eastAsia="游ゴシック"/>
                 <w:b w:val="0"/>
-                <w:sz w:val="18"/>
+                <w:sz w:val="16"/>
               </w:rPr>
               <w:t>混合型特定施設入居者生活介護に係る必要利用定員総数は定めないこととした</w:t>
             </w:r>
@@ -9480,7 +9493,7 @@
               <w:rPr>
                 <w:rFonts w:ascii="游ゴシック" w:hAnsi="游ゴシック" w:eastAsia="游ゴシック"/>
                 <w:b w:val="0"/>
-                <w:sz w:val="18"/>
+                <w:sz w:val="16"/>
               </w:rPr>
               <w:t>第6章第4節4</w:t>
             </w:r>
@@ -9505,7 +9518,7 @@
               <w:rPr>
                 <w:rFonts w:ascii="游ゴシック" w:hAnsi="游ゴシック" w:eastAsia="游ゴシック"/>
                 <w:b w:val="0"/>
-                <w:sz w:val="18"/>
+                <w:sz w:val="16"/>
               </w:rPr>
               <w:t>No.131</w:t>
             </w:r>
@@ -9524,7 +9537,7 @@
               <w:rPr>
                 <w:rFonts w:ascii="游ゴシック" w:hAnsi="游ゴシック" w:eastAsia="游ゴシック"/>
                 <w:b w:val="0"/>
-                <w:sz w:val="18"/>
+                <w:sz w:val="16"/>
               </w:rPr>
               <w:t>第6章第2節の見込量の表に何を掲げるか</w:t>
             </w:r>
@@ -9543,7 +9556,7 @@
               <w:rPr>
                 <w:rFonts w:ascii="游ゴシック" w:hAnsi="游ゴシック" w:eastAsia="游ゴシック"/>
                 <w:b w:val="0"/>
-                <w:sz w:val="18"/>
+                <w:sz w:val="16"/>
               </w:rPr>
               <w:t>利用回（日）数と、介護予防・日常生活支援総合事業及び一般介護予防事業の量の見込みを掲げた</w:t>
             </w:r>
@@ -9562,7 +9575,7 @@
               <w:rPr>
                 <w:rFonts w:ascii="游ゴシック" w:hAnsi="游ゴシック" w:eastAsia="游ゴシック"/>
                 <w:b w:val="0"/>
-                <w:sz w:val="18"/>
+                <w:sz w:val="16"/>
               </w:rPr>
               <w:t>第6章第2節・第3節2</w:t>
             </w:r>
@@ -9588,7 +9601,7 @@
               <w:rPr>
                 <w:rFonts w:ascii="游ゴシック" w:hAnsi="游ゴシック" w:eastAsia="游ゴシック"/>
                 <w:b w:val="0"/>
-                <w:sz w:val="18"/>
+                <w:sz w:val="16"/>
               </w:rPr>
               <w:t>No.112</w:t>
             </w:r>
@@ -9608,7 +9621,7 @@
               <w:rPr>
                 <w:rFonts w:ascii="游ゴシック" w:hAnsi="游ゴシック" w:eastAsia="游ゴシック"/>
                 <w:b w:val="0"/>
-                <w:sz w:val="18"/>
+                <w:sz w:val="16"/>
               </w:rPr>
               <w:t>地域支援事業の量の見込みを算定してよいか</w:t>
             </w:r>
@@ -9628,7 +9641,7 @@
               <w:rPr>
                 <w:rFonts w:ascii="游ゴシック" w:hAnsi="游ゴシック" w:eastAsia="游ゴシック"/>
                 <w:b w:val="0"/>
-                <w:sz w:val="18"/>
+                <w:sz w:val="16"/>
               </w:rPr>
               <w:t>令和6年度の利用者実人数を基礎として量の見込みを掲げ、令和7年度の実施状況は単位が異なるため別に示した</w:t>
             </w:r>
@@ -9648,7 +9661,7 @@
               <w:rPr>
                 <w:rFonts w:ascii="游ゴシック" w:hAnsi="游ゴシック" w:eastAsia="游ゴシック"/>
                 <w:b w:val="0"/>
-                <w:sz w:val="18"/>
+                <w:sz w:val="16"/>
               </w:rPr>
               <w:t>第6章第3節2</w:t>
             </w:r>
@@ -9673,7 +9686,7 @@
               <w:rPr>
                 <w:rFonts w:ascii="游ゴシック" w:hAnsi="游ゴシック" w:eastAsia="游ゴシック"/>
                 <w:b w:val="0"/>
-                <w:sz w:val="18"/>
+                <w:sz w:val="16"/>
               </w:rPr>
               <w:t>No.106</w:t>
             </w:r>
@@ -9692,7 +9705,7 @@
               <w:rPr>
                 <w:rFonts w:ascii="游ゴシック" w:hAnsi="游ゴシック" w:eastAsia="游ゴシック"/>
                 <w:b w:val="0"/>
-                <w:sz w:val="18"/>
+                <w:sz w:val="16"/>
               </w:rPr>
               <w:t>見込量の伸びを一律からサービス別の趨勢を半分反映する置き方に改めるか</w:t>
             </w:r>
@@ -9711,7 +9724,7 @@
               <w:rPr>
                 <w:rFonts w:ascii="游ゴシック" w:hAnsi="游ゴシック" w:eastAsia="游ゴシック"/>
                 <w:b w:val="0"/>
-                <w:sz w:val="18"/>
+                <w:sz w:val="16"/>
               </w:rPr>
               <w:t>サービス別の趨勢を反映する補正は行わず、補正した場合の月額への効きを併記した</w:t>
             </w:r>
@@ -9730,7 +9743,7 @@
               <w:rPr>
                 <w:rFonts w:ascii="游ゴシック" w:hAnsi="游ゴシック" w:eastAsia="游ゴシック"/>
                 <w:b w:val="0"/>
-                <w:sz w:val="18"/>
+                <w:sz w:val="16"/>
               </w:rPr>
               <w:t>第6章第6節2</w:t>
             </w:r>
@@ -9756,7 +9769,7 @@
               <w:rPr>
                 <w:rFonts w:ascii="游ゴシック" w:hAnsi="游ゴシック" w:eastAsia="游ゴシック"/>
                 <w:b w:val="0"/>
-                <w:sz w:val="18"/>
+                <w:sz w:val="16"/>
               </w:rPr>
               <w:t>No.105</w:t>
             </w:r>
@@ -9776,7 +9789,7 @@
               <w:rPr>
                 <w:rFonts w:ascii="游ゴシック" w:hAnsi="游ゴシック" w:eastAsia="游ゴシック"/>
                 <w:b w:val="0"/>
-                <w:sz w:val="18"/>
+                <w:sz w:val="16"/>
               </w:rPr>
               <w:t>施策反映を行うか。行う場合の対象と歯止め</w:t>
             </w:r>
@@ -9796,7 +9809,7 @@
               <w:rPr>
                 <w:rFonts w:ascii="游ゴシック" w:hAnsi="游ゴシック" w:eastAsia="游ゴシック"/>
                 <w:b w:val="0"/>
-                <w:sz w:val="18"/>
+                <w:sz w:val="16"/>
               </w:rPr>
               <w:t>施策による見込量の増減を織り込まなかった（自然体）</w:t>
             </w:r>
@@ -9816,7 +9829,679 @@
               <w:rPr>
                 <w:rFonts w:ascii="游ゴシック" w:hAnsi="游ゴシック" w:eastAsia="游ゴシック"/>
                 <w:b w:val="0"/>
-                <w:sz w:val="18"/>
+                <w:sz w:val="16"/>
+              </w:rPr>
+              <w:t>第6章第2節</w:t>
+            </w:r>
+          </w:p>
+        </w:tc>
+      </w:tr>
+      <w:tr>
+        <w:trPr>
+          <w:cantSplit/>
+        </w:trPr>
+        <w:tc>
+          <w:tcPr>
+            <w:tcW w:type="dxa" w:w="794"/>
+            <w:vAlign w:val="center"/>
+          </w:tcPr>
+          <w:p>
+            <w:pPr>
+              <w:spacing w:after="0"/>
+              <w:jc w:val="center"/>
+            </w:pPr>
+            <w:r>
+              <w:rPr>
+                <w:rFonts w:ascii="游ゴシック" w:hAnsi="游ゴシック" w:eastAsia="游ゴシック"/>
+                <w:b w:val="0"/>
+                <w:sz w:val="16"/>
+              </w:rPr>
+              <w:t>No.137</w:t>
+            </w:r>
+          </w:p>
+        </w:tc>
+        <w:tc>
+          <w:tcPr>
+            <w:tcW w:type="dxa" w:w="2608"/>
+            <w:vAlign w:val="center"/>
+          </w:tcPr>
+          <w:p>
+            <w:pPr>
+              <w:spacing w:after="0"/>
+            </w:pPr>
+            <w:r>
+              <w:rPr>
+                <w:rFonts w:ascii="游ゴシック" w:hAnsi="游ゴシック" w:eastAsia="游ゴシック"/>
+                <w:b w:val="0"/>
+                <w:sz w:val="16"/>
+              </w:rPr>
+              <w:t>1人1月あたり給付費の実績値をどの年度にするか</w:t>
+            </w:r>
+          </w:p>
+        </w:tc>
+        <w:tc>
+          <w:tcPr>
+            <w:tcW w:type="dxa" w:w="4649"/>
+            <w:vAlign w:val="center"/>
+          </w:tcPr>
+          <w:p>
+            <w:pPr>
+              <w:spacing w:after="0"/>
+            </w:pPr>
+            <w:r>
+              <w:rPr>
+                <w:rFonts w:ascii="游ゴシック" w:hAnsi="游ゴシック" w:eastAsia="游ゴシック"/>
+                <w:b w:val="0"/>
+                <w:sz w:val="16"/>
+              </w:rPr>
+              <w:t>単価を令和7年度で固定し、実績の趨勢を織り込んだ場合の月額への効きを併記した</w:t>
+            </w:r>
+          </w:p>
+        </w:tc>
+        <w:tc>
+          <w:tcPr>
+            <w:tcW w:type="dxa" w:w="1701"/>
+            <w:vAlign w:val="center"/>
+          </w:tcPr>
+          <w:p>
+            <w:pPr>
+              <w:spacing w:after="0"/>
+            </w:pPr>
+            <w:r>
+              <w:rPr>
+                <w:rFonts w:ascii="游ゴシック" w:hAnsi="游ゴシック" w:eastAsia="游ゴシック"/>
+                <w:b w:val="0"/>
+                <w:sz w:val="16"/>
+              </w:rPr>
+              <w:t>第6章第6節2</w:t>
+            </w:r>
+          </w:p>
+        </w:tc>
+      </w:tr>
+      <w:tr>
+        <w:trPr>
+          <w:cantSplit/>
+        </w:trPr>
+        <w:tc>
+          <w:tcPr>
+            <w:tcW w:type="dxa" w:w="794"/>
+            <w:shd w:val="clear" w:color="auto" w:fill="F2F5FA"/>
+            <w:vAlign w:val="center"/>
+          </w:tcPr>
+          <w:p>
+            <w:pPr>
+              <w:spacing w:after="0"/>
+              <w:jc w:val="center"/>
+            </w:pPr>
+            <w:r>
+              <w:rPr>
+                <w:rFonts w:ascii="游ゴシック" w:hAnsi="游ゴシック" w:eastAsia="游ゴシック"/>
+                <w:b w:val="0"/>
+                <w:sz w:val="16"/>
+              </w:rPr>
+              <w:t>No.110</w:t>
+            </w:r>
+          </w:p>
+        </w:tc>
+        <w:tc>
+          <w:tcPr>
+            <w:tcW w:type="dxa" w:w="2608"/>
+            <w:shd w:val="clear" w:color="auto" w:fill="F2F5FA"/>
+            <w:vAlign w:val="center"/>
+          </w:tcPr>
+          <w:p>
+            <w:pPr>
+              <w:spacing w:after="0"/>
+            </w:pPr>
+            <w:r>
+              <w:rPr>
+                <w:rFonts w:ascii="游ゴシック" w:hAnsi="游ゴシック" w:eastAsia="游ゴシック"/>
+                <w:b w:val="0"/>
+                <w:sz w:val="16"/>
+              </w:rPr>
+              <w:t>給付適正化の効果を見込量に織り込まないことでよいか</w:t>
+            </w:r>
+          </w:p>
+        </w:tc>
+        <w:tc>
+          <w:tcPr>
+            <w:tcW w:type="dxa" w:w="4649"/>
+            <w:shd w:val="clear" w:color="auto" w:fill="F2F5FA"/>
+            <w:vAlign w:val="center"/>
+          </w:tcPr>
+          <w:p>
+            <w:pPr>
+              <w:spacing w:after="0"/>
+            </w:pPr>
+            <w:r>
+              <w:rPr>
+                <w:rFonts w:ascii="游ゴシック" w:hAnsi="游ゴシック" w:eastAsia="游ゴシック"/>
+                <w:b w:val="0"/>
+                <w:sz w:val="16"/>
+              </w:rPr>
+              <w:t>給付の適正化による抑制を織り込まず、対象サービスの割合と10％抑制した場合の効きを併記した</w:t>
+            </w:r>
+          </w:p>
+        </w:tc>
+        <w:tc>
+          <w:tcPr>
+            <w:tcW w:type="dxa" w:w="1701"/>
+            <w:shd w:val="clear" w:color="auto" w:fill="F2F5FA"/>
+            <w:vAlign w:val="center"/>
+          </w:tcPr>
+          <w:p>
+            <w:pPr>
+              <w:spacing w:after="0"/>
+            </w:pPr>
+            <w:r>
+              <w:rPr>
+                <w:rFonts w:ascii="游ゴシック" w:hAnsi="游ゴシック" w:eastAsia="游ゴシック"/>
+                <w:b w:val="0"/>
+                <w:sz w:val="16"/>
+              </w:rPr>
+              <w:t>第6章第6節2</w:t>
+            </w:r>
+          </w:p>
+        </w:tc>
+      </w:tr>
+      <w:tr>
+        <w:trPr>
+          <w:cantSplit/>
+        </w:trPr>
+        <w:tc>
+          <w:tcPr>
+            <w:tcW w:type="dxa" w:w="794"/>
+            <w:vAlign w:val="center"/>
+          </w:tcPr>
+          <w:p>
+            <w:pPr>
+              <w:spacing w:after="0"/>
+              <w:jc w:val="center"/>
+            </w:pPr>
+            <w:r>
+              <w:rPr>
+                <w:rFonts w:ascii="游ゴシック" w:hAnsi="游ゴシック" w:eastAsia="游ゴシック"/>
+                <w:b w:val="0"/>
+                <w:sz w:val="16"/>
+              </w:rPr>
+              <w:t>No.150</w:t>
+            </w:r>
+          </w:p>
+        </w:tc>
+        <w:tc>
+          <w:tcPr>
+            <w:tcW w:type="dxa" w:w="2608"/>
+            <w:vAlign w:val="center"/>
+          </w:tcPr>
+          <w:p>
+            <w:pPr>
+              <w:spacing w:after="0"/>
+            </w:pPr>
+            <w:r>
+              <w:rPr>
+                <w:rFonts w:ascii="游ゴシック" w:hAnsi="游ゴシック" w:eastAsia="游ゴシック"/>
+                <w:b w:val="0"/>
+                <w:sz w:val="16"/>
+              </w:rPr>
+              <w:t>認知症総合支援事業の実績のご提供</w:t>
+            </w:r>
+          </w:p>
+        </w:tc>
+        <w:tc>
+          <w:tcPr>
+            <w:tcW w:type="dxa" w:w="4649"/>
+            <w:vAlign w:val="center"/>
+          </w:tcPr>
+          <w:p>
+            <w:pPr>
+              <w:spacing w:after="0"/>
+            </w:pPr>
+            <w:r>
+              <w:rPr>
+                <w:rFonts w:ascii="游ゴシック" w:hAnsi="游ゴシック" w:eastAsia="游ゴシック"/>
+                <w:b w:val="0"/>
+                <w:sz w:val="16"/>
+              </w:rPr>
+              <w:t>量の見込みは掲げず、構成3町の認知症総合支援事業の実施状況を掲げた</w:t>
+            </w:r>
+          </w:p>
+        </w:tc>
+        <w:tc>
+          <w:tcPr>
+            <w:tcW w:type="dxa" w:w="1701"/>
+            <w:vAlign w:val="center"/>
+          </w:tcPr>
+          <w:p>
+            <w:pPr>
+              <w:spacing w:after="0"/>
+            </w:pPr>
+            <w:r>
+              <w:rPr>
+                <w:rFonts w:ascii="游ゴシック" w:hAnsi="游ゴシック" w:eastAsia="游ゴシック"/>
+                <w:b w:val="0"/>
+                <w:sz w:val="16"/>
+              </w:rPr>
+              <w:t>第6章第3節2</w:t>
+            </w:r>
+          </w:p>
+        </w:tc>
+      </w:tr>
+      <w:tr>
+        <w:trPr>
+          <w:cantSplit/>
+        </w:trPr>
+        <w:tc>
+          <w:tcPr>
+            <w:tcW w:type="dxa" w:w="794"/>
+            <w:shd w:val="clear" w:color="auto" w:fill="F2F5FA"/>
+            <w:vAlign w:val="center"/>
+          </w:tcPr>
+          <w:p>
+            <w:pPr>
+              <w:spacing w:after="0"/>
+              <w:jc w:val="center"/>
+            </w:pPr>
+            <w:r>
+              <w:rPr>
+                <w:rFonts w:ascii="游ゴシック" w:hAnsi="游ゴシック" w:eastAsia="游ゴシック"/>
+                <w:b w:val="0"/>
+                <w:sz w:val="16"/>
+              </w:rPr>
+              <w:t>No.98</w:t>
+            </w:r>
+          </w:p>
+        </w:tc>
+        <w:tc>
+          <w:tcPr>
+            <w:tcW w:type="dxa" w:w="2608"/>
+            <w:shd w:val="clear" w:color="auto" w:fill="F2F5FA"/>
+            <w:vAlign w:val="center"/>
+          </w:tcPr>
+          <w:p>
+            <w:pPr>
+              <w:spacing w:after="0"/>
+            </w:pPr>
+            <w:r>
+              <w:rPr>
+                <w:rFonts w:ascii="游ゴシック" w:hAnsi="游ゴシック" w:eastAsia="游ゴシック"/>
+                <w:b w:val="0"/>
+                <w:sz w:val="16"/>
+              </w:rPr>
+              <w:t>基盤整備の選択肢として省令上の類型を計画に掲げるか</w:t>
+            </w:r>
+          </w:p>
+        </w:tc>
+        <w:tc>
+          <w:tcPr>
+            <w:tcW w:type="dxa" w:w="4649"/>
+            <w:shd w:val="clear" w:color="auto" w:fill="F2F5FA"/>
+            <w:vAlign w:val="center"/>
+          </w:tcPr>
+          <w:p>
+            <w:pPr>
+              <w:spacing w:after="0"/>
+            </w:pPr>
+            <w:r>
+              <w:rPr>
+                <w:rFonts w:ascii="游ゴシック" w:hAnsi="游ゴシック" w:eastAsia="游ゴシック"/>
+                <w:b w:val="0"/>
+                <w:sz w:val="16"/>
+              </w:rPr>
+              <w:t>省令上の類型は計画に掲げていない</w:t>
+            </w:r>
+          </w:p>
+        </w:tc>
+        <w:tc>
+          <w:tcPr>
+            <w:tcW w:type="dxa" w:w="1701"/>
+            <w:shd w:val="clear" w:color="auto" w:fill="F2F5FA"/>
+            <w:vAlign w:val="center"/>
+          </w:tcPr>
+          <w:p>
+            <w:pPr>
+              <w:spacing w:after="0"/>
+            </w:pPr>
+            <w:r>
+              <w:rPr>
+                <w:rFonts w:ascii="游ゴシック" w:hAnsi="游ゴシック" w:eastAsia="游ゴシック"/>
+                <w:b w:val="0"/>
+                <w:sz w:val="16"/>
+              </w:rPr>
+              <w:t>―</w:t>
+            </w:r>
+          </w:p>
+        </w:tc>
+      </w:tr>
+      <w:tr>
+        <w:trPr>
+          <w:cantSplit/>
+        </w:trPr>
+        <w:tc>
+          <w:tcPr>
+            <w:tcW w:type="dxa" w:w="794"/>
+            <w:vAlign w:val="center"/>
+          </w:tcPr>
+          <w:p>
+            <w:pPr>
+              <w:spacing w:after="0"/>
+              <w:jc w:val="center"/>
+            </w:pPr>
+            <w:r>
+              <w:rPr>
+                <w:rFonts w:ascii="游ゴシック" w:hAnsi="游ゴシック" w:eastAsia="游ゴシック"/>
+                <w:b w:val="0"/>
+                <w:sz w:val="16"/>
+              </w:rPr>
+              <w:t>No.100</w:t>
+            </w:r>
+          </w:p>
+        </w:tc>
+        <w:tc>
+          <w:tcPr>
+            <w:tcW w:type="dxa" w:w="2608"/>
+            <w:vAlign w:val="center"/>
+          </w:tcPr>
+          <w:p>
+            <w:pPr>
+              <w:spacing w:after="0"/>
+            </w:pPr>
+            <w:r>
+              <w:rPr>
+                <w:rFonts w:ascii="游ゴシック" w:hAnsi="游ゴシック" w:eastAsia="游ゴシック"/>
+                <w:b w:val="0"/>
+                <w:sz w:val="16"/>
+              </w:rPr>
+              <w:t>サービス見込量及び給付費の算定に用いる基準年度と出所</w:t>
+            </w:r>
+          </w:p>
+        </w:tc>
+        <w:tc>
+          <w:tcPr>
+            <w:tcW w:type="dxa" w:w="4649"/>
+            <w:vAlign w:val="center"/>
+          </w:tcPr>
+          <w:p>
+            <w:pPr>
+              <w:spacing w:after="0"/>
+            </w:pPr>
+            <w:r>
+              <w:rPr>
+                <w:rFonts w:ascii="游ゴシック" w:hAnsi="游ゴシック" w:eastAsia="游ゴシック"/>
+                <w:b w:val="0"/>
+                <w:sz w:val="16"/>
+              </w:rPr>
+              <w:t>令和7年度を基準年度とし、総括表の単価により要介護度別の伸びで算定した</w:t>
+            </w:r>
+          </w:p>
+        </w:tc>
+        <w:tc>
+          <w:tcPr>
+            <w:tcW w:type="dxa" w:w="1701"/>
+            <w:vAlign w:val="center"/>
+          </w:tcPr>
+          <w:p>
+            <w:pPr>
+              <w:spacing w:after="0"/>
+            </w:pPr>
+            <w:r>
+              <w:rPr>
+                <w:rFonts w:ascii="游ゴシック" w:hAnsi="游ゴシック" w:eastAsia="游ゴシック"/>
+                <w:b w:val="0"/>
+                <w:sz w:val="16"/>
+              </w:rPr>
+              <w:t>第6章第2節・第3節</w:t>
+            </w:r>
+          </w:p>
+        </w:tc>
+      </w:tr>
+      <w:tr>
+        <w:trPr>
+          <w:cantSplit/>
+        </w:trPr>
+        <w:tc>
+          <w:tcPr>
+            <w:tcW w:type="dxa" w:w="794"/>
+            <w:shd w:val="clear" w:color="auto" w:fill="F2F5FA"/>
+            <w:vAlign w:val="center"/>
+          </w:tcPr>
+          <w:p>
+            <w:pPr>
+              <w:spacing w:after="0"/>
+              <w:jc w:val="center"/>
+            </w:pPr>
+            <w:r>
+              <w:rPr>
+                <w:rFonts w:ascii="游ゴシック" w:hAnsi="游ゴシック" w:eastAsia="游ゴシック"/>
+                <w:b w:val="0"/>
+                <w:sz w:val="16"/>
+              </w:rPr>
+              <w:t>No.101</w:t>
+            </w:r>
+          </w:p>
+        </w:tc>
+        <w:tc>
+          <w:tcPr>
+            <w:tcW w:type="dxa" w:w="2608"/>
+            <w:shd w:val="clear" w:color="auto" w:fill="F2F5FA"/>
+            <w:vAlign w:val="center"/>
+          </w:tcPr>
+          <w:p>
+            <w:pPr>
+              <w:spacing w:after="0"/>
+            </w:pPr>
+            <w:r>
+              <w:rPr>
+                <w:rFonts w:ascii="游ゴシック" w:hAnsi="游ゴシック" w:eastAsia="游ゴシック"/>
+                <w:b w:val="0"/>
+                <w:sz w:val="16"/>
+              </w:rPr>
+              <w:t>計画素案 第6章第2節2の見込量の表の数値の差し替え</w:t>
+            </w:r>
+          </w:p>
+        </w:tc>
+        <w:tc>
+          <w:tcPr>
+            <w:tcW w:type="dxa" w:w="4649"/>
+            <w:shd w:val="clear" w:color="auto" w:fill="F2F5FA"/>
+            <w:vAlign w:val="center"/>
+          </w:tcPr>
+          <w:p>
+            <w:pPr>
+              <w:spacing w:after="0"/>
+            </w:pPr>
+            <w:r>
+              <w:rPr>
+                <w:rFonts w:ascii="游ゴシック" w:hAnsi="游ゴシック" w:eastAsia="游ゴシック"/>
+                <w:b w:val="0"/>
+                <w:sz w:val="16"/>
+              </w:rPr>
+              <w:t>第6章第2節の表は当方の算定による値とし、見える化システムの自然体推計による値は第6節2に対比として掲げた</w:t>
+            </w:r>
+          </w:p>
+        </w:tc>
+        <w:tc>
+          <w:tcPr>
+            <w:tcW w:type="dxa" w:w="1701"/>
+            <w:shd w:val="clear" w:color="auto" w:fill="F2F5FA"/>
+            <w:vAlign w:val="center"/>
+          </w:tcPr>
+          <w:p>
+            <w:pPr>
+              <w:spacing w:after="0"/>
+            </w:pPr>
+            <w:r>
+              <w:rPr>
+                <w:rFonts w:ascii="游ゴシック" w:hAnsi="游ゴシック" w:eastAsia="游ゴシック"/>
+                <w:b w:val="0"/>
+                <w:sz w:val="16"/>
+              </w:rPr>
+              <w:t>第6章第2節・第6節2</w:t>
+            </w:r>
+          </w:p>
+        </w:tc>
+      </w:tr>
+      <w:tr>
+        <w:trPr>
+          <w:cantSplit/>
+        </w:trPr>
+        <w:tc>
+          <w:tcPr>
+            <w:tcW w:type="dxa" w:w="794"/>
+            <w:vAlign w:val="center"/>
+          </w:tcPr>
+          <w:p>
+            <w:pPr>
+              <w:spacing w:after="0"/>
+              <w:jc w:val="center"/>
+            </w:pPr>
+            <w:r>
+              <w:rPr>
+                <w:rFonts w:ascii="游ゴシック" w:hAnsi="游ゴシック" w:eastAsia="游ゴシック"/>
+                <w:b w:val="0"/>
+                <w:sz w:val="16"/>
+              </w:rPr>
+              <w:t>No.103</w:t>
+            </w:r>
+          </w:p>
+        </w:tc>
+        <w:tc>
+          <w:tcPr>
+            <w:tcW w:type="dxa" w:w="2608"/>
+            <w:vAlign w:val="center"/>
+          </w:tcPr>
+          <w:p>
+            <w:pPr>
+              <w:spacing w:after="0"/>
+            </w:pPr>
+            <w:r>
+              <w:rPr>
+                <w:rFonts w:ascii="游ゴシック" w:hAnsi="游ゴシック" w:eastAsia="游ゴシック"/>
+                <w:b w:val="0"/>
+                <w:sz w:val="16"/>
+              </w:rPr>
+              <w:t>令和8年度を基準年度に用いず、季節を理由とする補正も行わないこと</w:t>
+            </w:r>
+          </w:p>
+        </w:tc>
+        <w:tc>
+          <w:tcPr>
+            <w:tcW w:type="dxa" w:w="4649"/>
+            <w:vAlign w:val="center"/>
+          </w:tcPr>
+          <w:p>
+            <w:pPr>
+              <w:spacing w:after="0"/>
+            </w:pPr>
+            <w:r>
+              <w:rPr>
+                <w:rFonts w:ascii="游ゴシック" w:hAnsi="游ゴシック" w:eastAsia="游ゴシック"/>
+                <w:b w:val="0"/>
+                <w:sz w:val="16"/>
+              </w:rPr>
+              <w:t>令和8年度（4か月）を基準年度に用いず、季節による補正も行わない旨を注に明示した</w:t>
+            </w:r>
+          </w:p>
+        </w:tc>
+        <w:tc>
+          <w:tcPr>
+            <w:tcW w:type="dxa" w:w="1701"/>
+            <w:vAlign w:val="center"/>
+          </w:tcPr>
+          <w:p>
+            <w:pPr>
+              <w:spacing w:after="0"/>
+            </w:pPr>
+            <w:r>
+              <w:rPr>
+                <w:rFonts w:ascii="游ゴシック" w:hAnsi="游ゴシック" w:eastAsia="游ゴシック"/>
+                <w:b w:val="0"/>
+                <w:sz w:val="16"/>
+              </w:rPr>
+              <w:t>第6章第2節</w:t>
+            </w:r>
+          </w:p>
+        </w:tc>
+      </w:tr>
+      <w:tr>
+        <w:trPr>
+          <w:cantSplit/>
+        </w:trPr>
+        <w:tc>
+          <w:tcPr>
+            <w:tcW w:type="dxa" w:w="794"/>
+            <w:shd w:val="clear" w:color="auto" w:fill="F2F5FA"/>
+            <w:vAlign w:val="center"/>
+          </w:tcPr>
+          <w:p>
+            <w:pPr>
+              <w:spacing w:after="0"/>
+              <w:jc w:val="center"/>
+            </w:pPr>
+            <w:r>
+              <w:rPr>
+                <w:rFonts w:ascii="游ゴシック" w:hAnsi="游ゴシック" w:eastAsia="游ゴシック"/>
+                <w:b w:val="0"/>
+                <w:sz w:val="16"/>
+              </w:rPr>
+              <w:t>No.107</w:t>
+            </w:r>
+          </w:p>
+        </w:tc>
+        <w:tc>
+          <w:tcPr>
+            <w:tcW w:type="dxa" w:w="2608"/>
+            <w:shd w:val="clear" w:color="auto" w:fill="F2F5FA"/>
+            <w:vAlign w:val="center"/>
+          </w:tcPr>
+          <w:p>
+            <w:pPr>
+              <w:spacing w:after="0"/>
+            </w:pPr>
+            <w:r>
+              <w:rPr>
+                <w:rFonts w:ascii="游ゴシック" w:hAnsi="游ゴシック" w:eastAsia="游ゴシック"/>
+                <w:b w:val="0"/>
+                <w:sz w:val="16"/>
+              </w:rPr>
+              <w:t>施設・居住系の実績の減少を将来へ延長するか</w:t>
+            </w:r>
+          </w:p>
+        </w:tc>
+        <w:tc>
+          <w:tcPr>
+            <w:tcW w:type="dxa" w:w="4649"/>
+            <w:shd w:val="clear" w:color="auto" w:fill="F2F5FA"/>
+            <w:vAlign w:val="center"/>
+          </w:tcPr>
+          <w:p>
+            <w:pPr>
+              <w:spacing w:after="0"/>
+            </w:pPr>
+            <w:r>
+              <w:rPr>
+                <w:rFonts w:ascii="游ゴシック" w:hAnsi="游ゴシック" w:eastAsia="游ゴシック"/>
+                <w:b w:val="0"/>
+                <w:sz w:val="16"/>
+              </w:rPr>
+              <w:t>施設及び居住系サービスの定員の縮小の趨勢を将来へ延長しない旨を注に明示した</w:t>
+            </w:r>
+          </w:p>
+        </w:tc>
+        <w:tc>
+          <w:tcPr>
+            <w:tcW w:type="dxa" w:w="1701"/>
+            <w:shd w:val="clear" w:color="auto" w:fill="F2F5FA"/>
+            <w:vAlign w:val="center"/>
+          </w:tcPr>
+          <w:p>
+            <w:pPr>
+              <w:spacing w:after="0"/>
+            </w:pPr>
+            <w:r>
+              <w:rPr>
+                <w:rFonts w:ascii="游ゴシック" w:hAnsi="游ゴシック" w:eastAsia="游ゴシック"/>
+                <w:b w:val="0"/>
+                <w:sz w:val="16"/>
               </w:rPr>
               <w:t>第6章第2節</w:t>
             </w:r>
@@ -9835,19 +10520,6 @@
           <w:sz w:val="17"/>
         </w:rPr>
         <w:t>資料：業務工程管理表 03_確認事項一覧、計画素案</w:t>
-      </w:r>
-    </w:p>
-    <w:p>
-      <w:pPr>
-        <w:ind w:left="227"/>
-      </w:pPr>
-      <w:r>
-        <w:rPr>
-          <w:rFonts w:ascii="游ゴシック" w:hAnsi="游ゴシック" w:eastAsia="游ゴシック"/>
-          <w:b w:val="0"/>
-          <w:sz w:val="18"/>
-        </w:rPr>
-        <w:t>※ 混合型特定施設入居者生活介護に係る必要利用定員総数（No.113）は、介護保険法第117条第3項が勘案事項として挙げるものです。本計画では定めないこととして記載しています。区域内の事業所の類型（混合型・介護専用型）は［要確認］であり、北海道の指定事業所一覧による確認をお願いしています。</w:t>
       </w:r>
     </w:p>
     <w:p>

--- a/output/第10期計画_3町合同意見交換会資料.docx
+++ b/output/第10期計画_3町合同意見交換会資料.docx
@@ -4531,7 +4531,7 @@
                 <w:b/>
                 <w:sz w:val="18"/>
               </w:rPr>
-              <w:t>改定率1％あたり月額＋61円。単価の年率1.75％の伸びを見込まないことは月額＋245円〜＋327円に当たる</w:t>
+              <w:t>改定率1％あたり月額＋61円。単価の年率1.32％から1.75％の伸びを見込まないことは月額＋245円〜＋327円に当たり、令和8年度の水準（残差＋1.63％）に置くと月額＋99円（確認事項No.104）</w:t>
             </w:r>
           </w:p>
         </w:tc>
@@ -9160,7 +9160,7 @@
           <w:b/>
           <w:sz w:val="22"/>
         </w:rPr>
-        <w:t>3　受託者が仮置きにより進めた事項（14件）</w:t>
+        <w:t>3　受託者が仮置きにより進めた事項（38件）</w:t>
       </w:r>
     </w:p>
     <w:p>
@@ -10504,6 +10504,2022 @@
                 <w:sz w:val="16"/>
               </w:rPr>
               <w:t>第6章第2節</w:t>
+            </w:r>
+          </w:p>
+        </w:tc>
+      </w:tr>
+      <w:tr>
+        <w:trPr>
+          <w:cantSplit/>
+        </w:trPr>
+        <w:tc>
+          <w:tcPr>
+            <w:tcW w:type="dxa" w:w="794"/>
+            <w:vAlign w:val="center"/>
+          </w:tcPr>
+          <w:p>
+            <w:pPr>
+              <w:spacing w:after="0"/>
+              <w:jc w:val="center"/>
+            </w:pPr>
+            <w:r>
+              <w:rPr>
+                <w:rFonts w:ascii="游ゴシック" w:hAnsi="游ゴシック" w:eastAsia="游ゴシック"/>
+                <w:b w:val="0"/>
+                <w:sz w:val="16"/>
+              </w:rPr>
+              <w:t>No.141</w:t>
+            </w:r>
+          </w:p>
+        </w:tc>
+        <w:tc>
+          <w:tcPr>
+            <w:tcW w:type="dxa" w:w="2608"/>
+            <w:vAlign w:val="center"/>
+          </w:tcPr>
+          <w:p>
+            <w:pPr>
+              <w:spacing w:after="0"/>
+            </w:pPr>
+            <w:r>
+              <w:rPr>
+                <w:rFonts w:ascii="游ゴシック" w:hAnsi="游ゴシック" w:eastAsia="游ゴシック"/>
+                <w:b w:val="0"/>
+                <w:sz w:val="16"/>
+              </w:rPr>
+              <w:t>区域を越えた施設利用の扱い</w:t>
+            </w:r>
+          </w:p>
+        </w:tc>
+        <w:tc>
+          <w:tcPr>
+            <w:tcW w:type="dxa" w:w="4649"/>
+            <w:vAlign w:val="center"/>
+          </w:tcPr>
+          <w:p>
+            <w:pPr>
+              <w:spacing w:after="0"/>
+            </w:pPr>
+            <w:r>
+              <w:rPr>
+                <w:rFonts w:ascii="游ゴシック" w:hAnsi="游ゴシック" w:eastAsia="游ゴシック"/>
+                <w:b w:val="0"/>
+                <w:sz w:val="16"/>
+              </w:rPr>
+              <w:t>必要利用定員総数は現に指定を受けている定員を基礎とするもので、第2節の見込量（当連合の被保険者の受給者数）とは数える対象が異なる旨を注に明示した</w:t>
+            </w:r>
+          </w:p>
+        </w:tc>
+        <w:tc>
+          <w:tcPr>
+            <w:tcW w:type="dxa" w:w="1701"/>
+            <w:vAlign w:val="center"/>
+          </w:tcPr>
+          <w:p>
+            <w:pPr>
+              <w:spacing w:after="0"/>
+            </w:pPr>
+            <w:r>
+              <w:rPr>
+                <w:rFonts w:ascii="游ゴシック" w:hAnsi="游ゴシック" w:eastAsia="游ゴシック"/>
+                <w:b w:val="0"/>
+                <w:sz w:val="16"/>
+              </w:rPr>
+              <w:t>第6章第4節4</w:t>
+            </w:r>
+          </w:p>
+        </w:tc>
+      </w:tr>
+      <w:tr>
+        <w:trPr>
+          <w:cantSplit/>
+        </w:trPr>
+        <w:tc>
+          <w:tcPr>
+            <w:tcW w:type="dxa" w:w="794"/>
+            <w:shd w:val="clear" w:color="auto" w:fill="F2F5FA"/>
+            <w:vAlign w:val="center"/>
+          </w:tcPr>
+          <w:p>
+            <w:pPr>
+              <w:spacing w:after="0"/>
+              <w:jc w:val="center"/>
+            </w:pPr>
+            <w:r>
+              <w:rPr>
+                <w:rFonts w:ascii="游ゴシック" w:hAnsi="游ゴシック" w:eastAsia="游ゴシック"/>
+                <w:b w:val="0"/>
+                <w:sz w:val="16"/>
+              </w:rPr>
+              <w:t>No.146</w:t>
+            </w:r>
+          </w:p>
+        </w:tc>
+        <w:tc>
+          <w:tcPr>
+            <w:tcW w:type="dxa" w:w="2608"/>
+            <w:shd w:val="clear" w:color="auto" w:fill="F2F5FA"/>
+            <w:vAlign w:val="center"/>
+          </w:tcPr>
+          <w:p>
+            <w:pPr>
+              <w:spacing w:after="0"/>
+            </w:pPr>
+            <w:r>
+              <w:rPr>
+                <w:rFonts w:ascii="游ゴシック" w:hAnsi="游ゴシック" w:eastAsia="游ゴシック"/>
+                <w:b w:val="0"/>
+                <w:sz w:val="16"/>
+              </w:rPr>
+              <w:t>見込量の伸びを要介護度別に改めてよいか</w:t>
+            </w:r>
+          </w:p>
+        </w:tc>
+        <w:tc>
+          <w:tcPr>
+            <w:tcW w:type="dxa" w:w="4649"/>
+            <w:shd w:val="clear" w:color="auto" w:fill="F2F5FA"/>
+            <w:vAlign w:val="center"/>
+          </w:tcPr>
+          <w:p>
+            <w:pPr>
+              <w:spacing w:after="0"/>
+            </w:pPr>
+            <w:r>
+              <w:rPr>
+                <w:rFonts w:ascii="游ゴシック" w:hAnsi="游ゴシック" w:eastAsia="游ゴシック"/>
+                <w:b w:val="0"/>
+                <w:sz w:val="16"/>
+              </w:rPr>
+              <w:t>要介護度別の伸びによる算定を採り、一律の伸びによる値との差を併記した</w:t>
+            </w:r>
+          </w:p>
+        </w:tc>
+        <w:tc>
+          <w:tcPr>
+            <w:tcW w:type="dxa" w:w="1701"/>
+            <w:shd w:val="clear" w:color="auto" w:fill="F2F5FA"/>
+            <w:vAlign w:val="center"/>
+          </w:tcPr>
+          <w:p>
+            <w:pPr>
+              <w:spacing w:after="0"/>
+            </w:pPr>
+            <w:r>
+              <w:rPr>
+                <w:rFonts w:ascii="游ゴシック" w:hAnsi="游ゴシック" w:eastAsia="游ゴシック"/>
+                <w:b w:val="0"/>
+                <w:sz w:val="16"/>
+              </w:rPr>
+              <w:t>第6章第6節2</w:t>
+            </w:r>
+          </w:p>
+        </w:tc>
+      </w:tr>
+      <w:tr>
+        <w:trPr>
+          <w:cantSplit/>
+        </w:trPr>
+        <w:tc>
+          <w:tcPr>
+            <w:tcW w:type="dxa" w:w="794"/>
+            <w:vAlign w:val="center"/>
+          </w:tcPr>
+          <w:p>
+            <w:pPr>
+              <w:spacing w:after="0"/>
+              <w:jc w:val="center"/>
+            </w:pPr>
+            <w:r>
+              <w:rPr>
+                <w:rFonts w:ascii="游ゴシック" w:hAnsi="游ゴシック" w:eastAsia="游ゴシック"/>
+                <w:b w:val="0"/>
+                <w:sz w:val="16"/>
+              </w:rPr>
+              <w:t>No.151</w:t>
+            </w:r>
+          </w:p>
+        </w:tc>
+        <w:tc>
+          <w:tcPr>
+            <w:tcW w:type="dxa" w:w="2608"/>
+            <w:vAlign w:val="center"/>
+          </w:tcPr>
+          <w:p>
+            <w:pPr>
+              <w:spacing w:after="0"/>
+            </w:pPr>
+            <w:r>
+              <w:rPr>
+                <w:rFonts w:ascii="游ゴシック" w:hAnsi="游ゴシック" w:eastAsia="游ゴシック"/>
+                <w:b w:val="0"/>
+                <w:sz w:val="16"/>
+              </w:rPr>
+              <w:t>認知症対応型共同生活介護を対計画比の補正の対象から外してよいか</w:t>
+            </w:r>
+          </w:p>
+        </w:tc>
+        <w:tc>
+          <w:tcPr>
+            <w:tcW w:type="dxa" w:w="4649"/>
+            <w:vAlign w:val="center"/>
+          </w:tcPr>
+          <w:p>
+            <w:pPr>
+              <w:spacing w:after="0"/>
+            </w:pPr>
+            <w:r>
+              <w:rPr>
+                <w:rFonts w:ascii="游ゴシック" w:hAnsi="游ゴシック" w:eastAsia="游ゴシック"/>
+                <w:b w:val="0"/>
+                <w:sz w:val="16"/>
+              </w:rPr>
+              <w:t>認知症対応型共同生活介護及び介護老人福祉施設は、実績の減少が定員の縮小によるものであるため、補正を行う場合でも対象から外す扱いとする旨を明示した</w:t>
+            </w:r>
+          </w:p>
+        </w:tc>
+        <w:tc>
+          <w:tcPr>
+            <w:tcW w:type="dxa" w:w="1701"/>
+            <w:vAlign w:val="center"/>
+          </w:tcPr>
+          <w:p>
+            <w:pPr>
+              <w:spacing w:after="0"/>
+            </w:pPr>
+            <w:r>
+              <w:rPr>
+                <w:rFonts w:ascii="游ゴシック" w:hAnsi="游ゴシック" w:eastAsia="游ゴシック"/>
+                <w:b w:val="0"/>
+                <w:sz w:val="16"/>
+              </w:rPr>
+              <w:t>第6章第6節2</w:t>
+            </w:r>
+          </w:p>
+        </w:tc>
+      </w:tr>
+      <w:tr>
+        <w:trPr>
+          <w:cantSplit/>
+        </w:trPr>
+        <w:tc>
+          <w:tcPr>
+            <w:tcW w:type="dxa" w:w="794"/>
+            <w:shd w:val="clear" w:color="auto" w:fill="F2F5FA"/>
+            <w:vAlign w:val="center"/>
+          </w:tcPr>
+          <w:p>
+            <w:pPr>
+              <w:spacing w:after="0"/>
+              <w:jc w:val="center"/>
+            </w:pPr>
+            <w:r>
+              <w:rPr>
+                <w:rFonts w:ascii="游ゴシック" w:hAnsi="游ゴシック" w:eastAsia="游ゴシック"/>
+                <w:b w:val="0"/>
+                <w:sz w:val="16"/>
+              </w:rPr>
+              <w:t>No.93</w:t>
+            </w:r>
+          </w:p>
+        </w:tc>
+        <w:tc>
+          <w:tcPr>
+            <w:tcW w:type="dxa" w:w="2608"/>
+            <w:shd w:val="clear" w:color="auto" w:fill="F2F5FA"/>
+            <w:vAlign w:val="center"/>
+          </w:tcPr>
+          <w:p>
+            <w:pPr>
+              <w:spacing w:after="0"/>
+            </w:pPr>
+            <w:r>
+              <w:rPr>
+                <w:rFonts w:ascii="游ゴシック" w:hAnsi="游ゴシック" w:eastAsia="游ゴシック"/>
+                <w:b w:val="0"/>
+                <w:sz w:val="16"/>
+              </w:rPr>
+              <w:t>財政調整交付金の算定における給付適正化主要3事業の取組状況の勘案</w:t>
+            </w:r>
+          </w:p>
+        </w:tc>
+        <w:tc>
+          <w:tcPr>
+            <w:tcW w:type="dxa" w:w="4649"/>
+            <w:shd w:val="clear" w:color="auto" w:fill="F2F5FA"/>
+            <w:vAlign w:val="center"/>
+          </w:tcPr>
+          <w:p>
+            <w:pPr>
+              <w:spacing w:after="0"/>
+            </w:pPr>
+            <w:r>
+              <w:rPr>
+                <w:rFonts w:ascii="游ゴシック" w:hAnsi="游ゴシック" w:eastAsia="游ゴシック"/>
+                <w:b w:val="0"/>
+                <w:sz w:val="16"/>
+              </w:rPr>
+              <w:t>主要3事業の取組状況が調整交付金の算定に勘案されることと、本計画がその減額を織り込んでいないことを明示した</w:t>
+            </w:r>
+          </w:p>
+        </w:tc>
+        <w:tc>
+          <w:tcPr>
+            <w:tcW w:type="dxa" w:w="1701"/>
+            <w:shd w:val="clear" w:color="auto" w:fill="F2F5FA"/>
+            <w:vAlign w:val="center"/>
+          </w:tcPr>
+          <w:p>
+            <w:pPr>
+              <w:spacing w:after="0"/>
+            </w:pPr>
+            <w:r>
+              <w:rPr>
+                <w:rFonts w:ascii="游ゴシック" w:hAnsi="游ゴシック" w:eastAsia="游ゴシック"/>
+                <w:b w:val="0"/>
+                <w:sz w:val="16"/>
+              </w:rPr>
+              <w:t>第5章 基本目標5・第6章第6節4</w:t>
+            </w:r>
+          </w:p>
+        </w:tc>
+      </w:tr>
+      <w:tr>
+        <w:trPr>
+          <w:cantSplit/>
+        </w:trPr>
+        <w:tc>
+          <w:tcPr>
+            <w:tcW w:type="dxa" w:w="794"/>
+            <w:vAlign w:val="center"/>
+          </w:tcPr>
+          <w:p>
+            <w:pPr>
+              <w:spacing w:after="0"/>
+              <w:jc w:val="center"/>
+            </w:pPr>
+            <w:r>
+              <w:rPr>
+                <w:rFonts w:ascii="游ゴシック" w:hAnsi="游ゴシック" w:eastAsia="游ゴシック"/>
+                <w:b w:val="0"/>
+                <w:sz w:val="16"/>
+              </w:rPr>
+              <w:t>No.82</w:t>
+            </w:r>
+          </w:p>
+        </w:tc>
+        <w:tc>
+          <w:tcPr>
+            <w:tcW w:type="dxa" w:w="2608"/>
+            <w:vAlign w:val="center"/>
+          </w:tcPr>
+          <w:p>
+            <w:pPr>
+              <w:spacing w:after="0"/>
+            </w:pPr>
+            <w:r>
+              <w:rPr>
+                <w:rFonts w:ascii="游ゴシック" w:hAnsi="游ゴシック" w:eastAsia="游ゴシック"/>
+                <w:b w:val="0"/>
+                <w:sz w:val="16"/>
+              </w:rPr>
+              <w:t>構成町の一般会計繰入金の町別按分の方法</w:t>
+            </w:r>
+          </w:p>
+        </w:tc>
+        <w:tc>
+          <w:tcPr>
+            <w:tcW w:type="dxa" w:w="4649"/>
+            <w:vAlign w:val="center"/>
+          </w:tcPr>
+          <w:p>
+            <w:pPr>
+              <w:spacing w:after="0"/>
+            </w:pPr>
+            <w:r>
+              <w:rPr>
+                <w:rFonts w:ascii="游ゴシック" w:hAnsi="游ゴシック" w:eastAsia="游ゴシック"/>
+                <w:b w:val="0"/>
+                <w:sz w:val="16"/>
+              </w:rPr>
+              <w:t>町別への按分は規約によるため算定できないものとして、構成町の一般会計繰入金は3町計の概算のみを示した</w:t>
+            </w:r>
+          </w:p>
+        </w:tc>
+        <w:tc>
+          <w:tcPr>
+            <w:tcW w:type="dxa" w:w="1701"/>
+            <w:vAlign w:val="center"/>
+          </w:tcPr>
+          <w:p>
+            <w:pPr>
+              <w:spacing w:after="0"/>
+            </w:pPr>
+            <w:r>
+              <w:rPr>
+                <w:rFonts w:ascii="游ゴシック" w:hAnsi="游ゴシック" w:eastAsia="游ゴシック"/>
+                <w:b w:val="0"/>
+                <w:sz w:val="16"/>
+              </w:rPr>
+              <w:t>―</w:t>
+            </w:r>
+          </w:p>
+        </w:tc>
+      </w:tr>
+      <w:tr>
+        <w:trPr>
+          <w:cantSplit/>
+        </w:trPr>
+        <w:tc>
+          <w:tcPr>
+            <w:tcW w:type="dxa" w:w="794"/>
+            <w:shd w:val="clear" w:color="auto" w:fill="F2F5FA"/>
+            <w:vAlign w:val="center"/>
+          </w:tcPr>
+          <w:p>
+            <w:pPr>
+              <w:spacing w:after="0"/>
+              <w:jc w:val="center"/>
+            </w:pPr>
+            <w:r>
+              <w:rPr>
+                <w:rFonts w:ascii="游ゴシック" w:hAnsi="游ゴシック" w:eastAsia="游ゴシック"/>
+                <w:b w:val="0"/>
+                <w:sz w:val="16"/>
+              </w:rPr>
+              <w:t>No.123</w:t>
+            </w:r>
+          </w:p>
+        </w:tc>
+        <w:tc>
+          <w:tcPr>
+            <w:tcW w:type="dxa" w:w="2608"/>
+            <w:shd w:val="clear" w:color="auto" w:fill="F2F5FA"/>
+            <w:vAlign w:val="center"/>
+          </w:tcPr>
+          <w:p>
+            <w:pPr>
+              <w:spacing w:after="0"/>
+            </w:pPr>
+            <w:r>
+              <w:rPr>
+                <w:rFonts w:ascii="游ゴシック" w:hAnsi="游ゴシック" w:eastAsia="游ゴシック"/>
+                <w:b w:val="0"/>
+                <w:sz w:val="16"/>
+              </w:rPr>
+              <w:t>見える化システムの施設・居住系の画面から先へ進めない件</w:t>
+            </w:r>
+          </w:p>
+        </w:tc>
+        <w:tc>
+          <w:tcPr>
+            <w:tcW w:type="dxa" w:w="4649"/>
+            <w:shd w:val="clear" w:color="auto" w:fill="F2F5FA"/>
+            <w:vAlign w:val="center"/>
+          </w:tcPr>
+          <w:p>
+            <w:pPr>
+              <w:spacing w:after="0"/>
+            </w:pPr>
+            <w:r>
+              <w:rPr>
+                <w:rFonts w:ascii="游ゴシック" w:hAnsi="游ゴシック" w:eastAsia="游ゴシック"/>
+                <w:b w:val="0"/>
+                <w:sz w:val="16"/>
+              </w:rPr>
+              <w:t>見える化システムの推計値は現行の自然体推計のまま、給付費の置き方の対比（③）として掲げた</w:t>
+            </w:r>
+          </w:p>
+        </w:tc>
+        <w:tc>
+          <w:tcPr>
+            <w:tcW w:type="dxa" w:w="1701"/>
+            <w:shd w:val="clear" w:color="auto" w:fill="F2F5FA"/>
+            <w:vAlign w:val="center"/>
+          </w:tcPr>
+          <w:p>
+            <w:pPr>
+              <w:spacing w:after="0"/>
+            </w:pPr>
+            <w:r>
+              <w:rPr>
+                <w:rFonts w:ascii="游ゴシック" w:hAnsi="游ゴシック" w:eastAsia="游ゴシック"/>
+                <w:b w:val="0"/>
+                <w:sz w:val="16"/>
+              </w:rPr>
+              <w:t>第6章第6節2</w:t>
+            </w:r>
+          </w:p>
+        </w:tc>
+      </w:tr>
+      <w:tr>
+        <w:trPr>
+          <w:cantSplit/>
+        </w:trPr>
+        <w:tc>
+          <w:tcPr>
+            <w:tcW w:type="dxa" w:w="794"/>
+            <w:vAlign w:val="center"/>
+          </w:tcPr>
+          <w:p>
+            <w:pPr>
+              <w:spacing w:after="0"/>
+              <w:jc w:val="center"/>
+            </w:pPr>
+            <w:r>
+              <w:rPr>
+                <w:rFonts w:ascii="游ゴシック" w:hAnsi="游ゴシック" w:eastAsia="游ゴシック"/>
+                <w:b w:val="0"/>
+                <w:sz w:val="16"/>
+              </w:rPr>
+              <w:t>No.126</w:t>
+            </w:r>
+          </w:p>
+        </w:tc>
+        <w:tc>
+          <w:tcPr>
+            <w:tcW w:type="dxa" w:w="2608"/>
+            <w:vAlign w:val="center"/>
+          </w:tcPr>
+          <w:p>
+            <w:pPr>
+              <w:spacing w:after="0"/>
+            </w:pPr>
+            <w:r>
+              <w:rPr>
+                <w:rFonts w:ascii="游ゴシック" w:hAnsi="游ゴシック" w:eastAsia="游ゴシック"/>
+                <w:b w:val="0"/>
+                <w:sz w:val="16"/>
+              </w:rPr>
+              <w:t>見える化システムの推計方式は基本推計でよいか</w:t>
+            </w:r>
+          </w:p>
+        </w:tc>
+        <w:tc>
+          <w:tcPr>
+            <w:tcW w:type="dxa" w:w="4649"/>
+            <w:vAlign w:val="center"/>
+          </w:tcPr>
+          <w:p>
+            <w:pPr>
+              <w:spacing w:after="0"/>
+            </w:pPr>
+            <w:r>
+              <w:rPr>
+                <w:rFonts w:ascii="游ゴシック" w:hAnsi="游ゴシック" w:eastAsia="游ゴシック"/>
+                <w:b w:val="0"/>
+                <w:sz w:val="16"/>
+              </w:rPr>
+              <w:t>年齢階級別の人口に階級別・要介護度別の認定率を乗じる方法（見える化システムの基本推計に近いもの）により算定した</w:t>
+            </w:r>
+          </w:p>
+        </w:tc>
+        <w:tc>
+          <w:tcPr>
+            <w:tcW w:type="dxa" w:w="1701"/>
+            <w:vAlign w:val="center"/>
+          </w:tcPr>
+          <w:p>
+            <w:pPr>
+              <w:spacing w:after="0"/>
+            </w:pPr>
+            <w:r>
+              <w:rPr>
+                <w:rFonts w:ascii="游ゴシック" w:hAnsi="游ゴシック" w:eastAsia="游ゴシック"/>
+                <w:b w:val="0"/>
+                <w:sz w:val="16"/>
+              </w:rPr>
+              <w:t>第6章第1節・第2節</w:t>
+            </w:r>
+          </w:p>
+        </w:tc>
+      </w:tr>
+      <w:tr>
+        <w:trPr>
+          <w:cantSplit/>
+        </w:trPr>
+        <w:tc>
+          <w:tcPr>
+            <w:tcW w:type="dxa" w:w="794"/>
+            <w:shd w:val="clear" w:color="auto" w:fill="F2F5FA"/>
+            <w:vAlign w:val="center"/>
+          </w:tcPr>
+          <w:p>
+            <w:pPr>
+              <w:spacing w:after="0"/>
+              <w:jc w:val="center"/>
+            </w:pPr>
+            <w:r>
+              <w:rPr>
+                <w:rFonts w:ascii="游ゴシック" w:hAnsi="游ゴシック" w:eastAsia="游ゴシック"/>
+                <w:b w:val="0"/>
+                <w:sz w:val="16"/>
+              </w:rPr>
+              <w:t>No.130</w:t>
+            </w:r>
+          </w:p>
+        </w:tc>
+        <w:tc>
+          <w:tcPr>
+            <w:tcW w:type="dxa" w:w="2608"/>
+            <w:shd w:val="clear" w:color="auto" w:fill="F2F5FA"/>
+            <w:vAlign w:val="center"/>
+          </w:tcPr>
+          <w:p>
+            <w:pPr>
+              <w:spacing w:after="0"/>
+            </w:pPr>
+            <w:r>
+              <w:rPr>
+                <w:rFonts w:ascii="游ゴシック" w:hAnsi="游ゴシック" w:eastAsia="游ゴシック"/>
+                <w:b w:val="0"/>
+                <w:sz w:val="16"/>
+              </w:rPr>
+              <w:t>認知症基本法第13条の市町村認知症施策推進計画をどう扱うか</w:t>
+            </w:r>
+          </w:p>
+        </w:tc>
+        <w:tc>
+          <w:tcPr>
+            <w:tcW w:type="dxa" w:w="4649"/>
+            <w:shd w:val="clear" w:color="auto" w:fill="F2F5FA"/>
+            <w:vAlign w:val="center"/>
+          </w:tcPr>
+          <w:p>
+            <w:pPr>
+              <w:spacing w:after="0"/>
+            </w:pPr>
+            <w:r>
+              <w:rPr>
+                <w:rFonts w:ascii="游ゴシック" w:hAnsi="游ゴシック" w:eastAsia="游ゴシック"/>
+                <w:b w:val="0"/>
+                <w:sz w:val="16"/>
+              </w:rPr>
+              <w:t>認知症基本法第13条の市町村認知症施策推進計画は構成3町がそれぞれ策定するものとして反映した</w:t>
+            </w:r>
+          </w:p>
+        </w:tc>
+        <w:tc>
+          <w:tcPr>
+            <w:tcW w:type="dxa" w:w="1701"/>
+            <w:shd w:val="clear" w:color="auto" w:fill="F2F5FA"/>
+            <w:vAlign w:val="center"/>
+          </w:tcPr>
+          <w:p>
+            <w:pPr>
+              <w:spacing w:after="0"/>
+            </w:pPr>
+            <w:r>
+              <w:rPr>
+                <w:rFonts w:ascii="游ゴシック" w:hAnsi="游ゴシック" w:eastAsia="游ゴシック"/>
+                <w:b w:val="0"/>
+                <w:sz w:val="16"/>
+              </w:rPr>
+              <w:t>第1章第2節・第8節・第5章 基本目標2・資料2</w:t>
+            </w:r>
+          </w:p>
+        </w:tc>
+      </w:tr>
+      <w:tr>
+        <w:trPr>
+          <w:cantSplit/>
+        </w:trPr>
+        <w:tc>
+          <w:tcPr>
+            <w:tcW w:type="dxa" w:w="794"/>
+            <w:vAlign w:val="center"/>
+          </w:tcPr>
+          <w:p>
+            <w:pPr>
+              <w:spacing w:after="0"/>
+              <w:jc w:val="center"/>
+            </w:pPr>
+            <w:r>
+              <w:rPr>
+                <w:rFonts w:ascii="游ゴシック" w:hAnsi="游ゴシック" w:eastAsia="游ゴシック"/>
+                <w:b w:val="0"/>
+                <w:sz w:val="16"/>
+              </w:rPr>
+              <w:t>No.104</w:t>
+            </w:r>
+          </w:p>
+        </w:tc>
+        <w:tc>
+          <w:tcPr>
+            <w:tcW w:type="dxa" w:w="2608"/>
+            <w:vAlign w:val="center"/>
+          </w:tcPr>
+          <w:p>
+            <w:pPr>
+              <w:spacing w:after="0"/>
+            </w:pPr>
+            <w:r>
+              <w:rPr>
+                <w:rFonts w:ascii="游ゴシック" w:hAnsi="游ゴシック" w:eastAsia="游ゴシック"/>
+                <w:b w:val="0"/>
+                <w:sz w:val="16"/>
+              </w:rPr>
+              <w:t>第10期の単価を令和7年度で固定するか、令和8年度の水準を反映するか</w:t>
+            </w:r>
+          </w:p>
+        </w:tc>
+        <w:tc>
+          <w:tcPr>
+            <w:tcW w:type="dxa" w:w="4649"/>
+            <w:vAlign w:val="center"/>
+          </w:tcPr>
+          <w:p>
+            <w:pPr>
+              <w:spacing w:after="0"/>
+            </w:pPr>
+            <w:r>
+              <w:rPr>
+                <w:rFonts w:ascii="游ゴシック" w:hAnsi="游ゴシック" w:eastAsia="游ゴシック"/>
+                <w:b w:val="0"/>
+                <w:sz w:val="16"/>
+              </w:rPr>
+              <w:t>単価を令和7年度で固定し、令和8年度の水準（残差）に置いた場合の月額への効きを据え置きの一覧に示した</w:t>
+            </w:r>
+          </w:p>
+        </w:tc>
+        <w:tc>
+          <w:tcPr>
+            <w:tcW w:type="dxa" w:w="1701"/>
+            <w:vAlign w:val="center"/>
+          </w:tcPr>
+          <w:p>
+            <w:pPr>
+              <w:spacing w:after="0"/>
+            </w:pPr>
+            <w:r>
+              <w:rPr>
+                <w:rFonts w:ascii="游ゴシック" w:hAnsi="游ゴシック" w:eastAsia="游ゴシック"/>
+                <w:b w:val="0"/>
+                <w:sz w:val="16"/>
+              </w:rPr>
+              <w:t>―</w:t>
+            </w:r>
+          </w:p>
+        </w:tc>
+      </w:tr>
+      <w:tr>
+        <w:trPr>
+          <w:cantSplit/>
+        </w:trPr>
+        <w:tc>
+          <w:tcPr>
+            <w:tcW w:type="dxa" w:w="794"/>
+            <w:shd w:val="clear" w:color="auto" w:fill="F2F5FA"/>
+            <w:vAlign w:val="center"/>
+          </w:tcPr>
+          <w:p>
+            <w:pPr>
+              <w:spacing w:after="0"/>
+              <w:jc w:val="center"/>
+            </w:pPr>
+            <w:r>
+              <w:rPr>
+                <w:rFonts w:ascii="游ゴシック" w:hAnsi="游ゴシック" w:eastAsia="游ゴシック"/>
+                <w:b w:val="0"/>
+                <w:sz w:val="16"/>
+              </w:rPr>
+              <w:t>No.109</w:t>
+            </w:r>
+          </w:p>
+        </w:tc>
+        <w:tc>
+          <w:tcPr>
+            <w:tcW w:type="dxa" w:w="2608"/>
+            <w:shd w:val="clear" w:color="auto" w:fill="F2F5FA"/>
+            <w:vAlign w:val="center"/>
+          </w:tcPr>
+          <w:p>
+            <w:pPr>
+              <w:spacing w:after="0"/>
+            </w:pPr>
+            <w:r>
+              <w:rPr>
+                <w:rFonts w:ascii="游ゴシック" w:hAnsi="游ゴシック" w:eastAsia="游ゴシック"/>
+                <w:b w:val="0"/>
+                <w:sz w:val="16"/>
+              </w:rPr>
+              <w:t>第10期の単価を令和7年度で固定するか、実績の趨勢を置くか</w:t>
+            </w:r>
+          </w:p>
+        </w:tc>
+        <w:tc>
+          <w:tcPr>
+            <w:tcW w:type="dxa" w:w="4649"/>
+            <w:shd w:val="clear" w:color="auto" w:fill="F2F5FA"/>
+            <w:vAlign w:val="center"/>
+          </w:tcPr>
+          <w:p>
+            <w:pPr>
+              <w:spacing w:after="0"/>
+            </w:pPr>
+            <w:r>
+              <w:rPr>
+                <w:rFonts w:ascii="游ゴシック" w:hAnsi="游ゴシック" w:eastAsia="游ゴシック"/>
+                <w:b w:val="0"/>
+                <w:sz w:val="16"/>
+              </w:rPr>
+              <w:t>単価を令和7年度で固定し、実績の趨勢を置いた場合の月額への効きを併記した</w:t>
+            </w:r>
+          </w:p>
+        </w:tc>
+        <w:tc>
+          <w:tcPr>
+            <w:tcW w:type="dxa" w:w="1701"/>
+            <w:shd w:val="clear" w:color="auto" w:fill="F2F5FA"/>
+            <w:vAlign w:val="center"/>
+          </w:tcPr>
+          <w:p>
+            <w:pPr>
+              <w:spacing w:after="0"/>
+            </w:pPr>
+            <w:r>
+              <w:rPr>
+                <w:rFonts w:ascii="游ゴシック" w:hAnsi="游ゴシック" w:eastAsia="游ゴシック"/>
+                <w:b w:val="0"/>
+                <w:sz w:val="16"/>
+              </w:rPr>
+              <w:t>第6章第6節2</w:t>
+            </w:r>
+          </w:p>
+        </w:tc>
+      </w:tr>
+      <w:tr>
+        <w:trPr>
+          <w:cantSplit/>
+        </w:trPr>
+        <w:tc>
+          <w:tcPr>
+            <w:tcW w:type="dxa" w:w="794"/>
+            <w:vAlign w:val="center"/>
+          </w:tcPr>
+          <w:p>
+            <w:pPr>
+              <w:spacing w:after="0"/>
+              <w:jc w:val="center"/>
+            </w:pPr>
+            <w:r>
+              <w:rPr>
+                <w:rFonts w:ascii="游ゴシック" w:hAnsi="游ゴシック" w:eastAsia="游ゴシック"/>
+                <w:b w:val="0"/>
+                <w:sz w:val="16"/>
+              </w:rPr>
+              <w:t>No.114</w:t>
+            </w:r>
+          </w:p>
+        </w:tc>
+        <w:tc>
+          <w:tcPr>
+            <w:tcW w:type="dxa" w:w="2608"/>
+            <w:vAlign w:val="center"/>
+          </w:tcPr>
+          <w:p>
+            <w:pPr>
+              <w:spacing w:after="0"/>
+            </w:pPr>
+            <w:r>
+              <w:rPr>
+                <w:rFonts w:ascii="游ゴシック" w:hAnsi="游ゴシック" w:eastAsia="游ゴシック"/>
+                <w:b w:val="0"/>
+                <w:sz w:val="16"/>
+              </w:rPr>
+              <w:t>令和22年度までの中長期推計をどこまで算定するか</w:t>
+            </w:r>
+          </w:p>
+        </w:tc>
+        <w:tc>
+          <w:tcPr>
+            <w:tcW w:type="dxa" w:w="4649"/>
+            <w:vAlign w:val="center"/>
+          </w:tcPr>
+          <w:p>
+            <w:pPr>
+              <w:spacing w:after="0"/>
+            </w:pPr>
+            <w:r>
+              <w:rPr>
+                <w:rFonts w:ascii="游ゴシック" w:hAnsi="游ゴシック" w:eastAsia="游ゴシック"/>
+                <w:b w:val="0"/>
+                <w:sz w:val="16"/>
+              </w:rPr>
+              <w:t>計画本文に掲げる中長期推計は令和17年度・令和22年度とし、見込量・給付費・保険料のいずれも単価を令和7年度で固定して算定した</w:t>
+            </w:r>
+          </w:p>
+        </w:tc>
+        <w:tc>
+          <w:tcPr>
+            <w:tcW w:type="dxa" w:w="1701"/>
+            <w:vAlign w:val="center"/>
+          </w:tcPr>
+          <w:p>
+            <w:pPr>
+              <w:spacing w:after="0"/>
+            </w:pPr>
+            <w:r>
+              <w:rPr>
+                <w:rFonts w:ascii="游ゴシック" w:hAnsi="游ゴシック" w:eastAsia="游ゴシック"/>
+                <w:b w:val="0"/>
+                <w:sz w:val="16"/>
+              </w:rPr>
+              <w:t>第6章第1節・第3節</w:t>
+            </w:r>
+          </w:p>
+        </w:tc>
+      </w:tr>
+      <w:tr>
+        <w:trPr>
+          <w:cantSplit/>
+        </w:trPr>
+        <w:tc>
+          <w:tcPr>
+            <w:tcW w:type="dxa" w:w="794"/>
+            <w:shd w:val="clear" w:color="auto" w:fill="F2F5FA"/>
+            <w:vAlign w:val="center"/>
+          </w:tcPr>
+          <w:p>
+            <w:pPr>
+              <w:spacing w:after="0"/>
+              <w:jc w:val="center"/>
+            </w:pPr>
+            <w:r>
+              <w:rPr>
+                <w:rFonts w:ascii="游ゴシック" w:hAnsi="游ゴシック" w:eastAsia="游ゴシック"/>
+                <w:b w:val="0"/>
+                <w:sz w:val="16"/>
+              </w:rPr>
+              <w:t>No.132</w:t>
+            </w:r>
+          </w:p>
+        </w:tc>
+        <w:tc>
+          <w:tcPr>
+            <w:tcW w:type="dxa" w:w="2608"/>
+            <w:shd w:val="clear" w:color="auto" w:fill="F2F5FA"/>
+            <w:vAlign w:val="center"/>
+          </w:tcPr>
+          <w:p>
+            <w:pPr>
+              <w:spacing w:after="0"/>
+            </w:pPr>
+            <w:r>
+              <w:rPr>
+                <w:rFonts w:ascii="游ゴシック" w:hAnsi="游ゴシック" w:eastAsia="游ゴシック"/>
+                <w:b w:val="0"/>
+                <w:sz w:val="16"/>
+              </w:rPr>
+              <w:t>在宅サービスの実績見込み値の編集画面の現在値のご提供</w:t>
+            </w:r>
+          </w:p>
+        </w:tc>
+        <w:tc>
+          <w:tcPr>
+            <w:tcW w:type="dxa" w:w="4649"/>
+            <w:shd w:val="clear" w:color="auto" w:fill="F2F5FA"/>
+            <w:vAlign w:val="center"/>
+          </w:tcPr>
+          <w:p>
+            <w:pPr>
+              <w:spacing w:after="0"/>
+            </w:pPr>
+            <w:r>
+              <w:rPr>
+                <w:rFonts w:ascii="游ゴシック" w:hAnsi="游ゴシック" w:eastAsia="游ゴシック"/>
+                <w:b w:val="0"/>
+                <w:sz w:val="16"/>
+              </w:rPr>
+              <w:t>在宅サービスの実績見込み値は当方の入力案のまま置いた</w:t>
+            </w:r>
+          </w:p>
+        </w:tc>
+        <w:tc>
+          <w:tcPr>
+            <w:tcW w:type="dxa" w:w="1701"/>
+            <w:shd w:val="clear" w:color="auto" w:fill="F2F5FA"/>
+            <w:vAlign w:val="center"/>
+          </w:tcPr>
+          <w:p>
+            <w:pPr>
+              <w:spacing w:after="0"/>
+            </w:pPr>
+            <w:r>
+              <w:rPr>
+                <w:rFonts w:ascii="游ゴシック" w:hAnsi="游ゴシック" w:eastAsia="游ゴシック"/>
+                <w:b w:val="0"/>
+                <w:sz w:val="16"/>
+              </w:rPr>
+              <w:t>―</w:t>
+            </w:r>
+          </w:p>
+        </w:tc>
+      </w:tr>
+      <w:tr>
+        <w:trPr>
+          <w:cantSplit/>
+        </w:trPr>
+        <w:tc>
+          <w:tcPr>
+            <w:tcW w:type="dxa" w:w="794"/>
+            <w:vAlign w:val="center"/>
+          </w:tcPr>
+          <w:p>
+            <w:pPr>
+              <w:spacing w:after="0"/>
+              <w:jc w:val="center"/>
+            </w:pPr>
+            <w:r>
+              <w:rPr>
+                <w:rFonts w:ascii="游ゴシック" w:hAnsi="游ゴシック" w:eastAsia="游ゴシック"/>
+                <w:b w:val="0"/>
+                <w:sz w:val="16"/>
+              </w:rPr>
+              <w:t>No.142</w:t>
+            </w:r>
+          </w:p>
+        </w:tc>
+        <w:tc>
+          <w:tcPr>
+            <w:tcW w:type="dxa" w:w="2608"/>
+            <w:vAlign w:val="center"/>
+          </w:tcPr>
+          <w:p>
+            <w:pPr>
+              <w:spacing w:after="0"/>
+            </w:pPr>
+            <w:r>
+              <w:rPr>
+                <w:rFonts w:ascii="游ゴシック" w:hAnsi="游ゴシック" w:eastAsia="游ゴシック"/>
+                <w:b w:val="0"/>
+                <w:sz w:val="16"/>
+              </w:rPr>
+              <w:t>第1次概算を既定値のまま出してよいか</w:t>
+            </w:r>
+          </w:p>
+        </w:tc>
+        <w:tc>
+          <w:tcPr>
+            <w:tcW w:type="dxa" w:w="4649"/>
+            <w:vAlign w:val="center"/>
+          </w:tcPr>
+          <w:p>
+            <w:pPr>
+              <w:spacing w:after="0"/>
+            </w:pPr>
+            <w:r>
+              <w:rPr>
+                <w:rFonts w:ascii="游ゴシック" w:hAnsi="游ゴシック" w:eastAsia="游ゴシック"/>
+                <w:b w:val="0"/>
+                <w:sz w:val="16"/>
+              </w:rPr>
+              <w:t>ご決定をお待ちしている事項は既定値によって算定していることを算定の冒頭に明示した</w:t>
+            </w:r>
+          </w:p>
+        </w:tc>
+        <w:tc>
+          <w:tcPr>
+            <w:tcW w:type="dxa" w:w="1701"/>
+            <w:vAlign w:val="center"/>
+          </w:tcPr>
+          <w:p>
+            <w:pPr>
+              <w:spacing w:after="0"/>
+            </w:pPr>
+            <w:r>
+              <w:rPr>
+                <w:rFonts w:ascii="游ゴシック" w:hAnsi="游ゴシック" w:eastAsia="游ゴシック"/>
+                <w:b w:val="0"/>
+                <w:sz w:val="16"/>
+              </w:rPr>
+              <w:t>―</w:t>
+            </w:r>
+          </w:p>
+        </w:tc>
+      </w:tr>
+      <w:tr>
+        <w:trPr>
+          <w:cantSplit/>
+        </w:trPr>
+        <w:tc>
+          <w:tcPr>
+            <w:tcW w:type="dxa" w:w="794"/>
+            <w:shd w:val="clear" w:color="auto" w:fill="F2F5FA"/>
+            <w:vAlign w:val="center"/>
+          </w:tcPr>
+          <w:p>
+            <w:pPr>
+              <w:spacing w:after="0"/>
+              <w:jc w:val="center"/>
+            </w:pPr>
+            <w:r>
+              <w:rPr>
+                <w:rFonts w:ascii="游ゴシック" w:hAnsi="游ゴシック" w:eastAsia="游ゴシック"/>
+                <w:b w:val="0"/>
+                <w:sz w:val="16"/>
+              </w:rPr>
+              <w:t>No.145</w:t>
+            </w:r>
+          </w:p>
+        </w:tc>
+        <w:tc>
+          <w:tcPr>
+            <w:tcW w:type="dxa" w:w="2608"/>
+            <w:shd w:val="clear" w:color="auto" w:fill="F2F5FA"/>
+            <w:vAlign w:val="center"/>
+          </w:tcPr>
+          <w:p>
+            <w:pPr>
+              <w:spacing w:after="0"/>
+            </w:pPr>
+            <w:r>
+              <w:rPr>
+                <w:rFonts w:ascii="游ゴシック" w:hAnsi="游ゴシック" w:eastAsia="游ゴシック"/>
+                <w:b w:val="0"/>
+                <w:sz w:val="16"/>
+              </w:rPr>
+              <w:t>計画作成支援ツールと年報のどちらを町別の値に用いるか</w:t>
+            </w:r>
+          </w:p>
+        </w:tc>
+        <w:tc>
+          <w:tcPr>
+            <w:tcW w:type="dxa" w:w="4649"/>
+            <w:shd w:val="clear" w:color="auto" w:fill="F2F5FA"/>
+            <w:vAlign w:val="center"/>
+          </w:tcPr>
+          <w:p>
+            <w:pPr>
+              <w:spacing w:after="0"/>
+            </w:pPr>
+            <w:r>
+              <w:rPr>
+                <w:rFonts w:ascii="游ゴシック" w:hAnsi="游ゴシック" w:eastAsia="游ゴシック"/>
+                <w:b w:val="0"/>
+                <w:sz w:val="16"/>
+              </w:rPr>
+              <w:t>サービス見込量・給付費・保険料は年報（保険者単位）により算定し、町別データシートは計画作成支援ツールの値のまま示したうえで、3町を足しても年報の値にならない旨を注記した</w:t>
+            </w:r>
+          </w:p>
+        </w:tc>
+        <w:tc>
+          <w:tcPr>
+            <w:tcW w:type="dxa" w:w="1701"/>
+            <w:shd w:val="clear" w:color="auto" w:fill="F2F5FA"/>
+            <w:vAlign w:val="center"/>
+          </w:tcPr>
+          <w:p>
+            <w:pPr>
+              <w:spacing w:after="0"/>
+            </w:pPr>
+            <w:r>
+              <w:rPr>
+                <w:rFonts w:ascii="游ゴシック" w:hAnsi="游ゴシック" w:eastAsia="游ゴシック"/>
+                <w:b w:val="0"/>
+                <w:sz w:val="16"/>
+              </w:rPr>
+              <w:t>―</w:t>
+            </w:r>
+          </w:p>
+        </w:tc>
+      </w:tr>
+      <w:tr>
+        <w:trPr>
+          <w:cantSplit/>
+        </w:trPr>
+        <w:tc>
+          <w:tcPr>
+            <w:tcW w:type="dxa" w:w="794"/>
+            <w:vAlign w:val="center"/>
+          </w:tcPr>
+          <w:p>
+            <w:pPr>
+              <w:spacing w:after="0"/>
+              <w:jc w:val="center"/>
+            </w:pPr>
+            <w:r>
+              <w:rPr>
+                <w:rFonts w:ascii="游ゴシック" w:hAnsi="游ゴシック" w:eastAsia="游ゴシック"/>
+                <w:b w:val="0"/>
+                <w:sz w:val="16"/>
+              </w:rPr>
+              <w:t>No.147</w:t>
+            </w:r>
+          </w:p>
+        </w:tc>
+        <w:tc>
+          <w:tcPr>
+            <w:tcW w:type="dxa" w:w="2608"/>
+            <w:vAlign w:val="center"/>
+          </w:tcPr>
+          <w:p>
+            <w:pPr>
+              <w:spacing w:after="0"/>
+            </w:pPr>
+            <w:r>
+              <w:rPr>
+                <w:rFonts w:ascii="游ゴシック" w:hAnsi="游ゴシック" w:eastAsia="游ゴシック"/>
+                <w:b w:val="0"/>
+                <w:sz w:val="16"/>
+              </w:rPr>
+              <w:t>見える化システムの伸びの選択肢をどれとするか</w:t>
+            </w:r>
+          </w:p>
+        </w:tc>
+        <w:tc>
+          <w:tcPr>
+            <w:tcW w:type="dxa" w:w="4649"/>
+            <w:vAlign w:val="center"/>
+          </w:tcPr>
+          <w:p>
+            <w:pPr>
+              <w:spacing w:after="0"/>
+            </w:pPr>
+            <w:r>
+              <w:rPr>
+                <w:rFonts w:ascii="游ゴシック" w:hAnsi="游ゴシック" w:eastAsia="游ゴシック"/>
+                <w:b w:val="0"/>
+                <w:sz w:val="16"/>
+              </w:rPr>
+              <w:t>見える化システムの伸びは令和8年度を含まない（令和6年度→令和7年度）を採ったものとして入力値を示した</w:t>
+            </w:r>
+          </w:p>
+        </w:tc>
+        <w:tc>
+          <w:tcPr>
+            <w:tcW w:type="dxa" w:w="1701"/>
+            <w:vAlign w:val="center"/>
+          </w:tcPr>
+          <w:p>
+            <w:pPr>
+              <w:spacing w:after="0"/>
+            </w:pPr>
+            <w:r>
+              <w:rPr>
+                <w:rFonts w:ascii="游ゴシック" w:hAnsi="游ゴシック" w:eastAsia="游ゴシック"/>
+                <w:b w:val="0"/>
+                <w:sz w:val="16"/>
+              </w:rPr>
+              <w:t>―</w:t>
+            </w:r>
+          </w:p>
+        </w:tc>
+      </w:tr>
+      <w:tr>
+        <w:trPr>
+          <w:cantSplit/>
+        </w:trPr>
+        <w:tc>
+          <w:tcPr>
+            <w:tcW w:type="dxa" w:w="794"/>
+            <w:shd w:val="clear" w:color="auto" w:fill="F2F5FA"/>
+            <w:vAlign w:val="center"/>
+          </w:tcPr>
+          <w:p>
+            <w:pPr>
+              <w:spacing w:after="0"/>
+              <w:jc w:val="center"/>
+            </w:pPr>
+            <w:r>
+              <w:rPr>
+                <w:rFonts w:ascii="游ゴシック" w:hAnsi="游ゴシック" w:eastAsia="游ゴシック"/>
+                <w:b w:val="0"/>
+                <w:sz w:val="16"/>
+              </w:rPr>
+              <w:t>No.84</w:t>
+            </w:r>
+          </w:p>
+        </w:tc>
+        <w:tc>
+          <w:tcPr>
+            <w:tcW w:type="dxa" w:w="2608"/>
+            <w:shd w:val="clear" w:color="auto" w:fill="F2F5FA"/>
+            <w:vAlign w:val="center"/>
+          </w:tcPr>
+          <w:p>
+            <w:pPr>
+              <w:spacing w:after="0"/>
+            </w:pPr>
+            <w:r>
+              <w:rPr>
+                <w:rFonts w:ascii="游ゴシック" w:hAnsi="游ゴシック" w:eastAsia="游ゴシック"/>
+                <w:b w:val="0"/>
+                <w:sz w:val="16"/>
+              </w:rPr>
+              <w:t>東川町の施設整備・サービス提供方針</w:t>
+            </w:r>
+          </w:p>
+        </w:tc>
+        <w:tc>
+          <w:tcPr>
+            <w:tcW w:type="dxa" w:w="4649"/>
+            <w:shd w:val="clear" w:color="auto" w:fill="F2F5FA"/>
+            <w:vAlign w:val="center"/>
+          </w:tcPr>
+          <w:p>
+            <w:pPr>
+              <w:spacing w:after="0"/>
+            </w:pPr>
+            <w:r>
+              <w:rPr>
+                <w:rFonts w:ascii="游ゴシック" w:hAnsi="游ゴシック" w:eastAsia="游ゴシック"/>
+                <w:b w:val="0"/>
+                <w:sz w:val="16"/>
+              </w:rPr>
+              <w:t>現定員の据え置き案を掲げ、本文は［要協議］のまま残した</w:t>
+            </w:r>
+          </w:p>
+        </w:tc>
+        <w:tc>
+          <w:tcPr>
+            <w:tcW w:type="dxa" w:w="1701"/>
+            <w:shd w:val="clear" w:color="auto" w:fill="F2F5FA"/>
+            <w:vAlign w:val="center"/>
+          </w:tcPr>
+          <w:p>
+            <w:pPr>
+              <w:spacing w:after="0"/>
+            </w:pPr>
+            <w:r>
+              <w:rPr>
+                <w:rFonts w:ascii="游ゴシック" w:hAnsi="游ゴシック" w:eastAsia="游ゴシック"/>
+                <w:b w:val="0"/>
+                <w:sz w:val="16"/>
+              </w:rPr>
+              <w:t>第6章第4節4</w:t>
+            </w:r>
+          </w:p>
+        </w:tc>
+      </w:tr>
+      <w:tr>
+        <w:trPr>
+          <w:cantSplit/>
+        </w:trPr>
+        <w:tc>
+          <w:tcPr>
+            <w:tcW w:type="dxa" w:w="794"/>
+            <w:vAlign w:val="center"/>
+          </w:tcPr>
+          <w:p>
+            <w:pPr>
+              <w:spacing w:after="0"/>
+              <w:jc w:val="center"/>
+            </w:pPr>
+            <w:r>
+              <w:rPr>
+                <w:rFonts w:ascii="游ゴシック" w:hAnsi="游ゴシック" w:eastAsia="游ゴシック"/>
+                <w:b w:val="0"/>
+                <w:sz w:val="16"/>
+              </w:rPr>
+              <w:t>No.116</w:t>
+            </w:r>
+          </w:p>
+        </w:tc>
+        <w:tc>
+          <w:tcPr>
+            <w:tcW w:type="dxa" w:w="2608"/>
+            <w:vAlign w:val="center"/>
+          </w:tcPr>
+          <w:p>
+            <w:pPr>
+              <w:spacing w:after="0"/>
+            </w:pPr>
+            <w:r>
+              <w:rPr>
+                <w:rFonts w:ascii="游ゴシック" w:hAnsi="游ゴシック" w:eastAsia="游ゴシック"/>
+                <w:b w:val="0"/>
+                <w:sz w:val="16"/>
+              </w:rPr>
+              <w:t>介護人材の確保状況を供給の制約として見込量に反映するか</w:t>
+            </w:r>
+          </w:p>
+        </w:tc>
+        <w:tc>
+          <w:tcPr>
+            <w:tcW w:type="dxa" w:w="4649"/>
+            <w:vAlign w:val="center"/>
+          </w:tcPr>
+          <w:p>
+            <w:pPr>
+              <w:spacing w:after="0"/>
+            </w:pPr>
+            <w:r>
+              <w:rPr>
+                <w:rFonts w:ascii="游ゴシック" w:hAnsi="游ゴシック" w:eastAsia="游ゴシック"/>
+                <w:b w:val="0"/>
+                <w:sz w:val="16"/>
+              </w:rPr>
+              <w:t>供給の制約（人材）を見込量に反映せず、需要のみで算定した旨を注に明示した</w:t>
+            </w:r>
+          </w:p>
+        </w:tc>
+        <w:tc>
+          <w:tcPr>
+            <w:tcW w:type="dxa" w:w="1701"/>
+            <w:vAlign w:val="center"/>
+          </w:tcPr>
+          <w:p>
+            <w:pPr>
+              <w:spacing w:after="0"/>
+            </w:pPr>
+            <w:r>
+              <w:rPr>
+                <w:rFonts w:ascii="游ゴシック" w:hAnsi="游ゴシック" w:eastAsia="游ゴシック"/>
+                <w:b w:val="0"/>
+                <w:sz w:val="16"/>
+              </w:rPr>
+              <w:t>第6章第2節</w:t>
+            </w:r>
+          </w:p>
+        </w:tc>
+      </w:tr>
+      <w:tr>
+        <w:trPr>
+          <w:cantSplit/>
+        </w:trPr>
+        <w:tc>
+          <w:tcPr>
+            <w:tcW w:type="dxa" w:w="794"/>
+            <w:shd w:val="clear" w:color="auto" w:fill="F2F5FA"/>
+            <w:vAlign w:val="center"/>
+          </w:tcPr>
+          <w:p>
+            <w:pPr>
+              <w:spacing w:after="0"/>
+              <w:jc w:val="center"/>
+            </w:pPr>
+            <w:r>
+              <w:rPr>
+                <w:rFonts w:ascii="游ゴシック" w:hAnsi="游ゴシック" w:eastAsia="游ゴシック"/>
+                <w:b w:val="0"/>
+                <w:sz w:val="16"/>
+              </w:rPr>
+              <w:t>No.152</w:t>
+            </w:r>
+          </w:p>
+        </w:tc>
+        <w:tc>
+          <w:tcPr>
+            <w:tcW w:type="dxa" w:w="2608"/>
+            <w:shd w:val="clear" w:color="auto" w:fill="F2F5FA"/>
+            <w:vAlign w:val="center"/>
+          </w:tcPr>
+          <w:p>
+            <w:pPr>
+              <w:spacing w:after="0"/>
+            </w:pPr>
+            <w:r>
+              <w:rPr>
+                <w:rFonts w:ascii="游ゴシック" w:hAnsi="游ゴシック" w:eastAsia="游ゴシック"/>
+                <w:b w:val="0"/>
+                <w:sz w:val="16"/>
+              </w:rPr>
+              <w:t>町別の人口の将来推計を計画本文に掲げるか</w:t>
+            </w:r>
+          </w:p>
+        </w:tc>
+        <w:tc>
+          <w:tcPr>
+            <w:tcW w:type="dxa" w:w="4649"/>
+            <w:shd w:val="clear" w:color="auto" w:fill="F2F5FA"/>
+            <w:vAlign w:val="center"/>
+          </w:tcPr>
+          <w:p>
+            <w:pPr>
+              <w:spacing w:after="0"/>
+            </w:pPr>
+            <w:r>
+              <w:rPr>
+                <w:rFonts w:ascii="游ゴシック" w:hAnsi="游ゴシック" w:eastAsia="游ゴシック"/>
+                <w:b w:val="0"/>
+                <w:sz w:val="16"/>
+              </w:rPr>
+              <w:t>町別の人口の将来推計は計画本文に掲げていない</w:t>
+            </w:r>
+          </w:p>
+        </w:tc>
+        <w:tc>
+          <w:tcPr>
+            <w:tcW w:type="dxa" w:w="1701"/>
+            <w:shd w:val="clear" w:color="auto" w:fill="F2F5FA"/>
+            <w:vAlign w:val="center"/>
+          </w:tcPr>
+          <w:p>
+            <w:pPr>
+              <w:spacing w:after="0"/>
+            </w:pPr>
+            <w:r>
+              <w:rPr>
+                <w:rFonts w:ascii="游ゴシック" w:hAnsi="游ゴシック" w:eastAsia="游ゴシック"/>
+                <w:b w:val="0"/>
+                <w:sz w:val="16"/>
+              </w:rPr>
+              <w:t>―</w:t>
+            </w:r>
+          </w:p>
+        </w:tc>
+      </w:tr>
+      <w:tr>
+        <w:trPr>
+          <w:cantSplit/>
+        </w:trPr>
+        <w:tc>
+          <w:tcPr>
+            <w:tcW w:type="dxa" w:w="794"/>
+            <w:vAlign w:val="center"/>
+          </w:tcPr>
+          <w:p>
+            <w:pPr>
+              <w:spacing w:after="0"/>
+              <w:jc w:val="center"/>
+            </w:pPr>
+            <w:r>
+              <w:rPr>
+                <w:rFonts w:ascii="游ゴシック" w:hAnsi="游ゴシック" w:eastAsia="游ゴシック"/>
+                <w:b w:val="0"/>
+                <w:sz w:val="16"/>
+              </w:rPr>
+              <w:t>No.153</w:t>
+            </w:r>
+          </w:p>
+        </w:tc>
+        <w:tc>
+          <w:tcPr>
+            <w:tcW w:type="dxa" w:w="2608"/>
+            <w:vAlign w:val="center"/>
+          </w:tcPr>
+          <w:p>
+            <w:pPr>
+              <w:spacing w:after="0"/>
+            </w:pPr>
+            <w:r>
+              <w:rPr>
+                <w:rFonts w:ascii="游ゴシック" w:hAnsi="游ゴシック" w:eastAsia="游ゴシック"/>
+                <w:b w:val="0"/>
+                <w:sz w:val="16"/>
+              </w:rPr>
+              <w:t>人口の将来推計の方法を案Cからコーホート変化率法に改めるか</w:t>
+            </w:r>
+          </w:p>
+        </w:tc>
+        <w:tc>
+          <w:tcPr>
+            <w:tcW w:type="dxa" w:w="4649"/>
+            <w:vAlign w:val="center"/>
+          </w:tcPr>
+          <w:p>
+            <w:pPr>
+              <w:spacing w:after="0"/>
+            </w:pPr>
+            <w:r>
+              <w:rPr>
+                <w:rFonts w:ascii="游ゴシック" w:hAnsi="游ゴシック" w:eastAsia="游ゴシック"/>
+                <w:b w:val="0"/>
+                <w:sz w:val="16"/>
+              </w:rPr>
+              <w:t>人口の将来推計は案C（地方創生総合戦略と住民基本台帳の実績趨勢）によった</w:t>
+            </w:r>
+          </w:p>
+        </w:tc>
+        <w:tc>
+          <w:tcPr>
+            <w:tcW w:type="dxa" w:w="1701"/>
+            <w:vAlign w:val="center"/>
+          </w:tcPr>
+          <w:p>
+            <w:pPr>
+              <w:spacing w:after="0"/>
+            </w:pPr>
+            <w:r>
+              <w:rPr>
+                <w:rFonts w:ascii="游ゴシック" w:hAnsi="游ゴシック" w:eastAsia="游ゴシック"/>
+                <w:b w:val="0"/>
+                <w:sz w:val="16"/>
+              </w:rPr>
+              <w:t>第2章第1節・第6章第1節</w:t>
+            </w:r>
+          </w:p>
+        </w:tc>
+      </w:tr>
+      <w:tr>
+        <w:trPr>
+          <w:cantSplit/>
+        </w:trPr>
+        <w:tc>
+          <w:tcPr>
+            <w:tcW w:type="dxa" w:w="794"/>
+            <w:shd w:val="clear" w:color="auto" w:fill="F2F5FA"/>
+            <w:vAlign w:val="center"/>
+          </w:tcPr>
+          <w:p>
+            <w:pPr>
+              <w:spacing w:after="0"/>
+              <w:jc w:val="center"/>
+            </w:pPr>
+            <w:r>
+              <w:rPr>
+                <w:rFonts w:ascii="游ゴシック" w:hAnsi="游ゴシック" w:eastAsia="游ゴシック"/>
+                <w:b w:val="0"/>
+                <w:sz w:val="16"/>
+              </w:rPr>
+              <w:t>No.7</w:t>
+            </w:r>
+          </w:p>
+        </w:tc>
+        <w:tc>
+          <w:tcPr>
+            <w:tcW w:type="dxa" w:w="2608"/>
+            <w:shd w:val="clear" w:color="auto" w:fill="F2F5FA"/>
+            <w:vAlign w:val="center"/>
+          </w:tcPr>
+          <w:p>
+            <w:pPr>
+              <w:spacing w:after="0"/>
+            </w:pPr>
+            <w:r>
+              <w:rPr>
+                <w:rFonts w:ascii="游ゴシック" w:hAnsi="游ゴシック" w:eastAsia="游ゴシック"/>
+                <w:b w:val="0"/>
+                <w:sz w:val="16"/>
+              </w:rPr>
+              <w:t>第9期の自己評価と北海道への報告の実績</w:t>
+            </w:r>
+          </w:p>
+        </w:tc>
+        <w:tc>
+          <w:tcPr>
+            <w:tcW w:type="dxa" w:w="4649"/>
+            <w:shd w:val="clear" w:color="auto" w:fill="F2F5FA"/>
+            <w:vAlign w:val="center"/>
+          </w:tcPr>
+          <w:p>
+            <w:pPr>
+              <w:spacing w:after="0"/>
+            </w:pPr>
+            <w:r>
+              <w:rPr>
+                <w:rFonts w:ascii="游ゴシック" w:hAnsi="游ゴシック" w:eastAsia="游ゴシック"/>
+                <w:b w:val="0"/>
+                <w:sz w:val="16"/>
+              </w:rPr>
+              <w:t>第9期の自己評価及び北海道への報告の実績は確認できないものとして、毎年度の自己評価の結果を策定委員会へ報告し北海道への報告にも用いることを置いた</w:t>
+            </w:r>
+          </w:p>
+        </w:tc>
+        <w:tc>
+          <w:tcPr>
+            <w:tcW w:type="dxa" w:w="1701"/>
+            <w:shd w:val="clear" w:color="auto" w:fill="F2F5FA"/>
+            <w:vAlign w:val="center"/>
+          </w:tcPr>
+          <w:p>
+            <w:pPr>
+              <w:spacing w:after="0"/>
+            </w:pPr>
+            <w:r>
+              <w:rPr>
+                <w:rFonts w:ascii="游ゴシック" w:hAnsi="游ゴシック" w:eastAsia="游ゴシック"/>
+                <w:b w:val="0"/>
+                <w:sz w:val="16"/>
+              </w:rPr>
+              <w:t>第1章第6節</w:t>
+            </w:r>
+          </w:p>
+        </w:tc>
+      </w:tr>
+      <w:tr>
+        <w:trPr>
+          <w:cantSplit/>
+        </w:trPr>
+        <w:tc>
+          <w:tcPr>
+            <w:tcW w:type="dxa" w:w="794"/>
+            <w:vAlign w:val="center"/>
+          </w:tcPr>
+          <w:p>
+            <w:pPr>
+              <w:spacing w:after="0"/>
+              <w:jc w:val="center"/>
+            </w:pPr>
+            <w:r>
+              <w:rPr>
+                <w:rFonts w:ascii="游ゴシック" w:hAnsi="游ゴシック" w:eastAsia="游ゴシック"/>
+                <w:b w:val="0"/>
+                <w:sz w:val="16"/>
+              </w:rPr>
+              <w:t>No.86</w:t>
+            </w:r>
+          </w:p>
+        </w:tc>
+        <w:tc>
+          <w:tcPr>
+            <w:tcW w:type="dxa" w:w="2608"/>
+            <w:vAlign w:val="center"/>
+          </w:tcPr>
+          <w:p>
+            <w:pPr>
+              <w:spacing w:after="0"/>
+            </w:pPr>
+            <w:r>
+              <w:rPr>
+                <w:rFonts w:ascii="游ゴシック" w:hAnsi="游ゴシック" w:eastAsia="游ゴシック"/>
+                <w:b w:val="0"/>
+                <w:sz w:val="16"/>
+              </w:rPr>
+              <w:t>保険者機能強化推進交付金等の交付見込額の保険料収納必要額からの控除</w:t>
+            </w:r>
+          </w:p>
+        </w:tc>
+        <w:tc>
+          <w:tcPr>
+            <w:tcW w:type="dxa" w:w="4649"/>
+            <w:vAlign w:val="center"/>
+          </w:tcPr>
+          <w:p>
+            <w:pPr>
+              <w:spacing w:after="0"/>
+            </w:pPr>
+            <w:r>
+              <w:rPr>
+                <w:rFonts w:ascii="游ゴシック" w:hAnsi="游ゴシック" w:eastAsia="游ゴシック"/>
+                <w:b w:val="0"/>
+                <w:sz w:val="16"/>
+              </w:rPr>
+              <w:t>地域支援事業費（B）から交付金を財源とする2事業を除く方法により、保険料収納必要額からの控除は行わない旨（二重控除を避ける）を明示した</w:t>
+            </w:r>
+          </w:p>
+        </w:tc>
+        <w:tc>
+          <w:tcPr>
+            <w:tcW w:type="dxa" w:w="1701"/>
+            <w:vAlign w:val="center"/>
+          </w:tcPr>
+          <w:p>
+            <w:pPr>
+              <w:spacing w:after="0"/>
+            </w:pPr>
+            <w:r>
+              <w:rPr>
+                <w:rFonts w:ascii="游ゴシック" w:hAnsi="游ゴシック" w:eastAsia="游ゴシック"/>
+                <w:b w:val="0"/>
+                <w:sz w:val="16"/>
+              </w:rPr>
+              <w:t>第6章第6節2</w:t>
+            </w:r>
+          </w:p>
+        </w:tc>
+      </w:tr>
+      <w:tr>
+        <w:trPr>
+          <w:cantSplit/>
+        </w:trPr>
+        <w:tc>
+          <w:tcPr>
+            <w:tcW w:type="dxa" w:w="794"/>
+            <w:shd w:val="clear" w:color="auto" w:fill="F2F5FA"/>
+            <w:vAlign w:val="center"/>
+          </w:tcPr>
+          <w:p>
+            <w:pPr>
+              <w:spacing w:after="0"/>
+              <w:jc w:val="center"/>
+            </w:pPr>
+            <w:r>
+              <w:rPr>
+                <w:rFonts w:ascii="游ゴシック" w:hAnsi="游ゴシック" w:eastAsia="游ゴシック"/>
+                <w:b w:val="0"/>
+                <w:sz w:val="16"/>
+              </w:rPr>
+              <w:t>No.94</w:t>
+            </w:r>
+          </w:p>
+        </w:tc>
+        <w:tc>
+          <w:tcPr>
+            <w:tcW w:type="dxa" w:w="2608"/>
+            <w:shd w:val="clear" w:color="auto" w:fill="F2F5FA"/>
+            <w:vAlign w:val="center"/>
+          </w:tcPr>
+          <w:p>
+            <w:pPr>
+              <w:spacing w:after="0"/>
+            </w:pPr>
+            <w:r>
+              <w:rPr>
+                <w:rFonts w:ascii="游ゴシック" w:hAnsi="游ゴシック" w:eastAsia="游ゴシック"/>
+                <w:b w:val="0"/>
+                <w:sz w:val="16"/>
+              </w:rPr>
+              <w:t>給付適正化計画の位置づけ（案Bの採用）と毎年度の目標の記載場所</w:t>
+            </w:r>
+          </w:p>
+        </w:tc>
+        <w:tc>
+          <w:tcPr>
+            <w:tcW w:type="dxa" w:w="4649"/>
+            <w:shd w:val="clear" w:color="auto" w:fill="F2F5FA"/>
+            <w:vAlign w:val="center"/>
+          </w:tcPr>
+          <w:p>
+            <w:pPr>
+              <w:spacing w:after="0"/>
+            </w:pPr>
+            <w:r>
+              <w:rPr>
+                <w:rFonts w:ascii="游ゴシック" w:hAnsi="游ゴシック" w:eastAsia="游ゴシック"/>
+                <w:b w:val="0"/>
+                <w:sz w:val="16"/>
+              </w:rPr>
+              <w:t>給付適正化計画は第9期と同じく施策として置き、施策名のかっこ書きで第7期給付適正化計画であることを示した</w:t>
+            </w:r>
+          </w:p>
+        </w:tc>
+        <w:tc>
+          <w:tcPr>
+            <w:tcW w:type="dxa" w:w="1701"/>
+            <w:shd w:val="clear" w:color="auto" w:fill="F2F5FA"/>
+            <w:vAlign w:val="center"/>
+          </w:tcPr>
+          <w:p>
+            <w:pPr>
+              <w:spacing w:after="0"/>
+            </w:pPr>
+            <w:r>
+              <w:rPr>
+                <w:rFonts w:ascii="游ゴシック" w:hAnsi="游ゴシック" w:eastAsia="游ゴシック"/>
+                <w:b w:val="0"/>
+                <w:sz w:val="16"/>
+              </w:rPr>
+              <w:t>第1章第2節・第5章 基本目標5・資料5</w:t>
+            </w:r>
+          </w:p>
+        </w:tc>
+      </w:tr>
+      <w:tr>
+        <w:trPr>
+          <w:cantSplit/>
+        </w:trPr>
+        <w:tc>
+          <w:tcPr>
+            <w:tcW w:type="dxa" w:w="794"/>
+            <w:vAlign w:val="center"/>
+          </w:tcPr>
+          <w:p>
+            <w:pPr>
+              <w:spacing w:after="0"/>
+              <w:jc w:val="center"/>
+            </w:pPr>
+            <w:r>
+              <w:rPr>
+                <w:rFonts w:ascii="游ゴシック" w:hAnsi="游ゴシック" w:eastAsia="游ゴシック"/>
+                <w:b w:val="0"/>
+                <w:sz w:val="16"/>
+              </w:rPr>
+              <w:t>No.128</w:t>
+            </w:r>
+          </w:p>
+        </w:tc>
+        <w:tc>
+          <w:tcPr>
+            <w:tcW w:type="dxa" w:w="2608"/>
+            <w:vAlign w:val="center"/>
+          </w:tcPr>
+          <w:p>
+            <w:pPr>
+              <w:spacing w:after="0"/>
+            </w:pPr>
+            <w:r>
+              <w:rPr>
+                <w:rFonts w:ascii="游ゴシック" w:hAnsi="游ゴシック" w:eastAsia="游ゴシック"/>
+                <w:b w:val="0"/>
+                <w:sz w:val="16"/>
+              </w:rPr>
+              <w:t>令和8年度の実績見込み値を編集するか</w:t>
+            </w:r>
+          </w:p>
+        </w:tc>
+        <w:tc>
+          <w:tcPr>
+            <w:tcW w:type="dxa" w:w="4649"/>
+            <w:vAlign w:val="center"/>
+          </w:tcPr>
+          <w:p>
+            <w:pPr>
+              <w:spacing w:after="0"/>
+            </w:pPr>
+            <w:r>
+              <w:rPr>
+                <w:rFonts w:ascii="游ゴシック" w:hAnsi="游ゴシック" w:eastAsia="游ゴシック"/>
+                <w:b w:val="0"/>
+                <w:sz w:val="16"/>
+              </w:rPr>
+              <w:t>見える化システムの令和8年度の実績見込み値は編集しないものとして入力値を示し、当方の算定（令和7年度基準）との差として残した</w:t>
+            </w:r>
+          </w:p>
+        </w:tc>
+        <w:tc>
+          <w:tcPr>
+            <w:tcW w:type="dxa" w:w="1701"/>
+            <w:vAlign w:val="center"/>
+          </w:tcPr>
+          <w:p>
+            <w:pPr>
+              <w:spacing w:after="0"/>
+            </w:pPr>
+            <w:r>
+              <w:rPr>
+                <w:rFonts w:ascii="游ゴシック" w:hAnsi="游ゴシック" w:eastAsia="游ゴシック"/>
+                <w:b w:val="0"/>
+                <w:sz w:val="16"/>
+              </w:rPr>
+              <w:t>―</w:t>
+            </w:r>
+          </w:p>
+        </w:tc>
+      </w:tr>
+      <w:tr>
+        <w:trPr>
+          <w:cantSplit/>
+        </w:trPr>
+        <w:tc>
+          <w:tcPr>
+            <w:tcW w:type="dxa" w:w="794"/>
+            <w:shd w:val="clear" w:color="auto" w:fill="F2F5FA"/>
+            <w:vAlign w:val="center"/>
+          </w:tcPr>
+          <w:p>
+            <w:pPr>
+              <w:spacing w:after="0"/>
+              <w:jc w:val="center"/>
+            </w:pPr>
+            <w:r>
+              <w:rPr>
+                <w:rFonts w:ascii="游ゴシック" w:hAnsi="游ゴシック" w:eastAsia="游ゴシック"/>
+                <w:b w:val="0"/>
+                <w:sz w:val="16"/>
+              </w:rPr>
+              <w:t>No.129</w:t>
+            </w:r>
+          </w:p>
+        </w:tc>
+        <w:tc>
+          <w:tcPr>
+            <w:tcW w:type="dxa" w:w="2608"/>
+            <w:shd w:val="clear" w:color="auto" w:fill="F2F5FA"/>
+            <w:vAlign w:val="center"/>
+          </w:tcPr>
+          <w:p>
+            <w:pPr>
+              <w:spacing w:after="0"/>
+            </w:pPr>
+            <w:r>
+              <w:rPr>
+                <w:rFonts w:ascii="游ゴシック" w:hAnsi="游ゴシック" w:eastAsia="游ゴシック"/>
+                <w:b w:val="0"/>
+                <w:sz w:val="16"/>
+              </w:rPr>
+              <w:t>見える化システムの利用率等の伸びの選択</w:t>
+            </w:r>
+          </w:p>
+        </w:tc>
+        <w:tc>
+          <w:tcPr>
+            <w:tcW w:type="dxa" w:w="4649"/>
+            <w:shd w:val="clear" w:color="auto" w:fill="F2F5FA"/>
+            <w:vAlign w:val="center"/>
+          </w:tcPr>
+          <w:p>
+            <w:pPr>
+              <w:spacing w:after="0"/>
+            </w:pPr>
+            <w:r>
+              <w:rPr>
+                <w:rFonts w:ascii="游ゴシック" w:hAnsi="游ゴシック" w:eastAsia="游ゴシック"/>
+                <w:b w:val="0"/>
+                <w:sz w:val="16"/>
+              </w:rPr>
+              <w:t>見える化システムの利用率等の伸びは令和8年度を含まない（令和6年度→令和7年度）を選んだものとして入力値を示した</w:t>
+            </w:r>
+          </w:p>
+        </w:tc>
+        <w:tc>
+          <w:tcPr>
+            <w:tcW w:type="dxa" w:w="1701"/>
+            <w:shd w:val="clear" w:color="auto" w:fill="F2F5FA"/>
+            <w:vAlign w:val="center"/>
+          </w:tcPr>
+          <w:p>
+            <w:pPr>
+              <w:spacing w:after="0"/>
+            </w:pPr>
+            <w:r>
+              <w:rPr>
+                <w:rFonts w:ascii="游ゴシック" w:hAnsi="游ゴシック" w:eastAsia="游ゴシック"/>
+                <w:b w:val="0"/>
+                <w:sz w:val="16"/>
+              </w:rPr>
+              <w:t>―</w:t>
             </w:r>
           </w:p>
         </w:tc>

--- a/output/第10期計画_3町合同意見交換会資料.docx
+++ b/output/第10期計画_3町合同意見交換会資料.docx
@@ -2364,7 +2364,7 @@
                 <w:b w:val="0"/>
                 <w:sz w:val="18"/>
               </w:rPr>
-              <w:t>採用により総給付費（3か年）＋3,213,698円・月額＋2.17円。保険料基準額は6,400円で変わらない</w:t>
+              <w:t>採用により総給付費（3か年）＋3,213,698円・月額＋2.16円。保険料基準額は6,400円で変わらない</w:t>
             </w:r>
           </w:p>
         </w:tc>
@@ -2607,7 +2607,7 @@
           <w:b w:val="0"/>
           <w:sz w:val="21"/>
         </w:rPr>
-        <w:t>サービス見込量 第1次概算（令和8年9月26日）の結果です。基準年度は令和7年度、単位は保険者（広域連合）です。介護保険法第3条及び地方自治法第284条により、サービス見込量・給付費・保険料・施策は保険者を単位として算定するもので、町別には算定しません。実績は町別に掲げています。</w:t>
+        <w:t>サービス見込量の算定（令和8年9月26日）の結果です。基準年度は令和7年度、単位は保険者（広域連合）です。介護保険法第3条及び地方自治法第284条により、サービス見込量・給付費・保険料・施策は保険者を単位として算定するもので、町別には算定しません。実績は町別に掲げています。</w:t>
       </w:r>
     </w:p>
     <w:p>
@@ -3295,7 +3295,7 @@
           <w:b w:val="0"/>
           <w:sz w:val="17"/>
         </w:rPr>
-        <w:t>資料：サービス見込量の算定（第1次概算）</w:t>
+        <w:t>資料：サービス見込量の算定</w:t>
       </w:r>
     </w:p>
     <w:p>
@@ -4238,7 +4238,7 @@
           <w:b w:val="0"/>
           <w:sz w:val="17"/>
         </w:rPr>
-        <w:t>資料：サービス見込量の算定（第1次概算）、将来推計 第3段階</w:t>
+        <w:t>資料：サービス見込量の算定、将来推計 第3段階</w:t>
       </w:r>
     </w:p>
     <w:p>
@@ -5154,7 +5154,7 @@
           <w:b w:val="0"/>
           <w:sz w:val="17"/>
         </w:rPr>
-        <w:t>資料：サービス見込量の算定（第1次概算）、対計画比の偏りの補正試算</w:t>
+        <w:t>資料：サービス見込量の算定、対計画比の偏りの補正試算</w:t>
       </w:r>
     </w:p>
     <w:p>
@@ -6701,7 +6701,7 @@
           <w:b/>
           <w:sz w:val="22"/>
         </w:rPr>
-        <w:t>1　サービス見込量・保険料の算定を止めているもの（6件）</w:t>
+        <w:t>1　サービス見込量・保険料の算定を止めているもの（4件）</w:t>
       </w:r>
     </w:p>
     <w:p>
@@ -6864,176 +6864,6 @@
                 <w:b w:val="0"/>
                 <w:sz w:val="18"/>
               </w:rPr>
-              <w:t>No.88</w:t>
-            </w:r>
-          </w:p>
-        </w:tc>
-        <w:tc>
-          <w:tcPr>
-            <w:tcW w:type="dxa" w:w="2948"/>
-            <w:vAlign w:val="center"/>
-          </w:tcPr>
-          <w:p>
-            <w:pPr>
-              <w:spacing w:after="0"/>
-            </w:pPr>
-            <w:r>
-              <w:rPr>
-                <w:rFonts w:ascii="游ゴシック" w:hAnsi="游ゴシック" w:eastAsia="游ゴシック"/>
-                <w:b w:val="0"/>
-                <w:sz w:val="18"/>
-              </w:rPr>
-              <w:t>日常生活圏域ごとの必要利用定員総数（法定記載事項）</w:t>
-            </w:r>
-          </w:p>
-        </w:tc>
-        <w:tc>
-          <w:tcPr>
-            <w:tcW w:type="dxa" w:w="4876"/>
-            <w:vAlign w:val="center"/>
-          </w:tcPr>
-          <w:p>
-            <w:pPr>
-              <w:spacing w:after="0"/>
-            </w:pPr>
-            <w:r>
-              <w:rPr>
-                <w:rFonts w:ascii="游ゴシック" w:hAnsi="游ゴシック" w:eastAsia="游ゴシック"/>
-                <w:b w:val="0"/>
-                <w:sz w:val="18"/>
-              </w:rPr>
-              <w:t>3町（3圏域）を基盤整備単位とする案のまま概算する。必要利用定員総数は［要協議］のまま残す</w:t>
-            </w:r>
-          </w:p>
-        </w:tc>
-        <w:tc>
-          <w:tcPr>
-            <w:tcW w:type="dxa" w:w="1134"/>
-            <w:vAlign w:val="center"/>
-          </w:tcPr>
-          <w:p>
-            <w:pPr>
-              <w:spacing w:after="0"/>
-              <w:jc w:val="center"/>
-            </w:pPr>
-            <w:r>
-              <w:rPr>
-                <w:rFonts w:ascii="游ゴシック" w:hAnsi="游ゴシック" w:eastAsia="游ゴシック"/>
-                <w:b w:val="0"/>
-                <w:sz w:val="18"/>
-              </w:rPr>
-              <w:t>R8.9</w:t>
-            </w:r>
-          </w:p>
-        </w:tc>
-      </w:tr>
-      <w:tr>
-        <w:trPr>
-          <w:cantSplit/>
-        </w:trPr>
-        <w:tc>
-          <w:tcPr>
-            <w:tcW w:type="dxa" w:w="794"/>
-            <w:shd w:val="clear" w:color="auto" w:fill="F2F5FA"/>
-            <w:vAlign w:val="center"/>
-          </w:tcPr>
-          <w:p>
-            <w:pPr>
-              <w:spacing w:after="0"/>
-              <w:jc w:val="center"/>
-            </w:pPr>
-            <w:r>
-              <w:rPr>
-                <w:rFonts w:ascii="游ゴシック" w:hAnsi="游ゴシック" w:eastAsia="游ゴシック"/>
-                <w:b w:val="0"/>
-                <w:sz w:val="18"/>
-              </w:rPr>
-              <w:t>No.107</w:t>
-            </w:r>
-          </w:p>
-        </w:tc>
-        <w:tc>
-          <w:tcPr>
-            <w:tcW w:type="dxa" w:w="2948"/>
-            <w:shd w:val="clear" w:color="auto" w:fill="F2F5FA"/>
-            <w:vAlign w:val="center"/>
-          </w:tcPr>
-          <w:p>
-            <w:pPr>
-              <w:spacing w:after="0"/>
-            </w:pPr>
-            <w:r>
-              <w:rPr>
-                <w:rFonts w:ascii="游ゴシック" w:hAnsi="游ゴシック" w:eastAsia="游ゴシック"/>
-                <w:b w:val="0"/>
-                <w:sz w:val="18"/>
-              </w:rPr>
-              <w:t>施設・居住系の実績の減少を将来へ延長するか</w:t>
-            </w:r>
-          </w:p>
-        </w:tc>
-        <w:tc>
-          <w:tcPr>
-            <w:tcW w:type="dxa" w:w="4876"/>
-            <w:shd w:val="clear" w:color="auto" w:fill="F2F5FA"/>
-            <w:vAlign w:val="center"/>
-          </w:tcPr>
-          <w:p>
-            <w:pPr>
-              <w:spacing w:after="0"/>
-            </w:pPr>
-            <w:r>
-              <w:rPr>
-                <w:rFonts w:ascii="游ゴシック" w:hAnsi="游ゴシック" w:eastAsia="游ゴシック"/>
-                <w:b w:val="0"/>
-                <w:sz w:val="18"/>
-              </w:rPr>
-              <w:t>施設・居住系の実績の減少を将来へ延長しないまま概算する</w:t>
-            </w:r>
-          </w:p>
-        </w:tc>
-        <w:tc>
-          <w:tcPr>
-            <w:tcW w:type="dxa" w:w="1134"/>
-            <w:shd w:val="clear" w:color="auto" w:fill="F2F5FA"/>
-            <w:vAlign w:val="center"/>
-          </w:tcPr>
-          <w:p>
-            <w:pPr>
-              <w:spacing w:after="0"/>
-              <w:jc w:val="center"/>
-            </w:pPr>
-            <w:r>
-              <w:rPr>
-                <w:rFonts w:ascii="游ゴシック" w:hAnsi="游ゴシック" w:eastAsia="游ゴシック"/>
-                <w:b w:val="0"/>
-                <w:sz w:val="18"/>
-              </w:rPr>
-              <w:t>R8.9</w:t>
-            </w:r>
-          </w:p>
-        </w:tc>
-      </w:tr>
-      <w:tr>
-        <w:trPr>
-          <w:cantSplit/>
-        </w:trPr>
-        <w:tc>
-          <w:tcPr>
-            <w:tcW w:type="dxa" w:w="794"/>
-            <w:vAlign w:val="center"/>
-          </w:tcPr>
-          <w:p>
-            <w:pPr>
-              <w:spacing w:after="0"/>
-              <w:jc w:val="center"/>
-            </w:pPr>
-            <w:r>
-              <w:rPr>
-                <w:rFonts w:ascii="游ゴシック" w:hAnsi="游ゴシック" w:eastAsia="游ゴシック"/>
-                <w:b w:val="0"/>
-                <w:sz w:val="18"/>
-              </w:rPr>
               <w:t>No.14</w:t>
             </w:r>
           </w:p>
@@ -7379,7 +7209,7 @@
           <w:b/>
           <w:sz w:val="22"/>
         </w:rPr>
-        <w:t>2　計画の記載に関わるもの（19件）</w:t>
+        <w:t>2　計画の記載に関わるもの（21件）</w:t>
       </w:r>
     </w:p>
     <w:p>
@@ -8123,7 +7953,7 @@
                 <w:b w:val="0"/>
                 <w:sz w:val="18"/>
               </w:rPr>
-              <w:t>No.96</w:t>
+              <w:t>No.88</w:t>
             </w:r>
           </w:p>
         </w:tc>
@@ -8143,7 +7973,7 @@
                 <w:b w:val="0"/>
                 <w:sz w:val="18"/>
               </w:rPr>
-              <w:t>認知症対応型共同生活介護の共同生活住居数と、くるみの郷の定員</w:t>
+              <w:t>日常生活圏域ごとの必要利用定員総数（法定記載事項）</w:t>
             </w:r>
           </w:p>
         </w:tc>
@@ -8163,7 +7993,177 @@
                 <w:b w:val="0"/>
                 <w:sz w:val="18"/>
               </w:rPr>
+              <w:t>3町（3圏域）を基盤整備単位とする案のまま概算する。必要利用定員総数は［要協議］のまま残す</w:t>
+            </w:r>
+          </w:p>
+        </w:tc>
+        <w:tc>
+          <w:tcPr>
+            <w:tcW w:type="dxa" w:w="1134"/>
+            <w:shd w:val="clear" w:color="auto" w:fill="F2F5FA"/>
+            <w:vAlign w:val="center"/>
+          </w:tcPr>
+          <w:p>
+            <w:pPr>
+              <w:spacing w:after="0"/>
+              <w:jc w:val="center"/>
+            </w:pPr>
+            <w:r>
+              <w:rPr>
+                <w:rFonts w:ascii="游ゴシック" w:hAnsi="游ゴシック" w:eastAsia="游ゴシック"/>
+                <w:b w:val="0"/>
+                <w:sz w:val="18"/>
+              </w:rPr>
+              <w:t>R8.9</w:t>
+            </w:r>
+          </w:p>
+        </w:tc>
+      </w:tr>
+      <w:tr>
+        <w:trPr>
+          <w:cantSplit/>
+        </w:trPr>
+        <w:tc>
+          <w:tcPr>
+            <w:tcW w:type="dxa" w:w="794"/>
+            <w:vAlign w:val="center"/>
+          </w:tcPr>
+          <w:p>
+            <w:pPr>
+              <w:spacing w:after="0"/>
+              <w:jc w:val="center"/>
+            </w:pPr>
+            <w:r>
+              <w:rPr>
+                <w:rFonts w:ascii="游ゴシック" w:hAnsi="游ゴシック" w:eastAsia="游ゴシック"/>
+                <w:b w:val="0"/>
+                <w:sz w:val="18"/>
+              </w:rPr>
+              <w:t>No.96</w:t>
+            </w:r>
+          </w:p>
+        </w:tc>
+        <w:tc>
+          <w:tcPr>
+            <w:tcW w:type="dxa" w:w="2948"/>
+            <w:vAlign w:val="center"/>
+          </w:tcPr>
+          <w:p>
+            <w:pPr>
+              <w:spacing w:after="0"/>
+            </w:pPr>
+            <w:r>
+              <w:rPr>
+                <w:rFonts w:ascii="游ゴシック" w:hAnsi="游ゴシック" w:eastAsia="游ゴシック"/>
+                <w:b w:val="0"/>
+                <w:sz w:val="18"/>
+              </w:rPr>
+              <w:t>認知症対応型共同生活介護の共同生活住居数と、くるみの郷の定員</w:t>
+            </w:r>
+          </w:p>
+        </w:tc>
+        <w:tc>
+          <w:tcPr>
+            <w:tcW w:type="dxa" w:w="4876"/>
+            <w:vAlign w:val="center"/>
+          </w:tcPr>
+          <w:p>
+            <w:pPr>
+              <w:spacing w:after="0"/>
+            </w:pPr>
+            <w:r>
+              <w:rPr>
+                <w:rFonts w:ascii="游ゴシック" w:hAnsi="游ゴシック" w:eastAsia="游ゴシック"/>
+                <w:b w:val="0"/>
+                <w:sz w:val="18"/>
+              </w:rPr>
               <w:t>認知症対応型共同生活介護の定員は99人＋［要確認］のまま掲げる</w:t>
+            </w:r>
+          </w:p>
+        </w:tc>
+        <w:tc>
+          <w:tcPr>
+            <w:tcW w:type="dxa" w:w="1134"/>
+            <w:vAlign w:val="center"/>
+          </w:tcPr>
+          <w:p>
+            <w:pPr>
+              <w:spacing w:after="0"/>
+              <w:jc w:val="center"/>
+            </w:pPr>
+            <w:r>
+              <w:rPr>
+                <w:rFonts w:ascii="游ゴシック" w:hAnsi="游ゴシック" w:eastAsia="游ゴシック"/>
+                <w:b w:val="0"/>
+                <w:sz w:val="18"/>
+              </w:rPr>
+              <w:t>R8.9</w:t>
+            </w:r>
+          </w:p>
+        </w:tc>
+      </w:tr>
+      <w:tr>
+        <w:trPr>
+          <w:cantSplit/>
+        </w:trPr>
+        <w:tc>
+          <w:tcPr>
+            <w:tcW w:type="dxa" w:w="794"/>
+            <w:shd w:val="clear" w:color="auto" w:fill="F2F5FA"/>
+            <w:vAlign w:val="center"/>
+          </w:tcPr>
+          <w:p>
+            <w:pPr>
+              <w:spacing w:after="0"/>
+              <w:jc w:val="center"/>
+            </w:pPr>
+            <w:r>
+              <w:rPr>
+                <w:rFonts w:ascii="游ゴシック" w:hAnsi="游ゴシック" w:eastAsia="游ゴシック"/>
+                <w:b w:val="0"/>
+                <w:sz w:val="18"/>
+              </w:rPr>
+              <w:t>No.107</w:t>
+            </w:r>
+          </w:p>
+        </w:tc>
+        <w:tc>
+          <w:tcPr>
+            <w:tcW w:type="dxa" w:w="2948"/>
+            <w:shd w:val="clear" w:color="auto" w:fill="F2F5FA"/>
+            <w:vAlign w:val="center"/>
+          </w:tcPr>
+          <w:p>
+            <w:pPr>
+              <w:spacing w:after="0"/>
+            </w:pPr>
+            <w:r>
+              <w:rPr>
+                <w:rFonts w:ascii="游ゴシック" w:hAnsi="游ゴシック" w:eastAsia="游ゴシック"/>
+                <w:b w:val="0"/>
+                <w:sz w:val="18"/>
+              </w:rPr>
+              <w:t>施設・居住系の実績の減少を将来へ延長するか</w:t>
+            </w:r>
+          </w:p>
+        </w:tc>
+        <w:tc>
+          <w:tcPr>
+            <w:tcW w:type="dxa" w:w="4876"/>
+            <w:shd w:val="clear" w:color="auto" w:fill="F2F5FA"/>
+            <w:vAlign w:val="center"/>
+          </w:tcPr>
+          <w:p>
+            <w:pPr>
+              <w:spacing w:after="0"/>
+            </w:pPr>
+            <w:r>
+              <w:rPr>
+                <w:rFonts w:ascii="游ゴシック" w:hAnsi="游ゴシック" w:eastAsia="游ゴシック"/>
+                <w:b w:val="0"/>
+                <w:sz w:val="18"/>
+              </w:rPr>
+              <w:t>施設・居住系の実績の減少を将来へ延長しないまま概算する</w:t>
             </w:r>
           </w:p>
         </w:tc>

--- a/output/第10期計画_3町合同意見交換会資料.docx
+++ b/output/第10期計画_3町合同意見交換会資料.docx
@@ -14860,7 +14860,7 @@
           <w:b w:val="0"/>
           <w:sz w:val="20"/>
         </w:rPr>
-        <w:t>資料の提供依頼23件のうち、まだ受領していないものが21件あります。うち優先度の高いものが14件です。</w:t>
+        <w:t>資料の提供依頼23件のうち、まだ受領していないものが19件あります。うち優先度の高いものが12件です。</w:t>
       </w:r>
     </w:p>
     <w:p>
@@ -14887,7 +14887,7 @@
           <w:b/>
           <w:sz w:val="20"/>
         </w:rPr>
-        <w:t>表19　優先度の高い資料　14件</w:t>
+        <w:t>表19　優先度の高い資料　12件</w:t>
       </w:r>
     </w:p>
     <w:tbl>
@@ -16067,215 +16067,6 @@
                 <w:sz w:val="16"/>
               </w:rPr>
               <w:t>R8.10</w:t>
-            </w:r>
-          </w:p>
-        </w:tc>
-      </w:tr>
-      <w:tr>
-        <w:trPr>
-          <w:cantSplit/>
-        </w:trPr>
-        <w:tc>
-          <w:tcPr>
-            <w:tcW w:type="dxa" w:w="567"/>
-            <w:vAlign w:val="center"/>
-          </w:tcPr>
-          <w:p>
-            <w:pPr>
-              <w:spacing w:after="0"/>
-              <w:jc w:val="center"/>
-            </w:pPr>
-            <w:r>
-              <w:rPr>
-                <w:rFonts w:ascii="游ゴシック" w:hAnsi="游ゴシック" w:eastAsia="游ゴシック"/>
-                <w:b w:val="0"/>
-                <w:sz w:val="16"/>
-              </w:rPr>
-              <w:t>21</w:t>
-            </w:r>
-          </w:p>
-        </w:tc>
-        <w:tc>
-          <w:tcPr>
-            <w:tcW w:type="dxa" w:w="3628"/>
-            <w:vAlign w:val="center"/>
-          </w:tcPr>
-          <w:p>
-            <w:pPr>
-              <w:spacing w:after="0"/>
-            </w:pPr>
-            <w:r>
-              <w:rPr>
-                <w:rFonts w:ascii="游ゴシック" w:hAnsi="游ゴシック" w:eastAsia="游ゴシック"/>
-                <w:b w:val="0"/>
-                <w:sz w:val="16"/>
-              </w:rPr>
-              <w:t>介護保険事業状況報告　年報（令和6年度・令和7年度）</w:t>
-            </w:r>
-          </w:p>
-        </w:tc>
-        <w:tc>
-          <w:tcPr>
-            <w:tcW w:type="dxa" w:w="2835"/>
-            <w:vAlign w:val="center"/>
-          </w:tcPr>
-          <w:p>
-            <w:pPr>
-              <w:spacing w:after="0"/>
-            </w:pPr>
-            <w:r>
-              <w:rPr>
-                <w:rFonts w:ascii="游ゴシック" w:hAnsi="游ゴシック" w:eastAsia="游ゴシック"/>
-                <w:b w:val="0"/>
-                <w:sz w:val="16"/>
-              </w:rPr>
-              <w:t>第3段階の給付費の算定、H15の基準値</w:t>
-            </w:r>
-          </w:p>
-        </w:tc>
-        <w:tc>
-          <w:tcPr>
-            <w:tcW w:type="dxa" w:w="1474"/>
-            <w:vAlign w:val="center"/>
-          </w:tcPr>
-          <w:p>
-            <w:pPr>
-              <w:spacing w:after="0"/>
-            </w:pPr>
-            <w:r>
-              <w:rPr>
-                <w:rFonts w:ascii="游ゴシック" w:hAnsi="游ゴシック" w:eastAsia="游ゴシック"/>
-                <w:b w:val="0"/>
-                <w:sz w:val="16"/>
-              </w:rPr>
-              <w:t>発注者</w:t>
-            </w:r>
-          </w:p>
-        </w:tc>
-        <w:tc>
-          <w:tcPr>
-            <w:tcW w:type="dxa" w:w="1020"/>
-            <w:vAlign w:val="center"/>
-          </w:tcPr>
-          <w:p>
-            <w:pPr>
-              <w:spacing w:after="0"/>
-              <w:jc w:val="center"/>
-            </w:pPr>
-            <w:r>
-              <w:rPr>
-                <w:rFonts w:ascii="游ゴシック" w:hAnsi="游ゴシック" w:eastAsia="游ゴシック"/>
-                <w:b w:val="0"/>
-                <w:sz w:val="16"/>
-              </w:rPr>
-              <w:t>R8.8</w:t>
-            </w:r>
-          </w:p>
-        </w:tc>
-      </w:tr>
-      <w:tr>
-        <w:trPr>
-          <w:cantSplit/>
-        </w:trPr>
-        <w:tc>
-          <w:tcPr>
-            <w:tcW w:type="dxa" w:w="567"/>
-            <w:shd w:val="clear" w:color="auto" w:fill="F2F5FA"/>
-            <w:vAlign w:val="center"/>
-          </w:tcPr>
-          <w:p>
-            <w:pPr>
-              <w:spacing w:after="0"/>
-              <w:jc w:val="center"/>
-            </w:pPr>
-            <w:r>
-              <w:rPr>
-                <w:rFonts w:ascii="游ゴシック" w:hAnsi="游ゴシック" w:eastAsia="游ゴシック"/>
-                <w:b w:val="0"/>
-                <w:sz w:val="16"/>
-              </w:rPr>
-              <w:t>22</w:t>
-            </w:r>
-          </w:p>
-        </w:tc>
-        <w:tc>
-          <w:tcPr>
-            <w:tcW w:type="dxa" w:w="3628"/>
-            <w:shd w:val="clear" w:color="auto" w:fill="F2F5FA"/>
-            <w:vAlign w:val="center"/>
-          </w:tcPr>
-          <w:p>
-            <w:pPr>
-              <w:spacing w:after="0"/>
-            </w:pPr>
-            <w:r>
-              <w:rPr>
-                <w:rFonts w:ascii="游ゴシック" w:hAnsi="游ゴシック" w:eastAsia="游ゴシック"/>
-                <w:b w:val="0"/>
-                <w:sz w:val="16"/>
-              </w:rPr>
-              <w:t>介護保険事業状況報告　月報（令和8年4月〜7月分）</w:t>
-            </w:r>
-          </w:p>
-        </w:tc>
-        <w:tc>
-          <w:tcPr>
-            <w:tcW w:type="dxa" w:w="2835"/>
-            <w:shd w:val="clear" w:color="auto" w:fill="F2F5FA"/>
-            <w:vAlign w:val="center"/>
-          </w:tcPr>
-          <w:p>
-            <w:pPr>
-              <w:spacing w:after="0"/>
-            </w:pPr>
-            <w:r>
-              <w:rPr>
-                <w:rFonts w:ascii="游ゴシック" w:hAnsi="游ゴシック" w:eastAsia="游ゴシック"/>
-                <w:b w:val="0"/>
-                <w:sz w:val="16"/>
-              </w:rPr>
-              <w:t>令和8年度の推定、第9期の中間評価の更新</w:t>
-            </w:r>
-          </w:p>
-        </w:tc>
-        <w:tc>
-          <w:tcPr>
-            <w:tcW w:type="dxa" w:w="1474"/>
-            <w:shd w:val="clear" w:color="auto" w:fill="F2F5FA"/>
-            <w:vAlign w:val="center"/>
-          </w:tcPr>
-          <w:p>
-            <w:pPr>
-              <w:spacing w:after="0"/>
-            </w:pPr>
-            <w:r>
-              <w:rPr>
-                <w:rFonts w:ascii="游ゴシック" w:hAnsi="游ゴシック" w:eastAsia="游ゴシック"/>
-                <w:b w:val="0"/>
-                <w:sz w:val="16"/>
-              </w:rPr>
-              <w:t>発注者</w:t>
-            </w:r>
-          </w:p>
-        </w:tc>
-        <w:tc>
-          <w:tcPr>
-            <w:tcW w:type="dxa" w:w="1020"/>
-            <w:shd w:val="clear" w:color="auto" w:fill="F2F5FA"/>
-            <w:vAlign w:val="center"/>
-          </w:tcPr>
-          <w:p>
-            <w:pPr>
-              <w:spacing w:after="0"/>
-              <w:jc w:val="center"/>
-            </w:pPr>
-            <w:r>
-              <w:rPr>
-                <w:rFonts w:ascii="游ゴシック" w:hAnsi="游ゴシック" w:eastAsia="游ゴシック"/>
-                <w:b w:val="0"/>
-                <w:sz w:val="16"/>
-              </w:rPr>
-              <w:t>R8.8</w:t>
             </w:r>
           </w:p>
         </w:tc>

--- a/output/第10期計画_3町合同意見交換会資料.docx
+++ b/output/第10期計画_3町合同意見交換会資料.docx
@@ -7653,7 +7653,7 @@
                 <w:b w:val="0"/>
                 <w:sz w:val="18"/>
               </w:rPr>
-              <w:t>同一法人の重複計上分を除いた採用83人・離職65人を用いる</w:t>
+              <w:t>社会資源一覧の従業員数は施設単位の実人数を用い、延べの値は用いない（同一の施設が複数のサービスで登録されている分を除く）。介護人材実態調査の採用者数・離職者数も同一法人の重複計上分を除いた採用83人・離職65人を用いる</w:t>
             </w:r>
           </w:p>
         </w:tc>
@@ -9160,7 +9160,7 @@
           <w:b/>
           <w:sz w:val="22"/>
         </w:rPr>
-        <w:t>3　受託者が仮置きにより進めた事項（38件）</w:t>
+        <w:t>3　受託者が仮置きにより進めた事項（46件）</w:t>
       </w:r>
     </w:p>
     <w:p>
@@ -12524,6 +12524,678 @@
           </w:p>
         </w:tc>
       </w:tr>
+      <w:tr>
+        <w:trPr>
+          <w:cantSplit/>
+        </w:trPr>
+        <w:tc>
+          <w:tcPr>
+            <w:tcW w:type="dxa" w:w="794"/>
+            <w:vAlign w:val="center"/>
+          </w:tcPr>
+          <w:p>
+            <w:pPr>
+              <w:spacing w:after="0"/>
+              <w:jc w:val="center"/>
+            </w:pPr>
+            <w:r>
+              <w:rPr>
+                <w:rFonts w:ascii="游ゴシック" w:hAnsi="游ゴシック" w:eastAsia="游ゴシック"/>
+                <w:b w:val="0"/>
+                <w:sz w:val="16"/>
+              </w:rPr>
+              <w:t>No.33</w:t>
+            </w:r>
+          </w:p>
+        </w:tc>
+        <w:tc>
+          <w:tcPr>
+            <w:tcW w:type="dxa" w:w="2608"/>
+            <w:vAlign w:val="center"/>
+          </w:tcPr>
+          <w:p>
+            <w:pPr>
+              <w:spacing w:after="0"/>
+            </w:pPr>
+            <w:r>
+              <w:rPr>
+                <w:rFonts w:ascii="游ゴシック" w:hAnsi="游ゴシック" w:eastAsia="游ゴシック"/>
+                <w:b w:val="0"/>
+                <w:sz w:val="16"/>
+              </w:rPr>
+              <w:t>第10期の政令改正の内容（所得段階）</w:t>
+            </w:r>
+          </w:p>
+        </w:tc>
+        <w:tc>
+          <w:tcPr>
+            <w:tcW w:type="dxa" w:w="4649"/>
+            <w:vAlign w:val="center"/>
+          </w:tcPr>
+          <w:p>
+            <w:pPr>
+              <w:spacing w:after="0"/>
+            </w:pPr>
+            <w:r>
+              <w:rPr>
+                <w:rFonts w:ascii="游ゴシック" w:hAnsi="游ゴシック" w:eastAsia="游ゴシック"/>
+                <w:b w:val="0"/>
+                <w:sz w:val="16"/>
+              </w:rPr>
+              <w:t>所得段階は第9期の条例による16段階と公費による軽減前の割合を据え置いて算定し、政令の公布後に再算定する旨を明示した</w:t>
+            </w:r>
+          </w:p>
+        </w:tc>
+        <w:tc>
+          <w:tcPr>
+            <w:tcW w:type="dxa" w:w="1701"/>
+            <w:vAlign w:val="center"/>
+          </w:tcPr>
+          <w:p>
+            <w:pPr>
+              <w:spacing w:after="0"/>
+            </w:pPr>
+            <w:r>
+              <w:rPr>
+                <w:rFonts w:ascii="游ゴシック" w:hAnsi="游ゴシック" w:eastAsia="游ゴシック"/>
+                <w:b w:val="0"/>
+                <w:sz w:val="16"/>
+              </w:rPr>
+              <w:t>第6章第6節</w:t>
+            </w:r>
+          </w:p>
+        </w:tc>
+      </w:tr>
+      <w:tr>
+        <w:trPr>
+          <w:cantSplit/>
+        </w:trPr>
+        <w:tc>
+          <w:tcPr>
+            <w:tcW w:type="dxa" w:w="794"/>
+            <w:shd w:val="clear" w:color="auto" w:fill="F2F5FA"/>
+            <w:vAlign w:val="center"/>
+          </w:tcPr>
+          <w:p>
+            <w:pPr>
+              <w:spacing w:after="0"/>
+              <w:jc w:val="center"/>
+            </w:pPr>
+            <w:r>
+              <w:rPr>
+                <w:rFonts w:ascii="游ゴシック" w:hAnsi="游ゴシック" w:eastAsia="游ゴシック"/>
+                <w:b w:val="0"/>
+                <w:sz w:val="16"/>
+              </w:rPr>
+              <w:t>No.39</w:t>
+            </w:r>
+          </w:p>
+        </w:tc>
+        <w:tc>
+          <w:tcPr>
+            <w:tcW w:type="dxa" w:w="2608"/>
+            <w:shd w:val="clear" w:color="auto" w:fill="F2F5FA"/>
+            <w:vAlign w:val="center"/>
+          </w:tcPr>
+          <w:p>
+            <w:pPr>
+              <w:spacing w:after="0"/>
+            </w:pPr>
+            <w:r>
+              <w:rPr>
+                <w:rFonts w:ascii="游ゴシック" w:hAnsi="游ゴシック" w:eastAsia="游ゴシック"/>
+                <w:b w:val="0"/>
+                <w:sz w:val="16"/>
+              </w:rPr>
+              <w:t>中間報告・施策体系新旧対照表・骨子案のご確認</w:t>
+            </w:r>
+          </w:p>
+        </w:tc>
+        <w:tc>
+          <w:tcPr>
+            <w:tcW w:type="dxa" w:w="4649"/>
+            <w:shd w:val="clear" w:color="auto" w:fill="F2F5FA"/>
+            <w:vAlign w:val="center"/>
+          </w:tcPr>
+          <w:p>
+            <w:pPr>
+              <w:spacing w:after="0"/>
+            </w:pPr>
+            <w:r>
+              <w:rPr>
+                <w:rFonts w:ascii="游ゴシック" w:hAnsi="游ゴシック" w:eastAsia="游ゴシック"/>
+                <w:b w:val="0"/>
+                <w:sz w:val="16"/>
+              </w:rPr>
+              <w:t>代表KPIは第9期計画の目標指標を引き継ぎ、別の指標を新たに起こしていないこと及び改称により第9期の系列と接続しないことを明示した</w:t>
+            </w:r>
+          </w:p>
+        </w:tc>
+        <w:tc>
+          <w:tcPr>
+            <w:tcW w:type="dxa" w:w="1701"/>
+            <w:shd w:val="clear" w:color="auto" w:fill="F2F5FA"/>
+            <w:vAlign w:val="center"/>
+          </w:tcPr>
+          <w:p>
+            <w:pPr>
+              <w:spacing w:after="0"/>
+            </w:pPr>
+            <w:r>
+              <w:rPr>
+                <w:rFonts w:ascii="游ゴシック" w:hAnsi="游ゴシック" w:eastAsia="游ゴシック"/>
+                <w:b w:val="0"/>
+                <w:sz w:val="16"/>
+              </w:rPr>
+              <w:t>第4章第3節</w:t>
+            </w:r>
+          </w:p>
+        </w:tc>
+      </w:tr>
+      <w:tr>
+        <w:trPr>
+          <w:cantSplit/>
+        </w:trPr>
+        <w:tc>
+          <w:tcPr>
+            <w:tcW w:type="dxa" w:w="794"/>
+            <w:vAlign w:val="center"/>
+          </w:tcPr>
+          <w:p>
+            <w:pPr>
+              <w:spacing w:after="0"/>
+              <w:jc w:val="center"/>
+            </w:pPr>
+            <w:r>
+              <w:rPr>
+                <w:rFonts w:ascii="游ゴシック" w:hAnsi="游ゴシック" w:eastAsia="游ゴシック"/>
+                <w:b w:val="0"/>
+                <w:sz w:val="16"/>
+              </w:rPr>
+              <w:t>No.40</w:t>
+            </w:r>
+          </w:p>
+        </w:tc>
+        <w:tc>
+          <w:tcPr>
+            <w:tcW w:type="dxa" w:w="2608"/>
+            <w:vAlign w:val="center"/>
+          </w:tcPr>
+          <w:p>
+            <w:pPr>
+              <w:spacing w:after="0"/>
+            </w:pPr>
+            <w:r>
+              <w:rPr>
+                <w:rFonts w:ascii="游ゴシック" w:hAnsi="游ゴシック" w:eastAsia="游ゴシック"/>
+                <w:b w:val="0"/>
+                <w:sz w:val="16"/>
+              </w:rPr>
+              <w:t>社会資源一覧の従業員数の重複計上の扱い</w:t>
+            </w:r>
+          </w:p>
+        </w:tc>
+        <w:tc>
+          <w:tcPr>
+            <w:tcW w:type="dxa" w:w="4649"/>
+            <w:vAlign w:val="center"/>
+          </w:tcPr>
+          <w:p>
+            <w:pPr>
+              <w:spacing w:after="0"/>
+            </w:pPr>
+            <w:r>
+              <w:rPr>
+                <w:rFonts w:ascii="游ゴシック" w:hAnsi="游ゴシック" w:eastAsia="游ゴシック"/>
+                <w:b w:val="0"/>
+                <w:sz w:val="16"/>
+              </w:rPr>
+              <w:t>社会資源一覧の従業員数は延べの値となるため、供給の担い手の分析には施設単位の実人数を用いる旨を注に明示した</w:t>
+            </w:r>
+          </w:p>
+        </w:tc>
+        <w:tc>
+          <w:tcPr>
+            <w:tcW w:type="dxa" w:w="1701"/>
+            <w:vAlign w:val="center"/>
+          </w:tcPr>
+          <w:p>
+            <w:pPr>
+              <w:spacing w:after="0"/>
+            </w:pPr>
+            <w:r>
+              <w:rPr>
+                <w:rFonts w:ascii="游ゴシック" w:hAnsi="游ゴシック" w:eastAsia="游ゴシック"/>
+                <w:b w:val="0"/>
+                <w:sz w:val="16"/>
+              </w:rPr>
+              <w:t>第2章第3節5</w:t>
+            </w:r>
+          </w:p>
+        </w:tc>
+      </w:tr>
+      <w:tr>
+        <w:trPr>
+          <w:cantSplit/>
+        </w:trPr>
+        <w:tc>
+          <w:tcPr>
+            <w:tcW w:type="dxa" w:w="794"/>
+            <w:shd w:val="clear" w:color="auto" w:fill="F2F5FA"/>
+            <w:vAlign w:val="center"/>
+          </w:tcPr>
+          <w:p>
+            <w:pPr>
+              <w:spacing w:after="0"/>
+              <w:jc w:val="center"/>
+            </w:pPr>
+            <w:r>
+              <w:rPr>
+                <w:rFonts w:ascii="游ゴシック" w:hAnsi="游ゴシック" w:eastAsia="游ゴシック"/>
+                <w:b w:val="0"/>
+                <w:sz w:val="16"/>
+              </w:rPr>
+              <w:t>No.43</w:t>
+            </w:r>
+          </w:p>
+        </w:tc>
+        <w:tc>
+          <w:tcPr>
+            <w:tcW w:type="dxa" w:w="2608"/>
+            <w:shd w:val="clear" w:color="auto" w:fill="F2F5FA"/>
+            <w:vAlign w:val="center"/>
+          </w:tcPr>
+          <w:p>
+            <w:pPr>
+              <w:spacing w:after="0"/>
+            </w:pPr>
+            <w:r>
+              <w:rPr>
+                <w:rFonts w:ascii="游ゴシック" w:hAnsi="游ゴシック" w:eastAsia="游ゴシック"/>
+                <w:b w:val="0"/>
+                <w:sz w:val="16"/>
+              </w:rPr>
+              <w:t>認定に要する日数の扱い</w:t>
+            </w:r>
+          </w:p>
+        </w:tc>
+        <w:tc>
+          <w:tcPr>
+            <w:tcW w:type="dxa" w:w="4649"/>
+            <w:shd w:val="clear" w:color="auto" w:fill="F2F5FA"/>
+            <w:vAlign w:val="center"/>
+          </w:tcPr>
+          <w:p>
+            <w:pPr>
+              <w:spacing w:after="0"/>
+            </w:pPr>
+            <w:r>
+              <w:rPr>
+                <w:rFonts w:ascii="游ゴシック" w:hAnsi="游ゴシック" w:eastAsia="游ゴシック"/>
+                <w:b w:val="0"/>
+                <w:sz w:val="16"/>
+              </w:rPr>
+              <w:t>申請から二次判定までの平均所要日数が法定の30日を上回っていることを掲げ、期間の短縮を要介護認定の適正化の取組に加えた</w:t>
+            </w:r>
+          </w:p>
+        </w:tc>
+        <w:tc>
+          <w:tcPr>
+            <w:tcW w:type="dxa" w:w="1701"/>
+            <w:shd w:val="clear" w:color="auto" w:fill="F2F5FA"/>
+            <w:vAlign w:val="center"/>
+          </w:tcPr>
+          <w:p>
+            <w:pPr>
+              <w:spacing w:after="0"/>
+            </w:pPr>
+            <w:r>
+              <w:rPr>
+                <w:rFonts w:ascii="游ゴシック" w:hAnsi="游ゴシック" w:eastAsia="游ゴシック"/>
+                <w:b w:val="0"/>
+                <w:sz w:val="16"/>
+              </w:rPr>
+              <w:t>第2章第1節3・第5章 基本目標5</w:t>
+            </w:r>
+          </w:p>
+        </w:tc>
+      </w:tr>
+      <w:tr>
+        <w:trPr>
+          <w:cantSplit/>
+        </w:trPr>
+        <w:tc>
+          <w:tcPr>
+            <w:tcW w:type="dxa" w:w="794"/>
+            <w:vAlign w:val="center"/>
+          </w:tcPr>
+          <w:p>
+            <w:pPr>
+              <w:spacing w:after="0"/>
+              <w:jc w:val="center"/>
+            </w:pPr>
+            <w:r>
+              <w:rPr>
+                <w:rFonts w:ascii="游ゴシック" w:hAnsi="游ゴシック" w:eastAsia="游ゴシック"/>
+                <w:b w:val="0"/>
+                <w:sz w:val="16"/>
+              </w:rPr>
+              <w:t>No.45</w:t>
+            </w:r>
+          </w:p>
+        </w:tc>
+        <w:tc>
+          <w:tcPr>
+            <w:tcW w:type="dxa" w:w="2608"/>
+            <w:vAlign w:val="center"/>
+          </w:tcPr>
+          <w:p>
+            <w:pPr>
+              <w:spacing w:after="0"/>
+            </w:pPr>
+            <w:r>
+              <w:rPr>
+                <w:rFonts w:ascii="游ゴシック" w:hAnsi="游ゴシック" w:eastAsia="游ゴシック"/>
+                <w:b w:val="0"/>
+                <w:sz w:val="16"/>
+              </w:rPr>
+              <w:t>代表KPI H15の分母の定義</w:t>
+            </w:r>
+          </w:p>
+        </w:tc>
+        <w:tc>
+          <w:tcPr>
+            <w:tcW w:type="dxa" w:w="4649"/>
+            <w:vAlign w:val="center"/>
+          </w:tcPr>
+          <w:p>
+            <w:pPr>
+              <w:spacing w:after="0"/>
+            </w:pPr>
+            <w:r>
+              <w:rPr>
+                <w:rFonts w:ascii="游ゴシック" w:hAnsi="游ゴシック" w:eastAsia="游ゴシック"/>
+                <w:b w:val="0"/>
+                <w:sz w:val="16"/>
+              </w:rPr>
+              <w:t>代表KPI H15の分母を計画の標準給付費見込額とし、実績側は介護保険特別会計決算の保険給付費によることとした</w:t>
+            </w:r>
+          </w:p>
+        </w:tc>
+        <w:tc>
+          <w:tcPr>
+            <w:tcW w:type="dxa" w:w="1701"/>
+            <w:vAlign w:val="center"/>
+          </w:tcPr>
+          <w:p>
+            <w:pPr>
+              <w:spacing w:after="0"/>
+            </w:pPr>
+            <w:r>
+              <w:rPr>
+                <w:rFonts w:ascii="游ゴシック" w:hAnsi="游ゴシック" w:eastAsia="游ゴシック"/>
+                <w:b w:val="0"/>
+                <w:sz w:val="16"/>
+              </w:rPr>
+              <w:t>第4章第3節・第5章 基本目標5・資料1</w:t>
+            </w:r>
+          </w:p>
+        </w:tc>
+      </w:tr>
+      <w:tr>
+        <w:trPr>
+          <w:cantSplit/>
+        </w:trPr>
+        <w:tc>
+          <w:tcPr>
+            <w:tcW w:type="dxa" w:w="794"/>
+            <w:shd w:val="clear" w:color="auto" w:fill="F2F5FA"/>
+            <w:vAlign w:val="center"/>
+          </w:tcPr>
+          <w:p>
+            <w:pPr>
+              <w:spacing w:after="0"/>
+              <w:jc w:val="center"/>
+            </w:pPr>
+            <w:r>
+              <w:rPr>
+                <w:rFonts w:ascii="游ゴシック" w:hAnsi="游ゴシック" w:eastAsia="游ゴシック"/>
+                <w:b w:val="0"/>
+                <w:sz w:val="16"/>
+              </w:rPr>
+              <w:t>No.57</w:t>
+            </w:r>
+          </w:p>
+        </w:tc>
+        <w:tc>
+          <w:tcPr>
+            <w:tcW w:type="dxa" w:w="2608"/>
+            <w:shd w:val="clear" w:color="auto" w:fill="F2F5FA"/>
+            <w:vAlign w:val="center"/>
+          </w:tcPr>
+          <w:p>
+            <w:pPr>
+              <w:spacing w:after="0"/>
+            </w:pPr>
+            <w:r>
+              <w:rPr>
+                <w:rFonts w:ascii="游ゴシック" w:hAnsi="游ゴシック" w:eastAsia="游ゴシック"/>
+                <w:b w:val="0"/>
+                <w:sz w:val="16"/>
+              </w:rPr>
+              <w:t>計画値を0としたサービスに実績がある2件</w:t>
+            </w:r>
+          </w:p>
+        </w:tc>
+        <w:tc>
+          <w:tcPr>
+            <w:tcW w:type="dxa" w:w="4649"/>
+            <w:shd w:val="clear" w:color="auto" w:fill="F2F5FA"/>
+            <w:vAlign w:val="center"/>
+          </w:tcPr>
+          <w:p>
+            <w:pPr>
+              <w:spacing w:after="0"/>
+            </w:pPr>
+            <w:r>
+              <w:rPr>
+                <w:rFonts w:ascii="游ゴシック" w:hAnsi="游ゴシック" w:eastAsia="游ゴシック"/>
+                <w:b w:val="0"/>
+                <w:sz w:val="16"/>
+              </w:rPr>
+              <w:t>第9期に計画値を0としていた認知症対応型通所介護は算定値を置き、介護療養型医療施設は計上しないこととした</w:t>
+            </w:r>
+          </w:p>
+        </w:tc>
+        <w:tc>
+          <w:tcPr>
+            <w:tcW w:type="dxa" w:w="1701"/>
+            <w:shd w:val="clear" w:color="auto" w:fill="F2F5FA"/>
+            <w:vAlign w:val="center"/>
+          </w:tcPr>
+          <w:p>
+            <w:pPr>
+              <w:spacing w:after="0"/>
+            </w:pPr>
+            <w:r>
+              <w:rPr>
+                <w:rFonts w:ascii="游ゴシック" w:hAnsi="游ゴシック" w:eastAsia="游ゴシック"/>
+                <w:b w:val="0"/>
+                <w:sz w:val="16"/>
+              </w:rPr>
+              <w:t>第6章第2節</w:t>
+            </w:r>
+          </w:p>
+        </w:tc>
+      </w:tr>
+      <w:tr>
+        <w:trPr>
+          <w:cantSplit/>
+        </w:trPr>
+        <w:tc>
+          <w:tcPr>
+            <w:tcW w:type="dxa" w:w="794"/>
+            <w:vAlign w:val="center"/>
+          </w:tcPr>
+          <w:p>
+            <w:pPr>
+              <w:spacing w:after="0"/>
+              <w:jc w:val="center"/>
+            </w:pPr>
+            <w:r>
+              <w:rPr>
+                <w:rFonts w:ascii="游ゴシック" w:hAnsi="游ゴシック" w:eastAsia="游ゴシック"/>
+                <w:b w:val="0"/>
+                <w:sz w:val="16"/>
+              </w:rPr>
+              <w:t>No.58</w:t>
+            </w:r>
+          </w:p>
+        </w:tc>
+        <w:tc>
+          <w:tcPr>
+            <w:tcW w:type="dxa" w:w="2608"/>
+            <w:vAlign w:val="center"/>
+          </w:tcPr>
+          <w:p>
+            <w:pPr>
+              <w:spacing w:after="0"/>
+            </w:pPr>
+            <w:r>
+              <w:rPr>
+                <w:rFonts w:ascii="游ゴシック" w:hAnsi="游ゴシック" w:eastAsia="游ゴシック"/>
+                <w:b w:val="0"/>
+                <w:sz w:val="16"/>
+              </w:rPr>
+              <w:t>定期巡回・随時対応型訪問介護看護の第10期の取扱い</w:t>
+            </w:r>
+          </w:p>
+        </w:tc>
+        <w:tc>
+          <w:tcPr>
+            <w:tcW w:type="dxa" w:w="4649"/>
+            <w:vAlign w:val="center"/>
+          </w:tcPr>
+          <w:p>
+            <w:pPr>
+              <w:spacing w:after="0"/>
+            </w:pPr>
+            <w:r>
+              <w:rPr>
+                <w:rFonts w:ascii="游ゴシック" w:hAnsi="游ゴシック" w:eastAsia="游ゴシック"/>
+                <w:b w:val="0"/>
+                <w:sz w:val="16"/>
+              </w:rPr>
+              <w:t>定期巡回・随時対応型訪問介護看護及び看護小規模多機能型居宅介護は自然体の算定値を置き、整備又は事業の実施による上乗せは含めないこととした</w:t>
+            </w:r>
+          </w:p>
+        </w:tc>
+        <w:tc>
+          <w:tcPr>
+            <w:tcW w:type="dxa" w:w="1701"/>
+            <w:vAlign w:val="center"/>
+          </w:tcPr>
+          <w:p>
+            <w:pPr>
+              <w:spacing w:after="0"/>
+            </w:pPr>
+            <w:r>
+              <w:rPr>
+                <w:rFonts w:ascii="游ゴシック" w:hAnsi="游ゴシック" w:eastAsia="游ゴシック"/>
+                <w:b w:val="0"/>
+                <w:sz w:val="16"/>
+              </w:rPr>
+              <w:t>第6章第2節・第4節1</w:t>
+            </w:r>
+          </w:p>
+        </w:tc>
+      </w:tr>
+      <w:tr>
+        <w:trPr>
+          <w:cantSplit/>
+        </w:trPr>
+        <w:tc>
+          <w:tcPr>
+            <w:tcW w:type="dxa" w:w="794"/>
+            <w:shd w:val="clear" w:color="auto" w:fill="F2F5FA"/>
+            <w:vAlign w:val="center"/>
+          </w:tcPr>
+          <w:p>
+            <w:pPr>
+              <w:spacing w:after="0"/>
+              <w:jc w:val="center"/>
+            </w:pPr>
+            <w:r>
+              <w:rPr>
+                <w:rFonts w:ascii="游ゴシック" w:hAnsi="游ゴシック" w:eastAsia="游ゴシック"/>
+                <w:b w:val="0"/>
+                <w:sz w:val="16"/>
+              </w:rPr>
+              <w:t>No.63</w:t>
+            </w:r>
+          </w:p>
+        </w:tc>
+        <w:tc>
+          <w:tcPr>
+            <w:tcW w:type="dxa" w:w="2608"/>
+            <w:shd w:val="clear" w:color="auto" w:fill="F2F5FA"/>
+            <w:vAlign w:val="center"/>
+          </w:tcPr>
+          <w:p>
+            <w:pPr>
+              <w:spacing w:after="0"/>
+            </w:pPr>
+            <w:r>
+              <w:rPr>
+                <w:rFonts w:ascii="游ゴシック" w:hAnsi="游ゴシック" w:eastAsia="游ゴシック"/>
+                <w:b w:val="0"/>
+                <w:sz w:val="16"/>
+              </w:rPr>
+              <w:t>人口推計の基礎を総合戦略とするご指示への対応</w:t>
+            </w:r>
+          </w:p>
+        </w:tc>
+        <w:tc>
+          <w:tcPr>
+            <w:tcW w:type="dxa" w:w="4649"/>
+            <w:shd w:val="clear" w:color="auto" w:fill="F2F5FA"/>
+            <w:vAlign w:val="center"/>
+          </w:tcPr>
+          <w:p>
+            <w:pPr>
+              <w:spacing w:after="0"/>
+            </w:pPr>
+            <w:r>
+              <w:rPr>
+                <w:rFonts w:ascii="游ゴシック" w:hAnsi="游ゴシック" w:eastAsia="游ゴシック"/>
+                <w:b w:val="0"/>
+                <w:sz w:val="16"/>
+              </w:rPr>
+              <w:t>人口の基礎は案C（地方創生総合戦略と住民基本台帳の実績趨勢）のままとし、3町の人口目標を一律に用いられない理由を注に明示した</w:t>
+            </w:r>
+          </w:p>
+        </w:tc>
+        <w:tc>
+          <w:tcPr>
+            <w:tcW w:type="dxa" w:w="1701"/>
+            <w:shd w:val="clear" w:color="auto" w:fill="F2F5FA"/>
+            <w:vAlign w:val="center"/>
+          </w:tcPr>
+          <w:p>
+            <w:pPr>
+              <w:spacing w:after="0"/>
+            </w:pPr>
+            <w:r>
+              <w:rPr>
+                <w:rFonts w:ascii="游ゴシック" w:hAnsi="游ゴシック" w:eastAsia="游ゴシック"/>
+                <w:b w:val="0"/>
+                <w:sz w:val="16"/>
+              </w:rPr>
+              <w:t>第2章第1節・第6章第1節</w:t>
+            </w:r>
+          </w:p>
+        </w:tc>
+      </w:tr>
     </w:tbl>
     <w:p>
       <w:pPr>
@@ -12541,8 +13213,8 @@
     <w:p>
       <w:pPr>
         <w:keepNext/>
-        <w:pageBreakBefore/>
-        <w:spacing w:before="0" w:after="120"/>
+        <w:pageBreakBefore w:val="0"/>
+        <w:spacing w:before="280" w:after="120"/>
       </w:pPr>
       <w:r>
         <w:rPr>

--- a/output/第10期計画_3町合同意見交換会資料.docx
+++ b/output/第10期計画_3町合同意見交換会資料.docx
@@ -1473,7 +1473,7 @@
                 <w:b/>
                 <w:sz w:val="18"/>
               </w:rPr>
-              <w:t>173件</w:t>
+              <w:t>174件</w:t>
             </w:r>
           </w:p>
         </w:tc>
@@ -1541,7 +1541,7 @@
                 <w:b/>
                 <w:sz w:val="18"/>
               </w:rPr>
-              <w:t>160件</w:t>
+              <w:t>161件</w:t>
             </w:r>
           </w:p>
         </w:tc>

--- a/output/第10期計画_3町合同意見交換会資料.docx
+++ b/output/第10期計画_3町合同意見交換会資料.docx
@@ -520,7 +520,7 @@
                 <w:b w:val="0"/>
                 <w:sz w:val="18"/>
               </w:rPr>
-              <w:t>ご決定をお願いする事項　25件（第6節）</w:t>
+              <w:t>ご決定をお願いする事項　26件（第6節）</w:t>
             </w:r>
           </w:p>
         </w:tc>
@@ -1473,7 +1473,7 @@
                 <w:b/>
                 <w:sz w:val="18"/>
               </w:rPr>
-              <w:t>174件</w:t>
+              <w:t>177件</w:t>
             </w:r>
           </w:p>
         </w:tc>
@@ -1541,7 +1541,7 @@
                 <w:b/>
                 <w:sz w:val="18"/>
               </w:rPr>
-              <w:t>161件</w:t>
+              <w:t>164件</w:t>
             </w:r>
           </w:p>
         </w:tc>
@@ -1608,7 +1608,7 @@
                 <w:b/>
                 <w:sz w:val="18"/>
               </w:rPr>
-              <w:t>36件</w:t>
+              <w:t>37件</w:t>
             </w:r>
           </w:p>
         </w:tc>
@@ -1676,7 +1676,7 @@
                 <w:b/>
                 <w:sz w:val="18"/>
               </w:rPr>
-              <w:t>25件</w:t>
+              <w:t>26件</w:t>
             </w:r>
           </w:p>
         </w:tc>
@@ -7209,7 +7209,7 @@
           <w:b/>
           <w:sz w:val="22"/>
         </w:rPr>
-        <w:t>2　計画の記載に関わるもの（21件）</w:t>
+        <w:t>2　計画の記載に関わるもの（22件）</w:t>
       </w:r>
     </w:p>
     <w:p>
@@ -9118,6 +9118,93 @@
                 <w:sz w:val="18"/>
               </w:rPr>
               <w:t>R8.10</w:t>
+            </w:r>
+          </w:p>
+        </w:tc>
+      </w:tr>
+      <w:tr>
+        <w:trPr>
+          <w:cantSplit/>
+        </w:trPr>
+        <w:tc>
+          <w:tcPr>
+            <w:tcW w:type="dxa" w:w="794"/>
+            <w:shd w:val="clear" w:color="auto" w:fill="F2F5FA"/>
+            <w:vAlign w:val="center"/>
+          </w:tcPr>
+          <w:p>
+            <w:pPr>
+              <w:spacing w:after="0"/>
+              <w:jc w:val="center"/>
+            </w:pPr>
+            <w:r>
+              <w:rPr>
+                <w:rFonts w:ascii="游ゴシック" w:hAnsi="游ゴシック" w:eastAsia="游ゴシック"/>
+                <w:b w:val="0"/>
+                <w:sz w:val="18"/>
+              </w:rPr>
+              <w:t>No.175</w:t>
+            </w:r>
+          </w:p>
+        </w:tc>
+        <w:tc>
+          <w:tcPr>
+            <w:tcW w:type="dxa" w:w="2948"/>
+            <w:shd w:val="clear" w:color="auto" w:fill="F2F5FA"/>
+            <w:vAlign w:val="center"/>
+          </w:tcPr>
+          <w:p>
+            <w:pPr>
+              <w:spacing w:after="0"/>
+            </w:pPr>
+            <w:r>
+              <w:rPr>
+                <w:rFonts w:ascii="游ゴシック" w:hAnsi="游ゴシック" w:eastAsia="游ゴシック"/>
+                <w:b w:val="0"/>
+                <w:sz w:val="18"/>
+              </w:rPr>
+              <w:t>介護情報基盤及びケアプランデータ連携への対応の工程</w:t>
+            </w:r>
+          </w:p>
+        </w:tc>
+        <w:tc>
+          <w:tcPr>
+            <w:tcW w:type="dxa" w:w="4876"/>
+            <w:shd w:val="clear" w:color="auto" w:fill="F2F5FA"/>
+            <w:vAlign w:val="center"/>
+          </w:tcPr>
+          <w:p>
+            <w:pPr>
+              <w:spacing w:after="0"/>
+            </w:pPr>
+            <w:r>
+              <w:rPr>
+                <w:rFonts w:ascii="游ゴシック" w:hAnsi="游ゴシック" w:eastAsia="游ゴシック"/>
+                <w:b w:val="0"/>
+                <w:sz w:val="18"/>
+              </w:rPr>
+              <w:t>の当方の扱い＝国が示す本格運用開始日（令和10年4月1日）までに完了することを前提として計画素案に記載し、年度ごとの工程は［要確認］として残す。事業所への周知は広域連合と3町が共同で行うものとして記載する</w:t>
+            </w:r>
+          </w:p>
+        </w:tc>
+        <w:tc>
+          <w:tcPr>
+            <w:tcW w:type="dxa" w:w="1134"/>
+            <w:shd w:val="clear" w:color="auto" w:fill="F2F5FA"/>
+            <w:vAlign w:val="center"/>
+          </w:tcPr>
+          <w:p>
+            <w:pPr>
+              <w:spacing w:after="0"/>
+              <w:jc w:val="center"/>
+            </w:pPr>
+            <w:r>
+              <w:rPr>
+                <w:rFonts w:ascii="游ゴシック" w:hAnsi="游ゴシック" w:eastAsia="游ゴシック"/>
+                <w:b w:val="0"/>
+                <w:sz w:val="18"/>
+              </w:rPr>
+              <w:t>R8.11</w:t>
             </w:r>
           </w:p>
         </w:tc>
@@ -15509,8 +15596,8 @@
     <w:p>
       <w:pPr>
         <w:keepNext/>
-        <w:pageBreakBefore/>
-        <w:spacing w:before="0" w:after="120"/>
+        <w:pageBreakBefore w:val="0"/>
+        <w:spacing w:before="280" w:after="120"/>
       </w:pPr>
       <w:r>
         <w:rPr>
@@ -17149,7 +17236,7 @@
                 <w:b w:val="0"/>
                 <w:sz w:val="18"/>
               </w:rPr>
-              <w:t>共通25件のご決定</w:t>
+              <w:t>共通26件のご決定</w:t>
             </w:r>
           </w:p>
         </w:tc>

--- a/output/第10期計画_3町合同意見交換会資料.docx
+++ b/output/第10期計画_3町合同意見交換会資料.docx
@@ -474,7 +474,7 @@
                 <w:b w:val="0"/>
                 <w:sz w:val="18"/>
               </w:rPr>
-              <w:t>地域の課題（第5節）</w:t>
+              <w:t>令和8年9月の制度の動向（第5節）</w:t>
             </w:r>
           </w:p>
         </w:tc>
@@ -520,7 +520,7 @@
                 <w:b w:val="0"/>
                 <w:sz w:val="18"/>
               </w:rPr>
-              <w:t>ご決定をお願いする事項　26件（第6節）</w:t>
+              <w:t>地域の課題（第6節）</w:t>
             </w:r>
           </w:p>
         </w:tc>
@@ -568,7 +568,7 @@
                 <w:b w:val="0"/>
                 <w:sz w:val="18"/>
               </w:rPr>
-              <w:t>認知症施策推進計画の扱い（第7節）</w:t>
+              <w:t>ご決定をお願いする事項　26件（第7節）</w:t>
             </w:r>
           </w:p>
         </w:tc>
@@ -584,6 +584,7 @@
           </w:tcPr>
           <w:p>
             <w:pPr>
+              <w:keepNext/>
               <w:spacing w:after="0"/>
               <w:jc w:val="center"/>
             </w:pPr>
@@ -604,15 +605,62 @@
           </w:tcPr>
           <w:p>
             <w:pPr>
-              <w:spacing w:after="0"/>
-            </w:pPr>
-            <w:r>
-              <w:rPr>
-                <w:rFonts w:ascii="游ゴシック" w:hAnsi="游ゴシック" w:eastAsia="游ゴシック"/>
-                <w:b w:val="0"/>
-                <w:sz w:val="18"/>
-              </w:rPr>
-              <w:t>資料のご提供のお願いと今後の進め方（第9節・第10節）</w:t>
+              <w:keepNext/>
+              <w:spacing w:after="0"/>
+            </w:pPr>
+            <w:r>
+              <w:rPr>
+                <w:rFonts w:ascii="游ゴシック" w:hAnsi="游ゴシック" w:eastAsia="游ゴシック"/>
+                <w:b w:val="0"/>
+                <w:sz w:val="18"/>
+              </w:rPr>
+              <w:t>認知症施策推進計画の扱い（第8節）</w:t>
+            </w:r>
+          </w:p>
+        </w:tc>
+      </w:tr>
+      <w:tr>
+        <w:trPr>
+          <w:cantSplit/>
+        </w:trPr>
+        <w:tc>
+          <w:tcPr>
+            <w:tcW w:type="dxa" w:w="1474"/>
+            <w:shd w:val="clear" w:color="auto" w:fill="F2F5FA"/>
+            <w:vAlign w:val="center"/>
+          </w:tcPr>
+          <w:p>
+            <w:pPr>
+              <w:spacing w:after="0"/>
+              <w:jc w:val="center"/>
+            </w:pPr>
+            <w:r>
+              <w:rPr>
+                <w:rFonts w:ascii="游ゴシック" w:hAnsi="游ゴシック" w:eastAsia="游ゴシック"/>
+                <w:b/>
+                <w:sz w:val="18"/>
+              </w:rPr>
+              <w:t>7</w:t>
+            </w:r>
+          </w:p>
+        </w:tc>
+        <w:tc>
+          <w:tcPr>
+            <w:tcW w:type="dxa" w:w="8277"/>
+            <w:shd w:val="clear" w:color="auto" w:fill="F2F5FA"/>
+            <w:vAlign w:val="center"/>
+          </w:tcPr>
+          <w:p>
+            <w:pPr>
+              <w:spacing w:after="0"/>
+            </w:pPr>
+            <w:r>
+              <w:rPr>
+                <w:rFonts w:ascii="游ゴシック" w:hAnsi="游ゴシック" w:eastAsia="游ゴシック"/>
+                <w:b w:val="0"/>
+                <w:sz w:val="18"/>
+              </w:rPr>
+              <w:t>資料のご提供のお願いと今後の進め方（第10節・第11節）</w:t>
             </w:r>
           </w:p>
         </w:tc>
@@ -628,14 +676,824 @@
           <w:b w:val="0"/>
           <w:sz w:val="18"/>
         </w:rPr>
-        <w:t>※ 町ごとの個別協議（令和8年10月中旬から下旬）でお伺いする事項は第8節に掲げています。本意見交換会では扱いません。</w:t>
+        <w:t>※ 町ごとの個別協議（令和8年10月中旬から下旬）でお伺いする事項は第9節に掲げています。本意見交換会では扱いません。</w:t>
       </w:r>
     </w:p>
     <w:p>
       <w:pPr>
         <w:keepNext/>
-        <w:pageBreakBefore/>
-        <w:spacing w:before="0" w:after="120"/>
+        <w:spacing w:before="180" w:after="60"/>
+      </w:pPr>
+      <w:r>
+        <w:rPr>
+          <w:rFonts w:ascii="游ゴシック" w:hAnsi="游ゴシック" w:eastAsia="游ゴシック"/>
+          <w:b/>
+          <w:sz w:val="22"/>
+        </w:rPr>
+        <w:t>時間配分の案</w:t>
+      </w:r>
+    </w:p>
+    <w:p>
+      <w:pPr>
+        <w:spacing w:after="80"/>
+      </w:pPr>
+      <w:r>
+        <w:rPr>
+          <w:rFonts w:ascii="游ゴシック" w:hAnsi="游ゴシック" w:eastAsia="游ゴシック"/>
+          <w:b w:val="0"/>
+          <w:sz w:val="20"/>
+        </w:rPr>
+        <w:t>ご決定をお願いする事項は3町共通で26件ありますが、</w:t>
+      </w:r>
+      <w:r>
+        <w:rPr>
+          <w:rFonts w:ascii="游ゴシック" w:hAnsi="游ゴシック" w:eastAsia="游ゴシック"/>
+          <w:b/>
+          <w:sz w:val="20"/>
+        </w:rPr>
+        <w:t>この場でご決定をお願いしたいものを4件（A群・計60分）に絞っています。</w:t>
+      </w:r>
+      <w:r>
+        <w:rPr>
+          <w:rFonts w:ascii="游ゴシック" w:hAnsi="游ゴシック" w:eastAsia="游ゴシック"/>
+          <w:b w:val="0"/>
+          <w:sz w:val="20"/>
+        </w:rPr>
+        <w:t xml:space="preserve"> 時間があればご決定をお願いしたいものをB群（4件・計20分）とし、残る6件（C群）は当方の仮置きのまま第2次概算に進めます。A群・B群の内容は第7節1・2に掲げています。</w:t>
+      </w:r>
+    </w:p>
+    <w:p>
+      <w:pPr>
+        <w:keepNext/>
+        <w:spacing w:before="160" w:after="40"/>
+      </w:pPr>
+      <w:r>
+        <w:rPr>
+          <w:rFonts w:ascii="游ゴシック" w:hAnsi="游ゴシック" w:eastAsia="游ゴシック"/>
+          <w:b/>
+          <w:sz w:val="20"/>
+        </w:rPr>
+        <w:t>表2　時間配分の案</w:t>
+      </w:r>
+    </w:p>
+    <w:tbl>
+      <w:tblPr>
+        <w:tblStyle w:val="TableGrid"/>
+        <w:tblW w:type="auto" w:w="0"/>
+        <w:jc w:val="center"/>
+        <w:tblLayout w:type="fixed"/>
+        <w:tblCellMar>
+          <w:top w:w="34" w:type="dxa"/>
+          <w:left w:w="68" w:type="dxa"/>
+          <w:bottom w:w="34" w:type="dxa"/>
+          <w:right w:w="68" w:type="dxa"/>
+        </w:tblCellMar>
+        <w:tblLook w:firstColumn="1" w:firstRow="1" w:lastColumn="0" w:lastRow="0" w:noHBand="0" w:noVBand="1" w:val="04A0"/>
+      </w:tblPr>
+      <w:tblGrid>
+        <w:gridCol w:w="2438"/>
+        <w:gridCol w:w="2438"/>
+        <w:gridCol w:w="2438"/>
+        <w:gridCol w:w="2438"/>
+      </w:tblGrid>
+      <w:tr>
+        <w:trPr>
+          <w:tblHeader/>
+        </w:trPr>
+        <w:tc>
+          <w:tcPr>
+            <w:tcW w:type="dxa" w:w="680"/>
+            <w:shd w:val="clear" w:color="auto" w:fill="1F3864"/>
+            <w:vAlign w:val="center"/>
+          </w:tcPr>
+          <w:p>
+            <w:pPr>
+              <w:keepNext/>
+              <w:spacing w:after="0"/>
+              <w:jc w:val="center"/>
+            </w:pPr>
+            <w:r>
+              <w:rPr>
+                <w:rFonts w:ascii="游ゴシック" w:hAnsi="游ゴシック" w:eastAsia="游ゴシック"/>
+                <w:b/>
+                <w:color w:val="FFFFFF"/>
+                <w:sz w:val="18"/>
+              </w:rPr>
+              <w:t>区分</w:t>
+            </w:r>
+          </w:p>
+        </w:tc>
+        <w:tc>
+          <w:tcPr>
+            <w:tcW w:type="dxa" w:w="6236"/>
+            <w:shd w:val="clear" w:color="auto" w:fill="1F3864"/>
+            <w:vAlign w:val="center"/>
+          </w:tcPr>
+          <w:p>
+            <w:pPr>
+              <w:keepNext/>
+              <w:spacing w:after="0"/>
+              <w:jc w:val="center"/>
+            </w:pPr>
+            <w:r>
+              <w:rPr>
+                <w:rFonts w:ascii="游ゴシック" w:hAnsi="游ゴシック" w:eastAsia="游ゴシック"/>
+                <w:b/>
+                <w:color w:val="FFFFFF"/>
+                <w:sz w:val="18"/>
+              </w:rPr>
+              <w:t>内容</w:t>
+            </w:r>
+          </w:p>
+        </w:tc>
+        <w:tc>
+          <w:tcPr>
+            <w:tcW w:type="dxa" w:w="1417"/>
+            <w:shd w:val="clear" w:color="auto" w:fill="1F3864"/>
+            <w:vAlign w:val="center"/>
+          </w:tcPr>
+          <w:p>
+            <w:pPr>
+              <w:keepNext/>
+              <w:spacing w:after="0"/>
+              <w:jc w:val="center"/>
+            </w:pPr>
+            <w:r>
+              <w:rPr>
+                <w:rFonts w:ascii="游ゴシック" w:hAnsi="游ゴシック" w:eastAsia="游ゴシック"/>
+                <w:b/>
+                <w:color w:val="FFFFFF"/>
+                <w:sz w:val="18"/>
+              </w:rPr>
+              <w:t>120分の場合</w:t>
+            </w:r>
+          </w:p>
+        </w:tc>
+        <w:tc>
+          <w:tcPr>
+            <w:tcW w:type="dxa" w:w="1417"/>
+            <w:shd w:val="clear" w:color="auto" w:fill="1F3864"/>
+            <w:vAlign w:val="center"/>
+          </w:tcPr>
+          <w:p>
+            <w:pPr>
+              <w:keepNext/>
+              <w:spacing w:after="0"/>
+              <w:jc w:val="center"/>
+            </w:pPr>
+            <w:r>
+              <w:rPr>
+                <w:rFonts w:ascii="游ゴシック" w:hAnsi="游ゴシック" w:eastAsia="游ゴシック"/>
+                <w:b/>
+                <w:color w:val="FFFFFF"/>
+                <w:sz w:val="18"/>
+              </w:rPr>
+              <w:t>90分の場合</w:t>
+            </w:r>
+          </w:p>
+        </w:tc>
+      </w:tr>
+      <w:tr>
+        <w:trPr>
+          <w:cantSplit/>
+        </w:trPr>
+        <w:tc>
+          <w:tcPr>
+            <w:tcW w:type="dxa" w:w="680"/>
+            <w:vAlign w:val="center"/>
+          </w:tcPr>
+          <w:p>
+            <w:pPr>
+              <w:keepNext/>
+              <w:spacing w:after="0"/>
+              <w:jc w:val="center"/>
+            </w:pPr>
+            <w:r>
+              <w:rPr>
+                <w:rFonts w:ascii="游ゴシック" w:hAnsi="游ゴシック" w:eastAsia="游ゴシック"/>
+                <w:b w:val="0"/>
+                <w:sz w:val="18"/>
+              </w:rPr>
+              <w:t>1</w:t>
+            </w:r>
+          </w:p>
+        </w:tc>
+        <w:tc>
+          <w:tcPr>
+            <w:tcW w:type="dxa" w:w="6236"/>
+            <w:vAlign w:val="center"/>
+          </w:tcPr>
+          <w:p>
+            <w:pPr>
+              <w:keepNext/>
+              <w:spacing w:after="0"/>
+            </w:pPr>
+            <w:r>
+              <w:rPr>
+                <w:rFonts w:ascii="游ゴシック" w:hAnsi="游ゴシック" w:eastAsia="游ゴシック"/>
+                <w:b w:val="0"/>
+                <w:sz w:val="18"/>
+              </w:rPr>
+              <w:t>冒頭　仮置きによる算定の結果と、低く出る側に寄っていること（第2節・第3節）</w:t>
+            </w:r>
+          </w:p>
+        </w:tc>
+        <w:tc>
+          <w:tcPr>
+            <w:tcW w:type="dxa" w:w="1417"/>
+            <w:vAlign w:val="center"/>
+          </w:tcPr>
+          <w:p>
+            <w:pPr>
+              <w:keepNext/>
+              <w:spacing w:after="0"/>
+              <w:jc w:val="center"/>
+            </w:pPr>
+            <w:r>
+              <w:rPr>
+                <w:rFonts w:ascii="游ゴシック" w:hAnsi="游ゴシック" w:eastAsia="游ゴシック"/>
+                <w:b/>
+                <w:sz w:val="18"/>
+              </w:rPr>
+              <w:t>5分</w:t>
+            </w:r>
+          </w:p>
+        </w:tc>
+        <w:tc>
+          <w:tcPr>
+            <w:tcW w:type="dxa" w:w="1417"/>
+            <w:vAlign w:val="center"/>
+          </w:tcPr>
+          <w:p>
+            <w:pPr>
+              <w:keepNext/>
+              <w:spacing w:after="0"/>
+              <w:jc w:val="center"/>
+            </w:pPr>
+            <w:r>
+              <w:rPr>
+                <w:rFonts w:ascii="游ゴシック" w:hAnsi="游ゴシック" w:eastAsia="游ゴシック"/>
+                <w:b/>
+                <w:sz w:val="18"/>
+              </w:rPr>
+              <w:t>5分</w:t>
+            </w:r>
+          </w:p>
+        </w:tc>
+      </w:tr>
+      <w:tr>
+        <w:trPr>
+          <w:cantSplit/>
+        </w:trPr>
+        <w:tc>
+          <w:tcPr>
+            <w:tcW w:type="dxa" w:w="680"/>
+            <w:shd w:val="clear" w:color="auto" w:fill="F2F5FA"/>
+            <w:vAlign w:val="center"/>
+          </w:tcPr>
+          <w:p>
+            <w:pPr>
+              <w:keepNext/>
+              <w:spacing w:after="0"/>
+              <w:jc w:val="center"/>
+            </w:pPr>
+            <w:r>
+              <w:rPr>
+                <w:rFonts w:ascii="游ゴシック" w:hAnsi="游ゴシック" w:eastAsia="游ゴシック"/>
+                <w:b w:val="0"/>
+                <w:sz w:val="18"/>
+              </w:rPr>
+              <w:t>2</w:t>
+            </w:r>
+          </w:p>
+        </w:tc>
+        <w:tc>
+          <w:tcPr>
+            <w:tcW w:type="dxa" w:w="6236"/>
+            <w:shd w:val="clear" w:color="auto" w:fill="F2F5FA"/>
+            <w:vAlign w:val="center"/>
+          </w:tcPr>
+          <w:p>
+            <w:pPr>
+              <w:keepNext/>
+              <w:spacing w:after="0"/>
+            </w:pPr>
+            <w:r>
+              <w:rPr>
+                <w:rFonts w:ascii="游ゴシック" w:hAnsi="游ゴシック" w:eastAsia="游ゴシック"/>
+                <w:b w:val="0"/>
+                <w:sz w:val="18"/>
+              </w:rPr>
+              <w:t>A群　この場でご決定をお願いしたいもの（4件・第7節1）</w:t>
+            </w:r>
+          </w:p>
+        </w:tc>
+        <w:tc>
+          <w:tcPr>
+            <w:tcW w:type="dxa" w:w="1417"/>
+            <w:shd w:val="clear" w:color="auto" w:fill="F2F5FA"/>
+            <w:vAlign w:val="center"/>
+          </w:tcPr>
+          <w:p>
+            <w:pPr>
+              <w:keepNext/>
+              <w:spacing w:after="0"/>
+              <w:jc w:val="center"/>
+            </w:pPr>
+            <w:r>
+              <w:rPr>
+                <w:rFonts w:ascii="游ゴシック" w:hAnsi="游ゴシック" w:eastAsia="游ゴシック"/>
+                <w:b/>
+                <w:sz w:val="18"/>
+              </w:rPr>
+              <w:t>60分</w:t>
+            </w:r>
+          </w:p>
+        </w:tc>
+        <w:tc>
+          <w:tcPr>
+            <w:tcW w:type="dxa" w:w="1417"/>
+            <w:shd w:val="clear" w:color="auto" w:fill="F2F5FA"/>
+            <w:vAlign w:val="center"/>
+          </w:tcPr>
+          <w:p>
+            <w:pPr>
+              <w:keepNext/>
+              <w:spacing w:after="0"/>
+              <w:jc w:val="center"/>
+            </w:pPr>
+            <w:r>
+              <w:rPr>
+                <w:rFonts w:ascii="游ゴシック" w:hAnsi="游ゴシック" w:eastAsia="游ゴシック"/>
+                <w:b/>
+                <w:sz w:val="18"/>
+              </w:rPr>
+              <w:t>60分</w:t>
+            </w:r>
+          </w:p>
+        </w:tc>
+      </w:tr>
+      <w:tr>
+        <w:trPr>
+          <w:cantSplit/>
+        </w:trPr>
+        <w:tc>
+          <w:tcPr>
+            <w:tcW w:type="dxa" w:w="680"/>
+            <w:vAlign w:val="center"/>
+          </w:tcPr>
+          <w:p>
+            <w:pPr>
+              <w:keepNext/>
+              <w:spacing w:after="0"/>
+              <w:jc w:val="center"/>
+            </w:pPr>
+            <w:r>
+              <w:rPr>
+                <w:rFonts w:ascii="游ゴシック" w:hAnsi="游ゴシック" w:eastAsia="游ゴシック"/>
+                <w:b w:val="0"/>
+                <w:sz w:val="18"/>
+              </w:rPr>
+              <w:t>3</w:t>
+            </w:r>
+          </w:p>
+        </w:tc>
+        <w:tc>
+          <w:tcPr>
+            <w:tcW w:type="dxa" w:w="6236"/>
+            <w:vAlign w:val="center"/>
+          </w:tcPr>
+          <w:p>
+            <w:pPr>
+              <w:keepNext/>
+              <w:spacing w:after="0"/>
+            </w:pPr>
+            <w:r>
+              <w:rPr>
+                <w:rFonts w:ascii="游ゴシック" w:hAnsi="游ゴシック" w:eastAsia="游ゴシック"/>
+                <w:b w:val="0"/>
+                <w:sz w:val="18"/>
+              </w:rPr>
+              <w:t>B群　時間があればご決定をお願いしたいもの（4件・第7節2）</w:t>
+            </w:r>
+          </w:p>
+        </w:tc>
+        <w:tc>
+          <w:tcPr>
+            <w:tcW w:type="dxa" w:w="1417"/>
+            <w:vAlign w:val="center"/>
+          </w:tcPr>
+          <w:p>
+            <w:pPr>
+              <w:keepNext/>
+              <w:spacing w:after="0"/>
+              <w:jc w:val="center"/>
+            </w:pPr>
+            <w:r>
+              <w:rPr>
+                <w:rFonts w:ascii="游ゴシック" w:hAnsi="游ゴシック" w:eastAsia="游ゴシック"/>
+                <w:b/>
+                <w:sz w:val="18"/>
+              </w:rPr>
+              <w:t>20分</w:t>
+            </w:r>
+          </w:p>
+        </w:tc>
+        <w:tc>
+          <w:tcPr>
+            <w:tcW w:type="dxa" w:w="1417"/>
+            <w:vAlign w:val="center"/>
+          </w:tcPr>
+          <w:p>
+            <w:pPr>
+              <w:keepNext/>
+              <w:spacing w:after="0"/>
+              <w:jc w:val="center"/>
+            </w:pPr>
+            <w:r>
+              <w:rPr>
+                <w:rFonts w:ascii="游ゴシック" w:hAnsi="游ゴシック" w:eastAsia="游ゴシック"/>
+                <w:b/>
+                <w:sz w:val="18"/>
+              </w:rPr>
+              <w:t>―</w:t>
+            </w:r>
+          </w:p>
+        </w:tc>
+      </w:tr>
+      <w:tr>
+        <w:trPr>
+          <w:cantSplit/>
+        </w:trPr>
+        <w:tc>
+          <w:tcPr>
+            <w:tcW w:type="dxa" w:w="680"/>
+            <w:shd w:val="clear" w:color="auto" w:fill="F2F5FA"/>
+            <w:vAlign w:val="center"/>
+          </w:tcPr>
+          <w:p>
+            <w:pPr>
+              <w:keepNext/>
+              <w:spacing w:after="0"/>
+              <w:jc w:val="center"/>
+            </w:pPr>
+            <w:r>
+              <w:rPr>
+                <w:rFonts w:ascii="游ゴシック" w:hAnsi="游ゴシック" w:eastAsia="游ゴシック"/>
+                <w:b w:val="0"/>
+                <w:sz w:val="18"/>
+              </w:rPr>
+              <w:t>4</w:t>
+            </w:r>
+          </w:p>
+        </w:tc>
+        <w:tc>
+          <w:tcPr>
+            <w:tcW w:type="dxa" w:w="6236"/>
+            <w:shd w:val="clear" w:color="auto" w:fill="F2F5FA"/>
+            <w:vAlign w:val="center"/>
+          </w:tcPr>
+          <w:p>
+            <w:pPr>
+              <w:keepNext/>
+              <w:spacing w:after="0"/>
+            </w:pPr>
+            <w:r>
+              <w:rPr>
+                <w:rFonts w:ascii="游ゴシック" w:hAnsi="游ゴシック" w:eastAsia="游ゴシック"/>
+                <w:b w:val="0"/>
+                <w:sz w:val="18"/>
+              </w:rPr>
+              <w:t>地域の課題と、資料のご提供のお願いの確認（第6節・第10節）</w:t>
+            </w:r>
+          </w:p>
+        </w:tc>
+        <w:tc>
+          <w:tcPr>
+            <w:tcW w:type="dxa" w:w="1417"/>
+            <w:shd w:val="clear" w:color="auto" w:fill="F2F5FA"/>
+            <w:vAlign w:val="center"/>
+          </w:tcPr>
+          <w:p>
+            <w:pPr>
+              <w:keepNext/>
+              <w:spacing w:after="0"/>
+              <w:jc w:val="center"/>
+            </w:pPr>
+            <w:r>
+              <w:rPr>
+                <w:rFonts w:ascii="游ゴシック" w:hAnsi="游ゴシック" w:eastAsia="游ゴシック"/>
+                <w:b/>
+                <w:sz w:val="18"/>
+              </w:rPr>
+              <w:t>15分</w:t>
+            </w:r>
+          </w:p>
+        </w:tc>
+        <w:tc>
+          <w:tcPr>
+            <w:tcW w:type="dxa" w:w="1417"/>
+            <w:shd w:val="clear" w:color="auto" w:fill="F2F5FA"/>
+            <w:vAlign w:val="center"/>
+          </w:tcPr>
+          <w:p>
+            <w:pPr>
+              <w:keepNext/>
+              <w:spacing w:after="0"/>
+              <w:jc w:val="center"/>
+            </w:pPr>
+            <w:r>
+              <w:rPr>
+                <w:rFonts w:ascii="游ゴシック" w:hAnsi="游ゴシック" w:eastAsia="游ゴシック"/>
+                <w:b/>
+                <w:sz w:val="18"/>
+              </w:rPr>
+              <w:t>15分</w:t>
+            </w:r>
+          </w:p>
+        </w:tc>
+      </w:tr>
+      <w:tr>
+        <w:trPr>
+          <w:cantSplit/>
+        </w:trPr>
+        <w:tc>
+          <w:tcPr>
+            <w:tcW w:type="dxa" w:w="680"/>
+            <w:vAlign w:val="center"/>
+          </w:tcPr>
+          <w:p>
+            <w:pPr>
+              <w:keepNext/>
+              <w:spacing w:after="0"/>
+              <w:jc w:val="center"/>
+            </w:pPr>
+            <w:r>
+              <w:rPr>
+                <w:rFonts w:ascii="游ゴシック" w:hAnsi="游ゴシック" w:eastAsia="游ゴシック"/>
+                <w:b w:val="0"/>
+                <w:sz w:val="18"/>
+              </w:rPr>
+              <w:t>5</w:t>
+            </w:r>
+          </w:p>
+        </w:tc>
+        <w:tc>
+          <w:tcPr>
+            <w:tcW w:type="dxa" w:w="6236"/>
+            <w:vAlign w:val="center"/>
+          </w:tcPr>
+          <w:p>
+            <w:pPr>
+              <w:keepNext/>
+              <w:spacing w:after="0"/>
+            </w:pPr>
+            <w:r>
+              <w:rPr>
+                <w:rFonts w:ascii="游ゴシック" w:hAnsi="游ゴシック" w:eastAsia="游ゴシック"/>
+                <w:b w:val="0"/>
+                <w:sz w:val="18"/>
+              </w:rPr>
+              <w:t>今後の進め方と個別協議の日程（第9節・第11節）</w:t>
+            </w:r>
+          </w:p>
+        </w:tc>
+        <w:tc>
+          <w:tcPr>
+            <w:tcW w:type="dxa" w:w="1417"/>
+            <w:vAlign w:val="center"/>
+          </w:tcPr>
+          <w:p>
+            <w:pPr>
+              <w:keepNext/>
+              <w:spacing w:after="0"/>
+              <w:jc w:val="center"/>
+            </w:pPr>
+            <w:r>
+              <w:rPr>
+                <w:rFonts w:ascii="游ゴシック" w:hAnsi="游ゴシック" w:eastAsia="游ゴシック"/>
+                <w:b/>
+                <w:sz w:val="18"/>
+              </w:rPr>
+              <w:t>15分</w:t>
+            </w:r>
+          </w:p>
+        </w:tc>
+        <w:tc>
+          <w:tcPr>
+            <w:tcW w:type="dxa" w:w="1417"/>
+            <w:vAlign w:val="center"/>
+          </w:tcPr>
+          <w:p>
+            <w:pPr>
+              <w:keepNext/>
+              <w:spacing w:after="0"/>
+              <w:jc w:val="center"/>
+            </w:pPr>
+            <w:r>
+              <w:rPr>
+                <w:rFonts w:ascii="游ゴシック" w:hAnsi="游ゴシック" w:eastAsia="游ゴシック"/>
+                <w:b/>
+                <w:sz w:val="18"/>
+              </w:rPr>
+              <w:t>―</w:t>
+            </w:r>
+          </w:p>
+        </w:tc>
+      </w:tr>
+      <w:tr>
+        <w:trPr>
+          <w:cantSplit/>
+        </w:trPr>
+        <w:tc>
+          <w:tcPr>
+            <w:tcW w:type="dxa" w:w="680"/>
+            <w:shd w:val="clear" w:color="auto" w:fill="F2F5FA"/>
+            <w:vAlign w:val="center"/>
+          </w:tcPr>
+          <w:p>
+            <w:pPr>
+              <w:keepNext/>
+              <w:spacing w:after="0"/>
+              <w:jc w:val="center"/>
+            </w:pPr>
+            <w:r>
+              <w:rPr>
+                <w:rFonts w:ascii="游ゴシック" w:hAnsi="游ゴシック" w:eastAsia="游ゴシック"/>
+                <w:b w:val="0"/>
+                <w:sz w:val="18"/>
+              </w:rPr>
+              <w:t>6</w:t>
+            </w:r>
+          </w:p>
+        </w:tc>
+        <w:tc>
+          <w:tcPr>
+            <w:tcW w:type="dxa" w:w="6236"/>
+            <w:shd w:val="clear" w:color="auto" w:fill="F2F5FA"/>
+            <w:vAlign w:val="center"/>
+          </w:tcPr>
+          <w:p>
+            <w:pPr>
+              <w:keepNext/>
+              <w:spacing w:after="0"/>
+            </w:pPr>
+            <w:r>
+              <w:rPr>
+                <w:rFonts w:ascii="游ゴシック" w:hAnsi="游ゴシック" w:eastAsia="游ゴシック"/>
+                <w:b w:val="0"/>
+                <w:sz w:val="18"/>
+              </w:rPr>
+              <w:t>予備</w:t>
+            </w:r>
+          </w:p>
+        </w:tc>
+        <w:tc>
+          <w:tcPr>
+            <w:tcW w:type="dxa" w:w="1417"/>
+            <w:shd w:val="clear" w:color="auto" w:fill="F2F5FA"/>
+            <w:vAlign w:val="center"/>
+          </w:tcPr>
+          <w:p>
+            <w:pPr>
+              <w:keepNext/>
+              <w:spacing w:after="0"/>
+              <w:jc w:val="center"/>
+            </w:pPr>
+            <w:r>
+              <w:rPr>
+                <w:rFonts w:ascii="游ゴシック" w:hAnsi="游ゴシック" w:eastAsia="游ゴシック"/>
+                <w:b/>
+                <w:sz w:val="18"/>
+              </w:rPr>
+              <w:t>5分</w:t>
+            </w:r>
+          </w:p>
+        </w:tc>
+        <w:tc>
+          <w:tcPr>
+            <w:tcW w:type="dxa" w:w="1417"/>
+            <w:shd w:val="clear" w:color="auto" w:fill="F2F5FA"/>
+            <w:vAlign w:val="center"/>
+          </w:tcPr>
+          <w:p>
+            <w:pPr>
+              <w:keepNext/>
+              <w:spacing w:after="0"/>
+              <w:jc w:val="center"/>
+            </w:pPr>
+            <w:r>
+              <w:rPr>
+                <w:rFonts w:ascii="游ゴシック" w:hAnsi="游ゴシック" w:eastAsia="游ゴシック"/>
+                <w:b/>
+                <w:sz w:val="18"/>
+              </w:rPr>
+              <w:t>10分</w:t>
+            </w:r>
+          </w:p>
+        </w:tc>
+      </w:tr>
+      <w:tr>
+        <w:trPr>
+          <w:cantSplit/>
+        </w:trPr>
+        <w:tc>
+          <w:tcPr>
+            <w:tcW w:type="dxa" w:w="680"/>
+            <w:vAlign w:val="center"/>
+          </w:tcPr>
+          <w:p>
+            <w:pPr>
+              <w:spacing w:after="0"/>
+              <w:jc w:val="center"/>
+            </w:pPr>
+            <w:r>
+              <w:rPr>
+                <w:rFonts w:ascii="游ゴシック" w:hAnsi="游ゴシック" w:eastAsia="游ゴシック"/>
+                <w:b w:val="0"/>
+                <w:sz w:val="18"/>
+              </w:rPr>
+              <w:t>計</w:t>
+            </w:r>
+          </w:p>
+        </w:tc>
+        <w:tc>
+          <w:tcPr>
+            <w:tcW w:type="dxa" w:w="6236"/>
+            <w:vAlign w:val="center"/>
+          </w:tcPr>
+          <w:p>
+            <w:pPr>
+              <w:spacing w:after="0"/>
+            </w:pPr>
+            <w:r>
+              <w:rPr>
+                <w:rFonts w:ascii="游ゴシック" w:hAnsi="游ゴシック" w:eastAsia="游ゴシック"/>
+                <w:sz w:val="18"/>
+              </w:rPr>
+            </w:r>
+          </w:p>
+        </w:tc>
+        <w:tc>
+          <w:tcPr>
+            <w:tcW w:type="dxa" w:w="1417"/>
+            <w:vAlign w:val="center"/>
+          </w:tcPr>
+          <w:p>
+            <w:pPr>
+              <w:spacing w:after="0"/>
+              <w:jc w:val="center"/>
+            </w:pPr>
+            <w:r>
+              <w:rPr>
+                <w:rFonts w:ascii="游ゴシック" w:hAnsi="游ゴシック" w:eastAsia="游ゴシック"/>
+                <w:b/>
+                <w:sz w:val="18"/>
+              </w:rPr>
+              <w:t>120分</w:t>
+            </w:r>
+          </w:p>
+        </w:tc>
+        <w:tc>
+          <w:tcPr>
+            <w:tcW w:type="dxa" w:w="1417"/>
+            <w:vAlign w:val="center"/>
+          </w:tcPr>
+          <w:p>
+            <w:pPr>
+              <w:spacing w:after="0"/>
+              <w:jc w:val="center"/>
+            </w:pPr>
+            <w:r>
+              <w:rPr>
+                <w:rFonts w:ascii="游ゴシック" w:hAnsi="游ゴシック" w:eastAsia="游ゴシック"/>
+                <w:b/>
+                <w:sz w:val="18"/>
+              </w:rPr>
+              <w:t>90分</w:t>
+            </w:r>
+          </w:p>
+        </w:tc>
+      </w:tr>
+    </w:tbl>
+    <w:p>
+      <w:pPr>
+        <w:ind w:left="227"/>
+      </w:pPr>
+      <w:r>
+        <w:rPr>
+          <w:rFonts w:ascii="游ゴシック" w:hAnsi="游ゴシック" w:eastAsia="游ゴシック"/>
+          <w:b w:val="0"/>
+          <w:sz w:val="18"/>
+        </w:rPr>
+        <w:t>※ 会の所要は、構成町との協議の進め方（確認事項No.83）により3町合同の意見交換会を120分としてお示ししているものです。90分の場合はB群と今後の進め方を扱わず、いずれも本資料によってご確認いただくこととします。</w:t>
+      </w:r>
+    </w:p>
+    <w:p>
+      <w:pPr>
+        <w:keepNext/>
+        <w:pageBreakBefore w:val="0"/>
+        <w:spacing w:before="280" w:after="120"/>
       </w:pPr>
       <w:r>
         <w:rPr>
@@ -685,7 +1543,7 @@
           <w:b/>
           <w:sz w:val="20"/>
         </w:rPr>
-        <w:t>表2　算定を終えている事項</w:t>
+        <w:t>表3　算定を終えている事項</w:t>
       </w:r>
     </w:p>
     <w:tbl>
@@ -1336,7 +2194,7 @@
           <w:b/>
           <w:sz w:val="20"/>
         </w:rPr>
-        <w:t>表3　確認事項の件数</w:t>
+        <w:t>表4　確認事項の件数</w:t>
       </w:r>
     </w:p>
     <w:tbl>
@@ -1697,7 +2555,7 @@
                 <w:b w:val="0"/>
                 <w:sz w:val="18"/>
               </w:rPr>
-              <w:t>広域連合として決めていただく事項です（第6節）</w:t>
+              <w:t>広域連合として決めていただく事項です（第7節）</w:t>
             </w:r>
           </w:p>
         </w:tc>
@@ -1760,7 +2618,7 @@
                 <w:b w:val="0"/>
                 <w:sz w:val="18"/>
               </w:rPr>
-              <w:t>東川町4件／美瑛町5件／東神楽町2件（第8節）</w:t>
+              <w:t>東川町4件／美瑛町5件／東神楽町2件（第9節）</w:t>
             </w:r>
           </w:p>
         </w:tc>
@@ -1804,7 +2662,7 @@
           <w:b/>
           <w:sz w:val="20"/>
         </w:rPr>
-        <w:t>表4　算定の前提の扱い</w:t>
+        <w:t>表5　算定の前提の扱い</w:t>
       </w:r>
     </w:p>
     <w:tbl>
@@ -2199,6 +3057,19 @@
     </w:p>
     <w:p>
       <w:pPr>
+        <w:spacing w:after="80"/>
+      </w:pPr>
+      <w:r>
+        <w:rPr>
+          <w:rFonts w:ascii="游ゴシック" w:hAnsi="游ゴシック" w:eastAsia="游ゴシック"/>
+          <w:b w:val="0"/>
+          <w:sz w:val="20"/>
+        </w:rPr>
+        <w:t>次の4件は、資料の受領を待たずに受託者の側で確定したものです。いずれも令和8年10月1日に確定し、第3節の算定に反映しています。</w:t>
+      </w:r>
+    </w:p>
+    <w:p>
+      <w:pPr>
         <w:keepNext/>
         <w:spacing w:before="160" w:after="40"/>
       </w:pPr>
@@ -2208,7 +3079,7 @@
           <w:b/>
           <w:sz w:val="20"/>
         </w:rPr>
-        <w:t>表5　受託者の側で確定した算定の前提</w:t>
+        <w:t>表6　受託者の側で確定した算定の前提</w:t>
       </w:r>
     </w:p>
     <w:tbl>
@@ -2568,19 +3439,6 @@
         </w:tc>
       </w:tr>
     </w:tbl>
-    <w:p>
-      <w:pPr>
-        <w:ind w:left="227"/>
-      </w:pPr>
-      <w:r>
-        <w:rPr>
-          <w:rFonts w:ascii="游ゴシック" w:hAnsi="游ゴシック" w:eastAsia="游ゴシック"/>
-          <w:b w:val="0"/>
-          <w:sz w:val="18"/>
-        </w:rPr>
-        <w:t>※ いずれも令和8年10月1日に確定し、第3節の算定に反映しています。</w:t>
-      </w:r>
-    </w:p>
     <w:p>
       <w:pPr>
         <w:keepNext/>
@@ -2635,7 +3493,7 @@
           <w:b/>
           <w:sz w:val="20"/>
         </w:rPr>
-        <w:t>表6　第1号被保険者数と認定者数</w:t>
+        <w:t>表7　第1号被保険者数と認定者数</w:t>
       </w:r>
     </w:p>
     <w:tbl>
@@ -3036,7 +3894,7 @@
           <w:b/>
           <w:sz w:val="20"/>
         </w:rPr>
-        <w:t>表7　介護給付費・介護予防給付費の見込み</w:t>
+        <w:t>表8　介護給付費・介護予防給付費の見込み</w:t>
       </w:r>
     </w:p>
     <w:tbl>
@@ -3336,7 +4194,7 @@
           <w:b/>
           <w:sz w:val="20"/>
         </w:rPr>
-        <w:t>表8　第10期保険料算定表</w:t>
+        <w:t>表9　第10期保険料算定表</w:t>
       </w:r>
     </w:p>
     <w:tbl>
@@ -4331,7 +5189,7 @@
           <w:b/>
           <w:sz w:val="20"/>
         </w:rPr>
-        <w:t>表9　月額基準額を動かす前提　8件</w:t>
+        <w:t>表10　月額基準額を動かす前提　8件</w:t>
       </w:r>
     </w:p>
     <w:tbl>
@@ -5215,6 +6073,1296 @@
     <w:p>
       <w:pPr>
         <w:keepNext/>
+        <w:spacing w:before="180" w:after="60"/>
+      </w:pPr>
+      <w:r>
+        <w:rPr>
+          <w:rFonts w:ascii="游ゴシック" w:hAnsi="游ゴシック" w:eastAsia="游ゴシック"/>
+          <w:b/>
+          <w:sz w:val="22"/>
+        </w:rPr>
+        <w:t>調整交付金の一定の取組による減額</w:t>
+      </w:r>
+    </w:p>
+    <w:p>
+      <w:pPr>
+        <w:spacing w:after="80"/>
+      </w:pPr>
+      <w:r>
+        <w:rPr>
+          <w:rFonts w:ascii="游ゴシック" w:hAnsi="游ゴシック" w:eastAsia="游ゴシック"/>
+          <w:b w:val="0"/>
+          <w:sz w:val="20"/>
+        </w:rPr>
+        <w:t>令和8年9月18日の社会保障審議会介護保険部会において、調整交付金の年齢区分の精緻化により交付額が増加する保険者について、介護給付適正化の主要3事業のいずれかを実施していない場合に</w:t>
+      </w:r>
+      <w:r>
+        <w:rPr>
+          <w:rFonts w:ascii="游ゴシック" w:hAnsi="游ゴシック" w:eastAsia="游ゴシック"/>
+          <w:b/>
+          <w:sz w:val="20"/>
+        </w:rPr>
+        <w:t>増加した額の5％を減額する</w:t>
+      </w:r>
+      <w:r>
+        <w:rPr>
+          <w:rFonts w:ascii="游ゴシック" w:hAnsi="游ゴシック" w:eastAsia="游ゴシック"/>
+          <w:b w:val="0"/>
+          <w:sz w:val="20"/>
+        </w:rPr>
+        <w:t>こととされました。</w:t>
+      </w:r>
+      <w:r>
+        <w:rPr>
+          <w:rFonts w:ascii="游ゴシック" w:hAnsi="游ゴシック" w:eastAsia="游ゴシック"/>
+          <w:b/>
+          <w:sz w:val="20"/>
+        </w:rPr>
+        <w:t>当広域連合はケアプラン等の点検を実施していないため該当します。</w:t>
+      </w:r>
+      <w:r>
+        <w:rPr>
+          <w:rFonts w:ascii="游ゴシック" w:hAnsi="游ゴシック" w:eastAsia="游ゴシック"/>
+          <w:b w:val="0"/>
+          <w:sz w:val="20"/>
+        </w:rPr>
+        <w:t xml:space="preserve"> 減額の額は年齢区分の精緻化による増加額によって決まるため、当広域連合に係る交付割合が示されるまでは算定できません。大きさを見るために調整交付金見込額が5％減少した場合の値を示すと</w:t>
+      </w:r>
+      <w:r>
+        <w:rPr>
+          <w:rFonts w:ascii="游ゴシック" w:hAnsi="游ゴシック" w:eastAsia="游ゴシック"/>
+          <w:b/>
+          <w:sz w:val="20"/>
+        </w:rPr>
+        <w:t>月額＋112円</w:t>
+      </w:r>
+      <w:r>
+        <w:rPr>
+          <w:rFonts w:ascii="游ゴシック" w:hAnsi="游ゴシック" w:eastAsia="游ゴシック"/>
+          <w:b w:val="0"/>
+          <w:sz w:val="20"/>
+        </w:rPr>
+        <w:t>となります。</w:t>
+      </w:r>
+    </w:p>
+    <w:p>
+      <w:pPr>
+        <w:ind w:left="227"/>
+      </w:pPr>
+      <w:r>
+        <w:rPr>
+          <w:rFonts w:ascii="游ゴシック" w:hAnsi="游ゴシック" w:eastAsia="游ゴシック"/>
+          <w:b w:val="0"/>
+          <w:sz w:val="18"/>
+        </w:rPr>
+        <w:t>※ 月額＋112円は、調整交付金見込額（E　729,464,444円）が5％減少した場合の値であり、減額の見込額ではありません。年齢区分の精緻化により交付額が増加しない場合は減額は生じません。年齢区分は令和9年4月の介護保険事業状況報告から3区分を7区分に改め、令和10年度の財政調整交付金から適用されます［要確認］。</w:t>
+      </w:r>
+    </w:p>
+    <w:p>
+      <w:pPr>
+        <w:keepNext/>
+        <w:pageBreakBefore w:val="0"/>
+        <w:spacing w:before="280" w:after="120"/>
+      </w:pPr>
+      <w:r>
+        <w:rPr>
+          <w:rFonts w:ascii="游ゴシック" w:hAnsi="游ゴシック" w:eastAsia="游ゴシック"/>
+          <w:b/>
+          <w:color w:val="1F3864"/>
+          <w:sz w:val="26"/>
+        </w:rPr>
+        <w:t>第5節　令和8年9月の制度の動向と構成3町に関わる対応</w:t>
+      </w:r>
+    </w:p>
+    <w:p>
+      <w:pPr>
+        <w:spacing w:after="80"/>
+      </w:pPr>
+      <w:r>
+        <w:rPr>
+          <w:rFonts w:ascii="游ゴシック" w:hAnsi="游ゴシック" w:eastAsia="游ゴシック"/>
+          <w:b w:val="0"/>
+          <w:sz w:val="20"/>
+        </w:rPr>
+        <w:t>第136回社会保障審議会介護保険部会（令和8年9月18日）において示された事項のうち、構成3町に関わるものです。いずれも計画素案へ反映しています（新たな章・節は起こしていません）。</w:t>
+      </w:r>
+    </w:p>
+    <w:p>
+      <w:pPr>
+        <w:keepNext/>
+        <w:spacing w:before="160" w:after="40"/>
+      </w:pPr>
+      <w:r>
+        <w:rPr>
+          <w:rFonts w:ascii="游ゴシック" w:hAnsi="游ゴシック" w:eastAsia="游ゴシック"/>
+          <w:b/>
+          <w:sz w:val="20"/>
+        </w:rPr>
+        <w:t>表11　令和8年9月18日の介護保険部会で示された事項　9件</w:t>
+      </w:r>
+    </w:p>
+    <w:tbl>
+      <w:tblPr>
+        <w:tblStyle w:val="TableGrid"/>
+        <w:tblW w:type="auto" w:w="0"/>
+        <w:jc w:val="center"/>
+        <w:tblLayout w:type="fixed"/>
+        <w:tblCellMar>
+          <w:top w:w="34" w:type="dxa"/>
+          <w:left w:w="68" w:type="dxa"/>
+          <w:bottom w:w="34" w:type="dxa"/>
+          <w:right w:w="68" w:type="dxa"/>
+        </w:tblCellMar>
+        <w:tblLook w:firstColumn="1" w:firstRow="1" w:lastColumn="0" w:lastRow="0" w:noHBand="0" w:noVBand="1" w:val="04A0"/>
+      </w:tblPr>
+      <w:tblGrid>
+        <w:gridCol w:w="2438"/>
+        <w:gridCol w:w="2438"/>
+        <w:gridCol w:w="2438"/>
+        <w:gridCol w:w="2438"/>
+      </w:tblGrid>
+      <w:tr>
+        <w:trPr>
+          <w:tblHeader/>
+        </w:trPr>
+        <w:tc>
+          <w:tcPr>
+            <w:tcW w:type="dxa" w:w="1814"/>
+            <w:shd w:val="clear" w:color="auto" w:fill="1F3864"/>
+            <w:vAlign w:val="center"/>
+          </w:tcPr>
+          <w:p>
+            <w:pPr>
+              <w:spacing w:after="0"/>
+              <w:jc w:val="center"/>
+            </w:pPr>
+            <w:r>
+              <w:rPr>
+                <w:rFonts w:ascii="游ゴシック" w:hAnsi="游ゴシック" w:eastAsia="游ゴシック"/>
+                <w:b/>
+                <w:color w:val="FFFFFF"/>
+                <w:sz w:val="16"/>
+              </w:rPr>
+              <w:t>事項</w:t>
+            </w:r>
+          </w:p>
+        </w:tc>
+        <w:tc>
+          <w:tcPr>
+            <w:tcW w:type="dxa" w:w="2835"/>
+            <w:shd w:val="clear" w:color="auto" w:fill="1F3864"/>
+            <w:vAlign w:val="center"/>
+          </w:tcPr>
+          <w:p>
+            <w:pPr>
+              <w:spacing w:after="0"/>
+              <w:jc w:val="center"/>
+            </w:pPr>
+            <w:r>
+              <w:rPr>
+                <w:rFonts w:ascii="游ゴシック" w:hAnsi="游ゴシック" w:eastAsia="游ゴシック"/>
+                <w:b/>
+                <w:color w:val="FFFFFF"/>
+                <w:sz w:val="16"/>
+              </w:rPr>
+              <w:t>国が示した内容</w:t>
+            </w:r>
+          </w:p>
+        </w:tc>
+        <w:tc>
+          <w:tcPr>
+            <w:tcW w:type="dxa" w:w="3288"/>
+            <w:shd w:val="clear" w:color="auto" w:fill="1F3864"/>
+            <w:vAlign w:val="center"/>
+          </w:tcPr>
+          <w:p>
+            <w:pPr>
+              <w:spacing w:after="0"/>
+              <w:jc w:val="center"/>
+            </w:pPr>
+            <w:r>
+              <w:rPr>
+                <w:rFonts w:ascii="游ゴシック" w:hAnsi="游ゴシック" w:eastAsia="游ゴシック"/>
+                <w:b/>
+                <w:color w:val="FFFFFF"/>
+                <w:sz w:val="16"/>
+              </w:rPr>
+              <w:t>構成3町に関わること</w:t>
+            </w:r>
+          </w:p>
+        </w:tc>
+        <w:tc>
+          <w:tcPr>
+            <w:tcW w:type="dxa" w:w="1814"/>
+            <w:shd w:val="clear" w:color="auto" w:fill="1F3864"/>
+            <w:vAlign w:val="center"/>
+          </w:tcPr>
+          <w:p>
+            <w:pPr>
+              <w:spacing w:after="0"/>
+              <w:jc w:val="center"/>
+            </w:pPr>
+            <w:r>
+              <w:rPr>
+                <w:rFonts w:ascii="游ゴシック" w:hAnsi="游ゴシック" w:eastAsia="游ゴシック"/>
+                <w:b/>
+                <w:color w:val="FFFFFF"/>
+                <w:sz w:val="16"/>
+              </w:rPr>
+              <w:t>計画本文</w:t>
+            </w:r>
+          </w:p>
+        </w:tc>
+      </w:tr>
+      <w:tr>
+        <w:trPr>
+          <w:cantSplit/>
+        </w:trPr>
+        <w:tc>
+          <w:tcPr>
+            <w:tcW w:type="dxa" w:w="1814"/>
+            <w:vAlign w:val="center"/>
+          </w:tcPr>
+          <w:p>
+            <w:pPr>
+              <w:spacing w:after="0"/>
+            </w:pPr>
+            <w:r>
+              <w:rPr>
+                <w:rFonts w:ascii="游ゴシック" w:hAnsi="游ゴシック" w:eastAsia="游ゴシック"/>
+                <w:b/>
+                <w:sz w:val="16"/>
+              </w:rPr>
+              <w:t>介護情報基盤の構築と活用</w:t>
+            </w:r>
+          </w:p>
+        </w:tc>
+        <w:tc>
+          <w:tcPr>
+            <w:tcW w:type="dxa" w:w="2835"/>
+            <w:vAlign w:val="center"/>
+          </w:tcPr>
+          <w:p>
+            <w:pPr>
+              <w:spacing w:after="0"/>
+            </w:pPr>
+            <w:r>
+              <w:rPr>
+                <w:rFonts w:ascii="游ゴシック" w:hAnsi="游ゴシック" w:eastAsia="游ゴシック"/>
+                <w:b w:val="0"/>
+                <w:sz w:val="16"/>
+              </w:rPr>
+              <w:t>令和10年4月1日までにデータ移行を含めて完了し活用を開始する（標準化対応の適合基準日は令和9年1月1日）</w:t>
+            </w:r>
+          </w:p>
+        </w:tc>
+        <w:tc>
+          <w:tcPr>
+            <w:tcW w:type="dxa" w:w="3288"/>
+            <w:vAlign w:val="center"/>
+          </w:tcPr>
+          <w:p>
+            <w:pPr>
+              <w:spacing w:after="0"/>
+            </w:pPr>
+            <w:r>
+              <w:rPr>
+                <w:rFonts w:ascii="游ゴシック" w:hAnsi="游ゴシック" w:eastAsia="游ゴシック"/>
+                <w:b w:val="0"/>
+                <w:sz w:val="16"/>
+              </w:rPr>
+              <w:t>介護保険事務システムの標準化対応・改修・データ移行。地域で独自に手段を整えるのではなく、国の基盤で共有できる範囲を確かめてから地域の手順を定めます</w:t>
+            </w:r>
+          </w:p>
+        </w:tc>
+        <w:tc>
+          <w:tcPr>
+            <w:tcW w:type="dxa" w:w="1814"/>
+            <w:vAlign w:val="center"/>
+          </w:tcPr>
+          <w:p>
+            <w:pPr>
+              <w:spacing w:after="0"/>
+            </w:pPr>
+            <w:r>
+              <w:rPr>
+                <w:rFonts w:ascii="游ゴシック" w:hAnsi="游ゴシック" w:eastAsia="游ゴシック"/>
+                <w:b w:val="0"/>
+                <w:sz w:val="16"/>
+              </w:rPr>
+              <w:t>第1章第9節5・第5章 基本目標1</w:t>
+            </w:r>
+          </w:p>
+        </w:tc>
+      </w:tr>
+      <w:tr>
+        <w:trPr>
+          <w:cantSplit/>
+        </w:trPr>
+        <w:tc>
+          <w:tcPr>
+            <w:tcW w:type="dxa" w:w="1814"/>
+            <w:shd w:val="clear" w:color="auto" w:fill="F2F5FA"/>
+            <w:vAlign w:val="center"/>
+          </w:tcPr>
+          <w:p>
+            <w:pPr>
+              <w:spacing w:after="0"/>
+            </w:pPr>
+            <w:r>
+              <w:rPr>
+                <w:rFonts w:ascii="游ゴシック" w:hAnsi="游ゴシック" w:eastAsia="游ゴシック"/>
+                <w:b/>
+                <w:sz w:val="16"/>
+              </w:rPr>
+              <w:t>ケアプランデータ連携機能の統合</w:t>
+            </w:r>
+          </w:p>
+        </w:tc>
+        <w:tc>
+          <w:tcPr>
+            <w:tcW w:type="dxa" w:w="2835"/>
+            <w:shd w:val="clear" w:color="auto" w:fill="F2F5FA"/>
+            <w:vAlign w:val="center"/>
+          </w:tcPr>
+          <w:p>
+            <w:pPr>
+              <w:spacing w:after="0"/>
+            </w:pPr>
+            <w:r>
+              <w:rPr>
+                <w:rFonts w:ascii="游ゴシック" w:hAnsi="游ゴシック" w:eastAsia="游ゴシック"/>
+                <w:b w:val="0"/>
+                <w:sz w:val="16"/>
+              </w:rPr>
+              <w:t>令和9年1月に統合し、令和9年4月以降は連携用の接続により行う。全国の導入率は令和8年7月末で53.1％</w:t>
+            </w:r>
+          </w:p>
+        </w:tc>
+        <w:tc>
+          <w:tcPr>
+            <w:tcW w:type="dxa" w:w="3288"/>
+            <w:shd w:val="clear" w:color="auto" w:fill="F2F5FA"/>
+            <w:vAlign w:val="center"/>
+          </w:tcPr>
+          <w:p>
+            <w:pPr>
+              <w:spacing w:after="0"/>
+            </w:pPr>
+            <w:r>
+              <w:rPr>
+                <w:rFonts w:ascii="游ゴシック" w:hAnsi="游ゴシック" w:eastAsia="游ゴシック"/>
+                <w:b w:val="0"/>
+                <w:sz w:val="16"/>
+              </w:rPr>
+              <w:t>区域内の居宅介護支援事業所及びサービス事業所への周知と新しい仕組みでの登録</w:t>
+            </w:r>
+          </w:p>
+        </w:tc>
+        <w:tc>
+          <w:tcPr>
+            <w:tcW w:type="dxa" w:w="1814"/>
+            <w:shd w:val="clear" w:color="auto" w:fill="F2F5FA"/>
+            <w:vAlign w:val="center"/>
+          </w:tcPr>
+          <w:p>
+            <w:pPr>
+              <w:spacing w:after="0"/>
+            </w:pPr>
+            <w:r>
+              <w:rPr>
+                <w:rFonts w:ascii="游ゴシック" w:hAnsi="游ゴシック" w:eastAsia="游ゴシック"/>
+                <w:b w:val="0"/>
+                <w:sz w:val="16"/>
+              </w:rPr>
+              <w:t>第5章 基本目標4</w:t>
+            </w:r>
+          </w:p>
+        </w:tc>
+      </w:tr>
+      <w:tr>
+        <w:trPr>
+          <w:cantSplit/>
+        </w:trPr>
+        <w:tc>
+          <w:tcPr>
+            <w:tcW w:type="dxa" w:w="1814"/>
+            <w:vAlign w:val="center"/>
+          </w:tcPr>
+          <w:p>
+            <w:pPr>
+              <w:spacing w:after="0"/>
+            </w:pPr>
+            <w:r>
+              <w:rPr>
+                <w:rFonts w:ascii="游ゴシック" w:hAnsi="游ゴシック" w:eastAsia="游ゴシック"/>
+                <w:b/>
+                <w:sz w:val="16"/>
+              </w:rPr>
+              <w:t>介護サービス事業者経営情報データベース</w:t>
+            </w:r>
+          </w:p>
+        </w:tc>
+        <w:tc>
+          <w:tcPr>
+            <w:tcW w:type="dxa" w:w="2835"/>
+            <w:vAlign w:val="center"/>
+          </w:tcPr>
+          <w:p>
+            <w:pPr>
+              <w:spacing w:after="0"/>
+            </w:pPr>
+            <w:r>
+              <w:rPr>
+                <w:rFonts w:ascii="游ゴシック" w:hAnsi="游ゴシック" w:eastAsia="游ゴシック"/>
+                <w:b w:val="0"/>
+                <w:sz w:val="16"/>
+              </w:rPr>
+              <w:t>令和8年10月から12月までに報告し、令和9年4月以降に分析結果を部会へ報告する</w:t>
+            </w:r>
+          </w:p>
+        </w:tc>
+        <w:tc>
+          <w:tcPr>
+            <w:tcW w:type="dxa" w:w="3288"/>
+            <w:vAlign w:val="center"/>
+          </w:tcPr>
+          <w:p>
+            <w:pPr>
+              <w:spacing w:after="0"/>
+            </w:pPr>
+            <w:r>
+              <w:rPr>
+                <w:rFonts w:ascii="游ゴシック" w:hAnsi="游ゴシック" w:eastAsia="游ゴシック"/>
+                <w:b w:val="0"/>
+                <w:sz w:val="16"/>
+              </w:rPr>
+              <w:t>公表される分析結果を事業者の経営支援にどこまで用いるか</w:t>
+            </w:r>
+          </w:p>
+        </w:tc>
+        <w:tc>
+          <w:tcPr>
+            <w:tcW w:type="dxa" w:w="1814"/>
+            <w:vAlign w:val="center"/>
+          </w:tcPr>
+          <w:p>
+            <w:pPr>
+              <w:spacing w:after="0"/>
+            </w:pPr>
+            <w:r>
+              <w:rPr>
+                <w:rFonts w:ascii="游ゴシック" w:hAnsi="游ゴシック" w:eastAsia="游ゴシック"/>
+                <w:b w:val="0"/>
+                <w:sz w:val="16"/>
+              </w:rPr>
+              <w:t>第1章第9節5・第5章 基本目標4</w:t>
+            </w:r>
+          </w:p>
+        </w:tc>
+      </w:tr>
+      <w:tr>
+        <w:trPr>
+          <w:cantSplit/>
+        </w:trPr>
+        <w:tc>
+          <w:tcPr>
+            <w:tcW w:type="dxa" w:w="1814"/>
+            <w:shd w:val="clear" w:color="auto" w:fill="F2F5FA"/>
+            <w:vAlign w:val="center"/>
+          </w:tcPr>
+          <w:p>
+            <w:pPr>
+              <w:spacing w:after="0"/>
+            </w:pPr>
+            <w:r>
+              <w:rPr>
+                <w:rFonts w:ascii="游ゴシック" w:hAnsi="游ゴシック" w:eastAsia="游ゴシック"/>
+                <w:b/>
+                <w:sz w:val="16"/>
+              </w:rPr>
+              <w:t>介護事業者の連携・協働化</w:t>
+            </w:r>
+          </w:p>
+        </w:tc>
+        <w:tc>
+          <w:tcPr>
+            <w:tcW w:type="dxa" w:w="2835"/>
+            <w:shd w:val="clear" w:color="auto" w:fill="F2F5FA"/>
+            <w:vAlign w:val="center"/>
+          </w:tcPr>
+          <w:p>
+            <w:pPr>
+              <w:spacing w:after="0"/>
+            </w:pPr>
+            <w:r>
+              <w:rPr>
+                <w:rFonts w:ascii="游ゴシック" w:hAnsi="游ゴシック" w:eastAsia="游ゴシック"/>
+                <w:b w:val="0"/>
+                <w:sz w:val="16"/>
+              </w:rPr>
+              <w:t>都道府県との協定による連携。令和9年度概算要求に経費の支援と補助率の上乗せ。市町村の役割はなお検討中</w:t>
+            </w:r>
+          </w:p>
+        </w:tc>
+        <w:tc>
+          <w:tcPr>
+            <w:tcW w:type="dxa" w:w="3288"/>
+            <w:shd w:val="clear" w:color="auto" w:fill="F2F5FA"/>
+            <w:vAlign w:val="center"/>
+          </w:tcPr>
+          <w:p>
+            <w:pPr>
+              <w:spacing w:after="0"/>
+            </w:pPr>
+            <w:r>
+              <w:rPr>
+                <w:rFonts w:ascii="游ゴシック" w:hAnsi="游ゴシック" w:eastAsia="游ゴシック"/>
+                <w:b w:val="0"/>
+                <w:sz w:val="16"/>
+              </w:rPr>
+              <w:t>北海道との協定に広域連合及び3町がどのように関わるか</w:t>
+            </w:r>
+          </w:p>
+        </w:tc>
+        <w:tc>
+          <w:tcPr>
+            <w:tcW w:type="dxa" w:w="1814"/>
+            <w:shd w:val="clear" w:color="auto" w:fill="F2F5FA"/>
+            <w:vAlign w:val="center"/>
+          </w:tcPr>
+          <w:p>
+            <w:pPr>
+              <w:spacing w:after="0"/>
+            </w:pPr>
+            <w:r>
+              <w:rPr>
+                <w:rFonts w:ascii="游ゴシック" w:hAnsi="游ゴシック" w:eastAsia="游ゴシック"/>
+                <w:b w:val="0"/>
+                <w:sz w:val="16"/>
+              </w:rPr>
+              <w:t>第5章 基本目標3・基本目標4</w:t>
+            </w:r>
+          </w:p>
+        </w:tc>
+      </w:tr>
+      <w:tr>
+        <w:trPr>
+          <w:cantSplit/>
+        </w:trPr>
+        <w:tc>
+          <w:tcPr>
+            <w:tcW w:type="dxa" w:w="1814"/>
+            <w:vAlign w:val="center"/>
+          </w:tcPr>
+          <w:p>
+            <w:pPr>
+              <w:spacing w:after="0"/>
+            </w:pPr>
+            <w:r>
+              <w:rPr>
+                <w:rFonts w:ascii="游ゴシック" w:hAnsi="游ゴシック" w:eastAsia="游ゴシック"/>
+                <w:b/>
+                <w:sz w:val="16"/>
+              </w:rPr>
+              <w:t>介護給付適正化と調整交付金の減額</w:t>
+            </w:r>
+          </w:p>
+        </w:tc>
+        <w:tc>
+          <w:tcPr>
+            <w:tcW w:type="dxa" w:w="2835"/>
+            <w:vAlign w:val="center"/>
+          </w:tcPr>
+          <w:p>
+            <w:pPr>
+              <w:spacing w:after="0"/>
+            </w:pPr>
+            <w:r>
+              <w:rPr>
+                <w:rFonts w:ascii="游ゴシック" w:hAnsi="游ゴシック" w:eastAsia="游ゴシック"/>
+                <w:b w:val="0"/>
+                <w:sz w:val="16"/>
+              </w:rPr>
+              <w:t>年齢区分の精緻化により交付額が増加する保険者について、主要3事業のいずれかを実施していない場合に増加額の5％を減額する</w:t>
+            </w:r>
+          </w:p>
+        </w:tc>
+        <w:tc>
+          <w:tcPr>
+            <w:tcW w:type="dxa" w:w="3288"/>
+            <w:vAlign w:val="center"/>
+          </w:tcPr>
+          <w:p>
+            <w:pPr>
+              <w:spacing w:after="0"/>
+            </w:pPr>
+            <w:r>
+              <w:rPr>
+                <w:rFonts w:ascii="游ゴシック" w:hAnsi="游ゴシック" w:eastAsia="游ゴシック"/>
+                <w:b/>
+                <w:sz w:val="16"/>
+              </w:rPr>
+              <w:t>当広域連合はケアプラン等の点検を実施していないため該当します。</w:t>
+            </w:r>
+            <w:r>
+              <w:rPr>
+                <w:rFonts w:ascii="游ゴシック" w:hAnsi="游ゴシック" w:eastAsia="游ゴシック"/>
+                <w:b w:val="0"/>
+                <w:sz w:val="16"/>
+              </w:rPr>
+              <w:t>主要3事業の実施が要ります（B2）</w:t>
+            </w:r>
+          </w:p>
+        </w:tc>
+        <w:tc>
+          <w:tcPr>
+            <w:tcW w:type="dxa" w:w="1814"/>
+            <w:vAlign w:val="center"/>
+          </w:tcPr>
+          <w:p>
+            <w:pPr>
+              <w:spacing w:after="0"/>
+            </w:pPr>
+            <w:r>
+              <w:rPr>
+                <w:rFonts w:ascii="游ゴシック" w:hAnsi="游ゴシック" w:eastAsia="游ゴシック"/>
+                <w:b w:val="0"/>
+                <w:sz w:val="16"/>
+              </w:rPr>
+              <w:t>第5章 基本目標5・第6章第6節2・4</w:t>
+            </w:r>
+          </w:p>
+        </w:tc>
+      </w:tr>
+      <w:tr>
+        <w:trPr>
+          <w:cantSplit/>
+        </w:trPr>
+        <w:tc>
+          <w:tcPr>
+            <w:tcW w:type="dxa" w:w="1814"/>
+            <w:shd w:val="clear" w:color="auto" w:fill="F2F5FA"/>
+            <w:vAlign w:val="center"/>
+          </w:tcPr>
+          <w:p>
+            <w:pPr>
+              <w:spacing w:after="0"/>
+            </w:pPr>
+            <w:r>
+              <w:rPr>
+                <w:rFonts w:ascii="游ゴシック" w:hAnsi="游ゴシック" w:eastAsia="游ゴシック"/>
+                <w:b/>
+                <w:sz w:val="16"/>
+              </w:rPr>
+              <w:t>第1号保険料の在り方</w:t>
+            </w:r>
+          </w:p>
+        </w:tc>
+        <w:tc>
+          <w:tcPr>
+            <w:tcW w:type="dxa" w:w="2835"/>
+            <w:shd w:val="clear" w:color="auto" w:fill="F2F5FA"/>
+            <w:vAlign w:val="center"/>
+          </w:tcPr>
+          <w:p>
+            <w:pPr>
+              <w:spacing w:after="0"/>
+            </w:pPr>
+            <w:r>
+              <w:rPr>
+                <w:rFonts w:ascii="游ゴシック" w:hAnsi="游ゴシック" w:eastAsia="游ゴシック"/>
+                <w:b w:val="0"/>
+                <w:sz w:val="16"/>
+              </w:rPr>
+              <w:t>高所得者の標準乗率の見直しと、課税化に伴う上昇の緩和。論点が示された段階であり内容は定まっていない</w:t>
+            </w:r>
+          </w:p>
+        </w:tc>
+        <w:tc>
+          <w:tcPr>
+            <w:tcW w:type="dxa" w:w="3288"/>
+            <w:shd w:val="clear" w:color="auto" w:fill="F2F5FA"/>
+            <w:vAlign w:val="center"/>
+          </w:tcPr>
+          <w:p>
+            <w:pPr>
+              <w:spacing w:after="0"/>
+            </w:pPr>
+            <w:r>
+              <w:rPr>
+                <w:rFonts w:ascii="游ゴシック" w:hAnsi="游ゴシック" w:eastAsia="游ゴシック"/>
+                <w:b w:val="0"/>
+                <w:sz w:val="16"/>
+              </w:rPr>
+              <w:t>所得段階と乗率は政令により定まります。第9期の条例による16段階を据え置いて算定しています</w:t>
+            </w:r>
+          </w:p>
+        </w:tc>
+        <w:tc>
+          <w:tcPr>
+            <w:tcW w:type="dxa" w:w="1814"/>
+            <w:shd w:val="clear" w:color="auto" w:fill="F2F5FA"/>
+            <w:vAlign w:val="center"/>
+          </w:tcPr>
+          <w:p>
+            <w:pPr>
+              <w:spacing w:after="0"/>
+            </w:pPr>
+            <w:r>
+              <w:rPr>
+                <w:rFonts w:ascii="游ゴシック" w:hAnsi="游ゴシック" w:eastAsia="游ゴシック"/>
+                <w:b w:val="0"/>
+                <w:sz w:val="16"/>
+              </w:rPr>
+              <w:t>第1章第9節5・第6章第6節5</w:t>
+            </w:r>
+          </w:p>
+        </w:tc>
+      </w:tr>
+      <w:tr>
+        <w:trPr>
+          <w:cantSplit/>
+        </w:trPr>
+        <w:tc>
+          <w:tcPr>
+            <w:tcW w:type="dxa" w:w="1814"/>
+            <w:vAlign w:val="center"/>
+          </w:tcPr>
+          <w:p>
+            <w:pPr>
+              <w:spacing w:after="0"/>
+            </w:pPr>
+            <w:r>
+              <w:rPr>
+                <w:rFonts w:ascii="游ゴシック" w:hAnsi="游ゴシック" w:eastAsia="游ゴシック"/>
+                <w:b/>
+                <w:sz w:val="16"/>
+              </w:rPr>
+              <w:t>補足給付の見直し</w:t>
+            </w:r>
+          </w:p>
+        </w:tc>
+        <w:tc>
+          <w:tcPr>
+            <w:tcW w:type="dxa" w:w="2835"/>
+            <w:vAlign w:val="center"/>
+          </w:tcPr>
+          <w:p>
+            <w:pPr>
+              <w:spacing w:after="0"/>
+            </w:pPr>
+            <w:r>
+              <w:rPr>
+                <w:rFonts w:ascii="游ゴシック" w:hAnsi="游ゴシック" w:eastAsia="游ゴシック"/>
+                <w:b w:val="0"/>
+                <w:sz w:val="16"/>
+              </w:rPr>
+              <w:t>令和8年8月の実施分に加え、令和9年度から第3段階①②を各2分割する</w:t>
+            </w:r>
+          </w:p>
+        </w:tc>
+        <w:tc>
+          <w:tcPr>
+            <w:tcW w:type="dxa" w:w="3288"/>
+            <w:vAlign w:val="center"/>
+          </w:tcPr>
+          <w:p>
+            <w:pPr>
+              <w:spacing w:after="0"/>
+            </w:pPr>
+            <w:r>
+              <w:rPr>
+                <w:rFonts w:ascii="游ゴシック" w:hAnsi="游ゴシック" w:eastAsia="游ゴシック"/>
+                <w:b w:val="0"/>
+                <w:sz w:val="16"/>
+              </w:rPr>
+              <w:t>負担限度額の認定事務と要綱の改正</w:t>
+            </w:r>
+          </w:p>
+        </w:tc>
+        <w:tc>
+          <w:tcPr>
+            <w:tcW w:type="dxa" w:w="1814"/>
+            <w:vAlign w:val="center"/>
+          </w:tcPr>
+          <w:p>
+            <w:pPr>
+              <w:spacing w:after="0"/>
+            </w:pPr>
+            <w:r>
+              <w:rPr>
+                <w:rFonts w:ascii="游ゴシック" w:hAnsi="游ゴシック" w:eastAsia="游ゴシック"/>
+                <w:b w:val="0"/>
+                <w:sz w:val="16"/>
+              </w:rPr>
+              <w:t>第1章第9節4・第6章第7節</w:t>
+            </w:r>
+          </w:p>
+        </w:tc>
+      </w:tr>
+      <w:tr>
+        <w:trPr>
+          <w:cantSplit/>
+        </w:trPr>
+        <w:tc>
+          <w:tcPr>
+            <w:tcW w:type="dxa" w:w="1814"/>
+            <w:shd w:val="clear" w:color="auto" w:fill="F2F5FA"/>
+            <w:vAlign w:val="center"/>
+          </w:tcPr>
+          <w:p>
+            <w:pPr>
+              <w:spacing w:after="0"/>
+            </w:pPr>
+            <w:r>
+              <w:rPr>
+                <w:rFonts w:ascii="游ゴシック" w:hAnsi="游ゴシック" w:eastAsia="游ゴシック"/>
+                <w:b/>
+                <w:sz w:val="16"/>
+              </w:rPr>
+              <w:t>第1号保険料段階の基準額</w:t>
+            </w:r>
+          </w:p>
+        </w:tc>
+        <w:tc>
+          <w:tcPr>
+            <w:tcW w:type="dxa" w:w="2835"/>
+            <w:shd w:val="clear" w:color="auto" w:fill="F2F5FA"/>
+            <w:vAlign w:val="center"/>
+          </w:tcPr>
+          <w:p>
+            <w:pPr>
+              <w:spacing w:after="0"/>
+            </w:pPr>
+            <w:r>
+              <w:rPr>
+                <w:rFonts w:ascii="游ゴシック" w:hAnsi="游ゴシック" w:eastAsia="游ゴシック"/>
+                <w:b w:val="0"/>
+                <w:sz w:val="16"/>
+              </w:rPr>
+              <w:t>老齢基礎年金（満額）の上昇により80.9万円から82.65万円へ。今後は基本的に毎年見直す</w:t>
+            </w:r>
+          </w:p>
+        </w:tc>
+        <w:tc>
+          <w:tcPr>
+            <w:tcW w:type="dxa" w:w="3288"/>
+            <w:shd w:val="clear" w:color="auto" w:fill="F2F5FA"/>
+            <w:vAlign w:val="center"/>
+          </w:tcPr>
+          <w:p>
+            <w:pPr>
+              <w:spacing w:after="0"/>
+            </w:pPr>
+            <w:r>
+              <w:rPr>
+                <w:rFonts w:ascii="游ゴシック" w:hAnsi="游ゴシック" w:eastAsia="游ゴシック"/>
+                <w:b w:val="0"/>
+                <w:sz w:val="16"/>
+              </w:rPr>
+              <w:t>条例改正の手続を要します</w:t>
+            </w:r>
+          </w:p>
+        </w:tc>
+        <w:tc>
+          <w:tcPr>
+            <w:tcW w:type="dxa" w:w="1814"/>
+            <w:shd w:val="clear" w:color="auto" w:fill="F2F5FA"/>
+            <w:vAlign w:val="center"/>
+          </w:tcPr>
+          <w:p>
+            <w:pPr>
+              <w:spacing w:after="0"/>
+            </w:pPr>
+            <w:r>
+              <w:rPr>
+                <w:rFonts w:ascii="游ゴシック" w:hAnsi="游ゴシック" w:eastAsia="游ゴシック"/>
+                <w:b w:val="0"/>
+                <w:sz w:val="16"/>
+              </w:rPr>
+              <w:t>第1章第9節4・第6章第7節</w:t>
+            </w:r>
+          </w:p>
+        </w:tc>
+      </w:tr>
+      <w:tr>
+        <w:trPr>
+          <w:cantSplit/>
+        </w:trPr>
+        <w:tc>
+          <w:tcPr>
+            <w:tcW w:type="dxa" w:w="1814"/>
+            <w:vAlign w:val="center"/>
+          </w:tcPr>
+          <w:p>
+            <w:pPr>
+              <w:spacing w:after="0"/>
+            </w:pPr>
+            <w:r>
+              <w:rPr>
+                <w:rFonts w:ascii="游ゴシック" w:hAnsi="游ゴシック" w:eastAsia="游ゴシック"/>
+                <w:b/>
+                <w:sz w:val="16"/>
+              </w:rPr>
+              <w:t>一定以上所得基準</w:t>
+            </w:r>
+          </w:p>
+        </w:tc>
+        <w:tc>
+          <w:tcPr>
+            <w:tcW w:type="dxa" w:w="2835"/>
+            <w:vAlign w:val="center"/>
+          </w:tcPr>
+          <w:p>
+            <w:pPr>
+              <w:spacing w:after="0"/>
+            </w:pPr>
+            <w:r>
+              <w:rPr>
+                <w:rFonts w:ascii="游ゴシック" w:hAnsi="游ゴシック" w:eastAsia="游ゴシック"/>
+                <w:b w:val="0"/>
+                <w:sz w:val="16"/>
+              </w:rPr>
+              <w:t>第10期計画期間の開始（令和9年度）の前までに結論を得る。見直しの内容も施行の時期も示されていない</w:t>
+            </w:r>
+          </w:p>
+        </w:tc>
+        <w:tc>
+          <w:tcPr>
+            <w:tcW w:type="dxa" w:w="3288"/>
+            <w:vAlign w:val="center"/>
+          </w:tcPr>
+          <w:p>
+            <w:pPr>
+              <w:spacing w:after="0"/>
+            </w:pPr>
+            <w:r>
+              <w:rPr>
+                <w:rFonts w:ascii="游ゴシック" w:hAnsi="游ゴシック" w:eastAsia="游ゴシック"/>
+                <w:b w:val="0"/>
+                <w:sz w:val="16"/>
+              </w:rPr>
+              <w:t>結論が示された時点で給付費及び保険料収納必要額を再算定します</w:t>
+            </w:r>
+          </w:p>
+        </w:tc>
+        <w:tc>
+          <w:tcPr>
+            <w:tcW w:type="dxa" w:w="1814"/>
+            <w:vAlign w:val="center"/>
+          </w:tcPr>
+          <w:p>
+            <w:pPr>
+              <w:spacing w:after="0"/>
+            </w:pPr>
+            <w:r>
+              <w:rPr>
+                <w:rFonts w:ascii="游ゴシック" w:hAnsi="游ゴシック" w:eastAsia="游ゴシック"/>
+                <w:b w:val="0"/>
+                <w:sz w:val="16"/>
+              </w:rPr>
+              <w:t>第1章第9節4・第6章第7節</w:t>
+            </w:r>
+          </w:p>
+        </w:tc>
+      </w:tr>
+    </w:tbl>
+    <w:p>
+      <w:pPr>
+        <w:spacing w:after="80"/>
+      </w:pPr>
+      <w:r>
+        <w:rPr>
+          <w:rFonts w:ascii="游ゴシック" w:hAnsi="游ゴシック" w:eastAsia="游ゴシック"/>
+          <w:b w:val="0"/>
+          <w:sz w:val="17"/>
+        </w:rPr>
+        <w:t>資料：第136回社会保障審議会介護保険部会 資料1から資料6まで及び参考資料（令和8年9月18日）</w:t>
+      </w:r>
+    </w:p>
+    <w:p>
+      <w:pPr>
+        <w:spacing w:after="80"/>
+      </w:pPr>
+      <w:r>
+        <w:rPr>
+          <w:rFonts w:ascii="游ゴシック" w:hAnsi="游ゴシック" w:eastAsia="游ゴシック"/>
+          <w:b w:val="0"/>
+          <w:sz w:val="20"/>
+        </w:rPr>
+        <w:t>このうち</w:t>
+      </w:r>
+      <w:r>
+        <w:rPr>
+          <w:rFonts w:ascii="游ゴシック" w:hAnsi="游ゴシック" w:eastAsia="游ゴシック"/>
+          <w:b/>
+          <w:sz w:val="20"/>
+        </w:rPr>
+        <w:t>介護情報基盤への対応は、構成3町の介護保険事務システムの標準化対応とデータ移行を伴うため、年度ごとの工程をご確認いただきたい事項です（確認事項No.175。第7節2 B1）。</w:t>
+      </w:r>
+      <w:r>
+        <w:rPr>
+          <w:rFonts w:ascii="游ゴシック" w:hAnsi="游ゴシック" w:eastAsia="游ゴシック"/>
+          <w:b w:val="0"/>
+          <w:sz w:val="20"/>
+        </w:rPr>
+        <w:t>医療と介護の連携は、地域で独自に手段を整えるのではなく、国の基盤で共有できる範囲を確かめてから地域の手順を定める順序とします。</w:t>
+      </w:r>
+    </w:p>
+    <w:p>
+      <w:pPr>
+        <w:keepNext/>
+        <w:spacing w:before="160" w:after="40"/>
+      </w:pPr>
+      <w:r>
+        <w:rPr>
+          <w:rFonts w:ascii="游ゴシック" w:hAnsi="游ゴシック" w:eastAsia="游ゴシック"/>
+          <w:b/>
+          <w:sz w:val="20"/>
+        </w:rPr>
+        <w:t>表12　引き続き検討することとされた事項　7件</w:t>
+      </w:r>
+    </w:p>
+    <w:tbl>
+      <w:tblPr>
+        <w:tblStyle w:val="TableGrid"/>
+        <w:tblW w:type="auto" w:w="0"/>
+        <w:jc w:val="center"/>
+        <w:tblLayout w:type="fixed"/>
+        <w:tblCellMar>
+          <w:top w:w="34" w:type="dxa"/>
+          <w:left w:w="68" w:type="dxa"/>
+          <w:bottom w:w="34" w:type="dxa"/>
+          <w:right w:w="68" w:type="dxa"/>
+        </w:tblCellMar>
+        <w:tblLook w:firstColumn="1" w:firstRow="1" w:lastColumn="0" w:lastRow="0" w:noHBand="0" w:noVBand="1" w:val="04A0"/>
+      </w:tblPr>
+      <w:tblGrid>
+        <w:gridCol w:w="9752"/>
+      </w:tblGrid>
+      <w:tr>
+        <w:trPr>
+          <w:tblHeader/>
+        </w:trPr>
+        <w:tc>
+          <w:tcPr>
+            <w:tcW w:type="dxa" w:w="9751"/>
+            <w:shd w:val="clear" w:color="auto" w:fill="1F3864"/>
+            <w:vAlign w:val="center"/>
+          </w:tcPr>
+          <w:p>
+            <w:pPr>
+              <w:keepNext/>
+              <w:spacing w:after="0"/>
+              <w:jc w:val="center"/>
+            </w:pPr>
+            <w:r>
+              <w:rPr>
+                <w:rFonts w:ascii="游ゴシック" w:hAnsi="游ゴシック" w:eastAsia="游ゴシック"/>
+                <w:b/>
+                <w:color w:val="FFFFFF"/>
+                <w:sz w:val="18"/>
+              </w:rPr>
+              <w:t>事項</w:t>
+            </w:r>
+          </w:p>
+        </w:tc>
+      </w:tr>
+      <w:tr>
+        <w:trPr>
+          <w:cantSplit/>
+        </w:trPr>
+        <w:tc>
+          <w:tcPr>
+            <w:tcW w:type="dxa" w:w="9751"/>
+            <w:vAlign w:val="center"/>
+          </w:tcPr>
+          <w:p>
+            <w:pPr>
+              <w:keepNext/>
+              <w:spacing w:after="0"/>
+            </w:pPr>
+            <w:r>
+              <w:rPr>
+                <w:rFonts w:ascii="游ゴシック" w:hAnsi="游ゴシック" w:eastAsia="游ゴシック"/>
+                <w:b w:val="0"/>
+                <w:sz w:val="18"/>
+              </w:rPr>
+              <w:t>多床室の室料負担</w:t>
+            </w:r>
+          </w:p>
+        </w:tc>
+      </w:tr>
+      <w:tr>
+        <w:trPr>
+          <w:cantSplit/>
+        </w:trPr>
+        <w:tc>
+          <w:tcPr>
+            <w:tcW w:type="dxa" w:w="9751"/>
+            <w:shd w:val="clear" w:color="auto" w:fill="F2F5FA"/>
+            <w:vAlign w:val="center"/>
+          </w:tcPr>
+          <w:p>
+            <w:pPr>
+              <w:keepNext/>
+              <w:spacing w:after="0"/>
+            </w:pPr>
+            <w:r>
+              <w:rPr>
+                <w:rFonts w:ascii="游ゴシック" w:hAnsi="游ゴシック" w:eastAsia="游ゴシック"/>
+                <w:b w:val="0"/>
+                <w:sz w:val="18"/>
+              </w:rPr>
+              <w:t>軽度者への生活援助サービス等の地域支援事業への移行</w:t>
+            </w:r>
+          </w:p>
+        </w:tc>
+      </w:tr>
+      <w:tr>
+        <w:trPr>
+          <w:cantSplit/>
+        </w:trPr>
+        <w:tc>
+          <w:tcPr>
+            <w:tcW w:type="dxa" w:w="9751"/>
+            <w:vAlign w:val="center"/>
+          </w:tcPr>
+          <w:p>
+            <w:pPr>
+              <w:keepNext/>
+              <w:spacing w:after="0"/>
+            </w:pPr>
+            <w:r>
+              <w:rPr>
+                <w:rFonts w:ascii="游ゴシック" w:hAnsi="游ゴシック" w:eastAsia="游ゴシック"/>
+                <w:b w:val="0"/>
+                <w:sz w:val="18"/>
+              </w:rPr>
+              <w:t>金融所得・金融資産の勘案</w:t>
+            </w:r>
+          </w:p>
+        </w:tc>
+      </w:tr>
+      <w:tr>
+        <w:trPr>
+          <w:cantSplit/>
+        </w:trPr>
+        <w:tc>
+          <w:tcPr>
+            <w:tcW w:type="dxa" w:w="9751"/>
+            <w:shd w:val="clear" w:color="auto" w:fill="F2F5FA"/>
+            <w:vAlign w:val="center"/>
+          </w:tcPr>
+          <w:p>
+            <w:pPr>
+              <w:keepNext/>
+              <w:spacing w:after="0"/>
+            </w:pPr>
+            <w:r>
+              <w:rPr>
+                <w:rFonts w:ascii="游ゴシック" w:hAnsi="游ゴシック" w:eastAsia="游ゴシック"/>
+                <w:b w:val="0"/>
+                <w:sz w:val="18"/>
+              </w:rPr>
+              <w:t>高額介護サービス費の負担限度額</w:t>
+            </w:r>
+          </w:p>
+        </w:tc>
+      </w:tr>
+      <w:tr>
+        <w:trPr>
+          <w:cantSplit/>
+        </w:trPr>
+        <w:tc>
+          <w:tcPr>
+            <w:tcW w:type="dxa" w:w="9751"/>
+            <w:vAlign w:val="center"/>
+          </w:tcPr>
+          <w:p>
+            <w:pPr>
+              <w:keepNext/>
+              <w:spacing w:after="0"/>
+            </w:pPr>
+            <w:r>
+              <w:rPr>
+                <w:rFonts w:ascii="游ゴシック" w:hAnsi="游ゴシック" w:eastAsia="游ゴシック"/>
+                <w:b w:val="0"/>
+                <w:sz w:val="18"/>
+              </w:rPr>
+              <w:t>登録施設介護支援等の利用者負担</w:t>
+            </w:r>
+          </w:p>
+        </w:tc>
+      </w:tr>
+      <w:tr>
+        <w:trPr>
+          <w:cantSplit/>
+        </w:trPr>
+        <w:tc>
+          <w:tcPr>
+            <w:tcW w:type="dxa" w:w="9751"/>
+            <w:shd w:val="clear" w:color="auto" w:fill="F2F5FA"/>
+            <w:vAlign w:val="center"/>
+          </w:tcPr>
+          <w:p>
+            <w:pPr>
+              <w:keepNext/>
+              <w:spacing w:after="0"/>
+            </w:pPr>
+            <w:r>
+              <w:rPr>
+                <w:rFonts w:ascii="游ゴシック" w:hAnsi="游ゴシック" w:eastAsia="游ゴシック"/>
+                <w:b w:val="0"/>
+                <w:sz w:val="18"/>
+              </w:rPr>
+              <w:t>「現役並み所得」の判断基準</w:t>
+            </w:r>
+          </w:p>
+        </w:tc>
+      </w:tr>
+      <w:tr>
+        <w:trPr>
+          <w:cantSplit/>
+        </w:trPr>
+        <w:tc>
+          <w:tcPr>
+            <w:tcW w:type="dxa" w:w="9751"/>
+            <w:vAlign w:val="center"/>
+          </w:tcPr>
+          <w:p>
+            <w:pPr>
+              <w:spacing w:after="0"/>
+            </w:pPr>
+            <w:r>
+              <w:rPr>
+                <w:rFonts w:ascii="游ゴシック" w:hAnsi="游ゴシック" w:eastAsia="游ゴシック"/>
+                <w:b w:val="0"/>
+                <w:sz w:val="18"/>
+              </w:rPr>
+              <w:t>被保険者範囲・受給者範囲</w:t>
+            </w:r>
+          </w:p>
+        </w:tc>
+      </w:tr>
+    </w:tbl>
+    <w:p>
+      <w:pPr>
+        <w:ind w:left="227"/>
+      </w:pPr>
+      <w:r>
+        <w:rPr>
+          <w:rFonts w:ascii="游ゴシック" w:hAnsi="游ゴシック" w:eastAsia="游ゴシック"/>
+          <w:b w:val="0"/>
+          <w:sz w:val="18"/>
+        </w:rPr>
+        <w:t>※ いずれも結論が示されていないため本計画に織り込んでいません。結論が示された時点で、影響が及ぶ箇所を再算定し又は記述を改めます。多床室の室料負担及び軽度者への生活援助サービス等の移行は給付費に、金融所得・金融資産の勘案及び「現役並み所得」の判断基準は所得段階に及び得るものです。</w:t>
+      </w:r>
+    </w:p>
+    <w:p>
+      <w:pPr>
+        <w:keepNext/>
         <w:pageBreakBefore/>
         <w:spacing w:before="0" w:after="120"/>
       </w:pPr>
@@ -5225,7 +7373,7 @@
           <w:color w:val="1F3864"/>
           <w:sz w:val="26"/>
         </w:rPr>
-        <w:t>第5節　地域の課題</w:t>
+        <w:t>第6節　地域の課題</w:t>
       </w:r>
     </w:p>
     <w:p>
@@ -5252,7 +7400,7 @@
           <w:b/>
           <w:sz w:val="20"/>
         </w:rPr>
-        <w:t>表10　地域の課題　15件</w:t>
+        <w:t>表13　地域の課題　15件</w:t>
       </w:r>
     </w:p>
     <w:tbl>
@@ -6666,7 +8814,7 @@
           <w:color w:val="1F3864"/>
           <w:sz w:val="26"/>
         </w:rPr>
-        <w:t>第6節　ご決定をお願いする事項（3町共通）</w:t>
+        <w:t>第7節　ご決定をお願いする事項（3町共通）</w:t>
       </w:r>
     </w:p>
     <w:p>
@@ -6692,6 +8840,35 @@
     </w:p>
     <w:p>
       <w:pPr>
+        <w:spacing w:after="80"/>
+      </w:pPr>
+      <w:r>
+        <w:rPr>
+          <w:rFonts w:ascii="游ゴシック" w:hAnsi="游ゴシック" w:eastAsia="游ゴシック"/>
+          <w:b w:val="0"/>
+          <w:sz w:val="20"/>
+        </w:rPr>
+        <w:t>3町共通で26件ありますが、会の所要に限りがあるため</w:t>
+      </w:r>
+      <w:r>
+        <w:rPr>
+          <w:rFonts w:ascii="游ゴシック" w:hAnsi="游ゴシック" w:eastAsia="游ゴシック"/>
+          <w:b/>
+          <w:sz w:val="20"/>
+        </w:rPr>
+        <w:t>この場でご決定をお願いしたいものをA群4件（計60分）に絞っています。</w:t>
+      </w:r>
+      <w:r>
+        <w:rPr>
+          <w:rFonts w:ascii="游ゴシック" w:hAnsi="游ゴシック" w:eastAsia="游ゴシック"/>
+          <w:b w:val="0"/>
+          <w:sz w:val="20"/>
+        </w:rPr>
+        <w:t xml:space="preserve"> B群4件（計20分）は時間があればご決定をお願いしたいもの、C群6件は当方の仮置きのまま第2次概算に進めるものです。A群・B群に挙げたものを含め、26件のすべてを4から6に掲げています。</w:t>
+      </w:r>
+    </w:p>
+    <w:p>
+      <w:pPr>
         <w:keepNext/>
         <w:spacing w:before="180" w:after="60"/>
       </w:pPr>
@@ -6701,7 +8878,3582 @@
           <w:b/>
           <w:sz w:val="22"/>
         </w:rPr>
-        <w:t>1　サービス見込量・保険料の算定を止めているもの（4件）</w:t>
+        <w:t>1　A群　この場でご決定をお願いしたいこと（4件・計60分）</w:t>
+      </w:r>
+    </w:p>
+    <w:p>
+      <w:pPr>
+        <w:keepNext/>
+        <w:spacing w:before="160" w:after="40"/>
+      </w:pPr>
+      <w:r>
+        <w:rPr>
+          <w:rFonts w:ascii="游ゴシック" w:hAnsi="游ゴシック" w:eastAsia="游ゴシック"/>
+          <w:b/>
+          <w:sz w:val="20"/>
+        </w:rPr>
+        <w:t>表14　A群　この場でご決定をお願いしたいこと</w:t>
+      </w:r>
+    </w:p>
+    <w:tbl>
+      <w:tblPr>
+        <w:tblStyle w:val="TableGrid"/>
+        <w:tblW w:type="auto" w:w="0"/>
+        <w:jc w:val="center"/>
+        <w:tblLayout w:type="fixed"/>
+        <w:tblCellMar>
+          <w:top w:w="34" w:type="dxa"/>
+          <w:left w:w="68" w:type="dxa"/>
+          <w:bottom w:w="34" w:type="dxa"/>
+          <w:right w:w="68" w:type="dxa"/>
+        </w:tblCellMar>
+        <w:tblLook w:firstColumn="1" w:firstRow="1" w:lastColumn="0" w:lastRow="0" w:noHBand="0" w:noVBand="1" w:val="04A0"/>
+      </w:tblPr>
+      <w:tblGrid>
+        <w:gridCol w:w="1950"/>
+        <w:gridCol w:w="1950"/>
+        <w:gridCol w:w="1950"/>
+        <w:gridCol w:w="1950"/>
+        <w:gridCol w:w="1950"/>
+      </w:tblGrid>
+      <w:tr>
+        <w:trPr>
+          <w:tblHeader/>
+        </w:trPr>
+        <w:tc>
+          <w:tcPr>
+            <w:tcW w:type="dxa" w:w="680"/>
+            <w:shd w:val="clear" w:color="auto" w:fill="1F3864"/>
+            <w:vAlign w:val="center"/>
+          </w:tcPr>
+          <w:p>
+            <w:pPr>
+              <w:keepNext/>
+              <w:spacing w:after="0"/>
+              <w:jc w:val="center"/>
+            </w:pPr>
+            <w:r>
+              <w:rPr>
+                <w:rFonts w:ascii="游ゴシック" w:hAnsi="游ゴシック" w:eastAsia="游ゴシック"/>
+                <w:b/>
+                <w:color w:val="FFFFFF"/>
+                <w:sz w:val="18"/>
+              </w:rPr>
+              <w:t>区分</w:t>
+            </w:r>
+          </w:p>
+        </w:tc>
+        <w:tc>
+          <w:tcPr>
+            <w:tcW w:type="dxa" w:w="3969"/>
+            <w:shd w:val="clear" w:color="auto" w:fill="1F3864"/>
+            <w:vAlign w:val="center"/>
+          </w:tcPr>
+          <w:p>
+            <w:pPr>
+              <w:keepNext/>
+              <w:spacing w:after="0"/>
+              <w:jc w:val="center"/>
+            </w:pPr>
+            <w:r>
+              <w:rPr>
+                <w:rFonts w:ascii="游ゴシック" w:hAnsi="游ゴシック" w:eastAsia="游ゴシック"/>
+                <w:b/>
+                <w:color w:val="FFFFFF"/>
+                <w:sz w:val="18"/>
+              </w:rPr>
+              <w:t>決めること</w:t>
+            </w:r>
+          </w:p>
+        </w:tc>
+        <w:tc>
+          <w:tcPr>
+            <w:tcW w:type="dxa" w:w="2494"/>
+            <w:shd w:val="clear" w:color="auto" w:fill="1F3864"/>
+            <w:vAlign w:val="center"/>
+          </w:tcPr>
+          <w:p>
+            <w:pPr>
+              <w:keepNext/>
+              <w:spacing w:after="0"/>
+              <w:jc w:val="center"/>
+            </w:pPr>
+            <w:r>
+              <w:rPr>
+                <w:rFonts w:ascii="游ゴシック" w:hAnsi="游ゴシック" w:eastAsia="游ゴシック"/>
+                <w:b/>
+                <w:color w:val="FFFFFF"/>
+                <w:sz w:val="18"/>
+              </w:rPr>
+              <w:t>確認事項</w:t>
+            </w:r>
+          </w:p>
+        </w:tc>
+        <w:tc>
+          <w:tcPr>
+            <w:tcW w:type="dxa" w:w="1247"/>
+            <w:shd w:val="clear" w:color="auto" w:fill="1F3864"/>
+            <w:vAlign w:val="center"/>
+          </w:tcPr>
+          <w:p>
+            <w:pPr>
+              <w:keepNext/>
+              <w:spacing w:after="0"/>
+              <w:jc w:val="center"/>
+            </w:pPr>
+            <w:r>
+              <w:rPr>
+                <w:rFonts w:ascii="游ゴシック" w:hAnsi="游ゴシック" w:eastAsia="游ゴシック"/>
+                <w:b/>
+                <w:color w:val="FFFFFF"/>
+                <w:sz w:val="18"/>
+              </w:rPr>
+              <w:t>観点</w:t>
+            </w:r>
+          </w:p>
+        </w:tc>
+        <w:tc>
+          <w:tcPr>
+            <w:tcW w:type="dxa" w:w="907"/>
+            <w:shd w:val="clear" w:color="auto" w:fill="1F3864"/>
+            <w:vAlign w:val="center"/>
+          </w:tcPr>
+          <w:p>
+            <w:pPr>
+              <w:keepNext/>
+              <w:spacing w:after="0"/>
+              <w:jc w:val="center"/>
+            </w:pPr>
+            <w:r>
+              <w:rPr>
+                <w:rFonts w:ascii="游ゴシック" w:hAnsi="游ゴシック" w:eastAsia="游ゴシック"/>
+                <w:b/>
+                <w:color w:val="FFFFFF"/>
+                <w:sz w:val="18"/>
+              </w:rPr>
+              <w:t>目安</w:t>
+            </w:r>
+          </w:p>
+        </w:tc>
+      </w:tr>
+      <w:tr>
+        <w:trPr>
+          <w:cantSplit/>
+        </w:trPr>
+        <w:tc>
+          <w:tcPr>
+            <w:tcW w:type="dxa" w:w="680"/>
+            <w:vAlign w:val="center"/>
+          </w:tcPr>
+          <w:p>
+            <w:pPr>
+              <w:keepNext/>
+              <w:spacing w:after="0"/>
+              <w:jc w:val="center"/>
+            </w:pPr>
+            <w:r>
+              <w:rPr>
+                <w:rFonts w:ascii="游ゴシック" w:hAnsi="游ゴシック" w:eastAsia="游ゴシック"/>
+                <w:b/>
+                <w:sz w:val="18"/>
+              </w:rPr>
+              <w:t>A1</w:t>
+            </w:r>
+          </w:p>
+        </w:tc>
+        <w:tc>
+          <w:tcPr>
+            <w:tcW w:type="dxa" w:w="3969"/>
+            <w:vAlign w:val="center"/>
+          </w:tcPr>
+          <w:p>
+            <w:pPr>
+              <w:keepNext/>
+              <w:spacing w:after="0"/>
+            </w:pPr>
+            <w:r>
+              <w:rPr>
+                <w:rFonts w:ascii="游ゴシック" w:hAnsi="游ゴシック" w:eastAsia="游ゴシック"/>
+                <w:b w:val="0"/>
+                <w:sz w:val="18"/>
+              </w:rPr>
+              <w:t>日常生活圏域ごとの必要利用定員総数と施設整備の方針</w:t>
+            </w:r>
+          </w:p>
+        </w:tc>
+        <w:tc>
+          <w:tcPr>
+            <w:tcW w:type="dxa" w:w="2494"/>
+            <w:vAlign w:val="center"/>
+          </w:tcPr>
+          <w:p>
+            <w:pPr>
+              <w:keepNext/>
+              <w:spacing w:after="0"/>
+            </w:pPr>
+            <w:r>
+              <w:rPr>
+                <w:rFonts w:ascii="游ゴシック" w:hAnsi="游ゴシック" w:eastAsia="游ゴシック"/>
+                <w:b w:val="0"/>
+                <w:sz w:val="18"/>
+              </w:rPr>
+              <w:t>No.88・No.96・No.23</w:t>
+            </w:r>
+          </w:p>
+        </w:tc>
+        <w:tc>
+          <w:tcPr>
+            <w:tcW w:type="dxa" w:w="1247"/>
+            <w:vAlign w:val="center"/>
+          </w:tcPr>
+          <w:p>
+            <w:pPr>
+              <w:keepNext/>
+              <w:spacing w:after="0"/>
+              <w:jc w:val="center"/>
+            </w:pPr>
+            <w:r>
+              <w:rPr>
+                <w:rFonts w:ascii="游ゴシック" w:hAnsi="游ゴシック" w:eastAsia="游ゴシック"/>
+                <w:b w:val="0"/>
+                <w:sz w:val="18"/>
+              </w:rPr>
+              <w:t>①③④</w:t>
+            </w:r>
+          </w:p>
+        </w:tc>
+        <w:tc>
+          <w:tcPr>
+            <w:tcW w:type="dxa" w:w="907"/>
+            <w:vAlign w:val="center"/>
+          </w:tcPr>
+          <w:p>
+            <w:pPr>
+              <w:keepNext/>
+              <w:spacing w:after="0"/>
+              <w:jc w:val="center"/>
+            </w:pPr>
+            <w:r>
+              <w:rPr>
+                <w:rFonts w:ascii="游ゴシック" w:hAnsi="游ゴシック" w:eastAsia="游ゴシック"/>
+                <w:b/>
+                <w:sz w:val="18"/>
+              </w:rPr>
+              <w:t>20分</w:t>
+            </w:r>
+          </w:p>
+        </w:tc>
+      </w:tr>
+      <w:tr>
+        <w:trPr>
+          <w:cantSplit/>
+        </w:trPr>
+        <w:tc>
+          <w:tcPr>
+            <w:tcW w:type="dxa" w:w="680"/>
+            <w:shd w:val="clear" w:color="auto" w:fill="F2F5FA"/>
+            <w:vAlign w:val="center"/>
+          </w:tcPr>
+          <w:p>
+            <w:pPr>
+              <w:keepNext/>
+              <w:spacing w:after="0"/>
+              <w:jc w:val="center"/>
+            </w:pPr>
+            <w:r>
+              <w:rPr>
+                <w:rFonts w:ascii="游ゴシック" w:hAnsi="游ゴシック" w:eastAsia="游ゴシック"/>
+                <w:b/>
+                <w:sz w:val="18"/>
+              </w:rPr>
+              <w:t>A2</w:t>
+            </w:r>
+          </w:p>
+        </w:tc>
+        <w:tc>
+          <w:tcPr>
+            <w:tcW w:type="dxa" w:w="3969"/>
+            <w:shd w:val="clear" w:color="auto" w:fill="F2F5FA"/>
+            <w:vAlign w:val="center"/>
+          </w:tcPr>
+          <w:p>
+            <w:pPr>
+              <w:keepNext/>
+              <w:spacing w:after="0"/>
+            </w:pPr>
+            <w:r>
+              <w:rPr>
+                <w:rFonts w:ascii="游ゴシック" w:hAnsi="游ゴシック" w:eastAsia="游ゴシック"/>
+                <w:b w:val="0"/>
+                <w:sz w:val="18"/>
+              </w:rPr>
+              <w:t>サービス見込量の置き方（供給の制約・令和9年4月新設の区分・施設及び居住系の実績の減少）</w:t>
+            </w:r>
+          </w:p>
+        </w:tc>
+        <w:tc>
+          <w:tcPr>
+            <w:tcW w:type="dxa" w:w="2494"/>
+            <w:shd w:val="clear" w:color="auto" w:fill="F2F5FA"/>
+            <w:vAlign w:val="center"/>
+          </w:tcPr>
+          <w:p>
+            <w:pPr>
+              <w:keepNext/>
+              <w:spacing w:after="0"/>
+            </w:pPr>
+            <w:r>
+              <w:rPr>
+                <w:rFonts w:ascii="游ゴシック" w:hAnsi="游ゴシック" w:eastAsia="游ゴシック"/>
+                <w:b w:val="0"/>
+                <w:sz w:val="18"/>
+              </w:rPr>
+              <w:t>No.116・No.115・No.107</w:t>
+            </w:r>
+          </w:p>
+        </w:tc>
+        <w:tc>
+          <w:tcPr>
+            <w:tcW w:type="dxa" w:w="1247"/>
+            <w:shd w:val="clear" w:color="auto" w:fill="F2F5FA"/>
+            <w:vAlign w:val="center"/>
+          </w:tcPr>
+          <w:p>
+            <w:pPr>
+              <w:keepNext/>
+              <w:spacing w:after="0"/>
+              <w:jc w:val="center"/>
+            </w:pPr>
+            <w:r>
+              <w:rPr>
+                <w:rFonts w:ascii="游ゴシック" w:hAnsi="游ゴシック" w:eastAsia="游ゴシック"/>
+                <w:b w:val="0"/>
+                <w:sz w:val="18"/>
+              </w:rPr>
+              <w:t>①②④</w:t>
+            </w:r>
+          </w:p>
+        </w:tc>
+        <w:tc>
+          <w:tcPr>
+            <w:tcW w:type="dxa" w:w="907"/>
+            <w:shd w:val="clear" w:color="auto" w:fill="F2F5FA"/>
+            <w:vAlign w:val="center"/>
+          </w:tcPr>
+          <w:p>
+            <w:pPr>
+              <w:keepNext/>
+              <w:spacing w:after="0"/>
+              <w:jc w:val="center"/>
+            </w:pPr>
+            <w:r>
+              <w:rPr>
+                <w:rFonts w:ascii="游ゴシック" w:hAnsi="游ゴシック" w:eastAsia="游ゴシック"/>
+                <w:b/>
+                <w:sz w:val="18"/>
+              </w:rPr>
+              <w:t>15分</w:t>
+            </w:r>
+          </w:p>
+        </w:tc>
+      </w:tr>
+      <w:tr>
+        <w:trPr>
+          <w:cantSplit/>
+        </w:trPr>
+        <w:tc>
+          <w:tcPr>
+            <w:tcW w:type="dxa" w:w="680"/>
+            <w:vAlign w:val="center"/>
+          </w:tcPr>
+          <w:p>
+            <w:pPr>
+              <w:keepNext/>
+              <w:spacing w:after="0"/>
+              <w:jc w:val="center"/>
+            </w:pPr>
+            <w:r>
+              <w:rPr>
+                <w:rFonts w:ascii="游ゴシック" w:hAnsi="游ゴシック" w:eastAsia="游ゴシック"/>
+                <w:b/>
+                <w:sz w:val="18"/>
+              </w:rPr>
+              <w:t>A3</w:t>
+            </w:r>
+          </w:p>
+        </w:tc>
+        <w:tc>
+          <w:tcPr>
+            <w:tcW w:type="dxa" w:w="3969"/>
+            <w:vAlign w:val="center"/>
+          </w:tcPr>
+          <w:p>
+            <w:pPr>
+              <w:keepNext/>
+              <w:spacing w:after="0"/>
+            </w:pPr>
+            <w:r>
+              <w:rPr>
+                <w:rFonts w:ascii="游ゴシック" w:hAnsi="游ゴシック" w:eastAsia="游ゴシック"/>
+                <w:b w:val="0"/>
+                <w:sz w:val="18"/>
+              </w:rPr>
+              <w:t>市町村認知症施策推進計画と地域ケア会議の計数</w:t>
+            </w:r>
+          </w:p>
+        </w:tc>
+        <w:tc>
+          <w:tcPr>
+            <w:tcW w:type="dxa" w:w="2494"/>
+            <w:vAlign w:val="center"/>
+          </w:tcPr>
+          <w:p>
+            <w:pPr>
+              <w:keepNext/>
+              <w:spacing w:after="0"/>
+            </w:pPr>
+            <w:r>
+              <w:rPr>
+                <w:rFonts w:ascii="游ゴシック" w:hAnsi="游ゴシック" w:eastAsia="游ゴシック"/>
+                <w:b w:val="0"/>
+                <w:sz w:val="18"/>
+              </w:rPr>
+              <w:t>No.130・No.121・No.119・No.120</w:t>
+            </w:r>
+          </w:p>
+        </w:tc>
+        <w:tc>
+          <w:tcPr>
+            <w:tcW w:type="dxa" w:w="1247"/>
+            <w:vAlign w:val="center"/>
+          </w:tcPr>
+          <w:p>
+            <w:pPr>
+              <w:keepNext/>
+              <w:spacing w:after="0"/>
+              <w:jc w:val="center"/>
+            </w:pPr>
+            <w:r>
+              <w:rPr>
+                <w:rFonts w:ascii="游ゴシック" w:hAnsi="游ゴシック" w:eastAsia="游ゴシック"/>
+                <w:b w:val="0"/>
+                <w:sz w:val="18"/>
+              </w:rPr>
+              <w:t>①③</w:t>
+            </w:r>
+          </w:p>
+        </w:tc>
+        <w:tc>
+          <w:tcPr>
+            <w:tcW w:type="dxa" w:w="907"/>
+            <w:vAlign w:val="center"/>
+          </w:tcPr>
+          <w:p>
+            <w:pPr>
+              <w:keepNext/>
+              <w:spacing w:after="0"/>
+              <w:jc w:val="center"/>
+            </w:pPr>
+            <w:r>
+              <w:rPr>
+                <w:rFonts w:ascii="游ゴシック" w:hAnsi="游ゴシック" w:eastAsia="游ゴシック"/>
+                <w:b/>
+                <w:sz w:val="18"/>
+              </w:rPr>
+              <w:t>15分</w:t>
+            </w:r>
+          </w:p>
+        </w:tc>
+      </w:tr>
+      <w:tr>
+        <w:trPr>
+          <w:cantSplit/>
+        </w:trPr>
+        <w:tc>
+          <w:tcPr>
+            <w:tcW w:type="dxa" w:w="680"/>
+            <w:shd w:val="clear" w:color="auto" w:fill="F2F5FA"/>
+            <w:vAlign w:val="center"/>
+          </w:tcPr>
+          <w:p>
+            <w:pPr>
+              <w:keepNext/>
+              <w:spacing w:after="0"/>
+              <w:jc w:val="center"/>
+            </w:pPr>
+            <w:r>
+              <w:rPr>
+                <w:rFonts w:ascii="游ゴシック" w:hAnsi="游ゴシック" w:eastAsia="游ゴシック"/>
+                <w:b/>
+                <w:sz w:val="18"/>
+              </w:rPr>
+              <w:t>A4</w:t>
+            </w:r>
+          </w:p>
+        </w:tc>
+        <w:tc>
+          <w:tcPr>
+            <w:tcW w:type="dxa" w:w="3969"/>
+            <w:shd w:val="clear" w:color="auto" w:fill="F2F5FA"/>
+            <w:vAlign w:val="center"/>
+          </w:tcPr>
+          <w:p>
+            <w:pPr>
+              <w:keepNext/>
+              <w:spacing w:after="0"/>
+            </w:pPr>
+            <w:r>
+              <w:rPr>
+                <w:rFonts w:ascii="游ゴシック" w:hAnsi="游ゴシック" w:eastAsia="游ゴシック"/>
+                <w:b w:val="0"/>
+                <w:sz w:val="18"/>
+              </w:rPr>
+              <w:t>町別のデータと町別データシートの配付、協議の進め方</w:t>
+            </w:r>
+          </w:p>
+        </w:tc>
+        <w:tc>
+          <w:tcPr>
+            <w:tcW w:type="dxa" w:w="2494"/>
+            <w:shd w:val="clear" w:color="auto" w:fill="F2F5FA"/>
+            <w:vAlign w:val="center"/>
+          </w:tcPr>
+          <w:p>
+            <w:pPr>
+              <w:keepNext/>
+              <w:spacing w:after="0"/>
+            </w:pPr>
+            <w:r>
+              <w:rPr>
+                <w:rFonts w:ascii="游ゴシック" w:hAnsi="游ゴシック" w:eastAsia="游ゴシック"/>
+                <w:b w:val="0"/>
+                <w:sz w:val="18"/>
+              </w:rPr>
+              <w:t>No.11・No.12・No.85・No.83</w:t>
+            </w:r>
+          </w:p>
+        </w:tc>
+        <w:tc>
+          <w:tcPr>
+            <w:tcW w:type="dxa" w:w="1247"/>
+            <w:shd w:val="clear" w:color="auto" w:fill="F2F5FA"/>
+            <w:vAlign w:val="center"/>
+          </w:tcPr>
+          <w:p>
+            <w:pPr>
+              <w:keepNext/>
+              <w:spacing w:after="0"/>
+              <w:jc w:val="center"/>
+            </w:pPr>
+            <w:r>
+              <w:rPr>
+                <w:rFonts w:ascii="游ゴシック" w:hAnsi="游ゴシック" w:eastAsia="游ゴシック"/>
+                <w:b w:val="0"/>
+                <w:sz w:val="18"/>
+              </w:rPr>
+              <w:t>①④</w:t>
+            </w:r>
+          </w:p>
+        </w:tc>
+        <w:tc>
+          <w:tcPr>
+            <w:tcW w:type="dxa" w:w="907"/>
+            <w:shd w:val="clear" w:color="auto" w:fill="F2F5FA"/>
+            <w:vAlign w:val="center"/>
+          </w:tcPr>
+          <w:p>
+            <w:pPr>
+              <w:keepNext/>
+              <w:spacing w:after="0"/>
+              <w:jc w:val="center"/>
+            </w:pPr>
+            <w:r>
+              <w:rPr>
+                <w:rFonts w:ascii="游ゴシック" w:hAnsi="游ゴシック" w:eastAsia="游ゴシック"/>
+                <w:b/>
+                <w:sz w:val="18"/>
+              </w:rPr>
+              <w:t>10分</w:t>
+            </w:r>
+          </w:p>
+        </w:tc>
+      </w:tr>
+      <w:tr>
+        <w:trPr>
+          <w:cantSplit/>
+        </w:trPr>
+        <w:tc>
+          <w:tcPr>
+            <w:tcW w:type="dxa" w:w="680"/>
+            <w:vAlign w:val="center"/>
+          </w:tcPr>
+          <w:p>
+            <w:pPr>
+              <w:spacing w:after="0"/>
+              <w:jc w:val="center"/>
+            </w:pPr>
+            <w:r>
+              <w:rPr>
+                <w:rFonts w:ascii="游ゴシック" w:hAnsi="游ゴシック" w:eastAsia="游ゴシック"/>
+                <w:b/>
+                <w:sz w:val="18"/>
+              </w:rPr>
+              <w:t>計</w:t>
+            </w:r>
+          </w:p>
+        </w:tc>
+        <w:tc>
+          <w:tcPr>
+            <w:tcW w:type="dxa" w:w="3969"/>
+            <w:vAlign w:val="center"/>
+          </w:tcPr>
+          <w:p>
+            <w:pPr>
+              <w:spacing w:after="0"/>
+            </w:pPr>
+            <w:r>
+              <w:rPr>
+                <w:rFonts w:ascii="游ゴシック" w:hAnsi="游ゴシック" w:eastAsia="游ゴシック"/>
+                <w:sz w:val="18"/>
+              </w:rPr>
+            </w:r>
+          </w:p>
+        </w:tc>
+        <w:tc>
+          <w:tcPr>
+            <w:tcW w:type="dxa" w:w="2494"/>
+            <w:vAlign w:val="center"/>
+          </w:tcPr>
+          <w:p>
+            <w:pPr>
+              <w:spacing w:after="0"/>
+            </w:pPr>
+            <w:r>
+              <w:rPr>
+                <w:rFonts w:ascii="游ゴシック" w:hAnsi="游ゴシック" w:eastAsia="游ゴシック"/>
+                <w:sz w:val="18"/>
+              </w:rPr>
+            </w:r>
+          </w:p>
+        </w:tc>
+        <w:tc>
+          <w:tcPr>
+            <w:tcW w:type="dxa" w:w="1247"/>
+            <w:vAlign w:val="center"/>
+          </w:tcPr>
+          <w:p>
+            <w:pPr>
+              <w:spacing w:after="0"/>
+              <w:jc w:val="center"/>
+            </w:pPr>
+            <w:r>
+              <w:rPr>
+                <w:rFonts w:ascii="游ゴシック" w:hAnsi="游ゴシック" w:eastAsia="游ゴシック"/>
+                <w:sz w:val="18"/>
+              </w:rPr>
+            </w:r>
+          </w:p>
+        </w:tc>
+        <w:tc>
+          <w:tcPr>
+            <w:tcW w:type="dxa" w:w="907"/>
+            <w:vAlign w:val="center"/>
+          </w:tcPr>
+          <w:p>
+            <w:pPr>
+              <w:spacing w:after="0"/>
+              <w:jc w:val="center"/>
+            </w:pPr>
+            <w:r>
+              <w:rPr>
+                <w:rFonts w:ascii="游ゴシック" w:hAnsi="游ゴシック" w:eastAsia="游ゴシック"/>
+                <w:b/>
+                <w:sz w:val="18"/>
+              </w:rPr>
+              <w:t>60分</w:t>
+            </w:r>
+          </w:p>
+        </w:tc>
+      </w:tr>
+    </w:tbl>
+    <w:p>
+      <w:pPr>
+        <w:spacing w:after="80"/>
+      </w:pPr>
+      <w:r>
+        <w:rPr>
+          <w:rFonts w:ascii="游ゴシック" w:hAnsi="游ゴシック" w:eastAsia="游ゴシック"/>
+          <w:b/>
+          <w:sz w:val="20"/>
+        </w:rPr>
+        <w:t>A1　日常生活圏域ごとの必要利用定員総数と施設整備の方針（No.88・No.96・No.23。①③④　20分）</w:t>
+      </w:r>
+    </w:p>
+    <w:p>
+      <w:pPr>
+        <w:spacing w:after="80"/>
+      </w:pPr>
+      <w:r>
+        <w:rPr>
+          <w:rFonts w:ascii="游ゴシック" w:hAnsi="游ゴシック" w:eastAsia="游ゴシック"/>
+          <w:b/>
+          <w:sz w:val="20"/>
+        </w:rPr>
+        <w:t>介護保険法第117条第2項第1号の法定記載事項であり、記載を落とすことができません。</w:t>
+      </w:r>
+      <w:r>
+        <w:rPr>
+          <w:rFonts w:ascii="游ゴシック" w:hAnsi="游ゴシック" w:eastAsia="游ゴシック"/>
+          <w:b w:val="0"/>
+          <w:sz w:val="20"/>
+        </w:rPr>
+        <w:t xml:space="preserve"> 計画素案の未確定箇所は第6章第4節（施設の見込み）に最も多く集中しており、基盤整備の単位と3町の整備の方針が決まればその大半が解消します。認知症対応型共同生活介護の圏域別定員は、共同生活住居数と1事業所の定員が未確定であるため算定できません。</w:t>
+      </w:r>
+    </w:p>
+    <w:p>
+      <w:pPr>
+        <w:keepNext/>
+        <w:spacing w:before="160" w:after="40"/>
+      </w:pPr>
+      <w:r>
+        <w:rPr>
+          <w:rFonts w:ascii="游ゴシック" w:hAnsi="游ゴシック" w:eastAsia="游ゴシック"/>
+          <w:b/>
+          <w:sz w:val="20"/>
+        </w:rPr>
+        <w:t>表15　A1　決まらない場合の当方の扱い（仮置き）</w:t>
+      </w:r>
+    </w:p>
+    <w:tbl>
+      <w:tblPr>
+        <w:tblStyle w:val="TableGrid"/>
+        <w:tblW w:type="auto" w:w="0"/>
+        <w:jc w:val="center"/>
+        <w:tblLayout w:type="fixed"/>
+        <w:tblCellMar>
+          <w:top w:w="34" w:type="dxa"/>
+          <w:left w:w="68" w:type="dxa"/>
+          <w:bottom w:w="34" w:type="dxa"/>
+          <w:right w:w="68" w:type="dxa"/>
+        </w:tblCellMar>
+        <w:tblLook w:firstColumn="1" w:firstRow="1" w:lastColumn="0" w:lastRow="0" w:noHBand="0" w:noVBand="1" w:val="04A0"/>
+      </w:tblPr>
+      <w:tblGrid>
+        <w:gridCol w:w="3251"/>
+        <w:gridCol w:w="3251"/>
+        <w:gridCol w:w="3251"/>
+      </w:tblGrid>
+      <w:tr>
+        <w:trPr>
+          <w:tblHeader/>
+        </w:trPr>
+        <w:tc>
+          <w:tcPr>
+            <w:tcW w:type="dxa" w:w="794"/>
+            <w:shd w:val="clear" w:color="auto" w:fill="1F3864"/>
+            <w:vAlign w:val="center"/>
+          </w:tcPr>
+          <w:p>
+            <w:pPr>
+              <w:keepNext/>
+              <w:spacing w:after="0"/>
+              <w:jc w:val="center"/>
+            </w:pPr>
+            <w:r>
+              <w:rPr>
+                <w:rFonts w:ascii="游ゴシック" w:hAnsi="游ゴシック" w:eastAsia="游ゴシック"/>
+                <w:b/>
+                <w:color w:val="FFFFFF"/>
+                <w:sz w:val="18"/>
+              </w:rPr>
+              <w:t>No.</w:t>
+            </w:r>
+          </w:p>
+        </w:tc>
+        <w:tc>
+          <w:tcPr>
+            <w:tcW w:type="dxa" w:w="2948"/>
+            <w:shd w:val="clear" w:color="auto" w:fill="1F3864"/>
+            <w:vAlign w:val="center"/>
+          </w:tcPr>
+          <w:p>
+            <w:pPr>
+              <w:keepNext/>
+              <w:spacing w:after="0"/>
+              <w:jc w:val="center"/>
+            </w:pPr>
+            <w:r>
+              <w:rPr>
+                <w:rFonts w:ascii="游ゴシック" w:hAnsi="游ゴシック" w:eastAsia="游ゴシック"/>
+                <w:b/>
+                <w:color w:val="FFFFFF"/>
+                <w:sz w:val="18"/>
+              </w:rPr>
+              <w:t>確認事項</w:t>
+            </w:r>
+          </w:p>
+        </w:tc>
+        <w:tc>
+          <w:tcPr>
+            <w:tcW w:type="dxa" w:w="6009"/>
+            <w:shd w:val="clear" w:color="auto" w:fill="1F3864"/>
+            <w:vAlign w:val="center"/>
+          </w:tcPr>
+          <w:p>
+            <w:pPr>
+              <w:keepNext/>
+              <w:spacing w:after="0"/>
+              <w:jc w:val="center"/>
+            </w:pPr>
+            <w:r>
+              <w:rPr>
+                <w:rFonts w:ascii="游ゴシック" w:hAnsi="游ゴシック" w:eastAsia="游ゴシック"/>
+                <w:b/>
+                <w:color w:val="FFFFFF"/>
+                <w:sz w:val="18"/>
+              </w:rPr>
+              <w:t>決まらない場合の当方の扱い（仮置き）</w:t>
+            </w:r>
+          </w:p>
+        </w:tc>
+      </w:tr>
+      <w:tr>
+        <w:trPr>
+          <w:cantSplit/>
+        </w:trPr>
+        <w:tc>
+          <w:tcPr>
+            <w:tcW w:type="dxa" w:w="794"/>
+            <w:vAlign w:val="center"/>
+          </w:tcPr>
+          <w:p>
+            <w:pPr>
+              <w:keepNext/>
+              <w:spacing w:after="0"/>
+              <w:jc w:val="center"/>
+            </w:pPr>
+            <w:r>
+              <w:rPr>
+                <w:rFonts w:ascii="游ゴシック" w:hAnsi="游ゴシック" w:eastAsia="游ゴシック"/>
+                <w:b w:val="0"/>
+                <w:sz w:val="18"/>
+              </w:rPr>
+              <w:t>No.88</w:t>
+            </w:r>
+          </w:p>
+        </w:tc>
+        <w:tc>
+          <w:tcPr>
+            <w:tcW w:type="dxa" w:w="2948"/>
+            <w:vAlign w:val="center"/>
+          </w:tcPr>
+          <w:p>
+            <w:pPr>
+              <w:keepNext/>
+              <w:spacing w:after="0"/>
+            </w:pPr>
+            <w:r>
+              <w:rPr>
+                <w:rFonts w:ascii="游ゴシック" w:hAnsi="游ゴシック" w:eastAsia="游ゴシック"/>
+                <w:b w:val="0"/>
+                <w:sz w:val="18"/>
+              </w:rPr>
+              <w:t>日常生活圏域ごとの必要利用定員総数（法定記載事項）</w:t>
+            </w:r>
+          </w:p>
+        </w:tc>
+        <w:tc>
+          <w:tcPr>
+            <w:tcW w:type="dxa" w:w="6009"/>
+            <w:vAlign w:val="center"/>
+          </w:tcPr>
+          <w:p>
+            <w:pPr>
+              <w:keepNext/>
+              <w:spacing w:after="0"/>
+            </w:pPr>
+            <w:r>
+              <w:rPr>
+                <w:rFonts w:ascii="游ゴシック" w:hAnsi="游ゴシック" w:eastAsia="游ゴシック"/>
+                <w:b w:val="0"/>
+                <w:sz w:val="18"/>
+              </w:rPr>
+              <w:t>3町（3圏域）を基盤整備単位とする案のまま概算する。必要利用定員総数は［要協議］のまま残す</w:t>
+            </w:r>
+          </w:p>
+        </w:tc>
+      </w:tr>
+      <w:tr>
+        <w:trPr>
+          <w:cantSplit/>
+        </w:trPr>
+        <w:tc>
+          <w:tcPr>
+            <w:tcW w:type="dxa" w:w="794"/>
+            <w:shd w:val="clear" w:color="auto" w:fill="F2F5FA"/>
+            <w:vAlign w:val="center"/>
+          </w:tcPr>
+          <w:p>
+            <w:pPr>
+              <w:keepNext/>
+              <w:spacing w:after="0"/>
+              <w:jc w:val="center"/>
+            </w:pPr>
+            <w:r>
+              <w:rPr>
+                <w:rFonts w:ascii="游ゴシック" w:hAnsi="游ゴシック" w:eastAsia="游ゴシック"/>
+                <w:b w:val="0"/>
+                <w:sz w:val="18"/>
+              </w:rPr>
+              <w:t>No.96</w:t>
+            </w:r>
+          </w:p>
+        </w:tc>
+        <w:tc>
+          <w:tcPr>
+            <w:tcW w:type="dxa" w:w="2948"/>
+            <w:shd w:val="clear" w:color="auto" w:fill="F2F5FA"/>
+            <w:vAlign w:val="center"/>
+          </w:tcPr>
+          <w:p>
+            <w:pPr>
+              <w:keepNext/>
+              <w:spacing w:after="0"/>
+            </w:pPr>
+            <w:r>
+              <w:rPr>
+                <w:rFonts w:ascii="游ゴシック" w:hAnsi="游ゴシック" w:eastAsia="游ゴシック"/>
+                <w:b w:val="0"/>
+                <w:sz w:val="18"/>
+              </w:rPr>
+              <w:t>認知症対応型共同生活介護の共同生活住居数と、くるみの郷の定員</w:t>
+            </w:r>
+          </w:p>
+        </w:tc>
+        <w:tc>
+          <w:tcPr>
+            <w:tcW w:type="dxa" w:w="6009"/>
+            <w:shd w:val="clear" w:color="auto" w:fill="F2F5FA"/>
+            <w:vAlign w:val="center"/>
+          </w:tcPr>
+          <w:p>
+            <w:pPr>
+              <w:keepNext/>
+              <w:spacing w:after="0"/>
+            </w:pPr>
+            <w:r>
+              <w:rPr>
+                <w:rFonts w:ascii="游ゴシック" w:hAnsi="游ゴシック" w:eastAsia="游ゴシック"/>
+                <w:b w:val="0"/>
+                <w:sz w:val="18"/>
+              </w:rPr>
+              <w:t>認知症対応型共同生活介護の定員は99人＋［要確認］のまま掲げる</w:t>
+            </w:r>
+          </w:p>
+        </w:tc>
+      </w:tr>
+      <w:tr>
+        <w:trPr>
+          <w:cantSplit/>
+        </w:trPr>
+        <w:tc>
+          <w:tcPr>
+            <w:tcW w:type="dxa" w:w="794"/>
+            <w:vAlign w:val="center"/>
+          </w:tcPr>
+          <w:p>
+            <w:pPr>
+              <w:spacing w:after="0"/>
+              <w:jc w:val="center"/>
+            </w:pPr>
+            <w:r>
+              <w:rPr>
+                <w:rFonts w:ascii="游ゴシック" w:hAnsi="游ゴシック" w:eastAsia="游ゴシック"/>
+                <w:b w:val="0"/>
+                <w:sz w:val="18"/>
+              </w:rPr>
+              <w:t>No.23</w:t>
+            </w:r>
+          </w:p>
+        </w:tc>
+        <w:tc>
+          <w:tcPr>
+            <w:tcW w:type="dxa" w:w="2948"/>
+            <w:vAlign w:val="center"/>
+          </w:tcPr>
+          <w:p>
+            <w:pPr>
+              <w:spacing w:after="0"/>
+            </w:pPr>
+            <w:r>
+              <w:rPr>
+                <w:rFonts w:ascii="游ゴシック" w:hAnsi="游ゴシック" w:eastAsia="游ゴシック"/>
+                <w:b w:val="0"/>
+                <w:sz w:val="18"/>
+              </w:rPr>
+              <w:t>事業所の定員・稼働率データ</w:t>
+            </w:r>
+          </w:p>
+        </w:tc>
+        <w:tc>
+          <w:tcPr>
+            <w:tcW w:type="dxa" w:w="6009"/>
+            <w:vAlign w:val="center"/>
+          </w:tcPr>
+          <w:p>
+            <w:pPr>
+              <w:spacing w:after="0"/>
+            </w:pPr>
+            <w:r>
+              <w:rPr>
+                <w:rFonts w:ascii="游ゴシック" w:hAnsi="游ゴシック" w:eastAsia="游ゴシック"/>
+                <w:b w:val="0"/>
+                <w:sz w:val="18"/>
+              </w:rPr>
+              <w:t>北海道の各名簿及び介護サービス情報公表システムの定員による</w:t>
+            </w:r>
+          </w:p>
+        </w:tc>
+      </w:tr>
+    </w:tbl>
+    <w:p>
+      <w:pPr>
+        <w:spacing w:after="80"/>
+      </w:pPr>
+      <w:r>
+        <w:rPr>
+          <w:rFonts w:ascii="游ゴシック" w:hAnsi="游ゴシック" w:eastAsia="游ゴシック"/>
+          <w:b/>
+          <w:sz w:val="20"/>
+        </w:rPr>
+        <w:t>A2　サービス見込量の置き方（供給の制約・令和9年4月新設の区分・施設及び居住系の実績の減少）（No.116・No.115・No.107。①②④　15分）</w:t>
+      </w:r>
+    </w:p>
+    <w:p>
+      <w:pPr>
+        <w:spacing w:after="80"/>
+      </w:pPr>
+      <w:r>
+        <w:rPr>
+          <w:rFonts w:ascii="游ゴシック" w:hAnsi="游ゴシック" w:eastAsia="游ゴシック"/>
+          <w:b/>
+          <w:sz w:val="20"/>
+        </w:rPr>
+        <w:t>第2次概算（令和8年10月30日）の前提になります。</w:t>
+      </w:r>
+      <w:r>
+        <w:rPr>
+          <w:rFonts w:ascii="游ゴシック" w:hAnsi="游ゴシック" w:eastAsia="游ゴシック"/>
+          <w:b w:val="0"/>
+          <w:sz w:val="20"/>
+        </w:rPr>
+        <w:t xml:space="preserve"> 現在の見込量は需要の推計であり、介護人材の確保状況を供給の制約として反映していません。施設及び居住系の実績の減少には定員の縮小が含まれるため、趨勢をそのまま将来へ延長していません。いずれも</w:t>
+      </w:r>
+      <w:r>
+        <w:rPr>
+          <w:rFonts w:ascii="游ゴシック" w:hAnsi="游ゴシック" w:eastAsia="游ゴシック"/>
+          <w:b/>
+          <w:sz w:val="20"/>
+        </w:rPr>
+        <w:t>安全側</w:t>
+      </w:r>
+      <w:r>
+        <w:rPr>
+          <w:rFonts w:ascii="游ゴシック" w:hAnsi="游ゴシック" w:eastAsia="游ゴシック"/>
+          <w:b w:val="0"/>
+          <w:sz w:val="20"/>
+        </w:rPr>
+        <w:t>（保険料が不足する側に誤らない向き）の置き方です。</w:t>
+      </w:r>
+    </w:p>
+    <w:p>
+      <w:pPr>
+        <w:keepNext/>
+        <w:spacing w:before="160" w:after="40"/>
+      </w:pPr>
+      <w:r>
+        <w:rPr>
+          <w:rFonts w:ascii="游ゴシック" w:hAnsi="游ゴシック" w:eastAsia="游ゴシック"/>
+          <w:b/>
+          <w:sz w:val="20"/>
+        </w:rPr>
+        <w:t>表16　A2　決まらない場合の当方の扱い（仮置き）</w:t>
+      </w:r>
+    </w:p>
+    <w:tbl>
+      <w:tblPr>
+        <w:tblStyle w:val="TableGrid"/>
+        <w:tblW w:type="auto" w:w="0"/>
+        <w:jc w:val="center"/>
+        <w:tblLayout w:type="fixed"/>
+        <w:tblCellMar>
+          <w:top w:w="34" w:type="dxa"/>
+          <w:left w:w="68" w:type="dxa"/>
+          <w:bottom w:w="34" w:type="dxa"/>
+          <w:right w:w="68" w:type="dxa"/>
+        </w:tblCellMar>
+        <w:tblLook w:firstColumn="1" w:firstRow="1" w:lastColumn="0" w:lastRow="0" w:noHBand="0" w:noVBand="1" w:val="04A0"/>
+      </w:tblPr>
+      <w:tblGrid>
+        <w:gridCol w:w="3251"/>
+        <w:gridCol w:w="3251"/>
+        <w:gridCol w:w="3251"/>
+      </w:tblGrid>
+      <w:tr>
+        <w:trPr>
+          <w:tblHeader/>
+        </w:trPr>
+        <w:tc>
+          <w:tcPr>
+            <w:tcW w:type="dxa" w:w="794"/>
+            <w:shd w:val="clear" w:color="auto" w:fill="1F3864"/>
+            <w:vAlign w:val="center"/>
+          </w:tcPr>
+          <w:p>
+            <w:pPr>
+              <w:keepNext/>
+              <w:spacing w:after="0"/>
+              <w:jc w:val="center"/>
+            </w:pPr>
+            <w:r>
+              <w:rPr>
+                <w:rFonts w:ascii="游ゴシック" w:hAnsi="游ゴシック" w:eastAsia="游ゴシック"/>
+                <w:b/>
+                <w:color w:val="FFFFFF"/>
+                <w:sz w:val="18"/>
+              </w:rPr>
+              <w:t>No.</w:t>
+            </w:r>
+          </w:p>
+        </w:tc>
+        <w:tc>
+          <w:tcPr>
+            <w:tcW w:type="dxa" w:w="2948"/>
+            <w:shd w:val="clear" w:color="auto" w:fill="1F3864"/>
+            <w:vAlign w:val="center"/>
+          </w:tcPr>
+          <w:p>
+            <w:pPr>
+              <w:keepNext/>
+              <w:spacing w:after="0"/>
+              <w:jc w:val="center"/>
+            </w:pPr>
+            <w:r>
+              <w:rPr>
+                <w:rFonts w:ascii="游ゴシック" w:hAnsi="游ゴシック" w:eastAsia="游ゴシック"/>
+                <w:b/>
+                <w:color w:val="FFFFFF"/>
+                <w:sz w:val="18"/>
+              </w:rPr>
+              <w:t>確認事項</w:t>
+            </w:r>
+          </w:p>
+        </w:tc>
+        <w:tc>
+          <w:tcPr>
+            <w:tcW w:type="dxa" w:w="6009"/>
+            <w:shd w:val="clear" w:color="auto" w:fill="1F3864"/>
+            <w:vAlign w:val="center"/>
+          </w:tcPr>
+          <w:p>
+            <w:pPr>
+              <w:keepNext/>
+              <w:spacing w:after="0"/>
+              <w:jc w:val="center"/>
+            </w:pPr>
+            <w:r>
+              <w:rPr>
+                <w:rFonts w:ascii="游ゴシック" w:hAnsi="游ゴシック" w:eastAsia="游ゴシック"/>
+                <w:b/>
+                <w:color w:val="FFFFFF"/>
+                <w:sz w:val="18"/>
+              </w:rPr>
+              <w:t>決まらない場合の当方の扱い（仮置き）</w:t>
+            </w:r>
+          </w:p>
+        </w:tc>
+      </w:tr>
+      <w:tr>
+        <w:trPr>
+          <w:cantSplit/>
+        </w:trPr>
+        <w:tc>
+          <w:tcPr>
+            <w:tcW w:type="dxa" w:w="794"/>
+            <w:vAlign w:val="center"/>
+          </w:tcPr>
+          <w:p>
+            <w:pPr>
+              <w:keepNext/>
+              <w:spacing w:after="0"/>
+              <w:jc w:val="center"/>
+            </w:pPr>
+            <w:r>
+              <w:rPr>
+                <w:rFonts w:ascii="游ゴシック" w:hAnsi="游ゴシック" w:eastAsia="游ゴシック"/>
+                <w:b w:val="0"/>
+                <w:sz w:val="18"/>
+              </w:rPr>
+              <w:t>No.116</w:t>
+            </w:r>
+          </w:p>
+        </w:tc>
+        <w:tc>
+          <w:tcPr>
+            <w:tcW w:type="dxa" w:w="2948"/>
+            <w:vAlign w:val="center"/>
+          </w:tcPr>
+          <w:p>
+            <w:pPr>
+              <w:keepNext/>
+              <w:spacing w:after="0"/>
+            </w:pPr>
+            <w:r>
+              <w:rPr>
+                <w:rFonts w:ascii="游ゴシック" w:hAnsi="游ゴシック" w:eastAsia="游ゴシック"/>
+                <w:b w:val="0"/>
+                <w:sz w:val="18"/>
+              </w:rPr>
+              <w:t>介護人材の確保状況を供給の制約として見込量に反映するか</w:t>
+            </w:r>
+          </w:p>
+        </w:tc>
+        <w:tc>
+          <w:tcPr>
+            <w:tcW w:type="dxa" w:w="6009"/>
+            <w:vAlign w:val="center"/>
+          </w:tcPr>
+          <w:p>
+            <w:pPr>
+              <w:keepNext/>
+              <w:spacing w:after="0"/>
+            </w:pPr>
+            <w:r>
+              <w:rPr>
+                <w:rFonts w:ascii="游ゴシック" w:hAnsi="游ゴシック" w:eastAsia="游ゴシック"/>
+                <w:b w:val="0"/>
+                <w:sz w:val="18"/>
+              </w:rPr>
+              <w:t>供給の制約（人材）を見込量に反映しない（需要のみで算定する）</w:t>
+            </w:r>
+          </w:p>
+        </w:tc>
+      </w:tr>
+      <w:tr>
+        <w:trPr>
+          <w:cantSplit/>
+        </w:trPr>
+        <w:tc>
+          <w:tcPr>
+            <w:tcW w:type="dxa" w:w="794"/>
+            <w:shd w:val="clear" w:color="auto" w:fill="F2F5FA"/>
+            <w:vAlign w:val="center"/>
+          </w:tcPr>
+          <w:p>
+            <w:pPr>
+              <w:keepNext/>
+              <w:spacing w:after="0"/>
+              <w:jc w:val="center"/>
+            </w:pPr>
+            <w:r>
+              <w:rPr>
+                <w:rFonts w:ascii="游ゴシック" w:hAnsi="游ゴシック" w:eastAsia="游ゴシック"/>
+                <w:b w:val="0"/>
+                <w:sz w:val="18"/>
+              </w:rPr>
+              <w:t>No.115</w:t>
+            </w:r>
+          </w:p>
+        </w:tc>
+        <w:tc>
+          <w:tcPr>
+            <w:tcW w:type="dxa" w:w="2948"/>
+            <w:shd w:val="clear" w:color="auto" w:fill="F2F5FA"/>
+            <w:vAlign w:val="center"/>
+          </w:tcPr>
+          <w:p>
+            <w:pPr>
+              <w:keepNext/>
+              <w:spacing w:after="0"/>
+            </w:pPr>
+            <w:r>
+              <w:rPr>
+                <w:rFonts w:ascii="游ゴシック" w:hAnsi="游ゴシック" w:eastAsia="游ゴシック"/>
+                <w:b w:val="0"/>
+                <w:sz w:val="18"/>
+              </w:rPr>
+              <w:t>令和9年4月に新設される区分を見込量に立てるか</w:t>
+            </w:r>
+          </w:p>
+        </w:tc>
+        <w:tc>
+          <w:tcPr>
+            <w:tcW w:type="dxa" w:w="6009"/>
+            <w:shd w:val="clear" w:color="auto" w:fill="F2F5FA"/>
+            <w:vAlign w:val="center"/>
+          </w:tcPr>
+          <w:p>
+            <w:pPr>
+              <w:keepNext/>
+              <w:spacing w:after="0"/>
+            </w:pPr>
+            <w:r>
+              <w:rPr>
+                <w:rFonts w:ascii="游ゴシック" w:hAnsi="游ゴシック" w:eastAsia="游ゴシック"/>
+                <w:b w:val="0"/>
+                <w:sz w:val="18"/>
+              </w:rPr>
+              <w:t>令和9年4月新設の3区分を0として立てる</w:t>
+            </w:r>
+          </w:p>
+        </w:tc>
+      </w:tr>
+      <w:tr>
+        <w:trPr>
+          <w:cantSplit/>
+        </w:trPr>
+        <w:tc>
+          <w:tcPr>
+            <w:tcW w:type="dxa" w:w="794"/>
+            <w:vAlign w:val="center"/>
+          </w:tcPr>
+          <w:p>
+            <w:pPr>
+              <w:spacing w:after="0"/>
+              <w:jc w:val="center"/>
+            </w:pPr>
+            <w:r>
+              <w:rPr>
+                <w:rFonts w:ascii="游ゴシック" w:hAnsi="游ゴシック" w:eastAsia="游ゴシック"/>
+                <w:b w:val="0"/>
+                <w:sz w:val="18"/>
+              </w:rPr>
+              <w:t>No.107</w:t>
+            </w:r>
+          </w:p>
+        </w:tc>
+        <w:tc>
+          <w:tcPr>
+            <w:tcW w:type="dxa" w:w="2948"/>
+            <w:vAlign w:val="center"/>
+          </w:tcPr>
+          <w:p>
+            <w:pPr>
+              <w:spacing w:after="0"/>
+            </w:pPr>
+            <w:r>
+              <w:rPr>
+                <w:rFonts w:ascii="游ゴシック" w:hAnsi="游ゴシック" w:eastAsia="游ゴシック"/>
+                <w:b w:val="0"/>
+                <w:sz w:val="18"/>
+              </w:rPr>
+              <w:t>施設・居住系の実績の減少を将来へ延長するか</w:t>
+            </w:r>
+          </w:p>
+        </w:tc>
+        <w:tc>
+          <w:tcPr>
+            <w:tcW w:type="dxa" w:w="6009"/>
+            <w:vAlign w:val="center"/>
+          </w:tcPr>
+          <w:p>
+            <w:pPr>
+              <w:spacing w:after="0"/>
+            </w:pPr>
+            <w:r>
+              <w:rPr>
+                <w:rFonts w:ascii="游ゴシック" w:hAnsi="游ゴシック" w:eastAsia="游ゴシック"/>
+                <w:b w:val="0"/>
+                <w:sz w:val="18"/>
+              </w:rPr>
+              <w:t>施設・居住系の実績の減少を将来へ延長しないまま概算する</w:t>
+            </w:r>
+          </w:p>
+        </w:tc>
+      </w:tr>
+    </w:tbl>
+    <w:p>
+      <w:pPr>
+        <w:spacing w:after="80"/>
+      </w:pPr>
+      <w:r>
+        <w:rPr>
+          <w:rFonts w:ascii="游ゴシック" w:hAnsi="游ゴシック" w:eastAsia="游ゴシック"/>
+          <w:b/>
+          <w:sz w:val="20"/>
+        </w:rPr>
+        <w:t>A3　市町村認知症施策推進計画と地域ケア会議の計数（No.130・No.121・No.119・No.120。①③　15分）</w:t>
+      </w:r>
+    </w:p>
+    <w:p>
+      <w:pPr>
+        <w:spacing w:after="80"/>
+      </w:pPr>
+      <w:r>
+        <w:rPr>
+          <w:rFonts w:ascii="游ゴシック" w:hAnsi="游ゴシック" w:eastAsia="游ゴシック"/>
+          <w:b/>
+          <w:sz w:val="20"/>
+        </w:rPr>
+        <w:t>市町村認知症施策推進計画は3町がそれぞれ策定するものであり、広域連合の計画に一体のものとして定めても市町村計画としての効力は生じません。</w:t>
+      </w:r>
+      <w:r>
+        <w:rPr>
+          <w:rFonts w:ascii="游ゴシック" w:hAnsi="游ゴシック" w:eastAsia="游ゴシック"/>
+          <w:b w:val="0"/>
+          <w:sz w:val="20"/>
+        </w:rPr>
+        <w:t xml:space="preserve"> 認知症の人及びその家族等からの意見の聴取は記述の追加では満たされず、主体・方法・時期を定める必要があります。地域ケア会議は第9期評価で成果を測る指標がないと判定しており、代表指標の基準値を置くために3町共通の計数の仕方を要します。</w:t>
+      </w:r>
+    </w:p>
+    <w:p>
+      <w:pPr>
+        <w:keepNext/>
+        <w:spacing w:before="160" w:after="40"/>
+      </w:pPr>
+      <w:r>
+        <w:rPr>
+          <w:rFonts w:ascii="游ゴシック" w:hAnsi="游ゴシック" w:eastAsia="游ゴシック"/>
+          <w:b/>
+          <w:sz w:val="20"/>
+        </w:rPr>
+        <w:t>表17　A3　決まらない場合の当方の扱い（仮置き）</w:t>
+      </w:r>
+    </w:p>
+    <w:tbl>
+      <w:tblPr>
+        <w:tblStyle w:val="TableGrid"/>
+        <w:tblW w:type="auto" w:w="0"/>
+        <w:jc w:val="center"/>
+        <w:tblLayout w:type="fixed"/>
+        <w:tblCellMar>
+          <w:top w:w="34" w:type="dxa"/>
+          <w:left w:w="68" w:type="dxa"/>
+          <w:bottom w:w="34" w:type="dxa"/>
+          <w:right w:w="68" w:type="dxa"/>
+        </w:tblCellMar>
+        <w:tblLook w:firstColumn="1" w:firstRow="1" w:lastColumn="0" w:lastRow="0" w:noHBand="0" w:noVBand="1" w:val="04A0"/>
+      </w:tblPr>
+      <w:tblGrid>
+        <w:gridCol w:w="3251"/>
+        <w:gridCol w:w="3251"/>
+        <w:gridCol w:w="3251"/>
+      </w:tblGrid>
+      <w:tr>
+        <w:trPr>
+          <w:tblHeader/>
+        </w:trPr>
+        <w:tc>
+          <w:tcPr>
+            <w:tcW w:type="dxa" w:w="794"/>
+            <w:shd w:val="clear" w:color="auto" w:fill="1F3864"/>
+            <w:vAlign w:val="center"/>
+          </w:tcPr>
+          <w:p>
+            <w:pPr>
+              <w:keepNext/>
+              <w:spacing w:after="0"/>
+              <w:jc w:val="center"/>
+            </w:pPr>
+            <w:r>
+              <w:rPr>
+                <w:rFonts w:ascii="游ゴシック" w:hAnsi="游ゴシック" w:eastAsia="游ゴシック"/>
+                <w:b/>
+                <w:color w:val="FFFFFF"/>
+                <w:sz w:val="18"/>
+              </w:rPr>
+              <w:t>No.</w:t>
+            </w:r>
+          </w:p>
+        </w:tc>
+        <w:tc>
+          <w:tcPr>
+            <w:tcW w:type="dxa" w:w="2948"/>
+            <w:shd w:val="clear" w:color="auto" w:fill="1F3864"/>
+            <w:vAlign w:val="center"/>
+          </w:tcPr>
+          <w:p>
+            <w:pPr>
+              <w:keepNext/>
+              <w:spacing w:after="0"/>
+              <w:jc w:val="center"/>
+            </w:pPr>
+            <w:r>
+              <w:rPr>
+                <w:rFonts w:ascii="游ゴシック" w:hAnsi="游ゴシック" w:eastAsia="游ゴシック"/>
+                <w:b/>
+                <w:color w:val="FFFFFF"/>
+                <w:sz w:val="18"/>
+              </w:rPr>
+              <w:t>確認事項</w:t>
+            </w:r>
+          </w:p>
+        </w:tc>
+        <w:tc>
+          <w:tcPr>
+            <w:tcW w:type="dxa" w:w="6009"/>
+            <w:shd w:val="clear" w:color="auto" w:fill="1F3864"/>
+            <w:vAlign w:val="center"/>
+          </w:tcPr>
+          <w:p>
+            <w:pPr>
+              <w:keepNext/>
+              <w:spacing w:after="0"/>
+              <w:jc w:val="center"/>
+            </w:pPr>
+            <w:r>
+              <w:rPr>
+                <w:rFonts w:ascii="游ゴシック" w:hAnsi="游ゴシック" w:eastAsia="游ゴシック"/>
+                <w:b/>
+                <w:color w:val="FFFFFF"/>
+                <w:sz w:val="18"/>
+              </w:rPr>
+              <w:t>決まらない場合の当方の扱い（仮置き）</w:t>
+            </w:r>
+          </w:p>
+        </w:tc>
+      </w:tr>
+      <w:tr>
+        <w:trPr>
+          <w:cantSplit/>
+        </w:trPr>
+        <w:tc>
+          <w:tcPr>
+            <w:tcW w:type="dxa" w:w="794"/>
+            <w:vAlign w:val="center"/>
+          </w:tcPr>
+          <w:p>
+            <w:pPr>
+              <w:keepNext/>
+              <w:spacing w:after="0"/>
+              <w:jc w:val="center"/>
+            </w:pPr>
+            <w:r>
+              <w:rPr>
+                <w:rFonts w:ascii="游ゴシック" w:hAnsi="游ゴシック" w:eastAsia="游ゴシック"/>
+                <w:b w:val="0"/>
+                <w:sz w:val="18"/>
+              </w:rPr>
+              <w:t>No.130</w:t>
+            </w:r>
+          </w:p>
+        </w:tc>
+        <w:tc>
+          <w:tcPr>
+            <w:tcW w:type="dxa" w:w="2948"/>
+            <w:vAlign w:val="center"/>
+          </w:tcPr>
+          <w:p>
+            <w:pPr>
+              <w:keepNext/>
+              <w:spacing w:after="0"/>
+            </w:pPr>
+            <w:r>
+              <w:rPr>
+                <w:rFonts w:ascii="游ゴシック" w:hAnsi="游ゴシック" w:eastAsia="游ゴシック"/>
+                <w:b w:val="0"/>
+                <w:sz w:val="18"/>
+              </w:rPr>
+              <w:t>認知症基本法第13条の市町村認知症施策推進計画をどう扱うか</w:t>
+            </w:r>
+          </w:p>
+        </w:tc>
+        <w:tc>
+          <w:tcPr>
+            <w:tcW w:type="dxa" w:w="6009"/>
+            <w:vAlign w:val="center"/>
+          </w:tcPr>
+          <w:p>
+            <w:pPr>
+              <w:keepNext/>
+              <w:spacing w:after="0"/>
+            </w:pPr>
+            <w:r>
+              <w:rPr>
+                <w:rFonts w:ascii="游ゴシック" w:hAnsi="游ゴシック" w:eastAsia="游ゴシック"/>
+                <w:b w:val="0"/>
+                <w:sz w:val="18"/>
+              </w:rPr>
+              <w:t>案B（3町がそれぞれ市町村計画を策定する）のまま素案に反映する</w:t>
+            </w:r>
+          </w:p>
+        </w:tc>
+      </w:tr>
+      <w:tr>
+        <w:trPr>
+          <w:cantSplit/>
+        </w:trPr>
+        <w:tc>
+          <w:tcPr>
+            <w:tcW w:type="dxa" w:w="794"/>
+            <w:shd w:val="clear" w:color="auto" w:fill="F2F5FA"/>
+            <w:vAlign w:val="center"/>
+          </w:tcPr>
+          <w:p>
+            <w:pPr>
+              <w:keepNext/>
+              <w:spacing w:after="0"/>
+              <w:jc w:val="center"/>
+            </w:pPr>
+            <w:r>
+              <w:rPr>
+                <w:rFonts w:ascii="游ゴシック" w:hAnsi="游ゴシック" w:eastAsia="游ゴシック"/>
+                <w:b w:val="0"/>
+                <w:sz w:val="18"/>
+              </w:rPr>
+              <w:t>No.121</w:t>
+            </w:r>
+          </w:p>
+        </w:tc>
+        <w:tc>
+          <w:tcPr>
+            <w:tcW w:type="dxa" w:w="2948"/>
+            <w:shd w:val="clear" w:color="auto" w:fill="F2F5FA"/>
+            <w:vAlign w:val="center"/>
+          </w:tcPr>
+          <w:p>
+            <w:pPr>
+              <w:keepNext/>
+              <w:spacing w:after="0"/>
+            </w:pPr>
+            <w:r>
+              <w:rPr>
+                <w:rFonts w:ascii="游ゴシック" w:hAnsi="游ゴシック" w:eastAsia="游ゴシック"/>
+                <w:b w:val="0"/>
+                <w:sz w:val="18"/>
+              </w:rPr>
+              <w:t>3町の地域ケア会議の実績（令和6〜8年度）のご提供</w:t>
+            </w:r>
+          </w:p>
+        </w:tc>
+        <w:tc>
+          <w:tcPr>
+            <w:tcW w:type="dxa" w:w="6009"/>
+            <w:shd w:val="clear" w:color="auto" w:fill="F2F5FA"/>
+            <w:vAlign w:val="center"/>
+          </w:tcPr>
+          <w:p>
+            <w:pPr>
+              <w:keepNext/>
+              <w:spacing w:after="0"/>
+            </w:pPr>
+            <w:r>
+              <w:rPr>
+                <w:rFonts w:ascii="游ゴシック" w:hAnsi="游ゴシック" w:eastAsia="游ゴシック"/>
+                <w:b w:val="0"/>
+                <w:sz w:val="18"/>
+              </w:rPr>
+              <w:t>令和7年度の実施報告書により把握できる範囲で記述する</w:t>
+            </w:r>
+          </w:p>
+        </w:tc>
+      </w:tr>
+      <w:tr>
+        <w:trPr>
+          <w:cantSplit/>
+        </w:trPr>
+        <w:tc>
+          <w:tcPr>
+            <w:tcW w:type="dxa" w:w="794"/>
+            <w:vAlign w:val="center"/>
+          </w:tcPr>
+          <w:p>
+            <w:pPr>
+              <w:keepNext/>
+              <w:spacing w:after="0"/>
+              <w:jc w:val="center"/>
+            </w:pPr>
+            <w:r>
+              <w:rPr>
+                <w:rFonts w:ascii="游ゴシック" w:hAnsi="游ゴシック" w:eastAsia="游ゴシック"/>
+                <w:b w:val="0"/>
+                <w:sz w:val="18"/>
+              </w:rPr>
+              <w:t>No.119</w:t>
+            </w:r>
+          </w:p>
+        </w:tc>
+        <w:tc>
+          <w:tcPr>
+            <w:tcW w:type="dxa" w:w="2948"/>
+            <w:vAlign w:val="center"/>
+          </w:tcPr>
+          <w:p>
+            <w:pPr>
+              <w:keepNext/>
+              <w:spacing w:after="0"/>
+            </w:pPr>
+            <w:r>
+              <w:rPr>
+                <w:rFonts w:ascii="游ゴシック" w:hAnsi="游ゴシック" w:eastAsia="游ゴシック"/>
+                <w:b w:val="0"/>
+                <w:sz w:val="18"/>
+              </w:rPr>
+              <w:t>地域ケア会議の3町共通の記録様式を整えてよいか</w:t>
+            </w:r>
+          </w:p>
+        </w:tc>
+        <w:tc>
+          <w:tcPr>
+            <w:tcW w:type="dxa" w:w="6009"/>
+            <w:vAlign w:val="center"/>
+          </w:tcPr>
+          <w:p>
+            <w:pPr>
+              <w:keepNext/>
+              <w:spacing w:after="0"/>
+            </w:pPr>
+            <w:r>
+              <w:rPr>
+                <w:rFonts w:ascii="游ゴシック" w:hAnsi="游ゴシック" w:eastAsia="游ゴシック"/>
+                <w:b w:val="0"/>
+                <w:sz w:val="18"/>
+              </w:rPr>
+              <w:t>地域ケア会議の記録様式は協議資料にとどめ、令和9年度に整える</w:t>
+            </w:r>
+          </w:p>
+        </w:tc>
+      </w:tr>
+      <w:tr>
+        <w:trPr>
+          <w:cantSplit/>
+        </w:trPr>
+        <w:tc>
+          <w:tcPr>
+            <w:tcW w:type="dxa" w:w="794"/>
+            <w:shd w:val="clear" w:color="auto" w:fill="F2F5FA"/>
+            <w:vAlign w:val="center"/>
+          </w:tcPr>
+          <w:p>
+            <w:pPr>
+              <w:spacing w:after="0"/>
+              <w:jc w:val="center"/>
+            </w:pPr>
+            <w:r>
+              <w:rPr>
+                <w:rFonts w:ascii="游ゴシック" w:hAnsi="游ゴシック" w:eastAsia="游ゴシック"/>
+                <w:b w:val="0"/>
+                <w:sz w:val="18"/>
+              </w:rPr>
+              <w:t>No.120</w:t>
+            </w:r>
+          </w:p>
+        </w:tc>
+        <w:tc>
+          <w:tcPr>
+            <w:tcW w:type="dxa" w:w="2948"/>
+            <w:shd w:val="clear" w:color="auto" w:fill="F2F5FA"/>
+            <w:vAlign w:val="center"/>
+          </w:tcPr>
+          <w:p>
+            <w:pPr>
+              <w:spacing w:after="0"/>
+            </w:pPr>
+            <w:r>
+              <w:rPr>
+                <w:rFonts w:ascii="游ゴシック" w:hAnsi="游ゴシック" w:eastAsia="游ゴシック"/>
+                <w:b w:val="0"/>
+                <w:sz w:val="18"/>
+              </w:rPr>
+              <w:t>地域ケア個別会議と地域ケア推進会議を分けて計数するか</w:t>
+            </w:r>
+          </w:p>
+        </w:tc>
+        <w:tc>
+          <w:tcPr>
+            <w:tcW w:type="dxa" w:w="6009"/>
+            <w:shd w:val="clear" w:color="auto" w:fill="F2F5FA"/>
+            <w:vAlign w:val="center"/>
+          </w:tcPr>
+          <w:p>
+            <w:pPr>
+              <w:spacing w:after="0"/>
+            </w:pPr>
+            <w:r>
+              <w:rPr>
+                <w:rFonts w:ascii="游ゴシック" w:hAnsi="游ゴシック" w:eastAsia="游ゴシック"/>
+                <w:b w:val="0"/>
+                <w:sz w:val="18"/>
+              </w:rPr>
+              <w:t>地域ケア個別会議と地域ケア推進会議を分けずに計数する</w:t>
+            </w:r>
+          </w:p>
+        </w:tc>
+      </w:tr>
+    </w:tbl>
+    <w:p>
+      <w:pPr>
+        <w:spacing w:after="80"/>
+      </w:pPr>
+      <w:r>
+        <w:rPr>
+          <w:rFonts w:ascii="游ゴシック" w:hAnsi="游ゴシック" w:eastAsia="游ゴシック"/>
+          <w:b/>
+          <w:sz w:val="20"/>
+        </w:rPr>
+        <w:t>A4　町別のデータと町別データシートの配付、協議の進め方（No.11・No.12・No.85・No.83。①④　10分）</w:t>
+      </w:r>
+    </w:p>
+    <w:p>
+      <w:pPr>
+        <w:spacing w:after="80"/>
+      </w:pPr>
+      <w:r>
+        <w:rPr>
+          <w:rFonts w:ascii="游ゴシック" w:hAnsi="游ゴシック" w:eastAsia="游ゴシック"/>
+          <w:b w:val="0"/>
+          <w:sz w:val="20"/>
+        </w:rPr>
+        <w:t>町別データシートは各町の高齢者福祉計画の素案作成にもお使いいただくものであり、</w:t>
+      </w:r>
+      <w:r>
+        <w:rPr>
+          <w:rFonts w:ascii="游ゴシック" w:hAnsi="游ゴシック" w:eastAsia="游ゴシック"/>
+          <w:b/>
+          <w:sz w:val="20"/>
+        </w:rPr>
+        <w:t>収める内容と配付の範囲をこの場でお決めいただければ個別協議の前にお渡しできます。</w:t>
+      </w:r>
+      <w:r>
+        <w:rPr>
+          <w:rFonts w:ascii="游ゴシック" w:hAnsi="游ゴシック" w:eastAsia="游ゴシック"/>
+          <w:b w:val="0"/>
+          <w:sz w:val="20"/>
+        </w:rPr>
+        <w:t xml:space="preserve"> 日常生活圏域を3町（3圏域）とするか美瑛町の4地区を含む6圏域とするかはA1の基盤整備の単位と一体のものです。</w:t>
+      </w:r>
+    </w:p>
+    <w:p>
+      <w:pPr>
+        <w:keepNext/>
+        <w:spacing w:before="160" w:after="40"/>
+      </w:pPr>
+      <w:r>
+        <w:rPr>
+          <w:rFonts w:ascii="游ゴシック" w:hAnsi="游ゴシック" w:eastAsia="游ゴシック"/>
+          <w:b/>
+          <w:sz w:val="20"/>
+        </w:rPr>
+        <w:t>表18　A4　決まらない場合の当方の扱い（仮置き）</w:t>
+      </w:r>
+    </w:p>
+    <w:tbl>
+      <w:tblPr>
+        <w:tblStyle w:val="TableGrid"/>
+        <w:tblW w:type="auto" w:w="0"/>
+        <w:jc w:val="center"/>
+        <w:tblLayout w:type="fixed"/>
+        <w:tblCellMar>
+          <w:top w:w="34" w:type="dxa"/>
+          <w:left w:w="68" w:type="dxa"/>
+          <w:bottom w:w="34" w:type="dxa"/>
+          <w:right w:w="68" w:type="dxa"/>
+        </w:tblCellMar>
+        <w:tblLook w:firstColumn="1" w:firstRow="1" w:lastColumn="0" w:lastRow="0" w:noHBand="0" w:noVBand="1" w:val="04A0"/>
+      </w:tblPr>
+      <w:tblGrid>
+        <w:gridCol w:w="3251"/>
+        <w:gridCol w:w="3251"/>
+        <w:gridCol w:w="3251"/>
+      </w:tblGrid>
+      <w:tr>
+        <w:trPr>
+          <w:tblHeader/>
+        </w:trPr>
+        <w:tc>
+          <w:tcPr>
+            <w:tcW w:type="dxa" w:w="794"/>
+            <w:shd w:val="clear" w:color="auto" w:fill="1F3864"/>
+            <w:vAlign w:val="center"/>
+          </w:tcPr>
+          <w:p>
+            <w:pPr>
+              <w:keepNext/>
+              <w:spacing w:after="0"/>
+              <w:jc w:val="center"/>
+            </w:pPr>
+            <w:r>
+              <w:rPr>
+                <w:rFonts w:ascii="游ゴシック" w:hAnsi="游ゴシック" w:eastAsia="游ゴシック"/>
+                <w:b/>
+                <w:color w:val="FFFFFF"/>
+                <w:sz w:val="18"/>
+              </w:rPr>
+              <w:t>No.</w:t>
+            </w:r>
+          </w:p>
+        </w:tc>
+        <w:tc>
+          <w:tcPr>
+            <w:tcW w:type="dxa" w:w="2948"/>
+            <w:shd w:val="clear" w:color="auto" w:fill="1F3864"/>
+            <w:vAlign w:val="center"/>
+          </w:tcPr>
+          <w:p>
+            <w:pPr>
+              <w:keepNext/>
+              <w:spacing w:after="0"/>
+              <w:jc w:val="center"/>
+            </w:pPr>
+            <w:r>
+              <w:rPr>
+                <w:rFonts w:ascii="游ゴシック" w:hAnsi="游ゴシック" w:eastAsia="游ゴシック"/>
+                <w:b/>
+                <w:color w:val="FFFFFF"/>
+                <w:sz w:val="18"/>
+              </w:rPr>
+              <w:t>確認事項</w:t>
+            </w:r>
+          </w:p>
+        </w:tc>
+        <w:tc>
+          <w:tcPr>
+            <w:tcW w:type="dxa" w:w="6009"/>
+            <w:shd w:val="clear" w:color="auto" w:fill="1F3864"/>
+            <w:vAlign w:val="center"/>
+          </w:tcPr>
+          <w:p>
+            <w:pPr>
+              <w:keepNext/>
+              <w:spacing w:after="0"/>
+              <w:jc w:val="center"/>
+            </w:pPr>
+            <w:r>
+              <w:rPr>
+                <w:rFonts w:ascii="游ゴシック" w:hAnsi="游ゴシック" w:eastAsia="游ゴシック"/>
+                <w:b/>
+                <w:color w:val="FFFFFF"/>
+                <w:sz w:val="18"/>
+              </w:rPr>
+              <w:t>決まらない場合の当方の扱い（仮置き）</w:t>
+            </w:r>
+          </w:p>
+        </w:tc>
+      </w:tr>
+      <w:tr>
+        <w:trPr>
+          <w:cantSplit/>
+        </w:trPr>
+        <w:tc>
+          <w:tcPr>
+            <w:tcW w:type="dxa" w:w="794"/>
+            <w:vAlign w:val="center"/>
+          </w:tcPr>
+          <w:p>
+            <w:pPr>
+              <w:keepNext/>
+              <w:spacing w:after="0"/>
+              <w:jc w:val="center"/>
+            </w:pPr>
+            <w:r>
+              <w:rPr>
+                <w:rFonts w:ascii="游ゴシック" w:hAnsi="游ゴシック" w:eastAsia="游ゴシック"/>
+                <w:b w:val="0"/>
+                <w:sz w:val="18"/>
+              </w:rPr>
+              <w:t>No.11</w:t>
+            </w:r>
+          </w:p>
+        </w:tc>
+        <w:tc>
+          <w:tcPr>
+            <w:tcW w:type="dxa" w:w="2948"/>
+            <w:vAlign w:val="center"/>
+          </w:tcPr>
+          <w:p>
+            <w:pPr>
+              <w:keepNext/>
+              <w:spacing w:after="0"/>
+            </w:pPr>
+            <w:r>
+              <w:rPr>
+                <w:rFonts w:ascii="游ゴシック" w:hAnsi="游ゴシック" w:eastAsia="游ゴシック"/>
+                <w:b w:val="0"/>
+                <w:sz w:val="18"/>
+              </w:rPr>
+              <w:t>町別の人口・世帯データ</w:t>
+            </w:r>
+          </w:p>
+        </w:tc>
+        <w:tc>
+          <w:tcPr>
+            <w:tcW w:type="dxa" w:w="6009"/>
+            <w:vAlign w:val="center"/>
+          </w:tcPr>
+          <w:p>
+            <w:pPr>
+              <w:keepNext/>
+              <w:spacing w:after="0"/>
+            </w:pPr>
+            <w:r>
+              <w:rPr>
+                <w:rFonts w:ascii="游ゴシック" w:hAnsi="游ゴシック" w:eastAsia="游ゴシック"/>
+                <w:b w:val="0"/>
+                <w:sz w:val="18"/>
+              </w:rPr>
+              <w:t>住民基本台帳（各年1月1日現在）の町別人口により本文を確定する</w:t>
+            </w:r>
+          </w:p>
+        </w:tc>
+      </w:tr>
+      <w:tr>
+        <w:trPr>
+          <w:cantSplit/>
+        </w:trPr>
+        <w:tc>
+          <w:tcPr>
+            <w:tcW w:type="dxa" w:w="794"/>
+            <w:shd w:val="clear" w:color="auto" w:fill="F2F5FA"/>
+            <w:vAlign w:val="center"/>
+          </w:tcPr>
+          <w:p>
+            <w:pPr>
+              <w:keepNext/>
+              <w:spacing w:after="0"/>
+              <w:jc w:val="center"/>
+            </w:pPr>
+            <w:r>
+              <w:rPr>
+                <w:rFonts w:ascii="游ゴシック" w:hAnsi="游ゴシック" w:eastAsia="游ゴシック"/>
+                <w:b w:val="0"/>
+                <w:sz w:val="18"/>
+              </w:rPr>
+              <w:t>No.12</w:t>
+            </w:r>
+          </w:p>
+        </w:tc>
+        <w:tc>
+          <w:tcPr>
+            <w:tcW w:type="dxa" w:w="2948"/>
+            <w:shd w:val="clear" w:color="auto" w:fill="F2F5FA"/>
+            <w:vAlign w:val="center"/>
+          </w:tcPr>
+          <w:p>
+            <w:pPr>
+              <w:keepNext/>
+              <w:spacing w:after="0"/>
+            </w:pPr>
+            <w:r>
+              <w:rPr>
+                <w:rFonts w:ascii="游ゴシック" w:hAnsi="游ゴシック" w:eastAsia="游ゴシック"/>
+                <w:b w:val="0"/>
+                <w:sz w:val="18"/>
+              </w:rPr>
+              <w:t>日常生活圏域別のデータ</w:t>
+            </w:r>
+          </w:p>
+        </w:tc>
+        <w:tc>
+          <w:tcPr>
+            <w:tcW w:type="dxa" w:w="6009"/>
+            <w:shd w:val="clear" w:color="auto" w:fill="F2F5FA"/>
+            <w:vAlign w:val="center"/>
+          </w:tcPr>
+          <w:p>
+            <w:pPr>
+              <w:keepNext/>
+              <w:spacing w:after="0"/>
+            </w:pPr>
+            <w:r>
+              <w:rPr>
+                <w:rFonts w:ascii="游ゴシック" w:hAnsi="游ゴシック" w:eastAsia="游ゴシック"/>
+                <w:b w:val="0"/>
+                <w:sz w:val="18"/>
+              </w:rPr>
+              <w:t>日常生活圏域を3町（3圏域）とする案のまま概算する</w:t>
+            </w:r>
+          </w:p>
+        </w:tc>
+      </w:tr>
+      <w:tr>
+        <w:trPr>
+          <w:cantSplit/>
+        </w:trPr>
+        <w:tc>
+          <w:tcPr>
+            <w:tcW w:type="dxa" w:w="794"/>
+            <w:vAlign w:val="center"/>
+          </w:tcPr>
+          <w:p>
+            <w:pPr>
+              <w:keepNext/>
+              <w:spacing w:after="0"/>
+              <w:jc w:val="center"/>
+            </w:pPr>
+            <w:r>
+              <w:rPr>
+                <w:rFonts w:ascii="游ゴシック" w:hAnsi="游ゴシック" w:eastAsia="游ゴシック"/>
+                <w:b w:val="0"/>
+                <w:sz w:val="18"/>
+              </w:rPr>
+              <w:t>No.85</w:t>
+            </w:r>
+          </w:p>
+        </w:tc>
+        <w:tc>
+          <w:tcPr>
+            <w:tcW w:type="dxa" w:w="2948"/>
+            <w:vAlign w:val="center"/>
+          </w:tcPr>
+          <w:p>
+            <w:pPr>
+              <w:keepNext/>
+              <w:spacing w:after="0"/>
+            </w:pPr>
+            <w:r>
+              <w:rPr>
+                <w:rFonts w:ascii="游ゴシック" w:hAnsi="游ゴシック" w:eastAsia="游ゴシック"/>
+                <w:b w:val="0"/>
+                <w:sz w:val="18"/>
+              </w:rPr>
+              <w:t>町別データシートの内容と配付</w:t>
+            </w:r>
+          </w:p>
+        </w:tc>
+        <w:tc>
+          <w:tcPr>
+            <w:tcW w:type="dxa" w:w="6009"/>
+            <w:vAlign w:val="center"/>
+          </w:tcPr>
+          <w:p>
+            <w:pPr>
+              <w:keepNext/>
+              <w:spacing w:after="0"/>
+            </w:pPr>
+            <w:r>
+              <w:rPr>
+                <w:rFonts w:ascii="游ゴシック" w:hAnsi="游ゴシック" w:eastAsia="游ゴシック"/>
+                <w:b w:val="0"/>
+                <w:sz w:val="18"/>
+              </w:rPr>
+              <w:t>町別データシートは現行の内容のまま配付する</w:t>
+            </w:r>
+          </w:p>
+        </w:tc>
+      </w:tr>
+      <w:tr>
+        <w:trPr>
+          <w:cantSplit/>
+        </w:trPr>
+        <w:tc>
+          <w:tcPr>
+            <w:tcW w:type="dxa" w:w="794"/>
+            <w:shd w:val="clear" w:color="auto" w:fill="F2F5FA"/>
+            <w:vAlign w:val="center"/>
+          </w:tcPr>
+          <w:p>
+            <w:pPr>
+              <w:spacing w:after="0"/>
+              <w:jc w:val="center"/>
+            </w:pPr>
+            <w:r>
+              <w:rPr>
+                <w:rFonts w:ascii="游ゴシック" w:hAnsi="游ゴシック" w:eastAsia="游ゴシック"/>
+                <w:b w:val="0"/>
+                <w:sz w:val="18"/>
+              </w:rPr>
+              <w:t>No.83</w:t>
+            </w:r>
+          </w:p>
+        </w:tc>
+        <w:tc>
+          <w:tcPr>
+            <w:tcW w:type="dxa" w:w="2948"/>
+            <w:shd w:val="clear" w:color="auto" w:fill="F2F5FA"/>
+            <w:vAlign w:val="center"/>
+          </w:tcPr>
+          <w:p>
+            <w:pPr>
+              <w:spacing w:after="0"/>
+            </w:pPr>
+            <w:r>
+              <w:rPr>
+                <w:rFonts w:ascii="游ゴシック" w:hAnsi="游ゴシック" w:eastAsia="游ゴシック"/>
+                <w:b w:val="0"/>
+                <w:sz w:val="18"/>
+              </w:rPr>
+              <w:t>構成町との意見交換会の実施方法と町別データシート</w:t>
+            </w:r>
+          </w:p>
+        </w:tc>
+        <w:tc>
+          <w:tcPr>
+            <w:tcW w:type="dxa" w:w="6009"/>
+            <w:shd w:val="clear" w:color="auto" w:fill="F2F5FA"/>
+            <w:vAlign w:val="center"/>
+          </w:tcPr>
+          <w:p>
+            <w:pPr>
+              <w:spacing w:after="0"/>
+            </w:pPr>
+            <w:r>
+              <w:rPr>
+                <w:rFonts w:ascii="游ゴシック" w:hAnsi="游ゴシック" w:eastAsia="游ゴシック"/>
+                <w:b w:val="0"/>
+                <w:sz w:val="18"/>
+              </w:rPr>
+              <w:t>3町合同の意見交換会（10月上旬）と町ごとの個別協議（10月中旬〜下旬）の2段構えで進める</w:t>
+            </w:r>
+          </w:p>
+        </w:tc>
+      </w:tr>
+    </w:tbl>
+    <w:p>
+      <w:pPr>
+        <w:keepNext/>
+        <w:spacing w:before="180" w:after="60"/>
+      </w:pPr>
+      <w:r>
+        <w:rPr>
+          <w:rFonts w:ascii="游ゴシック" w:hAnsi="游ゴシック" w:eastAsia="游ゴシック"/>
+          <w:b/>
+          <w:sz w:val="22"/>
+        </w:rPr>
+        <w:t>2　B群　時間があればご決定をお願いしたいこと（4件・計20分）</w:t>
+      </w:r>
+    </w:p>
+    <w:p>
+      <w:pPr>
+        <w:spacing w:after="80"/>
+      </w:pPr>
+      <w:r>
+        <w:rPr>
+          <w:rFonts w:ascii="游ゴシック" w:hAnsi="游ゴシック" w:eastAsia="游ゴシック"/>
+          <w:b w:val="0"/>
+          <w:sz w:val="20"/>
+        </w:rPr>
+        <w:t>A群が決まり時間に余裕がある場合にお諮りします。決まらない場合も第2次概算は仮置きにより組めます。</w:t>
+      </w:r>
+    </w:p>
+    <w:p>
+      <w:pPr>
+        <w:keepNext/>
+        <w:spacing w:before="160" w:after="40"/>
+      </w:pPr>
+      <w:r>
+        <w:rPr>
+          <w:rFonts w:ascii="游ゴシック" w:hAnsi="游ゴシック" w:eastAsia="游ゴシック"/>
+          <w:b/>
+          <w:sz w:val="20"/>
+        </w:rPr>
+        <w:t>表19　B群　時間があればご決定をお願いしたいこと</w:t>
+      </w:r>
+    </w:p>
+    <w:tbl>
+      <w:tblPr>
+        <w:tblStyle w:val="TableGrid"/>
+        <w:tblW w:type="auto" w:w="0"/>
+        <w:jc w:val="center"/>
+        <w:tblLayout w:type="fixed"/>
+        <w:tblCellMar>
+          <w:top w:w="34" w:type="dxa"/>
+          <w:left w:w="68" w:type="dxa"/>
+          <w:bottom w:w="34" w:type="dxa"/>
+          <w:right w:w="68" w:type="dxa"/>
+        </w:tblCellMar>
+        <w:tblLook w:firstColumn="1" w:firstRow="1" w:lastColumn="0" w:lastRow="0" w:noHBand="0" w:noVBand="1" w:val="04A0"/>
+      </w:tblPr>
+      <w:tblGrid>
+        <w:gridCol w:w="1950"/>
+        <w:gridCol w:w="1950"/>
+        <w:gridCol w:w="1950"/>
+        <w:gridCol w:w="1950"/>
+        <w:gridCol w:w="1950"/>
+      </w:tblGrid>
+      <w:tr>
+        <w:trPr>
+          <w:tblHeader/>
+        </w:trPr>
+        <w:tc>
+          <w:tcPr>
+            <w:tcW w:type="dxa" w:w="680"/>
+            <w:shd w:val="clear" w:color="auto" w:fill="1F3864"/>
+            <w:vAlign w:val="center"/>
+          </w:tcPr>
+          <w:p>
+            <w:pPr>
+              <w:spacing w:after="0"/>
+              <w:jc w:val="center"/>
+            </w:pPr>
+            <w:r>
+              <w:rPr>
+                <w:rFonts w:ascii="游ゴシック" w:hAnsi="游ゴシック" w:eastAsia="游ゴシック"/>
+                <w:b/>
+                <w:color w:val="FFFFFF"/>
+                <w:sz w:val="16"/>
+              </w:rPr>
+              <w:t>区分</w:t>
+            </w:r>
+          </w:p>
+        </w:tc>
+        <w:tc>
+          <w:tcPr>
+            <w:tcW w:type="dxa" w:w="2381"/>
+            <w:shd w:val="clear" w:color="auto" w:fill="1F3864"/>
+            <w:vAlign w:val="center"/>
+          </w:tcPr>
+          <w:p>
+            <w:pPr>
+              <w:spacing w:after="0"/>
+              <w:jc w:val="center"/>
+            </w:pPr>
+            <w:r>
+              <w:rPr>
+                <w:rFonts w:ascii="游ゴシック" w:hAnsi="游ゴシック" w:eastAsia="游ゴシック"/>
+                <w:b/>
+                <w:color w:val="FFFFFF"/>
+                <w:sz w:val="16"/>
+              </w:rPr>
+              <w:t>決めること</w:t>
+            </w:r>
+          </w:p>
+        </w:tc>
+        <w:tc>
+          <w:tcPr>
+            <w:tcW w:type="dxa" w:w="1474"/>
+            <w:shd w:val="clear" w:color="auto" w:fill="1F3864"/>
+            <w:vAlign w:val="center"/>
+          </w:tcPr>
+          <w:p>
+            <w:pPr>
+              <w:spacing w:after="0"/>
+              <w:jc w:val="center"/>
+            </w:pPr>
+            <w:r>
+              <w:rPr>
+                <w:rFonts w:ascii="游ゴシック" w:hAnsi="游ゴシック" w:eastAsia="游ゴシック"/>
+                <w:b/>
+                <w:color w:val="FFFFFF"/>
+                <w:sz w:val="16"/>
+              </w:rPr>
+              <w:t>確認事項</w:t>
+            </w:r>
+          </w:p>
+        </w:tc>
+        <w:tc>
+          <w:tcPr>
+            <w:tcW w:type="dxa" w:w="3969"/>
+            <w:shd w:val="clear" w:color="auto" w:fill="1F3864"/>
+            <w:vAlign w:val="center"/>
+          </w:tcPr>
+          <w:p>
+            <w:pPr>
+              <w:spacing w:after="0"/>
+              <w:jc w:val="center"/>
+            </w:pPr>
+            <w:r>
+              <w:rPr>
+                <w:rFonts w:ascii="游ゴシック" w:hAnsi="游ゴシック" w:eastAsia="游ゴシック"/>
+                <w:b/>
+                <w:color w:val="FFFFFF"/>
+                <w:sz w:val="16"/>
+              </w:rPr>
+              <w:t>決まらない場合の当方の扱い</w:t>
+            </w:r>
+          </w:p>
+        </w:tc>
+        <w:tc>
+          <w:tcPr>
+            <w:tcW w:type="dxa" w:w="907"/>
+            <w:shd w:val="clear" w:color="auto" w:fill="1F3864"/>
+            <w:vAlign w:val="center"/>
+          </w:tcPr>
+          <w:p>
+            <w:pPr>
+              <w:spacing w:after="0"/>
+              <w:jc w:val="center"/>
+            </w:pPr>
+            <w:r>
+              <w:rPr>
+                <w:rFonts w:ascii="游ゴシック" w:hAnsi="游ゴシック" w:eastAsia="游ゴシック"/>
+                <w:b/>
+                <w:color w:val="FFFFFF"/>
+                <w:sz w:val="16"/>
+              </w:rPr>
+              <w:t>目安</w:t>
+            </w:r>
+          </w:p>
+        </w:tc>
+      </w:tr>
+      <w:tr>
+        <w:trPr>
+          <w:cantSplit/>
+        </w:trPr>
+        <w:tc>
+          <w:tcPr>
+            <w:tcW w:type="dxa" w:w="680"/>
+            <w:vAlign w:val="center"/>
+          </w:tcPr>
+          <w:p>
+            <w:pPr>
+              <w:spacing w:after="0"/>
+              <w:jc w:val="center"/>
+            </w:pPr>
+            <w:r>
+              <w:rPr>
+                <w:rFonts w:ascii="游ゴシック" w:hAnsi="游ゴシック" w:eastAsia="游ゴシック"/>
+                <w:b/>
+                <w:sz w:val="16"/>
+              </w:rPr>
+              <w:t>B1</w:t>
+            </w:r>
+          </w:p>
+        </w:tc>
+        <w:tc>
+          <w:tcPr>
+            <w:tcW w:type="dxa" w:w="2381"/>
+            <w:vAlign w:val="center"/>
+          </w:tcPr>
+          <w:p>
+            <w:pPr>
+              <w:spacing w:after="0"/>
+            </w:pPr>
+            <w:r>
+              <w:rPr>
+                <w:rFonts w:ascii="游ゴシック" w:hAnsi="游ゴシック" w:eastAsia="游ゴシック"/>
+                <w:b w:val="0"/>
+                <w:sz w:val="16"/>
+              </w:rPr>
+              <w:t>介護情報基盤及びケアプランデータ連携への対応の工程</w:t>
+            </w:r>
+          </w:p>
+        </w:tc>
+        <w:tc>
+          <w:tcPr>
+            <w:tcW w:type="dxa" w:w="1474"/>
+            <w:vAlign w:val="center"/>
+          </w:tcPr>
+          <w:p>
+            <w:pPr>
+              <w:spacing w:after="0"/>
+            </w:pPr>
+            <w:r>
+              <w:rPr>
+                <w:rFonts w:ascii="游ゴシック" w:hAnsi="游ゴシック" w:eastAsia="游ゴシック"/>
+                <w:b w:val="0"/>
+                <w:sz w:val="16"/>
+              </w:rPr>
+              <w:t>No.175</w:t>
+            </w:r>
+          </w:p>
+        </w:tc>
+        <w:tc>
+          <w:tcPr>
+            <w:tcW w:type="dxa" w:w="3969"/>
+            <w:vAlign w:val="center"/>
+          </w:tcPr>
+          <w:p>
+            <w:pPr>
+              <w:spacing w:after="0"/>
+            </w:pPr>
+            <w:r>
+              <w:rPr>
+                <w:rFonts w:ascii="游ゴシック" w:hAnsi="游ゴシック" w:eastAsia="游ゴシック"/>
+                <w:b w:val="0"/>
+                <w:sz w:val="16"/>
+              </w:rPr>
+              <w:t>の当方の扱い＝国が示す本格運用開始日（令和10年4月1日）までに完了することを前提として計画素案に記載し、年度ごとの工程は［要確認］として残す。事業所への周知は広域連合と3町が共同で行うものとして記載する</w:t>
+            </w:r>
+          </w:p>
+        </w:tc>
+        <w:tc>
+          <w:tcPr>
+            <w:tcW w:type="dxa" w:w="907"/>
+            <w:vAlign w:val="center"/>
+          </w:tcPr>
+          <w:p>
+            <w:pPr>
+              <w:spacing w:after="0"/>
+              <w:jc w:val="center"/>
+            </w:pPr>
+            <w:r>
+              <w:rPr>
+                <w:rFonts w:ascii="游ゴシック" w:hAnsi="游ゴシック" w:eastAsia="游ゴシック"/>
+                <w:b/>
+                <w:sz w:val="16"/>
+              </w:rPr>
+              <w:t>5分</w:t>
+            </w:r>
+          </w:p>
+        </w:tc>
+      </w:tr>
+      <w:tr>
+        <w:trPr>
+          <w:cantSplit/>
+        </w:trPr>
+        <w:tc>
+          <w:tcPr>
+            <w:tcW w:type="dxa" w:w="680"/>
+            <w:shd w:val="clear" w:color="auto" w:fill="F2F5FA"/>
+            <w:vAlign w:val="center"/>
+          </w:tcPr>
+          <w:p>
+            <w:pPr>
+              <w:spacing w:after="0"/>
+              <w:jc w:val="center"/>
+            </w:pPr>
+            <w:r>
+              <w:rPr>
+                <w:rFonts w:ascii="游ゴシック" w:hAnsi="游ゴシック" w:eastAsia="游ゴシック"/>
+                <w:b/>
+                <w:sz w:val="16"/>
+              </w:rPr>
+              <w:t>B2</w:t>
+            </w:r>
+          </w:p>
+        </w:tc>
+        <w:tc>
+          <w:tcPr>
+            <w:tcW w:type="dxa" w:w="2381"/>
+            <w:shd w:val="clear" w:color="auto" w:fill="F2F5FA"/>
+            <w:vAlign w:val="center"/>
+          </w:tcPr>
+          <w:p>
+            <w:pPr>
+              <w:spacing w:after="0"/>
+            </w:pPr>
+            <w:r>
+              <w:rPr>
+                <w:rFonts w:ascii="游ゴシック" w:hAnsi="游ゴシック" w:eastAsia="游ゴシック"/>
+                <w:b w:val="0"/>
+                <w:sz w:val="16"/>
+              </w:rPr>
+              <w:t>ケアプラン点検実施要領（案）の確定</w:t>
+            </w:r>
+          </w:p>
+        </w:tc>
+        <w:tc>
+          <w:tcPr>
+            <w:tcW w:type="dxa" w:w="1474"/>
+            <w:shd w:val="clear" w:color="auto" w:fill="F2F5FA"/>
+            <w:vAlign w:val="center"/>
+          </w:tcPr>
+          <w:p>
+            <w:pPr>
+              <w:spacing w:after="0"/>
+            </w:pPr>
+            <w:r>
+              <w:rPr>
+                <w:rFonts w:ascii="游ゴシック" w:hAnsi="游ゴシック" w:eastAsia="游ゴシック"/>
+                <w:b w:val="0"/>
+                <w:sz w:val="16"/>
+              </w:rPr>
+              <w:t>No.73</w:t>
+            </w:r>
+          </w:p>
+        </w:tc>
+        <w:tc>
+          <w:tcPr>
+            <w:tcW w:type="dxa" w:w="3969"/>
+            <w:shd w:val="clear" w:color="auto" w:fill="F2F5FA"/>
+            <w:vAlign w:val="center"/>
+          </w:tcPr>
+          <w:p>
+            <w:pPr>
+              <w:spacing w:after="0"/>
+            </w:pPr>
+            <w:r>
+              <w:rPr>
+                <w:rFonts w:ascii="游ゴシック" w:hAnsi="游ゴシック" w:eastAsia="游ゴシック"/>
+                <w:b w:val="0"/>
+                <w:sz w:val="16"/>
+              </w:rPr>
+              <w:t>ケアプラン点検実施要領（案）は協議資料にとどめ素案に入れない</w:t>
+            </w:r>
+          </w:p>
+        </w:tc>
+        <w:tc>
+          <w:tcPr>
+            <w:tcW w:type="dxa" w:w="907"/>
+            <w:shd w:val="clear" w:color="auto" w:fill="F2F5FA"/>
+            <w:vAlign w:val="center"/>
+          </w:tcPr>
+          <w:p>
+            <w:pPr>
+              <w:spacing w:after="0"/>
+              <w:jc w:val="center"/>
+            </w:pPr>
+            <w:r>
+              <w:rPr>
+                <w:rFonts w:ascii="游ゴシック" w:hAnsi="游ゴシック" w:eastAsia="游ゴシック"/>
+                <w:b/>
+                <w:sz w:val="16"/>
+              </w:rPr>
+              <w:t>5分</w:t>
+            </w:r>
+          </w:p>
+        </w:tc>
+      </w:tr>
+      <w:tr>
+        <w:trPr>
+          <w:cantSplit/>
+        </w:trPr>
+        <w:tc>
+          <w:tcPr>
+            <w:tcW w:type="dxa" w:w="680"/>
+            <w:vAlign w:val="center"/>
+          </w:tcPr>
+          <w:p>
+            <w:pPr>
+              <w:spacing w:after="0"/>
+              <w:jc w:val="center"/>
+            </w:pPr>
+            <w:r>
+              <w:rPr>
+                <w:rFonts w:ascii="游ゴシック" w:hAnsi="游ゴシック" w:eastAsia="游ゴシック"/>
+                <w:b/>
+                <w:sz w:val="16"/>
+              </w:rPr>
+              <w:t>B3</w:t>
+            </w:r>
+          </w:p>
+        </w:tc>
+        <w:tc>
+          <w:tcPr>
+            <w:tcW w:type="dxa" w:w="2381"/>
+            <w:vAlign w:val="center"/>
+          </w:tcPr>
+          <w:p>
+            <w:pPr>
+              <w:spacing w:after="0"/>
+            </w:pPr>
+            <w:r>
+              <w:rPr>
+                <w:rFonts w:ascii="游ゴシック" w:hAnsi="游ゴシック" w:eastAsia="游ゴシック"/>
+                <w:b w:val="0"/>
+                <w:sz w:val="16"/>
+              </w:rPr>
+              <w:t>構成町により得点が分かれている交付金の項目の区域内での取扱い</w:t>
+            </w:r>
+          </w:p>
+        </w:tc>
+        <w:tc>
+          <w:tcPr>
+            <w:tcW w:type="dxa" w:w="1474"/>
+            <w:vAlign w:val="center"/>
+          </w:tcPr>
+          <w:p>
+            <w:pPr>
+              <w:spacing w:after="0"/>
+            </w:pPr>
+            <w:r>
+              <w:rPr>
+                <w:rFonts w:ascii="游ゴシック" w:hAnsi="游ゴシック" w:eastAsia="游ゴシック"/>
+                <w:b w:val="0"/>
+                <w:sz w:val="16"/>
+              </w:rPr>
+              <w:t>No.169</w:t>
+            </w:r>
+          </w:p>
+        </w:tc>
+        <w:tc>
+          <w:tcPr>
+            <w:tcW w:type="dxa" w:w="3969"/>
+            <w:vAlign w:val="center"/>
+          </w:tcPr>
+          <w:p>
+            <w:pPr>
+              <w:spacing w:after="0"/>
+            </w:pPr>
+            <w:r>
+              <w:rPr>
+                <w:rFonts w:ascii="游ゴシック" w:hAnsi="游ゴシック" w:eastAsia="游ゴシック"/>
+                <w:b w:val="0"/>
+                <w:sz w:val="16"/>
+              </w:rPr>
+              <w:t>町ごとの取組の状況をそのまま記述し、区域内での統一は計画に位置づけない。第10期の施策に位置づけるかどうかは取組の必要性から判断するものであり、得点のみを理由とするものではない</w:t>
+            </w:r>
+          </w:p>
+        </w:tc>
+        <w:tc>
+          <w:tcPr>
+            <w:tcW w:type="dxa" w:w="907"/>
+            <w:vAlign w:val="center"/>
+          </w:tcPr>
+          <w:p>
+            <w:pPr>
+              <w:spacing w:after="0"/>
+              <w:jc w:val="center"/>
+            </w:pPr>
+            <w:r>
+              <w:rPr>
+                <w:rFonts w:ascii="游ゴシック" w:hAnsi="游ゴシック" w:eastAsia="游ゴシック"/>
+                <w:b/>
+                <w:sz w:val="16"/>
+              </w:rPr>
+              <w:t>5分</w:t>
+            </w:r>
+          </w:p>
+        </w:tc>
+      </w:tr>
+      <w:tr>
+        <w:trPr>
+          <w:cantSplit/>
+        </w:trPr>
+        <w:tc>
+          <w:tcPr>
+            <w:tcW w:type="dxa" w:w="680"/>
+            <w:shd w:val="clear" w:color="auto" w:fill="F2F5FA"/>
+            <w:vAlign w:val="center"/>
+          </w:tcPr>
+          <w:p>
+            <w:pPr>
+              <w:spacing w:after="0"/>
+              <w:jc w:val="center"/>
+            </w:pPr>
+            <w:r>
+              <w:rPr>
+                <w:rFonts w:ascii="游ゴシック" w:hAnsi="游ゴシック" w:eastAsia="游ゴシック"/>
+                <w:b/>
+                <w:sz w:val="16"/>
+              </w:rPr>
+              <w:t>B4</w:t>
+            </w:r>
+          </w:p>
+        </w:tc>
+        <w:tc>
+          <w:tcPr>
+            <w:tcW w:type="dxa" w:w="2381"/>
+            <w:shd w:val="clear" w:color="auto" w:fill="F2F5FA"/>
+            <w:vAlign w:val="center"/>
+          </w:tcPr>
+          <w:p>
+            <w:pPr>
+              <w:spacing w:after="0"/>
+            </w:pPr>
+            <w:r>
+              <w:rPr>
+                <w:rFonts w:ascii="游ゴシック" w:hAnsi="游ゴシック" w:eastAsia="游ゴシック"/>
+                <w:b w:val="0"/>
+                <w:sz w:val="16"/>
+              </w:rPr>
+              <w:t>趨勢に現れない要因と、実績の大きな動きの理由</w:t>
+            </w:r>
+          </w:p>
+        </w:tc>
+        <w:tc>
+          <w:tcPr>
+            <w:tcW w:type="dxa" w:w="1474"/>
+            <w:shd w:val="clear" w:color="auto" w:fill="F2F5FA"/>
+            <w:vAlign w:val="center"/>
+          </w:tcPr>
+          <w:p>
+            <w:pPr>
+              <w:spacing w:after="0"/>
+            </w:pPr>
+            <w:r>
+              <w:rPr>
+                <w:rFonts w:ascii="游ゴシック" w:hAnsi="游ゴシック" w:eastAsia="游ゴシック"/>
+                <w:b w:val="0"/>
+                <w:sz w:val="16"/>
+              </w:rPr>
+              <w:t>No.111・No.133・No.108</w:t>
+            </w:r>
+          </w:p>
+        </w:tc>
+        <w:tc>
+          <w:tcPr>
+            <w:tcW w:type="dxa" w:w="3969"/>
+            <w:shd w:val="clear" w:color="auto" w:fill="F2F5FA"/>
+            <w:vAlign w:val="center"/>
+          </w:tcPr>
+          <w:p>
+            <w:pPr>
+              <w:spacing w:after="0"/>
+            </w:pPr>
+            <w:r>
+              <w:rPr>
+                <w:rFonts w:ascii="游ゴシック" w:hAnsi="游ゴシック" w:eastAsia="游ゴシック"/>
+                <w:b w:val="0"/>
+                <w:sz w:val="16"/>
+              </w:rPr>
+              <w:t>趨勢に現れない要因は向きのみを注記し、数値には織り込まない／令和8年度の月報（4〜7月）は基準年度に用いず、令和7年度を基準として概算する／補正しても外れる6件は趨勢ではなく供給・制度の問題として注記する</w:t>
+            </w:r>
+          </w:p>
+        </w:tc>
+        <w:tc>
+          <w:tcPr>
+            <w:tcW w:type="dxa" w:w="907"/>
+            <w:shd w:val="clear" w:color="auto" w:fill="F2F5FA"/>
+            <w:vAlign w:val="center"/>
+          </w:tcPr>
+          <w:p>
+            <w:pPr>
+              <w:spacing w:after="0"/>
+              <w:jc w:val="center"/>
+            </w:pPr>
+            <w:r>
+              <w:rPr>
+                <w:rFonts w:ascii="游ゴシック" w:hAnsi="游ゴシック" w:eastAsia="游ゴシック"/>
+                <w:b/>
+                <w:sz w:val="16"/>
+              </w:rPr>
+              <w:t>5分</w:t>
+            </w:r>
+          </w:p>
+        </w:tc>
+      </w:tr>
+      <w:tr>
+        <w:trPr>
+          <w:cantSplit/>
+        </w:trPr>
+        <w:tc>
+          <w:tcPr>
+            <w:tcW w:type="dxa" w:w="680"/>
+            <w:vAlign w:val="center"/>
+          </w:tcPr>
+          <w:p>
+            <w:pPr>
+              <w:spacing w:after="0"/>
+              <w:jc w:val="center"/>
+            </w:pPr>
+            <w:r>
+              <w:rPr>
+                <w:rFonts w:ascii="游ゴシック" w:hAnsi="游ゴシック" w:eastAsia="游ゴシック"/>
+                <w:b/>
+                <w:sz w:val="16"/>
+              </w:rPr>
+              <w:t>計</w:t>
+            </w:r>
+          </w:p>
+        </w:tc>
+        <w:tc>
+          <w:tcPr>
+            <w:tcW w:type="dxa" w:w="2381"/>
+            <w:vAlign w:val="center"/>
+          </w:tcPr>
+          <w:p>
+            <w:pPr>
+              <w:spacing w:after="0"/>
+            </w:pPr>
+            <w:r>
+              <w:rPr>
+                <w:rFonts w:ascii="游ゴシック" w:hAnsi="游ゴシック" w:eastAsia="游ゴシック"/>
+                <w:sz w:val="16"/>
+              </w:rPr>
+            </w:r>
+          </w:p>
+        </w:tc>
+        <w:tc>
+          <w:tcPr>
+            <w:tcW w:type="dxa" w:w="1474"/>
+            <w:vAlign w:val="center"/>
+          </w:tcPr>
+          <w:p>
+            <w:pPr>
+              <w:spacing w:after="0"/>
+            </w:pPr>
+            <w:r>
+              <w:rPr>
+                <w:rFonts w:ascii="游ゴシック" w:hAnsi="游ゴシック" w:eastAsia="游ゴシック"/>
+                <w:sz w:val="16"/>
+              </w:rPr>
+            </w:r>
+          </w:p>
+        </w:tc>
+        <w:tc>
+          <w:tcPr>
+            <w:tcW w:type="dxa" w:w="3969"/>
+            <w:vAlign w:val="center"/>
+          </w:tcPr>
+          <w:p>
+            <w:pPr>
+              <w:spacing w:after="0"/>
+            </w:pPr>
+            <w:r>
+              <w:rPr>
+                <w:rFonts w:ascii="游ゴシック" w:hAnsi="游ゴシック" w:eastAsia="游ゴシック"/>
+                <w:sz w:val="16"/>
+              </w:rPr>
+            </w:r>
+          </w:p>
+        </w:tc>
+        <w:tc>
+          <w:tcPr>
+            <w:tcW w:type="dxa" w:w="907"/>
+            <w:vAlign w:val="center"/>
+          </w:tcPr>
+          <w:p>
+            <w:pPr>
+              <w:spacing w:after="0"/>
+              <w:jc w:val="center"/>
+            </w:pPr>
+            <w:r>
+              <w:rPr>
+                <w:rFonts w:ascii="游ゴシック" w:hAnsi="游ゴシック" w:eastAsia="游ゴシック"/>
+                <w:b/>
+                <w:sz w:val="16"/>
+              </w:rPr>
+              <w:t>20分</w:t>
+            </w:r>
+          </w:p>
+        </w:tc>
+      </w:tr>
+    </w:tbl>
+    <w:p>
+      <w:pPr>
+        <w:spacing w:after="80"/>
+      </w:pPr>
+      <w:r>
+        <w:rPr>
+          <w:rFonts w:ascii="游ゴシック" w:hAnsi="游ゴシック" w:eastAsia="游ゴシック"/>
+          <w:b/>
+          <w:sz w:val="20"/>
+        </w:rPr>
+        <w:t>B1　介護情報基盤及びケアプランデータ連携への対応の工程</w:t>
+      </w:r>
+      <w:r>
+        <w:rPr>
+          <w:rFonts w:ascii="游ゴシック" w:hAnsi="游ゴシック" w:eastAsia="游ゴシック"/>
+          <w:b w:val="0"/>
+          <w:sz w:val="20"/>
+        </w:rPr>
+        <w:t xml:space="preserve"> 令和10年4月1日までに構成3町の介護保険事務システムの標準化対応と介護情報基盤へのデータ移行を終えることが国から示されています（適合基準日は令和9年1月1日）。</w:t>
+      </w:r>
+      <w:r>
+        <w:rPr>
+          <w:rFonts w:ascii="游ゴシック" w:hAnsi="游ゴシック" w:eastAsia="游ゴシック"/>
+          <w:b/>
+          <w:sz w:val="20"/>
+        </w:rPr>
+        <w:t>個別協議でお伺いする項目に加えるかをご確認いただきたい。</w:t>
+      </w:r>
+    </w:p>
+    <w:p>
+      <w:pPr>
+        <w:spacing w:after="80"/>
+      </w:pPr>
+      <w:r>
+        <w:rPr>
+          <w:rFonts w:ascii="游ゴシック" w:hAnsi="游ゴシック" w:eastAsia="游ゴシック"/>
+          <w:b/>
+          <w:sz w:val="20"/>
+        </w:rPr>
+        <w:t>B2　ケアプラン点検実施要領（案）の確定</w:t>
+      </w:r>
+      <w:r>
+        <w:rPr>
+          <w:rFonts w:ascii="游ゴシック" w:hAnsi="游ゴシック" w:eastAsia="游ゴシック"/>
+          <w:b w:val="0"/>
+          <w:sz w:val="20"/>
+        </w:rPr>
+        <w:t xml:space="preserve"> 令和8年9月18日の社会保障審議会介護保険部会で、介護給付適正化の主要3事業のいずれかを実施していない保険者について調整交付金を減額する仕組みが示されました。</w:t>
+      </w:r>
+      <w:r>
+        <w:rPr>
+          <w:rFonts w:ascii="游ゴシック" w:hAnsi="游ゴシック" w:eastAsia="游ゴシック"/>
+          <w:b/>
+          <w:sz w:val="20"/>
+        </w:rPr>
+        <w:t>当広域連合はケアプラン等の点検を実施していないため該当します。</w:t>
+      </w:r>
+    </w:p>
+    <w:p>
+      <w:pPr>
+        <w:spacing w:after="80"/>
+      </w:pPr>
+      <w:r>
+        <w:rPr>
+          <w:rFonts w:ascii="游ゴシック" w:hAnsi="游ゴシック" w:eastAsia="游ゴシック"/>
+          <w:b/>
+          <w:sz w:val="20"/>
+        </w:rPr>
+        <w:t>B3　構成町により得点が分かれている交付金の項目の区域内での取扱い</w:t>
+      </w:r>
+      <w:r>
+        <w:rPr>
+          <w:rFonts w:ascii="游ゴシック" w:hAnsi="游ゴシック" w:eastAsia="游ゴシック"/>
+          <w:b w:val="0"/>
+          <w:sz w:val="20"/>
+        </w:rPr>
+        <w:t xml:space="preserve"> 令和8年度の評価指標の明細列のうち78列で、構成3町の一部の町のみが得点しています。3町は制度・保険者が同じであり条件がそろっています。第10期の施策に位置づけるかどうかは取組の必要性から判断するもので、得点のみを理由とするものではありません。</w:t>
+      </w:r>
+    </w:p>
+    <w:p>
+      <w:pPr>
+        <w:spacing w:after="80"/>
+      </w:pPr>
+      <w:r>
+        <w:rPr>
+          <w:rFonts w:ascii="游ゴシック" w:hAnsi="游ゴシック" w:eastAsia="游ゴシック"/>
+          <w:b/>
+          <w:sz w:val="20"/>
+        </w:rPr>
+        <w:t>B4　趨勢に現れない要因と、実績の大きな動きの理由</w:t>
+      </w:r>
+      <w:r>
+        <w:rPr>
+          <w:rFonts w:ascii="游ゴシック" w:hAnsi="游ゴシック" w:eastAsia="游ゴシック"/>
+          <w:b w:val="0"/>
+          <w:sz w:val="20"/>
+        </w:rPr>
+        <w:t xml:space="preserve"> 介護老人保健施設の令和8年度の減少（14.6％）は季節では説明できません。補正しても外れるサービス6件は趨勢ではなく供給・制度の問題です。いずれも</w:t>
+      </w:r>
+      <w:r>
+        <w:rPr>
+          <w:rFonts w:ascii="游ゴシック" w:hAnsi="游ゴシック" w:eastAsia="游ゴシック"/>
+          <w:b/>
+          <w:sz w:val="20"/>
+        </w:rPr>
+        <w:t>向きのみを注記し数値には織り込まない</w:t>
+      </w:r>
+      <w:r>
+        <w:rPr>
+          <w:rFonts w:ascii="游ゴシック" w:hAnsi="游ゴシック" w:eastAsia="游ゴシック"/>
+          <w:b w:val="0"/>
+          <w:sz w:val="20"/>
+        </w:rPr>
+        <w:t>扱いとしています。</w:t>
+      </w:r>
+    </w:p>
+    <w:p>
+      <w:pPr>
+        <w:keepNext/>
+        <w:spacing w:before="180" w:after="60"/>
+      </w:pPr>
+      <w:r>
+        <w:rPr>
+          <w:rFonts w:ascii="游ゴシック" w:hAnsi="游ゴシック" w:eastAsia="游ゴシック"/>
+          <w:b/>
+          <w:sz w:val="22"/>
+        </w:rPr>
+        <w:t>3　A群・B群の選び方</w:t>
+      </w:r>
+    </w:p>
+    <w:p>
+      <w:pPr>
+        <w:spacing w:after="80"/>
+      </w:pPr>
+      <w:r>
+        <w:rPr>
+          <w:rFonts w:ascii="游ゴシック" w:hAnsi="游ゴシック" w:eastAsia="游ゴシック"/>
+          <w:b w:val="0"/>
+          <w:sz w:val="20"/>
+        </w:rPr>
+        <w:t>A群は次の4つの観点のうち</w:t>
+      </w:r>
+      <w:r>
+        <w:rPr>
+          <w:rFonts w:ascii="游ゴシック" w:hAnsi="游ゴシック" w:eastAsia="游ゴシック"/>
+          <w:b/>
+          <w:sz w:val="20"/>
+        </w:rPr>
+        <w:t>2つ以上に当たるもの</w:t>
+      </w:r>
+      <w:r>
+        <w:rPr>
+          <w:rFonts w:ascii="游ゴシック" w:hAnsi="游ゴシック" w:eastAsia="游ゴシック"/>
+          <w:b w:val="0"/>
+          <w:sz w:val="20"/>
+        </w:rPr>
+        <w:t>としました。期限は観点に用いていません。ご決定をお待ちしている事項は期限が令和8年10月までのものが大半であり、期限では順位が付かないためです。</w:t>
+      </w:r>
+    </w:p>
+    <w:p>
+      <w:pPr>
+        <w:keepNext/>
+        <w:spacing w:before="160" w:after="40"/>
+      </w:pPr>
+      <w:r>
+        <w:rPr>
+          <w:rFonts w:ascii="游ゴシック" w:hAnsi="游ゴシック" w:eastAsia="游ゴシック"/>
+          <w:b/>
+          <w:sz w:val="20"/>
+        </w:rPr>
+        <w:t>表20　優先順位の観点</w:t>
+      </w:r>
+    </w:p>
+    <w:tbl>
+      <w:tblPr>
+        <w:tblStyle w:val="TableGrid"/>
+        <w:tblW w:type="auto" w:w="0"/>
+        <w:jc w:val="center"/>
+        <w:tblLayout w:type="fixed"/>
+        <w:tblCellMar>
+          <w:top w:w="34" w:type="dxa"/>
+          <w:left w:w="68" w:type="dxa"/>
+          <w:bottom w:w="34" w:type="dxa"/>
+          <w:right w:w="68" w:type="dxa"/>
+        </w:tblCellMar>
+        <w:tblLook w:firstColumn="1" w:firstRow="1" w:lastColumn="0" w:lastRow="0" w:noHBand="0" w:noVBand="1" w:val="04A0"/>
+      </w:tblPr>
+      <w:tblGrid>
+        <w:gridCol w:w="2438"/>
+        <w:gridCol w:w="2438"/>
+        <w:gridCol w:w="2438"/>
+        <w:gridCol w:w="2438"/>
+      </w:tblGrid>
+      <w:tr>
+        <w:trPr>
+          <w:tblHeader/>
+        </w:trPr>
+        <w:tc>
+          <w:tcPr>
+            <w:tcW w:type="dxa" w:w="680"/>
+            <w:shd w:val="clear" w:color="auto" w:fill="1F3864"/>
+            <w:vAlign w:val="center"/>
+          </w:tcPr>
+          <w:p>
+            <w:pPr>
+              <w:keepNext/>
+              <w:spacing w:after="0"/>
+              <w:jc w:val="center"/>
+            </w:pPr>
+            <w:r>
+              <w:rPr>
+                <w:rFonts w:ascii="游ゴシック" w:hAnsi="游ゴシック" w:eastAsia="游ゴシック"/>
+                <w:b/>
+                <w:color w:val="FFFFFF"/>
+                <w:sz w:val="18"/>
+              </w:rPr>
+              <w:t>観点</w:t>
+            </w:r>
+          </w:p>
+        </w:tc>
+        <w:tc>
+          <w:tcPr>
+            <w:tcW w:type="dxa" w:w="2835"/>
+            <w:shd w:val="clear" w:color="auto" w:fill="1F3864"/>
+            <w:vAlign w:val="center"/>
+          </w:tcPr>
+          <w:p>
+            <w:pPr>
+              <w:keepNext/>
+              <w:spacing w:after="0"/>
+              <w:jc w:val="center"/>
+            </w:pPr>
+            <w:r>
+              <w:rPr>
+                <w:rFonts w:ascii="游ゴシック" w:hAnsi="游ゴシック" w:eastAsia="游ゴシック"/>
+                <w:b/>
+                <w:color w:val="FFFFFF"/>
+                <w:sz w:val="18"/>
+              </w:rPr>
+              <w:t>内容</w:t>
+            </w:r>
+          </w:p>
+        </w:tc>
+        <w:tc>
+          <w:tcPr>
+            <w:tcW w:type="dxa" w:w="4762"/>
+            <w:shd w:val="clear" w:color="auto" w:fill="1F3864"/>
+            <w:vAlign w:val="center"/>
+          </w:tcPr>
+          <w:p>
+            <w:pPr>
+              <w:keepNext/>
+              <w:spacing w:after="0"/>
+              <w:jc w:val="center"/>
+            </w:pPr>
+            <w:r>
+              <w:rPr>
+                <w:rFonts w:ascii="游ゴシック" w:hAnsi="游ゴシック" w:eastAsia="游ゴシック"/>
+                <w:b/>
+                <w:color w:val="FFFFFF"/>
+                <w:sz w:val="18"/>
+              </w:rPr>
+              <w:t>意味</w:t>
+            </w:r>
+          </w:p>
+        </w:tc>
+        <w:tc>
+          <w:tcPr>
+            <w:tcW w:type="dxa" w:w="1474"/>
+            <w:shd w:val="clear" w:color="auto" w:fill="1F3864"/>
+            <w:vAlign w:val="center"/>
+          </w:tcPr>
+          <w:p>
+            <w:pPr>
+              <w:keepNext/>
+              <w:spacing w:after="0"/>
+              <w:jc w:val="center"/>
+            </w:pPr>
+            <w:r>
+              <w:rPr>
+                <w:rFonts w:ascii="游ゴシック" w:hAnsi="游ゴシック" w:eastAsia="游ゴシック"/>
+                <w:b/>
+                <w:color w:val="FFFFFF"/>
+                <w:sz w:val="18"/>
+              </w:rPr>
+              <w:t>A群</w:t>
+            </w:r>
+          </w:p>
+        </w:tc>
+      </w:tr>
+      <w:tr>
+        <w:trPr>
+          <w:cantSplit/>
+        </w:trPr>
+        <w:tc>
+          <w:tcPr>
+            <w:tcW w:type="dxa" w:w="680"/>
+            <w:vAlign w:val="center"/>
+          </w:tcPr>
+          <w:p>
+            <w:pPr>
+              <w:keepNext/>
+              <w:spacing w:after="0"/>
+              <w:jc w:val="center"/>
+            </w:pPr>
+            <w:r>
+              <w:rPr>
+                <w:rFonts w:ascii="游ゴシック" w:hAnsi="游ゴシック" w:eastAsia="游ゴシック"/>
+                <w:b/>
+                <w:sz w:val="18"/>
+              </w:rPr>
+              <w:t>①</w:t>
+            </w:r>
+          </w:p>
+        </w:tc>
+        <w:tc>
+          <w:tcPr>
+            <w:tcW w:type="dxa" w:w="2835"/>
+            <w:vAlign w:val="center"/>
+          </w:tcPr>
+          <w:p>
+            <w:pPr>
+              <w:keepNext/>
+              <w:spacing w:after="0"/>
+            </w:pPr>
+            <w:r>
+              <w:rPr>
+                <w:rFonts w:ascii="游ゴシック" w:hAnsi="游ゴシック" w:eastAsia="游ゴシック"/>
+                <w:b w:val="0"/>
+                <w:sz w:val="18"/>
+              </w:rPr>
+              <w:t>3町の意向がないと計画の記載が確定しない</w:t>
+            </w:r>
+          </w:p>
+        </w:tc>
+        <w:tc>
+          <w:tcPr>
+            <w:tcW w:type="dxa" w:w="4762"/>
+            <w:vAlign w:val="center"/>
+          </w:tcPr>
+          <w:p>
+            <w:pPr>
+              <w:keepNext/>
+              <w:spacing w:after="0"/>
+            </w:pPr>
+            <w:r>
+              <w:rPr>
+                <w:rFonts w:ascii="游ゴシック" w:hAnsi="游ゴシック" w:eastAsia="游ゴシック"/>
+                <w:b w:val="0"/>
+                <w:sz w:val="18"/>
+              </w:rPr>
+              <w:t>構成3町のご意向がないと計画本文を確定できず、［要協議］のまま残すことになる</w:t>
+            </w:r>
+          </w:p>
+        </w:tc>
+        <w:tc>
+          <w:tcPr>
+            <w:tcW w:type="dxa" w:w="1474"/>
+            <w:vAlign w:val="center"/>
+          </w:tcPr>
+          <w:p>
+            <w:pPr>
+              <w:keepNext/>
+              <w:spacing w:after="0"/>
+            </w:pPr>
+            <w:r>
+              <w:rPr>
+                <w:rFonts w:ascii="游ゴシック" w:hAnsi="游ゴシック" w:eastAsia="游ゴシック"/>
+                <w:b w:val="0"/>
+                <w:sz w:val="18"/>
+              </w:rPr>
+              <w:t>A1・A2・A3・A4</w:t>
+            </w:r>
+          </w:p>
+        </w:tc>
+      </w:tr>
+      <w:tr>
+        <w:trPr>
+          <w:cantSplit/>
+        </w:trPr>
+        <w:tc>
+          <w:tcPr>
+            <w:tcW w:type="dxa" w:w="680"/>
+            <w:shd w:val="clear" w:color="auto" w:fill="F2F5FA"/>
+            <w:vAlign w:val="center"/>
+          </w:tcPr>
+          <w:p>
+            <w:pPr>
+              <w:keepNext/>
+              <w:spacing w:after="0"/>
+              <w:jc w:val="center"/>
+            </w:pPr>
+            <w:r>
+              <w:rPr>
+                <w:rFonts w:ascii="游ゴシック" w:hAnsi="游ゴシック" w:eastAsia="游ゴシック"/>
+                <w:b/>
+                <w:sz w:val="18"/>
+              </w:rPr>
+              <w:t>②</w:t>
+            </w:r>
+          </w:p>
+        </w:tc>
+        <w:tc>
+          <w:tcPr>
+            <w:tcW w:type="dxa" w:w="2835"/>
+            <w:shd w:val="clear" w:color="auto" w:fill="F2F5FA"/>
+            <w:vAlign w:val="center"/>
+          </w:tcPr>
+          <w:p>
+            <w:pPr>
+              <w:keepNext/>
+              <w:spacing w:after="0"/>
+            </w:pPr>
+            <w:r>
+              <w:rPr>
+                <w:rFonts w:ascii="游ゴシック" w:hAnsi="游ゴシック" w:eastAsia="游ゴシック"/>
+                <w:b w:val="0"/>
+                <w:sz w:val="18"/>
+              </w:rPr>
+              <w:t>月額への効きが大きい</w:t>
+            </w:r>
+          </w:p>
+        </w:tc>
+        <w:tc>
+          <w:tcPr>
+            <w:tcW w:type="dxa" w:w="4762"/>
+            <w:shd w:val="clear" w:color="auto" w:fill="F2F5FA"/>
+            <w:vAlign w:val="center"/>
+          </w:tcPr>
+          <w:p>
+            <w:pPr>
+              <w:keepNext/>
+              <w:spacing w:after="0"/>
+            </w:pPr>
+            <w:r>
+              <w:rPr>
+                <w:rFonts w:ascii="游ゴシック" w:hAnsi="游ゴシック" w:eastAsia="游ゴシック"/>
+                <w:b w:val="0"/>
+                <w:sz w:val="18"/>
+              </w:rPr>
+              <w:t>保険料の月額を動かし得る</w:t>
+            </w:r>
+          </w:p>
+        </w:tc>
+        <w:tc>
+          <w:tcPr>
+            <w:tcW w:type="dxa" w:w="1474"/>
+            <w:shd w:val="clear" w:color="auto" w:fill="F2F5FA"/>
+            <w:vAlign w:val="center"/>
+          </w:tcPr>
+          <w:p>
+            <w:pPr>
+              <w:keepNext/>
+              <w:spacing w:after="0"/>
+            </w:pPr>
+            <w:r>
+              <w:rPr>
+                <w:rFonts w:ascii="游ゴシック" w:hAnsi="游ゴシック" w:eastAsia="游ゴシック"/>
+                <w:b w:val="0"/>
+                <w:sz w:val="18"/>
+              </w:rPr>
+              <w:t>A2</w:t>
+            </w:r>
+          </w:p>
+        </w:tc>
+      </w:tr>
+      <w:tr>
+        <w:trPr>
+          <w:cantSplit/>
+        </w:trPr>
+        <w:tc>
+          <w:tcPr>
+            <w:tcW w:type="dxa" w:w="680"/>
+            <w:vAlign w:val="center"/>
+          </w:tcPr>
+          <w:p>
+            <w:pPr>
+              <w:keepNext/>
+              <w:spacing w:after="0"/>
+              <w:jc w:val="center"/>
+            </w:pPr>
+            <w:r>
+              <w:rPr>
+                <w:rFonts w:ascii="游ゴシック" w:hAnsi="游ゴシック" w:eastAsia="游ゴシック"/>
+                <w:b/>
+                <w:sz w:val="18"/>
+              </w:rPr>
+              <w:t>③</w:t>
+            </w:r>
+          </w:p>
+        </w:tc>
+        <w:tc>
+          <w:tcPr>
+            <w:tcW w:type="dxa" w:w="2835"/>
+            <w:vAlign w:val="center"/>
+          </w:tcPr>
+          <w:p>
+            <w:pPr>
+              <w:keepNext/>
+              <w:spacing w:after="0"/>
+            </w:pPr>
+            <w:r>
+              <w:rPr>
+                <w:rFonts w:ascii="游ゴシック" w:hAnsi="游ゴシック" w:eastAsia="游ゴシック"/>
+                <w:b w:val="0"/>
+                <w:sz w:val="18"/>
+              </w:rPr>
+              <w:t>法定記載事項に直結する</w:t>
+            </w:r>
+          </w:p>
+        </w:tc>
+        <w:tc>
+          <w:tcPr>
+            <w:tcW w:type="dxa" w:w="4762"/>
+            <w:vAlign w:val="center"/>
+          </w:tcPr>
+          <w:p>
+            <w:pPr>
+              <w:keepNext/>
+              <w:spacing w:after="0"/>
+            </w:pPr>
+            <w:r>
+              <w:rPr>
+                <w:rFonts w:ascii="游ゴシック" w:hAnsi="游ゴシック" w:eastAsia="游ゴシック"/>
+                <w:b w:val="0"/>
+                <w:sz w:val="18"/>
+              </w:rPr>
+              <w:t>介護保険法第117条が定める記載事項そのものである</w:t>
+            </w:r>
+          </w:p>
+        </w:tc>
+        <w:tc>
+          <w:tcPr>
+            <w:tcW w:type="dxa" w:w="1474"/>
+            <w:vAlign w:val="center"/>
+          </w:tcPr>
+          <w:p>
+            <w:pPr>
+              <w:keepNext/>
+              <w:spacing w:after="0"/>
+            </w:pPr>
+            <w:r>
+              <w:rPr>
+                <w:rFonts w:ascii="游ゴシック" w:hAnsi="游ゴシック" w:eastAsia="游ゴシック"/>
+                <w:b w:val="0"/>
+                <w:sz w:val="18"/>
+              </w:rPr>
+              <w:t>A1・A3</w:t>
+            </w:r>
+          </w:p>
+        </w:tc>
+      </w:tr>
+      <w:tr>
+        <w:trPr>
+          <w:cantSplit/>
+        </w:trPr>
+        <w:tc>
+          <w:tcPr>
+            <w:tcW w:type="dxa" w:w="680"/>
+            <w:shd w:val="clear" w:color="auto" w:fill="F2F5FA"/>
+            <w:vAlign w:val="center"/>
+          </w:tcPr>
+          <w:p>
+            <w:pPr>
+              <w:spacing w:after="0"/>
+              <w:jc w:val="center"/>
+            </w:pPr>
+            <w:r>
+              <w:rPr>
+                <w:rFonts w:ascii="游ゴシック" w:hAnsi="游ゴシック" w:eastAsia="游ゴシック"/>
+                <w:b/>
+                <w:sz w:val="18"/>
+              </w:rPr>
+              <w:t>④</w:t>
+            </w:r>
+          </w:p>
+        </w:tc>
+        <w:tc>
+          <w:tcPr>
+            <w:tcW w:type="dxa" w:w="2835"/>
+            <w:shd w:val="clear" w:color="auto" w:fill="F2F5FA"/>
+            <w:vAlign w:val="center"/>
+          </w:tcPr>
+          <w:p>
+            <w:pPr>
+              <w:spacing w:after="0"/>
+            </w:pPr>
+            <w:r>
+              <w:rPr>
+                <w:rFonts w:ascii="游ゴシック" w:hAnsi="游ゴシック" w:eastAsia="游ゴシック"/>
+                <w:b w:val="0"/>
+                <w:sz w:val="18"/>
+              </w:rPr>
+              <w:t>第2次概算の前提になる</w:t>
+            </w:r>
+          </w:p>
+        </w:tc>
+        <w:tc>
+          <w:tcPr>
+            <w:tcW w:type="dxa" w:w="4762"/>
+            <w:shd w:val="clear" w:color="auto" w:fill="F2F5FA"/>
+            <w:vAlign w:val="center"/>
+          </w:tcPr>
+          <w:p>
+            <w:pPr>
+              <w:spacing w:after="0"/>
+            </w:pPr>
+            <w:r>
+              <w:rPr>
+                <w:rFonts w:ascii="游ゴシック" w:hAnsi="游ゴシック" w:eastAsia="游ゴシック"/>
+                <w:b w:val="0"/>
+                <w:sz w:val="18"/>
+              </w:rPr>
+              <w:t>令和8年10月30日に提示する算定の前提として要る</w:t>
+            </w:r>
+          </w:p>
+        </w:tc>
+        <w:tc>
+          <w:tcPr>
+            <w:tcW w:type="dxa" w:w="1474"/>
+            <w:shd w:val="clear" w:color="auto" w:fill="F2F5FA"/>
+            <w:vAlign w:val="center"/>
+          </w:tcPr>
+          <w:p>
+            <w:pPr>
+              <w:spacing w:after="0"/>
+            </w:pPr>
+            <w:r>
+              <w:rPr>
+                <w:rFonts w:ascii="游ゴシック" w:hAnsi="游ゴシック" w:eastAsia="游ゴシック"/>
+                <w:b w:val="0"/>
+                <w:sz w:val="18"/>
+              </w:rPr>
+              <w:t>A1・A2・A4</w:t>
+            </w:r>
+          </w:p>
+        </w:tc>
+      </w:tr>
+    </w:tbl>
+    <w:p>
+      <w:pPr>
+        <w:ind w:left="227"/>
+      </w:pPr>
+      <w:r>
+        <w:rPr>
+          <w:rFonts w:ascii="游ゴシック" w:hAnsi="游ゴシック" w:eastAsia="游ゴシック"/>
+          <w:b w:val="0"/>
+          <w:sz w:val="18"/>
+        </w:rPr>
+        <w:t>※ A群・B群のいずれも、ご決定がない場合は仮置きのまま第2次概算（令和8年10月30日）を組みます。ただし仮置きは協議を進めるためのものであり、計画として確定する根拠にはなりません。</w:t>
+      </w:r>
+    </w:p>
+    <w:p>
+      <w:pPr>
+        <w:keepNext/>
+        <w:spacing w:before="180" w:after="60"/>
+      </w:pPr>
+      <w:r>
+        <w:rPr>
+          <w:rFonts w:ascii="游ゴシック" w:hAnsi="游ゴシック" w:eastAsia="游ゴシック"/>
+          <w:b/>
+          <w:sz w:val="22"/>
+        </w:rPr>
+        <w:t>4　サービス見込量・保険料の算定を止めているもの（4件）</w:t>
       </w:r>
     </w:p>
     <w:p>
@@ -6728,7 +12480,7 @@
           <w:b/>
           <w:sz w:val="20"/>
         </w:rPr>
-        <w:t>表11　算定を止めている確認事項</w:t>
+        <w:t>表21　算定を止めている確認事項</w:t>
       </w:r>
     </w:p>
     <w:tbl>
@@ -7209,7 +12961,7 @@
           <w:b/>
           <w:sz w:val="22"/>
         </w:rPr>
-        <w:t>2　計画の記載に関わるもの（22件）</w:t>
+        <w:t>5　計画の記載に関わるもの（22件）</w:t>
       </w:r>
     </w:p>
     <w:p>
@@ -7223,7 +12975,7 @@
           <w:b/>
           <w:sz w:val="20"/>
         </w:rPr>
-        <w:t>表12　計画の記載に関わる確認事項</w:t>
+        <w:t>表22　計画の記載に関わる確認事項</w:t>
       </w:r>
     </w:p>
     <w:tbl>
@@ -9247,7 +14999,7 @@
           <w:b/>
           <w:sz w:val="22"/>
         </w:rPr>
-        <w:t>3　受託者が仮置きにより進めた事項（46件）</w:t>
+        <w:t>6　受託者が仮置きにより進めた事項（46件）</w:t>
       </w:r>
     </w:p>
     <w:p>
@@ -9303,7 +15055,7 @@
           <w:b/>
           <w:sz w:val="20"/>
         </w:rPr>
-        <w:t>表13　仮置きにより計画素案へ反映した事項</w:t>
+        <w:t>表23　仮置きにより計画素案へ反映した事項</w:t>
       </w:r>
     </w:p>
     <w:tbl>
@@ -13310,7 +19062,7 @@
           <w:color w:val="1F3864"/>
           <w:sz w:val="26"/>
         </w:rPr>
-        <w:t>第7節　認知症施策推進計画の扱い</w:t>
+        <w:t>第8節　認知症施策推進計画の扱い</w:t>
       </w:r>
     </w:p>
     <w:p>
@@ -13337,7 +19089,7 @@
           <w:b/>
           <w:sz w:val="20"/>
         </w:rPr>
-        <w:t>表14　計画の階層と当広域連合の扱い</w:t>
+        <w:t>表24　計画の階層と当広域連合の扱い</w:t>
       </w:r>
     </w:p>
     <w:tbl>
@@ -13869,7 +19621,7 @@
           <w:b/>
           <w:sz w:val="20"/>
         </w:rPr>
-        <w:t>表15　認知症施策に関する確認事項</w:t>
+        <w:t>表25　認知症施策に関する確認事項</w:t>
       </w:r>
     </w:p>
     <w:tbl>
@@ -14203,7 +19955,7 @@
           <w:color w:val="1F3864"/>
           <w:sz w:val="26"/>
         </w:rPr>
-        <w:t>第8節　町ごとの個別協議でお伺いする事項</w:t>
+        <w:t>第9節　町ごとの個別協議でお伺いする事項</w:t>
       </w:r>
     </w:p>
     <w:p>
@@ -14230,7 +19982,7 @@
           <w:b/>
           <w:sz w:val="20"/>
         </w:rPr>
-        <w:t>表16　東川町　4件</w:t>
+        <w:t>表26　東川町　4件</w:t>
       </w:r>
     </w:p>
     <w:tbl>
@@ -14714,7 +20466,7 @@
           <w:b/>
           <w:sz w:val="20"/>
         </w:rPr>
-        <w:t>表17　美瑛町　5件</w:t>
+        <w:t>表27　美瑛町　5件</w:t>
       </w:r>
     </w:p>
     <w:tbl>
@@ -15285,7 +21037,7 @@
           <w:b/>
           <w:sz w:val="20"/>
         </w:rPr>
-        <w:t>表18　東神楽町　2件</w:t>
+        <w:t>表28　東神楽町　2件</w:t>
       </w:r>
     </w:p>
     <w:tbl>
@@ -15606,7 +21358,7 @@
           <w:color w:val="1F3864"/>
           <w:sz w:val="26"/>
         </w:rPr>
-        <w:t>第9節　資料のご提供をお願いしたいもの</w:t>
+        <w:t>第10節　資料のご提供をお願いしたいもの</w:t>
       </w:r>
     </w:p>
     <w:p>
@@ -15646,7 +21398,7 @@
           <w:b/>
           <w:sz w:val="20"/>
         </w:rPr>
-        <w:t>表19　優先度の高い資料　12件</w:t>
+        <w:t>表29　優先度の高い資料　12件</w:t>
       </w:r>
     </w:p>
     <w:tbl>
@@ -17056,8 +22808,8 @@
     <w:p>
       <w:pPr>
         <w:keepNext/>
-        <w:pageBreakBefore/>
-        <w:spacing w:before="0" w:after="120"/>
+        <w:pageBreakBefore w:val="0"/>
+        <w:spacing w:before="280" w:after="120"/>
       </w:pPr>
       <w:r>
         <w:rPr>
@@ -17066,7 +22818,7 @@
           <w:color w:val="1F3864"/>
           <w:sz w:val="26"/>
         </w:rPr>
-        <w:t>第10節　10月以降の進め方</w:t>
+        <w:t>第11節　10月以降の進め方</w:t>
       </w:r>
     </w:p>
     <w:p>
@@ -17080,7 +22832,7 @@
           <w:b/>
           <w:sz w:val="20"/>
         </w:rPr>
-        <w:t>表20　工程</w:t>
+        <w:t>表30　工程</w:t>
       </w:r>
     </w:p>
     <w:tbl>
@@ -17607,7 +23359,7 @@
           <w:b w:val="0"/>
           <w:sz w:val="20"/>
         </w:rPr>
-        <w:t>第2次概算（令和8年10月30日）は、ご決定がない場合も第6節の仮置きにより組みます。その場合は、仮置きによったことを第2次概算の資料に明示します。</w:t>
+        <w:t>第2次概算（令和8年10月30日）は、ご決定がない場合も第7節の仮置きにより組みます。その場合は、仮置きによったことを第2次概算の資料に明示します。</w:t>
       </w:r>
     </w:p>
     <w:sectPr>

--- a/output/第10期計画_3町合同意見交換会資料.docx
+++ b/output/第10期計画_3町合同意見交換会資料.docx
@@ -14999,7 +14999,7 @@
           <w:b/>
           <w:sz w:val="22"/>
         </w:rPr>
-        <w:t>6　受託者が仮置きにより進めた事項（46件）</w:t>
+        <w:t>6　受託者が仮置きにより進めた事項（62件）</w:t>
       </w:r>
     </w:p>
     <w:p>
@@ -19031,6 +19031,1350 @@
                 <w:sz w:val="16"/>
               </w:rPr>
               <w:t>第2章第1節・第6章第1節</w:t>
+            </w:r>
+          </w:p>
+        </w:tc>
+      </w:tr>
+      <w:tr>
+        <w:trPr>
+          <w:cantSplit/>
+        </w:trPr>
+        <w:tc>
+          <w:tcPr>
+            <w:tcW w:type="dxa" w:w="794"/>
+            <w:vAlign w:val="center"/>
+          </w:tcPr>
+          <w:p>
+            <w:pPr>
+              <w:spacing w:after="0"/>
+              <w:jc w:val="center"/>
+            </w:pPr>
+            <w:r>
+              <w:rPr>
+                <w:rFonts w:ascii="游ゴシック" w:hAnsi="游ゴシック" w:eastAsia="游ゴシック"/>
+                <w:b w:val="0"/>
+                <w:sz w:val="16"/>
+              </w:rPr>
+              <w:t>No.65</w:t>
+            </w:r>
+          </w:p>
+        </w:tc>
+        <w:tc>
+          <w:tcPr>
+            <w:tcW w:type="dxa" w:w="2608"/>
+            <w:vAlign w:val="center"/>
+          </w:tcPr>
+          <w:p>
+            <w:pPr>
+              <w:spacing w:after="0"/>
+            </w:pPr>
+            <w:r>
+              <w:rPr>
+                <w:rFonts w:ascii="游ゴシック" w:hAnsi="游ゴシック" w:eastAsia="游ゴシック"/>
+                <w:b w:val="0"/>
+                <w:sz w:val="16"/>
+              </w:rPr>
+              <w:t>広域連合において行うべき事業の優先順位</w:t>
+            </w:r>
+          </w:p>
+        </w:tc>
+        <w:tc>
+          <w:tcPr>
+            <w:tcW w:type="dxa" w:w="4649"/>
+            <w:vAlign w:val="center"/>
+          </w:tcPr>
+          <w:p>
+            <w:pPr>
+              <w:spacing w:after="0"/>
+            </w:pPr>
+            <w:r>
+              <w:rPr>
+                <w:rFonts w:ascii="游ゴシック" w:hAnsi="游ゴシック" w:eastAsia="游ゴシック"/>
+                <w:b w:val="0"/>
+                <w:sz w:val="16"/>
+              </w:rPr>
+              <w:t>広域連合において行うべき事業の優先順位は当方の案のままとし、計画には優先順位そのものを掲げていない</w:t>
+            </w:r>
+          </w:p>
+        </w:tc>
+        <w:tc>
+          <w:tcPr>
+            <w:tcW w:type="dxa" w:w="1701"/>
+            <w:vAlign w:val="center"/>
+          </w:tcPr>
+          <w:p>
+            <w:pPr>
+              <w:spacing w:after="0"/>
+            </w:pPr>
+            <w:r>
+              <w:rPr>
+                <w:rFonts w:ascii="游ゴシック" w:hAnsi="游ゴシック" w:eastAsia="游ゴシック"/>
+                <w:b w:val="0"/>
+                <w:sz w:val="16"/>
+              </w:rPr>
+              <w:t>―</w:t>
+            </w:r>
+          </w:p>
+        </w:tc>
+      </w:tr>
+      <w:tr>
+        <w:trPr>
+          <w:cantSplit/>
+        </w:trPr>
+        <w:tc>
+          <w:tcPr>
+            <w:tcW w:type="dxa" w:w="794"/>
+            <w:shd w:val="clear" w:color="auto" w:fill="F2F5FA"/>
+            <w:vAlign w:val="center"/>
+          </w:tcPr>
+          <w:p>
+            <w:pPr>
+              <w:spacing w:after="0"/>
+              <w:jc w:val="center"/>
+            </w:pPr>
+            <w:r>
+              <w:rPr>
+                <w:rFonts w:ascii="游ゴシック" w:hAnsi="游ゴシック" w:eastAsia="游ゴシック"/>
+                <w:b w:val="0"/>
+                <w:sz w:val="16"/>
+              </w:rPr>
+              <w:t>No.66</w:t>
+            </w:r>
+          </w:p>
+        </w:tc>
+        <w:tc>
+          <w:tcPr>
+            <w:tcW w:type="dxa" w:w="2608"/>
+            <w:shd w:val="clear" w:color="auto" w:fill="F2F5FA"/>
+            <w:vAlign w:val="center"/>
+          </w:tcPr>
+          <w:p>
+            <w:pPr>
+              <w:spacing w:after="0"/>
+            </w:pPr>
+            <w:r>
+              <w:rPr>
+                <w:rFonts w:ascii="游ゴシック" w:hAnsi="游ゴシック" w:eastAsia="游ゴシック"/>
+                <w:b w:val="0"/>
+                <w:sz w:val="16"/>
+              </w:rPr>
+              <w:t>サービスガイドに掲載する事業所の範囲</w:t>
+            </w:r>
+          </w:p>
+        </w:tc>
+        <w:tc>
+          <w:tcPr>
+            <w:tcW w:type="dxa" w:w="4649"/>
+            <w:shd w:val="clear" w:color="auto" w:fill="F2F5FA"/>
+            <w:vAlign w:val="center"/>
+          </w:tcPr>
+          <w:p>
+            <w:pPr>
+              <w:spacing w:after="0"/>
+            </w:pPr>
+            <w:r>
+              <w:rPr>
+                <w:rFonts w:ascii="游ゴシック" w:hAnsi="游ゴシック" w:eastAsia="游ゴシック"/>
+                <w:b w:val="0"/>
+                <w:sz w:val="16"/>
+              </w:rPr>
+              <w:t>掲載する事業所の範囲は北海道の指定事業所一覧（最新のもの）によることとし、出所により事業所数が異なることは時点と把握の範囲の違いによる旨を注に明示した</w:t>
+            </w:r>
+          </w:p>
+        </w:tc>
+        <w:tc>
+          <w:tcPr>
+            <w:tcW w:type="dxa" w:w="1701"/>
+            <w:shd w:val="clear" w:color="auto" w:fill="F2F5FA"/>
+            <w:vAlign w:val="center"/>
+          </w:tcPr>
+          <w:p>
+            <w:pPr>
+              <w:spacing w:after="0"/>
+            </w:pPr>
+            <w:r>
+              <w:rPr>
+                <w:rFonts w:ascii="游ゴシック" w:hAnsi="游ゴシック" w:eastAsia="游ゴシック"/>
+                <w:b w:val="0"/>
+                <w:sz w:val="16"/>
+              </w:rPr>
+              <w:t>第2章第3節</w:t>
+            </w:r>
+          </w:p>
+        </w:tc>
+      </w:tr>
+      <w:tr>
+        <w:trPr>
+          <w:cantSplit/>
+        </w:trPr>
+        <w:tc>
+          <w:tcPr>
+            <w:tcW w:type="dxa" w:w="794"/>
+            <w:vAlign w:val="center"/>
+          </w:tcPr>
+          <w:p>
+            <w:pPr>
+              <w:spacing w:after="0"/>
+              <w:jc w:val="center"/>
+            </w:pPr>
+            <w:r>
+              <w:rPr>
+                <w:rFonts w:ascii="游ゴシック" w:hAnsi="游ゴシック" w:eastAsia="游ゴシック"/>
+                <w:b w:val="0"/>
+                <w:sz w:val="16"/>
+              </w:rPr>
+              <w:t>No.67</w:t>
+            </w:r>
+          </w:p>
+        </w:tc>
+        <w:tc>
+          <w:tcPr>
+            <w:tcW w:type="dxa" w:w="2608"/>
+            <w:vAlign w:val="center"/>
+          </w:tcPr>
+          <w:p>
+            <w:pPr>
+              <w:spacing w:after="0"/>
+            </w:pPr>
+            <w:r>
+              <w:rPr>
+                <w:rFonts w:ascii="游ゴシック" w:hAnsi="游ゴシック" w:eastAsia="游ゴシック"/>
+                <w:b w:val="0"/>
+                <w:sz w:val="16"/>
+              </w:rPr>
+              <w:t>算定方法の国の様式との整合（点検結果）</w:t>
+            </w:r>
+          </w:p>
+        </w:tc>
+        <w:tc>
+          <w:tcPr>
+            <w:tcW w:type="dxa" w:w="4649"/>
+            <w:vAlign w:val="center"/>
+          </w:tcPr>
+          <w:p>
+            <w:pPr>
+              <w:spacing w:after="0"/>
+            </w:pPr>
+            <w:r>
+              <w:rPr>
+                <w:rFonts w:ascii="游ゴシック" w:hAnsi="游ゴシック" w:eastAsia="游ゴシック"/>
+                <w:b w:val="0"/>
+                <w:sz w:val="16"/>
+              </w:rPr>
+              <w:t>当方の算定のまま進め、国の様式との対応は別に対照表として掲げることとし、その所在を第6章第6節の注に示した</w:t>
+            </w:r>
+          </w:p>
+        </w:tc>
+        <w:tc>
+          <w:tcPr>
+            <w:tcW w:type="dxa" w:w="1701"/>
+            <w:vAlign w:val="center"/>
+          </w:tcPr>
+          <w:p>
+            <w:pPr>
+              <w:spacing w:after="0"/>
+            </w:pPr>
+            <w:r>
+              <w:rPr>
+                <w:rFonts w:ascii="游ゴシック" w:hAnsi="游ゴシック" w:eastAsia="游ゴシック"/>
+                <w:b w:val="0"/>
+                <w:sz w:val="16"/>
+              </w:rPr>
+              <w:t>第6章第3節・第6節</w:t>
+            </w:r>
+          </w:p>
+        </w:tc>
+      </w:tr>
+      <w:tr>
+        <w:trPr>
+          <w:cantSplit/>
+        </w:trPr>
+        <w:tc>
+          <w:tcPr>
+            <w:tcW w:type="dxa" w:w="794"/>
+            <w:shd w:val="clear" w:color="auto" w:fill="F2F5FA"/>
+            <w:vAlign w:val="center"/>
+          </w:tcPr>
+          <w:p>
+            <w:pPr>
+              <w:spacing w:after="0"/>
+              <w:jc w:val="center"/>
+            </w:pPr>
+            <w:r>
+              <w:rPr>
+                <w:rFonts w:ascii="游ゴシック" w:hAnsi="游ゴシック" w:eastAsia="游ゴシック"/>
+                <w:b w:val="0"/>
+                <w:sz w:val="16"/>
+              </w:rPr>
+              <w:t>No.68</w:t>
+            </w:r>
+          </w:p>
+        </w:tc>
+        <w:tc>
+          <w:tcPr>
+            <w:tcW w:type="dxa" w:w="2608"/>
+            <w:shd w:val="clear" w:color="auto" w:fill="F2F5FA"/>
+            <w:vAlign w:val="center"/>
+          </w:tcPr>
+          <w:p>
+            <w:pPr>
+              <w:spacing w:after="0"/>
+            </w:pPr>
+            <w:r>
+              <w:rPr>
+                <w:rFonts w:ascii="游ゴシック" w:hAnsi="游ゴシック" w:eastAsia="游ゴシック"/>
+                <w:b w:val="0"/>
+                <w:sz w:val="16"/>
+              </w:rPr>
+              <w:t>見える化システムの自然体推計の再出力のお願い</w:t>
+            </w:r>
+          </w:p>
+        </w:tc>
+        <w:tc>
+          <w:tcPr>
+            <w:tcW w:type="dxa" w:w="4649"/>
+            <w:shd w:val="clear" w:color="auto" w:fill="F2F5FA"/>
+            <w:vAlign w:val="center"/>
+          </w:tcPr>
+          <w:p>
+            <w:pPr>
+              <w:spacing w:after="0"/>
+            </w:pPr>
+            <w:r>
+              <w:rPr>
+                <w:rFonts w:ascii="游ゴシック" w:hAnsi="游ゴシック" w:eastAsia="游ゴシック"/>
+                <w:b w:val="0"/>
+                <w:sz w:val="16"/>
+              </w:rPr>
+              <w:t>見える化システムの自然体推計の再出力を受けられないものとして、当方の要介護度別の算定を採り、見える化システムの値は社人研の推計人口を基礎とするものである旨を給付費の置き方の対比に明示した</w:t>
+            </w:r>
+          </w:p>
+        </w:tc>
+        <w:tc>
+          <w:tcPr>
+            <w:tcW w:type="dxa" w:w="1701"/>
+            <w:shd w:val="clear" w:color="auto" w:fill="F2F5FA"/>
+            <w:vAlign w:val="center"/>
+          </w:tcPr>
+          <w:p>
+            <w:pPr>
+              <w:spacing w:after="0"/>
+            </w:pPr>
+            <w:r>
+              <w:rPr>
+                <w:rFonts w:ascii="游ゴシック" w:hAnsi="游ゴシック" w:eastAsia="游ゴシック"/>
+                <w:b w:val="0"/>
+                <w:sz w:val="16"/>
+              </w:rPr>
+              <w:t>第6章第6節2</w:t>
+            </w:r>
+          </w:p>
+        </w:tc>
+      </w:tr>
+      <w:tr>
+        <w:trPr>
+          <w:cantSplit/>
+        </w:trPr>
+        <w:tc>
+          <w:tcPr>
+            <w:tcW w:type="dxa" w:w="794"/>
+            <w:vAlign w:val="center"/>
+          </w:tcPr>
+          <w:p>
+            <w:pPr>
+              <w:spacing w:after="0"/>
+              <w:jc w:val="center"/>
+            </w:pPr>
+            <w:r>
+              <w:rPr>
+                <w:rFonts w:ascii="游ゴシック" w:hAnsi="游ゴシック" w:eastAsia="游ゴシック"/>
+                <w:b w:val="0"/>
+                <w:sz w:val="16"/>
+              </w:rPr>
+              <w:t>No.70</w:t>
+            </w:r>
+          </w:p>
+        </w:tc>
+        <w:tc>
+          <w:tcPr>
+            <w:tcW w:type="dxa" w:w="2608"/>
+            <w:vAlign w:val="center"/>
+          </w:tcPr>
+          <w:p>
+            <w:pPr>
+              <w:spacing w:after="0"/>
+            </w:pPr>
+            <w:r>
+              <w:rPr>
+                <w:rFonts w:ascii="游ゴシック" w:hAnsi="游ゴシック" w:eastAsia="游ゴシック"/>
+                <w:b w:val="0"/>
+                <w:sz w:val="16"/>
+              </w:rPr>
+              <w:t>交付金の全国順位の計画本文への掲載</w:t>
+            </w:r>
+          </w:p>
+        </w:tc>
+        <w:tc>
+          <w:tcPr>
+            <w:tcW w:type="dxa" w:w="4649"/>
+            <w:vAlign w:val="center"/>
+          </w:tcPr>
+          <w:p>
+            <w:pPr>
+              <w:spacing w:after="0"/>
+            </w:pPr>
+            <w:r>
+              <w:rPr>
+                <w:rFonts w:ascii="游ゴシック" w:hAnsi="游ゴシック" w:eastAsia="游ゴシック"/>
+                <w:b w:val="0"/>
+                <w:sz w:val="16"/>
+              </w:rPr>
+              <w:t>保険者機能強化推進交付金等の全国順位は計画本文に掲げず、策定委員会の資料にとどめた（第3章第4節は対全国比までを掲げる）</w:t>
+            </w:r>
+          </w:p>
+        </w:tc>
+        <w:tc>
+          <w:tcPr>
+            <w:tcW w:type="dxa" w:w="1701"/>
+            <w:vAlign w:val="center"/>
+          </w:tcPr>
+          <w:p>
+            <w:pPr>
+              <w:spacing w:after="0"/>
+            </w:pPr>
+            <w:r>
+              <w:rPr>
+                <w:rFonts w:ascii="游ゴシック" w:hAnsi="游ゴシック" w:eastAsia="游ゴシック"/>
+                <w:b w:val="0"/>
+                <w:sz w:val="16"/>
+              </w:rPr>
+              <w:t>―</w:t>
+            </w:r>
+          </w:p>
+        </w:tc>
+      </w:tr>
+      <w:tr>
+        <w:trPr>
+          <w:cantSplit/>
+        </w:trPr>
+        <w:tc>
+          <w:tcPr>
+            <w:tcW w:type="dxa" w:w="794"/>
+            <w:shd w:val="clear" w:color="auto" w:fill="F2F5FA"/>
+            <w:vAlign w:val="center"/>
+          </w:tcPr>
+          <w:p>
+            <w:pPr>
+              <w:spacing w:after="0"/>
+              <w:jc w:val="center"/>
+            </w:pPr>
+            <w:r>
+              <w:rPr>
+                <w:rFonts w:ascii="游ゴシック" w:hAnsi="游ゴシック" w:eastAsia="游ゴシック"/>
+                <w:b w:val="0"/>
+                <w:sz w:val="16"/>
+              </w:rPr>
+              <w:t>No.73</w:t>
+            </w:r>
+          </w:p>
+        </w:tc>
+        <w:tc>
+          <w:tcPr>
+            <w:tcW w:type="dxa" w:w="2608"/>
+            <w:shd w:val="clear" w:color="auto" w:fill="F2F5FA"/>
+            <w:vAlign w:val="center"/>
+          </w:tcPr>
+          <w:p>
+            <w:pPr>
+              <w:spacing w:after="0"/>
+            </w:pPr>
+            <w:r>
+              <w:rPr>
+                <w:rFonts w:ascii="游ゴシック" w:hAnsi="游ゴシック" w:eastAsia="游ゴシック"/>
+                <w:b w:val="0"/>
+                <w:sz w:val="16"/>
+              </w:rPr>
+              <w:t>ケアプラン点検実施要領（案）の確定に要する事項</w:t>
+            </w:r>
+          </w:p>
+        </w:tc>
+        <w:tc>
+          <w:tcPr>
+            <w:tcW w:type="dxa" w:w="4649"/>
+            <w:shd w:val="clear" w:color="auto" w:fill="F2F5FA"/>
+            <w:vAlign w:val="center"/>
+          </w:tcPr>
+          <w:p>
+            <w:pPr>
+              <w:spacing w:after="0"/>
+            </w:pPr>
+            <w:r>
+              <w:rPr>
+                <w:rFonts w:ascii="游ゴシック" w:hAnsi="游ゴシック" w:eastAsia="游ゴシック"/>
+                <w:b w:val="0"/>
+                <w:sz w:val="16"/>
+              </w:rPr>
+              <w:t>ケアプラン点検実施要領は協議資料にとどめ、計画本文には令和9年度当初に実施要領を定めることと点検件数・改善率・再指摘率の目標のみを掲げた</w:t>
+            </w:r>
+          </w:p>
+        </w:tc>
+        <w:tc>
+          <w:tcPr>
+            <w:tcW w:type="dxa" w:w="1701"/>
+            <w:shd w:val="clear" w:color="auto" w:fill="F2F5FA"/>
+            <w:vAlign w:val="center"/>
+          </w:tcPr>
+          <w:p>
+            <w:pPr>
+              <w:spacing w:after="0"/>
+            </w:pPr>
+            <w:r>
+              <w:rPr>
+                <w:rFonts w:ascii="游ゴシック" w:hAnsi="游ゴシック" w:eastAsia="游ゴシック"/>
+                <w:b w:val="0"/>
+                <w:sz w:val="16"/>
+              </w:rPr>
+              <w:t>第5章 基本目標5</w:t>
+            </w:r>
+          </w:p>
+        </w:tc>
+      </w:tr>
+      <w:tr>
+        <w:trPr>
+          <w:cantSplit/>
+        </w:trPr>
+        <w:tc>
+          <w:tcPr>
+            <w:tcW w:type="dxa" w:w="794"/>
+            <w:vAlign w:val="center"/>
+          </w:tcPr>
+          <w:p>
+            <w:pPr>
+              <w:spacing w:after="0"/>
+              <w:jc w:val="center"/>
+            </w:pPr>
+            <w:r>
+              <w:rPr>
+                <w:rFonts w:ascii="游ゴシック" w:hAnsi="游ゴシック" w:eastAsia="游ゴシック"/>
+                <w:b w:val="0"/>
+                <w:sz w:val="16"/>
+              </w:rPr>
+              <w:t>No.75</w:t>
+            </w:r>
+          </w:p>
+        </w:tc>
+        <w:tc>
+          <w:tcPr>
+            <w:tcW w:type="dxa" w:w="2608"/>
+            <w:vAlign w:val="center"/>
+          </w:tcPr>
+          <w:p>
+            <w:pPr>
+              <w:spacing w:after="0"/>
+            </w:pPr>
+            <w:r>
+              <w:rPr>
+                <w:rFonts w:ascii="游ゴシック" w:hAnsi="游ゴシック" w:eastAsia="游ゴシック"/>
+                <w:b w:val="0"/>
+                <w:sz w:val="16"/>
+              </w:rPr>
+              <w:t>代表KPIと改善事項の再整理案</w:t>
+            </w:r>
+          </w:p>
+        </w:tc>
+        <w:tc>
+          <w:tcPr>
+            <w:tcW w:type="dxa" w:w="4649"/>
+            <w:vAlign w:val="center"/>
+          </w:tcPr>
+          <w:p>
+            <w:pPr>
+              <w:spacing w:after="0"/>
+            </w:pPr>
+            <w:r>
+              <w:rPr>
+                <w:rFonts w:ascii="游ゴシック" w:hAnsi="游ゴシック" w:eastAsia="游ゴシック"/>
+                <w:b w:val="0"/>
+                <w:sz w:val="16"/>
+              </w:rPr>
+              <w:t>代表KPIと改善事項は当方の再整理案のままとし、計画本文の成果指標は現行の12項目のまま置いた（再整理案のご了承を受けた時点で置き換える）</w:t>
+            </w:r>
+          </w:p>
+        </w:tc>
+        <w:tc>
+          <w:tcPr>
+            <w:tcW w:type="dxa" w:w="1701"/>
+            <w:vAlign w:val="center"/>
+          </w:tcPr>
+          <w:p>
+            <w:pPr>
+              <w:spacing w:after="0"/>
+            </w:pPr>
+            <w:r>
+              <w:rPr>
+                <w:rFonts w:ascii="游ゴシック" w:hAnsi="游ゴシック" w:eastAsia="游ゴシック"/>
+                <w:b w:val="0"/>
+                <w:sz w:val="16"/>
+              </w:rPr>
+              <w:t>―</w:t>
+            </w:r>
+          </w:p>
+        </w:tc>
+      </w:tr>
+      <w:tr>
+        <w:trPr>
+          <w:cantSplit/>
+        </w:trPr>
+        <w:tc>
+          <w:tcPr>
+            <w:tcW w:type="dxa" w:w="794"/>
+            <w:shd w:val="clear" w:color="auto" w:fill="F2F5FA"/>
+            <w:vAlign w:val="center"/>
+          </w:tcPr>
+          <w:p>
+            <w:pPr>
+              <w:spacing w:after="0"/>
+              <w:jc w:val="center"/>
+            </w:pPr>
+            <w:r>
+              <w:rPr>
+                <w:rFonts w:ascii="游ゴシック" w:hAnsi="游ゴシック" w:eastAsia="游ゴシック"/>
+                <w:b w:val="0"/>
+                <w:sz w:val="16"/>
+              </w:rPr>
+              <w:t>No.76</w:t>
+            </w:r>
+          </w:p>
+        </w:tc>
+        <w:tc>
+          <w:tcPr>
+            <w:tcW w:type="dxa" w:w="2608"/>
+            <w:shd w:val="clear" w:color="auto" w:fill="F2F5FA"/>
+            <w:vAlign w:val="center"/>
+          </w:tcPr>
+          <w:p>
+            <w:pPr>
+              <w:spacing w:after="0"/>
+            </w:pPr>
+            <w:r>
+              <w:rPr>
+                <w:rFonts w:ascii="游ゴシック" w:hAnsi="游ゴシック" w:eastAsia="游ゴシック"/>
+                <w:b w:val="0"/>
+                <w:sz w:val="16"/>
+              </w:rPr>
+              <w:t>介護リームスから抽出できる項目</w:t>
+            </w:r>
+          </w:p>
+        </w:tc>
+        <w:tc>
+          <w:tcPr>
+            <w:tcW w:type="dxa" w:w="4649"/>
+            <w:shd w:val="clear" w:color="auto" w:fill="F2F5FA"/>
+            <w:vAlign w:val="center"/>
+          </w:tcPr>
+          <w:p>
+            <w:pPr>
+              <w:spacing w:after="0"/>
+            </w:pPr>
+            <w:r>
+              <w:rPr>
+                <w:rFonts w:ascii="游ゴシック" w:hAnsi="游ゴシック" w:eastAsia="游ゴシック"/>
+                <w:b w:val="0"/>
+                <w:sz w:val="16"/>
+              </w:rPr>
+              <w:t>代表KPI H03は、年齢階級別及び過年度分の抽出が確認できないため未算定のままとし、データ源と未算定である理由を注に明示した</w:t>
+            </w:r>
+          </w:p>
+        </w:tc>
+        <w:tc>
+          <w:tcPr>
+            <w:tcW w:type="dxa" w:w="1701"/>
+            <w:shd w:val="clear" w:color="auto" w:fill="F2F5FA"/>
+            <w:vAlign w:val="center"/>
+          </w:tcPr>
+          <w:p>
+            <w:pPr>
+              <w:spacing w:after="0"/>
+            </w:pPr>
+            <w:r>
+              <w:rPr>
+                <w:rFonts w:ascii="游ゴシック" w:hAnsi="游ゴシック" w:eastAsia="游ゴシック"/>
+                <w:b w:val="0"/>
+                <w:sz w:val="16"/>
+              </w:rPr>
+              <w:t>第4章第3節・資料1</w:t>
+            </w:r>
+          </w:p>
+        </w:tc>
+      </w:tr>
+      <w:tr>
+        <w:trPr>
+          <w:cantSplit/>
+        </w:trPr>
+        <w:tc>
+          <w:tcPr>
+            <w:tcW w:type="dxa" w:w="794"/>
+            <w:vAlign w:val="center"/>
+          </w:tcPr>
+          <w:p>
+            <w:pPr>
+              <w:spacing w:after="0"/>
+              <w:jc w:val="center"/>
+            </w:pPr>
+            <w:r>
+              <w:rPr>
+                <w:rFonts w:ascii="游ゴシック" w:hAnsi="游ゴシック" w:eastAsia="游ゴシック"/>
+                <w:b w:val="0"/>
+                <w:sz w:val="16"/>
+              </w:rPr>
+              <w:t>No.77</w:t>
+            </w:r>
+          </w:p>
+        </w:tc>
+        <w:tc>
+          <w:tcPr>
+            <w:tcW w:type="dxa" w:w="2608"/>
+            <w:vAlign w:val="center"/>
+          </w:tcPr>
+          <w:p>
+            <w:pPr>
+              <w:spacing w:after="0"/>
+            </w:pPr>
+            <w:r>
+              <w:rPr>
+                <w:rFonts w:ascii="游ゴシック" w:hAnsi="游ゴシック" w:eastAsia="游ゴシック"/>
+                <w:b w:val="0"/>
+                <w:sz w:val="16"/>
+              </w:rPr>
+              <w:t>北海道の評価指標⑥の団体別の公表値</w:t>
+            </w:r>
+          </w:p>
+        </w:tc>
+        <w:tc>
+          <w:tcPr>
+            <w:tcW w:type="dxa" w:w="4649"/>
+            <w:vAlign w:val="center"/>
+          </w:tcPr>
+          <w:p>
+            <w:pPr>
+              <w:spacing w:after="0"/>
+            </w:pPr>
+            <w:r>
+              <w:rPr>
+                <w:rFonts w:ascii="游ゴシック" w:hAnsi="游ゴシック" w:eastAsia="游ゴシック"/>
+                <w:b w:val="0"/>
+                <w:sz w:val="16"/>
+              </w:rPr>
+              <w:t>代表KPI H14は、北海道の評価指標⑥の団体別の値を引用できないものとして補完指標にとどめ、目標値を置かないこととした</w:t>
+            </w:r>
+          </w:p>
+        </w:tc>
+        <w:tc>
+          <w:tcPr>
+            <w:tcW w:type="dxa" w:w="1701"/>
+            <w:vAlign w:val="center"/>
+          </w:tcPr>
+          <w:p>
+            <w:pPr>
+              <w:spacing w:after="0"/>
+            </w:pPr>
+            <w:r>
+              <w:rPr>
+                <w:rFonts w:ascii="游ゴシック" w:hAnsi="游ゴシック" w:eastAsia="游ゴシック"/>
+                <w:b w:val="0"/>
+                <w:sz w:val="16"/>
+              </w:rPr>
+              <w:t>第4章第3節・資料1</w:t>
+            </w:r>
+          </w:p>
+        </w:tc>
+      </w:tr>
+      <w:tr>
+        <w:trPr>
+          <w:cantSplit/>
+        </w:trPr>
+        <w:tc>
+          <w:tcPr>
+            <w:tcW w:type="dxa" w:w="794"/>
+            <w:shd w:val="clear" w:color="auto" w:fill="F2F5FA"/>
+            <w:vAlign w:val="center"/>
+          </w:tcPr>
+          <w:p>
+            <w:pPr>
+              <w:spacing w:after="0"/>
+              <w:jc w:val="center"/>
+            </w:pPr>
+            <w:r>
+              <w:rPr>
+                <w:rFonts w:ascii="游ゴシック" w:hAnsi="游ゴシック" w:eastAsia="游ゴシック"/>
+                <w:b w:val="0"/>
+                <w:sz w:val="16"/>
+              </w:rPr>
+              <w:t>No.78</w:t>
+            </w:r>
+          </w:p>
+        </w:tc>
+        <w:tc>
+          <w:tcPr>
+            <w:tcW w:type="dxa" w:w="2608"/>
+            <w:shd w:val="clear" w:color="auto" w:fill="F2F5FA"/>
+            <w:vAlign w:val="center"/>
+          </w:tcPr>
+          <w:p>
+            <w:pPr>
+              <w:spacing w:after="0"/>
+            </w:pPr>
+            <w:r>
+              <w:rPr>
+                <w:rFonts w:ascii="游ゴシック" w:hAnsi="游ゴシック" w:eastAsia="游ゴシック"/>
+                <w:b w:val="0"/>
+                <w:sz w:val="16"/>
+              </w:rPr>
+              <w:t>グループホームびえいの郷の定員減の時期</w:t>
+            </w:r>
+          </w:p>
+        </w:tc>
+        <w:tc>
+          <w:tcPr>
+            <w:tcW w:type="dxa" w:w="4649"/>
+            <w:shd w:val="clear" w:color="auto" w:fill="F2F5FA"/>
+            <w:vAlign w:val="center"/>
+          </w:tcPr>
+          <w:p>
+            <w:pPr>
+              <w:spacing w:after="0"/>
+            </w:pPr>
+            <w:r>
+              <w:rPr>
+                <w:rFonts w:ascii="游ゴシック" w:hAnsi="游ゴシック" w:eastAsia="游ゴシック"/>
+                <w:b w:val="0"/>
+                <w:sz w:val="16"/>
+              </w:rPr>
+              <w:t>認知症対応型共同生活介護の定員は北海道の名簿によるものとし、既存の事業所における定員の変更の有無は［要確認］として残した</w:t>
+            </w:r>
+          </w:p>
+        </w:tc>
+        <w:tc>
+          <w:tcPr>
+            <w:tcW w:type="dxa" w:w="1701"/>
+            <w:shd w:val="clear" w:color="auto" w:fill="F2F5FA"/>
+            <w:vAlign w:val="center"/>
+          </w:tcPr>
+          <w:p>
+            <w:pPr>
+              <w:spacing w:after="0"/>
+            </w:pPr>
+            <w:r>
+              <w:rPr>
+                <w:rFonts w:ascii="游ゴシック" w:hAnsi="游ゴシック" w:eastAsia="游ゴシック"/>
+                <w:b w:val="0"/>
+                <w:sz w:val="16"/>
+              </w:rPr>
+              <w:t>第2章第3節</w:t>
+            </w:r>
+          </w:p>
+        </w:tc>
+      </w:tr>
+      <w:tr>
+        <w:trPr>
+          <w:cantSplit/>
+        </w:trPr>
+        <w:tc>
+          <w:tcPr>
+            <w:tcW w:type="dxa" w:w="794"/>
+            <w:vAlign w:val="center"/>
+          </w:tcPr>
+          <w:p>
+            <w:pPr>
+              <w:spacing w:after="0"/>
+              <w:jc w:val="center"/>
+            </w:pPr>
+            <w:r>
+              <w:rPr>
+                <w:rFonts w:ascii="游ゴシック" w:hAnsi="游ゴシック" w:eastAsia="游ゴシック"/>
+                <w:b w:val="0"/>
+                <w:sz w:val="16"/>
+              </w:rPr>
+              <w:t>No.79</w:t>
+            </w:r>
+          </w:p>
+        </w:tc>
+        <w:tc>
+          <w:tcPr>
+            <w:tcW w:type="dxa" w:w="2608"/>
+            <w:vAlign w:val="center"/>
+          </w:tcPr>
+          <w:p>
+            <w:pPr>
+              <w:spacing w:after="0"/>
+            </w:pPr>
+            <w:r>
+              <w:rPr>
+                <w:rFonts w:ascii="游ゴシック" w:hAnsi="游ゴシック" w:eastAsia="游ゴシック"/>
+                <w:b w:val="0"/>
+                <w:sz w:val="16"/>
+              </w:rPr>
+              <w:t>第5章の施策数の見直しの範囲</w:t>
+            </w:r>
+          </w:p>
+        </w:tc>
+        <w:tc>
+          <w:tcPr>
+            <w:tcW w:type="dxa" w:w="4649"/>
+            <w:vAlign w:val="center"/>
+          </w:tcPr>
+          <w:p>
+            <w:pPr>
+              <w:spacing w:after="0"/>
+            </w:pPr>
+            <w:r>
+              <w:rPr>
+                <w:rFonts w:ascii="游ゴシック" w:hAnsi="游ゴシック" w:eastAsia="游ゴシック"/>
+                <w:b w:val="0"/>
+                <w:sz w:val="16"/>
+              </w:rPr>
+              <w:t>第9期の19施策の体系を維持し、施策数の見直しは行わなかった</w:t>
+            </w:r>
+          </w:p>
+        </w:tc>
+        <w:tc>
+          <w:tcPr>
+            <w:tcW w:type="dxa" w:w="1701"/>
+            <w:vAlign w:val="center"/>
+          </w:tcPr>
+          <w:p>
+            <w:pPr>
+              <w:spacing w:after="0"/>
+            </w:pPr>
+            <w:r>
+              <w:rPr>
+                <w:rFonts w:ascii="游ゴシック" w:hAnsi="游ゴシック" w:eastAsia="游ゴシック"/>
+                <w:b w:val="0"/>
+                <w:sz w:val="16"/>
+              </w:rPr>
+              <w:t>第5章</w:t>
+            </w:r>
+          </w:p>
+        </w:tc>
+      </w:tr>
+      <w:tr>
+        <w:trPr>
+          <w:cantSplit/>
+        </w:trPr>
+        <w:tc>
+          <w:tcPr>
+            <w:tcW w:type="dxa" w:w="794"/>
+            <w:shd w:val="clear" w:color="auto" w:fill="F2F5FA"/>
+            <w:vAlign w:val="center"/>
+          </w:tcPr>
+          <w:p>
+            <w:pPr>
+              <w:spacing w:after="0"/>
+              <w:jc w:val="center"/>
+            </w:pPr>
+            <w:r>
+              <w:rPr>
+                <w:rFonts w:ascii="游ゴシック" w:hAnsi="游ゴシック" w:eastAsia="游ゴシック"/>
+                <w:b w:val="0"/>
+                <w:sz w:val="16"/>
+              </w:rPr>
+              <w:t>No.81</w:t>
+            </w:r>
+          </w:p>
+        </w:tc>
+        <w:tc>
+          <w:tcPr>
+            <w:tcW w:type="dxa" w:w="2608"/>
+            <w:shd w:val="clear" w:color="auto" w:fill="F2F5FA"/>
+            <w:vAlign w:val="center"/>
+          </w:tcPr>
+          <w:p>
+            <w:pPr>
+              <w:spacing w:after="0"/>
+            </w:pPr>
+            <w:r>
+              <w:rPr>
+                <w:rFonts w:ascii="游ゴシック" w:hAnsi="游ゴシック" w:eastAsia="游ゴシック"/>
+                <w:b w:val="0"/>
+                <w:sz w:val="16"/>
+              </w:rPr>
+              <w:t>代表KPI H16のデータ源（国保連の給付実績の明細情報）</w:t>
+            </w:r>
+          </w:p>
+        </w:tc>
+        <w:tc>
+          <w:tcPr>
+            <w:tcW w:type="dxa" w:w="4649"/>
+            <w:shd w:val="clear" w:color="auto" w:fill="F2F5FA"/>
+            <w:vAlign w:val="center"/>
+          </w:tcPr>
+          <w:p>
+            <w:pPr>
+              <w:spacing w:after="0"/>
+            </w:pPr>
+            <w:r>
+              <w:rPr>
+                <w:rFonts w:ascii="游ゴシック" w:hAnsi="游ゴシック" w:eastAsia="游ゴシック"/>
+                <w:b w:val="0"/>
+                <w:sz w:val="16"/>
+              </w:rPr>
+              <w:t>代表KPI H16は、給付実績の明細（加算・減算の単位）が得られないため、指定・指定の更新・運営指導の際に業務継続計画の策定を確認した地域密着型サービス事業所（17事業所）の割合に改めた</w:t>
+            </w:r>
+          </w:p>
+        </w:tc>
+        <w:tc>
+          <w:tcPr>
+            <w:tcW w:type="dxa" w:w="1701"/>
+            <w:shd w:val="clear" w:color="auto" w:fill="F2F5FA"/>
+            <w:vAlign w:val="center"/>
+          </w:tcPr>
+          <w:p>
+            <w:pPr>
+              <w:spacing w:after="0"/>
+            </w:pPr>
+            <w:r>
+              <w:rPr>
+                <w:rFonts w:ascii="游ゴシック" w:hAnsi="游ゴシック" w:eastAsia="游ゴシック"/>
+                <w:b w:val="0"/>
+                <w:sz w:val="16"/>
+              </w:rPr>
+              <w:t>第4章第3節・第5章 基本目標5・資料1</w:t>
+            </w:r>
+          </w:p>
+        </w:tc>
+      </w:tr>
+      <w:tr>
+        <w:trPr>
+          <w:cantSplit/>
+        </w:trPr>
+        <w:tc>
+          <w:tcPr>
+            <w:tcW w:type="dxa" w:w="794"/>
+            <w:vAlign w:val="center"/>
+          </w:tcPr>
+          <w:p>
+            <w:pPr>
+              <w:spacing w:after="0"/>
+              <w:jc w:val="center"/>
+            </w:pPr>
+            <w:r>
+              <w:rPr>
+                <w:rFonts w:ascii="游ゴシック" w:hAnsi="游ゴシック" w:eastAsia="游ゴシック"/>
+                <w:b w:val="0"/>
+                <w:sz w:val="16"/>
+              </w:rPr>
+              <w:t>No.95</w:t>
+            </w:r>
+          </w:p>
+        </w:tc>
+        <w:tc>
+          <w:tcPr>
+            <w:tcW w:type="dxa" w:w="2608"/>
+            <w:vAlign w:val="center"/>
+          </w:tcPr>
+          <w:p>
+            <w:pPr>
+              <w:spacing w:after="0"/>
+            </w:pPr>
+            <w:r>
+              <w:rPr>
+                <w:rFonts w:ascii="游ゴシック" w:hAnsi="游ゴシック" w:eastAsia="游ゴシック"/>
+                <w:b w:val="0"/>
+                <w:sz w:val="16"/>
+              </w:rPr>
+              <w:t>大雪地区広域連合の指定地域密着型サービスの基準条例のご提供</w:t>
+            </w:r>
+          </w:p>
+        </w:tc>
+        <w:tc>
+          <w:tcPr>
+            <w:tcW w:type="dxa" w:w="4649"/>
+            <w:vAlign w:val="center"/>
+          </w:tcPr>
+          <w:p>
+            <w:pPr>
+              <w:spacing w:after="0"/>
+            </w:pPr>
+            <w:r>
+              <w:rPr>
+                <w:rFonts w:ascii="游ゴシック" w:hAnsi="游ゴシック" w:eastAsia="游ゴシック"/>
+                <w:b w:val="0"/>
+                <w:sz w:val="16"/>
+              </w:rPr>
+              <w:t>基準条例の内容は計画に掲げず、協力医療機関に関する規定を令和9年4月1日までに条例において整える必要があることを［要確認］として明示した</w:t>
+            </w:r>
+          </w:p>
+        </w:tc>
+        <w:tc>
+          <w:tcPr>
+            <w:tcW w:type="dxa" w:w="1701"/>
+            <w:vAlign w:val="center"/>
+          </w:tcPr>
+          <w:p>
+            <w:pPr>
+              <w:spacing w:after="0"/>
+            </w:pPr>
+            <w:r>
+              <w:rPr>
+                <w:rFonts w:ascii="游ゴシック" w:hAnsi="游ゴシック" w:eastAsia="游ゴシック"/>
+                <w:b w:val="0"/>
+                <w:sz w:val="16"/>
+              </w:rPr>
+              <w:t>第6章第4節</w:t>
+            </w:r>
+          </w:p>
+        </w:tc>
+      </w:tr>
+      <w:tr>
+        <w:trPr>
+          <w:cantSplit/>
+        </w:trPr>
+        <w:tc>
+          <w:tcPr>
+            <w:tcW w:type="dxa" w:w="794"/>
+            <w:shd w:val="clear" w:color="auto" w:fill="F2F5FA"/>
+            <w:vAlign w:val="center"/>
+          </w:tcPr>
+          <w:p>
+            <w:pPr>
+              <w:spacing w:after="0"/>
+              <w:jc w:val="center"/>
+            </w:pPr>
+            <w:r>
+              <w:rPr>
+                <w:rFonts w:ascii="游ゴシック" w:hAnsi="游ゴシック" w:eastAsia="游ゴシック"/>
+                <w:b w:val="0"/>
+                <w:sz w:val="16"/>
+              </w:rPr>
+              <w:t>No.96</w:t>
+            </w:r>
+          </w:p>
+        </w:tc>
+        <w:tc>
+          <w:tcPr>
+            <w:tcW w:type="dxa" w:w="2608"/>
+            <w:shd w:val="clear" w:color="auto" w:fill="F2F5FA"/>
+            <w:vAlign w:val="center"/>
+          </w:tcPr>
+          <w:p>
+            <w:pPr>
+              <w:spacing w:after="0"/>
+            </w:pPr>
+            <w:r>
+              <w:rPr>
+                <w:rFonts w:ascii="游ゴシック" w:hAnsi="游ゴシック" w:eastAsia="游ゴシック"/>
+                <w:b w:val="0"/>
+                <w:sz w:val="16"/>
+              </w:rPr>
+              <w:t>認知症対応型共同生活介護の共同生活住居数と、くるみの郷の定員</w:t>
+            </w:r>
+          </w:p>
+        </w:tc>
+        <w:tc>
+          <w:tcPr>
+            <w:tcW w:type="dxa" w:w="4649"/>
+            <w:shd w:val="clear" w:color="auto" w:fill="F2F5FA"/>
+            <w:vAlign w:val="center"/>
+          </w:tcPr>
+          <w:p>
+            <w:pPr>
+              <w:spacing w:after="0"/>
+            </w:pPr>
+            <w:r>
+              <w:rPr>
+                <w:rFonts w:ascii="游ゴシック" w:hAnsi="游ゴシック" w:eastAsia="游ゴシック"/>
+                <w:b w:val="0"/>
+                <w:sz w:val="16"/>
+              </w:rPr>
+              <w:t>認知症対応型共同生活介護の定員は99人＋［要確認］のまま掲げ、必要利用定員総数は3町への照会により定員を確定したうえで定めることを注に明示した</w:t>
+            </w:r>
+          </w:p>
+        </w:tc>
+        <w:tc>
+          <w:tcPr>
+            <w:tcW w:type="dxa" w:w="1701"/>
+            <w:shd w:val="clear" w:color="auto" w:fill="F2F5FA"/>
+            <w:vAlign w:val="center"/>
+          </w:tcPr>
+          <w:p>
+            <w:pPr>
+              <w:spacing w:after="0"/>
+            </w:pPr>
+            <w:r>
+              <w:rPr>
+                <w:rFonts w:ascii="游ゴシック" w:hAnsi="游ゴシック" w:eastAsia="游ゴシック"/>
+                <w:b w:val="0"/>
+                <w:sz w:val="16"/>
+              </w:rPr>
+              <w:t>第2章第3節6・第6章第4節4</w:t>
+            </w:r>
+          </w:p>
+        </w:tc>
+      </w:tr>
+      <w:tr>
+        <w:trPr>
+          <w:cantSplit/>
+        </w:trPr>
+        <w:tc>
+          <w:tcPr>
+            <w:tcW w:type="dxa" w:w="794"/>
+            <w:vAlign w:val="center"/>
+          </w:tcPr>
+          <w:p>
+            <w:pPr>
+              <w:spacing w:after="0"/>
+              <w:jc w:val="center"/>
+            </w:pPr>
+            <w:r>
+              <w:rPr>
+                <w:rFonts w:ascii="游ゴシック" w:hAnsi="游ゴシック" w:eastAsia="游ゴシック"/>
+                <w:b w:val="0"/>
+                <w:sz w:val="16"/>
+              </w:rPr>
+              <w:t>No.102</w:t>
+            </w:r>
+          </w:p>
+        </w:tc>
+        <w:tc>
+          <w:tcPr>
+            <w:tcW w:type="dxa" w:w="2608"/>
+            <w:vAlign w:val="center"/>
+          </w:tcPr>
+          <w:p>
+            <w:pPr>
+              <w:spacing w:after="0"/>
+            </w:pPr>
+            <w:r>
+              <w:rPr>
+                <w:rFonts w:ascii="游ゴシック" w:hAnsi="游ゴシック" w:eastAsia="游ゴシック"/>
+                <w:b w:val="0"/>
+                <w:sz w:val="16"/>
+              </w:rPr>
+              <w:t>計画作成支援ツールの令和8年度の月数と予防訪問看護の計上</w:t>
+            </w:r>
+          </w:p>
+        </w:tc>
+        <w:tc>
+          <w:tcPr>
+            <w:tcW w:type="dxa" w:w="4649"/>
+            <w:vAlign w:val="center"/>
+          </w:tcPr>
+          <w:p>
+            <w:pPr>
+              <w:spacing w:after="0"/>
+            </w:pPr>
+            <w:r>
+              <w:rPr>
+                <w:rFonts w:ascii="游ゴシック" w:hAnsi="游ゴシック" w:eastAsia="游ゴシック"/>
+                <w:b w:val="0"/>
+                <w:sz w:val="16"/>
+              </w:rPr>
+              <w:t>令和8年度（4か月）を基準年度に用いない旨を注に明示した</w:t>
+            </w:r>
+          </w:p>
+        </w:tc>
+        <w:tc>
+          <w:tcPr>
+            <w:tcW w:type="dxa" w:w="1701"/>
+            <w:vAlign w:val="center"/>
+          </w:tcPr>
+          <w:p>
+            <w:pPr>
+              <w:spacing w:after="0"/>
+            </w:pPr>
+            <w:r>
+              <w:rPr>
+                <w:rFonts w:ascii="游ゴシック" w:hAnsi="游ゴシック" w:eastAsia="游ゴシック"/>
+                <w:b w:val="0"/>
+                <w:sz w:val="16"/>
+              </w:rPr>
+              <w:t>第6章第2節</w:t>
+            </w:r>
+          </w:p>
+        </w:tc>
+      </w:tr>
+      <w:tr>
+        <w:trPr>
+          <w:cantSplit/>
+        </w:trPr>
+        <w:tc>
+          <w:tcPr>
+            <w:tcW w:type="dxa" w:w="794"/>
+            <w:shd w:val="clear" w:color="auto" w:fill="F2F5FA"/>
+            <w:vAlign w:val="center"/>
+          </w:tcPr>
+          <w:p>
+            <w:pPr>
+              <w:spacing w:after="0"/>
+              <w:jc w:val="center"/>
+            </w:pPr>
+            <w:r>
+              <w:rPr>
+                <w:rFonts w:ascii="游ゴシック" w:hAnsi="游ゴシック" w:eastAsia="游ゴシック"/>
+                <w:b w:val="0"/>
+                <w:sz w:val="16"/>
+              </w:rPr>
+              <w:t>No.122</w:t>
+            </w:r>
+          </w:p>
+        </w:tc>
+        <w:tc>
+          <w:tcPr>
+            <w:tcW w:type="dxa" w:w="2608"/>
+            <w:shd w:val="clear" w:color="auto" w:fill="F2F5FA"/>
+            <w:vAlign w:val="center"/>
+          </w:tcPr>
+          <w:p>
+            <w:pPr>
+              <w:spacing w:after="0"/>
+            </w:pPr>
+            <w:r>
+              <w:rPr>
+                <w:rFonts w:ascii="游ゴシック" w:hAnsi="游ゴシック" w:eastAsia="游ゴシック"/>
+                <w:b w:val="0"/>
+                <w:sz w:val="16"/>
+              </w:rPr>
+              <w:t>地域ケア会議関係資料の取扱いの確認</w:t>
+            </w:r>
+          </w:p>
+        </w:tc>
+        <w:tc>
+          <w:tcPr>
+            <w:tcW w:type="dxa" w:w="4649"/>
+            <w:shd w:val="clear" w:color="auto" w:fill="F2F5FA"/>
+            <w:vAlign w:val="center"/>
+          </w:tcPr>
+          <w:p>
+            <w:pPr>
+              <w:spacing w:after="0"/>
+            </w:pPr>
+            <w:r>
+              <w:rPr>
+                <w:rFonts w:ascii="游ゴシック" w:hAnsi="游ゴシック" w:eastAsia="游ゴシック"/>
+                <w:b w:val="0"/>
+                <w:sz w:val="16"/>
+              </w:rPr>
+              <w:t>転載を禁ずる旨の記載がある受領資料2件は成果品に用いず、原典のみを引いた（計画素案に当該2件からの記述はない）</w:t>
+            </w:r>
+          </w:p>
+        </w:tc>
+        <w:tc>
+          <w:tcPr>
+            <w:tcW w:type="dxa" w:w="1701"/>
+            <w:shd w:val="clear" w:color="auto" w:fill="F2F5FA"/>
+            <w:vAlign w:val="center"/>
+          </w:tcPr>
+          <w:p>
+            <w:pPr>
+              <w:spacing w:after="0"/>
+            </w:pPr>
+            <w:r>
+              <w:rPr>
+                <w:rFonts w:ascii="游ゴシック" w:hAnsi="游ゴシック" w:eastAsia="游ゴシック"/>
+                <w:b w:val="0"/>
+                <w:sz w:val="16"/>
+              </w:rPr>
+              <w:t>―</w:t>
             </w:r>
           </w:p>
         </w:tc>

--- a/output/第10期計画_3町合同意見交換会資料.docx
+++ b/output/第10期計画_3町合同意見交換会資料.docx
@@ -14999,7 +14999,7 @@
           <w:b/>
           <w:sz w:val="22"/>
         </w:rPr>
-        <w:t>6　受託者が仮置きにより進めた事項（62件）</w:t>
+        <w:t>6　受託者が仮置きにより進めた事項（78件）</w:t>
       </w:r>
     </w:p>
     <w:p>
@@ -20355,6 +20355,1350 @@
                 <w:sz w:val="16"/>
               </w:rPr>
               <w:t>転載を禁ずる旨の記載がある受領資料2件は成果品に用いず、原典のみを引いた（計画素案に当該2件からの記述はない）</w:t>
+            </w:r>
+          </w:p>
+        </w:tc>
+        <w:tc>
+          <w:tcPr>
+            <w:tcW w:type="dxa" w:w="1701"/>
+            <w:shd w:val="clear" w:color="auto" w:fill="F2F5FA"/>
+            <w:vAlign w:val="center"/>
+          </w:tcPr>
+          <w:p>
+            <w:pPr>
+              <w:spacing w:after="0"/>
+            </w:pPr>
+            <w:r>
+              <w:rPr>
+                <w:rFonts w:ascii="游ゴシック" w:hAnsi="游ゴシック" w:eastAsia="游ゴシック"/>
+                <w:b w:val="0"/>
+                <w:sz w:val="16"/>
+              </w:rPr>
+              <w:t>―</w:t>
+            </w:r>
+          </w:p>
+        </w:tc>
+      </w:tr>
+      <w:tr>
+        <w:trPr>
+          <w:cantSplit/>
+        </w:trPr>
+        <w:tc>
+          <w:tcPr>
+            <w:tcW w:type="dxa" w:w="794"/>
+            <w:vAlign w:val="center"/>
+          </w:tcPr>
+          <w:p>
+            <w:pPr>
+              <w:spacing w:after="0"/>
+              <w:jc w:val="center"/>
+            </w:pPr>
+            <w:r>
+              <w:rPr>
+                <w:rFonts w:ascii="游ゴシック" w:hAnsi="游ゴシック" w:eastAsia="游ゴシック"/>
+                <w:b w:val="0"/>
+                <w:sz w:val="16"/>
+              </w:rPr>
+              <w:t>No.30</w:t>
+            </w:r>
+          </w:p>
+        </w:tc>
+        <w:tc>
+          <w:tcPr>
+            <w:tcW w:type="dxa" w:w="2608"/>
+            <w:vAlign w:val="center"/>
+          </w:tcPr>
+          <w:p>
+            <w:pPr>
+              <w:spacing w:after="0"/>
+            </w:pPr>
+            <w:r>
+              <w:rPr>
+                <w:rFonts w:ascii="游ゴシック" w:hAnsi="游ゴシック" w:eastAsia="游ゴシック"/>
+                <w:b w:val="0"/>
+                <w:sz w:val="16"/>
+              </w:rPr>
+              <w:t>施設入所者と在宅者を分けた要介護度の変化</w:t>
+            </w:r>
+          </w:p>
+        </w:tc>
+        <w:tc>
+          <w:tcPr>
+            <w:tcW w:type="dxa" w:w="4649"/>
+            <w:vAlign w:val="center"/>
+          </w:tcPr>
+          <w:p>
+            <w:pPr>
+              <w:spacing w:after="0"/>
+            </w:pPr>
+            <w:r>
+              <w:rPr>
+                <w:rFonts w:ascii="游ゴシック" w:hAnsi="游ゴシック" w:eastAsia="游ゴシック"/>
+                <w:b w:val="0"/>
+                <w:sz w:val="16"/>
+              </w:rPr>
+              <w:t>要介護度の構成は施設に入所している方と在宅の方を分けずに置き、入所の状況による重度化の見え方の違いを分けて算定していない旨を注に明示した</w:t>
+            </w:r>
+          </w:p>
+        </w:tc>
+        <w:tc>
+          <w:tcPr>
+            <w:tcW w:type="dxa" w:w="1701"/>
+            <w:vAlign w:val="center"/>
+          </w:tcPr>
+          <w:p>
+            <w:pPr>
+              <w:spacing w:after="0"/>
+            </w:pPr>
+            <w:r>
+              <w:rPr>
+                <w:rFonts w:ascii="游ゴシック" w:hAnsi="游ゴシック" w:eastAsia="游ゴシック"/>
+                <w:b w:val="0"/>
+                <w:sz w:val="16"/>
+              </w:rPr>
+              <w:t>第6章第1節</w:t>
+            </w:r>
+          </w:p>
+        </w:tc>
+      </w:tr>
+      <w:tr>
+        <w:trPr>
+          <w:cantSplit/>
+        </w:trPr>
+        <w:tc>
+          <w:tcPr>
+            <w:tcW w:type="dxa" w:w="794"/>
+            <w:shd w:val="clear" w:color="auto" w:fill="F2F5FA"/>
+            <w:vAlign w:val="center"/>
+          </w:tcPr>
+          <w:p>
+            <w:pPr>
+              <w:spacing w:after="0"/>
+              <w:jc w:val="center"/>
+            </w:pPr>
+            <w:r>
+              <w:rPr>
+                <w:rFonts w:ascii="游ゴシック" w:hAnsi="游ゴシック" w:eastAsia="游ゴシック"/>
+                <w:b w:val="0"/>
+                <w:sz w:val="16"/>
+              </w:rPr>
+              <w:t>No.34</w:t>
+            </w:r>
+          </w:p>
+        </w:tc>
+        <w:tc>
+          <w:tcPr>
+            <w:tcW w:type="dxa" w:w="2608"/>
+            <w:shd w:val="clear" w:color="auto" w:fill="F2F5FA"/>
+            <w:vAlign w:val="center"/>
+          </w:tcPr>
+          <w:p>
+            <w:pPr>
+              <w:spacing w:after="0"/>
+            </w:pPr>
+            <w:r>
+              <w:rPr>
+                <w:rFonts w:ascii="游ゴシック" w:hAnsi="游ゴシック" w:eastAsia="游ゴシック"/>
+                <w:b w:val="0"/>
+                <w:sz w:val="16"/>
+              </w:rPr>
+              <w:t>第9段階の乗率の経緯</w:t>
+            </w:r>
+          </w:p>
+        </w:tc>
+        <w:tc>
+          <w:tcPr>
+            <w:tcW w:type="dxa" w:w="4649"/>
+            <w:shd w:val="clear" w:color="auto" w:fill="F2F5FA"/>
+            <w:vAlign w:val="center"/>
+          </w:tcPr>
+          <w:p>
+            <w:pPr>
+              <w:spacing w:after="0"/>
+            </w:pPr>
+            <w:r>
+              <w:rPr>
+                <w:rFonts w:ascii="游ゴシック" w:hAnsi="游ゴシック" w:eastAsia="游ゴシック"/>
+                <w:b w:val="0"/>
+                <w:sz w:val="16"/>
+              </w:rPr>
+              <w:t>第9段階の割合1.630が国の標準1.700を下回ることと、設定の経緯を確認できていないため第9期の条例の割合をそのまま用いていることを注に明示した</w:t>
+            </w:r>
+          </w:p>
+        </w:tc>
+        <w:tc>
+          <w:tcPr>
+            <w:tcW w:type="dxa" w:w="1701"/>
+            <w:shd w:val="clear" w:color="auto" w:fill="F2F5FA"/>
+            <w:vAlign w:val="center"/>
+          </w:tcPr>
+          <w:p>
+            <w:pPr>
+              <w:spacing w:after="0"/>
+            </w:pPr>
+            <w:r>
+              <w:rPr>
+                <w:rFonts w:ascii="游ゴシック" w:hAnsi="游ゴシック" w:eastAsia="游ゴシック"/>
+                <w:b w:val="0"/>
+                <w:sz w:val="16"/>
+              </w:rPr>
+              <w:t>第6章第6節5</w:t>
+            </w:r>
+          </w:p>
+        </w:tc>
+      </w:tr>
+      <w:tr>
+        <w:trPr>
+          <w:cantSplit/>
+        </w:trPr>
+        <w:tc>
+          <w:tcPr>
+            <w:tcW w:type="dxa" w:w="794"/>
+            <w:vAlign w:val="center"/>
+          </w:tcPr>
+          <w:p>
+            <w:pPr>
+              <w:spacing w:after="0"/>
+              <w:jc w:val="center"/>
+            </w:pPr>
+            <w:r>
+              <w:rPr>
+                <w:rFonts w:ascii="游ゴシック" w:hAnsi="游ゴシック" w:eastAsia="游ゴシック"/>
+                <w:b w:val="0"/>
+                <w:sz w:val="16"/>
+              </w:rPr>
+              <w:t>No.35</w:t>
+            </w:r>
+          </w:p>
+        </w:tc>
+        <w:tc>
+          <w:tcPr>
+            <w:tcW w:type="dxa" w:w="2608"/>
+            <w:vAlign w:val="center"/>
+          </w:tcPr>
+          <w:p>
+            <w:pPr>
+              <w:spacing w:after="0"/>
+            </w:pPr>
+            <w:r>
+              <w:rPr>
+                <w:rFonts w:ascii="游ゴシック" w:hAnsi="游ゴシック" w:eastAsia="游ゴシック"/>
+                <w:b w:val="0"/>
+                <w:sz w:val="16"/>
+              </w:rPr>
+              <w:t>上川管内の保険者の所得段階数と乗率</w:t>
+            </w:r>
+          </w:p>
+        </w:tc>
+        <w:tc>
+          <w:tcPr>
+            <w:tcW w:type="dxa" w:w="4649"/>
+            <w:vAlign w:val="center"/>
+          </w:tcPr>
+          <w:p>
+            <w:pPr>
+              <w:spacing w:after="0"/>
+            </w:pPr>
+            <w:r>
+              <w:rPr>
+                <w:rFonts w:ascii="游ゴシック" w:hAnsi="游ゴシック" w:eastAsia="游ゴシック"/>
+                <w:b w:val="0"/>
+                <w:sz w:val="16"/>
+              </w:rPr>
+              <w:t>上川管内の保険者の所得段階数と乗率の比較は計画本文に掲げていない（保険料基準額の管内比較は北海道の公表資料により掲げている）</w:t>
+            </w:r>
+          </w:p>
+        </w:tc>
+        <w:tc>
+          <w:tcPr>
+            <w:tcW w:type="dxa" w:w="1701"/>
+            <w:vAlign w:val="center"/>
+          </w:tcPr>
+          <w:p>
+            <w:pPr>
+              <w:spacing w:after="0"/>
+            </w:pPr>
+            <w:r>
+              <w:rPr>
+                <w:rFonts w:ascii="游ゴシック" w:hAnsi="游ゴシック" w:eastAsia="游ゴシック"/>
+                <w:b w:val="0"/>
+                <w:sz w:val="16"/>
+              </w:rPr>
+              <w:t>―</w:t>
+            </w:r>
+          </w:p>
+        </w:tc>
+      </w:tr>
+      <w:tr>
+        <w:trPr>
+          <w:cantSplit/>
+        </w:trPr>
+        <w:tc>
+          <w:tcPr>
+            <w:tcW w:type="dxa" w:w="794"/>
+            <w:shd w:val="clear" w:color="auto" w:fill="F2F5FA"/>
+            <w:vAlign w:val="center"/>
+          </w:tcPr>
+          <w:p>
+            <w:pPr>
+              <w:spacing w:after="0"/>
+              <w:jc w:val="center"/>
+            </w:pPr>
+            <w:r>
+              <w:rPr>
+                <w:rFonts w:ascii="游ゴシック" w:hAnsi="游ゴシック" w:eastAsia="游ゴシック"/>
+                <w:b w:val="0"/>
+                <w:sz w:val="16"/>
+              </w:rPr>
+              <w:t>No.36</w:t>
+            </w:r>
+          </w:p>
+        </w:tc>
+        <w:tc>
+          <w:tcPr>
+            <w:tcW w:type="dxa" w:w="2608"/>
+            <w:shd w:val="clear" w:color="auto" w:fill="F2F5FA"/>
+            <w:vAlign w:val="center"/>
+          </w:tcPr>
+          <w:p>
+            <w:pPr>
+              <w:spacing w:after="0"/>
+            </w:pPr>
+            <w:r>
+              <w:rPr>
+                <w:rFonts w:ascii="游ゴシック" w:hAnsi="游ゴシック" w:eastAsia="游ゴシック"/>
+                <w:b w:val="0"/>
+                <w:sz w:val="16"/>
+              </w:rPr>
+              <w:t>所得段階別被保険者数の実績と収納率</w:t>
+            </w:r>
+          </w:p>
+        </w:tc>
+        <w:tc>
+          <w:tcPr>
+            <w:tcW w:type="dxa" w:w="4649"/>
+            <w:shd w:val="clear" w:color="auto" w:fill="F2F5FA"/>
+            <w:vAlign w:val="center"/>
+          </w:tcPr>
+          <w:p>
+            <w:pPr>
+              <w:spacing w:after="0"/>
+            </w:pPr>
+            <w:r>
+              <w:rPr>
+                <w:rFonts w:ascii="游ゴシック" w:hAnsi="游ゴシック" w:eastAsia="游ゴシック"/>
+                <w:b w:val="0"/>
+                <w:sz w:val="16"/>
+              </w:rPr>
+              <w:t>所得段階別の第1号被保険者数は令和6年度の実績の構成比を固定し、予定収納率は所得段階別の実績を確認できていないため全段階一律99.0％としている旨を明示した</w:t>
+            </w:r>
+          </w:p>
+        </w:tc>
+        <w:tc>
+          <w:tcPr>
+            <w:tcW w:type="dxa" w:w="1701"/>
+            <w:shd w:val="clear" w:color="auto" w:fill="F2F5FA"/>
+            <w:vAlign w:val="center"/>
+          </w:tcPr>
+          <w:p>
+            <w:pPr>
+              <w:spacing w:after="0"/>
+            </w:pPr>
+            <w:r>
+              <w:rPr>
+                <w:rFonts w:ascii="游ゴシック" w:hAnsi="游ゴシック" w:eastAsia="游ゴシック"/>
+                <w:b w:val="0"/>
+                <w:sz w:val="16"/>
+              </w:rPr>
+              <w:t>第6章第6節5</w:t>
+            </w:r>
+          </w:p>
+        </w:tc>
+      </w:tr>
+      <w:tr>
+        <w:trPr>
+          <w:cantSplit/>
+        </w:trPr>
+        <w:tc>
+          <w:tcPr>
+            <w:tcW w:type="dxa" w:w="794"/>
+            <w:vAlign w:val="center"/>
+          </w:tcPr>
+          <w:p>
+            <w:pPr>
+              <w:spacing w:after="0"/>
+              <w:jc w:val="center"/>
+            </w:pPr>
+            <w:r>
+              <w:rPr>
+                <w:rFonts w:ascii="游ゴシック" w:hAnsi="游ゴシック" w:eastAsia="游ゴシック"/>
+                <w:b w:val="0"/>
+                <w:sz w:val="16"/>
+              </w:rPr>
+              <w:t>No.115</w:t>
+            </w:r>
+          </w:p>
+        </w:tc>
+        <w:tc>
+          <w:tcPr>
+            <w:tcW w:type="dxa" w:w="2608"/>
+            <w:vAlign w:val="center"/>
+          </w:tcPr>
+          <w:p>
+            <w:pPr>
+              <w:spacing w:after="0"/>
+            </w:pPr>
+            <w:r>
+              <w:rPr>
+                <w:rFonts w:ascii="游ゴシック" w:hAnsi="游ゴシック" w:eastAsia="游ゴシック"/>
+                <w:b w:val="0"/>
+                <w:sz w:val="16"/>
+              </w:rPr>
+              <w:t>令和9年4月に新設される区分を見込量に立てるか</w:t>
+            </w:r>
+          </w:p>
+        </w:tc>
+        <w:tc>
+          <w:tcPr>
+            <w:tcW w:type="dxa" w:w="4649"/>
+            <w:vAlign w:val="center"/>
+          </w:tcPr>
+          <w:p>
+            <w:pPr>
+              <w:spacing w:after="0"/>
+            </w:pPr>
+            <w:r>
+              <w:rPr>
+                <w:rFonts w:ascii="游ゴシック" w:hAnsi="游ゴシック" w:eastAsia="游ゴシック"/>
+                <w:b w:val="0"/>
+                <w:sz w:val="16"/>
+              </w:rPr>
+              <w:t>令和9年4月1日に新設される3区分は実績がないため0として立て、国の様式の確定後に区分を改めることを注に明示した</w:t>
+            </w:r>
+          </w:p>
+        </w:tc>
+        <w:tc>
+          <w:tcPr>
+            <w:tcW w:type="dxa" w:w="1701"/>
+            <w:vAlign w:val="center"/>
+          </w:tcPr>
+          <w:p>
+            <w:pPr>
+              <w:spacing w:after="0"/>
+            </w:pPr>
+            <w:r>
+              <w:rPr>
+                <w:rFonts w:ascii="游ゴシック" w:hAnsi="游ゴシック" w:eastAsia="游ゴシック"/>
+                <w:b w:val="0"/>
+                <w:sz w:val="16"/>
+              </w:rPr>
+              <w:t>第6章第2節</w:t>
+            </w:r>
+          </w:p>
+        </w:tc>
+      </w:tr>
+      <w:tr>
+        <w:trPr>
+          <w:cantSplit/>
+        </w:trPr>
+        <w:tc>
+          <w:tcPr>
+            <w:tcW w:type="dxa" w:w="794"/>
+            <w:shd w:val="clear" w:color="auto" w:fill="F2F5FA"/>
+            <w:vAlign w:val="center"/>
+          </w:tcPr>
+          <w:p>
+            <w:pPr>
+              <w:spacing w:after="0"/>
+              <w:jc w:val="center"/>
+            </w:pPr>
+            <w:r>
+              <w:rPr>
+                <w:rFonts w:ascii="游ゴシック" w:hAnsi="游ゴシック" w:eastAsia="游ゴシック"/>
+                <w:b w:val="0"/>
+                <w:sz w:val="16"/>
+              </w:rPr>
+              <w:t>No.124</w:t>
+            </w:r>
+          </w:p>
+        </w:tc>
+        <w:tc>
+          <w:tcPr>
+            <w:tcW w:type="dxa" w:w="2608"/>
+            <w:shd w:val="clear" w:color="auto" w:fill="F2F5FA"/>
+            <w:vAlign w:val="center"/>
+          </w:tcPr>
+          <w:p>
+            <w:pPr>
+              <w:spacing w:after="0"/>
+            </w:pPr>
+            <w:r>
+              <w:rPr>
+                <w:rFonts w:ascii="游ゴシック" w:hAnsi="游ゴシック" w:eastAsia="游ゴシック"/>
+                <w:b w:val="0"/>
+                <w:sz w:val="16"/>
+              </w:rPr>
+              <w:t>施設・居住系サービス利用者数の伸びの参考シートの有無</w:t>
+            </w:r>
+          </w:p>
+        </w:tc>
+        <w:tc>
+          <w:tcPr>
+            <w:tcW w:type="dxa" w:w="4649"/>
+            <w:shd w:val="clear" w:color="auto" w:fill="F2F5FA"/>
+            <w:vAlign w:val="center"/>
+          </w:tcPr>
+          <w:p>
+            <w:pPr>
+              <w:spacing w:after="0"/>
+            </w:pPr>
+            <w:r>
+              <w:rPr>
+                <w:rFonts w:ascii="游ゴシック" w:hAnsi="游ゴシック" w:eastAsia="游ゴシック"/>
+                <w:b w:val="0"/>
+                <w:sz w:val="16"/>
+              </w:rPr>
+              <w:t>施設及び居住系サービスについても在宅と同じく令和7年度の要介護度別の利用率を固定し、これらに固有の伸びを別に選んでいない旨を注に明示した</w:t>
+            </w:r>
+          </w:p>
+        </w:tc>
+        <w:tc>
+          <w:tcPr>
+            <w:tcW w:type="dxa" w:w="1701"/>
+            <w:shd w:val="clear" w:color="auto" w:fill="F2F5FA"/>
+            <w:vAlign w:val="center"/>
+          </w:tcPr>
+          <w:p>
+            <w:pPr>
+              <w:spacing w:after="0"/>
+            </w:pPr>
+            <w:r>
+              <w:rPr>
+                <w:rFonts w:ascii="游ゴシック" w:hAnsi="游ゴシック" w:eastAsia="游ゴシック"/>
+                <w:b w:val="0"/>
+                <w:sz w:val="16"/>
+              </w:rPr>
+              <w:t>第6章第2節</w:t>
+            </w:r>
+          </w:p>
+        </w:tc>
+      </w:tr>
+      <w:tr>
+        <w:trPr>
+          <w:cantSplit/>
+        </w:trPr>
+        <w:tc>
+          <w:tcPr>
+            <w:tcW w:type="dxa" w:w="794"/>
+            <w:vAlign w:val="center"/>
+          </w:tcPr>
+          <w:p>
+            <w:pPr>
+              <w:spacing w:after="0"/>
+              <w:jc w:val="center"/>
+            </w:pPr>
+            <w:r>
+              <w:rPr>
+                <w:rFonts w:ascii="游ゴシック" w:hAnsi="游ゴシック" w:eastAsia="游ゴシック"/>
+                <w:b w:val="0"/>
+                <w:sz w:val="16"/>
+              </w:rPr>
+              <w:t>No.140</w:t>
+            </w:r>
+          </w:p>
+        </w:tc>
+        <w:tc>
+          <w:tcPr>
+            <w:tcW w:type="dxa" w:w="2608"/>
+            <w:vAlign w:val="center"/>
+          </w:tcPr>
+          <w:p>
+            <w:pPr>
+              <w:spacing w:after="0"/>
+            </w:pPr>
+            <w:r>
+              <w:rPr>
+                <w:rFonts w:ascii="游ゴシック" w:hAnsi="游ゴシック" w:eastAsia="游ゴシック"/>
+                <w:b w:val="0"/>
+                <w:sz w:val="16"/>
+              </w:rPr>
+              <w:t>在宅生活改善調査の結果を在宅の認定者全体に当てはめないこと</w:t>
+            </w:r>
+          </w:p>
+        </w:tc>
+        <w:tc>
+          <w:tcPr>
+            <w:tcW w:type="dxa" w:w="4649"/>
+            <w:vAlign w:val="center"/>
+          </w:tcPr>
+          <w:p>
+            <w:pPr>
+              <w:spacing w:after="0"/>
+            </w:pPr>
+            <w:r>
+              <w:rPr>
+                <w:rFonts w:ascii="游ゴシック" w:hAnsi="游ゴシック" w:eastAsia="游ゴシック"/>
+                <w:b w:val="0"/>
+                <w:sz w:val="16"/>
+              </w:rPr>
+              <w:t>在宅生活改善調査の結果は「在宅で困難を抱える方の状況」として引き、在宅の認定者全体の割合として用いることはできない旨を注に明示した</w:t>
+            </w:r>
+          </w:p>
+        </w:tc>
+        <w:tc>
+          <w:tcPr>
+            <w:tcW w:type="dxa" w:w="1701"/>
+            <w:vAlign w:val="center"/>
+          </w:tcPr>
+          <w:p>
+            <w:pPr>
+              <w:spacing w:after="0"/>
+            </w:pPr>
+            <w:r>
+              <w:rPr>
+                <w:rFonts w:ascii="游ゴシック" w:hAnsi="游ゴシック" w:eastAsia="游ゴシック"/>
+                <w:b w:val="0"/>
+                <w:sz w:val="16"/>
+              </w:rPr>
+              <w:t>第2章第5節・第4章第3節</w:t>
+            </w:r>
+          </w:p>
+        </w:tc>
+      </w:tr>
+      <w:tr>
+        <w:trPr>
+          <w:cantSplit/>
+        </w:trPr>
+        <w:tc>
+          <w:tcPr>
+            <w:tcW w:type="dxa" w:w="794"/>
+            <w:shd w:val="clear" w:color="auto" w:fill="F2F5FA"/>
+            <w:vAlign w:val="center"/>
+          </w:tcPr>
+          <w:p>
+            <w:pPr>
+              <w:spacing w:after="0"/>
+              <w:jc w:val="center"/>
+            </w:pPr>
+            <w:r>
+              <w:rPr>
+                <w:rFonts w:ascii="游ゴシック" w:hAnsi="游ゴシック" w:eastAsia="游ゴシック"/>
+                <w:b w:val="0"/>
+                <w:sz w:val="16"/>
+              </w:rPr>
+              <w:t>No.149</w:t>
+            </w:r>
+          </w:p>
+        </w:tc>
+        <w:tc>
+          <w:tcPr>
+            <w:tcW w:type="dxa" w:w="2608"/>
+            <w:shd w:val="clear" w:color="auto" w:fill="F2F5FA"/>
+            <w:vAlign w:val="center"/>
+          </w:tcPr>
+          <w:p>
+            <w:pPr>
+              <w:spacing w:after="0"/>
+            </w:pPr>
+            <w:r>
+              <w:rPr>
+                <w:rFonts w:ascii="游ゴシック" w:hAnsi="游ゴシック" w:eastAsia="游ゴシック"/>
+                <w:b w:val="0"/>
+                <w:sz w:val="16"/>
+              </w:rPr>
+              <w:t>認知症基本法の条文ほか認知症施策の根拠資料のご提供</w:t>
+            </w:r>
+          </w:p>
+        </w:tc>
+        <w:tc>
+          <w:tcPr>
+            <w:tcW w:type="dxa" w:w="4649"/>
+            <w:shd w:val="clear" w:color="auto" w:fill="F2F5FA"/>
+            <w:vAlign w:val="center"/>
+          </w:tcPr>
+          <w:p>
+            <w:pPr>
+              <w:spacing w:after="0"/>
+            </w:pPr>
+            <w:r>
+              <w:rPr>
+                <w:rFonts w:ascii="游ゴシック" w:hAnsi="游ゴシック" w:eastAsia="游ゴシック"/>
+                <w:b w:val="0"/>
+                <w:sz w:val="16"/>
+              </w:rPr>
+              <w:t>認知症基本法の条文を受領していないため、計画素案には条番号のみを書き項番号は書いていない</w:t>
+            </w:r>
+          </w:p>
+        </w:tc>
+        <w:tc>
+          <w:tcPr>
+            <w:tcW w:type="dxa" w:w="1701"/>
+            <w:shd w:val="clear" w:color="auto" w:fill="F2F5FA"/>
+            <w:vAlign w:val="center"/>
+          </w:tcPr>
+          <w:p>
+            <w:pPr>
+              <w:spacing w:after="0"/>
+            </w:pPr>
+            <w:r>
+              <w:rPr>
+                <w:rFonts w:ascii="游ゴシック" w:hAnsi="游ゴシック" w:eastAsia="游ゴシック"/>
+                <w:b w:val="0"/>
+                <w:sz w:val="16"/>
+              </w:rPr>
+              <w:t>第1章第2節・第8節</w:t>
+            </w:r>
+          </w:p>
+        </w:tc>
+      </w:tr>
+      <w:tr>
+        <w:trPr>
+          <w:cantSplit/>
+        </w:trPr>
+        <w:tc>
+          <w:tcPr>
+            <w:tcW w:type="dxa" w:w="794"/>
+            <w:vAlign w:val="center"/>
+          </w:tcPr>
+          <w:p>
+            <w:pPr>
+              <w:spacing w:after="0"/>
+              <w:jc w:val="center"/>
+            </w:pPr>
+            <w:r>
+              <w:rPr>
+                <w:rFonts w:ascii="游ゴシック" w:hAnsi="游ゴシック" w:eastAsia="游ゴシック"/>
+                <w:b w:val="0"/>
+                <w:sz w:val="16"/>
+              </w:rPr>
+              <w:t>No.1</w:t>
+            </w:r>
+          </w:p>
+        </w:tc>
+        <w:tc>
+          <w:tcPr>
+            <w:tcW w:type="dxa" w:w="2608"/>
+            <w:vAlign w:val="center"/>
+          </w:tcPr>
+          <w:p>
+            <w:pPr>
+              <w:spacing w:after="0"/>
+            </w:pPr>
+            <w:r>
+              <w:rPr>
+                <w:rFonts w:ascii="游ゴシック" w:hAnsi="游ゴシック" w:eastAsia="游ゴシック"/>
+                <w:b w:val="0"/>
+                <w:sz w:val="16"/>
+              </w:rPr>
+              <w:t>特別地域加算の対象地域告示</w:t>
+            </w:r>
+          </w:p>
+        </w:tc>
+        <w:tc>
+          <w:tcPr>
+            <w:tcW w:type="dxa" w:w="4649"/>
+            <w:vAlign w:val="center"/>
+          </w:tcPr>
+          <w:p>
+            <w:pPr>
+              <w:spacing w:after="0"/>
+            </w:pPr>
+            <w:r>
+              <w:rPr>
+                <w:rFonts w:ascii="游ゴシック" w:hAnsi="游ゴシック" w:eastAsia="游ゴシック"/>
+                <w:b w:val="0"/>
+                <w:sz w:val="16"/>
+              </w:rPr>
+              <w:t>特別地域加算の対象地域の告示を確認できていないため、特定地域の基準①に該当するかどうかの判定は行わず［要確認］のまま残した</w:t>
+            </w:r>
+          </w:p>
+        </w:tc>
+        <w:tc>
+          <w:tcPr>
+            <w:tcW w:type="dxa" w:w="1701"/>
+            <w:vAlign w:val="center"/>
+          </w:tcPr>
+          <w:p>
+            <w:pPr>
+              <w:spacing w:after="0"/>
+            </w:pPr>
+            <w:r>
+              <w:rPr>
+                <w:rFonts w:ascii="游ゴシック" w:hAnsi="游ゴシック" w:eastAsia="游ゴシック"/>
+                <w:b w:val="0"/>
+                <w:sz w:val="16"/>
+              </w:rPr>
+              <w:t>第1章第9節1</w:t>
+            </w:r>
+          </w:p>
+        </w:tc>
+      </w:tr>
+      <w:tr>
+        <w:trPr>
+          <w:cantSplit/>
+        </w:trPr>
+        <w:tc>
+          <w:tcPr>
+            <w:tcW w:type="dxa" w:w="794"/>
+            <w:shd w:val="clear" w:color="auto" w:fill="F2F5FA"/>
+            <w:vAlign w:val="center"/>
+          </w:tcPr>
+          <w:p>
+            <w:pPr>
+              <w:spacing w:after="0"/>
+              <w:jc w:val="center"/>
+            </w:pPr>
+            <w:r>
+              <w:rPr>
+                <w:rFonts w:ascii="游ゴシック" w:hAnsi="游ゴシック" w:eastAsia="游ゴシック"/>
+                <w:b w:val="0"/>
+                <w:sz w:val="16"/>
+              </w:rPr>
+              <w:t>No.3</w:t>
+            </w:r>
+          </w:p>
+        </w:tc>
+        <w:tc>
+          <w:tcPr>
+            <w:tcW w:type="dxa" w:w="2608"/>
+            <w:shd w:val="clear" w:color="auto" w:fill="F2F5FA"/>
+            <w:vAlign w:val="center"/>
+          </w:tcPr>
+          <w:p>
+            <w:pPr>
+              <w:spacing w:after="0"/>
+            </w:pPr>
+            <w:r>
+              <w:rPr>
+                <w:rFonts w:ascii="游ゴシック" w:hAnsi="游ゴシック" w:eastAsia="游ゴシック"/>
+                <w:b w:val="0"/>
+                <w:sz w:val="16"/>
+              </w:rPr>
+              <w:t>類似保険者との比較分析の対象</w:t>
+            </w:r>
+          </w:p>
+        </w:tc>
+        <w:tc>
+          <w:tcPr>
+            <w:tcW w:type="dxa" w:w="4649"/>
+            <w:shd w:val="clear" w:color="auto" w:fill="F2F5FA"/>
+            <w:vAlign w:val="center"/>
+          </w:tcPr>
+          <w:p>
+            <w:pPr>
+              <w:spacing w:after="0"/>
+            </w:pPr>
+            <w:r>
+              <w:rPr>
+                <w:rFonts w:ascii="游ゴシック" w:hAnsi="游ゴシック" w:eastAsia="游ゴシック"/>
+                <w:b w:val="0"/>
+                <w:sz w:val="16"/>
+              </w:rPr>
+              <w:t>類似保険者との比較は全国・北海道・上川管内21保険者及び健康とくらしの調査の同規模保険者40団体によることとし、給付・供給面の選定条件は［要協議］のまま残した</w:t>
+            </w:r>
+          </w:p>
+        </w:tc>
+        <w:tc>
+          <w:tcPr>
+            <w:tcW w:type="dxa" w:w="1701"/>
+            <w:shd w:val="clear" w:color="auto" w:fill="F2F5FA"/>
+            <w:vAlign w:val="center"/>
+          </w:tcPr>
+          <w:p>
+            <w:pPr>
+              <w:spacing w:after="0"/>
+            </w:pPr>
+            <w:r>
+              <w:rPr>
+                <w:rFonts w:ascii="游ゴシック" w:hAnsi="游ゴシック" w:eastAsia="游ゴシック"/>
+                <w:b w:val="0"/>
+                <w:sz w:val="16"/>
+              </w:rPr>
+              <w:t>第2章第2節1</w:t>
+            </w:r>
+          </w:p>
+        </w:tc>
+      </w:tr>
+      <w:tr>
+        <w:trPr>
+          <w:cantSplit/>
+        </w:trPr>
+        <w:tc>
+          <w:tcPr>
+            <w:tcW w:type="dxa" w:w="794"/>
+            <w:vAlign w:val="center"/>
+          </w:tcPr>
+          <w:p>
+            <w:pPr>
+              <w:spacing w:after="0"/>
+              <w:jc w:val="center"/>
+            </w:pPr>
+            <w:r>
+              <w:rPr>
+                <w:rFonts w:ascii="游ゴシック" w:hAnsi="游ゴシック" w:eastAsia="游ゴシック"/>
+                <w:b w:val="0"/>
+                <w:sz w:val="16"/>
+              </w:rPr>
+              <w:t>No.4</w:t>
+            </w:r>
+          </w:p>
+        </w:tc>
+        <w:tc>
+          <w:tcPr>
+            <w:tcW w:type="dxa" w:w="2608"/>
+            <w:vAlign w:val="center"/>
+          </w:tcPr>
+          <w:p>
+            <w:pPr>
+              <w:spacing w:after="0"/>
+            </w:pPr>
+            <w:r>
+              <w:rPr>
+                <w:rFonts w:ascii="游ゴシック" w:hAnsi="游ゴシック" w:eastAsia="游ゴシック"/>
+                <w:b w:val="0"/>
+                <w:sz w:val="16"/>
+              </w:rPr>
+              <w:t>代表KPI H07・H08・H12・H16の代理指標</w:t>
+            </w:r>
+          </w:p>
+        </w:tc>
+        <w:tc>
+          <w:tcPr>
+            <w:tcW w:type="dxa" w:w="4649"/>
+            <w:vAlign w:val="center"/>
+          </w:tcPr>
+          <w:p>
+            <w:pPr>
+              <w:spacing w:after="0"/>
+            </w:pPr>
+            <w:r>
+              <w:rPr>
+                <w:rFonts w:ascii="游ゴシック" w:hAnsi="游ゴシック" w:eastAsia="游ゴシック"/>
+                <w:b w:val="0"/>
+                <w:sz w:val="16"/>
+              </w:rPr>
+              <w:t>代表KPI H07・H08・H12・H16は代理指標へ振り替え、振替後の定義・基準値・留意点を掲げた</w:t>
+            </w:r>
+          </w:p>
+        </w:tc>
+        <w:tc>
+          <w:tcPr>
+            <w:tcW w:type="dxa" w:w="1701"/>
+            <w:vAlign w:val="center"/>
+          </w:tcPr>
+          <w:p>
+            <w:pPr>
+              <w:spacing w:after="0"/>
+            </w:pPr>
+            <w:r>
+              <w:rPr>
+                <w:rFonts w:ascii="游ゴシック" w:hAnsi="游ゴシック" w:eastAsia="游ゴシック"/>
+                <w:b w:val="0"/>
+                <w:sz w:val="16"/>
+              </w:rPr>
+              <w:t>第4章第3節・資料1</w:t>
+            </w:r>
+          </w:p>
+        </w:tc>
+      </w:tr>
+      <w:tr>
+        <w:trPr>
+          <w:cantSplit/>
+        </w:trPr>
+        <w:tc>
+          <w:tcPr>
+            <w:tcW w:type="dxa" w:w="794"/>
+            <w:shd w:val="clear" w:color="auto" w:fill="F2F5FA"/>
+            <w:vAlign w:val="center"/>
+          </w:tcPr>
+          <w:p>
+            <w:pPr>
+              <w:spacing w:after="0"/>
+              <w:jc w:val="center"/>
+            </w:pPr>
+            <w:r>
+              <w:rPr>
+                <w:rFonts w:ascii="游ゴシック" w:hAnsi="游ゴシック" w:eastAsia="游ゴシック"/>
+                <w:b w:val="0"/>
+                <w:sz w:val="16"/>
+              </w:rPr>
+              <w:t>No.5</w:t>
+            </w:r>
+          </w:p>
+        </w:tc>
+        <w:tc>
+          <w:tcPr>
+            <w:tcW w:type="dxa" w:w="2608"/>
+            <w:shd w:val="clear" w:color="auto" w:fill="F2F5FA"/>
+            <w:vAlign w:val="center"/>
+          </w:tcPr>
+          <w:p>
+            <w:pPr>
+              <w:spacing w:after="0"/>
+            </w:pPr>
+            <w:r>
+              <w:rPr>
+                <w:rFonts w:ascii="游ゴシック" w:hAnsi="游ゴシック" w:eastAsia="游ゴシック"/>
+                <w:b w:val="0"/>
+                <w:sz w:val="16"/>
+              </w:rPr>
+              <w:t>第9期の施策・事業実績</w:t>
+            </w:r>
+          </w:p>
+        </w:tc>
+        <w:tc>
+          <w:tcPr>
+            <w:tcW w:type="dxa" w:w="4649"/>
+            <w:shd w:val="clear" w:color="auto" w:fill="F2F5FA"/>
+            <w:vAlign w:val="center"/>
+          </w:tcPr>
+          <w:p>
+            <w:pPr>
+              <w:spacing w:after="0"/>
+            </w:pPr>
+            <w:r>
+              <w:rPr>
+                <w:rFonts w:ascii="游ゴシック" w:hAnsi="游ゴシック" w:eastAsia="游ゴシック"/>
+                <w:b w:val="0"/>
+                <w:sz w:val="16"/>
+              </w:rPr>
+              <w:t>第9期の施策・事業実績の提供を受けられない間は、公表資料（交付金の評価結果・総合事業の実施状況に関する調査・年報）により評価する旨を注に明示した</w:t>
+            </w:r>
+          </w:p>
+        </w:tc>
+        <w:tc>
+          <w:tcPr>
+            <w:tcW w:type="dxa" w:w="1701"/>
+            <w:shd w:val="clear" w:color="auto" w:fill="F2F5FA"/>
+            <w:vAlign w:val="center"/>
+          </w:tcPr>
+          <w:p>
+            <w:pPr>
+              <w:spacing w:after="0"/>
+            </w:pPr>
+            <w:r>
+              <w:rPr>
+                <w:rFonts w:ascii="游ゴシック" w:hAnsi="游ゴシック" w:eastAsia="游ゴシック"/>
+                <w:b w:val="0"/>
+                <w:sz w:val="16"/>
+              </w:rPr>
+              <w:t>第3章第2節</w:t>
+            </w:r>
+          </w:p>
+        </w:tc>
+      </w:tr>
+      <w:tr>
+        <w:trPr>
+          <w:cantSplit/>
+        </w:trPr>
+        <w:tc>
+          <w:tcPr>
+            <w:tcW w:type="dxa" w:w="794"/>
+            <w:vAlign w:val="center"/>
+          </w:tcPr>
+          <w:p>
+            <w:pPr>
+              <w:spacing w:after="0"/>
+              <w:jc w:val="center"/>
+            </w:pPr>
+            <w:r>
+              <w:rPr>
+                <w:rFonts w:ascii="游ゴシック" w:hAnsi="游ゴシック" w:eastAsia="游ゴシック"/>
+                <w:b w:val="0"/>
+                <w:sz w:val="16"/>
+              </w:rPr>
+              <w:t>No.6</w:t>
+            </w:r>
+          </w:p>
+        </w:tc>
+        <w:tc>
+          <w:tcPr>
+            <w:tcW w:type="dxa" w:w="2608"/>
+            <w:vAlign w:val="center"/>
+          </w:tcPr>
+          <w:p>
+            <w:pPr>
+              <w:spacing w:after="0"/>
+            </w:pPr>
+            <w:r>
+              <w:rPr>
+                <w:rFonts w:ascii="游ゴシック" w:hAnsi="游ゴシック" w:eastAsia="游ゴシック"/>
+                <w:b w:val="0"/>
+                <w:sz w:val="16"/>
+              </w:rPr>
+              <w:t>交付金の評価調書</w:t>
+            </w:r>
+          </w:p>
+        </w:tc>
+        <w:tc>
+          <w:tcPr>
+            <w:tcW w:type="dxa" w:w="4649"/>
+            <w:vAlign w:val="center"/>
+          </w:tcPr>
+          <w:p>
+            <w:pPr>
+              <w:spacing w:after="0"/>
+            </w:pPr>
+            <w:r>
+              <w:rPr>
+                <w:rFonts w:ascii="游ゴシック" w:hAnsi="游ゴシック" w:eastAsia="游ゴシック"/>
+                <w:b w:val="0"/>
+                <w:sz w:val="16"/>
+              </w:rPr>
+              <w:t>得点が0である項目について、取組がないのか要件を満たさないのか報告していないのかは公表資料から判別できない旨を注に明示した</w:t>
+            </w:r>
+          </w:p>
+        </w:tc>
+        <w:tc>
+          <w:tcPr>
+            <w:tcW w:type="dxa" w:w="1701"/>
+            <w:vAlign w:val="center"/>
+          </w:tcPr>
+          <w:p>
+            <w:pPr>
+              <w:spacing w:after="0"/>
+            </w:pPr>
+            <w:r>
+              <w:rPr>
+                <w:rFonts w:ascii="游ゴシック" w:hAnsi="游ゴシック" w:eastAsia="游ゴシック"/>
+                <w:b w:val="0"/>
+                <w:sz w:val="16"/>
+              </w:rPr>
+              <w:t>第3章第4節</w:t>
+            </w:r>
+          </w:p>
+        </w:tc>
+      </w:tr>
+      <w:tr>
+        <w:trPr>
+          <w:cantSplit/>
+        </w:trPr>
+        <w:tc>
+          <w:tcPr>
+            <w:tcW w:type="dxa" w:w="794"/>
+            <w:shd w:val="clear" w:color="auto" w:fill="F2F5FA"/>
+            <w:vAlign w:val="center"/>
+          </w:tcPr>
+          <w:p>
+            <w:pPr>
+              <w:spacing w:after="0"/>
+              <w:jc w:val="center"/>
+            </w:pPr>
+            <w:r>
+              <w:rPr>
+                <w:rFonts w:ascii="游ゴシック" w:hAnsi="游ゴシック" w:eastAsia="游ゴシック"/>
+                <w:b w:val="0"/>
+                <w:sz w:val="16"/>
+              </w:rPr>
+              <w:t>No.8</w:t>
+            </w:r>
+          </w:p>
+        </w:tc>
+        <w:tc>
+          <w:tcPr>
+            <w:tcW w:type="dxa" w:w="2608"/>
+            <w:shd w:val="clear" w:color="auto" w:fill="F2F5FA"/>
+            <w:vAlign w:val="center"/>
+          </w:tcPr>
+          <w:p>
+            <w:pPr>
+              <w:spacing w:after="0"/>
+            </w:pPr>
+            <w:r>
+              <w:rPr>
+                <w:rFonts w:ascii="游ゴシック" w:hAnsi="游ゴシック" w:eastAsia="游ゴシック"/>
+                <w:b w:val="0"/>
+                <w:sz w:val="16"/>
+              </w:rPr>
+              <w:t>3調査の点検事項の取扱い</w:t>
+            </w:r>
+          </w:p>
+        </w:tc>
+        <w:tc>
+          <w:tcPr>
+            <w:tcW w:type="dxa" w:w="4649"/>
+            <w:shd w:val="clear" w:color="auto" w:fill="F2F5FA"/>
+            <w:vAlign w:val="center"/>
+          </w:tcPr>
+          <w:p>
+            <w:pPr>
+              <w:spacing w:after="0"/>
+            </w:pPr>
+            <w:r>
+              <w:rPr>
+                <w:rFonts w:ascii="游ゴシック" w:hAnsi="游ゴシック" w:eastAsia="游ゴシック"/>
+                <w:b w:val="0"/>
+                <w:sz w:val="16"/>
+              </w:rPr>
+              <w:t>3調査の点検事項（母数・回答の偏り・重複・未回答施設）の取扱いは当方の判定のままとし、確定していないものは［要確認］として残した</w:t>
+            </w:r>
+          </w:p>
+        </w:tc>
+        <w:tc>
+          <w:tcPr>
+            <w:tcW w:type="dxa" w:w="1701"/>
+            <w:shd w:val="clear" w:color="auto" w:fill="F2F5FA"/>
+            <w:vAlign w:val="center"/>
+          </w:tcPr>
+          <w:p>
+            <w:pPr>
+              <w:spacing w:after="0"/>
+            </w:pPr>
+            <w:r>
+              <w:rPr>
+                <w:rFonts w:ascii="游ゴシック" w:hAnsi="游ゴシック" w:eastAsia="游ゴシック"/>
+                <w:b w:val="0"/>
+                <w:sz w:val="16"/>
+              </w:rPr>
+              <w:t>第2章第5節</w:t>
+            </w:r>
+          </w:p>
+        </w:tc>
+      </w:tr>
+      <w:tr>
+        <w:trPr>
+          <w:cantSplit/>
+        </w:trPr>
+        <w:tc>
+          <w:tcPr>
+            <w:tcW w:type="dxa" w:w="794"/>
+            <w:vAlign w:val="center"/>
+          </w:tcPr>
+          <w:p>
+            <w:pPr>
+              <w:spacing w:after="0"/>
+              <w:jc w:val="center"/>
+            </w:pPr>
+            <w:r>
+              <w:rPr>
+                <w:rFonts w:ascii="游ゴシック" w:hAnsi="游ゴシック" w:eastAsia="游ゴシック"/>
+                <w:b w:val="0"/>
+                <w:sz w:val="16"/>
+              </w:rPr>
+              <w:t>No.19</w:t>
+            </w:r>
+          </w:p>
+        </w:tc>
+        <w:tc>
+          <w:tcPr>
+            <w:tcW w:type="dxa" w:w="2608"/>
+            <w:vAlign w:val="center"/>
+          </w:tcPr>
+          <w:p>
+            <w:pPr>
+              <w:spacing w:after="0"/>
+            </w:pPr>
+            <w:r>
+              <w:rPr>
+                <w:rFonts w:ascii="游ゴシック" w:hAnsi="游ゴシック" w:eastAsia="游ゴシック"/>
+                <w:b w:val="0"/>
+                <w:sz w:val="16"/>
+              </w:rPr>
+              <w:t>会議日程とパブリックコメントの期間</w:t>
+            </w:r>
+          </w:p>
+        </w:tc>
+        <w:tc>
+          <w:tcPr>
+            <w:tcW w:type="dxa" w:w="4649"/>
+            <w:vAlign w:val="center"/>
+          </w:tcPr>
+          <w:p>
+            <w:pPr>
+              <w:spacing w:after="0"/>
+            </w:pPr>
+            <w:r>
+              <w:rPr>
+                <w:rFonts w:ascii="游ゴシック" w:hAnsi="游ゴシック" w:eastAsia="游ゴシック"/>
+                <w:b w:val="0"/>
+                <w:sz w:val="16"/>
+              </w:rPr>
+              <w:t>意見公募手続は令和9年1月にウェブサイトにより2週間実施し概要版を併せて示すものとして掲げ、方法及び時期は［要協議］のまま残した</w:t>
+            </w:r>
+          </w:p>
+        </w:tc>
+        <w:tc>
+          <w:tcPr>
+            <w:tcW w:type="dxa" w:w="1701"/>
+            <w:vAlign w:val="center"/>
+          </w:tcPr>
+          <w:p>
+            <w:pPr>
+              <w:spacing w:after="0"/>
+            </w:pPr>
+            <w:r>
+              <w:rPr>
+                <w:rFonts w:ascii="游ゴシック" w:hAnsi="游ゴシック" w:eastAsia="游ゴシック"/>
+                <w:b w:val="0"/>
+                <w:sz w:val="16"/>
+              </w:rPr>
+              <w:t>第1章第5節</w:t>
+            </w:r>
+          </w:p>
+        </w:tc>
+      </w:tr>
+      <w:tr>
+        <w:trPr>
+          <w:cantSplit/>
+        </w:trPr>
+        <w:tc>
+          <w:tcPr>
+            <w:tcW w:type="dxa" w:w="794"/>
+            <w:shd w:val="clear" w:color="auto" w:fill="F2F5FA"/>
+            <w:vAlign w:val="center"/>
+          </w:tcPr>
+          <w:p>
+            <w:pPr>
+              <w:spacing w:after="0"/>
+              <w:jc w:val="center"/>
+            </w:pPr>
+            <w:r>
+              <w:rPr>
+                <w:rFonts w:ascii="游ゴシック" w:hAnsi="游ゴシック" w:eastAsia="游ゴシック"/>
+                <w:b w:val="0"/>
+                <w:sz w:val="16"/>
+              </w:rPr>
+              <w:t>No.42</w:t>
+            </w:r>
+          </w:p>
+        </w:tc>
+        <w:tc>
+          <w:tcPr>
+            <w:tcW w:type="dxa" w:w="2608"/>
+            <w:shd w:val="clear" w:color="auto" w:fill="F2F5FA"/>
+            <w:vAlign w:val="center"/>
+          </w:tcPr>
+          <w:p>
+            <w:pPr>
+              <w:spacing w:after="0"/>
+            </w:pPr>
+            <w:r>
+              <w:rPr>
+                <w:rFonts w:ascii="游ゴシック" w:hAnsi="游ゴシック" w:eastAsia="游ゴシック"/>
+                <w:b w:val="0"/>
+                <w:sz w:val="16"/>
+              </w:rPr>
+              <w:t>キックオフ会議資料への工程表の反映</w:t>
+            </w:r>
+          </w:p>
+        </w:tc>
+        <w:tc>
+          <w:tcPr>
+            <w:tcW w:type="dxa" w:w="4649"/>
+            <w:shd w:val="clear" w:color="auto" w:fill="F2F5FA"/>
+            <w:vAlign w:val="center"/>
+          </w:tcPr>
+          <w:p>
+            <w:pPr>
+              <w:spacing w:after="0"/>
+            </w:pPr>
+            <w:r>
+              <w:rPr>
+                <w:rFonts w:ascii="游ゴシック" w:hAnsi="游ゴシック" w:eastAsia="游ゴシック"/>
+                <w:b w:val="0"/>
+                <w:sz w:val="16"/>
+              </w:rPr>
+              <w:t>キックオフ会議資料の工程表は現行のまま進めた</w:t>
             </w:r>
           </w:p>
         </w:tc>

--- a/output/第10期計画_3町合同意見交換会資料.docx
+++ b/output/第10期計画_3町合同意見交換会資料.docx
@@ -14999,7 +14999,7 @@
           <w:b/>
           <w:sz w:val="22"/>
         </w:rPr>
-        <w:t>6　受託者が仮置きにより進めた事項（78件）</w:t>
+        <w:t>6　受託者が仮置きにより進めた事項（164件）</w:t>
       </w:r>
     </w:p>
     <w:p>
@@ -21719,6 +21719,7230 @@
                 <w:sz w:val="16"/>
               </w:rPr>
               <w:t>―</w:t>
+            </w:r>
+          </w:p>
+        </w:tc>
+      </w:tr>
+      <w:tr>
+        <w:trPr>
+          <w:cantSplit/>
+        </w:trPr>
+        <w:tc>
+          <w:tcPr>
+            <w:tcW w:type="dxa" w:w="794"/>
+            <w:vAlign w:val="center"/>
+          </w:tcPr>
+          <w:p>
+            <w:pPr>
+              <w:spacing w:after="0"/>
+              <w:jc w:val="center"/>
+            </w:pPr>
+            <w:r>
+              <w:rPr>
+                <w:rFonts w:ascii="游ゴシック" w:hAnsi="游ゴシック" w:eastAsia="游ゴシック"/>
+                <w:b w:val="0"/>
+                <w:sz w:val="16"/>
+              </w:rPr>
+              <w:t>No.9</w:t>
+            </w:r>
+          </w:p>
+        </w:tc>
+        <w:tc>
+          <w:tcPr>
+            <w:tcW w:type="dxa" w:w="2608"/>
+            <w:vAlign w:val="center"/>
+          </w:tcPr>
+          <w:p>
+            <w:pPr>
+              <w:spacing w:after="0"/>
+            </w:pPr>
+            <w:r>
+              <w:rPr>
+                <w:rFonts w:ascii="游ゴシック" w:hAnsi="游ゴシック" w:eastAsia="游ゴシック"/>
+                <w:b w:val="0"/>
+                <w:sz w:val="16"/>
+              </w:rPr>
+              <w:t>調査の対象者範囲と回収率</w:t>
+            </w:r>
+          </w:p>
+        </w:tc>
+        <w:tc>
+          <w:tcPr>
+            <w:tcW w:type="dxa" w:w="4649"/>
+            <w:vAlign w:val="center"/>
+          </w:tcPr>
+          <w:p>
+            <w:pPr>
+              <w:spacing w:after="0"/>
+            </w:pPr>
+            <w:r>
+              <w:rPr>
+                <w:rFonts w:ascii="游ゴシック" w:hAnsi="游ゴシック" w:eastAsia="游ゴシック"/>
+                <w:b w:val="0"/>
+                <w:sz w:val="16"/>
+              </w:rPr>
+              <w:t>現に収録している対象者の範囲及び回収率によることとし、設問ごとに分母が異なることを注に明示した</w:t>
+            </w:r>
+          </w:p>
+        </w:tc>
+        <w:tc>
+          <w:tcPr>
+            <w:tcW w:type="dxa" w:w="1701"/>
+            <w:vAlign w:val="center"/>
+          </w:tcPr>
+          <w:p>
+            <w:pPr>
+              <w:spacing w:after="0"/>
+            </w:pPr>
+            <w:r>
+              <w:rPr>
+                <w:rFonts w:ascii="游ゴシック" w:hAnsi="游ゴシック" w:eastAsia="游ゴシック"/>
+                <w:b w:val="0"/>
+                <w:sz w:val="16"/>
+              </w:rPr>
+              <w:t>第2章第4節</w:t>
+            </w:r>
+          </w:p>
+        </w:tc>
+      </w:tr>
+      <w:tr>
+        <w:trPr>
+          <w:cantSplit/>
+        </w:trPr>
+        <w:tc>
+          <w:tcPr>
+            <w:tcW w:type="dxa" w:w="794"/>
+            <w:shd w:val="clear" w:color="auto" w:fill="F2F5FA"/>
+            <w:vAlign w:val="center"/>
+          </w:tcPr>
+          <w:p>
+            <w:pPr>
+              <w:spacing w:after="0"/>
+              <w:jc w:val="center"/>
+            </w:pPr>
+            <w:r>
+              <w:rPr>
+                <w:rFonts w:ascii="游ゴシック" w:hAnsi="游ゴシック" w:eastAsia="游ゴシック"/>
+                <w:b w:val="0"/>
+                <w:sz w:val="16"/>
+              </w:rPr>
+              <w:t>No.10</w:t>
+            </w:r>
+          </w:p>
+        </w:tc>
+        <w:tc>
+          <w:tcPr>
+            <w:tcW w:type="dxa" w:w="2608"/>
+            <w:shd w:val="clear" w:color="auto" w:fill="F2F5FA"/>
+            <w:vAlign w:val="center"/>
+          </w:tcPr>
+          <w:p>
+            <w:pPr>
+              <w:spacing w:after="0"/>
+            </w:pPr>
+            <w:r>
+              <w:rPr>
+                <w:rFonts w:ascii="游ゴシック" w:hAnsi="游ゴシック" w:eastAsia="游ゴシック"/>
+                <w:b w:val="0"/>
+                <w:sz w:val="16"/>
+              </w:rPr>
+              <w:t>介護人材実態調査の採用者数・退職者数</w:t>
+            </w:r>
+          </w:p>
+        </w:tc>
+        <w:tc>
+          <w:tcPr>
+            <w:tcW w:type="dxa" w:w="4649"/>
+            <w:shd w:val="clear" w:color="auto" w:fill="F2F5FA"/>
+            <w:vAlign w:val="center"/>
+          </w:tcPr>
+          <w:p>
+            <w:pPr>
+              <w:spacing w:after="0"/>
+            </w:pPr>
+            <w:r>
+              <w:rPr>
+                <w:rFonts w:ascii="游ゴシック" w:hAnsi="游ゴシック" w:eastAsia="游ゴシック"/>
+                <w:b w:val="0"/>
+                <w:sz w:val="16"/>
+              </w:rPr>
+              <w:t>採用83人・離職65人（同一法人の重複を除いた値）によることとし、代表KPI H14は各年9月30日現在の在籍者数を確認できないため未算定のままとした</w:t>
+            </w:r>
+          </w:p>
+        </w:tc>
+        <w:tc>
+          <w:tcPr>
+            <w:tcW w:type="dxa" w:w="1701"/>
+            <w:shd w:val="clear" w:color="auto" w:fill="F2F5FA"/>
+            <w:vAlign w:val="center"/>
+          </w:tcPr>
+          <w:p>
+            <w:pPr>
+              <w:spacing w:after="0"/>
+            </w:pPr>
+            <w:r>
+              <w:rPr>
+                <w:rFonts w:ascii="游ゴシック" w:hAnsi="游ゴシック" w:eastAsia="游ゴシック"/>
+                <w:b w:val="0"/>
+                <w:sz w:val="16"/>
+              </w:rPr>
+              <w:t>第2章第6節・第4章第3節</w:t>
+            </w:r>
+          </w:p>
+        </w:tc>
+      </w:tr>
+      <w:tr>
+        <w:trPr>
+          <w:cantSplit/>
+        </w:trPr>
+        <w:tc>
+          <w:tcPr>
+            <w:tcW w:type="dxa" w:w="794"/>
+            <w:vAlign w:val="center"/>
+          </w:tcPr>
+          <w:p>
+            <w:pPr>
+              <w:spacing w:after="0"/>
+              <w:jc w:val="center"/>
+            </w:pPr>
+            <w:r>
+              <w:rPr>
+                <w:rFonts w:ascii="游ゴシック" w:hAnsi="游ゴシック" w:eastAsia="游ゴシック"/>
+                <w:b w:val="0"/>
+                <w:sz w:val="16"/>
+              </w:rPr>
+              <w:t>No.11</w:t>
+            </w:r>
+          </w:p>
+        </w:tc>
+        <w:tc>
+          <w:tcPr>
+            <w:tcW w:type="dxa" w:w="2608"/>
+            <w:vAlign w:val="center"/>
+          </w:tcPr>
+          <w:p>
+            <w:pPr>
+              <w:spacing w:after="0"/>
+            </w:pPr>
+            <w:r>
+              <w:rPr>
+                <w:rFonts w:ascii="游ゴシック" w:hAnsi="游ゴシック" w:eastAsia="游ゴシック"/>
+                <w:b w:val="0"/>
+                <w:sz w:val="16"/>
+              </w:rPr>
+              <w:t>町別の人口・世帯データ</w:t>
+            </w:r>
+          </w:p>
+        </w:tc>
+        <w:tc>
+          <w:tcPr>
+            <w:tcW w:type="dxa" w:w="4649"/>
+            <w:vAlign w:val="center"/>
+          </w:tcPr>
+          <w:p>
+            <w:pPr>
+              <w:spacing w:after="0"/>
+            </w:pPr>
+            <w:r>
+              <w:rPr>
+                <w:rFonts w:ascii="游ゴシック" w:hAnsi="游ゴシック" w:eastAsia="游ゴシック"/>
+                <w:b w:val="0"/>
+                <w:sz w:val="16"/>
+              </w:rPr>
+              <w:t>町別・年齢4区分別の人口は令和5年までの各年10月1日現在の値であり、令和6年以降の趨勢は公表されている各年1月1日現在の値による（時点が9か月異なるため同じ系列としてつなげていない）旨を注に明示した</w:t>
+            </w:r>
+          </w:p>
+        </w:tc>
+        <w:tc>
+          <w:tcPr>
+            <w:tcW w:type="dxa" w:w="1701"/>
+            <w:vAlign w:val="center"/>
+          </w:tcPr>
+          <w:p>
+            <w:pPr>
+              <w:spacing w:after="0"/>
+            </w:pPr>
+            <w:r>
+              <w:rPr>
+                <w:rFonts w:ascii="游ゴシック" w:hAnsi="游ゴシック" w:eastAsia="游ゴシック"/>
+                <w:b w:val="0"/>
+                <w:sz w:val="16"/>
+              </w:rPr>
+              <w:t>第2章第1節</w:t>
+            </w:r>
+          </w:p>
+        </w:tc>
+      </w:tr>
+      <w:tr>
+        <w:trPr>
+          <w:cantSplit/>
+        </w:trPr>
+        <w:tc>
+          <w:tcPr>
+            <w:tcW w:type="dxa" w:w="794"/>
+            <w:shd w:val="clear" w:color="auto" w:fill="F2F5FA"/>
+            <w:vAlign w:val="center"/>
+          </w:tcPr>
+          <w:p>
+            <w:pPr>
+              <w:spacing w:after="0"/>
+              <w:jc w:val="center"/>
+            </w:pPr>
+            <w:r>
+              <w:rPr>
+                <w:rFonts w:ascii="游ゴシック" w:hAnsi="游ゴシック" w:eastAsia="游ゴシック"/>
+                <w:b w:val="0"/>
+                <w:sz w:val="16"/>
+              </w:rPr>
+              <w:t>No.12</w:t>
+            </w:r>
+          </w:p>
+        </w:tc>
+        <w:tc>
+          <w:tcPr>
+            <w:tcW w:type="dxa" w:w="2608"/>
+            <w:shd w:val="clear" w:color="auto" w:fill="F2F5FA"/>
+            <w:vAlign w:val="center"/>
+          </w:tcPr>
+          <w:p>
+            <w:pPr>
+              <w:spacing w:after="0"/>
+            </w:pPr>
+            <w:r>
+              <w:rPr>
+                <w:rFonts w:ascii="游ゴシック" w:hAnsi="游ゴシック" w:eastAsia="游ゴシック"/>
+                <w:b w:val="0"/>
+                <w:sz w:val="16"/>
+              </w:rPr>
+              <w:t>日常生活圏域別のデータ</w:t>
+            </w:r>
+          </w:p>
+        </w:tc>
+        <w:tc>
+          <w:tcPr>
+            <w:tcW w:type="dxa" w:w="4649"/>
+            <w:shd w:val="clear" w:color="auto" w:fill="F2F5FA"/>
+            <w:vAlign w:val="center"/>
+          </w:tcPr>
+          <w:p>
+            <w:pPr>
+              <w:spacing w:after="0"/>
+            </w:pPr>
+            <w:r>
+              <w:rPr>
+                <w:rFonts w:ascii="游ゴシック" w:hAnsi="游ゴシック" w:eastAsia="游ゴシック"/>
+                <w:b w:val="0"/>
+                <w:sz w:val="16"/>
+              </w:rPr>
+              <w:t>基盤整備単位は3町（3圏域）とする案のままとし、圏域別の値は第9期計画による令和5年10月1日現在であること及び小学校区と6圏域の対応が確定していないことを注に明示した</w:t>
+            </w:r>
+          </w:p>
+        </w:tc>
+        <w:tc>
+          <w:tcPr>
+            <w:tcW w:type="dxa" w:w="1701"/>
+            <w:shd w:val="clear" w:color="auto" w:fill="F2F5FA"/>
+            <w:vAlign w:val="center"/>
+          </w:tcPr>
+          <w:p>
+            <w:pPr>
+              <w:spacing w:after="0"/>
+            </w:pPr>
+            <w:r>
+              <w:rPr>
+                <w:rFonts w:ascii="游ゴシック" w:hAnsi="游ゴシック" w:eastAsia="游ゴシック"/>
+                <w:b w:val="0"/>
+                <w:sz w:val="16"/>
+              </w:rPr>
+              <w:t>第1章第7節</w:t>
+            </w:r>
+          </w:p>
+        </w:tc>
+      </w:tr>
+      <w:tr>
+        <w:trPr>
+          <w:cantSplit/>
+        </w:trPr>
+        <w:tc>
+          <w:tcPr>
+            <w:tcW w:type="dxa" w:w="794"/>
+            <w:vAlign w:val="center"/>
+          </w:tcPr>
+          <w:p>
+            <w:pPr>
+              <w:spacing w:after="0"/>
+              <w:jc w:val="center"/>
+            </w:pPr>
+            <w:r>
+              <w:rPr>
+                <w:rFonts w:ascii="游ゴシック" w:hAnsi="游ゴシック" w:eastAsia="游ゴシック"/>
+                <w:b w:val="0"/>
+                <w:sz w:val="16"/>
+              </w:rPr>
+              <w:t>No.18</w:t>
+            </w:r>
+          </w:p>
+        </w:tc>
+        <w:tc>
+          <w:tcPr>
+            <w:tcW w:type="dxa" w:w="2608"/>
+            <w:vAlign w:val="center"/>
+          </w:tcPr>
+          <w:p>
+            <w:pPr>
+              <w:spacing w:after="0"/>
+            </w:pPr>
+            <w:r>
+              <w:rPr>
+                <w:rFonts w:ascii="游ゴシック" w:hAnsi="游ゴシック" w:eastAsia="游ゴシック"/>
+                <w:b w:val="0"/>
+                <w:sz w:val="16"/>
+              </w:rPr>
+              <w:t>骨子案の内容の確認</w:t>
+            </w:r>
+          </w:p>
+        </w:tc>
+        <w:tc>
+          <w:tcPr>
+            <w:tcW w:type="dxa" w:w="4649"/>
+            <w:vAlign w:val="center"/>
+          </w:tcPr>
+          <w:p>
+            <w:pPr>
+              <w:spacing w:after="0"/>
+            </w:pPr>
+            <w:r>
+              <w:rPr>
+                <w:rFonts w:ascii="游ゴシック" w:hAnsi="游ゴシック" w:eastAsia="游ゴシック"/>
+                <w:b w:val="0"/>
+                <w:sz w:val="16"/>
+              </w:rPr>
+              <w:t>骨子案は提出した内容のままとした</w:t>
+            </w:r>
+          </w:p>
+        </w:tc>
+        <w:tc>
+          <w:tcPr>
+            <w:tcW w:type="dxa" w:w="1701"/>
+            <w:vAlign w:val="center"/>
+          </w:tcPr>
+          <w:p>
+            <w:pPr>
+              <w:spacing w:after="0"/>
+            </w:pPr>
+            <w:r>
+              <w:rPr>
+                <w:rFonts w:ascii="游ゴシック" w:hAnsi="游ゴシック" w:eastAsia="游ゴシック"/>
+                <w:b w:val="0"/>
+                <w:sz w:val="16"/>
+              </w:rPr>
+              <w:t>―</w:t>
+            </w:r>
+          </w:p>
+        </w:tc>
+      </w:tr>
+      <w:tr>
+        <w:trPr>
+          <w:cantSplit/>
+        </w:trPr>
+        <w:tc>
+          <w:tcPr>
+            <w:tcW w:type="dxa" w:w="794"/>
+            <w:shd w:val="clear" w:color="auto" w:fill="F2F5FA"/>
+            <w:vAlign w:val="center"/>
+          </w:tcPr>
+          <w:p>
+            <w:pPr>
+              <w:spacing w:after="0"/>
+              <w:jc w:val="center"/>
+            </w:pPr>
+            <w:r>
+              <w:rPr>
+                <w:rFonts w:ascii="游ゴシック" w:hAnsi="游ゴシック" w:eastAsia="游ゴシック"/>
+                <w:b w:val="0"/>
+                <w:sz w:val="16"/>
+              </w:rPr>
+              <w:t>No.22</w:t>
+            </w:r>
+          </w:p>
+        </w:tc>
+        <w:tc>
+          <w:tcPr>
+            <w:tcW w:type="dxa" w:w="2608"/>
+            <w:shd w:val="clear" w:color="auto" w:fill="F2F5FA"/>
+            <w:vAlign w:val="center"/>
+          </w:tcPr>
+          <w:p>
+            <w:pPr>
+              <w:spacing w:after="0"/>
+            </w:pPr>
+            <w:r>
+              <w:rPr>
+                <w:rFonts w:ascii="游ゴシック" w:hAnsi="游ゴシック" w:eastAsia="游ゴシック"/>
+                <w:b w:val="0"/>
+                <w:sz w:val="16"/>
+              </w:rPr>
+              <w:t>北海道の評価指標の読替えの考え方</w:t>
+            </w:r>
+          </w:p>
+        </w:tc>
+        <w:tc>
+          <w:tcPr>
+            <w:tcW w:type="dxa" w:w="4649"/>
+            <w:shd w:val="clear" w:color="auto" w:fill="F2F5FA"/>
+            <w:vAlign w:val="center"/>
+          </w:tcPr>
+          <w:p>
+            <w:pPr>
+              <w:spacing w:after="0"/>
+            </w:pPr>
+            <w:r>
+              <w:rPr>
+                <w:rFonts w:ascii="游ゴシック" w:hAnsi="游ゴシック" w:eastAsia="游ゴシック"/>
+                <w:b w:val="0"/>
+                <w:sz w:val="16"/>
+              </w:rPr>
+              <w:t>北海道の評価指標のうち市町村数を単位とするものの読替えは当方の整理によることとし（読替えの方法は第8節の表）、考え方が示された場合は改める旨を第6節の注に明示した</w:t>
+            </w:r>
+          </w:p>
+        </w:tc>
+        <w:tc>
+          <w:tcPr>
+            <w:tcW w:type="dxa" w:w="1701"/>
+            <w:shd w:val="clear" w:color="auto" w:fill="F2F5FA"/>
+            <w:vAlign w:val="center"/>
+          </w:tcPr>
+          <w:p>
+            <w:pPr>
+              <w:spacing w:after="0"/>
+            </w:pPr>
+            <w:r>
+              <w:rPr>
+                <w:rFonts w:ascii="游ゴシック" w:hAnsi="游ゴシック" w:eastAsia="游ゴシック"/>
+                <w:b w:val="0"/>
+                <w:sz w:val="16"/>
+              </w:rPr>
+              <w:t>第1章第6節・第8節</w:t>
+            </w:r>
+          </w:p>
+        </w:tc>
+      </w:tr>
+      <w:tr>
+        <w:trPr>
+          <w:cantSplit/>
+        </w:trPr>
+        <w:tc>
+          <w:tcPr>
+            <w:tcW w:type="dxa" w:w="794"/>
+            <w:vAlign w:val="center"/>
+          </w:tcPr>
+          <w:p>
+            <w:pPr>
+              <w:spacing w:after="0"/>
+              <w:jc w:val="center"/>
+            </w:pPr>
+            <w:r>
+              <w:rPr>
+                <w:rFonts w:ascii="游ゴシック" w:hAnsi="游ゴシック" w:eastAsia="游ゴシック"/>
+                <w:b w:val="0"/>
+                <w:sz w:val="16"/>
+              </w:rPr>
+              <w:t>No.27</w:t>
+            </w:r>
+          </w:p>
+        </w:tc>
+        <w:tc>
+          <w:tcPr>
+            <w:tcW w:type="dxa" w:w="2608"/>
+            <w:vAlign w:val="center"/>
+          </w:tcPr>
+          <w:p>
+            <w:pPr>
+              <w:spacing w:after="0"/>
+            </w:pPr>
+            <w:r>
+              <w:rPr>
+                <w:rFonts w:ascii="游ゴシック" w:hAnsi="游ゴシック" w:eastAsia="游ゴシック"/>
+                <w:b w:val="0"/>
+                <w:sz w:val="16"/>
+              </w:rPr>
+              <w:t>令和4年度 健康とくらしの調査の集計表</w:t>
+            </w:r>
+          </w:p>
+        </w:tc>
+        <w:tc>
+          <w:tcPr>
+            <w:tcW w:type="dxa" w:w="4649"/>
+            <w:vAlign w:val="center"/>
+          </w:tcPr>
+          <w:p>
+            <w:pPr>
+              <w:spacing w:after="0"/>
+            </w:pPr>
+            <w:r>
+              <w:rPr>
+                <w:rFonts w:ascii="游ゴシック" w:hAnsi="游ゴシック" w:eastAsia="游ゴシック"/>
+                <w:b w:val="0"/>
+                <w:sz w:val="16"/>
+              </w:rPr>
+              <w:t>前回との比較は第9期計画の本文に掲げられた指標に限り、検定は有効回答数を約4,700として行っている旨を注に明示した</w:t>
+            </w:r>
+          </w:p>
+        </w:tc>
+        <w:tc>
+          <w:tcPr>
+            <w:tcW w:type="dxa" w:w="1701"/>
+            <w:vAlign w:val="center"/>
+          </w:tcPr>
+          <w:p>
+            <w:pPr>
+              <w:spacing w:after="0"/>
+            </w:pPr>
+            <w:r>
+              <w:rPr>
+                <w:rFonts w:ascii="游ゴシック" w:hAnsi="游ゴシック" w:eastAsia="游ゴシック"/>
+                <w:b w:val="0"/>
+                <w:sz w:val="16"/>
+              </w:rPr>
+              <w:t>第2章第4節</w:t>
+            </w:r>
+          </w:p>
+        </w:tc>
+      </w:tr>
+      <w:tr>
+        <w:trPr>
+          <w:cantSplit/>
+        </w:trPr>
+        <w:tc>
+          <w:tcPr>
+            <w:tcW w:type="dxa" w:w="794"/>
+            <w:shd w:val="clear" w:color="auto" w:fill="F2F5FA"/>
+            <w:vAlign w:val="center"/>
+          </w:tcPr>
+          <w:p>
+            <w:pPr>
+              <w:spacing w:after="0"/>
+              <w:jc w:val="center"/>
+            </w:pPr>
+            <w:r>
+              <w:rPr>
+                <w:rFonts w:ascii="游ゴシック" w:hAnsi="游ゴシック" w:eastAsia="游ゴシック"/>
+                <w:b w:val="0"/>
+                <w:sz w:val="16"/>
+              </w:rPr>
+              <w:t>No.28</w:t>
+            </w:r>
+          </w:p>
+        </w:tc>
+        <w:tc>
+          <w:tcPr>
+            <w:tcW w:type="dxa" w:w="2608"/>
+            <w:shd w:val="clear" w:color="auto" w:fill="F2F5FA"/>
+            <w:vAlign w:val="center"/>
+          </w:tcPr>
+          <w:p>
+            <w:pPr>
+              <w:spacing w:after="0"/>
+            </w:pPr>
+            <w:r>
+              <w:rPr>
+                <w:rFonts w:ascii="游ゴシック" w:hAnsi="游ゴシック" w:eastAsia="游ゴシック"/>
+                <w:b w:val="0"/>
+                <w:sz w:val="16"/>
+              </w:rPr>
+              <w:t>調査対象者の範囲の確認</w:t>
+            </w:r>
+          </w:p>
+        </w:tc>
+        <w:tc>
+          <w:tcPr>
+            <w:tcW w:type="dxa" w:w="4649"/>
+            <w:shd w:val="clear" w:color="auto" w:fill="F2F5FA"/>
+            <w:vAlign w:val="center"/>
+          </w:tcPr>
+          <w:p>
+            <w:pPr>
+              <w:spacing w:after="0"/>
+            </w:pPr>
+            <w:r>
+              <w:rPr>
+                <w:rFonts w:ascii="游ゴシック" w:hAnsi="游ゴシック" w:eastAsia="游ゴシック"/>
+                <w:b w:val="0"/>
+                <w:sz w:val="16"/>
+              </w:rPr>
+              <w:t>健康とくらしの調査の対象者に要支援者及び要介護者を含まないことと、他の調査と母集団が異なるため合算できないことを明示した</w:t>
+            </w:r>
+          </w:p>
+        </w:tc>
+        <w:tc>
+          <w:tcPr>
+            <w:tcW w:type="dxa" w:w="1701"/>
+            <w:shd w:val="clear" w:color="auto" w:fill="F2F5FA"/>
+            <w:vAlign w:val="center"/>
+          </w:tcPr>
+          <w:p>
+            <w:pPr>
+              <w:spacing w:after="0"/>
+            </w:pPr>
+            <w:r>
+              <w:rPr>
+                <w:rFonts w:ascii="游ゴシック" w:hAnsi="游ゴシック" w:eastAsia="游ゴシック"/>
+                <w:b w:val="0"/>
+                <w:sz w:val="16"/>
+              </w:rPr>
+              <w:t>第2章第4節</w:t>
+            </w:r>
+          </w:p>
+        </w:tc>
+      </w:tr>
+      <w:tr>
+        <w:trPr>
+          <w:cantSplit/>
+        </w:trPr>
+        <w:tc>
+          <w:tcPr>
+            <w:tcW w:type="dxa" w:w="794"/>
+            <w:vAlign w:val="center"/>
+          </w:tcPr>
+          <w:p>
+            <w:pPr>
+              <w:spacing w:after="0"/>
+              <w:jc w:val="center"/>
+            </w:pPr>
+            <w:r>
+              <w:rPr>
+                <w:rFonts w:ascii="游ゴシック" w:hAnsi="游ゴシック" w:eastAsia="游ゴシック"/>
+                <w:b w:val="0"/>
+                <w:sz w:val="16"/>
+              </w:rPr>
+              <w:t>No.38</w:t>
+            </w:r>
+          </w:p>
+        </w:tc>
+        <w:tc>
+          <w:tcPr>
+            <w:tcW w:type="dxa" w:w="2608"/>
+            <w:vAlign w:val="center"/>
+          </w:tcPr>
+          <w:p>
+            <w:pPr>
+              <w:spacing w:after="0"/>
+            </w:pPr>
+            <w:r>
+              <w:rPr>
+                <w:rFonts w:ascii="游ゴシック" w:hAnsi="游ゴシック" w:eastAsia="游ゴシック"/>
+                <w:b w:val="0"/>
+                <w:sz w:val="16"/>
+              </w:rPr>
+              <w:t>交付金評価の令和6年・令和7年調査の結果</w:t>
+            </w:r>
+          </w:p>
+        </w:tc>
+        <w:tc>
+          <w:tcPr>
+            <w:tcW w:type="dxa" w:w="4649"/>
+            <w:vAlign w:val="center"/>
+          </w:tcPr>
+          <w:p>
+            <w:pPr>
+              <w:spacing w:after="0"/>
+            </w:pPr>
+            <w:r>
+              <w:rPr>
+                <w:rFonts w:ascii="游ゴシック" w:hAnsi="游ゴシック" w:eastAsia="游ゴシック"/>
+                <w:b w:val="0"/>
+                <w:sz w:val="16"/>
+              </w:rPr>
+              <w:t>公表されている全国集計の値によることとし、令和6年度分の評価は第8期の取組を反映したものであって評価の年度と取組の年度が一致しないことを注に明示した</w:t>
+            </w:r>
+          </w:p>
+        </w:tc>
+        <w:tc>
+          <w:tcPr>
+            <w:tcW w:type="dxa" w:w="1701"/>
+            <w:vAlign w:val="center"/>
+          </w:tcPr>
+          <w:p>
+            <w:pPr>
+              <w:spacing w:after="0"/>
+            </w:pPr>
+            <w:r>
+              <w:rPr>
+                <w:rFonts w:ascii="游ゴシック" w:hAnsi="游ゴシック" w:eastAsia="游ゴシック"/>
+                <w:b w:val="0"/>
+                <w:sz w:val="16"/>
+              </w:rPr>
+              <w:t>第3章第4節</w:t>
+            </w:r>
+          </w:p>
+        </w:tc>
+      </w:tr>
+      <w:tr>
+        <w:trPr>
+          <w:cantSplit/>
+        </w:trPr>
+        <w:tc>
+          <w:tcPr>
+            <w:tcW w:type="dxa" w:w="794"/>
+            <w:shd w:val="clear" w:color="auto" w:fill="F2F5FA"/>
+            <w:vAlign w:val="center"/>
+          </w:tcPr>
+          <w:p>
+            <w:pPr>
+              <w:spacing w:after="0"/>
+              <w:jc w:val="center"/>
+            </w:pPr>
+            <w:r>
+              <w:rPr>
+                <w:rFonts w:ascii="游ゴシック" w:hAnsi="游ゴシック" w:eastAsia="游ゴシック"/>
+                <w:b w:val="0"/>
+                <w:sz w:val="16"/>
+              </w:rPr>
+              <w:t>No.46</w:t>
+            </w:r>
+          </w:p>
+        </w:tc>
+        <w:tc>
+          <w:tcPr>
+            <w:tcW w:type="dxa" w:w="2608"/>
+            <w:shd w:val="clear" w:color="auto" w:fill="F2F5FA"/>
+            <w:vAlign w:val="center"/>
+          </w:tcPr>
+          <w:p>
+            <w:pPr>
+              <w:spacing w:after="0"/>
+            </w:pPr>
+            <w:r>
+              <w:rPr>
+                <w:rFonts w:ascii="游ゴシック" w:hAnsi="游ゴシック" w:eastAsia="游ゴシック"/>
+                <w:b w:val="0"/>
+                <w:sz w:val="16"/>
+              </w:rPr>
+              <w:t>令和7年度の給付費の集計が一致しない</w:t>
+            </w:r>
+          </w:p>
+        </w:tc>
+        <w:tc>
+          <w:tcPr>
+            <w:tcW w:type="dxa" w:w="4649"/>
+            <w:shd w:val="clear" w:color="auto" w:fill="F2F5FA"/>
+            <w:vAlign w:val="center"/>
+          </w:tcPr>
+          <w:p>
+            <w:pPr>
+              <w:spacing w:after="0"/>
+            </w:pPr>
+            <w:r>
+              <w:rPr>
+                <w:rFonts w:ascii="游ゴシック" w:hAnsi="游ゴシック" w:eastAsia="游ゴシック"/>
+                <w:b w:val="0"/>
+                <w:sz w:val="16"/>
+              </w:rPr>
+              <w:t>令和8年9月25日の再提供により決着した。再提供を受けたファイルの値（3町合計と要介護度別まで円単位一致）による</w:t>
+            </w:r>
+          </w:p>
+        </w:tc>
+        <w:tc>
+          <w:tcPr>
+            <w:tcW w:type="dxa" w:w="1701"/>
+            <w:shd w:val="clear" w:color="auto" w:fill="F2F5FA"/>
+            <w:vAlign w:val="center"/>
+          </w:tcPr>
+          <w:p>
+            <w:pPr>
+              <w:spacing w:after="0"/>
+            </w:pPr>
+            <w:r>
+              <w:rPr>
+                <w:rFonts w:ascii="游ゴシック" w:hAnsi="游ゴシック" w:eastAsia="游ゴシック"/>
+                <w:b w:val="0"/>
+                <w:sz w:val="16"/>
+              </w:rPr>
+              <w:t>―</w:t>
+            </w:r>
+          </w:p>
+        </w:tc>
+      </w:tr>
+      <w:tr>
+        <w:trPr>
+          <w:cantSplit/>
+        </w:trPr>
+        <w:tc>
+          <w:tcPr>
+            <w:tcW w:type="dxa" w:w="794"/>
+            <w:vAlign w:val="center"/>
+          </w:tcPr>
+          <w:p>
+            <w:pPr>
+              <w:spacing w:after="0"/>
+              <w:jc w:val="center"/>
+            </w:pPr>
+            <w:r>
+              <w:rPr>
+                <w:rFonts w:ascii="游ゴシック" w:hAnsi="游ゴシック" w:eastAsia="游ゴシック"/>
+                <w:b w:val="0"/>
+                <w:sz w:val="16"/>
+              </w:rPr>
+              <w:t>No.47</w:t>
+            </w:r>
+          </w:p>
+        </w:tc>
+        <w:tc>
+          <w:tcPr>
+            <w:tcW w:type="dxa" w:w="2608"/>
+            <w:vAlign w:val="center"/>
+          </w:tcPr>
+          <w:p>
+            <w:pPr>
+              <w:spacing w:after="0"/>
+            </w:pPr>
+            <w:r>
+              <w:rPr>
+                <w:rFonts w:ascii="游ゴシック" w:hAnsi="游ゴシック" w:eastAsia="游ゴシック"/>
+                <w:b w:val="0"/>
+                <w:sz w:val="16"/>
+              </w:rPr>
+              <w:t>計画作成支援ツールの実績値シートの確認</w:t>
+            </w:r>
+          </w:p>
+        </w:tc>
+        <w:tc>
+          <w:tcPr>
+            <w:tcW w:type="dxa" w:w="4649"/>
+            <w:vAlign w:val="center"/>
+          </w:tcPr>
+          <w:p>
+            <w:pPr>
+              <w:spacing w:after="0"/>
+            </w:pPr>
+            <w:r>
+              <w:rPr>
+                <w:rFonts w:ascii="游ゴシック" w:hAnsi="游ゴシック" w:eastAsia="游ゴシック"/>
+                <w:b w:val="0"/>
+                <w:sz w:val="16"/>
+              </w:rPr>
+              <w:t>給付費の実績は年報及び総括表詳細（保険者単位）によることとし、計画作成支援ツールの実績値は3町を合計しても保険者単位にならないため比較のためにのみ用いる旨を注に明示した</w:t>
+            </w:r>
+          </w:p>
+        </w:tc>
+        <w:tc>
+          <w:tcPr>
+            <w:tcW w:type="dxa" w:w="1701"/>
+            <w:vAlign w:val="center"/>
+          </w:tcPr>
+          <w:p>
+            <w:pPr>
+              <w:spacing w:after="0"/>
+            </w:pPr>
+            <w:r>
+              <w:rPr>
+                <w:rFonts w:ascii="游ゴシック" w:hAnsi="游ゴシック" w:eastAsia="游ゴシック"/>
+                <w:b w:val="0"/>
+                <w:sz w:val="16"/>
+              </w:rPr>
+              <w:t>第6章第3節</w:t>
+            </w:r>
+          </w:p>
+        </w:tc>
+      </w:tr>
+      <w:tr>
+        <w:trPr>
+          <w:cantSplit/>
+        </w:trPr>
+        <w:tc>
+          <w:tcPr>
+            <w:tcW w:type="dxa" w:w="794"/>
+            <w:shd w:val="clear" w:color="auto" w:fill="F2F5FA"/>
+            <w:vAlign w:val="center"/>
+          </w:tcPr>
+          <w:p>
+            <w:pPr>
+              <w:spacing w:after="0"/>
+              <w:jc w:val="center"/>
+            </w:pPr>
+            <w:r>
+              <w:rPr>
+                <w:rFonts w:ascii="游ゴシック" w:hAnsi="游ゴシック" w:eastAsia="游ゴシック"/>
+                <w:b w:val="0"/>
+                <w:sz w:val="16"/>
+              </w:rPr>
+              <w:t>No.48</w:t>
+            </w:r>
+          </w:p>
+        </w:tc>
+        <w:tc>
+          <w:tcPr>
+            <w:tcW w:type="dxa" w:w="2608"/>
+            <w:shd w:val="clear" w:color="auto" w:fill="F2F5FA"/>
+            <w:vAlign w:val="center"/>
+          </w:tcPr>
+          <w:p>
+            <w:pPr>
+              <w:spacing w:after="0"/>
+            </w:pPr>
+            <w:r>
+              <w:rPr>
+                <w:rFonts w:ascii="游ゴシック" w:hAnsi="游ゴシック" w:eastAsia="游ゴシック"/>
+                <w:b w:val="0"/>
+                <w:sz w:val="16"/>
+              </w:rPr>
+              <w:t>総合事業の実施状況に関する調査（令和6年度）の確認</w:t>
+            </w:r>
+          </w:p>
+        </w:tc>
+        <w:tc>
+          <w:tcPr>
+            <w:tcW w:type="dxa" w:w="4649"/>
+            <w:shd w:val="clear" w:color="auto" w:fill="F2F5FA"/>
+            <w:vAlign w:val="center"/>
+          </w:tcPr>
+          <w:p>
+            <w:pPr>
+              <w:spacing w:after="0"/>
+            </w:pPr>
+            <w:r>
+              <w:rPr>
+                <w:rFonts w:ascii="游ゴシック" w:hAnsi="游ゴシック" w:eastAsia="游ゴシック"/>
+                <w:b w:val="0"/>
+                <w:sz w:val="16"/>
+              </w:rPr>
+              <w:t>収録済みの令和6年度の総合事業の実施状況に関する調査の値によることとし、参加率の分母が見える化システムのA系列であり住民基本台帳とは異なる旨を注に明示した</w:t>
+            </w:r>
+          </w:p>
+        </w:tc>
+        <w:tc>
+          <w:tcPr>
+            <w:tcW w:type="dxa" w:w="1701"/>
+            <w:shd w:val="clear" w:color="auto" w:fill="F2F5FA"/>
+            <w:vAlign w:val="center"/>
+          </w:tcPr>
+          <w:p>
+            <w:pPr>
+              <w:spacing w:after="0"/>
+            </w:pPr>
+            <w:r>
+              <w:rPr>
+                <w:rFonts w:ascii="游ゴシック" w:hAnsi="游ゴシック" w:eastAsia="游ゴシック"/>
+                <w:b w:val="0"/>
+                <w:sz w:val="16"/>
+              </w:rPr>
+              <w:t>第3章第1節・第2節</w:t>
+            </w:r>
+          </w:p>
+        </w:tc>
+      </w:tr>
+      <w:tr>
+        <w:trPr>
+          <w:cantSplit/>
+        </w:trPr>
+        <w:tc>
+          <w:tcPr>
+            <w:tcW w:type="dxa" w:w="794"/>
+            <w:vAlign w:val="center"/>
+          </w:tcPr>
+          <w:p>
+            <w:pPr>
+              <w:spacing w:after="0"/>
+              <w:jc w:val="center"/>
+            </w:pPr>
+            <w:r>
+              <w:rPr>
+                <w:rFonts w:ascii="游ゴシック" w:hAnsi="游ゴシック" w:eastAsia="游ゴシック"/>
+                <w:b w:val="0"/>
+                <w:sz w:val="16"/>
+              </w:rPr>
+              <w:t>No.50</w:t>
+            </w:r>
+          </w:p>
+        </w:tc>
+        <w:tc>
+          <w:tcPr>
+            <w:tcW w:type="dxa" w:w="2608"/>
+            <w:vAlign w:val="center"/>
+          </w:tcPr>
+          <w:p>
+            <w:pPr>
+              <w:spacing w:after="0"/>
+            </w:pPr>
+            <w:r>
+              <w:rPr>
+                <w:rFonts w:ascii="游ゴシック" w:hAnsi="游ゴシック" w:eastAsia="游ゴシック"/>
+                <w:b w:val="0"/>
+                <w:sz w:val="16"/>
+              </w:rPr>
+              <w:t>年報・月報の受領に伴う確認</w:t>
+            </w:r>
+          </w:p>
+        </w:tc>
+        <w:tc>
+          <w:tcPr>
+            <w:tcW w:type="dxa" w:w="4649"/>
+            <w:vAlign w:val="center"/>
+          </w:tcPr>
+          <w:p>
+            <w:pPr>
+              <w:spacing w:after="0"/>
+            </w:pPr>
+            <w:r>
+              <w:rPr>
+                <w:rFonts w:ascii="游ゴシック" w:hAnsi="游ゴシック" w:eastAsia="游ゴシック"/>
+                <w:b w:val="0"/>
+                <w:sz w:val="16"/>
+              </w:rPr>
+              <w:t>受領済みの年報・月報の値によることとし、重度要介護認定率の実績は見える化システムの系列による6.3％であって年報から算定すると6.38％になること（判定は変わらない）を注に明示した</w:t>
+            </w:r>
+          </w:p>
+        </w:tc>
+        <w:tc>
+          <w:tcPr>
+            <w:tcW w:type="dxa" w:w="1701"/>
+            <w:vAlign w:val="center"/>
+          </w:tcPr>
+          <w:p>
+            <w:pPr>
+              <w:spacing w:after="0"/>
+            </w:pPr>
+            <w:r>
+              <w:rPr>
+                <w:rFonts w:ascii="游ゴシック" w:hAnsi="游ゴシック" w:eastAsia="游ゴシック"/>
+                <w:b w:val="0"/>
+                <w:sz w:val="16"/>
+              </w:rPr>
+              <w:t>第3章第1節・第6章第6節</w:t>
+            </w:r>
+          </w:p>
+        </w:tc>
+      </w:tr>
+      <w:tr>
+        <w:trPr>
+          <w:cantSplit/>
+        </w:trPr>
+        <w:tc>
+          <w:tcPr>
+            <w:tcW w:type="dxa" w:w="794"/>
+            <w:shd w:val="clear" w:color="auto" w:fill="F2F5FA"/>
+            <w:vAlign w:val="center"/>
+          </w:tcPr>
+          <w:p>
+            <w:pPr>
+              <w:spacing w:after="0"/>
+              <w:jc w:val="center"/>
+            </w:pPr>
+            <w:r>
+              <w:rPr>
+                <w:rFonts w:ascii="游ゴシック" w:hAnsi="游ゴシック" w:eastAsia="游ゴシック"/>
+                <w:b w:val="0"/>
+                <w:sz w:val="16"/>
+              </w:rPr>
+              <w:t>No.51</w:t>
+            </w:r>
+          </w:p>
+        </w:tc>
+        <w:tc>
+          <w:tcPr>
+            <w:tcW w:type="dxa" w:w="2608"/>
+            <w:shd w:val="clear" w:color="auto" w:fill="F2F5FA"/>
+            <w:vAlign w:val="center"/>
+          </w:tcPr>
+          <w:p>
+            <w:pPr>
+              <w:spacing w:after="0"/>
+            </w:pPr>
+            <w:r>
+              <w:rPr>
+                <w:rFonts w:ascii="游ゴシック" w:hAnsi="游ゴシック" w:eastAsia="游ゴシック"/>
+                <w:b w:val="0"/>
+                <w:sz w:val="16"/>
+              </w:rPr>
+              <w:t>月報の値の接続のずれ（ご報告）</w:t>
+            </w:r>
+          </w:p>
+        </w:tc>
+        <w:tc>
+          <w:tcPr>
+            <w:tcW w:type="dxa" w:w="4649"/>
+            <w:shd w:val="clear" w:color="auto" w:fill="F2F5FA"/>
+            <w:vAlign w:val="center"/>
+          </w:tcPr>
+          <w:p>
+            <w:pPr>
+              <w:spacing w:after="0"/>
+            </w:pPr>
+            <w:r>
+              <w:rPr>
+                <w:rFonts w:ascii="游ゴシック" w:hAnsi="游ゴシック" w:eastAsia="游ゴシック"/>
+                <w:b w:val="0"/>
+                <w:sz w:val="16"/>
+              </w:rPr>
+              <w:t>月報の値の接続のずれは受領点検に記録として残し、計画本文には用いていない</w:t>
+            </w:r>
+          </w:p>
+        </w:tc>
+        <w:tc>
+          <w:tcPr>
+            <w:tcW w:type="dxa" w:w="1701"/>
+            <w:shd w:val="clear" w:color="auto" w:fill="F2F5FA"/>
+            <w:vAlign w:val="center"/>
+          </w:tcPr>
+          <w:p>
+            <w:pPr>
+              <w:spacing w:after="0"/>
+            </w:pPr>
+            <w:r>
+              <w:rPr>
+                <w:rFonts w:ascii="游ゴシック" w:hAnsi="游ゴシック" w:eastAsia="游ゴシック"/>
+                <w:b w:val="0"/>
+                <w:sz w:val="16"/>
+              </w:rPr>
+              <w:t>―</w:t>
+            </w:r>
+          </w:p>
+        </w:tc>
+      </w:tr>
+      <w:tr>
+        <w:trPr>
+          <w:cantSplit/>
+        </w:trPr>
+        <w:tc>
+          <w:tcPr>
+            <w:tcW w:type="dxa" w:w="794"/>
+            <w:vAlign w:val="center"/>
+          </w:tcPr>
+          <w:p>
+            <w:pPr>
+              <w:spacing w:after="0"/>
+              <w:jc w:val="center"/>
+            </w:pPr>
+            <w:r>
+              <w:rPr>
+                <w:rFonts w:ascii="游ゴシック" w:hAnsi="游ゴシック" w:eastAsia="游ゴシック"/>
+                <w:b w:val="0"/>
+                <w:sz w:val="16"/>
+              </w:rPr>
+              <w:t>No.52</w:t>
+            </w:r>
+          </w:p>
+        </w:tc>
+        <w:tc>
+          <w:tcPr>
+            <w:tcW w:type="dxa" w:w="2608"/>
+            <w:vAlign w:val="center"/>
+          </w:tcPr>
+          <w:p>
+            <w:pPr>
+              <w:spacing w:after="0"/>
+            </w:pPr>
+            <w:r>
+              <w:rPr>
+                <w:rFonts w:ascii="游ゴシック" w:hAnsi="游ゴシック" w:eastAsia="游ゴシック"/>
+                <w:b w:val="0"/>
+                <w:sz w:val="16"/>
+              </w:rPr>
+              <w:t>令和6年度決算書の受領に伴う確認</w:t>
+            </w:r>
+          </w:p>
+        </w:tc>
+        <w:tc>
+          <w:tcPr>
+            <w:tcW w:type="dxa" w:w="4649"/>
+            <w:vAlign w:val="center"/>
+          </w:tcPr>
+          <w:p>
+            <w:pPr>
+              <w:spacing w:after="0"/>
+            </w:pPr>
+            <w:r>
+              <w:rPr>
+                <w:rFonts w:ascii="游ゴシック" w:hAnsi="游ゴシック" w:eastAsia="游ゴシック"/>
+                <w:b w:val="0"/>
+                <w:sz w:val="16"/>
+              </w:rPr>
+              <w:t>区分の名称及び科目は令和6年度決算書の表記によることとし、「一般介護予防事業費」の項がないことを注に明示した（地域支援事業費の総額は変わらない）</w:t>
+            </w:r>
+          </w:p>
+        </w:tc>
+        <w:tc>
+          <w:tcPr>
+            <w:tcW w:type="dxa" w:w="1701"/>
+            <w:vAlign w:val="center"/>
+          </w:tcPr>
+          <w:p>
+            <w:pPr>
+              <w:spacing w:after="0"/>
+            </w:pPr>
+            <w:r>
+              <w:rPr>
+                <w:rFonts w:ascii="游ゴシック" w:hAnsi="游ゴシック" w:eastAsia="游ゴシック"/>
+                <w:b w:val="0"/>
+                <w:sz w:val="16"/>
+              </w:rPr>
+              <w:t>第3章第2節</w:t>
+            </w:r>
+          </w:p>
+        </w:tc>
+      </w:tr>
+      <w:tr>
+        <w:trPr>
+          <w:cantSplit/>
+        </w:trPr>
+        <w:tc>
+          <w:tcPr>
+            <w:tcW w:type="dxa" w:w="794"/>
+            <w:shd w:val="clear" w:color="auto" w:fill="F2F5FA"/>
+            <w:vAlign w:val="center"/>
+          </w:tcPr>
+          <w:p>
+            <w:pPr>
+              <w:spacing w:after="0"/>
+              <w:jc w:val="center"/>
+            </w:pPr>
+            <w:r>
+              <w:rPr>
+                <w:rFonts w:ascii="游ゴシック" w:hAnsi="游ゴシック" w:eastAsia="游ゴシック"/>
+                <w:b w:val="0"/>
+                <w:sz w:val="16"/>
+              </w:rPr>
+              <w:t>No.53</w:t>
+            </w:r>
+          </w:p>
+        </w:tc>
+        <w:tc>
+          <w:tcPr>
+            <w:tcW w:type="dxa" w:w="2608"/>
+            <w:shd w:val="clear" w:color="auto" w:fill="F2F5FA"/>
+            <w:vAlign w:val="center"/>
+          </w:tcPr>
+          <w:p>
+            <w:pPr>
+              <w:spacing w:after="0"/>
+            </w:pPr>
+            <w:r>
+              <w:rPr>
+                <w:rFonts w:ascii="游ゴシック" w:hAnsi="游ゴシック" w:eastAsia="游ゴシック"/>
+                <w:b w:val="0"/>
+                <w:sz w:val="16"/>
+              </w:rPr>
+              <w:t>介護保険事業財政調整基金の積立ての上限と取崩方針</w:t>
+            </w:r>
+          </w:p>
+        </w:tc>
+        <w:tc>
+          <w:tcPr>
+            <w:tcW w:type="dxa" w:w="4649"/>
+            <w:shd w:val="clear" w:color="auto" w:fill="F2F5FA"/>
+            <w:vAlign w:val="center"/>
+          </w:tcPr>
+          <w:p>
+            <w:pPr>
+              <w:spacing w:after="0"/>
+            </w:pPr>
+            <w:r>
+              <w:rPr>
+                <w:rFonts w:ascii="游ゴシック" w:hAnsi="游ゴシック" w:eastAsia="游ゴシック"/>
+                <w:b w:val="0"/>
+                <w:sz w:val="16"/>
+              </w:rPr>
+              <w:t>財政調整基金を取り崩さないものとして算定し（不足する側に誤らない置き方）、1億円を取り崩した場合の月額への効きを併記した</w:t>
+            </w:r>
+          </w:p>
+        </w:tc>
+        <w:tc>
+          <w:tcPr>
+            <w:tcW w:type="dxa" w:w="1701"/>
+            <w:shd w:val="clear" w:color="auto" w:fill="F2F5FA"/>
+            <w:vAlign w:val="center"/>
+          </w:tcPr>
+          <w:p>
+            <w:pPr>
+              <w:spacing w:after="0"/>
+            </w:pPr>
+            <w:r>
+              <w:rPr>
+                <w:rFonts w:ascii="游ゴシック" w:hAnsi="游ゴシック" w:eastAsia="游ゴシック"/>
+                <w:b w:val="0"/>
+                <w:sz w:val="16"/>
+              </w:rPr>
+              <w:t>第6章第6節</w:t>
+            </w:r>
+          </w:p>
+        </w:tc>
+      </w:tr>
+      <w:tr>
+        <w:trPr>
+          <w:cantSplit/>
+        </w:trPr>
+        <w:tc>
+          <w:tcPr>
+            <w:tcW w:type="dxa" w:w="794"/>
+            <w:vAlign w:val="center"/>
+          </w:tcPr>
+          <w:p>
+            <w:pPr>
+              <w:spacing w:after="0"/>
+              <w:jc w:val="center"/>
+            </w:pPr>
+            <w:r>
+              <w:rPr>
+                <w:rFonts w:ascii="游ゴシック" w:hAnsi="游ゴシック" w:eastAsia="游ゴシック"/>
+                <w:b w:val="0"/>
+                <w:sz w:val="16"/>
+              </w:rPr>
+              <w:t>No.54</w:t>
+            </w:r>
+          </w:p>
+        </w:tc>
+        <w:tc>
+          <w:tcPr>
+            <w:tcW w:type="dxa" w:w="2608"/>
+            <w:vAlign w:val="center"/>
+          </w:tcPr>
+          <w:p>
+            <w:pPr>
+              <w:spacing w:after="0"/>
+            </w:pPr>
+            <w:r>
+              <w:rPr>
+                <w:rFonts w:ascii="游ゴシック" w:hAnsi="游ゴシック" w:eastAsia="游ゴシック"/>
+                <w:b w:val="0"/>
+                <w:sz w:val="16"/>
+              </w:rPr>
+              <w:t>議事録の文書プロパティに個人名が再度入る</w:t>
+            </w:r>
+          </w:p>
+        </w:tc>
+        <w:tc>
+          <w:tcPr>
+            <w:tcW w:type="dxa" w:w="4649"/>
+            <w:vAlign w:val="center"/>
+          </w:tcPr>
+          <w:p>
+            <w:pPr>
+              <w:spacing w:after="0"/>
+            </w:pPr>
+            <w:r>
+              <w:rPr>
+                <w:rFonts w:ascii="游ゴシック" w:hAnsi="游ゴシック" w:eastAsia="游ゴシック"/>
+                <w:b w:val="0"/>
+                <w:sz w:val="16"/>
+              </w:rPr>
+              <w:t>中間報告会議議事録の文書プロパティの作成者を法人名とし、個人名が入らない形で再出力した</w:t>
+            </w:r>
+          </w:p>
+        </w:tc>
+        <w:tc>
+          <w:tcPr>
+            <w:tcW w:type="dxa" w:w="1701"/>
+            <w:vAlign w:val="center"/>
+          </w:tcPr>
+          <w:p>
+            <w:pPr>
+              <w:spacing w:after="0"/>
+            </w:pPr>
+            <w:r>
+              <w:rPr>
+                <w:rFonts w:ascii="游ゴシック" w:hAnsi="游ゴシック" w:eastAsia="游ゴシック"/>
+                <w:b w:val="0"/>
+                <w:sz w:val="16"/>
+              </w:rPr>
+              <w:t>―</w:t>
+            </w:r>
+          </w:p>
+        </w:tc>
+      </w:tr>
+      <w:tr>
+        <w:trPr>
+          <w:cantSplit/>
+        </w:trPr>
+        <w:tc>
+          <w:tcPr>
+            <w:tcW w:type="dxa" w:w="794"/>
+            <w:shd w:val="clear" w:color="auto" w:fill="F2F5FA"/>
+            <w:vAlign w:val="center"/>
+          </w:tcPr>
+          <w:p>
+            <w:pPr>
+              <w:spacing w:after="0"/>
+              <w:jc w:val="center"/>
+            </w:pPr>
+            <w:r>
+              <w:rPr>
+                <w:rFonts w:ascii="游ゴシック" w:hAnsi="游ゴシック" w:eastAsia="游ゴシック"/>
+                <w:b w:val="0"/>
+                <w:sz w:val="16"/>
+              </w:rPr>
+              <w:t>No.55</w:t>
+            </w:r>
+          </w:p>
+        </w:tc>
+        <w:tc>
+          <w:tcPr>
+            <w:tcW w:type="dxa" w:w="2608"/>
+            <w:shd w:val="clear" w:color="auto" w:fill="F2F5FA"/>
+            <w:vAlign w:val="center"/>
+          </w:tcPr>
+          <w:p>
+            <w:pPr>
+              <w:spacing w:after="0"/>
+            </w:pPr>
+            <w:r>
+              <w:rPr>
+                <w:rFonts w:ascii="游ゴシック" w:hAnsi="游ゴシック" w:eastAsia="游ゴシック"/>
+                <w:b w:val="0"/>
+                <w:sz w:val="16"/>
+              </w:rPr>
+              <w:t>議事録の表記に関するご提案3件</w:t>
+            </w:r>
+          </w:p>
+        </w:tc>
+        <w:tc>
+          <w:tcPr>
+            <w:tcW w:type="dxa" w:w="4649"/>
+            <w:shd w:val="clear" w:color="auto" w:fill="F2F5FA"/>
+            <w:vAlign w:val="center"/>
+          </w:tcPr>
+          <w:p>
+            <w:pPr>
+              <w:spacing w:after="0"/>
+            </w:pPr>
+            <w:r>
+              <w:rPr>
+                <w:rFonts w:ascii="游ゴシック" w:hAnsi="游ゴシック" w:eastAsia="游ゴシック"/>
+                <w:b w:val="0"/>
+                <w:sz w:val="16"/>
+              </w:rPr>
+              <w:t>議事録の表記に関するご提案3件（文のねじれ・並列の「及び」・文体）を本文へ反映した。受領版の表記のままとするご判断であれば戻す</w:t>
+            </w:r>
+          </w:p>
+        </w:tc>
+        <w:tc>
+          <w:tcPr>
+            <w:tcW w:type="dxa" w:w="1701"/>
+            <w:shd w:val="clear" w:color="auto" w:fill="F2F5FA"/>
+            <w:vAlign w:val="center"/>
+          </w:tcPr>
+          <w:p>
+            <w:pPr>
+              <w:spacing w:after="0"/>
+            </w:pPr>
+            <w:r>
+              <w:rPr>
+                <w:rFonts w:ascii="游ゴシック" w:hAnsi="游ゴシック" w:eastAsia="游ゴシック"/>
+                <w:b w:val="0"/>
+                <w:sz w:val="16"/>
+              </w:rPr>
+              <w:t>―</w:t>
+            </w:r>
+          </w:p>
+        </w:tc>
+      </w:tr>
+      <w:tr>
+        <w:trPr>
+          <w:cantSplit/>
+        </w:trPr>
+        <w:tc>
+          <w:tcPr>
+            <w:tcW w:type="dxa" w:w="794"/>
+            <w:vAlign w:val="center"/>
+          </w:tcPr>
+          <w:p>
+            <w:pPr>
+              <w:spacing w:after="0"/>
+              <w:jc w:val="center"/>
+            </w:pPr>
+            <w:r>
+              <w:rPr>
+                <w:rFonts w:ascii="游ゴシック" w:hAnsi="游ゴシック" w:eastAsia="游ゴシック"/>
+                <w:b w:val="0"/>
+                <w:sz w:val="16"/>
+              </w:rPr>
+              <w:t>No.56</w:t>
+            </w:r>
+          </w:p>
+        </w:tc>
+        <w:tc>
+          <w:tcPr>
+            <w:tcW w:type="dxa" w:w="2608"/>
+            <w:vAlign w:val="center"/>
+          </w:tcPr>
+          <w:p>
+            <w:pPr>
+              <w:spacing w:after="0"/>
+            </w:pPr>
+            <w:r>
+              <w:rPr>
+                <w:rFonts w:ascii="游ゴシック" w:hAnsi="游ゴシック" w:eastAsia="游ゴシック"/>
+                <w:b w:val="0"/>
+                <w:sz w:val="16"/>
+              </w:rPr>
+              <w:t>令和8年8月31日受領の要介護認定集計帳票6件が他団体のもの</w:t>
+            </w:r>
+          </w:p>
+        </w:tc>
+        <w:tc>
+          <w:tcPr>
+            <w:tcW w:type="dxa" w:w="4649"/>
+            <w:vAlign w:val="center"/>
+          </w:tcPr>
+          <w:p>
+            <w:pPr>
+              <w:spacing w:after="0"/>
+            </w:pPr>
+            <w:r>
+              <w:rPr>
+                <w:rFonts w:ascii="游ゴシック" w:hAnsi="游ゴシック" w:eastAsia="游ゴシック"/>
+                <w:b w:val="0"/>
+                <w:sz w:val="16"/>
+              </w:rPr>
+              <w:t>他団体の要介護認定集計帳票6件は成果品に用いず、計画素案その他の成果品に当該団体名は現れない</w:t>
+            </w:r>
+          </w:p>
+        </w:tc>
+        <w:tc>
+          <w:tcPr>
+            <w:tcW w:type="dxa" w:w="1701"/>
+            <w:vAlign w:val="center"/>
+          </w:tcPr>
+          <w:p>
+            <w:pPr>
+              <w:spacing w:after="0"/>
+            </w:pPr>
+            <w:r>
+              <w:rPr>
+                <w:rFonts w:ascii="游ゴシック" w:hAnsi="游ゴシック" w:eastAsia="游ゴシック"/>
+                <w:b w:val="0"/>
+                <w:sz w:val="16"/>
+              </w:rPr>
+              <w:t>―</w:t>
+            </w:r>
+          </w:p>
+        </w:tc>
+      </w:tr>
+      <w:tr>
+        <w:trPr>
+          <w:cantSplit/>
+        </w:trPr>
+        <w:tc>
+          <w:tcPr>
+            <w:tcW w:type="dxa" w:w="794"/>
+            <w:shd w:val="clear" w:color="auto" w:fill="F2F5FA"/>
+            <w:vAlign w:val="center"/>
+          </w:tcPr>
+          <w:p>
+            <w:pPr>
+              <w:spacing w:after="0"/>
+              <w:jc w:val="center"/>
+            </w:pPr>
+            <w:r>
+              <w:rPr>
+                <w:rFonts w:ascii="游ゴシック" w:hAnsi="游ゴシック" w:eastAsia="游ゴシック"/>
+                <w:b w:val="0"/>
+                <w:sz w:val="16"/>
+              </w:rPr>
+              <w:t>No.59</w:t>
+            </w:r>
+          </w:p>
+        </w:tc>
+        <w:tc>
+          <w:tcPr>
+            <w:tcW w:type="dxa" w:w="2608"/>
+            <w:shd w:val="clear" w:color="auto" w:fill="F2F5FA"/>
+            <w:vAlign w:val="center"/>
+          </w:tcPr>
+          <w:p>
+            <w:pPr>
+              <w:spacing w:after="0"/>
+            </w:pPr>
+            <w:r>
+              <w:rPr>
+                <w:rFonts w:ascii="游ゴシック" w:hAnsi="游ゴシック" w:eastAsia="游ゴシック"/>
+                <w:b w:val="0"/>
+                <w:sz w:val="16"/>
+              </w:rPr>
+              <w:t>調整交付金の算定基礎の確認</w:t>
+            </w:r>
+          </w:p>
+        </w:tc>
+        <w:tc>
+          <w:tcPr>
+            <w:tcW w:type="dxa" w:w="4649"/>
+            <w:shd w:val="clear" w:color="auto" w:fill="F2F5FA"/>
+            <w:vAlign w:val="center"/>
+          </w:tcPr>
+          <w:p>
+            <w:pPr>
+              <w:spacing w:after="0"/>
+            </w:pPr>
+            <w:r>
+              <w:rPr>
+                <w:rFonts w:ascii="游ゴシック" w:hAnsi="游ゴシック" w:eastAsia="游ゴシック"/>
+                <w:b w:val="0"/>
+                <w:sz w:val="16"/>
+              </w:rPr>
+              <w:t>調整交付金の算定基礎は標準給付費見込額と介護予防・日常生活支援総合事業費の合計であり包括的支援事業費及び任意事業費を含まないこと、この扱いにより第9期の公表値と一致することを注に明示した</w:t>
+            </w:r>
+          </w:p>
+        </w:tc>
+        <w:tc>
+          <w:tcPr>
+            <w:tcW w:type="dxa" w:w="1701"/>
+            <w:shd w:val="clear" w:color="auto" w:fill="F2F5FA"/>
+            <w:vAlign w:val="center"/>
+          </w:tcPr>
+          <w:p>
+            <w:pPr>
+              <w:spacing w:after="0"/>
+            </w:pPr>
+            <w:r>
+              <w:rPr>
+                <w:rFonts w:ascii="游ゴシック" w:hAnsi="游ゴシック" w:eastAsia="游ゴシック"/>
+                <w:b w:val="0"/>
+                <w:sz w:val="16"/>
+              </w:rPr>
+              <w:t>第6章第6節4</w:t>
+            </w:r>
+          </w:p>
+        </w:tc>
+      </w:tr>
+      <w:tr>
+        <w:trPr>
+          <w:cantSplit/>
+        </w:trPr>
+        <w:tc>
+          <w:tcPr>
+            <w:tcW w:type="dxa" w:w="794"/>
+            <w:vAlign w:val="center"/>
+          </w:tcPr>
+          <w:p>
+            <w:pPr>
+              <w:spacing w:after="0"/>
+              <w:jc w:val="center"/>
+            </w:pPr>
+            <w:r>
+              <w:rPr>
+                <w:rFonts w:ascii="游ゴシック" w:hAnsi="游ゴシック" w:eastAsia="游ゴシック"/>
+                <w:b w:val="0"/>
+                <w:sz w:val="16"/>
+              </w:rPr>
+              <w:t>No.61</w:t>
+            </w:r>
+          </w:p>
+        </w:tc>
+        <w:tc>
+          <w:tcPr>
+            <w:tcW w:type="dxa" w:w="2608"/>
+            <w:vAlign w:val="center"/>
+          </w:tcPr>
+          <w:p>
+            <w:pPr>
+              <w:spacing w:after="0"/>
+            </w:pPr>
+            <w:r>
+              <w:rPr>
+                <w:rFonts w:ascii="游ゴシック" w:hAnsi="游ゴシック" w:eastAsia="游ゴシック"/>
+                <w:b w:val="0"/>
+                <w:sz w:val="16"/>
+              </w:rPr>
+              <w:t>交付金の評価項目と19施策の割当て</w:t>
+            </w:r>
+          </w:p>
+        </w:tc>
+        <w:tc>
+          <w:tcPr>
+            <w:tcW w:type="dxa" w:w="4649"/>
+            <w:vAlign w:val="center"/>
+          </w:tcPr>
+          <w:p>
+            <w:pPr>
+              <w:spacing w:after="0"/>
+            </w:pPr>
+            <w:r>
+              <w:rPr>
+                <w:rFonts w:ascii="游ゴシック" w:hAnsi="游ゴシック" w:eastAsia="游ゴシック"/>
+                <w:b w:val="0"/>
+                <w:sz w:val="16"/>
+              </w:rPr>
+              <w:t>交付金の評価項目と19施策の割当ては当方の案のままとし、計画本文には掲げていない（第9期施策別評価表による）</w:t>
+            </w:r>
+          </w:p>
+        </w:tc>
+        <w:tc>
+          <w:tcPr>
+            <w:tcW w:type="dxa" w:w="1701"/>
+            <w:vAlign w:val="center"/>
+          </w:tcPr>
+          <w:p>
+            <w:pPr>
+              <w:spacing w:after="0"/>
+            </w:pPr>
+            <w:r>
+              <w:rPr>
+                <w:rFonts w:ascii="游ゴシック" w:hAnsi="游ゴシック" w:eastAsia="游ゴシック"/>
+                <w:b w:val="0"/>
+                <w:sz w:val="16"/>
+              </w:rPr>
+              <w:t>―</w:t>
+            </w:r>
+          </w:p>
+        </w:tc>
+      </w:tr>
+      <w:tr>
+        <w:trPr>
+          <w:cantSplit/>
+        </w:trPr>
+        <w:tc>
+          <w:tcPr>
+            <w:tcW w:type="dxa" w:w="794"/>
+            <w:shd w:val="clear" w:color="auto" w:fill="F2F5FA"/>
+            <w:vAlign w:val="center"/>
+          </w:tcPr>
+          <w:p>
+            <w:pPr>
+              <w:spacing w:after="0"/>
+              <w:jc w:val="center"/>
+            </w:pPr>
+            <w:r>
+              <w:rPr>
+                <w:rFonts w:ascii="游ゴシック" w:hAnsi="游ゴシック" w:eastAsia="游ゴシック"/>
+                <w:b w:val="0"/>
+                <w:sz w:val="16"/>
+              </w:rPr>
+              <w:t>No.80</w:t>
+            </w:r>
+          </w:p>
+        </w:tc>
+        <w:tc>
+          <w:tcPr>
+            <w:tcW w:type="dxa" w:w="2608"/>
+            <w:shd w:val="clear" w:color="auto" w:fill="F2F5FA"/>
+            <w:vAlign w:val="center"/>
+          </w:tcPr>
+          <w:p>
+            <w:pPr>
+              <w:spacing w:after="0"/>
+            </w:pPr>
+            <w:r>
+              <w:rPr>
+                <w:rFonts w:ascii="游ゴシック" w:hAnsi="游ゴシック" w:eastAsia="游ゴシック"/>
+                <w:b w:val="0"/>
+                <w:sz w:val="16"/>
+              </w:rPr>
+              <w:t>職員個票のリストによる重複確認の可否</w:t>
+            </w:r>
+          </w:p>
+        </w:tc>
+        <w:tc>
+          <w:tcPr>
+            <w:tcW w:type="dxa" w:w="4649"/>
+            <w:shd w:val="clear" w:color="auto" w:fill="F2F5FA"/>
+            <w:vAlign w:val="center"/>
+          </w:tcPr>
+          <w:p>
+            <w:pPr>
+              <w:spacing w:after="0"/>
+            </w:pPr>
+            <w:r>
+              <w:rPr>
+                <w:rFonts w:ascii="游ゴシック" w:hAnsi="游ゴシック" w:eastAsia="游ゴシック"/>
+                <w:b w:val="0"/>
+                <w:sz w:val="16"/>
+              </w:rPr>
+              <w:t>重複の判別は職員個票の突合によらず当該事業所への照会により行う（個人情報を保管しない方針による）旨を明示した</w:t>
+            </w:r>
+          </w:p>
+        </w:tc>
+        <w:tc>
+          <w:tcPr>
+            <w:tcW w:type="dxa" w:w="1701"/>
+            <w:shd w:val="clear" w:color="auto" w:fill="F2F5FA"/>
+            <w:vAlign w:val="center"/>
+          </w:tcPr>
+          <w:p>
+            <w:pPr>
+              <w:spacing w:after="0"/>
+            </w:pPr>
+            <w:r>
+              <w:rPr>
+                <w:rFonts w:ascii="游ゴシック" w:hAnsi="游ゴシック" w:eastAsia="游ゴシック"/>
+                <w:b w:val="0"/>
+                <w:sz w:val="16"/>
+              </w:rPr>
+              <w:t>第2章第6節</w:t>
+            </w:r>
+          </w:p>
+        </w:tc>
+      </w:tr>
+      <w:tr>
+        <w:trPr>
+          <w:cantSplit/>
+        </w:trPr>
+        <w:tc>
+          <w:tcPr>
+            <w:tcW w:type="dxa" w:w="794"/>
+            <w:vAlign w:val="center"/>
+          </w:tcPr>
+          <w:p>
+            <w:pPr>
+              <w:spacing w:after="0"/>
+              <w:jc w:val="center"/>
+            </w:pPr>
+            <w:r>
+              <w:rPr>
+                <w:rFonts w:ascii="游ゴシック" w:hAnsi="游ゴシック" w:eastAsia="游ゴシック"/>
+                <w:b w:val="0"/>
+                <w:sz w:val="16"/>
+              </w:rPr>
+              <w:t>No.83</w:t>
+            </w:r>
+          </w:p>
+        </w:tc>
+        <w:tc>
+          <w:tcPr>
+            <w:tcW w:type="dxa" w:w="2608"/>
+            <w:vAlign w:val="center"/>
+          </w:tcPr>
+          <w:p>
+            <w:pPr>
+              <w:spacing w:after="0"/>
+            </w:pPr>
+            <w:r>
+              <w:rPr>
+                <w:rFonts w:ascii="游ゴシック" w:hAnsi="游ゴシック" w:eastAsia="游ゴシック"/>
+                <w:b w:val="0"/>
+                <w:sz w:val="16"/>
+              </w:rPr>
+              <w:t>構成町との意見交換会の実施方法と町別データシート</w:t>
+            </w:r>
+          </w:p>
+        </w:tc>
+        <w:tc>
+          <w:tcPr>
+            <w:tcW w:type="dxa" w:w="4649"/>
+            <w:vAlign w:val="center"/>
+          </w:tcPr>
+          <w:p>
+            <w:pPr>
+              <w:spacing w:after="0"/>
+            </w:pPr>
+            <w:r>
+              <w:rPr>
+                <w:rFonts w:ascii="游ゴシック" w:hAnsi="游ゴシック" w:eastAsia="游ゴシック"/>
+                <w:b w:val="0"/>
+                <w:sz w:val="16"/>
+              </w:rPr>
+              <w:t>3町合同の意見交換会（10月上旬）と町ごとの個別協議（10月中旬〜下旬）の2段構えで資料を整えた</w:t>
+            </w:r>
+          </w:p>
+        </w:tc>
+        <w:tc>
+          <w:tcPr>
+            <w:tcW w:type="dxa" w:w="1701"/>
+            <w:vAlign w:val="center"/>
+          </w:tcPr>
+          <w:p>
+            <w:pPr>
+              <w:spacing w:after="0"/>
+            </w:pPr>
+            <w:r>
+              <w:rPr>
+                <w:rFonts w:ascii="游ゴシック" w:hAnsi="游ゴシック" w:eastAsia="游ゴシック"/>
+                <w:b w:val="0"/>
+                <w:sz w:val="16"/>
+              </w:rPr>
+              <w:t>―</w:t>
+            </w:r>
+          </w:p>
+        </w:tc>
+      </w:tr>
+      <w:tr>
+        <w:trPr>
+          <w:cantSplit/>
+        </w:trPr>
+        <w:tc>
+          <w:tcPr>
+            <w:tcW w:type="dxa" w:w="794"/>
+            <w:shd w:val="clear" w:color="auto" w:fill="F2F5FA"/>
+            <w:vAlign w:val="center"/>
+          </w:tcPr>
+          <w:p>
+            <w:pPr>
+              <w:spacing w:after="0"/>
+              <w:jc w:val="center"/>
+            </w:pPr>
+            <w:r>
+              <w:rPr>
+                <w:rFonts w:ascii="游ゴシック" w:hAnsi="游ゴシック" w:eastAsia="游ゴシック"/>
+                <w:b w:val="0"/>
+                <w:sz w:val="16"/>
+              </w:rPr>
+              <w:t>No.85</w:t>
+            </w:r>
+          </w:p>
+        </w:tc>
+        <w:tc>
+          <w:tcPr>
+            <w:tcW w:type="dxa" w:w="2608"/>
+            <w:shd w:val="clear" w:color="auto" w:fill="F2F5FA"/>
+            <w:vAlign w:val="center"/>
+          </w:tcPr>
+          <w:p>
+            <w:pPr>
+              <w:spacing w:after="0"/>
+            </w:pPr>
+            <w:r>
+              <w:rPr>
+                <w:rFonts w:ascii="游ゴシック" w:hAnsi="游ゴシック" w:eastAsia="游ゴシック"/>
+                <w:b w:val="0"/>
+                <w:sz w:val="16"/>
+              </w:rPr>
+              <w:t>町別データシートの内容と配付</w:t>
+            </w:r>
+          </w:p>
+        </w:tc>
+        <w:tc>
+          <w:tcPr>
+            <w:tcW w:type="dxa" w:w="4649"/>
+            <w:shd w:val="clear" w:color="auto" w:fill="F2F5FA"/>
+            <w:vAlign w:val="center"/>
+          </w:tcPr>
+          <w:p>
+            <w:pPr>
+              <w:spacing w:after="0"/>
+            </w:pPr>
+            <w:r>
+              <w:rPr>
+                <w:rFonts w:ascii="游ゴシック" w:hAnsi="游ゴシック" w:eastAsia="游ゴシック"/>
+                <w:b w:val="0"/>
+                <w:sz w:val="16"/>
+              </w:rPr>
+              <w:t>町別データシートは現行の内容のまま配付する</w:t>
+            </w:r>
+          </w:p>
+        </w:tc>
+        <w:tc>
+          <w:tcPr>
+            <w:tcW w:type="dxa" w:w="1701"/>
+            <w:shd w:val="clear" w:color="auto" w:fill="F2F5FA"/>
+            <w:vAlign w:val="center"/>
+          </w:tcPr>
+          <w:p>
+            <w:pPr>
+              <w:spacing w:after="0"/>
+            </w:pPr>
+            <w:r>
+              <w:rPr>
+                <w:rFonts w:ascii="游ゴシック" w:hAnsi="游ゴシック" w:eastAsia="游ゴシック"/>
+                <w:b w:val="0"/>
+                <w:sz w:val="16"/>
+              </w:rPr>
+              <w:t>―</w:t>
+            </w:r>
+          </w:p>
+        </w:tc>
+      </w:tr>
+      <w:tr>
+        <w:trPr>
+          <w:cantSplit/>
+        </w:trPr>
+        <w:tc>
+          <w:tcPr>
+            <w:tcW w:type="dxa" w:w="794"/>
+            <w:vAlign w:val="center"/>
+          </w:tcPr>
+          <w:p>
+            <w:pPr>
+              <w:spacing w:after="0"/>
+              <w:jc w:val="center"/>
+            </w:pPr>
+            <w:r>
+              <w:rPr>
+                <w:rFonts w:ascii="游ゴシック" w:hAnsi="游ゴシック" w:eastAsia="游ゴシック"/>
+                <w:b w:val="0"/>
+                <w:sz w:val="16"/>
+              </w:rPr>
+              <w:t>No.60</w:t>
+            </w:r>
+          </w:p>
+        </w:tc>
+        <w:tc>
+          <w:tcPr>
+            <w:tcW w:type="dxa" w:w="2608"/>
+            <w:vAlign w:val="center"/>
+          </w:tcPr>
+          <w:p>
+            <w:pPr>
+              <w:spacing w:after="0"/>
+            </w:pPr>
+            <w:r>
+              <w:rPr>
+                <w:rFonts w:ascii="游ゴシック" w:hAnsi="游ゴシック" w:eastAsia="游ゴシック"/>
+                <w:b w:val="0"/>
+                <w:sz w:val="16"/>
+              </w:rPr>
+              <w:t>第10期の保険料算定の前提（受託者案）</w:t>
+            </w:r>
+          </w:p>
+        </w:tc>
+        <w:tc>
+          <w:tcPr>
+            <w:tcW w:type="dxa" w:w="4649"/>
+            <w:vAlign w:val="center"/>
+          </w:tcPr>
+          <w:p>
+            <w:pPr>
+              <w:spacing w:after="0"/>
+            </w:pPr>
+            <w:r>
+              <w:rPr>
+                <w:rFonts w:ascii="游ゴシック" w:hAnsi="游ゴシック" w:eastAsia="游ゴシック"/>
+                <w:b w:val="0"/>
+                <w:sz w:val="16"/>
+              </w:rPr>
+              <w:t>単価を令和7年度で固定し、施策反映・給付適正化・基金取崩しを織り込まない置き方であり、算定上の月額基準額は低い側の水準にあることを明示した</w:t>
+            </w:r>
+          </w:p>
+        </w:tc>
+        <w:tc>
+          <w:tcPr>
+            <w:tcW w:type="dxa" w:w="1701"/>
+            <w:vAlign w:val="center"/>
+          </w:tcPr>
+          <w:p>
+            <w:pPr>
+              <w:spacing w:after="0"/>
+            </w:pPr>
+            <w:r>
+              <w:rPr>
+                <w:rFonts w:ascii="游ゴシック" w:hAnsi="游ゴシック" w:eastAsia="游ゴシック"/>
+                <w:b w:val="0"/>
+                <w:sz w:val="16"/>
+              </w:rPr>
+              <w:t>第6章第6節2</w:t>
+            </w:r>
+          </w:p>
+        </w:tc>
+      </w:tr>
+      <w:tr>
+        <w:trPr>
+          <w:cantSplit/>
+        </w:trPr>
+        <w:tc>
+          <w:tcPr>
+            <w:tcW w:type="dxa" w:w="794"/>
+            <w:shd w:val="clear" w:color="auto" w:fill="F2F5FA"/>
+            <w:vAlign w:val="center"/>
+          </w:tcPr>
+          <w:p>
+            <w:pPr>
+              <w:spacing w:after="0"/>
+              <w:jc w:val="center"/>
+            </w:pPr>
+            <w:r>
+              <w:rPr>
+                <w:rFonts w:ascii="游ゴシック" w:hAnsi="游ゴシック" w:eastAsia="游ゴシック"/>
+                <w:b w:val="0"/>
+                <w:sz w:val="16"/>
+              </w:rPr>
+              <w:t>No.64</w:t>
+            </w:r>
+          </w:p>
+        </w:tc>
+        <w:tc>
+          <w:tcPr>
+            <w:tcW w:type="dxa" w:w="2608"/>
+            <w:shd w:val="clear" w:color="auto" w:fill="F2F5FA"/>
+            <w:vAlign w:val="center"/>
+          </w:tcPr>
+          <w:p>
+            <w:pPr>
+              <w:spacing w:after="0"/>
+            </w:pPr>
+            <w:r>
+              <w:rPr>
+                <w:rFonts w:ascii="游ゴシック" w:hAnsi="游ゴシック" w:eastAsia="游ゴシック"/>
+                <w:b w:val="0"/>
+                <w:sz w:val="16"/>
+              </w:rPr>
+              <w:t>区域内に事業所がないサービスの住民向けの記載</w:t>
+            </w:r>
+          </w:p>
+        </w:tc>
+        <w:tc>
+          <w:tcPr>
+            <w:tcW w:type="dxa" w:w="4649"/>
+            <w:shd w:val="clear" w:color="auto" w:fill="F2F5FA"/>
+            <w:vAlign w:val="center"/>
+          </w:tcPr>
+          <w:p>
+            <w:pPr>
+              <w:spacing w:after="0"/>
+            </w:pPr>
+            <w:r>
+              <w:rPr>
+                <w:rFonts w:ascii="游ゴシック" w:hAnsi="游ゴシック" w:eastAsia="游ゴシック"/>
+                <w:b w:val="0"/>
+                <w:sz w:val="16"/>
+              </w:rPr>
+              <w:t>区域内に事業所がないサービスも区域外の事業所を利用できること、通常の事業の実施地域の外では実費の負担が生じることがあることを住民向けの記載に加えた</w:t>
+            </w:r>
+          </w:p>
+        </w:tc>
+        <w:tc>
+          <w:tcPr>
+            <w:tcW w:type="dxa" w:w="1701"/>
+            <w:shd w:val="clear" w:color="auto" w:fill="F2F5FA"/>
+            <w:vAlign w:val="center"/>
+          </w:tcPr>
+          <w:p>
+            <w:pPr>
+              <w:spacing w:after="0"/>
+            </w:pPr>
+            <w:r>
+              <w:rPr>
+                <w:rFonts w:ascii="游ゴシック" w:hAnsi="游ゴシック" w:eastAsia="游ゴシック"/>
+                <w:b w:val="0"/>
+                <w:sz w:val="16"/>
+              </w:rPr>
+              <w:t>公表版 参考（介護サービスの内容）</w:t>
+            </w:r>
+          </w:p>
+        </w:tc>
+      </w:tr>
+      <w:tr>
+        <w:trPr>
+          <w:cantSplit/>
+        </w:trPr>
+        <w:tc>
+          <w:tcPr>
+            <w:tcW w:type="dxa" w:w="794"/>
+            <w:vAlign w:val="center"/>
+          </w:tcPr>
+          <w:p>
+            <w:pPr>
+              <w:spacing w:after="0"/>
+              <w:jc w:val="center"/>
+            </w:pPr>
+            <w:r>
+              <w:rPr>
+                <w:rFonts w:ascii="游ゴシック" w:hAnsi="游ゴシック" w:eastAsia="游ゴシック"/>
+                <w:b w:val="0"/>
+                <w:sz w:val="16"/>
+              </w:rPr>
+              <w:t>No.69</w:t>
+            </w:r>
+          </w:p>
+        </w:tc>
+        <w:tc>
+          <w:tcPr>
+            <w:tcW w:type="dxa" w:w="2608"/>
+            <w:vAlign w:val="center"/>
+          </w:tcPr>
+          <w:p>
+            <w:pPr>
+              <w:spacing w:after="0"/>
+            </w:pPr>
+            <w:r>
+              <w:rPr>
+                <w:rFonts w:ascii="游ゴシック" w:hAnsi="游ゴシック" w:eastAsia="游ゴシック"/>
+                <w:b w:val="0"/>
+                <w:sz w:val="16"/>
+              </w:rPr>
+              <w:t>成果指向型配分枠（令和8年度新設）への対応</w:t>
+            </w:r>
+          </w:p>
+        </w:tc>
+        <w:tc>
+          <w:tcPr>
+            <w:tcW w:type="dxa" w:w="4649"/>
+            <w:vAlign w:val="center"/>
+          </w:tcPr>
+          <w:p>
+            <w:pPr>
+              <w:spacing w:after="0"/>
+            </w:pPr>
+            <w:r>
+              <w:rPr>
+                <w:rFonts w:ascii="游ゴシック" w:hAnsi="游ゴシック" w:eastAsia="游ゴシック"/>
+                <w:b w:val="0"/>
+                <w:sz w:val="16"/>
+              </w:rPr>
+              <w:t>成果指向型配分枠は構成3町の回答の状況を確認できていないため第10期の施策に位置づけず、確認できた時点で判断する旨を注に明示した</w:t>
+            </w:r>
+          </w:p>
+        </w:tc>
+        <w:tc>
+          <w:tcPr>
+            <w:tcW w:type="dxa" w:w="1701"/>
+            <w:vAlign w:val="center"/>
+          </w:tcPr>
+          <w:p>
+            <w:pPr>
+              <w:spacing w:after="0"/>
+            </w:pPr>
+            <w:r>
+              <w:rPr>
+                <w:rFonts w:ascii="游ゴシック" w:hAnsi="游ゴシック" w:eastAsia="游ゴシック"/>
+                <w:b w:val="0"/>
+                <w:sz w:val="16"/>
+              </w:rPr>
+              <w:t>第3章第4節</w:t>
+            </w:r>
+          </w:p>
+        </w:tc>
+      </w:tr>
+      <w:tr>
+        <w:trPr>
+          <w:cantSplit/>
+        </w:trPr>
+        <w:tc>
+          <w:tcPr>
+            <w:tcW w:type="dxa" w:w="794"/>
+            <w:shd w:val="clear" w:color="auto" w:fill="F2F5FA"/>
+            <w:vAlign w:val="center"/>
+          </w:tcPr>
+          <w:p>
+            <w:pPr>
+              <w:spacing w:after="0"/>
+              <w:jc w:val="center"/>
+            </w:pPr>
+            <w:r>
+              <w:rPr>
+                <w:rFonts w:ascii="游ゴシック" w:hAnsi="游ゴシック" w:eastAsia="游ゴシック"/>
+                <w:b w:val="0"/>
+                <w:sz w:val="16"/>
+              </w:rPr>
+              <w:t>No.89</w:t>
+            </w:r>
+          </w:p>
+        </w:tc>
+        <w:tc>
+          <w:tcPr>
+            <w:tcW w:type="dxa" w:w="2608"/>
+            <w:shd w:val="clear" w:color="auto" w:fill="F2F5FA"/>
+            <w:vAlign w:val="center"/>
+          </w:tcPr>
+          <w:p>
+            <w:pPr>
+              <w:spacing w:after="0"/>
+            </w:pPr>
+            <w:r>
+              <w:rPr>
+                <w:rFonts w:ascii="游ゴシック" w:hAnsi="游ゴシック" w:eastAsia="游ゴシック"/>
+                <w:b w:val="0"/>
+                <w:sz w:val="16"/>
+              </w:rPr>
+              <w:t>社会福祉法等の一部を改正する法律（令和8年法律第51号）の反映</w:t>
+            </w:r>
+          </w:p>
+        </w:tc>
+        <w:tc>
+          <w:tcPr>
+            <w:tcW w:type="dxa" w:w="4649"/>
+            <w:shd w:val="clear" w:color="auto" w:fill="F2F5FA"/>
+            <w:vAlign w:val="center"/>
+          </w:tcPr>
+          <w:p>
+            <w:pPr>
+              <w:spacing w:after="0"/>
+            </w:pPr>
+            <w:r>
+              <w:rPr>
+                <w:rFonts w:ascii="游ゴシック" w:hAnsi="游ゴシック" w:eastAsia="游ゴシック"/>
+                <w:b w:val="0"/>
+                <w:sz w:val="16"/>
+              </w:rPr>
+              <w:t>社会福祉法等の一部を改正する法律（令和8年法律第51号）の7件の整理のまま進め、政令・省令・報酬改定の公表後に再照合する</w:t>
+            </w:r>
+          </w:p>
+        </w:tc>
+        <w:tc>
+          <w:tcPr>
+            <w:tcW w:type="dxa" w:w="1701"/>
+            <w:shd w:val="clear" w:color="auto" w:fill="F2F5FA"/>
+            <w:vAlign w:val="center"/>
+          </w:tcPr>
+          <w:p>
+            <w:pPr>
+              <w:spacing w:after="0"/>
+            </w:pPr>
+            <w:r>
+              <w:rPr>
+                <w:rFonts w:ascii="游ゴシック" w:hAnsi="游ゴシック" w:eastAsia="游ゴシック"/>
+                <w:b w:val="0"/>
+                <w:sz w:val="16"/>
+              </w:rPr>
+              <w:t>第1章第9節2</w:t>
+            </w:r>
+          </w:p>
+        </w:tc>
+      </w:tr>
+      <w:tr>
+        <w:trPr>
+          <w:cantSplit/>
+        </w:trPr>
+        <w:tc>
+          <w:tcPr>
+            <w:tcW w:type="dxa" w:w="794"/>
+            <w:vAlign w:val="center"/>
+          </w:tcPr>
+          <w:p>
+            <w:pPr>
+              <w:spacing w:after="0"/>
+              <w:jc w:val="center"/>
+            </w:pPr>
+            <w:r>
+              <w:rPr>
+                <w:rFonts w:ascii="游ゴシック" w:hAnsi="游ゴシック" w:eastAsia="游ゴシック"/>
+                <w:b w:val="0"/>
+                <w:sz w:val="16"/>
+              </w:rPr>
+              <w:t>No.117</w:t>
+            </w:r>
+          </w:p>
+        </w:tc>
+        <w:tc>
+          <w:tcPr>
+            <w:tcW w:type="dxa" w:w="2608"/>
+            <w:vAlign w:val="center"/>
+          </w:tcPr>
+          <w:p>
+            <w:pPr>
+              <w:spacing w:after="0"/>
+            </w:pPr>
+            <w:r>
+              <w:rPr>
+                <w:rFonts w:ascii="游ゴシック" w:hAnsi="游ゴシック" w:eastAsia="游ゴシック"/>
+                <w:b w:val="0"/>
+                <w:sz w:val="16"/>
+              </w:rPr>
+              <w:t>成果品の統合の方針</w:t>
+            </w:r>
+          </w:p>
+        </w:tc>
+        <w:tc>
+          <w:tcPr>
+            <w:tcW w:type="dxa" w:w="4649"/>
+            <w:vAlign w:val="center"/>
+          </w:tcPr>
+          <w:p>
+            <w:pPr>
+              <w:spacing w:after="0"/>
+            </w:pPr>
+            <w:r>
+              <w:rPr>
+                <w:rFonts w:ascii="游ゴシック" w:hAnsi="游ゴシック" w:eastAsia="游ゴシック"/>
+                <w:b w:val="0"/>
+                <w:sz w:val="16"/>
+              </w:rPr>
+              <w:t>見込量算定の4成果品を統合報告書に束ね、元の4件も残す現行の方針のままとした</w:t>
+            </w:r>
+          </w:p>
+        </w:tc>
+        <w:tc>
+          <w:tcPr>
+            <w:tcW w:type="dxa" w:w="1701"/>
+            <w:vAlign w:val="center"/>
+          </w:tcPr>
+          <w:p>
+            <w:pPr>
+              <w:spacing w:after="0"/>
+            </w:pPr>
+            <w:r>
+              <w:rPr>
+                <w:rFonts w:ascii="游ゴシック" w:hAnsi="游ゴシック" w:eastAsia="游ゴシック"/>
+                <w:b w:val="0"/>
+                <w:sz w:val="16"/>
+              </w:rPr>
+              <w:t>―</w:t>
+            </w:r>
+          </w:p>
+        </w:tc>
+      </w:tr>
+      <w:tr>
+        <w:trPr>
+          <w:cantSplit/>
+        </w:trPr>
+        <w:tc>
+          <w:tcPr>
+            <w:tcW w:type="dxa" w:w="794"/>
+            <w:shd w:val="clear" w:color="auto" w:fill="F2F5FA"/>
+            <w:vAlign w:val="center"/>
+          </w:tcPr>
+          <w:p>
+            <w:pPr>
+              <w:spacing w:after="0"/>
+              <w:jc w:val="center"/>
+            </w:pPr>
+            <w:r>
+              <w:rPr>
+                <w:rFonts w:ascii="游ゴシック" w:hAnsi="游ゴシック" w:eastAsia="游ゴシック"/>
+                <w:b w:val="0"/>
+                <w:sz w:val="16"/>
+              </w:rPr>
+              <w:t>No.138</w:t>
+            </w:r>
+          </w:p>
+        </w:tc>
+        <w:tc>
+          <w:tcPr>
+            <w:tcW w:type="dxa" w:w="2608"/>
+            <w:shd w:val="clear" w:color="auto" w:fill="F2F5FA"/>
+            <w:vAlign w:val="center"/>
+          </w:tcPr>
+          <w:p>
+            <w:pPr>
+              <w:spacing w:after="0"/>
+            </w:pPr>
+            <w:r>
+              <w:rPr>
+                <w:rFonts w:ascii="游ゴシック" w:hAnsi="游ゴシック" w:eastAsia="游ゴシック"/>
+                <w:b w:val="0"/>
+                <w:sz w:val="16"/>
+              </w:rPr>
+              <w:t>認定者数の実績見込み値を編集する項目が画面にあるか</w:t>
+            </w:r>
+          </w:p>
+        </w:tc>
+        <w:tc>
+          <w:tcPr>
+            <w:tcW w:type="dxa" w:w="4649"/>
+            <w:shd w:val="clear" w:color="auto" w:fill="F2F5FA"/>
+            <w:vAlign w:val="center"/>
+          </w:tcPr>
+          <w:p>
+            <w:pPr>
+              <w:spacing w:after="0"/>
+            </w:pPr>
+            <w:r>
+              <w:rPr>
+                <w:rFonts w:ascii="游ゴシック" w:hAnsi="游ゴシック" w:eastAsia="游ゴシック"/>
+                <w:b w:val="0"/>
+                <w:sz w:val="16"/>
+              </w:rPr>
+              <w:t>認定者数の実績見込み値を編集する項目がないものとして、認定率の伸びに「令和6年度→令和7年度の伸び」を選ぶ入力案とした</w:t>
+            </w:r>
+          </w:p>
+        </w:tc>
+        <w:tc>
+          <w:tcPr>
+            <w:tcW w:type="dxa" w:w="1701"/>
+            <w:shd w:val="clear" w:color="auto" w:fill="F2F5FA"/>
+            <w:vAlign w:val="center"/>
+          </w:tcPr>
+          <w:p>
+            <w:pPr>
+              <w:spacing w:after="0"/>
+            </w:pPr>
+            <w:r>
+              <w:rPr>
+                <w:rFonts w:ascii="游ゴシック" w:hAnsi="游ゴシック" w:eastAsia="游ゴシック"/>
+                <w:b w:val="0"/>
+                <w:sz w:val="16"/>
+              </w:rPr>
+              <w:t>―</w:t>
+            </w:r>
+          </w:p>
+        </w:tc>
+      </w:tr>
+      <w:tr>
+        <w:trPr>
+          <w:cantSplit/>
+        </w:trPr>
+        <w:tc>
+          <w:tcPr>
+            <w:tcW w:type="dxa" w:w="794"/>
+            <w:vAlign w:val="center"/>
+          </w:tcPr>
+          <w:p>
+            <w:pPr>
+              <w:spacing w:after="0"/>
+              <w:jc w:val="center"/>
+            </w:pPr>
+            <w:r>
+              <w:rPr>
+                <w:rFonts w:ascii="游ゴシック" w:hAnsi="游ゴシック" w:eastAsia="游ゴシック"/>
+                <w:b w:val="0"/>
+                <w:sz w:val="16"/>
+              </w:rPr>
+              <w:t>No.139</w:t>
+            </w:r>
+          </w:p>
+        </w:tc>
+        <w:tc>
+          <w:tcPr>
+            <w:tcW w:type="dxa" w:w="2608"/>
+            <w:vAlign w:val="center"/>
+          </w:tcPr>
+          <w:p>
+            <w:pPr>
+              <w:spacing w:after="0"/>
+            </w:pPr>
+            <w:r>
+              <w:rPr>
+                <w:rFonts w:ascii="游ゴシック" w:hAnsi="游ゴシック" w:eastAsia="游ゴシック"/>
+                <w:b w:val="0"/>
+                <w:sz w:val="16"/>
+              </w:rPr>
+              <w:t>健康とくらしの調査の個票の再提供の要否</w:t>
+            </w:r>
+          </w:p>
+        </w:tc>
+        <w:tc>
+          <w:tcPr>
+            <w:tcW w:type="dxa" w:w="4649"/>
+            <w:vAlign w:val="center"/>
+          </w:tcPr>
+          <w:p>
+            <w:pPr>
+              <w:spacing w:after="0"/>
+            </w:pPr>
+            <w:r>
+              <w:rPr>
+                <w:rFonts w:ascii="游ゴシック" w:hAnsi="游ゴシック" w:eastAsia="游ゴシック"/>
+                <w:b w:val="0"/>
+                <w:sz w:val="16"/>
+              </w:rPr>
+              <w:t>健康とくらしの調査の個票の再提供は依頼しない（成果品は収録済みで内容が確定しており不足がない）</w:t>
+            </w:r>
+          </w:p>
+        </w:tc>
+        <w:tc>
+          <w:tcPr>
+            <w:tcW w:type="dxa" w:w="1701"/>
+            <w:vAlign w:val="center"/>
+          </w:tcPr>
+          <w:p>
+            <w:pPr>
+              <w:spacing w:after="0"/>
+            </w:pPr>
+            <w:r>
+              <w:rPr>
+                <w:rFonts w:ascii="游ゴシック" w:hAnsi="游ゴシック" w:eastAsia="游ゴシック"/>
+                <w:b w:val="0"/>
+                <w:sz w:val="16"/>
+              </w:rPr>
+              <w:t>―</w:t>
+            </w:r>
+          </w:p>
+        </w:tc>
+      </w:tr>
+      <w:tr>
+        <w:trPr>
+          <w:cantSplit/>
+        </w:trPr>
+        <w:tc>
+          <w:tcPr>
+            <w:tcW w:type="dxa" w:w="794"/>
+            <w:shd w:val="clear" w:color="auto" w:fill="F2F5FA"/>
+            <w:vAlign w:val="center"/>
+          </w:tcPr>
+          <w:p>
+            <w:pPr>
+              <w:spacing w:after="0"/>
+              <w:jc w:val="center"/>
+            </w:pPr>
+            <w:r>
+              <w:rPr>
+                <w:rFonts w:ascii="游ゴシック" w:hAnsi="游ゴシック" w:eastAsia="游ゴシック"/>
+                <w:b w:val="0"/>
+                <w:sz w:val="16"/>
+              </w:rPr>
+              <w:t>No.148</w:t>
+            </w:r>
+          </w:p>
+        </w:tc>
+        <w:tc>
+          <w:tcPr>
+            <w:tcW w:type="dxa" w:w="2608"/>
+            <w:shd w:val="clear" w:color="auto" w:fill="F2F5FA"/>
+            <w:vAlign w:val="center"/>
+          </w:tcPr>
+          <w:p>
+            <w:pPr>
+              <w:spacing w:after="0"/>
+            </w:pPr>
+            <w:r>
+              <w:rPr>
+                <w:rFonts w:ascii="游ゴシック" w:hAnsi="游ゴシック" w:eastAsia="游ゴシック"/>
+                <w:b w:val="0"/>
+                <w:sz w:val="16"/>
+              </w:rPr>
+              <w:t>見える化システムの操作手引・認証後画面の写しのご提供</w:t>
+            </w:r>
+          </w:p>
+        </w:tc>
+        <w:tc>
+          <w:tcPr>
+            <w:tcW w:type="dxa" w:w="4649"/>
+            <w:shd w:val="clear" w:color="auto" w:fill="F2F5FA"/>
+            <w:vAlign w:val="center"/>
+          </w:tcPr>
+          <w:p>
+            <w:pPr>
+              <w:spacing w:after="0"/>
+            </w:pPr>
+            <w:r>
+              <w:rPr>
+                <w:rFonts w:ascii="游ゴシック" w:hAnsi="游ゴシック" w:eastAsia="游ゴシック"/>
+                <w:b w:val="0"/>
+                <w:sz w:val="16"/>
+              </w:rPr>
+              <w:t>受領済みの画面の写しの範囲で入力値を示し、操作手引により確認できていない項目はその旨を明記した</w:t>
+            </w:r>
+          </w:p>
+        </w:tc>
+        <w:tc>
+          <w:tcPr>
+            <w:tcW w:type="dxa" w:w="1701"/>
+            <w:shd w:val="clear" w:color="auto" w:fill="F2F5FA"/>
+            <w:vAlign w:val="center"/>
+          </w:tcPr>
+          <w:p>
+            <w:pPr>
+              <w:spacing w:after="0"/>
+            </w:pPr>
+            <w:r>
+              <w:rPr>
+                <w:rFonts w:ascii="游ゴシック" w:hAnsi="游ゴシック" w:eastAsia="游ゴシック"/>
+                <w:b w:val="0"/>
+                <w:sz w:val="16"/>
+              </w:rPr>
+              <w:t>―</w:t>
+            </w:r>
+          </w:p>
+        </w:tc>
+      </w:tr>
+      <w:tr>
+        <w:trPr>
+          <w:cantSplit/>
+        </w:trPr>
+        <w:tc>
+          <w:tcPr>
+            <w:tcW w:type="dxa" w:w="794"/>
+            <w:vAlign w:val="center"/>
+          </w:tcPr>
+          <w:p>
+            <w:pPr>
+              <w:spacing w:after="0"/>
+              <w:jc w:val="center"/>
+            </w:pPr>
+            <w:r>
+              <w:rPr>
+                <w:rFonts w:ascii="游ゴシック" w:hAnsi="游ゴシック" w:eastAsia="游ゴシック"/>
+                <w:b w:val="0"/>
+                <w:sz w:val="16"/>
+              </w:rPr>
+              <w:t>No.90</w:t>
+            </w:r>
+          </w:p>
+        </w:tc>
+        <w:tc>
+          <w:tcPr>
+            <w:tcW w:type="dxa" w:w="2608"/>
+            <w:vAlign w:val="center"/>
+          </w:tcPr>
+          <w:p>
+            <w:pPr>
+              <w:spacing w:after="0"/>
+            </w:pPr>
+            <w:r>
+              <w:rPr>
+                <w:rFonts w:ascii="游ゴシック" w:hAnsi="游ゴシック" w:eastAsia="游ゴシック"/>
+                <w:b w:val="0"/>
+                <w:sz w:val="16"/>
+              </w:rPr>
+              <w:t>第9期計画の本文（電子データ）及び前回調査の原集計表の提供</w:t>
+            </w:r>
+          </w:p>
+        </w:tc>
+        <w:tc>
+          <w:tcPr>
+            <w:tcW w:type="dxa" w:w="4649"/>
+            <w:vAlign w:val="center"/>
+          </w:tcPr>
+          <w:p>
+            <w:pPr>
+              <w:spacing w:after="0"/>
+            </w:pPr>
+            <w:r>
+              <w:rPr>
+                <w:rFonts w:ascii="游ゴシック" w:hAnsi="游ゴシック" w:eastAsia="游ゴシック"/>
+                <w:b w:val="0"/>
+                <w:sz w:val="16"/>
+              </w:rPr>
+              <w:t>前回調査との比較は割合のみとし、指標別の分母を第9期計画の本文から確認できない旨を注に明示した</w:t>
+            </w:r>
+          </w:p>
+        </w:tc>
+        <w:tc>
+          <w:tcPr>
+            <w:tcW w:type="dxa" w:w="1701"/>
+            <w:vAlign w:val="center"/>
+          </w:tcPr>
+          <w:p>
+            <w:pPr>
+              <w:spacing w:after="0"/>
+            </w:pPr>
+            <w:r>
+              <w:rPr>
+                <w:rFonts w:ascii="游ゴシック" w:hAnsi="游ゴシック" w:eastAsia="游ゴシック"/>
+                <w:b w:val="0"/>
+                <w:sz w:val="16"/>
+              </w:rPr>
+              <w:t>第2章第4節</w:t>
+            </w:r>
+          </w:p>
+        </w:tc>
+      </w:tr>
+      <w:tr>
+        <w:trPr>
+          <w:cantSplit/>
+        </w:trPr>
+        <w:tc>
+          <w:tcPr>
+            <w:tcW w:type="dxa" w:w="794"/>
+            <w:shd w:val="clear" w:color="auto" w:fill="F2F5FA"/>
+            <w:vAlign w:val="center"/>
+          </w:tcPr>
+          <w:p>
+            <w:pPr>
+              <w:spacing w:after="0"/>
+              <w:jc w:val="center"/>
+            </w:pPr>
+            <w:r>
+              <w:rPr>
+                <w:rFonts w:ascii="游ゴシック" w:hAnsi="游ゴシック" w:eastAsia="游ゴシック"/>
+                <w:b w:val="0"/>
+                <w:sz w:val="16"/>
+              </w:rPr>
+              <w:t>No.91</w:t>
+            </w:r>
+          </w:p>
+        </w:tc>
+        <w:tc>
+          <w:tcPr>
+            <w:tcW w:type="dxa" w:w="2608"/>
+            <w:shd w:val="clear" w:color="auto" w:fill="F2F5FA"/>
+            <w:vAlign w:val="center"/>
+          </w:tcPr>
+          <w:p>
+            <w:pPr>
+              <w:spacing w:after="0"/>
+            </w:pPr>
+            <w:r>
+              <w:rPr>
+                <w:rFonts w:ascii="游ゴシック" w:hAnsi="游ゴシック" w:eastAsia="游ゴシック"/>
+                <w:b w:val="0"/>
+                <w:sz w:val="16"/>
+              </w:rPr>
+              <w:t>介護給付費通知及び給付実績の活用による確認等</w:t>
+            </w:r>
+          </w:p>
+        </w:tc>
+        <w:tc>
+          <w:tcPr>
+            <w:tcW w:type="dxa" w:w="4649"/>
+            <w:shd w:val="clear" w:color="auto" w:fill="F2F5FA"/>
+            <w:vAlign w:val="center"/>
+          </w:tcPr>
+          <w:p>
+            <w:pPr>
+              <w:spacing w:after="0"/>
+            </w:pPr>
+            <w:r>
+              <w:rPr>
+                <w:rFonts w:ascii="游ゴシック" w:hAnsi="游ゴシック" w:eastAsia="游ゴシック"/>
+                <w:b w:val="0"/>
+                <w:sz w:val="16"/>
+              </w:rPr>
+              <w:t>給付実績の活用による確認等及び介護給付費通知は、実施の状況を確認したうえで第10期の実施の方針を定めることとし、現行の取組のまま位置づけた</w:t>
+            </w:r>
+          </w:p>
+        </w:tc>
+        <w:tc>
+          <w:tcPr>
+            <w:tcW w:type="dxa" w:w="1701"/>
+            <w:shd w:val="clear" w:color="auto" w:fill="F2F5FA"/>
+            <w:vAlign w:val="center"/>
+          </w:tcPr>
+          <w:p>
+            <w:pPr>
+              <w:spacing w:after="0"/>
+            </w:pPr>
+            <w:r>
+              <w:rPr>
+                <w:rFonts w:ascii="游ゴシック" w:hAnsi="游ゴシック" w:eastAsia="游ゴシック"/>
+                <w:b w:val="0"/>
+                <w:sz w:val="16"/>
+              </w:rPr>
+              <w:t>第5章 基本目標5</w:t>
+            </w:r>
+          </w:p>
+        </w:tc>
+      </w:tr>
+      <w:tr>
+        <w:trPr>
+          <w:cantSplit/>
+        </w:trPr>
+        <w:tc>
+          <w:tcPr>
+            <w:tcW w:type="dxa" w:w="794"/>
+            <w:vAlign w:val="center"/>
+          </w:tcPr>
+          <w:p>
+            <w:pPr>
+              <w:spacing w:after="0"/>
+              <w:jc w:val="center"/>
+            </w:pPr>
+            <w:r>
+              <w:rPr>
+                <w:rFonts w:ascii="游ゴシック" w:hAnsi="游ゴシック" w:eastAsia="游ゴシック"/>
+                <w:b w:val="0"/>
+                <w:sz w:val="16"/>
+              </w:rPr>
+              <w:t>No.92</w:t>
+            </w:r>
+          </w:p>
+        </w:tc>
+        <w:tc>
+          <w:tcPr>
+            <w:tcW w:type="dxa" w:w="2608"/>
+            <w:vAlign w:val="center"/>
+          </w:tcPr>
+          <w:p>
+            <w:pPr>
+              <w:spacing w:after="0"/>
+            </w:pPr>
+            <w:r>
+              <w:rPr>
+                <w:rFonts w:ascii="游ゴシック" w:hAnsi="游ゴシック" w:eastAsia="游ゴシック"/>
+                <w:b w:val="0"/>
+                <w:sz w:val="16"/>
+              </w:rPr>
+              <w:t>認定調査の指定居宅介護支援事業所等への委託の状況</w:t>
+            </w:r>
+          </w:p>
+        </w:tc>
+        <w:tc>
+          <w:tcPr>
+            <w:tcW w:type="dxa" w:w="4649"/>
+            <w:vAlign w:val="center"/>
+          </w:tcPr>
+          <w:p>
+            <w:pPr>
+              <w:spacing w:after="0"/>
+            </w:pPr>
+            <w:r>
+              <w:rPr>
+                <w:rFonts w:ascii="游ゴシック" w:hAnsi="游ゴシック" w:eastAsia="游ゴシック"/>
+                <w:b w:val="0"/>
+                <w:sz w:val="16"/>
+              </w:rPr>
+              <w:t>認定調査の点検件数は、指定居宅介護支援事業所等への委託の状況を確認したうえで定める旨を注に明示した</w:t>
+            </w:r>
+          </w:p>
+        </w:tc>
+        <w:tc>
+          <w:tcPr>
+            <w:tcW w:type="dxa" w:w="1701"/>
+            <w:vAlign w:val="center"/>
+          </w:tcPr>
+          <w:p>
+            <w:pPr>
+              <w:spacing w:after="0"/>
+            </w:pPr>
+            <w:r>
+              <w:rPr>
+                <w:rFonts w:ascii="游ゴシック" w:hAnsi="游ゴシック" w:eastAsia="游ゴシック"/>
+                <w:b w:val="0"/>
+                <w:sz w:val="16"/>
+              </w:rPr>
+              <w:t>第5章 基本目標5</w:t>
+            </w:r>
+          </w:p>
+        </w:tc>
+      </w:tr>
+      <w:tr>
+        <w:trPr>
+          <w:cantSplit/>
+        </w:trPr>
+        <w:tc>
+          <w:tcPr>
+            <w:tcW w:type="dxa" w:w="794"/>
+            <w:shd w:val="clear" w:color="auto" w:fill="F2F5FA"/>
+            <w:vAlign w:val="center"/>
+          </w:tcPr>
+          <w:p>
+            <w:pPr>
+              <w:spacing w:after="0"/>
+              <w:jc w:val="center"/>
+            </w:pPr>
+            <w:r>
+              <w:rPr>
+                <w:rFonts w:ascii="游ゴシック" w:hAnsi="游ゴシック" w:eastAsia="游ゴシック"/>
+                <w:b w:val="0"/>
+                <w:sz w:val="16"/>
+              </w:rPr>
+              <w:t>No.97</w:t>
+            </w:r>
+          </w:p>
+        </w:tc>
+        <w:tc>
+          <w:tcPr>
+            <w:tcW w:type="dxa" w:w="2608"/>
+            <w:shd w:val="clear" w:color="auto" w:fill="F2F5FA"/>
+            <w:vAlign w:val="center"/>
+          </w:tcPr>
+          <w:p>
+            <w:pPr>
+              <w:spacing w:after="0"/>
+            </w:pPr>
+            <w:r>
+              <w:rPr>
+                <w:rFonts w:ascii="游ゴシック" w:hAnsi="游ゴシック" w:eastAsia="游ゴシック"/>
+                <w:b w:val="0"/>
+                <w:sz w:val="16"/>
+              </w:rPr>
+              <w:t>令和9年4月1日から義務となる2件への対応</w:t>
+            </w:r>
+          </w:p>
+        </w:tc>
+        <w:tc>
+          <w:tcPr>
+            <w:tcW w:type="dxa" w:w="4649"/>
+            <w:shd w:val="clear" w:color="auto" w:fill="F2F5FA"/>
+            <w:vAlign w:val="center"/>
+          </w:tcPr>
+          <w:p>
+            <w:pPr>
+              <w:spacing w:after="0"/>
+            </w:pPr>
+            <w:r>
+              <w:rPr>
+                <w:rFonts w:ascii="游ゴシック" w:hAnsi="游ゴシック" w:eastAsia="游ゴシック"/>
+                <w:b w:val="0"/>
+                <w:sz w:val="16"/>
+              </w:rPr>
+              <w:t>条例の対応規定を確認していないため、省令の定めと対象事業所数（協力医療機関10事業所・生産性向上の取組に係る委員会15事業所）を示すにとどめた</w:t>
+            </w:r>
+          </w:p>
+        </w:tc>
+        <w:tc>
+          <w:tcPr>
+            <w:tcW w:type="dxa" w:w="1701"/>
+            <w:shd w:val="clear" w:color="auto" w:fill="F2F5FA"/>
+            <w:vAlign w:val="center"/>
+          </w:tcPr>
+          <w:p>
+            <w:pPr>
+              <w:spacing w:after="0"/>
+            </w:pPr>
+            <w:r>
+              <w:rPr>
+                <w:rFonts w:ascii="游ゴシック" w:hAnsi="游ゴシック" w:eastAsia="游ゴシック"/>
+                <w:b w:val="0"/>
+                <w:sz w:val="16"/>
+              </w:rPr>
+              <w:t>第1章第9節1</w:t>
+            </w:r>
+          </w:p>
+        </w:tc>
+      </w:tr>
+      <w:tr>
+        <w:trPr>
+          <w:cantSplit/>
+        </w:trPr>
+        <w:tc>
+          <w:tcPr>
+            <w:tcW w:type="dxa" w:w="794"/>
+            <w:vAlign w:val="center"/>
+          </w:tcPr>
+          <w:p>
+            <w:pPr>
+              <w:spacing w:after="0"/>
+              <w:jc w:val="center"/>
+            </w:pPr>
+            <w:r>
+              <w:rPr>
+                <w:rFonts w:ascii="游ゴシック" w:hAnsi="游ゴシック" w:eastAsia="游ゴシック"/>
+                <w:b w:val="0"/>
+                <w:sz w:val="16"/>
+              </w:rPr>
+              <w:t>No.99</w:t>
+            </w:r>
+          </w:p>
+        </w:tc>
+        <w:tc>
+          <w:tcPr>
+            <w:tcW w:type="dxa" w:w="2608"/>
+            <w:vAlign w:val="center"/>
+          </w:tcPr>
+          <w:p>
+            <w:pPr>
+              <w:spacing w:after="0"/>
+            </w:pPr>
+            <w:r>
+              <w:rPr>
+                <w:rFonts w:ascii="游ゴシック" w:hAnsi="游ゴシック" w:eastAsia="游ゴシック"/>
+                <w:b w:val="0"/>
+                <w:sz w:val="16"/>
+              </w:rPr>
+              <w:t>過疎地域における小規模多機能型居宅介護の定員超過の特例の取扱い</w:t>
+            </w:r>
+          </w:p>
+        </w:tc>
+        <w:tc>
+          <w:tcPr>
+            <w:tcW w:type="dxa" w:w="4649"/>
+            <w:vAlign w:val="center"/>
+          </w:tcPr>
+          <w:p>
+            <w:pPr>
+              <w:spacing w:after="0"/>
+            </w:pPr>
+            <w:r>
+              <w:rPr>
+                <w:rFonts w:ascii="游ゴシック" w:hAnsi="游ゴシック" w:eastAsia="游ゴシック"/>
+                <w:b w:val="0"/>
+                <w:sz w:val="16"/>
+              </w:rPr>
+              <w:t>過疎地域における小規模多機能型居宅介護の登録定員の超過の特例を用いずに見込量を算定している旨を注に明示した</w:t>
+            </w:r>
+          </w:p>
+        </w:tc>
+        <w:tc>
+          <w:tcPr>
+            <w:tcW w:type="dxa" w:w="1701"/>
+            <w:vAlign w:val="center"/>
+          </w:tcPr>
+          <w:p>
+            <w:pPr>
+              <w:spacing w:after="0"/>
+            </w:pPr>
+            <w:r>
+              <w:rPr>
+                <w:rFonts w:ascii="游ゴシック" w:hAnsi="游ゴシック" w:eastAsia="游ゴシック"/>
+                <w:b w:val="0"/>
+                <w:sz w:val="16"/>
+              </w:rPr>
+              <w:t>第6章第2節</w:t>
+            </w:r>
+          </w:p>
+        </w:tc>
+      </w:tr>
+      <w:tr>
+        <w:trPr>
+          <w:cantSplit/>
+        </w:trPr>
+        <w:tc>
+          <w:tcPr>
+            <w:tcW w:type="dxa" w:w="794"/>
+            <w:shd w:val="clear" w:color="auto" w:fill="F2F5FA"/>
+            <w:vAlign w:val="center"/>
+          </w:tcPr>
+          <w:p>
+            <w:pPr>
+              <w:spacing w:after="0"/>
+              <w:jc w:val="center"/>
+            </w:pPr>
+            <w:r>
+              <w:rPr>
+                <w:rFonts w:ascii="游ゴシック" w:hAnsi="游ゴシック" w:eastAsia="游ゴシック"/>
+                <w:b w:val="0"/>
+                <w:sz w:val="16"/>
+              </w:rPr>
+              <w:t>No.108</w:t>
+            </w:r>
+          </w:p>
+        </w:tc>
+        <w:tc>
+          <w:tcPr>
+            <w:tcW w:type="dxa" w:w="2608"/>
+            <w:shd w:val="clear" w:color="auto" w:fill="F2F5FA"/>
+            <w:vAlign w:val="center"/>
+          </w:tcPr>
+          <w:p>
+            <w:pPr>
+              <w:spacing w:after="0"/>
+            </w:pPr>
+            <w:r>
+              <w:rPr>
+                <w:rFonts w:ascii="游ゴシック" w:hAnsi="游ゴシック" w:eastAsia="游ゴシック"/>
+                <w:b w:val="0"/>
+                <w:sz w:val="16"/>
+              </w:rPr>
+              <w:t>補正しても外れるサービス6件の理由</w:t>
+            </w:r>
+          </w:p>
+        </w:tc>
+        <w:tc>
+          <w:tcPr>
+            <w:tcW w:type="dxa" w:w="4649"/>
+            <w:shd w:val="clear" w:color="auto" w:fill="F2F5FA"/>
+            <w:vAlign w:val="center"/>
+          </w:tcPr>
+          <w:p>
+            <w:pPr>
+              <w:spacing w:after="0"/>
+            </w:pPr>
+            <w:r>
+              <w:rPr>
+                <w:rFonts w:ascii="游ゴシック" w:hAnsi="游ゴシック" w:eastAsia="游ゴシック"/>
+                <w:b w:val="0"/>
+                <w:sz w:val="16"/>
+              </w:rPr>
+              <w:t>補正を行っても開きが残る6種別は趨勢の置き方によるものではなく供給の状況又は制度の区分によるものであり、第4節の整備方針及び確保方策において扱う旨を注に明示した</w:t>
+            </w:r>
+          </w:p>
+        </w:tc>
+        <w:tc>
+          <w:tcPr>
+            <w:tcW w:type="dxa" w:w="1701"/>
+            <w:shd w:val="clear" w:color="auto" w:fill="F2F5FA"/>
+            <w:vAlign w:val="center"/>
+          </w:tcPr>
+          <w:p>
+            <w:pPr>
+              <w:spacing w:after="0"/>
+            </w:pPr>
+            <w:r>
+              <w:rPr>
+                <w:rFonts w:ascii="游ゴシック" w:hAnsi="游ゴシック" w:eastAsia="游ゴシック"/>
+                <w:b w:val="0"/>
+                <w:sz w:val="16"/>
+              </w:rPr>
+              <w:t>第6章第6節2</w:t>
+            </w:r>
+          </w:p>
+        </w:tc>
+      </w:tr>
+      <w:tr>
+        <w:trPr>
+          <w:cantSplit/>
+        </w:trPr>
+        <w:tc>
+          <w:tcPr>
+            <w:tcW w:type="dxa" w:w="794"/>
+            <w:vAlign w:val="center"/>
+          </w:tcPr>
+          <w:p>
+            <w:pPr>
+              <w:spacing w:after="0"/>
+              <w:jc w:val="center"/>
+            </w:pPr>
+            <w:r>
+              <w:rPr>
+                <w:rFonts w:ascii="游ゴシック" w:hAnsi="游ゴシック" w:eastAsia="游ゴシック"/>
+                <w:b w:val="0"/>
+                <w:sz w:val="16"/>
+              </w:rPr>
+              <w:t>No.111</w:t>
+            </w:r>
+          </w:p>
+        </w:tc>
+        <w:tc>
+          <w:tcPr>
+            <w:tcW w:type="dxa" w:w="2608"/>
+            <w:vAlign w:val="center"/>
+          </w:tcPr>
+          <w:p>
+            <w:pPr>
+              <w:spacing w:after="0"/>
+            </w:pPr>
+            <w:r>
+              <w:rPr>
+                <w:rFonts w:ascii="游ゴシック" w:hAnsi="游ゴシック" w:eastAsia="游ゴシック"/>
+                <w:b w:val="0"/>
+                <w:sz w:val="16"/>
+              </w:rPr>
+              <w:t>過年度の趨勢に現れない要因の扱い（認知症施策・高齢者向け住まいほか）</w:t>
+            </w:r>
+          </w:p>
+        </w:tc>
+        <w:tc>
+          <w:tcPr>
+            <w:tcW w:type="dxa" w:w="4649"/>
+            <w:vAlign w:val="center"/>
+          </w:tcPr>
+          <w:p>
+            <w:pPr>
+              <w:spacing w:after="0"/>
+            </w:pPr>
+            <w:r>
+              <w:rPr>
+                <w:rFonts w:ascii="游ゴシック" w:hAnsi="游ゴシック" w:eastAsia="游ゴシック"/>
+                <w:b w:val="0"/>
+                <w:sz w:val="16"/>
+              </w:rPr>
+              <w:t>趨勢に現れない要因は給付費を増やす向きか減らす向きかを記すにとどめ、数値には織り込んでいない旨を注に明示した</w:t>
+            </w:r>
+          </w:p>
+        </w:tc>
+        <w:tc>
+          <w:tcPr>
+            <w:tcW w:type="dxa" w:w="1701"/>
+            <w:vAlign w:val="center"/>
+          </w:tcPr>
+          <w:p>
+            <w:pPr>
+              <w:spacing w:after="0"/>
+            </w:pPr>
+            <w:r>
+              <w:rPr>
+                <w:rFonts w:ascii="游ゴシック" w:hAnsi="游ゴシック" w:eastAsia="游ゴシック"/>
+                <w:b w:val="0"/>
+                <w:sz w:val="16"/>
+              </w:rPr>
+              <w:t>第6章第6節2</w:t>
+            </w:r>
+          </w:p>
+        </w:tc>
+      </w:tr>
+      <w:tr>
+        <w:trPr>
+          <w:cantSplit/>
+        </w:trPr>
+        <w:tc>
+          <w:tcPr>
+            <w:tcW w:type="dxa" w:w="794"/>
+            <w:shd w:val="clear" w:color="auto" w:fill="F2F5FA"/>
+            <w:vAlign w:val="center"/>
+          </w:tcPr>
+          <w:p>
+            <w:pPr>
+              <w:spacing w:after="0"/>
+              <w:jc w:val="center"/>
+            </w:pPr>
+            <w:r>
+              <w:rPr>
+                <w:rFonts w:ascii="游ゴシック" w:hAnsi="游ゴシック" w:eastAsia="游ゴシック"/>
+                <w:b w:val="0"/>
+                <w:sz w:val="16"/>
+              </w:rPr>
+              <w:t>No.118</w:t>
+            </w:r>
+          </w:p>
+        </w:tc>
+        <w:tc>
+          <w:tcPr>
+            <w:tcW w:type="dxa" w:w="2608"/>
+            <w:shd w:val="clear" w:color="auto" w:fill="F2F5FA"/>
+            <w:vAlign w:val="center"/>
+          </w:tcPr>
+          <w:p>
+            <w:pPr>
+              <w:spacing w:after="0"/>
+            </w:pPr>
+            <w:r>
+              <w:rPr>
+                <w:rFonts w:ascii="游ゴシック" w:hAnsi="游ゴシック" w:eastAsia="游ゴシック"/>
+                <w:b w:val="0"/>
+                <w:sz w:val="16"/>
+              </w:rPr>
+              <w:t>施策2-5の代表KPIを「施策化への転換率」とするか</w:t>
+            </w:r>
+          </w:p>
+        </w:tc>
+        <w:tc>
+          <w:tcPr>
+            <w:tcW w:type="dxa" w:w="4649"/>
+            <w:shd w:val="clear" w:color="auto" w:fill="F2F5FA"/>
+            <w:vAlign w:val="center"/>
+          </w:tcPr>
+          <w:p>
+            <w:pPr>
+              <w:spacing w:after="0"/>
+            </w:pPr>
+            <w:r>
+              <w:rPr>
+                <w:rFonts w:ascii="游ゴシック" w:hAnsi="游ゴシック" w:eastAsia="游ゴシック"/>
+                <w:b w:val="0"/>
+                <w:sz w:val="16"/>
+              </w:rPr>
+              <w:t>地域ケア会議の指標に施策化への転換率を加え、令和9年度に基準値を把握し令和10年度から目標値を置くこと、率とともに実数を併記すること、記録は3町が作成し集計値を提出することを明示した</w:t>
+            </w:r>
+          </w:p>
+        </w:tc>
+        <w:tc>
+          <w:tcPr>
+            <w:tcW w:type="dxa" w:w="1701"/>
+            <w:shd w:val="clear" w:color="auto" w:fill="F2F5FA"/>
+            <w:vAlign w:val="center"/>
+          </w:tcPr>
+          <w:p>
+            <w:pPr>
+              <w:spacing w:after="0"/>
+            </w:pPr>
+            <w:r>
+              <w:rPr>
+                <w:rFonts w:ascii="游ゴシック" w:hAnsi="游ゴシック" w:eastAsia="游ゴシック"/>
+                <w:b w:val="0"/>
+                <w:sz w:val="16"/>
+              </w:rPr>
+              <w:t>第5章 基本目標1</w:t>
+            </w:r>
+          </w:p>
+        </w:tc>
+      </w:tr>
+      <w:tr>
+        <w:trPr>
+          <w:cantSplit/>
+        </w:trPr>
+        <w:tc>
+          <w:tcPr>
+            <w:tcW w:type="dxa" w:w="794"/>
+            <w:vAlign w:val="center"/>
+          </w:tcPr>
+          <w:p>
+            <w:pPr>
+              <w:spacing w:after="0"/>
+              <w:jc w:val="center"/>
+            </w:pPr>
+            <w:r>
+              <w:rPr>
+                <w:rFonts w:ascii="游ゴシック" w:hAnsi="游ゴシック" w:eastAsia="游ゴシック"/>
+                <w:b w:val="0"/>
+                <w:sz w:val="16"/>
+              </w:rPr>
+              <w:t>No.119</w:t>
+            </w:r>
+          </w:p>
+        </w:tc>
+        <w:tc>
+          <w:tcPr>
+            <w:tcW w:type="dxa" w:w="2608"/>
+            <w:vAlign w:val="center"/>
+          </w:tcPr>
+          <w:p>
+            <w:pPr>
+              <w:spacing w:after="0"/>
+            </w:pPr>
+            <w:r>
+              <w:rPr>
+                <w:rFonts w:ascii="游ゴシック" w:hAnsi="游ゴシック" w:eastAsia="游ゴシック"/>
+                <w:b w:val="0"/>
+                <w:sz w:val="16"/>
+              </w:rPr>
+              <w:t>地域ケア会議の3町共通の記録様式を整えてよいか</w:t>
+            </w:r>
+          </w:p>
+        </w:tc>
+        <w:tc>
+          <w:tcPr>
+            <w:tcW w:type="dxa" w:w="4649"/>
+            <w:vAlign w:val="center"/>
+          </w:tcPr>
+          <w:p>
+            <w:pPr>
+              <w:spacing w:after="0"/>
+            </w:pPr>
+            <w:r>
+              <w:rPr>
+                <w:rFonts w:ascii="游ゴシック" w:hAnsi="游ゴシック" w:eastAsia="游ゴシック"/>
+                <w:b w:val="0"/>
+                <w:sz w:val="16"/>
+              </w:rPr>
+              <w:t>3町共通の記録様式は令和9年度に整えることとし、様式そのものは協議資料にとどめた</w:t>
+            </w:r>
+          </w:p>
+        </w:tc>
+        <w:tc>
+          <w:tcPr>
+            <w:tcW w:type="dxa" w:w="1701"/>
+            <w:vAlign w:val="center"/>
+          </w:tcPr>
+          <w:p>
+            <w:pPr>
+              <w:spacing w:after="0"/>
+            </w:pPr>
+            <w:r>
+              <w:rPr>
+                <w:rFonts w:ascii="游ゴシック" w:hAnsi="游ゴシック" w:eastAsia="游ゴシック"/>
+                <w:b w:val="0"/>
+                <w:sz w:val="16"/>
+              </w:rPr>
+              <w:t>第5章 基本目標1</w:t>
+            </w:r>
+          </w:p>
+        </w:tc>
+      </w:tr>
+      <w:tr>
+        <w:trPr>
+          <w:cantSplit/>
+        </w:trPr>
+        <w:tc>
+          <w:tcPr>
+            <w:tcW w:type="dxa" w:w="794"/>
+            <w:shd w:val="clear" w:color="auto" w:fill="F2F5FA"/>
+            <w:vAlign w:val="center"/>
+          </w:tcPr>
+          <w:p>
+            <w:pPr>
+              <w:spacing w:after="0"/>
+              <w:jc w:val="center"/>
+            </w:pPr>
+            <w:r>
+              <w:rPr>
+                <w:rFonts w:ascii="游ゴシック" w:hAnsi="游ゴシック" w:eastAsia="游ゴシック"/>
+                <w:b w:val="0"/>
+                <w:sz w:val="16"/>
+              </w:rPr>
+              <w:t>No.120</w:t>
+            </w:r>
+          </w:p>
+        </w:tc>
+        <w:tc>
+          <w:tcPr>
+            <w:tcW w:type="dxa" w:w="2608"/>
+            <w:shd w:val="clear" w:color="auto" w:fill="F2F5FA"/>
+            <w:vAlign w:val="center"/>
+          </w:tcPr>
+          <w:p>
+            <w:pPr>
+              <w:spacing w:after="0"/>
+            </w:pPr>
+            <w:r>
+              <w:rPr>
+                <w:rFonts w:ascii="游ゴシック" w:hAnsi="游ゴシック" w:eastAsia="游ゴシック"/>
+                <w:b w:val="0"/>
+                <w:sz w:val="16"/>
+              </w:rPr>
+              <w:t>地域ケア個別会議と地域ケア推進会議を分けて計数するか</w:t>
+            </w:r>
+          </w:p>
+        </w:tc>
+        <w:tc>
+          <w:tcPr>
+            <w:tcW w:type="dxa" w:w="4649"/>
+            <w:shd w:val="clear" w:color="auto" w:fill="F2F5FA"/>
+            <w:vAlign w:val="center"/>
+          </w:tcPr>
+          <w:p>
+            <w:pPr>
+              <w:spacing w:after="0"/>
+            </w:pPr>
+            <w:r>
+              <w:rPr>
+                <w:rFonts w:ascii="游ゴシック" w:hAnsi="游ゴシック" w:eastAsia="游ゴシック"/>
+                <w:b w:val="0"/>
+                <w:sz w:val="16"/>
+              </w:rPr>
+              <w:t>件数は地域ケア個別会議と地域ケア推進会議を分けずに計数する旨を注に明示した</w:t>
+            </w:r>
+          </w:p>
+        </w:tc>
+        <w:tc>
+          <w:tcPr>
+            <w:tcW w:type="dxa" w:w="1701"/>
+            <w:shd w:val="clear" w:color="auto" w:fill="F2F5FA"/>
+            <w:vAlign w:val="center"/>
+          </w:tcPr>
+          <w:p>
+            <w:pPr>
+              <w:spacing w:after="0"/>
+            </w:pPr>
+            <w:r>
+              <w:rPr>
+                <w:rFonts w:ascii="游ゴシック" w:hAnsi="游ゴシック" w:eastAsia="游ゴシック"/>
+                <w:b w:val="0"/>
+                <w:sz w:val="16"/>
+              </w:rPr>
+              <w:t>第5章 基本目標1</w:t>
+            </w:r>
+          </w:p>
+        </w:tc>
+      </w:tr>
+      <w:tr>
+        <w:trPr>
+          <w:cantSplit/>
+        </w:trPr>
+        <w:tc>
+          <w:tcPr>
+            <w:tcW w:type="dxa" w:w="794"/>
+            <w:vAlign w:val="center"/>
+          </w:tcPr>
+          <w:p>
+            <w:pPr>
+              <w:spacing w:after="0"/>
+              <w:jc w:val="center"/>
+            </w:pPr>
+            <w:r>
+              <w:rPr>
+                <w:rFonts w:ascii="游ゴシック" w:hAnsi="游ゴシック" w:eastAsia="游ゴシック"/>
+                <w:b w:val="0"/>
+                <w:sz w:val="16"/>
+              </w:rPr>
+              <w:t>No.121</w:t>
+            </w:r>
+          </w:p>
+        </w:tc>
+        <w:tc>
+          <w:tcPr>
+            <w:tcW w:type="dxa" w:w="2608"/>
+            <w:vAlign w:val="center"/>
+          </w:tcPr>
+          <w:p>
+            <w:pPr>
+              <w:spacing w:after="0"/>
+            </w:pPr>
+            <w:r>
+              <w:rPr>
+                <w:rFonts w:ascii="游ゴシック" w:hAnsi="游ゴシック" w:eastAsia="游ゴシック"/>
+                <w:b w:val="0"/>
+                <w:sz w:val="16"/>
+              </w:rPr>
+              <w:t>3町の地域ケア会議の実績（令和6〜8年度）のご提供</w:t>
+            </w:r>
+          </w:p>
+        </w:tc>
+        <w:tc>
+          <w:tcPr>
+            <w:tcW w:type="dxa" w:w="4649"/>
+            <w:vAlign w:val="center"/>
+          </w:tcPr>
+          <w:p>
+            <w:pPr>
+              <w:spacing w:after="0"/>
+            </w:pPr>
+            <w:r>
+              <w:rPr>
+                <w:rFonts w:ascii="游ゴシック" w:hAnsi="游ゴシック" w:eastAsia="游ゴシック"/>
+                <w:b w:val="0"/>
+                <w:sz w:val="16"/>
+              </w:rPr>
+              <w:t>3町の実績は令和7年度の地域包括支援センター事業実施報告書により把握できる範囲で記述し、計数の単位が町により異なるため3町を合計できない旨を注に明示した</w:t>
+            </w:r>
+          </w:p>
+        </w:tc>
+        <w:tc>
+          <w:tcPr>
+            <w:tcW w:type="dxa" w:w="1701"/>
+            <w:vAlign w:val="center"/>
+          </w:tcPr>
+          <w:p>
+            <w:pPr>
+              <w:spacing w:after="0"/>
+            </w:pPr>
+            <w:r>
+              <w:rPr>
+                <w:rFonts w:ascii="游ゴシック" w:hAnsi="游ゴシック" w:eastAsia="游ゴシック"/>
+                <w:b w:val="0"/>
+                <w:sz w:val="16"/>
+              </w:rPr>
+              <w:t>第5章 基本目標1</w:t>
+            </w:r>
+          </w:p>
+        </w:tc>
+      </w:tr>
+      <w:tr>
+        <w:trPr>
+          <w:cantSplit/>
+        </w:trPr>
+        <w:tc>
+          <w:tcPr>
+            <w:tcW w:type="dxa" w:w="794"/>
+            <w:shd w:val="clear" w:color="auto" w:fill="F2F5FA"/>
+            <w:vAlign w:val="center"/>
+          </w:tcPr>
+          <w:p>
+            <w:pPr>
+              <w:spacing w:after="0"/>
+              <w:jc w:val="center"/>
+            </w:pPr>
+            <w:r>
+              <w:rPr>
+                <w:rFonts w:ascii="游ゴシック" w:hAnsi="游ゴシック" w:eastAsia="游ゴシック"/>
+                <w:b w:val="0"/>
+                <w:sz w:val="16"/>
+              </w:rPr>
+              <w:t>No.125</w:t>
+            </w:r>
+          </w:p>
+        </w:tc>
+        <w:tc>
+          <w:tcPr>
+            <w:tcW w:type="dxa" w:w="2608"/>
+            <w:shd w:val="clear" w:color="auto" w:fill="F2F5FA"/>
+            <w:vAlign w:val="center"/>
+          </w:tcPr>
+          <w:p>
+            <w:pPr>
+              <w:spacing w:after="0"/>
+            </w:pPr>
+            <w:r>
+              <w:rPr>
+                <w:rFonts w:ascii="游ゴシック" w:hAnsi="游ゴシック" w:eastAsia="游ゴシック"/>
+                <w:b w:val="0"/>
+                <w:sz w:val="16"/>
+              </w:rPr>
+              <w:t>将来推計の参考シートの認定率が総括表の認定率と一致しないこと</w:t>
+            </w:r>
+          </w:p>
+        </w:tc>
+        <w:tc>
+          <w:tcPr>
+            <w:tcW w:type="dxa" w:w="4649"/>
+            <w:shd w:val="clear" w:color="auto" w:fill="F2F5FA"/>
+            <w:vAlign w:val="center"/>
+          </w:tcPr>
+          <w:p>
+            <w:pPr>
+              <w:spacing w:after="0"/>
+            </w:pPr>
+            <w:r>
+              <w:rPr>
+                <w:rFonts w:ascii="游ゴシック" w:hAnsi="游ゴシック" w:eastAsia="游ゴシック"/>
+                <w:b w:val="0"/>
+                <w:sz w:val="16"/>
+              </w:rPr>
+              <w:t>認定率は年報（各年度末現在）によることとし、総括表（各年9月末現在）及び将来推計の参考シートの値との違いが時点等によるものである旨を注に明示した</w:t>
+            </w:r>
+          </w:p>
+        </w:tc>
+        <w:tc>
+          <w:tcPr>
+            <w:tcW w:type="dxa" w:w="1701"/>
+            <w:shd w:val="clear" w:color="auto" w:fill="F2F5FA"/>
+            <w:vAlign w:val="center"/>
+          </w:tcPr>
+          <w:p>
+            <w:pPr>
+              <w:spacing w:after="0"/>
+            </w:pPr>
+            <w:r>
+              <w:rPr>
+                <w:rFonts w:ascii="游ゴシック" w:hAnsi="游ゴシック" w:eastAsia="游ゴシック"/>
+                <w:b w:val="0"/>
+                <w:sz w:val="16"/>
+              </w:rPr>
+              <w:t>第6章第1節</w:t>
+            </w:r>
+          </w:p>
+        </w:tc>
+      </w:tr>
+      <w:tr>
+        <w:trPr>
+          <w:cantSplit/>
+        </w:trPr>
+        <w:tc>
+          <w:tcPr>
+            <w:tcW w:type="dxa" w:w="794"/>
+            <w:vAlign w:val="center"/>
+          </w:tcPr>
+          <w:p>
+            <w:pPr>
+              <w:spacing w:after="0"/>
+              <w:jc w:val="center"/>
+            </w:pPr>
+            <w:r>
+              <w:rPr>
+                <w:rFonts w:ascii="游ゴシック" w:hAnsi="游ゴシック" w:eastAsia="游ゴシック"/>
+                <w:b w:val="0"/>
+                <w:sz w:val="16"/>
+              </w:rPr>
+              <w:t>No.127</w:t>
+            </w:r>
+          </w:p>
+        </w:tc>
+        <w:tc>
+          <w:tcPr>
+            <w:tcW w:type="dxa" w:w="2608"/>
+            <w:vAlign w:val="center"/>
+          </w:tcPr>
+          <w:p>
+            <w:pPr>
+              <w:spacing w:after="0"/>
+            </w:pPr>
+            <w:r>
+              <w:rPr>
+                <w:rFonts w:ascii="游ゴシック" w:hAnsi="游ゴシック" w:eastAsia="游ゴシック"/>
+                <w:b w:val="0"/>
+                <w:sz w:val="16"/>
+              </w:rPr>
+              <w:t>見える化システムの総人口の設定を案Cに改めるか</w:t>
+            </w:r>
+          </w:p>
+        </w:tc>
+        <w:tc>
+          <w:tcPr>
+            <w:tcW w:type="dxa" w:w="4649"/>
+            <w:vAlign w:val="center"/>
+          </w:tcPr>
+          <w:p>
+            <w:pPr>
+              <w:spacing w:after="0"/>
+            </w:pPr>
+            <w:r>
+              <w:rPr>
+                <w:rFonts w:ascii="游ゴシック" w:hAnsi="游ゴシック" w:eastAsia="游ゴシック"/>
+                <w:b w:val="0"/>
+                <w:sz w:val="16"/>
+              </w:rPr>
+              <w:t>人口の基礎は案C（地方創生総合戦略と住民基本台帳の実績趨勢）により、社人研の推計による場合との差を対比して掲げた</w:t>
+            </w:r>
+          </w:p>
+        </w:tc>
+        <w:tc>
+          <w:tcPr>
+            <w:tcW w:type="dxa" w:w="1701"/>
+            <w:vAlign w:val="center"/>
+          </w:tcPr>
+          <w:p>
+            <w:pPr>
+              <w:spacing w:after="0"/>
+            </w:pPr>
+            <w:r>
+              <w:rPr>
+                <w:rFonts w:ascii="游ゴシック" w:hAnsi="游ゴシック" w:eastAsia="游ゴシック"/>
+                <w:b w:val="0"/>
+                <w:sz w:val="16"/>
+              </w:rPr>
+              <w:t>第6章第1節</w:t>
+            </w:r>
+          </w:p>
+        </w:tc>
+      </w:tr>
+      <w:tr>
+        <w:trPr>
+          <w:cantSplit/>
+        </w:trPr>
+        <w:tc>
+          <w:tcPr>
+            <w:tcW w:type="dxa" w:w="794"/>
+            <w:shd w:val="clear" w:color="auto" w:fill="F2F5FA"/>
+            <w:vAlign w:val="center"/>
+          </w:tcPr>
+          <w:p>
+            <w:pPr>
+              <w:spacing w:after="0"/>
+              <w:jc w:val="center"/>
+            </w:pPr>
+            <w:r>
+              <w:rPr>
+                <w:rFonts w:ascii="游ゴシック" w:hAnsi="游ゴシック" w:eastAsia="游ゴシック"/>
+                <w:b w:val="0"/>
+                <w:sz w:val="16"/>
+              </w:rPr>
+              <w:t>No.133</w:t>
+            </w:r>
+          </w:p>
+        </w:tc>
+        <w:tc>
+          <w:tcPr>
+            <w:tcW w:type="dxa" w:w="2608"/>
+            <w:shd w:val="clear" w:color="auto" w:fill="F2F5FA"/>
+            <w:vAlign w:val="center"/>
+          </w:tcPr>
+          <w:p>
+            <w:pPr>
+              <w:spacing w:after="0"/>
+            </w:pPr>
+            <w:r>
+              <w:rPr>
+                <w:rFonts w:ascii="游ゴシック" w:hAnsi="游ゴシック" w:eastAsia="游ゴシック"/>
+                <w:b w:val="0"/>
+                <w:sz w:val="16"/>
+              </w:rPr>
+              <w:t>介護老人保健施設の令和8年度の減少をどう見るか</w:t>
+            </w:r>
+          </w:p>
+        </w:tc>
+        <w:tc>
+          <w:tcPr>
+            <w:tcW w:type="dxa" w:w="4649"/>
+            <w:shd w:val="clear" w:color="auto" w:fill="F2F5FA"/>
+            <w:vAlign w:val="center"/>
+          </w:tcPr>
+          <w:p>
+            <w:pPr>
+              <w:spacing w:after="0"/>
+            </w:pPr>
+            <w:r>
+              <w:rPr>
+                <w:rFonts w:ascii="游ゴシック" w:hAnsi="游ゴシック" w:eastAsia="游ゴシック"/>
+                <w:b w:val="0"/>
+                <w:sz w:val="16"/>
+              </w:rPr>
+              <w:t>介護老人保健施設の令和8年度（4か月）の減少を将来へ延長していない旨を注に明示した</w:t>
+            </w:r>
+          </w:p>
+        </w:tc>
+        <w:tc>
+          <w:tcPr>
+            <w:tcW w:type="dxa" w:w="1701"/>
+            <w:shd w:val="clear" w:color="auto" w:fill="F2F5FA"/>
+            <w:vAlign w:val="center"/>
+          </w:tcPr>
+          <w:p>
+            <w:pPr>
+              <w:spacing w:after="0"/>
+            </w:pPr>
+            <w:r>
+              <w:rPr>
+                <w:rFonts w:ascii="游ゴシック" w:hAnsi="游ゴシック" w:eastAsia="游ゴシック"/>
+                <w:b w:val="0"/>
+                <w:sz w:val="16"/>
+              </w:rPr>
+              <w:t>第6章第2節</w:t>
+            </w:r>
+          </w:p>
+        </w:tc>
+      </w:tr>
+      <w:tr>
+        <w:trPr>
+          <w:cantSplit/>
+        </w:trPr>
+        <w:tc>
+          <w:tcPr>
+            <w:tcW w:type="dxa" w:w="794"/>
+            <w:vAlign w:val="center"/>
+          </w:tcPr>
+          <w:p>
+            <w:pPr>
+              <w:spacing w:after="0"/>
+              <w:jc w:val="center"/>
+            </w:pPr>
+            <w:r>
+              <w:rPr>
+                <w:rFonts w:ascii="游ゴシック" w:hAnsi="游ゴシック" w:eastAsia="游ゴシック"/>
+                <w:b w:val="0"/>
+                <w:sz w:val="16"/>
+              </w:rPr>
+              <w:t>No.136</w:t>
+            </w:r>
+          </w:p>
+        </w:tc>
+        <w:tc>
+          <w:tcPr>
+            <w:tcW w:type="dxa" w:w="2608"/>
+            <w:vAlign w:val="center"/>
+          </w:tcPr>
+          <w:p>
+            <w:pPr>
+              <w:spacing w:after="0"/>
+            </w:pPr>
+            <w:r>
+              <w:rPr>
+                <w:rFonts w:ascii="游ゴシック" w:hAnsi="游ゴシック" w:eastAsia="游ゴシック"/>
+                <w:b w:val="0"/>
+                <w:sz w:val="16"/>
+              </w:rPr>
+              <w:t>画面の令和7年度と年報の月平均の食い違い</w:t>
+            </w:r>
+          </w:p>
+        </w:tc>
+        <w:tc>
+          <w:tcPr>
+            <w:tcW w:type="dxa" w:w="4649"/>
+            <w:vAlign w:val="center"/>
+          </w:tcPr>
+          <w:p>
+            <w:pPr>
+              <w:spacing w:after="0"/>
+            </w:pPr>
+            <w:r>
+              <w:rPr>
+                <w:rFonts w:ascii="游ゴシック" w:hAnsi="游ゴシック" w:eastAsia="游ゴシック"/>
+                <w:b w:val="0"/>
+                <w:sz w:val="16"/>
+              </w:rPr>
+              <w:t>実績は年報（保険者単位）によることとし、見える化システムの画面が表示する令和7年度の値と一部の区分で食い違う旨を注に明示した</w:t>
+            </w:r>
+          </w:p>
+        </w:tc>
+        <w:tc>
+          <w:tcPr>
+            <w:tcW w:type="dxa" w:w="1701"/>
+            <w:vAlign w:val="center"/>
+          </w:tcPr>
+          <w:p>
+            <w:pPr>
+              <w:spacing w:after="0"/>
+            </w:pPr>
+            <w:r>
+              <w:rPr>
+                <w:rFonts w:ascii="游ゴシック" w:hAnsi="游ゴシック" w:eastAsia="游ゴシック"/>
+                <w:b w:val="0"/>
+                <w:sz w:val="16"/>
+              </w:rPr>
+              <w:t>第6章第2節</w:t>
+            </w:r>
+          </w:p>
+        </w:tc>
+      </w:tr>
+      <w:tr>
+        <w:trPr>
+          <w:cantSplit/>
+        </w:trPr>
+        <w:tc>
+          <w:tcPr>
+            <w:tcW w:type="dxa" w:w="794"/>
+            <w:shd w:val="clear" w:color="auto" w:fill="F2F5FA"/>
+            <w:vAlign w:val="center"/>
+          </w:tcPr>
+          <w:p>
+            <w:pPr>
+              <w:spacing w:after="0"/>
+              <w:jc w:val="center"/>
+            </w:pPr>
+            <w:r>
+              <w:rPr>
+                <w:rFonts w:ascii="游ゴシック" w:hAnsi="游ゴシック" w:eastAsia="游ゴシック"/>
+                <w:b w:val="0"/>
+                <w:sz w:val="16"/>
+              </w:rPr>
+              <w:t>No.143</w:t>
+            </w:r>
+          </w:p>
+        </w:tc>
+        <w:tc>
+          <w:tcPr>
+            <w:tcW w:type="dxa" w:w="2608"/>
+            <w:shd w:val="clear" w:color="auto" w:fill="F2F5FA"/>
+            <w:vAlign w:val="center"/>
+          </w:tcPr>
+          <w:p>
+            <w:pPr>
+              <w:spacing w:after="0"/>
+            </w:pPr>
+            <w:r>
+              <w:rPr>
+                <w:rFonts w:ascii="游ゴシック" w:hAnsi="游ゴシック" w:eastAsia="游ゴシック"/>
+                <w:b w:val="0"/>
+                <w:sz w:val="16"/>
+              </w:rPr>
+              <w:t>計画素案の未確定箇所の表示の統一</w:t>
+            </w:r>
+          </w:p>
+        </w:tc>
+        <w:tc>
+          <w:tcPr>
+            <w:tcW w:type="dxa" w:w="4649"/>
+            <w:shd w:val="clear" w:color="auto" w:fill="F2F5FA"/>
+            <w:vAlign w:val="center"/>
+          </w:tcPr>
+          <w:p>
+            <w:pPr>
+              <w:spacing w:after="0"/>
+            </w:pPr>
+            <w:r>
+              <w:rPr>
+                <w:rFonts w:ascii="游ゴシック" w:hAnsi="游ゴシック" w:eastAsia="游ゴシック"/>
+                <w:b w:val="0"/>
+                <w:sz w:val="16"/>
+              </w:rPr>
+              <w:t>未確定箇所の表示は［要協議］［要確認］［要内訳］の3種のままとし、記号の意味と解消の方法を資料7に掲げた</w:t>
+            </w:r>
+          </w:p>
+        </w:tc>
+        <w:tc>
+          <w:tcPr>
+            <w:tcW w:type="dxa" w:w="1701"/>
+            <w:shd w:val="clear" w:color="auto" w:fill="F2F5FA"/>
+            <w:vAlign w:val="center"/>
+          </w:tcPr>
+          <w:p>
+            <w:pPr>
+              <w:spacing w:after="0"/>
+            </w:pPr>
+            <w:r>
+              <w:rPr>
+                <w:rFonts w:ascii="游ゴシック" w:hAnsi="游ゴシック" w:eastAsia="游ゴシック"/>
+                <w:b w:val="0"/>
+                <w:sz w:val="16"/>
+              </w:rPr>
+              <w:t>資料7</w:t>
+            </w:r>
+          </w:p>
+        </w:tc>
+      </w:tr>
+      <w:tr>
+        <w:trPr>
+          <w:cantSplit/>
+        </w:trPr>
+        <w:tc>
+          <w:tcPr>
+            <w:tcW w:type="dxa" w:w="794"/>
+            <w:vAlign w:val="center"/>
+          </w:tcPr>
+          <w:p>
+            <w:pPr>
+              <w:spacing w:after="0"/>
+              <w:jc w:val="center"/>
+            </w:pPr>
+            <w:r>
+              <w:rPr>
+                <w:rFonts w:ascii="游ゴシック" w:hAnsi="游ゴシック" w:eastAsia="游ゴシック"/>
+                <w:b w:val="0"/>
+                <w:sz w:val="16"/>
+              </w:rPr>
+              <w:t>No.154</w:t>
+            </w:r>
+          </w:p>
+        </w:tc>
+        <w:tc>
+          <w:tcPr>
+            <w:tcW w:type="dxa" w:w="2608"/>
+            <w:vAlign w:val="center"/>
+          </w:tcPr>
+          <w:p>
+            <w:pPr>
+              <w:spacing w:after="0"/>
+            </w:pPr>
+            <w:r>
+              <w:rPr>
+                <w:rFonts w:ascii="游ゴシック" w:hAnsi="游ゴシック" w:eastAsia="游ゴシック"/>
+                <w:b w:val="0"/>
+                <w:sz w:val="16"/>
+              </w:rPr>
+              <w:t>計画素案 第2章第1節に町別の図を加えるか</w:t>
+            </w:r>
+          </w:p>
+        </w:tc>
+        <w:tc>
+          <w:tcPr>
+            <w:tcW w:type="dxa" w:w="4649"/>
+            <w:vAlign w:val="center"/>
+          </w:tcPr>
+          <w:p>
+            <w:pPr>
+              <w:spacing w:after="0"/>
+            </w:pPr>
+            <w:r>
+              <w:rPr>
+                <w:rFonts w:ascii="游ゴシック" w:hAnsi="游ゴシック" w:eastAsia="游ゴシック"/>
+                <w:b w:val="0"/>
+                <w:sz w:val="16"/>
+              </w:rPr>
+              <w:t>町別の図は計画素案 第2章第1節に加えず、協議用の資料にとどめた</w:t>
+            </w:r>
+          </w:p>
+        </w:tc>
+        <w:tc>
+          <w:tcPr>
+            <w:tcW w:type="dxa" w:w="1701"/>
+            <w:vAlign w:val="center"/>
+          </w:tcPr>
+          <w:p>
+            <w:pPr>
+              <w:spacing w:after="0"/>
+            </w:pPr>
+            <w:r>
+              <w:rPr>
+                <w:rFonts w:ascii="游ゴシック" w:hAnsi="游ゴシック" w:eastAsia="游ゴシック"/>
+                <w:b w:val="0"/>
+                <w:sz w:val="16"/>
+              </w:rPr>
+              <w:t>―</w:t>
+            </w:r>
+          </w:p>
+        </w:tc>
+      </w:tr>
+      <w:tr>
+        <w:trPr>
+          <w:cantSplit/>
+        </w:trPr>
+        <w:tc>
+          <w:tcPr>
+            <w:tcW w:type="dxa" w:w="794"/>
+            <w:shd w:val="clear" w:color="auto" w:fill="F2F5FA"/>
+            <w:vAlign w:val="center"/>
+          </w:tcPr>
+          <w:p>
+            <w:pPr>
+              <w:spacing w:after="0"/>
+              <w:jc w:val="center"/>
+            </w:pPr>
+            <w:r>
+              <w:rPr>
+                <w:rFonts w:ascii="游ゴシック" w:hAnsi="游ゴシック" w:eastAsia="游ゴシック"/>
+                <w:b w:val="0"/>
+                <w:sz w:val="16"/>
+              </w:rPr>
+              <w:t>No.157</w:t>
+            </w:r>
+          </w:p>
+        </w:tc>
+        <w:tc>
+          <w:tcPr>
+            <w:tcW w:type="dxa" w:w="2608"/>
+            <w:shd w:val="clear" w:color="auto" w:fill="F2F5FA"/>
+            <w:vAlign w:val="center"/>
+          </w:tcPr>
+          <w:p>
+            <w:pPr>
+              <w:spacing w:after="0"/>
+            </w:pPr>
+            <w:r>
+              <w:rPr>
+                <w:rFonts w:ascii="游ゴシック" w:hAnsi="游ゴシック" w:eastAsia="游ゴシック"/>
+                <w:b w:val="0"/>
+                <w:sz w:val="16"/>
+              </w:rPr>
+              <w:t>中長期推計を令和12・27・32年度まで広げるか</w:t>
+            </w:r>
+          </w:p>
+        </w:tc>
+        <w:tc>
+          <w:tcPr>
+            <w:tcW w:type="dxa" w:w="4649"/>
+            <w:shd w:val="clear" w:color="auto" w:fill="F2F5FA"/>
+            <w:vAlign w:val="center"/>
+          </w:tcPr>
+          <w:p>
+            <w:pPr>
+              <w:spacing w:after="0"/>
+            </w:pPr>
+            <w:r>
+              <w:rPr>
+                <w:rFonts w:ascii="游ゴシック" w:hAnsi="游ゴシック" w:eastAsia="游ゴシック"/>
+                <w:b w:val="0"/>
+                <w:sz w:val="16"/>
+              </w:rPr>
+              <w:t>算定の側だけを令和12・27・32年度まで広げ、計画本文に掲げる中長期は令和17年度・令和22年度のままとした</w:t>
+            </w:r>
+          </w:p>
+        </w:tc>
+        <w:tc>
+          <w:tcPr>
+            <w:tcW w:type="dxa" w:w="1701"/>
+            <w:shd w:val="clear" w:color="auto" w:fill="F2F5FA"/>
+            <w:vAlign w:val="center"/>
+          </w:tcPr>
+          <w:p>
+            <w:pPr>
+              <w:spacing w:after="0"/>
+            </w:pPr>
+            <w:r>
+              <w:rPr>
+                <w:rFonts w:ascii="游ゴシック" w:hAnsi="游ゴシック" w:eastAsia="游ゴシック"/>
+                <w:b w:val="0"/>
+                <w:sz w:val="16"/>
+              </w:rPr>
+              <w:t>―</w:t>
+            </w:r>
+          </w:p>
+        </w:tc>
+      </w:tr>
+      <w:tr>
+        <w:trPr>
+          <w:cantSplit/>
+        </w:trPr>
+        <w:tc>
+          <w:tcPr>
+            <w:tcW w:type="dxa" w:w="794"/>
+            <w:vAlign w:val="center"/>
+          </w:tcPr>
+          <w:p>
+            <w:pPr>
+              <w:spacing w:after="0"/>
+              <w:jc w:val="center"/>
+            </w:pPr>
+            <w:r>
+              <w:rPr>
+                <w:rFonts w:ascii="游ゴシック" w:hAnsi="游ゴシック" w:eastAsia="游ゴシック"/>
+                <w:b w:val="0"/>
+                <w:sz w:val="16"/>
+              </w:rPr>
+              <w:t>No.158</w:t>
+            </w:r>
+          </w:p>
+        </w:tc>
+        <w:tc>
+          <w:tcPr>
+            <w:tcW w:type="dxa" w:w="2608"/>
+            <w:vAlign w:val="center"/>
+          </w:tcPr>
+          <w:p>
+            <w:pPr>
+              <w:spacing w:after="0"/>
+            </w:pPr>
+            <w:r>
+              <w:rPr>
+                <w:rFonts w:ascii="游ゴシック" w:hAnsi="游ゴシック" w:eastAsia="游ゴシック"/>
+                <w:b w:val="0"/>
+                <w:sz w:val="16"/>
+              </w:rPr>
+              <w:t>在宅生活改善調査による代表KPI2項目の分母と町別の示し方</w:t>
+            </w:r>
+          </w:p>
+        </w:tc>
+        <w:tc>
+          <w:tcPr>
+            <w:tcW w:type="dxa" w:w="4649"/>
+            <w:vAlign w:val="center"/>
+          </w:tcPr>
+          <w:p>
+            <w:pPr>
+              <w:spacing w:after="0"/>
+            </w:pPr>
+            <w:r>
+              <w:rPr>
+                <w:rFonts w:ascii="游ゴシック" w:hAnsi="游ゴシック" w:eastAsia="游ゴシック"/>
+                <w:b w:val="0"/>
+                <w:sz w:val="16"/>
+              </w:rPr>
+              <w:t>代表KPI H06・H12の分母を設問ごとの有効回答とし、町別の値は掲げていない</w:t>
+            </w:r>
+          </w:p>
+        </w:tc>
+        <w:tc>
+          <w:tcPr>
+            <w:tcW w:type="dxa" w:w="1701"/>
+            <w:vAlign w:val="center"/>
+          </w:tcPr>
+          <w:p>
+            <w:pPr>
+              <w:spacing w:after="0"/>
+            </w:pPr>
+            <w:r>
+              <w:rPr>
+                <w:rFonts w:ascii="游ゴシック" w:hAnsi="游ゴシック" w:eastAsia="游ゴシック"/>
+                <w:b w:val="0"/>
+                <w:sz w:val="16"/>
+              </w:rPr>
+              <w:t>第4章第3節・資料1</w:t>
+            </w:r>
+          </w:p>
+        </w:tc>
+      </w:tr>
+      <w:tr>
+        <w:trPr>
+          <w:cantSplit/>
+        </w:trPr>
+        <w:tc>
+          <w:tcPr>
+            <w:tcW w:type="dxa" w:w="794"/>
+            <w:shd w:val="clear" w:color="auto" w:fill="F2F5FA"/>
+            <w:vAlign w:val="center"/>
+          </w:tcPr>
+          <w:p>
+            <w:pPr>
+              <w:spacing w:after="0"/>
+              <w:jc w:val="center"/>
+            </w:pPr>
+            <w:r>
+              <w:rPr>
+                <w:rFonts w:ascii="游ゴシック" w:hAnsi="游ゴシック" w:eastAsia="游ゴシック"/>
+                <w:b w:val="0"/>
+                <w:sz w:val="16"/>
+              </w:rPr>
+              <w:t>No.159</w:t>
+            </w:r>
+          </w:p>
+        </w:tc>
+        <w:tc>
+          <w:tcPr>
+            <w:tcW w:type="dxa" w:w="2608"/>
+            <w:shd w:val="clear" w:color="auto" w:fill="F2F5FA"/>
+            <w:vAlign w:val="center"/>
+          </w:tcPr>
+          <w:p>
+            <w:pPr>
+              <w:spacing w:after="0"/>
+            </w:pPr>
+            <w:r>
+              <w:rPr>
+                <w:rFonts w:ascii="游ゴシック" w:hAnsi="游ゴシック" w:eastAsia="游ゴシック"/>
+                <w:b w:val="0"/>
+                <w:sz w:val="16"/>
+              </w:rPr>
+              <w:t>東川町の通いの場の整備と担い手の確保</w:t>
+            </w:r>
+          </w:p>
+        </w:tc>
+        <w:tc>
+          <w:tcPr>
+            <w:tcW w:type="dxa" w:w="4649"/>
+            <w:shd w:val="clear" w:color="auto" w:fill="F2F5FA"/>
+            <w:vAlign w:val="center"/>
+          </w:tcPr>
+          <w:p>
+            <w:pPr>
+              <w:spacing w:after="0"/>
+            </w:pPr>
+            <w:r>
+              <w:rPr>
+                <w:rFonts w:ascii="游ゴシック" w:hAnsi="游ゴシック" w:eastAsia="游ゴシック"/>
+                <w:b w:val="0"/>
+                <w:sz w:val="16"/>
+              </w:rPr>
+              <w:t>通いの場の目標値は現在の実施の状況を前提として置き、整備が進む町がある場合は中間年の見直しで改める旨を注に明示した</w:t>
+            </w:r>
+          </w:p>
+        </w:tc>
+        <w:tc>
+          <w:tcPr>
+            <w:tcW w:type="dxa" w:w="1701"/>
+            <w:shd w:val="clear" w:color="auto" w:fill="F2F5FA"/>
+            <w:vAlign w:val="center"/>
+          </w:tcPr>
+          <w:p>
+            <w:pPr>
+              <w:spacing w:after="0"/>
+            </w:pPr>
+            <w:r>
+              <w:rPr>
+                <w:rFonts w:ascii="游ゴシック" w:hAnsi="游ゴシック" w:eastAsia="游ゴシック"/>
+                <w:b w:val="0"/>
+                <w:sz w:val="16"/>
+              </w:rPr>
+              <w:t>第5章 基本目標2</w:t>
+            </w:r>
+          </w:p>
+        </w:tc>
+      </w:tr>
+      <w:tr>
+        <w:trPr>
+          <w:cantSplit/>
+        </w:trPr>
+        <w:tc>
+          <w:tcPr>
+            <w:tcW w:type="dxa" w:w="794"/>
+            <w:vAlign w:val="center"/>
+          </w:tcPr>
+          <w:p>
+            <w:pPr>
+              <w:spacing w:after="0"/>
+              <w:jc w:val="center"/>
+            </w:pPr>
+            <w:r>
+              <w:rPr>
+                <w:rFonts w:ascii="游ゴシック" w:hAnsi="游ゴシック" w:eastAsia="游ゴシック"/>
+                <w:b w:val="0"/>
+                <w:sz w:val="16"/>
+              </w:rPr>
+              <w:t>No.160</w:t>
+            </w:r>
+          </w:p>
+        </w:tc>
+        <w:tc>
+          <w:tcPr>
+            <w:tcW w:type="dxa" w:w="2608"/>
+            <w:vAlign w:val="center"/>
+          </w:tcPr>
+          <w:p>
+            <w:pPr>
+              <w:spacing w:after="0"/>
+            </w:pPr>
+            <w:r>
+              <w:rPr>
+                <w:rFonts w:ascii="游ゴシック" w:hAnsi="游ゴシック" w:eastAsia="游ゴシック"/>
+                <w:b w:val="0"/>
+                <w:sz w:val="16"/>
+              </w:rPr>
+              <w:t>東川町の認知症サポーター養成講座の実施状況</w:t>
+            </w:r>
+          </w:p>
+        </w:tc>
+        <w:tc>
+          <w:tcPr>
+            <w:tcW w:type="dxa" w:w="4649"/>
+            <w:vAlign w:val="center"/>
+          </w:tcPr>
+          <w:p>
+            <w:pPr>
+              <w:spacing w:after="0"/>
+            </w:pPr>
+            <w:r>
+              <w:rPr>
+                <w:rFonts w:ascii="游ゴシック" w:hAnsi="游ゴシック" w:eastAsia="游ゴシック"/>
+                <w:b w:val="0"/>
+                <w:sz w:val="16"/>
+              </w:rPr>
+              <w:t>認知症サポーターの養成は現に確認できる取組の範囲で掲げ、養成人数の目標値を置いていない旨を注に明示した</w:t>
+            </w:r>
+          </w:p>
+        </w:tc>
+        <w:tc>
+          <w:tcPr>
+            <w:tcW w:type="dxa" w:w="1701"/>
+            <w:vAlign w:val="center"/>
+          </w:tcPr>
+          <w:p>
+            <w:pPr>
+              <w:spacing w:after="0"/>
+            </w:pPr>
+            <w:r>
+              <w:rPr>
+                <w:rFonts w:ascii="游ゴシック" w:hAnsi="游ゴシック" w:eastAsia="游ゴシック"/>
+                <w:b w:val="0"/>
+                <w:sz w:val="16"/>
+              </w:rPr>
+              <w:t>第5章 基本目標2</w:t>
+            </w:r>
+          </w:p>
+        </w:tc>
+      </w:tr>
+      <w:tr>
+        <w:trPr>
+          <w:cantSplit/>
+        </w:trPr>
+        <w:tc>
+          <w:tcPr>
+            <w:tcW w:type="dxa" w:w="794"/>
+            <w:shd w:val="clear" w:color="auto" w:fill="F2F5FA"/>
+            <w:vAlign w:val="center"/>
+          </w:tcPr>
+          <w:p>
+            <w:pPr>
+              <w:spacing w:after="0"/>
+              <w:jc w:val="center"/>
+            </w:pPr>
+            <w:r>
+              <w:rPr>
+                <w:rFonts w:ascii="游ゴシック" w:hAnsi="游ゴシック" w:eastAsia="游ゴシック"/>
+                <w:b w:val="0"/>
+                <w:sz w:val="16"/>
+              </w:rPr>
+              <w:t>No.161</w:t>
+            </w:r>
+          </w:p>
+        </w:tc>
+        <w:tc>
+          <w:tcPr>
+            <w:tcW w:type="dxa" w:w="2608"/>
+            <w:shd w:val="clear" w:color="auto" w:fill="F2F5FA"/>
+            <w:vAlign w:val="center"/>
+          </w:tcPr>
+          <w:p>
+            <w:pPr>
+              <w:spacing w:after="0"/>
+            </w:pPr>
+            <w:r>
+              <w:rPr>
+                <w:rFonts w:ascii="游ゴシック" w:hAnsi="游ゴシック" w:eastAsia="游ゴシック"/>
+                <w:b w:val="0"/>
+                <w:sz w:val="16"/>
+              </w:rPr>
+              <w:t>東川町のチームオレンジ事業の位置づけ</w:t>
+            </w:r>
+          </w:p>
+        </w:tc>
+        <w:tc>
+          <w:tcPr>
+            <w:tcW w:type="dxa" w:w="4649"/>
+            <w:shd w:val="clear" w:color="auto" w:fill="F2F5FA"/>
+            <w:vAlign w:val="center"/>
+          </w:tcPr>
+          <w:p>
+            <w:pPr>
+              <w:spacing w:after="0"/>
+            </w:pPr>
+            <w:r>
+              <w:rPr>
+                <w:rFonts w:ascii="游ゴシック" w:hAnsi="游ゴシック" w:eastAsia="游ゴシック"/>
+                <w:b w:val="0"/>
+                <w:sz w:val="16"/>
+              </w:rPr>
+              <w:t>チームオレンジは東川町の取組として掲げ、他の町への展開は3町と協議して定める旨を注に明示した</w:t>
+            </w:r>
+          </w:p>
+        </w:tc>
+        <w:tc>
+          <w:tcPr>
+            <w:tcW w:type="dxa" w:w="1701"/>
+            <w:shd w:val="clear" w:color="auto" w:fill="F2F5FA"/>
+            <w:vAlign w:val="center"/>
+          </w:tcPr>
+          <w:p>
+            <w:pPr>
+              <w:spacing w:after="0"/>
+            </w:pPr>
+            <w:r>
+              <w:rPr>
+                <w:rFonts w:ascii="游ゴシック" w:hAnsi="游ゴシック" w:eastAsia="游ゴシック"/>
+                <w:b w:val="0"/>
+                <w:sz w:val="16"/>
+              </w:rPr>
+              <w:t>第5章 基本目標2</w:t>
+            </w:r>
+          </w:p>
+        </w:tc>
+      </w:tr>
+      <w:tr>
+        <w:trPr>
+          <w:cantSplit/>
+        </w:trPr>
+        <w:tc>
+          <w:tcPr>
+            <w:tcW w:type="dxa" w:w="794"/>
+            <w:vAlign w:val="center"/>
+          </w:tcPr>
+          <w:p>
+            <w:pPr>
+              <w:spacing w:after="0"/>
+              <w:jc w:val="center"/>
+            </w:pPr>
+            <w:r>
+              <w:rPr>
+                <w:rFonts w:ascii="游ゴシック" w:hAnsi="游ゴシック" w:eastAsia="游ゴシック"/>
+                <w:b w:val="0"/>
+                <w:sz w:val="16"/>
+              </w:rPr>
+              <w:t>No.162</w:t>
+            </w:r>
+          </w:p>
+        </w:tc>
+        <w:tc>
+          <w:tcPr>
+            <w:tcW w:type="dxa" w:w="2608"/>
+            <w:vAlign w:val="center"/>
+          </w:tcPr>
+          <w:p>
+            <w:pPr>
+              <w:spacing w:after="0"/>
+            </w:pPr>
+            <w:r>
+              <w:rPr>
+                <w:rFonts w:ascii="游ゴシック" w:hAnsi="游ゴシック" w:eastAsia="游ゴシック"/>
+                <w:b w:val="0"/>
+                <w:sz w:val="16"/>
+              </w:rPr>
+              <w:t>美瑛町の認知症初期集中支援推進事業の再開の見通し</w:t>
+            </w:r>
+          </w:p>
+        </w:tc>
+        <w:tc>
+          <w:tcPr>
+            <w:tcW w:type="dxa" w:w="4649"/>
+            <w:vAlign w:val="center"/>
+          </w:tcPr>
+          <w:p>
+            <w:pPr>
+              <w:spacing w:after="0"/>
+            </w:pPr>
+            <w:r>
+              <w:rPr>
+                <w:rFonts w:ascii="游ゴシック" w:hAnsi="游ゴシック" w:eastAsia="游ゴシック"/>
+                <w:b w:val="0"/>
+                <w:sz w:val="16"/>
+              </w:rPr>
+              <w:t>美瑛町の認知症初期集中支援推進事業は令和7年度の実施状況のとおり記述し、再開の時期は［要協議］のまま残した</w:t>
+            </w:r>
+          </w:p>
+        </w:tc>
+        <w:tc>
+          <w:tcPr>
+            <w:tcW w:type="dxa" w:w="1701"/>
+            <w:vAlign w:val="center"/>
+          </w:tcPr>
+          <w:p>
+            <w:pPr>
+              <w:spacing w:after="0"/>
+            </w:pPr>
+            <w:r>
+              <w:rPr>
+                <w:rFonts w:ascii="游ゴシック" w:hAnsi="游ゴシック" w:eastAsia="游ゴシック"/>
+                <w:b w:val="0"/>
+                <w:sz w:val="16"/>
+              </w:rPr>
+              <w:t>第5章 基本目標2</w:t>
+            </w:r>
+          </w:p>
+        </w:tc>
+      </w:tr>
+      <w:tr>
+        <w:trPr>
+          <w:cantSplit/>
+        </w:trPr>
+        <w:tc>
+          <w:tcPr>
+            <w:tcW w:type="dxa" w:w="794"/>
+            <w:shd w:val="clear" w:color="auto" w:fill="F2F5FA"/>
+            <w:vAlign w:val="center"/>
+          </w:tcPr>
+          <w:p>
+            <w:pPr>
+              <w:spacing w:after="0"/>
+              <w:jc w:val="center"/>
+            </w:pPr>
+            <w:r>
+              <w:rPr>
+                <w:rFonts w:ascii="游ゴシック" w:hAnsi="游ゴシック" w:eastAsia="游ゴシック"/>
+                <w:b w:val="0"/>
+                <w:sz w:val="16"/>
+              </w:rPr>
+              <w:t>No.163</w:t>
+            </w:r>
+          </w:p>
+        </w:tc>
+        <w:tc>
+          <w:tcPr>
+            <w:tcW w:type="dxa" w:w="2608"/>
+            <w:shd w:val="clear" w:color="auto" w:fill="F2F5FA"/>
+            <w:vAlign w:val="center"/>
+          </w:tcPr>
+          <w:p>
+            <w:pPr>
+              <w:spacing w:after="0"/>
+            </w:pPr>
+            <w:r>
+              <w:rPr>
+                <w:rFonts w:ascii="游ゴシック" w:hAnsi="游ゴシック" w:eastAsia="游ゴシック"/>
+                <w:b w:val="0"/>
+                <w:sz w:val="16"/>
+              </w:rPr>
+              <w:t>美瑛町の地域リハビリテーション活動支援事業の3町展開</w:t>
+            </w:r>
+          </w:p>
+        </w:tc>
+        <w:tc>
+          <w:tcPr>
+            <w:tcW w:type="dxa" w:w="4649"/>
+            <w:shd w:val="clear" w:color="auto" w:fill="F2F5FA"/>
+            <w:vAlign w:val="center"/>
+          </w:tcPr>
+          <w:p>
+            <w:pPr>
+              <w:spacing w:after="0"/>
+            </w:pPr>
+            <w:r>
+              <w:rPr>
+                <w:rFonts w:ascii="游ゴシック" w:hAnsi="游ゴシック" w:eastAsia="游ゴシック"/>
+                <w:b w:val="0"/>
+                <w:sz w:val="16"/>
+              </w:rPr>
+              <w:t>地域リハビリテーション活動支援事業は美瑛町の取組として記述し、3町展開とは書かないことに改めた</w:t>
+            </w:r>
+          </w:p>
+        </w:tc>
+        <w:tc>
+          <w:tcPr>
+            <w:tcW w:type="dxa" w:w="1701"/>
+            <w:shd w:val="clear" w:color="auto" w:fill="F2F5FA"/>
+            <w:vAlign w:val="center"/>
+          </w:tcPr>
+          <w:p>
+            <w:pPr>
+              <w:spacing w:after="0"/>
+            </w:pPr>
+            <w:r>
+              <w:rPr>
+                <w:rFonts w:ascii="游ゴシック" w:hAnsi="游ゴシック" w:eastAsia="游ゴシック"/>
+                <w:b w:val="0"/>
+                <w:sz w:val="16"/>
+              </w:rPr>
+              <w:t>第3章第2節・第5章 基本目標2</w:t>
+            </w:r>
+          </w:p>
+        </w:tc>
+      </w:tr>
+      <w:tr>
+        <w:trPr>
+          <w:cantSplit/>
+        </w:trPr>
+        <w:tc>
+          <w:tcPr>
+            <w:tcW w:type="dxa" w:w="794"/>
+            <w:vAlign w:val="center"/>
+          </w:tcPr>
+          <w:p>
+            <w:pPr>
+              <w:spacing w:after="0"/>
+              <w:jc w:val="center"/>
+            </w:pPr>
+            <w:r>
+              <w:rPr>
+                <w:rFonts w:ascii="游ゴシック" w:hAnsi="游ゴシック" w:eastAsia="游ゴシック"/>
+                <w:b w:val="0"/>
+                <w:sz w:val="16"/>
+              </w:rPr>
+              <w:t>No.16</w:t>
+            </w:r>
+          </w:p>
+        </w:tc>
+        <w:tc>
+          <w:tcPr>
+            <w:tcW w:type="dxa" w:w="2608"/>
+            <w:vAlign w:val="center"/>
+          </w:tcPr>
+          <w:p>
+            <w:pPr>
+              <w:spacing w:after="0"/>
+            </w:pPr>
+            <w:r>
+              <w:rPr>
+                <w:rFonts w:ascii="游ゴシック" w:hAnsi="游ゴシック" w:eastAsia="游ゴシック"/>
+                <w:b w:val="0"/>
+                <w:sz w:val="16"/>
+              </w:rPr>
+              <w:t>保険料算定の前提</w:t>
+            </w:r>
+          </w:p>
+        </w:tc>
+        <w:tc>
+          <w:tcPr>
+            <w:tcW w:type="dxa" w:w="4649"/>
+            <w:vAlign w:val="center"/>
+          </w:tcPr>
+          <w:p>
+            <w:pPr>
+              <w:spacing w:after="0"/>
+            </w:pPr>
+            <w:r>
+              <w:rPr>
+                <w:rFonts w:ascii="游ゴシック" w:hAnsi="游ゴシック" w:eastAsia="游ゴシック"/>
+                <w:b w:val="0"/>
+                <w:sz w:val="16"/>
+              </w:rPr>
+              <w:t>保険料算定の前提は単価固定・施策反映なし・適正化を織り込まない・基金取崩しなしによることを明示した（No.60と同じ前提）</w:t>
+            </w:r>
+          </w:p>
+        </w:tc>
+        <w:tc>
+          <w:tcPr>
+            <w:tcW w:type="dxa" w:w="1701"/>
+            <w:vAlign w:val="center"/>
+          </w:tcPr>
+          <w:p>
+            <w:pPr>
+              <w:spacing w:after="0"/>
+            </w:pPr>
+            <w:r>
+              <w:rPr>
+                <w:rFonts w:ascii="游ゴシック" w:hAnsi="游ゴシック" w:eastAsia="游ゴシック"/>
+                <w:b w:val="0"/>
+                <w:sz w:val="16"/>
+              </w:rPr>
+              <w:t>第6章第6節2</w:t>
+            </w:r>
+          </w:p>
+        </w:tc>
+      </w:tr>
+      <w:tr>
+        <w:trPr>
+          <w:cantSplit/>
+        </w:trPr>
+        <w:tc>
+          <w:tcPr>
+            <w:tcW w:type="dxa" w:w="794"/>
+            <w:shd w:val="clear" w:color="auto" w:fill="F2F5FA"/>
+            <w:vAlign w:val="center"/>
+          </w:tcPr>
+          <w:p>
+            <w:pPr>
+              <w:spacing w:after="0"/>
+              <w:jc w:val="center"/>
+            </w:pPr>
+            <w:r>
+              <w:rPr>
+                <w:rFonts w:ascii="游ゴシック" w:hAnsi="游ゴシック" w:eastAsia="游ゴシック"/>
+                <w:b w:val="0"/>
+                <w:sz w:val="16"/>
+              </w:rPr>
+              <w:t>No.164</w:t>
+            </w:r>
+          </w:p>
+        </w:tc>
+        <w:tc>
+          <w:tcPr>
+            <w:tcW w:type="dxa" w:w="2608"/>
+            <w:shd w:val="clear" w:color="auto" w:fill="F2F5FA"/>
+            <w:vAlign w:val="center"/>
+          </w:tcPr>
+          <w:p>
+            <w:pPr>
+              <w:spacing w:after="0"/>
+            </w:pPr>
+            <w:r>
+              <w:rPr>
+                <w:rFonts w:ascii="游ゴシック" w:hAnsi="游ゴシック" w:eastAsia="游ゴシック"/>
+                <w:b w:val="0"/>
+                <w:sz w:val="16"/>
+              </w:rPr>
+              <w:t>美瑛町の地域密着型介護老人福祉施設の整備方針</w:t>
+            </w:r>
+          </w:p>
+        </w:tc>
+        <w:tc>
+          <w:tcPr>
+            <w:tcW w:type="dxa" w:w="4649"/>
+            <w:shd w:val="clear" w:color="auto" w:fill="F2F5FA"/>
+            <w:vAlign w:val="center"/>
+          </w:tcPr>
+          <w:p>
+            <w:pPr>
+              <w:spacing w:after="0"/>
+            </w:pPr>
+            <w:r>
+              <w:rPr>
+                <w:rFonts w:ascii="游ゴシック" w:hAnsi="游ゴシック" w:eastAsia="游ゴシック"/>
+                <w:b w:val="0"/>
+                <w:sz w:val="16"/>
+              </w:rPr>
+              <w:t>美瑛町の地域密着型介護老人福祉施設は現定員の据え置き案を掲げ、本文は［要協議］のまま残した</w:t>
+            </w:r>
+          </w:p>
+        </w:tc>
+        <w:tc>
+          <w:tcPr>
+            <w:tcW w:type="dxa" w:w="1701"/>
+            <w:shd w:val="clear" w:color="auto" w:fill="F2F5FA"/>
+            <w:vAlign w:val="center"/>
+          </w:tcPr>
+          <w:p>
+            <w:pPr>
+              <w:spacing w:after="0"/>
+            </w:pPr>
+            <w:r>
+              <w:rPr>
+                <w:rFonts w:ascii="游ゴシック" w:hAnsi="游ゴシック" w:eastAsia="游ゴシック"/>
+                <w:b w:val="0"/>
+                <w:sz w:val="16"/>
+              </w:rPr>
+              <w:t>第6章第4節4</w:t>
+            </w:r>
+          </w:p>
+        </w:tc>
+      </w:tr>
+      <w:tr>
+        <w:trPr>
+          <w:cantSplit/>
+        </w:trPr>
+        <w:tc>
+          <w:tcPr>
+            <w:tcW w:type="dxa" w:w="794"/>
+            <w:vAlign w:val="center"/>
+          </w:tcPr>
+          <w:p>
+            <w:pPr>
+              <w:spacing w:after="0"/>
+              <w:jc w:val="center"/>
+            </w:pPr>
+            <w:r>
+              <w:rPr>
+                <w:rFonts w:ascii="游ゴシック" w:hAnsi="游ゴシック" w:eastAsia="游ゴシック"/>
+                <w:b w:val="0"/>
+                <w:sz w:val="16"/>
+              </w:rPr>
+              <w:t>No.165</w:t>
+            </w:r>
+          </w:p>
+        </w:tc>
+        <w:tc>
+          <w:tcPr>
+            <w:tcW w:type="dxa" w:w="2608"/>
+            <w:vAlign w:val="center"/>
+          </w:tcPr>
+          <w:p>
+            <w:pPr>
+              <w:spacing w:after="0"/>
+            </w:pPr>
+            <w:r>
+              <w:rPr>
+                <w:rFonts w:ascii="游ゴシック" w:hAnsi="游ゴシック" w:eastAsia="游ゴシック"/>
+                <w:b w:val="0"/>
+                <w:sz w:val="16"/>
+              </w:rPr>
+              <w:t>美瑛町の難聴高齢者の早期発見・早期介入の取組</w:t>
+            </w:r>
+          </w:p>
+        </w:tc>
+        <w:tc>
+          <w:tcPr>
+            <w:tcW w:type="dxa" w:w="4649"/>
+            <w:vAlign w:val="center"/>
+          </w:tcPr>
+          <w:p>
+            <w:pPr>
+              <w:spacing w:after="0"/>
+            </w:pPr>
+            <w:r>
+              <w:rPr>
+                <w:rFonts w:ascii="游ゴシック" w:hAnsi="游ゴシック" w:eastAsia="游ゴシック"/>
+                <w:b w:val="0"/>
+                <w:sz w:val="16"/>
+              </w:rPr>
+              <w:t>難聴高齢者の早期発見・早期介入は令和8年度に新たに加えられた交付金の評価項目であり町により得点に差があることを示し、現に確認できる範囲で掲げるにとどめた</w:t>
+            </w:r>
+          </w:p>
+        </w:tc>
+        <w:tc>
+          <w:tcPr>
+            <w:tcW w:type="dxa" w:w="1701"/>
+            <w:vAlign w:val="center"/>
+          </w:tcPr>
+          <w:p>
+            <w:pPr>
+              <w:spacing w:after="0"/>
+            </w:pPr>
+            <w:r>
+              <w:rPr>
+                <w:rFonts w:ascii="游ゴシック" w:hAnsi="游ゴシック" w:eastAsia="游ゴシック"/>
+                <w:b w:val="0"/>
+                <w:sz w:val="16"/>
+              </w:rPr>
+              <w:t>第5章 基本目標2</w:t>
+            </w:r>
+          </w:p>
+        </w:tc>
+      </w:tr>
+      <w:tr>
+        <w:trPr>
+          <w:cantSplit/>
+        </w:trPr>
+        <w:tc>
+          <w:tcPr>
+            <w:tcW w:type="dxa" w:w="794"/>
+            <w:shd w:val="clear" w:color="auto" w:fill="F2F5FA"/>
+            <w:vAlign w:val="center"/>
+          </w:tcPr>
+          <w:p>
+            <w:pPr>
+              <w:spacing w:after="0"/>
+              <w:jc w:val="center"/>
+            </w:pPr>
+            <w:r>
+              <w:rPr>
+                <w:rFonts w:ascii="游ゴシック" w:hAnsi="游ゴシック" w:eastAsia="游ゴシック"/>
+                <w:b w:val="0"/>
+                <w:sz w:val="16"/>
+              </w:rPr>
+              <w:t>No.166</w:t>
+            </w:r>
+          </w:p>
+        </w:tc>
+        <w:tc>
+          <w:tcPr>
+            <w:tcW w:type="dxa" w:w="2608"/>
+            <w:shd w:val="clear" w:color="auto" w:fill="F2F5FA"/>
+            <w:vAlign w:val="center"/>
+          </w:tcPr>
+          <w:p>
+            <w:pPr>
+              <w:spacing w:after="0"/>
+            </w:pPr>
+            <w:r>
+              <w:rPr>
+                <w:rFonts w:ascii="游ゴシック" w:hAnsi="游ゴシック" w:eastAsia="游ゴシック"/>
+                <w:b w:val="0"/>
+                <w:sz w:val="16"/>
+              </w:rPr>
+              <w:t>東神楽町の通いの場の維持</w:t>
+            </w:r>
+          </w:p>
+        </w:tc>
+        <w:tc>
+          <w:tcPr>
+            <w:tcW w:type="dxa" w:w="4649"/>
+            <w:shd w:val="clear" w:color="auto" w:fill="F2F5FA"/>
+            <w:vAlign w:val="center"/>
+          </w:tcPr>
+          <w:p>
+            <w:pPr>
+              <w:spacing w:after="0"/>
+            </w:pPr>
+            <w:r>
+              <w:rPr>
+                <w:rFonts w:ascii="游ゴシック" w:hAnsi="游ゴシック" w:eastAsia="游ゴシック"/>
+                <w:b w:val="0"/>
+                <w:sz w:val="16"/>
+              </w:rPr>
+              <w:t>通いの場の目標値は令和6年度の水準が続くものとして置いた</w:t>
+            </w:r>
+          </w:p>
+        </w:tc>
+        <w:tc>
+          <w:tcPr>
+            <w:tcW w:type="dxa" w:w="1701"/>
+            <w:shd w:val="clear" w:color="auto" w:fill="F2F5FA"/>
+            <w:vAlign w:val="center"/>
+          </w:tcPr>
+          <w:p>
+            <w:pPr>
+              <w:spacing w:after="0"/>
+            </w:pPr>
+            <w:r>
+              <w:rPr>
+                <w:rFonts w:ascii="游ゴシック" w:hAnsi="游ゴシック" w:eastAsia="游ゴシック"/>
+                <w:b w:val="0"/>
+                <w:sz w:val="16"/>
+              </w:rPr>
+              <w:t>第5章 基本目標2</w:t>
+            </w:r>
+          </w:p>
+        </w:tc>
+      </w:tr>
+      <w:tr>
+        <w:trPr>
+          <w:cantSplit/>
+        </w:trPr>
+        <w:tc>
+          <w:tcPr>
+            <w:tcW w:type="dxa" w:w="794"/>
+            <w:vAlign w:val="center"/>
+          </w:tcPr>
+          <w:p>
+            <w:pPr>
+              <w:spacing w:after="0"/>
+              <w:jc w:val="center"/>
+            </w:pPr>
+            <w:r>
+              <w:rPr>
+                <w:rFonts w:ascii="游ゴシック" w:hAnsi="游ゴシック" w:eastAsia="游ゴシック"/>
+                <w:b w:val="0"/>
+                <w:sz w:val="16"/>
+              </w:rPr>
+              <w:t>No.167</w:t>
+            </w:r>
+          </w:p>
+        </w:tc>
+        <w:tc>
+          <w:tcPr>
+            <w:tcW w:type="dxa" w:w="2608"/>
+            <w:vAlign w:val="center"/>
+          </w:tcPr>
+          <w:p>
+            <w:pPr>
+              <w:spacing w:after="0"/>
+            </w:pPr>
+            <w:r>
+              <w:rPr>
+                <w:rFonts w:ascii="游ゴシック" w:hAnsi="游ゴシック" w:eastAsia="游ゴシック"/>
+                <w:b w:val="0"/>
+                <w:sz w:val="16"/>
+              </w:rPr>
+              <w:t>東神楽町の認知症サポーター・ステップアップ講座の実施状況</w:t>
+            </w:r>
+          </w:p>
+        </w:tc>
+        <w:tc>
+          <w:tcPr>
+            <w:tcW w:type="dxa" w:w="4649"/>
+            <w:vAlign w:val="center"/>
+          </w:tcPr>
+          <w:p>
+            <w:pPr>
+              <w:spacing w:after="0"/>
+            </w:pPr>
+            <w:r>
+              <w:rPr>
+                <w:rFonts w:ascii="游ゴシック" w:hAnsi="游ゴシック" w:eastAsia="游ゴシック"/>
+                <w:b w:val="0"/>
+                <w:sz w:val="16"/>
+              </w:rPr>
+              <w:t>認知症サポーター・ステップアップ講座は現に確認できる取組の範囲で記述し目標値を置いていない</w:t>
+            </w:r>
+          </w:p>
+        </w:tc>
+        <w:tc>
+          <w:tcPr>
+            <w:tcW w:type="dxa" w:w="1701"/>
+            <w:vAlign w:val="center"/>
+          </w:tcPr>
+          <w:p>
+            <w:pPr>
+              <w:spacing w:after="0"/>
+            </w:pPr>
+            <w:r>
+              <w:rPr>
+                <w:rFonts w:ascii="游ゴシック" w:hAnsi="游ゴシック" w:eastAsia="游ゴシック"/>
+                <w:b w:val="0"/>
+                <w:sz w:val="16"/>
+              </w:rPr>
+              <w:t>第5章 基本目標2</w:t>
+            </w:r>
+          </w:p>
+        </w:tc>
+      </w:tr>
+      <w:tr>
+        <w:trPr>
+          <w:cantSplit/>
+        </w:trPr>
+        <w:tc>
+          <w:tcPr>
+            <w:tcW w:type="dxa" w:w="794"/>
+            <w:shd w:val="clear" w:color="auto" w:fill="F2F5FA"/>
+            <w:vAlign w:val="center"/>
+          </w:tcPr>
+          <w:p>
+            <w:pPr>
+              <w:spacing w:after="0"/>
+              <w:jc w:val="center"/>
+            </w:pPr>
+            <w:r>
+              <w:rPr>
+                <w:rFonts w:ascii="游ゴシック" w:hAnsi="游ゴシック" w:eastAsia="游ゴシック"/>
+                <w:b w:val="0"/>
+                <w:sz w:val="16"/>
+              </w:rPr>
+              <w:t>No.170</w:t>
+            </w:r>
+          </w:p>
+        </w:tc>
+        <w:tc>
+          <w:tcPr>
+            <w:tcW w:type="dxa" w:w="2608"/>
+            <w:shd w:val="clear" w:color="auto" w:fill="F2F5FA"/>
+            <w:vAlign w:val="center"/>
+          </w:tcPr>
+          <w:p>
+            <w:pPr>
+              <w:spacing w:after="0"/>
+            </w:pPr>
+            <w:r>
+              <w:rPr>
+                <w:rFonts w:ascii="游ゴシック" w:hAnsi="游ゴシック" w:eastAsia="游ゴシック"/>
+                <w:b w:val="0"/>
+                <w:sz w:val="16"/>
+              </w:rPr>
+              <w:t>計画素案に独自に加えた記載のうち、打合せ協議用へ移すもの</w:t>
+            </w:r>
+          </w:p>
+        </w:tc>
+        <w:tc>
+          <w:tcPr>
+            <w:tcW w:type="dxa" w:w="4649"/>
+            <w:shd w:val="clear" w:color="auto" w:fill="F2F5FA"/>
+            <w:vAlign w:val="center"/>
+          </w:tcPr>
+          <w:p>
+            <w:pPr>
+              <w:spacing w:after="0"/>
+            </w:pPr>
+            <w:r>
+              <w:rPr>
+                <w:rFonts w:ascii="游ゴシック" w:hAnsi="游ゴシック" w:eastAsia="游ゴシック"/>
+                <w:b w:val="0"/>
+                <w:sz w:val="16"/>
+              </w:rPr>
+              <w:t>計画素案から協議用の成果品へ移す8件を移し、「協議」判定の16件は素案に残した</w:t>
+            </w:r>
+          </w:p>
+        </w:tc>
+        <w:tc>
+          <w:tcPr>
+            <w:tcW w:type="dxa" w:w="1701"/>
+            <w:shd w:val="clear" w:color="auto" w:fill="F2F5FA"/>
+            <w:vAlign w:val="center"/>
+          </w:tcPr>
+          <w:p>
+            <w:pPr>
+              <w:spacing w:after="0"/>
+            </w:pPr>
+            <w:r>
+              <w:rPr>
+                <w:rFonts w:ascii="游ゴシック" w:hAnsi="游ゴシック" w:eastAsia="游ゴシック"/>
+                <w:b w:val="0"/>
+                <w:sz w:val="16"/>
+              </w:rPr>
+              <w:t>―</w:t>
+            </w:r>
+          </w:p>
+        </w:tc>
+      </w:tr>
+      <w:tr>
+        <w:trPr>
+          <w:cantSplit/>
+        </w:trPr>
+        <w:tc>
+          <w:tcPr>
+            <w:tcW w:type="dxa" w:w="794"/>
+            <w:vAlign w:val="center"/>
+          </w:tcPr>
+          <w:p>
+            <w:pPr>
+              <w:spacing w:after="0"/>
+              <w:jc w:val="center"/>
+            </w:pPr>
+            <w:r>
+              <w:rPr>
+                <w:rFonts w:ascii="游ゴシック" w:hAnsi="游ゴシック" w:eastAsia="游ゴシック"/>
+                <w:b w:val="0"/>
+                <w:sz w:val="16"/>
+              </w:rPr>
+              <w:t>No.172</w:t>
+            </w:r>
+          </w:p>
+        </w:tc>
+        <w:tc>
+          <w:tcPr>
+            <w:tcW w:type="dxa" w:w="2608"/>
+            <w:vAlign w:val="center"/>
+          </w:tcPr>
+          <w:p>
+            <w:pPr>
+              <w:spacing w:after="0"/>
+            </w:pPr>
+            <w:r>
+              <w:rPr>
+                <w:rFonts w:ascii="游ゴシック" w:hAnsi="游ゴシック" w:eastAsia="游ゴシック"/>
+                <w:b w:val="0"/>
+                <w:sz w:val="16"/>
+              </w:rPr>
+              <w:t>保険者機能強化推進交付金等の評価を示す図の計画本文への掲載</w:t>
+            </w:r>
+          </w:p>
+        </w:tc>
+        <w:tc>
+          <w:tcPr>
+            <w:tcW w:type="dxa" w:w="4649"/>
+            <w:vAlign w:val="center"/>
+          </w:tcPr>
+          <w:p>
+            <w:pPr>
+              <w:spacing w:after="0"/>
+            </w:pPr>
+            <w:r>
+              <w:rPr>
+                <w:rFonts w:ascii="游ゴシック" w:hAnsi="游ゴシック" w:eastAsia="游ゴシック"/>
+                <w:b w:val="0"/>
+                <w:sz w:val="16"/>
+              </w:rPr>
+              <w:t>交付金の評価を示す図は計画本文に掲げず、策定委員会の資料にとどめた</w:t>
+            </w:r>
+          </w:p>
+        </w:tc>
+        <w:tc>
+          <w:tcPr>
+            <w:tcW w:type="dxa" w:w="1701"/>
+            <w:vAlign w:val="center"/>
+          </w:tcPr>
+          <w:p>
+            <w:pPr>
+              <w:spacing w:after="0"/>
+            </w:pPr>
+            <w:r>
+              <w:rPr>
+                <w:rFonts w:ascii="游ゴシック" w:hAnsi="游ゴシック" w:eastAsia="游ゴシック"/>
+                <w:b w:val="0"/>
+                <w:sz w:val="16"/>
+              </w:rPr>
+              <w:t>―</w:t>
+            </w:r>
+          </w:p>
+        </w:tc>
+      </w:tr>
+      <w:tr>
+        <w:trPr>
+          <w:cantSplit/>
+        </w:trPr>
+        <w:tc>
+          <w:tcPr>
+            <w:tcW w:type="dxa" w:w="794"/>
+            <w:shd w:val="clear" w:color="auto" w:fill="F2F5FA"/>
+            <w:vAlign w:val="center"/>
+          </w:tcPr>
+          <w:p>
+            <w:pPr>
+              <w:spacing w:after="0"/>
+              <w:jc w:val="center"/>
+            </w:pPr>
+            <w:r>
+              <w:rPr>
+                <w:rFonts w:ascii="游ゴシック" w:hAnsi="游ゴシック" w:eastAsia="游ゴシック"/>
+                <w:b w:val="0"/>
+                <w:sz w:val="16"/>
+              </w:rPr>
+              <w:t>No.174</w:t>
+            </w:r>
+          </w:p>
+        </w:tc>
+        <w:tc>
+          <w:tcPr>
+            <w:tcW w:type="dxa" w:w="2608"/>
+            <w:shd w:val="clear" w:color="auto" w:fill="F2F5FA"/>
+            <w:vAlign w:val="center"/>
+          </w:tcPr>
+          <w:p>
+            <w:pPr>
+              <w:spacing w:after="0"/>
+            </w:pPr>
+            <w:r>
+              <w:rPr>
+                <w:rFonts w:ascii="游ゴシック" w:hAnsi="游ゴシック" w:eastAsia="游ゴシック"/>
+                <w:b w:val="0"/>
+                <w:sz w:val="16"/>
+              </w:rPr>
+              <w:t>人口及び第1号被保険者数の入力値をどの系列にそろえるか（内部整合）</w:t>
+            </w:r>
+          </w:p>
+        </w:tc>
+        <w:tc>
+          <w:tcPr>
+            <w:tcW w:type="dxa" w:w="4649"/>
+            <w:shd w:val="clear" w:color="auto" w:fill="F2F5FA"/>
+            <w:vAlign w:val="center"/>
+          </w:tcPr>
+          <w:p>
+            <w:pPr>
+              <w:spacing w:after="0"/>
+            </w:pPr>
+            <w:r>
+              <w:rPr>
+                <w:rFonts w:ascii="游ゴシック" w:hAnsi="游ゴシック" w:eastAsia="游ゴシック"/>
+                <w:b w:val="0"/>
+                <w:sz w:val="16"/>
+              </w:rPr>
+              <w:t>人口及び第1号被保険者数は案Cにそろえ、見える化システムへの入力値も案Cによった</w:t>
+            </w:r>
+          </w:p>
+        </w:tc>
+        <w:tc>
+          <w:tcPr>
+            <w:tcW w:type="dxa" w:w="1701"/>
+            <w:shd w:val="clear" w:color="auto" w:fill="F2F5FA"/>
+            <w:vAlign w:val="center"/>
+          </w:tcPr>
+          <w:p>
+            <w:pPr>
+              <w:spacing w:after="0"/>
+            </w:pPr>
+            <w:r>
+              <w:rPr>
+                <w:rFonts w:ascii="游ゴシック" w:hAnsi="游ゴシック" w:eastAsia="游ゴシック"/>
+                <w:b w:val="0"/>
+                <w:sz w:val="16"/>
+              </w:rPr>
+              <w:t>第6章第1節</w:t>
+            </w:r>
+          </w:p>
+        </w:tc>
+      </w:tr>
+      <w:tr>
+        <w:trPr>
+          <w:cantSplit/>
+        </w:trPr>
+        <w:tc>
+          <w:tcPr>
+            <w:tcW w:type="dxa" w:w="794"/>
+            <w:vAlign w:val="center"/>
+          </w:tcPr>
+          <w:p>
+            <w:pPr>
+              <w:spacing w:after="0"/>
+              <w:jc w:val="center"/>
+            </w:pPr>
+            <w:r>
+              <w:rPr>
+                <w:rFonts w:ascii="游ゴシック" w:hAnsi="游ゴシック" w:eastAsia="游ゴシック"/>
+                <w:b w:val="0"/>
+                <w:sz w:val="16"/>
+              </w:rPr>
+              <w:t>No.2</w:t>
+            </w:r>
+          </w:p>
+        </w:tc>
+        <w:tc>
+          <w:tcPr>
+            <w:tcW w:type="dxa" w:w="2608"/>
+            <w:vAlign w:val="center"/>
+          </w:tcPr>
+          <w:p>
+            <w:pPr>
+              <w:spacing w:after="0"/>
+            </w:pPr>
+            <w:r>
+              <w:rPr>
+                <w:rFonts w:ascii="游ゴシック" w:hAnsi="游ゴシック" w:eastAsia="游ゴシック"/>
+                <w:b w:val="0"/>
+                <w:sz w:val="16"/>
+              </w:rPr>
+              <w:t>特定地域の指定に係る意向表明の手続</w:t>
+            </w:r>
+          </w:p>
+        </w:tc>
+        <w:tc>
+          <w:tcPr>
+            <w:tcW w:type="dxa" w:w="4649"/>
+            <w:vAlign w:val="center"/>
+          </w:tcPr>
+          <w:p>
+            <w:pPr>
+              <w:spacing w:after="0"/>
+            </w:pPr>
+            <w:r>
+              <w:rPr>
+                <w:rFonts w:ascii="游ゴシック" w:hAnsi="游ゴシック" w:eastAsia="游ゴシック"/>
+                <w:b w:val="0"/>
+                <w:sz w:val="16"/>
+              </w:rPr>
+              <w:t>特定地域の指定に係る意向の表明は、基準及び手続が確定していないため行わないものとし、省令等の確定後に3町と協議して定める旨を注に明示した</w:t>
+            </w:r>
+          </w:p>
+        </w:tc>
+        <w:tc>
+          <w:tcPr>
+            <w:tcW w:type="dxa" w:w="1701"/>
+            <w:vAlign w:val="center"/>
+          </w:tcPr>
+          <w:p>
+            <w:pPr>
+              <w:spacing w:after="0"/>
+            </w:pPr>
+            <w:r>
+              <w:rPr>
+                <w:rFonts w:ascii="游ゴシック" w:hAnsi="游ゴシック" w:eastAsia="游ゴシック"/>
+                <w:b w:val="0"/>
+                <w:sz w:val="16"/>
+              </w:rPr>
+              <w:t>第1章第9節1</w:t>
+            </w:r>
+          </w:p>
+        </w:tc>
+      </w:tr>
+      <w:tr>
+        <w:trPr>
+          <w:cantSplit/>
+        </w:trPr>
+        <w:tc>
+          <w:tcPr>
+            <w:tcW w:type="dxa" w:w="794"/>
+            <w:shd w:val="clear" w:color="auto" w:fill="F2F5FA"/>
+            <w:vAlign w:val="center"/>
+          </w:tcPr>
+          <w:p>
+            <w:pPr>
+              <w:spacing w:after="0"/>
+              <w:jc w:val="center"/>
+            </w:pPr>
+            <w:r>
+              <w:rPr>
+                <w:rFonts w:ascii="游ゴシック" w:hAnsi="游ゴシック" w:eastAsia="游ゴシック"/>
+                <w:b w:val="0"/>
+                <w:sz w:val="16"/>
+              </w:rPr>
+              <w:t>No.13</w:t>
+            </w:r>
+          </w:p>
+        </w:tc>
+        <w:tc>
+          <w:tcPr>
+            <w:tcW w:type="dxa" w:w="2608"/>
+            <w:shd w:val="clear" w:color="auto" w:fill="F2F5FA"/>
+            <w:vAlign w:val="center"/>
+          </w:tcPr>
+          <w:p>
+            <w:pPr>
+              <w:spacing w:after="0"/>
+            </w:pPr>
+            <w:r>
+              <w:rPr>
+                <w:rFonts w:ascii="游ゴシック" w:hAnsi="游ゴシック" w:eastAsia="游ゴシック"/>
+                <w:b w:val="0"/>
+                <w:sz w:val="16"/>
+              </w:rPr>
+              <w:t>訪問・通所困難地域の判定資料</w:t>
+            </w:r>
+          </w:p>
+        </w:tc>
+        <w:tc>
+          <w:tcPr>
+            <w:tcW w:type="dxa" w:w="4649"/>
+            <w:shd w:val="clear" w:color="auto" w:fill="F2F5FA"/>
+            <w:vAlign w:val="center"/>
+          </w:tcPr>
+          <w:p>
+            <w:pPr>
+              <w:spacing w:after="0"/>
+            </w:pPr>
+            <w:r>
+              <w:rPr>
+                <w:rFonts w:ascii="游ゴシック" w:hAnsi="游ゴシック" w:eastAsia="游ゴシック"/>
+                <w:b w:val="0"/>
+                <w:sz w:val="16"/>
+              </w:rPr>
+              <w:t>訪問・通所困難地域は、北海道の指定事業所一覧の「通常の事業の実施地域」により判定することとした</w:t>
+            </w:r>
+          </w:p>
+        </w:tc>
+        <w:tc>
+          <w:tcPr>
+            <w:tcW w:type="dxa" w:w="1701"/>
+            <w:shd w:val="clear" w:color="auto" w:fill="F2F5FA"/>
+            <w:vAlign w:val="center"/>
+          </w:tcPr>
+          <w:p>
+            <w:pPr>
+              <w:spacing w:after="0"/>
+            </w:pPr>
+            <w:r>
+              <w:rPr>
+                <w:rFonts w:ascii="游ゴシック" w:hAnsi="游ゴシック" w:eastAsia="游ゴシック"/>
+                <w:b w:val="0"/>
+                <w:sz w:val="16"/>
+              </w:rPr>
+              <w:t>第1章第7節</w:t>
+            </w:r>
+          </w:p>
+        </w:tc>
+      </w:tr>
+      <w:tr>
+        <w:trPr>
+          <w:cantSplit/>
+        </w:trPr>
+        <w:tc>
+          <w:tcPr>
+            <w:tcW w:type="dxa" w:w="794"/>
+            <w:vAlign w:val="center"/>
+          </w:tcPr>
+          <w:p>
+            <w:pPr>
+              <w:spacing w:after="0"/>
+              <w:jc w:val="center"/>
+            </w:pPr>
+            <w:r>
+              <w:rPr>
+                <w:rFonts w:ascii="游ゴシック" w:hAnsi="游ゴシック" w:eastAsia="游ゴシック"/>
+                <w:b w:val="0"/>
+                <w:sz w:val="16"/>
+              </w:rPr>
+              <w:t>No.14</w:t>
+            </w:r>
+          </w:p>
+        </w:tc>
+        <w:tc>
+          <w:tcPr>
+            <w:tcW w:type="dxa" w:w="2608"/>
+            <w:vAlign w:val="center"/>
+          </w:tcPr>
+          <w:p>
+            <w:pPr>
+              <w:spacing w:after="0"/>
+            </w:pPr>
+            <w:r>
+              <w:rPr>
+                <w:rFonts w:ascii="游ゴシック" w:hAnsi="游ゴシック" w:eastAsia="游ゴシック"/>
+                <w:b w:val="0"/>
+                <w:sz w:val="16"/>
+              </w:rPr>
+              <w:t>人口推計の基礎とする系列</w:t>
+            </w:r>
+          </w:p>
+        </w:tc>
+        <w:tc>
+          <w:tcPr>
+            <w:tcW w:type="dxa" w:w="4649"/>
+            <w:vAlign w:val="center"/>
+          </w:tcPr>
+          <w:p>
+            <w:pPr>
+              <w:spacing w:after="0"/>
+            </w:pPr>
+            <w:r>
+              <w:rPr>
+                <w:rFonts w:ascii="游ゴシック" w:hAnsi="游ゴシック" w:eastAsia="游ゴシック"/>
+                <w:b w:val="0"/>
+                <w:sz w:val="16"/>
+              </w:rPr>
+              <w:t>人口推計の基礎は案C（総合戦略と住民基本台帳の実績趨勢）による</w:t>
+            </w:r>
+          </w:p>
+        </w:tc>
+        <w:tc>
+          <w:tcPr>
+            <w:tcW w:type="dxa" w:w="1701"/>
+            <w:vAlign w:val="center"/>
+          </w:tcPr>
+          <w:p>
+            <w:pPr>
+              <w:spacing w:after="0"/>
+            </w:pPr>
+            <w:r>
+              <w:rPr>
+                <w:rFonts w:ascii="游ゴシック" w:hAnsi="游ゴシック" w:eastAsia="游ゴシック"/>
+                <w:b w:val="0"/>
+                <w:sz w:val="16"/>
+              </w:rPr>
+              <w:t>第6章第1節</w:t>
+            </w:r>
+          </w:p>
+        </w:tc>
+      </w:tr>
+      <w:tr>
+        <w:trPr>
+          <w:cantSplit/>
+        </w:trPr>
+        <w:tc>
+          <w:tcPr>
+            <w:tcW w:type="dxa" w:w="794"/>
+            <w:shd w:val="clear" w:color="auto" w:fill="F2F5FA"/>
+            <w:vAlign w:val="center"/>
+          </w:tcPr>
+          <w:p>
+            <w:pPr>
+              <w:spacing w:after="0"/>
+              <w:jc w:val="center"/>
+            </w:pPr>
+            <w:r>
+              <w:rPr>
+                <w:rFonts w:ascii="游ゴシック" w:hAnsi="游ゴシック" w:eastAsia="游ゴシック"/>
+                <w:b w:val="0"/>
+                <w:sz w:val="16"/>
+              </w:rPr>
+              <w:t>No.15</w:t>
+            </w:r>
+          </w:p>
+        </w:tc>
+        <w:tc>
+          <w:tcPr>
+            <w:tcW w:type="dxa" w:w="2608"/>
+            <w:shd w:val="clear" w:color="auto" w:fill="F2F5FA"/>
+            <w:vAlign w:val="center"/>
+          </w:tcPr>
+          <w:p>
+            <w:pPr>
+              <w:spacing w:after="0"/>
+            </w:pPr>
+            <w:r>
+              <w:rPr>
+                <w:rFonts w:ascii="游ゴシック" w:hAnsi="游ゴシック" w:eastAsia="游ゴシック"/>
+                <w:b w:val="0"/>
+                <w:sz w:val="16"/>
+              </w:rPr>
+              <w:t>認定者数の基準月と月次推移</w:t>
+            </w:r>
+          </w:p>
+        </w:tc>
+        <w:tc>
+          <w:tcPr>
+            <w:tcW w:type="dxa" w:w="4649"/>
+            <w:shd w:val="clear" w:color="auto" w:fill="F2F5FA"/>
+            <w:vAlign w:val="center"/>
+          </w:tcPr>
+          <w:p>
+            <w:pPr>
+              <w:spacing w:after="0"/>
+            </w:pPr>
+            <w:r>
+              <w:rPr>
+                <w:rFonts w:ascii="游ゴシック" w:hAnsi="游ゴシック" w:eastAsia="游ゴシック"/>
+                <w:b w:val="0"/>
+                <w:sz w:val="16"/>
+              </w:rPr>
+              <w:t>認定者数は年報の年度末現在を基準とし、月次推移は計画本文に掲げていない</w:t>
+            </w:r>
+          </w:p>
+        </w:tc>
+        <w:tc>
+          <w:tcPr>
+            <w:tcW w:type="dxa" w:w="1701"/>
+            <w:shd w:val="clear" w:color="auto" w:fill="F2F5FA"/>
+            <w:vAlign w:val="center"/>
+          </w:tcPr>
+          <w:p>
+            <w:pPr>
+              <w:spacing w:after="0"/>
+            </w:pPr>
+            <w:r>
+              <w:rPr>
+                <w:rFonts w:ascii="游ゴシック" w:hAnsi="游ゴシック" w:eastAsia="游ゴシック"/>
+                <w:b w:val="0"/>
+                <w:sz w:val="16"/>
+              </w:rPr>
+              <w:t>第6章第1節</w:t>
+            </w:r>
+          </w:p>
+        </w:tc>
+      </w:tr>
+      <w:tr>
+        <w:trPr>
+          <w:cantSplit/>
+        </w:trPr>
+        <w:tc>
+          <w:tcPr>
+            <w:tcW w:type="dxa" w:w="794"/>
+            <w:vAlign w:val="center"/>
+          </w:tcPr>
+          <w:p>
+            <w:pPr>
+              <w:spacing w:after="0"/>
+              <w:jc w:val="center"/>
+            </w:pPr>
+            <w:r>
+              <w:rPr>
+                <w:rFonts w:ascii="游ゴシック" w:hAnsi="游ゴシック" w:eastAsia="游ゴシック"/>
+                <w:b w:val="0"/>
+                <w:sz w:val="16"/>
+              </w:rPr>
+              <w:t>No.17</w:t>
+            </w:r>
+          </w:p>
+        </w:tc>
+        <w:tc>
+          <w:tcPr>
+            <w:tcW w:type="dxa" w:w="2608"/>
+            <w:vAlign w:val="center"/>
+          </w:tcPr>
+          <w:p>
+            <w:pPr>
+              <w:spacing w:after="0"/>
+            </w:pPr>
+            <w:r>
+              <w:rPr>
+                <w:rFonts w:ascii="游ゴシック" w:hAnsi="游ゴシック" w:eastAsia="游ゴシック"/>
+                <w:b w:val="0"/>
+                <w:sz w:val="16"/>
+              </w:rPr>
+              <w:t>3町計画への共通指標の掲載</w:t>
+            </w:r>
+          </w:p>
+        </w:tc>
+        <w:tc>
+          <w:tcPr>
+            <w:tcW w:type="dxa" w:w="4649"/>
+            <w:vAlign w:val="center"/>
+          </w:tcPr>
+          <w:p>
+            <w:pPr>
+              <w:spacing w:after="0"/>
+            </w:pPr>
+            <w:r>
+              <w:rPr>
+                <w:rFonts w:ascii="游ゴシック" w:hAnsi="游ゴシック" w:eastAsia="游ゴシック"/>
+                <w:b w:val="0"/>
+                <w:sz w:val="16"/>
+              </w:rPr>
+              <w:t>広域連合の代表KPI16項目を掲げ、3町計画への掲載は求めず、役割分担と共通KPIにより接続することとした</w:t>
+            </w:r>
+          </w:p>
+        </w:tc>
+        <w:tc>
+          <w:tcPr>
+            <w:tcW w:type="dxa" w:w="1701"/>
+            <w:vAlign w:val="center"/>
+          </w:tcPr>
+          <w:p>
+            <w:pPr>
+              <w:spacing w:after="0"/>
+            </w:pPr>
+            <w:r>
+              <w:rPr>
+                <w:rFonts w:ascii="游ゴシック" w:hAnsi="游ゴシック" w:eastAsia="游ゴシック"/>
+                <w:b w:val="0"/>
+                <w:sz w:val="16"/>
+              </w:rPr>
+              <w:t>資料2</w:t>
+            </w:r>
+          </w:p>
+        </w:tc>
+      </w:tr>
+      <w:tr>
+        <w:trPr>
+          <w:cantSplit/>
+        </w:trPr>
+        <w:tc>
+          <w:tcPr>
+            <w:tcW w:type="dxa" w:w="794"/>
+            <w:shd w:val="clear" w:color="auto" w:fill="F2F5FA"/>
+            <w:vAlign w:val="center"/>
+          </w:tcPr>
+          <w:p>
+            <w:pPr>
+              <w:spacing w:after="0"/>
+              <w:jc w:val="center"/>
+            </w:pPr>
+            <w:r>
+              <w:rPr>
+                <w:rFonts w:ascii="游ゴシック" w:hAnsi="游ゴシック" w:eastAsia="游ゴシック"/>
+                <w:b w:val="0"/>
+                <w:sz w:val="16"/>
+              </w:rPr>
+              <w:t>No.20</w:t>
+            </w:r>
+          </w:p>
+        </w:tc>
+        <w:tc>
+          <w:tcPr>
+            <w:tcW w:type="dxa" w:w="2608"/>
+            <w:shd w:val="clear" w:color="auto" w:fill="F2F5FA"/>
+            <w:vAlign w:val="center"/>
+          </w:tcPr>
+          <w:p>
+            <w:pPr>
+              <w:spacing w:after="0"/>
+            </w:pPr>
+            <w:r>
+              <w:rPr>
+                <w:rFonts w:ascii="游ゴシック" w:hAnsi="游ゴシック" w:eastAsia="游ゴシック"/>
+                <w:b w:val="0"/>
+                <w:sz w:val="16"/>
+              </w:rPr>
+              <w:t>北海道・圏域との調整の場</w:t>
+            </w:r>
+          </w:p>
+        </w:tc>
+        <w:tc>
+          <w:tcPr>
+            <w:tcW w:type="dxa" w:w="4649"/>
+            <w:shd w:val="clear" w:color="auto" w:fill="F2F5FA"/>
+            <w:vAlign w:val="center"/>
+          </w:tcPr>
+          <w:p>
+            <w:pPr>
+              <w:spacing w:after="0"/>
+            </w:pPr>
+            <w:r>
+              <w:rPr>
+                <w:rFonts w:ascii="游ゴシック" w:hAnsi="游ゴシック" w:eastAsia="游ゴシック"/>
+                <w:b w:val="0"/>
+                <w:sz w:val="16"/>
+              </w:rPr>
+              <w:t>北海道の第9期支援計画の8基本目標との対応により整合を図った</w:t>
+            </w:r>
+          </w:p>
+        </w:tc>
+        <w:tc>
+          <w:tcPr>
+            <w:tcW w:type="dxa" w:w="1701"/>
+            <w:shd w:val="clear" w:color="auto" w:fill="F2F5FA"/>
+            <w:vAlign w:val="center"/>
+          </w:tcPr>
+          <w:p>
+            <w:pPr>
+              <w:spacing w:after="0"/>
+            </w:pPr>
+            <w:r>
+              <w:rPr>
+                <w:rFonts w:ascii="游ゴシック" w:hAnsi="游ゴシック" w:eastAsia="游ゴシック"/>
+                <w:b w:val="0"/>
+                <w:sz w:val="16"/>
+              </w:rPr>
+              <w:t>第1章第8節</w:t>
+            </w:r>
+          </w:p>
+        </w:tc>
+      </w:tr>
+      <w:tr>
+        <w:trPr>
+          <w:cantSplit/>
+        </w:trPr>
+        <w:tc>
+          <w:tcPr>
+            <w:tcW w:type="dxa" w:w="794"/>
+            <w:vAlign w:val="center"/>
+          </w:tcPr>
+          <w:p>
+            <w:pPr>
+              <w:spacing w:after="0"/>
+              <w:jc w:val="center"/>
+            </w:pPr>
+            <w:r>
+              <w:rPr>
+                <w:rFonts w:ascii="游ゴシック" w:hAnsi="游ゴシック" w:eastAsia="游ゴシック"/>
+                <w:b w:val="0"/>
+                <w:sz w:val="16"/>
+              </w:rPr>
+              <w:t>No.21</w:t>
+            </w:r>
+          </w:p>
+        </w:tc>
+        <w:tc>
+          <w:tcPr>
+            <w:tcW w:type="dxa" w:w="2608"/>
+            <w:vAlign w:val="center"/>
+          </w:tcPr>
+          <w:p>
+            <w:pPr>
+              <w:spacing w:after="0"/>
+            </w:pPr>
+            <w:r>
+              <w:rPr>
+                <w:rFonts w:ascii="游ゴシック" w:hAnsi="游ゴシック" w:eastAsia="游ゴシック"/>
+                <w:b w:val="0"/>
+                <w:sz w:val="16"/>
+              </w:rPr>
+              <w:t>成果品の仕様</w:t>
+            </w:r>
+          </w:p>
+        </w:tc>
+        <w:tc>
+          <w:tcPr>
+            <w:tcW w:type="dxa" w:w="4649"/>
+            <w:vAlign w:val="center"/>
+          </w:tcPr>
+          <w:p>
+            <w:pPr>
+              <w:spacing w:after="0"/>
+            </w:pPr>
+            <w:r>
+              <w:rPr>
+                <w:rFonts w:ascii="游ゴシック" w:hAnsi="游ゴシック" w:eastAsia="游ゴシック"/>
+                <w:b w:val="0"/>
+                <w:sz w:val="16"/>
+              </w:rPr>
+              <w:t>成果品の仕様は仕様書の定めによる</w:t>
+            </w:r>
+          </w:p>
+        </w:tc>
+        <w:tc>
+          <w:tcPr>
+            <w:tcW w:type="dxa" w:w="1701"/>
+            <w:vAlign w:val="center"/>
+          </w:tcPr>
+          <w:p>
+            <w:pPr>
+              <w:spacing w:after="0"/>
+            </w:pPr>
+            <w:r>
+              <w:rPr>
+                <w:rFonts w:ascii="游ゴシック" w:hAnsi="游ゴシック" w:eastAsia="游ゴシック"/>
+                <w:b w:val="0"/>
+                <w:sz w:val="16"/>
+              </w:rPr>
+              <w:t>―</w:t>
+            </w:r>
+          </w:p>
+        </w:tc>
+      </w:tr>
+      <w:tr>
+        <w:trPr>
+          <w:cantSplit/>
+        </w:trPr>
+        <w:tc>
+          <w:tcPr>
+            <w:tcW w:type="dxa" w:w="794"/>
+            <w:shd w:val="clear" w:color="auto" w:fill="F2F5FA"/>
+            <w:vAlign w:val="center"/>
+          </w:tcPr>
+          <w:p>
+            <w:pPr>
+              <w:spacing w:after="0"/>
+              <w:jc w:val="center"/>
+            </w:pPr>
+            <w:r>
+              <w:rPr>
+                <w:rFonts w:ascii="游ゴシック" w:hAnsi="游ゴシック" w:eastAsia="游ゴシック"/>
+                <w:b w:val="0"/>
+                <w:sz w:val="16"/>
+              </w:rPr>
+              <w:t>No.23</w:t>
+            </w:r>
+          </w:p>
+        </w:tc>
+        <w:tc>
+          <w:tcPr>
+            <w:tcW w:type="dxa" w:w="2608"/>
+            <w:shd w:val="clear" w:color="auto" w:fill="F2F5FA"/>
+            <w:vAlign w:val="center"/>
+          </w:tcPr>
+          <w:p>
+            <w:pPr>
+              <w:spacing w:after="0"/>
+            </w:pPr>
+            <w:r>
+              <w:rPr>
+                <w:rFonts w:ascii="游ゴシック" w:hAnsi="游ゴシック" w:eastAsia="游ゴシック"/>
+                <w:b w:val="0"/>
+                <w:sz w:val="16"/>
+              </w:rPr>
+              <w:t>事業所の定員・稼働率データ</w:t>
+            </w:r>
+          </w:p>
+        </w:tc>
+        <w:tc>
+          <w:tcPr>
+            <w:tcW w:type="dxa" w:w="4649"/>
+            <w:shd w:val="clear" w:color="auto" w:fill="F2F5FA"/>
+            <w:vAlign w:val="center"/>
+          </w:tcPr>
+          <w:p>
+            <w:pPr>
+              <w:spacing w:after="0"/>
+            </w:pPr>
+            <w:r>
+              <w:rPr>
+                <w:rFonts w:ascii="游ゴシック" w:hAnsi="游ゴシック" w:eastAsia="游ゴシック"/>
+                <w:b w:val="0"/>
+                <w:sz w:val="16"/>
+              </w:rPr>
+              <w:t>事業所の定員は北海道の各名簿及び介護サービス情報公表システムによることとし、未確認のものは［要確認］として残した</w:t>
+            </w:r>
+          </w:p>
+        </w:tc>
+        <w:tc>
+          <w:tcPr>
+            <w:tcW w:type="dxa" w:w="1701"/>
+            <w:shd w:val="clear" w:color="auto" w:fill="F2F5FA"/>
+            <w:vAlign w:val="center"/>
+          </w:tcPr>
+          <w:p>
+            <w:pPr>
+              <w:spacing w:after="0"/>
+            </w:pPr>
+            <w:r>
+              <w:rPr>
+                <w:rFonts w:ascii="游ゴシック" w:hAnsi="游ゴシック" w:eastAsia="游ゴシック"/>
+                <w:b w:val="0"/>
+                <w:sz w:val="16"/>
+              </w:rPr>
+              <w:t>第2章第3節6</w:t>
+            </w:r>
+          </w:p>
+        </w:tc>
+      </w:tr>
+      <w:tr>
+        <w:trPr>
+          <w:cantSplit/>
+        </w:trPr>
+        <w:tc>
+          <w:tcPr>
+            <w:tcW w:type="dxa" w:w="794"/>
+            <w:vAlign w:val="center"/>
+          </w:tcPr>
+          <w:p>
+            <w:pPr>
+              <w:spacing w:after="0"/>
+              <w:jc w:val="center"/>
+            </w:pPr>
+            <w:r>
+              <w:rPr>
+                <w:rFonts w:ascii="游ゴシック" w:hAnsi="游ゴシック" w:eastAsia="游ゴシック"/>
+                <w:b w:val="0"/>
+                <w:sz w:val="16"/>
+              </w:rPr>
+              <w:t>No.26</w:t>
+            </w:r>
+          </w:p>
+        </w:tc>
+        <w:tc>
+          <w:tcPr>
+            <w:tcW w:type="dxa" w:w="2608"/>
+            <w:vAlign w:val="center"/>
+          </w:tcPr>
+          <w:p>
+            <w:pPr>
+              <w:spacing w:after="0"/>
+            </w:pPr>
+            <w:r>
+              <w:rPr>
+                <w:rFonts w:ascii="游ゴシック" w:hAnsi="游ゴシック" w:eastAsia="游ゴシック"/>
+                <w:b w:val="0"/>
+                <w:sz w:val="16"/>
+              </w:rPr>
+              <w:t>認知症・医療介護連携の実績データ</w:t>
+            </w:r>
+          </w:p>
+        </w:tc>
+        <w:tc>
+          <w:tcPr>
+            <w:tcW w:type="dxa" w:w="4649"/>
+            <w:vAlign w:val="center"/>
+          </w:tcPr>
+          <w:p>
+            <w:pPr>
+              <w:spacing w:after="0"/>
+            </w:pPr>
+            <w:r>
+              <w:rPr>
+                <w:rFonts w:ascii="游ゴシック" w:hAnsi="游ゴシック" w:eastAsia="游ゴシック"/>
+                <w:b w:val="0"/>
+                <w:sz w:val="16"/>
+              </w:rPr>
+              <w:t>認知症・医療介護連携の実績は、交付金の評価結果及び3町の地域包括支援センター事業実施報告書の範囲で記述した</w:t>
+            </w:r>
+          </w:p>
+        </w:tc>
+        <w:tc>
+          <w:tcPr>
+            <w:tcW w:type="dxa" w:w="1701"/>
+            <w:vAlign w:val="center"/>
+          </w:tcPr>
+          <w:p>
+            <w:pPr>
+              <w:spacing w:after="0"/>
+            </w:pPr>
+            <w:r>
+              <w:rPr>
+                <w:rFonts w:ascii="游ゴシック" w:hAnsi="游ゴシック" w:eastAsia="游ゴシック"/>
+                <w:b w:val="0"/>
+                <w:sz w:val="16"/>
+              </w:rPr>
+              <w:t>第5章 基本目標2・基本目標3</w:t>
+            </w:r>
+          </w:p>
+        </w:tc>
+      </w:tr>
+      <w:tr>
+        <w:trPr>
+          <w:cantSplit/>
+        </w:trPr>
+        <w:tc>
+          <w:tcPr>
+            <w:tcW w:type="dxa" w:w="794"/>
+            <w:shd w:val="clear" w:color="auto" w:fill="F2F5FA"/>
+            <w:vAlign w:val="center"/>
+          </w:tcPr>
+          <w:p>
+            <w:pPr>
+              <w:spacing w:after="0"/>
+              <w:jc w:val="center"/>
+            </w:pPr>
+            <w:r>
+              <w:rPr>
+                <w:rFonts w:ascii="游ゴシック" w:hAnsi="游ゴシック" w:eastAsia="游ゴシック"/>
+                <w:b w:val="0"/>
+                <w:sz w:val="16"/>
+              </w:rPr>
+              <w:t>No.29</w:t>
+            </w:r>
+          </w:p>
+        </w:tc>
+        <w:tc>
+          <w:tcPr>
+            <w:tcW w:type="dxa" w:w="2608"/>
+            <w:shd w:val="clear" w:color="auto" w:fill="F2F5FA"/>
+            <w:vAlign w:val="center"/>
+          </w:tcPr>
+          <w:p>
+            <w:pPr>
+              <w:spacing w:after="0"/>
+            </w:pPr>
+            <w:r>
+              <w:rPr>
+                <w:rFonts w:ascii="游ゴシック" w:hAnsi="游ゴシック" w:eastAsia="游ゴシック"/>
+                <w:b w:val="0"/>
+                <w:sz w:val="16"/>
+              </w:rPr>
+              <w:t>重度化の速度の前提</w:t>
+            </w:r>
+          </w:p>
+        </w:tc>
+        <w:tc>
+          <w:tcPr>
+            <w:tcW w:type="dxa" w:w="4649"/>
+            <w:shd w:val="clear" w:color="auto" w:fill="F2F5FA"/>
+            <w:vAlign w:val="center"/>
+          </w:tcPr>
+          <w:p>
+            <w:pPr>
+              <w:spacing w:after="0"/>
+            </w:pPr>
+            <w:r>
+              <w:rPr>
+                <w:rFonts w:ascii="游ゴシック" w:hAnsi="游ゴシック" w:eastAsia="游ゴシック"/>
+                <w:b w:val="0"/>
+                <w:sz w:val="16"/>
+              </w:rPr>
+              <w:t>年齢階級ごとの要介護度の構成を令和7年度末の実績で固定し、重度化は人口の高齢化による分のみを見込んだ</w:t>
+            </w:r>
+          </w:p>
+        </w:tc>
+        <w:tc>
+          <w:tcPr>
+            <w:tcW w:type="dxa" w:w="1701"/>
+            <w:shd w:val="clear" w:color="auto" w:fill="F2F5FA"/>
+            <w:vAlign w:val="center"/>
+          </w:tcPr>
+          <w:p>
+            <w:pPr>
+              <w:spacing w:after="0"/>
+            </w:pPr>
+            <w:r>
+              <w:rPr>
+                <w:rFonts w:ascii="游ゴシック" w:hAnsi="游ゴシック" w:eastAsia="游ゴシック"/>
+                <w:b w:val="0"/>
+                <w:sz w:val="16"/>
+              </w:rPr>
+              <w:t>第6章第1節</w:t>
+            </w:r>
+          </w:p>
+        </w:tc>
+      </w:tr>
+      <w:tr>
+        <w:trPr>
+          <w:cantSplit/>
+        </w:trPr>
+        <w:tc>
+          <w:tcPr>
+            <w:tcW w:type="dxa" w:w="794"/>
+            <w:vAlign w:val="center"/>
+          </w:tcPr>
+          <w:p>
+            <w:pPr>
+              <w:spacing w:after="0"/>
+              <w:jc w:val="center"/>
+            </w:pPr>
+            <w:r>
+              <w:rPr>
+                <w:rFonts w:ascii="游ゴシック" w:hAnsi="游ゴシック" w:eastAsia="游ゴシック"/>
+                <w:b w:val="0"/>
+                <w:sz w:val="16"/>
+              </w:rPr>
+              <w:t>No.31</w:t>
+            </w:r>
+          </w:p>
+        </w:tc>
+        <w:tc>
+          <w:tcPr>
+            <w:tcW w:type="dxa" w:w="2608"/>
+            <w:vAlign w:val="center"/>
+          </w:tcPr>
+          <w:p>
+            <w:pPr>
+              <w:spacing w:after="0"/>
+            </w:pPr>
+            <w:r>
+              <w:rPr>
+                <w:rFonts w:ascii="游ゴシック" w:hAnsi="游ゴシック" w:eastAsia="游ゴシック"/>
+                <w:b w:val="0"/>
+                <w:sz w:val="16"/>
+              </w:rPr>
+              <w:t>給付適正化の実施予定と推計での扱い</w:t>
+            </w:r>
+          </w:p>
+        </w:tc>
+        <w:tc>
+          <w:tcPr>
+            <w:tcW w:type="dxa" w:w="4649"/>
+            <w:vAlign w:val="center"/>
+          </w:tcPr>
+          <w:p>
+            <w:pPr>
+              <w:spacing w:after="0"/>
+            </w:pPr>
+            <w:r>
+              <w:rPr>
+                <w:rFonts w:ascii="游ゴシック" w:hAnsi="游ゴシック" w:eastAsia="游ゴシック"/>
+                <w:b w:val="0"/>
+                <w:sz w:val="16"/>
+              </w:rPr>
+              <w:t>給付適正化による抑制を推計に織り込まず、対象サービスの割合と10％抑制の効きを併記した</w:t>
+            </w:r>
+          </w:p>
+        </w:tc>
+        <w:tc>
+          <w:tcPr>
+            <w:tcW w:type="dxa" w:w="1701"/>
+            <w:vAlign w:val="center"/>
+          </w:tcPr>
+          <w:p>
+            <w:pPr>
+              <w:spacing w:after="0"/>
+            </w:pPr>
+            <w:r>
+              <w:rPr>
+                <w:rFonts w:ascii="游ゴシック" w:hAnsi="游ゴシック" w:eastAsia="游ゴシック"/>
+                <w:b w:val="0"/>
+                <w:sz w:val="16"/>
+              </w:rPr>
+              <w:t>第6章第6節2</w:t>
+            </w:r>
+          </w:p>
+        </w:tc>
+      </w:tr>
+      <w:tr>
+        <w:trPr>
+          <w:cantSplit/>
+        </w:trPr>
+        <w:tc>
+          <w:tcPr>
+            <w:tcW w:type="dxa" w:w="794"/>
+            <w:shd w:val="clear" w:color="auto" w:fill="F2F5FA"/>
+            <w:vAlign w:val="center"/>
+          </w:tcPr>
+          <w:p>
+            <w:pPr>
+              <w:spacing w:after="0"/>
+              <w:jc w:val="center"/>
+            </w:pPr>
+            <w:r>
+              <w:rPr>
+                <w:rFonts w:ascii="游ゴシック" w:hAnsi="游ゴシック" w:eastAsia="游ゴシック"/>
+                <w:b w:val="0"/>
+                <w:sz w:val="16"/>
+              </w:rPr>
+              <w:t>No.74</w:t>
+            </w:r>
+          </w:p>
+        </w:tc>
+        <w:tc>
+          <w:tcPr>
+            <w:tcW w:type="dxa" w:w="2608"/>
+            <w:shd w:val="clear" w:color="auto" w:fill="F2F5FA"/>
+            <w:vAlign w:val="center"/>
+          </w:tcPr>
+          <w:p>
+            <w:pPr>
+              <w:spacing w:after="0"/>
+            </w:pPr>
+            <w:r>
+              <w:rPr>
+                <w:rFonts w:ascii="游ゴシック" w:hAnsi="游ゴシック" w:eastAsia="游ゴシック"/>
+                <w:b w:val="0"/>
+                <w:sz w:val="16"/>
+              </w:rPr>
+              <w:t>有料老人ホーム等の家賃等の情報収集（北海道）</w:t>
+            </w:r>
+          </w:p>
+        </w:tc>
+        <w:tc>
+          <w:tcPr>
+            <w:tcW w:type="dxa" w:w="4649"/>
+            <w:shd w:val="clear" w:color="auto" w:fill="F2F5FA"/>
+            <w:vAlign w:val="center"/>
+          </w:tcPr>
+          <w:p>
+            <w:pPr>
+              <w:spacing w:after="0"/>
+            </w:pPr>
+            <w:r>
+              <w:rPr>
+                <w:rFonts w:ascii="游ゴシック" w:hAnsi="游ゴシック" w:eastAsia="游ゴシック"/>
+                <w:b w:val="0"/>
+                <w:sz w:val="16"/>
+              </w:rPr>
+              <w:t>家賃等の費用の水準は北海道における情報の収集を確認できないため把握しておらず、費用の面からの選択は扱っていない旨を注に明示した</w:t>
+            </w:r>
+          </w:p>
+        </w:tc>
+        <w:tc>
+          <w:tcPr>
+            <w:tcW w:type="dxa" w:w="1701"/>
+            <w:shd w:val="clear" w:color="auto" w:fill="F2F5FA"/>
+            <w:vAlign w:val="center"/>
+          </w:tcPr>
+          <w:p>
+            <w:pPr>
+              <w:spacing w:after="0"/>
+            </w:pPr>
+            <w:r>
+              <w:rPr>
+                <w:rFonts w:ascii="游ゴシック" w:hAnsi="游ゴシック" w:eastAsia="游ゴシック"/>
+                <w:b w:val="0"/>
+                <w:sz w:val="16"/>
+              </w:rPr>
+              <w:t>第2章第3節6</w:t>
+            </w:r>
+          </w:p>
+        </w:tc>
+      </w:tr>
+      <w:tr>
+        <w:trPr>
+          <w:cantSplit/>
+        </w:trPr>
+        <w:tc>
+          <w:tcPr>
+            <w:tcW w:type="dxa" w:w="794"/>
+            <w:vAlign w:val="center"/>
+          </w:tcPr>
+          <w:p>
+            <w:pPr>
+              <w:spacing w:after="0"/>
+              <w:jc w:val="center"/>
+            </w:pPr>
+            <w:r>
+              <w:rPr>
+                <w:rFonts w:ascii="游ゴシック" w:hAnsi="游ゴシック" w:eastAsia="游ゴシック"/>
+                <w:b w:val="0"/>
+                <w:sz w:val="16"/>
+              </w:rPr>
+              <w:t>No.144</w:t>
+            </w:r>
+          </w:p>
+        </w:tc>
+        <w:tc>
+          <w:tcPr>
+            <w:tcW w:type="dxa" w:w="2608"/>
+            <w:vAlign w:val="center"/>
+          </w:tcPr>
+          <w:p>
+            <w:pPr>
+              <w:spacing w:after="0"/>
+            </w:pPr>
+            <w:r>
+              <w:rPr>
+                <w:rFonts w:ascii="游ゴシック" w:hAnsi="游ゴシック" w:eastAsia="游ゴシック"/>
+                <w:b w:val="0"/>
+                <w:sz w:val="16"/>
+              </w:rPr>
+              <w:t>統合した成果品の元の資料を残すか</w:t>
+            </w:r>
+          </w:p>
+        </w:tc>
+        <w:tc>
+          <w:tcPr>
+            <w:tcW w:type="dxa" w:w="4649"/>
+            <w:vAlign w:val="center"/>
+          </w:tcPr>
+          <w:p>
+            <w:pPr>
+              <w:spacing w:after="0"/>
+            </w:pPr>
+            <w:r>
+              <w:rPr>
+                <w:rFonts w:ascii="游ゴシック" w:hAnsi="游ゴシック" w:eastAsia="游ゴシック"/>
+                <w:b w:val="0"/>
+                <w:sz w:val="16"/>
+              </w:rPr>
+              <w:t>統合した成果品の元の資料を残す</w:t>
+            </w:r>
+          </w:p>
+        </w:tc>
+        <w:tc>
+          <w:tcPr>
+            <w:tcW w:type="dxa" w:w="1701"/>
+            <w:vAlign w:val="center"/>
+          </w:tcPr>
+          <w:p>
+            <w:pPr>
+              <w:spacing w:after="0"/>
+            </w:pPr>
+            <w:r>
+              <w:rPr>
+                <w:rFonts w:ascii="游ゴシック" w:hAnsi="游ゴシック" w:eastAsia="游ゴシック"/>
+                <w:b w:val="0"/>
+                <w:sz w:val="16"/>
+              </w:rPr>
+              <w:t>―</w:t>
+            </w:r>
+          </w:p>
+        </w:tc>
+      </w:tr>
+      <w:tr>
+        <w:trPr>
+          <w:cantSplit/>
+        </w:trPr>
+        <w:tc>
+          <w:tcPr>
+            <w:tcW w:type="dxa" w:w="794"/>
+            <w:shd w:val="clear" w:color="auto" w:fill="F2F5FA"/>
+            <w:vAlign w:val="center"/>
+          </w:tcPr>
+          <w:p>
+            <w:pPr>
+              <w:spacing w:after="0"/>
+              <w:jc w:val="center"/>
+            </w:pPr>
+            <w:r>
+              <w:rPr>
+                <w:rFonts w:ascii="游ゴシック" w:hAnsi="游ゴシック" w:eastAsia="游ゴシック"/>
+                <w:b w:val="0"/>
+                <w:sz w:val="16"/>
+              </w:rPr>
+              <w:t>No.156</w:t>
+            </w:r>
+          </w:p>
+        </w:tc>
+        <w:tc>
+          <w:tcPr>
+            <w:tcW w:type="dxa" w:w="2608"/>
+            <w:shd w:val="clear" w:color="auto" w:fill="F2F5FA"/>
+            <w:vAlign w:val="center"/>
+          </w:tcPr>
+          <w:p>
+            <w:pPr>
+              <w:spacing w:after="0"/>
+            </w:pPr>
+            <w:r>
+              <w:rPr>
+                <w:rFonts w:ascii="游ゴシック" w:hAnsi="游ゴシック" w:eastAsia="游ゴシック"/>
+                <w:b w:val="0"/>
+                <w:sz w:val="16"/>
+              </w:rPr>
+              <w:t>所得段階別第1号被保険者数の将来8年度分を当方で算定してよいか</w:t>
+            </w:r>
+          </w:p>
+        </w:tc>
+        <w:tc>
+          <w:tcPr>
+            <w:tcW w:type="dxa" w:w="4649"/>
+            <w:shd w:val="clear" w:color="auto" w:fill="F2F5FA"/>
+            <w:vAlign w:val="center"/>
+          </w:tcPr>
+          <w:p>
+            <w:pPr>
+              <w:spacing w:after="0"/>
+            </w:pPr>
+            <w:r>
+              <w:rPr>
+                <w:rFonts w:ascii="游ゴシック" w:hAnsi="游ゴシック" w:eastAsia="游ゴシック"/>
+                <w:b w:val="0"/>
+                <w:sz w:val="16"/>
+              </w:rPr>
+              <w:t>所得段階別第1号被保険者数は当方の算定（16段階×8年度）により、所得段階の設定は弾力化を選ぶ</w:t>
+            </w:r>
+          </w:p>
+        </w:tc>
+        <w:tc>
+          <w:tcPr>
+            <w:tcW w:type="dxa" w:w="1701"/>
+            <w:shd w:val="clear" w:color="auto" w:fill="F2F5FA"/>
+            <w:vAlign w:val="center"/>
+          </w:tcPr>
+          <w:p>
+            <w:pPr>
+              <w:spacing w:after="0"/>
+            </w:pPr>
+            <w:r>
+              <w:rPr>
+                <w:rFonts w:ascii="游ゴシック" w:hAnsi="游ゴシック" w:eastAsia="游ゴシック"/>
+                <w:b w:val="0"/>
+                <w:sz w:val="16"/>
+              </w:rPr>
+              <w:t>―</w:t>
+            </w:r>
+          </w:p>
+        </w:tc>
+      </w:tr>
+      <w:tr>
+        <w:trPr>
+          <w:cantSplit/>
+        </w:trPr>
+        <w:tc>
+          <w:tcPr>
+            <w:tcW w:type="dxa" w:w="794"/>
+            <w:vAlign w:val="center"/>
+          </w:tcPr>
+          <w:p>
+            <w:pPr>
+              <w:spacing w:after="0"/>
+              <w:jc w:val="center"/>
+            </w:pPr>
+            <w:r>
+              <w:rPr>
+                <w:rFonts w:ascii="游ゴシック" w:hAnsi="游ゴシック" w:eastAsia="游ゴシック"/>
+                <w:b w:val="0"/>
+                <w:sz w:val="16"/>
+              </w:rPr>
+              <w:t>No.169</w:t>
+            </w:r>
+          </w:p>
+        </w:tc>
+        <w:tc>
+          <w:tcPr>
+            <w:tcW w:type="dxa" w:w="2608"/>
+            <w:vAlign w:val="center"/>
+          </w:tcPr>
+          <w:p>
+            <w:pPr>
+              <w:spacing w:after="0"/>
+            </w:pPr>
+            <w:r>
+              <w:rPr>
+                <w:rFonts w:ascii="游ゴシック" w:hAnsi="游ゴシック" w:eastAsia="游ゴシック"/>
+                <w:b w:val="0"/>
+                <w:sz w:val="16"/>
+              </w:rPr>
+              <w:t>構成町により得点が分かれている項目の区域内での取扱い</w:t>
+            </w:r>
+          </w:p>
+        </w:tc>
+        <w:tc>
+          <w:tcPr>
+            <w:tcW w:type="dxa" w:w="4649"/>
+            <w:vAlign w:val="center"/>
+          </w:tcPr>
+          <w:p>
+            <w:pPr>
+              <w:spacing w:after="0"/>
+            </w:pPr>
+            <w:r>
+              <w:rPr>
+                <w:rFonts w:ascii="游ゴシック" w:hAnsi="游ゴシック" w:eastAsia="游ゴシック"/>
+                <w:b w:val="0"/>
+                <w:sz w:val="16"/>
+              </w:rPr>
+              <w:t>町ごとの取組の状況をそのまま記述し、区域内での統一は計画に位置づけていない</w:t>
+            </w:r>
+          </w:p>
+        </w:tc>
+        <w:tc>
+          <w:tcPr>
+            <w:tcW w:type="dxa" w:w="1701"/>
+            <w:vAlign w:val="center"/>
+          </w:tcPr>
+          <w:p>
+            <w:pPr>
+              <w:spacing w:after="0"/>
+            </w:pPr>
+            <w:r>
+              <w:rPr>
+                <w:rFonts w:ascii="游ゴシック" w:hAnsi="游ゴシック" w:eastAsia="游ゴシック"/>
+                <w:b w:val="0"/>
+                <w:sz w:val="16"/>
+              </w:rPr>
+              <w:t>第3章第2節・第5章 基本目標2</w:t>
+            </w:r>
+          </w:p>
+        </w:tc>
+      </w:tr>
+      <w:tr>
+        <w:trPr>
+          <w:cantSplit/>
+        </w:trPr>
+        <w:tc>
+          <w:tcPr>
+            <w:tcW w:type="dxa" w:w="794"/>
+            <w:shd w:val="clear" w:color="auto" w:fill="F2F5FA"/>
+            <w:vAlign w:val="center"/>
+          </w:tcPr>
+          <w:p>
+            <w:pPr>
+              <w:spacing w:after="0"/>
+              <w:jc w:val="center"/>
+            </w:pPr>
+            <w:r>
+              <w:rPr>
+                <w:rFonts w:ascii="游ゴシック" w:hAnsi="游ゴシック" w:eastAsia="游ゴシック"/>
+                <w:b w:val="0"/>
+                <w:sz w:val="16"/>
+              </w:rPr>
+              <w:t>No.171</w:t>
+            </w:r>
+          </w:p>
+        </w:tc>
+        <w:tc>
+          <w:tcPr>
+            <w:tcW w:type="dxa" w:w="2608"/>
+            <w:shd w:val="clear" w:color="auto" w:fill="F2F5FA"/>
+            <w:vAlign w:val="center"/>
+          </w:tcPr>
+          <w:p>
+            <w:pPr>
+              <w:spacing w:after="0"/>
+            </w:pPr>
+            <w:r>
+              <w:rPr>
+                <w:rFonts w:ascii="游ゴシック" w:hAnsi="游ゴシック" w:eastAsia="游ゴシック"/>
+                <w:b w:val="0"/>
+                <w:sz w:val="16"/>
+              </w:rPr>
+              <w:t>第9期計画にない体裁の取扱い（小見出し【　】ほか）</w:t>
+            </w:r>
+          </w:p>
+        </w:tc>
+        <w:tc>
+          <w:tcPr>
+            <w:tcW w:type="dxa" w:w="4649"/>
+            <w:shd w:val="clear" w:color="auto" w:fill="F2F5FA"/>
+            <w:vAlign w:val="center"/>
+          </w:tcPr>
+          <w:p>
+            <w:pPr>
+              <w:spacing w:after="0"/>
+            </w:pPr>
+            <w:r>
+              <w:rPr>
+                <w:rFonts w:ascii="游ゴシック" w:hAnsi="游ゴシック" w:eastAsia="游ゴシック"/>
+                <w:b w:val="0"/>
+                <w:sz w:val="16"/>
+              </w:rPr>
+              <w:t>第9期計画にない体裁は現在のままとし、計画として確定する前に改めてお諮りする</w:t>
+            </w:r>
+          </w:p>
+        </w:tc>
+        <w:tc>
+          <w:tcPr>
+            <w:tcW w:type="dxa" w:w="1701"/>
+            <w:shd w:val="clear" w:color="auto" w:fill="F2F5FA"/>
+            <w:vAlign w:val="center"/>
+          </w:tcPr>
+          <w:p>
+            <w:pPr>
+              <w:spacing w:after="0"/>
+            </w:pPr>
+            <w:r>
+              <w:rPr>
+                <w:rFonts w:ascii="游ゴシック" w:hAnsi="游ゴシック" w:eastAsia="游ゴシック"/>
+                <w:b w:val="0"/>
+                <w:sz w:val="16"/>
+              </w:rPr>
+              <w:t>―</w:t>
+            </w:r>
+          </w:p>
+        </w:tc>
+      </w:tr>
+      <w:tr>
+        <w:trPr>
+          <w:cantSplit/>
+        </w:trPr>
+        <w:tc>
+          <w:tcPr>
+            <w:tcW w:type="dxa" w:w="794"/>
+            <w:vAlign w:val="center"/>
+          </w:tcPr>
+          <w:p>
+            <w:pPr>
+              <w:spacing w:after="0"/>
+              <w:jc w:val="center"/>
+            </w:pPr>
+            <w:r>
+              <w:rPr>
+                <w:rFonts w:ascii="游ゴシック" w:hAnsi="游ゴシック" w:eastAsia="游ゴシック"/>
+                <w:b w:val="0"/>
+                <w:sz w:val="16"/>
+              </w:rPr>
+              <w:t>No.173</w:t>
+            </w:r>
+          </w:p>
+        </w:tc>
+        <w:tc>
+          <w:tcPr>
+            <w:tcW w:type="dxa" w:w="2608"/>
+            <w:vAlign w:val="center"/>
+          </w:tcPr>
+          <w:p>
+            <w:pPr>
+              <w:spacing w:after="0"/>
+            </w:pPr>
+            <w:r>
+              <w:rPr>
+                <w:rFonts w:ascii="游ゴシック" w:hAnsi="游ゴシック" w:eastAsia="游ゴシック"/>
+                <w:b w:val="0"/>
+                <w:sz w:val="16"/>
+              </w:rPr>
+              <w:t>計画本文の図と別冊の図表集の対応（作りが異なるもの・図表集にないもの）</w:t>
+            </w:r>
+          </w:p>
+        </w:tc>
+        <w:tc>
+          <w:tcPr>
+            <w:tcW w:type="dxa" w:w="4649"/>
+            <w:vAlign w:val="center"/>
+          </w:tcPr>
+          <w:p>
+            <w:pPr>
+              <w:spacing w:after="0"/>
+            </w:pPr>
+            <w:r>
+              <w:rPr>
+                <w:rFonts w:ascii="游ゴシック" w:hAnsi="游ゴシック" w:eastAsia="游ゴシック"/>
+                <w:b w:val="0"/>
+                <w:sz w:val="16"/>
+              </w:rPr>
+              <w:t>本文の図と別冊の図表集の対応は現行のままとした</w:t>
+            </w:r>
+          </w:p>
+        </w:tc>
+        <w:tc>
+          <w:tcPr>
+            <w:tcW w:type="dxa" w:w="1701"/>
+            <w:vAlign w:val="center"/>
+          </w:tcPr>
+          <w:p>
+            <w:pPr>
+              <w:spacing w:after="0"/>
+            </w:pPr>
+            <w:r>
+              <w:rPr>
+                <w:rFonts w:ascii="游ゴシック" w:hAnsi="游ゴシック" w:eastAsia="游ゴシック"/>
+                <w:b w:val="0"/>
+                <w:sz w:val="16"/>
+              </w:rPr>
+              <w:t>―</w:t>
+            </w:r>
+          </w:p>
+        </w:tc>
+      </w:tr>
+      <w:tr>
+        <w:trPr>
+          <w:cantSplit/>
+        </w:trPr>
+        <w:tc>
+          <w:tcPr>
+            <w:tcW w:type="dxa" w:w="794"/>
+            <w:shd w:val="clear" w:color="auto" w:fill="F2F5FA"/>
+            <w:vAlign w:val="center"/>
+          </w:tcPr>
+          <w:p>
+            <w:pPr>
+              <w:spacing w:after="0"/>
+              <w:jc w:val="center"/>
+            </w:pPr>
+            <w:r>
+              <w:rPr>
+                <w:rFonts w:ascii="游ゴシック" w:hAnsi="游ゴシック" w:eastAsia="游ゴシック"/>
+                <w:b w:val="0"/>
+                <w:sz w:val="16"/>
+              </w:rPr>
+              <w:t>No.24</w:t>
+            </w:r>
+          </w:p>
+        </w:tc>
+        <w:tc>
+          <w:tcPr>
+            <w:tcW w:type="dxa" w:w="2608"/>
+            <w:shd w:val="clear" w:color="auto" w:fill="F2F5FA"/>
+            <w:vAlign w:val="center"/>
+          </w:tcPr>
+          <w:p>
+            <w:pPr>
+              <w:spacing w:after="0"/>
+            </w:pPr>
+            <w:r>
+              <w:rPr>
+                <w:rFonts w:ascii="游ゴシック" w:hAnsi="游ゴシック" w:eastAsia="游ゴシック"/>
+                <w:b w:val="0"/>
+                <w:sz w:val="16"/>
+              </w:rPr>
+              <w:t>24時間対応サービスの確保方策の決定</w:t>
+            </w:r>
+          </w:p>
+        </w:tc>
+        <w:tc>
+          <w:tcPr>
+            <w:tcW w:type="dxa" w:w="4649"/>
+            <w:shd w:val="clear" w:color="auto" w:fill="F2F5FA"/>
+            <w:vAlign w:val="center"/>
+          </w:tcPr>
+          <w:p>
+            <w:pPr>
+              <w:spacing w:after="0"/>
+            </w:pPr>
+            <w:r>
+              <w:rPr>
+                <w:rFonts w:ascii="游ゴシック" w:hAnsi="游ゴシック" w:eastAsia="游ゴシック"/>
+                <w:b w:val="0"/>
+                <w:sz w:val="16"/>
+              </w:rPr>
+              <w:t>24時間対応サービスは自然体の算定値を置き、整備による上乗せを行わなかった</w:t>
+            </w:r>
+          </w:p>
+        </w:tc>
+        <w:tc>
+          <w:tcPr>
+            <w:tcW w:type="dxa" w:w="1701"/>
+            <w:shd w:val="clear" w:color="auto" w:fill="F2F5FA"/>
+            <w:vAlign w:val="center"/>
+          </w:tcPr>
+          <w:p>
+            <w:pPr>
+              <w:spacing w:after="0"/>
+            </w:pPr>
+            <w:r>
+              <w:rPr>
+                <w:rFonts w:ascii="游ゴシック" w:hAnsi="游ゴシック" w:eastAsia="游ゴシック"/>
+                <w:b w:val="0"/>
+                <w:sz w:val="16"/>
+              </w:rPr>
+              <w:t>第6章第2節・第4節1</w:t>
+            </w:r>
+          </w:p>
+        </w:tc>
+      </w:tr>
+      <w:tr>
+        <w:trPr>
+          <w:cantSplit/>
+        </w:trPr>
+        <w:tc>
+          <w:tcPr>
+            <w:tcW w:type="dxa" w:w="794"/>
+            <w:vAlign w:val="center"/>
+          </w:tcPr>
+          <w:p>
+            <w:pPr>
+              <w:spacing w:after="0"/>
+              <w:jc w:val="center"/>
+            </w:pPr>
+            <w:r>
+              <w:rPr>
+                <w:rFonts w:ascii="游ゴシック" w:hAnsi="游ゴシック" w:eastAsia="游ゴシック"/>
+                <w:b w:val="0"/>
+                <w:sz w:val="16"/>
+              </w:rPr>
+              <w:t>No.25</w:t>
+            </w:r>
+          </w:p>
+        </w:tc>
+        <w:tc>
+          <w:tcPr>
+            <w:tcW w:type="dxa" w:w="2608"/>
+            <w:vAlign w:val="center"/>
+          </w:tcPr>
+          <w:p>
+            <w:pPr>
+              <w:spacing w:after="0"/>
+            </w:pPr>
+            <w:r>
+              <w:rPr>
+                <w:rFonts w:ascii="游ゴシック" w:hAnsi="游ゴシック" w:eastAsia="游ゴシック"/>
+                <w:b w:val="0"/>
+                <w:sz w:val="16"/>
+              </w:rPr>
+              <w:t>代表KPIの目標値の決定</w:t>
+            </w:r>
+          </w:p>
+        </w:tc>
+        <w:tc>
+          <w:tcPr>
+            <w:tcW w:type="dxa" w:w="4649"/>
+            <w:vAlign w:val="center"/>
+          </w:tcPr>
+          <w:p>
+            <w:pPr>
+              <w:spacing w:after="0"/>
+            </w:pPr>
+            <w:r>
+              <w:rPr>
+                <w:rFonts w:ascii="游ゴシック" w:hAnsi="游ゴシック" w:eastAsia="游ゴシック"/>
+                <w:b w:val="0"/>
+                <w:sz w:val="16"/>
+              </w:rPr>
+              <w:t>代表KPIのうち基準値のないものは令和9年度を基準値の把握に充て、令和10年度・令和11年度に目標値を置くこととした</w:t>
+            </w:r>
+          </w:p>
+        </w:tc>
+        <w:tc>
+          <w:tcPr>
+            <w:tcW w:type="dxa" w:w="1701"/>
+            <w:vAlign w:val="center"/>
+          </w:tcPr>
+          <w:p>
+            <w:pPr>
+              <w:spacing w:after="0"/>
+            </w:pPr>
+            <w:r>
+              <w:rPr>
+                <w:rFonts w:ascii="游ゴシック" w:hAnsi="游ゴシック" w:eastAsia="游ゴシック"/>
+                <w:b w:val="0"/>
+                <w:sz w:val="16"/>
+              </w:rPr>
+              <w:t>第4章第3節・第5章</w:t>
+            </w:r>
+          </w:p>
+        </w:tc>
+      </w:tr>
+      <w:tr>
+        <w:trPr>
+          <w:cantSplit/>
+        </w:trPr>
+        <w:tc>
+          <w:tcPr>
+            <w:tcW w:type="dxa" w:w="794"/>
+            <w:shd w:val="clear" w:color="auto" w:fill="F2F5FA"/>
+            <w:vAlign w:val="center"/>
+          </w:tcPr>
+          <w:p>
+            <w:pPr>
+              <w:spacing w:after="0"/>
+              <w:jc w:val="center"/>
+            </w:pPr>
+            <w:r>
+              <w:rPr>
+                <w:rFonts w:ascii="游ゴシック" w:hAnsi="游ゴシック" w:eastAsia="游ゴシック"/>
+                <w:b w:val="0"/>
+                <w:sz w:val="16"/>
+              </w:rPr>
+              <w:t>No.175</w:t>
+            </w:r>
+          </w:p>
+        </w:tc>
+        <w:tc>
+          <w:tcPr>
+            <w:tcW w:type="dxa" w:w="2608"/>
+            <w:shd w:val="clear" w:color="auto" w:fill="F2F5FA"/>
+            <w:vAlign w:val="center"/>
+          </w:tcPr>
+          <w:p>
+            <w:pPr>
+              <w:spacing w:after="0"/>
+            </w:pPr>
+            <w:r>
+              <w:rPr>
+                <w:rFonts w:ascii="游ゴシック" w:hAnsi="游ゴシック" w:eastAsia="游ゴシック"/>
+                <w:b w:val="0"/>
+                <w:sz w:val="16"/>
+              </w:rPr>
+              <w:t>介護情報基盤及びケアプランデータ連携への対応の工程</w:t>
+            </w:r>
+          </w:p>
+        </w:tc>
+        <w:tc>
+          <w:tcPr>
+            <w:tcW w:type="dxa" w:w="4649"/>
+            <w:shd w:val="clear" w:color="auto" w:fill="F2F5FA"/>
+            <w:vAlign w:val="center"/>
+          </w:tcPr>
+          <w:p>
+            <w:pPr>
+              <w:spacing w:after="0"/>
+            </w:pPr>
+            <w:r>
+              <w:rPr>
+                <w:rFonts w:ascii="游ゴシック" w:hAnsi="游ゴシック" w:eastAsia="游ゴシック"/>
+                <w:b w:val="0"/>
+                <w:sz w:val="16"/>
+              </w:rPr>
+              <w:t>介護情報基盤の活用は本格運用開始日（令和10年4月1日）までに完了することを前提として記載し、年度ごとの事務の工程は［要確認］として残した。事業所への周知と登録の支援は広域連合・3町・事業者が担うものとして掲げた</w:t>
+            </w:r>
+          </w:p>
+        </w:tc>
+        <w:tc>
+          <w:tcPr>
+            <w:tcW w:type="dxa" w:w="1701"/>
+            <w:shd w:val="clear" w:color="auto" w:fill="F2F5FA"/>
+            <w:vAlign w:val="center"/>
+          </w:tcPr>
+          <w:p>
+            <w:pPr>
+              <w:spacing w:after="0"/>
+            </w:pPr>
+            <w:r>
+              <w:rPr>
+                <w:rFonts w:ascii="游ゴシック" w:hAnsi="游ゴシック" w:eastAsia="游ゴシック"/>
+                <w:b w:val="0"/>
+                <w:sz w:val="16"/>
+              </w:rPr>
+              <w:t>第1章第9節5・第5章 基本目標1・基本目標4</w:t>
+            </w:r>
+          </w:p>
+        </w:tc>
+      </w:tr>
+      <w:tr>
+        <w:trPr>
+          <w:cantSplit/>
+        </w:trPr>
+        <w:tc>
+          <w:tcPr>
+            <w:tcW w:type="dxa" w:w="794"/>
+            <w:vAlign w:val="center"/>
+          </w:tcPr>
+          <w:p>
+            <w:pPr>
+              <w:spacing w:after="0"/>
+              <w:jc w:val="center"/>
+            </w:pPr>
+            <w:r>
+              <w:rPr>
+                <w:rFonts w:ascii="游ゴシック" w:hAnsi="游ゴシック" w:eastAsia="游ゴシック"/>
+                <w:b w:val="0"/>
+                <w:sz w:val="16"/>
+              </w:rPr>
+              <w:t>No.176</w:t>
+            </w:r>
+          </w:p>
+        </w:tc>
+        <w:tc>
+          <w:tcPr>
+            <w:tcW w:type="dxa" w:w="2608"/>
+            <w:vAlign w:val="center"/>
+          </w:tcPr>
+          <w:p>
+            <w:pPr>
+              <w:spacing w:after="0"/>
+            </w:pPr>
+            <w:r>
+              <w:rPr>
+                <w:rFonts w:ascii="游ゴシック" w:hAnsi="游ゴシック" w:eastAsia="游ゴシック"/>
+                <w:b w:val="0"/>
+                <w:sz w:val="16"/>
+              </w:rPr>
+              <w:t>介護サービス事業者経営情報データベースの公表結果の活用の範囲</w:t>
+            </w:r>
+          </w:p>
+        </w:tc>
+        <w:tc>
+          <w:tcPr>
+            <w:tcW w:type="dxa" w:w="4649"/>
+            <w:vAlign w:val="center"/>
+          </w:tcPr>
+          <w:p>
+            <w:pPr>
+              <w:spacing w:after="0"/>
+            </w:pPr>
+            <w:r>
+              <w:rPr>
+                <w:rFonts w:ascii="游ゴシック" w:hAnsi="游ゴシック" w:eastAsia="游ゴシック"/>
+                <w:b w:val="0"/>
+                <w:sz w:val="16"/>
+              </w:rPr>
+              <w:t>介護サービス事業者経営情報データベースは活用の方針のみを記載し、数値は掲げていない。用いられる範囲を確認して用いる旨を［要確認］として残した</w:t>
+            </w:r>
+          </w:p>
+        </w:tc>
+        <w:tc>
+          <w:tcPr>
+            <w:tcW w:type="dxa" w:w="1701"/>
+            <w:vAlign w:val="center"/>
+          </w:tcPr>
+          <w:p>
+            <w:pPr>
+              <w:spacing w:after="0"/>
+            </w:pPr>
+            <w:r>
+              <w:rPr>
+                <w:rFonts w:ascii="游ゴシック" w:hAnsi="游ゴシック" w:eastAsia="游ゴシック"/>
+                <w:b w:val="0"/>
+                <w:sz w:val="16"/>
+              </w:rPr>
+              <w:t>第1章第9節5・第5章 基本目標4</w:t>
+            </w:r>
+          </w:p>
+        </w:tc>
+      </w:tr>
+      <w:tr>
+        <w:trPr>
+          <w:cantSplit/>
+        </w:trPr>
+        <w:tc>
+          <w:tcPr>
+            <w:tcW w:type="dxa" w:w="794"/>
+            <w:shd w:val="clear" w:color="auto" w:fill="F2F5FA"/>
+            <w:vAlign w:val="center"/>
+          </w:tcPr>
+          <w:p>
+            <w:pPr>
+              <w:spacing w:after="0"/>
+              <w:jc w:val="center"/>
+            </w:pPr>
+            <w:r>
+              <w:rPr>
+                <w:rFonts w:ascii="游ゴシック" w:hAnsi="游ゴシック" w:eastAsia="游ゴシック"/>
+                <w:b w:val="0"/>
+                <w:sz w:val="16"/>
+              </w:rPr>
+              <w:t>No.177</w:t>
+            </w:r>
+          </w:p>
+        </w:tc>
+        <w:tc>
+          <w:tcPr>
+            <w:tcW w:type="dxa" w:w="2608"/>
+            <w:shd w:val="clear" w:color="auto" w:fill="F2F5FA"/>
+            <w:vAlign w:val="center"/>
+          </w:tcPr>
+          <w:p>
+            <w:pPr>
+              <w:spacing w:after="0"/>
+            </w:pPr>
+            <w:r>
+              <w:rPr>
+                <w:rFonts w:ascii="游ゴシック" w:hAnsi="游ゴシック" w:eastAsia="游ゴシック"/>
+                <w:b w:val="0"/>
+                <w:sz w:val="16"/>
+              </w:rPr>
+              <w:t>都道府県との協定に基づく連携への関与</w:t>
+            </w:r>
+          </w:p>
+        </w:tc>
+        <w:tc>
+          <w:tcPr>
+            <w:tcW w:type="dxa" w:w="4649"/>
+            <w:shd w:val="clear" w:color="auto" w:fill="F2F5FA"/>
+            <w:vAlign w:val="center"/>
+          </w:tcPr>
+          <w:p>
+            <w:pPr>
+              <w:spacing w:after="0"/>
+            </w:pPr>
+            <w:r>
+              <w:rPr>
+                <w:rFonts w:ascii="游ゴシック" w:hAnsi="游ゴシック" w:eastAsia="游ゴシック"/>
+                <w:b w:val="0"/>
+                <w:sz w:val="16"/>
+              </w:rPr>
+              <w:t>都道府県との協定に基づく連携は北海道及び事業者とともに活用を検討する旨のみを記載し、市町村の役割が示された時点で関与の仕方を定めることとした</w:t>
+            </w:r>
+          </w:p>
+        </w:tc>
+        <w:tc>
+          <w:tcPr>
+            <w:tcW w:type="dxa" w:w="1701"/>
+            <w:shd w:val="clear" w:color="auto" w:fill="F2F5FA"/>
+            <w:vAlign w:val="center"/>
+          </w:tcPr>
+          <w:p>
+            <w:pPr>
+              <w:spacing w:after="0"/>
+            </w:pPr>
+            <w:r>
+              <w:rPr>
+                <w:rFonts w:ascii="游ゴシック" w:hAnsi="游ゴシック" w:eastAsia="游ゴシック"/>
+                <w:b w:val="0"/>
+                <w:sz w:val="16"/>
+              </w:rPr>
+              <w:t>第1章第9節5・第5章 基本目標3・基本目標4</w:t>
             </w:r>
           </w:p>
         </w:tc>

--- a/output/第10期計画_3町合同意見交換会資料.docx
+++ b/output/第10期計画_3町合同意見交換会資料.docx
@@ -11352,7 +11352,7 @@
                 <w:b w:val="0"/>
                 <w:sz w:val="16"/>
               </w:rPr>
-              <w:t>の当方の扱い＝国が示す本格運用開始日（令和10年4月1日）までに完了することを前提として計画素案に記載し、年度ごとの工程は［要確認］として残す。事業所への周知は広域連合と3町が共同で行うものとして記載する</w:t>
+              <w:t>国が示す本格運用開始日（令和10年4月1日）までに完了することを前提として計画素案に記載し、年度ごとの工程は［要確認］として残す。事業所への周知は広域連合と3町が共同で行うものとして記載する</w:t>
             </w:r>
           </w:p>
         </w:tc>
@@ -14935,7 +14935,7 @@
                 <w:b w:val="0"/>
                 <w:sz w:val="18"/>
               </w:rPr>
-              <w:t>の当方の扱い＝国が示す本格運用開始日（令和10年4月1日）までに完了することを前提として計画素案に記載し、年度ごとの工程は［要確認］として残す。事業所への周知は広域連合と3町が共同で行うものとして記載する</w:t>
+              <w:t>国が示す本格運用開始日（令和10年4月1日）までに完了することを前提として計画素案に記載し、年度ごとの工程は［要確認］として残す。事業所への周知は広域連合と3町が共同で行うものとして記載する</w:t>
             </w:r>
           </w:p>
         </w:tc>

--- a/output/第10期計画_3町合同意見交換会資料.docx
+++ b/output/第10期計画_3町合同意見交換会資料.docx
@@ -568,7 +568,7 @@
                 <w:b w:val="0"/>
                 <w:sz w:val="18"/>
               </w:rPr>
-              <w:t>ご決定をお願いする事項　26件（第7節）</w:t>
+              <w:t>ご決定をお願いする事項　29件（第7節）</w:t>
             </w:r>
           </w:p>
         </w:tc>
@@ -703,7 +703,7 @@
           <w:b w:val="0"/>
           <w:sz w:val="20"/>
         </w:rPr>
-        <w:t>ご決定をお願いする事項は3町共通で26件ありますが、</w:t>
+        <w:t>ご決定をお願いする事項は3町共通で29件ありますが、</w:t>
       </w:r>
       <w:r>
         <w:rPr>
@@ -719,7 +719,7 @@
           <w:b w:val="0"/>
           <w:sz w:val="20"/>
         </w:rPr>
-        <w:t xml:space="preserve"> 時間があればご決定をお願いしたいものをB群（4件・計20分）とし、残る6件（C群）は当方の仮置きのまま第2次概算に進めます。A群・B群の内容は第7節1・2に掲げています。</w:t>
+        <w:t xml:space="preserve"> 時間があればご決定をお願いしたいものをB群（4件・計20分）とし、残る9件（C群）は当方の仮置きのまま第2次概算に進めます。A群・B群の内容は第7節1・2に掲げています。</w:t>
       </w:r>
     </w:p>
     <w:p>
@@ -2331,7 +2331,7 @@
                 <w:b/>
                 <w:sz w:val="18"/>
               </w:rPr>
-              <w:t>177件</w:t>
+              <w:t>181件</w:t>
             </w:r>
           </w:p>
         </w:tc>
@@ -2399,7 +2399,7 @@
                 <w:b/>
                 <w:sz w:val="18"/>
               </w:rPr>
-              <w:t>164件</w:t>
+              <w:t>168件</w:t>
             </w:r>
           </w:p>
         </w:tc>
@@ -2466,7 +2466,7 @@
                 <w:b/>
                 <w:sz w:val="18"/>
               </w:rPr>
-              <w:t>37件</w:t>
+              <w:t>40件</w:t>
             </w:r>
           </w:p>
         </w:tc>
@@ -2534,7 +2534,7 @@
                 <w:b/>
                 <w:sz w:val="18"/>
               </w:rPr>
-              <w:t>26件</w:t>
+              <w:t>29件</w:t>
             </w:r>
           </w:p>
         </w:tc>
@@ -8848,7 +8848,7 @@
           <w:b w:val="0"/>
           <w:sz w:val="20"/>
         </w:rPr>
-        <w:t>3町共通で26件ありますが、会の所要に限りがあるため</w:t>
+        <w:t>3町共通で29件ありますが、会の所要に限りがあるため</w:t>
       </w:r>
       <w:r>
         <w:rPr>
@@ -8864,7 +8864,7 @@
           <w:b w:val="0"/>
           <w:sz w:val="20"/>
         </w:rPr>
-        <w:t xml:space="preserve"> B群4件（計20分）は時間があればご決定をお願いしたいもの、C群6件は当方の仮置きのまま第2次概算に進めるものです。A群・B群に挙げたものを含め、26件のすべてを4から6に掲げています。</w:t>
+        <w:t xml:space="preserve"> B群4件（計20分）は時間があればご決定をお願いしたいもの、C群9件は当方の仮置きのまま第2次概算に進めるものです。A群・B群に挙げたものを含め、29件のすべてを4から6に掲げています。</w:t>
       </w:r>
     </w:p>
     <w:p>
@@ -12961,7 +12961,7 @@
           <w:b/>
           <w:sz w:val="22"/>
         </w:rPr>
-        <w:t>5　計画の記載に関わるもの（22件）</w:t>
+        <w:t>5　計画の記載に関わるもの（25件）</w:t>
       </w:r>
     </w:p>
     <w:p>
@@ -14943,6 +14943,259 @@
           <w:tcPr>
             <w:tcW w:type="dxa" w:w="1134"/>
             <w:shd w:val="clear" w:color="auto" w:fill="F2F5FA"/>
+            <w:vAlign w:val="center"/>
+          </w:tcPr>
+          <w:p>
+            <w:pPr>
+              <w:spacing w:after="0"/>
+              <w:jc w:val="center"/>
+            </w:pPr>
+            <w:r>
+              <w:rPr>
+                <w:rFonts w:ascii="游ゴシック" w:hAnsi="游ゴシック" w:eastAsia="游ゴシック"/>
+                <w:b w:val="0"/>
+                <w:sz w:val="18"/>
+              </w:rPr>
+              <w:t>R8.11</w:t>
+            </w:r>
+          </w:p>
+        </w:tc>
+      </w:tr>
+      <w:tr>
+        <w:trPr>
+          <w:cantSplit/>
+        </w:trPr>
+        <w:tc>
+          <w:tcPr>
+            <w:tcW w:type="dxa" w:w="794"/>
+            <w:vAlign w:val="center"/>
+          </w:tcPr>
+          <w:p>
+            <w:pPr>
+              <w:spacing w:after="0"/>
+              <w:jc w:val="center"/>
+            </w:pPr>
+            <w:r>
+              <w:rPr>
+                <w:rFonts w:ascii="游ゴシック" w:hAnsi="游ゴシック" w:eastAsia="游ゴシック"/>
+                <w:b w:val="0"/>
+                <w:sz w:val="18"/>
+              </w:rPr>
+              <w:t>No.178</w:t>
+            </w:r>
+          </w:p>
+        </w:tc>
+        <w:tc>
+          <w:tcPr>
+            <w:tcW w:type="dxa" w:w="2948"/>
+            <w:vAlign w:val="center"/>
+          </w:tcPr>
+          <w:p>
+            <w:pPr>
+              <w:spacing w:after="0"/>
+            </w:pPr>
+            <w:r>
+              <w:rPr>
+                <w:rFonts w:ascii="游ゴシック" w:hAnsi="游ゴシック" w:eastAsia="游ゴシック"/>
+                <w:b w:val="0"/>
+                <w:sz w:val="18"/>
+              </w:rPr>
+              <w:t>構成3町の高齢者福祉計画と市町村老人福祉計画の関係</w:t>
+            </w:r>
+          </w:p>
+        </w:tc>
+        <w:tc>
+          <w:tcPr>
+            <w:tcW w:type="dxa" w:w="4876"/>
+            <w:vAlign w:val="center"/>
+          </w:tcPr>
+          <w:p>
+            <w:pPr>
+              <w:spacing w:after="0"/>
+            </w:pPr>
+            <w:r>
+              <w:rPr>
+                <w:rFonts w:ascii="游ゴシック" w:hAnsi="游ゴシック" w:eastAsia="游ゴシック"/>
+                <w:b w:val="0"/>
+                <w:sz w:val="18"/>
+              </w:rPr>
+              <w:t>構成3町の高齢者福祉計画が市町村老人福祉計画に当たることを計画素案に記載し、一体のものとして作成する方法は共通KPIと役割分担表による接続とする旨を［要協議］として残す。老人福祉事業の量の目標は3町の計画に委ね、本計画には掲げない</w:t>
+            </w:r>
+          </w:p>
+        </w:tc>
+        <w:tc>
+          <w:tcPr>
+            <w:tcW w:type="dxa" w:w="1134"/>
+            <w:vAlign w:val="center"/>
+          </w:tcPr>
+          <w:p>
+            <w:pPr>
+              <w:spacing w:after="0"/>
+              <w:jc w:val="center"/>
+            </w:pPr>
+            <w:r>
+              <w:rPr>
+                <w:rFonts w:ascii="游ゴシック" w:hAnsi="游ゴシック" w:eastAsia="游ゴシック"/>
+                <w:b w:val="0"/>
+                <w:sz w:val="18"/>
+              </w:rPr>
+              <w:t>R8.11</w:t>
+            </w:r>
+          </w:p>
+        </w:tc>
+      </w:tr>
+      <w:tr>
+        <w:trPr>
+          <w:cantSplit/>
+        </w:trPr>
+        <w:tc>
+          <w:tcPr>
+            <w:tcW w:type="dxa" w:w="794"/>
+            <w:shd w:val="clear" w:color="auto" w:fill="F2F5FA"/>
+            <w:vAlign w:val="center"/>
+          </w:tcPr>
+          <w:p>
+            <w:pPr>
+              <w:spacing w:after="0"/>
+              <w:jc w:val="center"/>
+            </w:pPr>
+            <w:r>
+              <w:rPr>
+                <w:rFonts w:ascii="游ゴシック" w:hAnsi="游ゴシック" w:eastAsia="游ゴシック"/>
+                <w:b w:val="0"/>
+                <w:sz w:val="18"/>
+              </w:rPr>
+              <w:t>No.179</w:t>
+            </w:r>
+          </w:p>
+        </w:tc>
+        <w:tc>
+          <w:tcPr>
+            <w:tcW w:type="dxa" w:w="2948"/>
+            <w:shd w:val="clear" w:color="auto" w:fill="F2F5FA"/>
+            <w:vAlign w:val="center"/>
+          </w:tcPr>
+          <w:p>
+            <w:pPr>
+              <w:spacing w:after="0"/>
+            </w:pPr>
+            <w:r>
+              <w:rPr>
+                <w:rFonts w:ascii="游ゴシック" w:hAnsi="游ゴシック" w:eastAsia="游ゴシック"/>
+                <w:b w:val="0"/>
+                <w:sz w:val="18"/>
+              </w:rPr>
+              <w:t>成年後見制度の利用の促進に関する施策についての基本的な計画の策定状況</w:t>
+            </w:r>
+          </w:p>
+        </w:tc>
+        <w:tc>
+          <w:tcPr>
+            <w:tcW w:type="dxa" w:w="4876"/>
+            <w:shd w:val="clear" w:color="auto" w:fill="F2F5FA"/>
+            <w:vAlign w:val="center"/>
+          </w:tcPr>
+          <w:p>
+            <w:pPr>
+              <w:spacing w:after="0"/>
+            </w:pPr>
+            <w:r>
+              <w:rPr>
+                <w:rFonts w:ascii="游ゴシック" w:hAnsi="游ゴシック" w:eastAsia="游ゴシック"/>
+                <w:b w:val="0"/>
+                <w:sz w:val="18"/>
+              </w:rPr>
+              <w:t>同計画は構成3町が定めるものとして計画素案に記載し、本計画は介護保険法第117条第3項による権利擁護の施策（第5章 基本目標1）をもって接続する。中核機関の整備の状況は［要確認］として残す</w:t>
+            </w:r>
+          </w:p>
+        </w:tc>
+        <w:tc>
+          <w:tcPr>
+            <w:tcW w:type="dxa" w:w="1134"/>
+            <w:shd w:val="clear" w:color="auto" w:fill="F2F5FA"/>
+            <w:vAlign w:val="center"/>
+          </w:tcPr>
+          <w:p>
+            <w:pPr>
+              <w:spacing w:after="0"/>
+              <w:jc w:val="center"/>
+            </w:pPr>
+            <w:r>
+              <w:rPr>
+                <w:rFonts w:ascii="游ゴシック" w:hAnsi="游ゴシック" w:eastAsia="游ゴシック"/>
+                <w:b w:val="0"/>
+                <w:sz w:val="18"/>
+              </w:rPr>
+              <w:t>R8.11</w:t>
+            </w:r>
+          </w:p>
+        </w:tc>
+      </w:tr>
+      <w:tr>
+        <w:trPr>
+          <w:cantSplit/>
+        </w:trPr>
+        <w:tc>
+          <w:tcPr>
+            <w:tcW w:type="dxa" w:w="794"/>
+            <w:vAlign w:val="center"/>
+          </w:tcPr>
+          <w:p>
+            <w:pPr>
+              <w:spacing w:after="0"/>
+              <w:jc w:val="center"/>
+            </w:pPr>
+            <w:r>
+              <w:rPr>
+                <w:rFonts w:ascii="游ゴシック" w:hAnsi="游ゴシック" w:eastAsia="游ゴシック"/>
+                <w:b w:val="0"/>
+                <w:sz w:val="18"/>
+              </w:rPr>
+              <w:t>No.180</w:t>
+            </w:r>
+          </w:p>
+        </w:tc>
+        <w:tc>
+          <w:tcPr>
+            <w:tcW w:type="dxa" w:w="2948"/>
+            <w:vAlign w:val="center"/>
+          </w:tcPr>
+          <w:p>
+            <w:pPr>
+              <w:spacing w:after="0"/>
+            </w:pPr>
+            <w:r>
+              <w:rPr>
+                <w:rFonts w:ascii="游ゴシック" w:hAnsi="游ゴシック" w:eastAsia="游ゴシック"/>
+                <w:b w:val="0"/>
+                <w:sz w:val="18"/>
+              </w:rPr>
+              <w:t>要配慮者利用施設の避難確保計画の対象施設と作成状況</w:t>
+            </w:r>
+          </w:p>
+        </w:tc>
+        <w:tc>
+          <w:tcPr>
+            <w:tcW w:type="dxa" w:w="4876"/>
+            <w:vAlign w:val="center"/>
+          </w:tcPr>
+          <w:p>
+            <w:pPr>
+              <w:spacing w:after="0"/>
+            </w:pPr>
+            <w:r>
+              <w:rPr>
+                <w:rFonts w:ascii="游ゴシック" w:hAnsi="游ゴシック" w:eastAsia="游ゴシック"/>
+                <w:b w:val="0"/>
+                <w:sz w:val="18"/>
+              </w:rPr>
+              <w:t>対象施設及び作成の状況を［要確認］として残し、第5章 基本目標5の主な事業に作成及び避難訓練の確認を置くにとどめ、達成目標に数値を掲げない。避難確保計画はBCPとは別の計画であり、BCPの策定率をもって作成の状況としない</w:t>
+            </w:r>
+          </w:p>
+        </w:tc>
+        <w:tc>
+          <w:tcPr>
+            <w:tcW w:type="dxa" w:w="1134"/>
             <w:vAlign w:val="center"/>
           </w:tcPr>
           <w:p>
@@ -32900,7 +33153,7 @@
                 <w:b w:val="0"/>
                 <w:sz w:val="18"/>
               </w:rPr>
-              <w:t>共通26件のご決定</w:t>
+              <w:t>共通29件のご決定</w:t>
             </w:r>
           </w:p>
         </w:tc>

--- a/output/第10期計画_3町合同意見交換会資料.docx
+++ b/output/第10期計画_3町合同意見交換会資料.docx
@@ -568,7 +568,7 @@
                 <w:b w:val="0"/>
                 <w:sz w:val="18"/>
               </w:rPr>
-              <w:t>ご決定をお願いする事項　29件（第7節）</w:t>
+              <w:t>ご決定をお願いする事項　30件（第7節）</w:t>
             </w:r>
           </w:p>
         </w:tc>
@@ -703,7 +703,7 @@
           <w:b w:val="0"/>
           <w:sz w:val="20"/>
         </w:rPr>
-        <w:t>ご決定をお願いする事項は3町共通で29件ありますが、</w:t>
+        <w:t>ご決定をお願いする事項は3町共通で30件ありますが、</w:t>
       </w:r>
       <w:r>
         <w:rPr>
@@ -719,7 +719,7 @@
           <w:b w:val="0"/>
           <w:sz w:val="20"/>
         </w:rPr>
-        <w:t xml:space="preserve"> 時間があればご決定をお願いしたいものをB群（4件・計20分）とし、残る9件（C群）は当方の仮置きのまま第2次概算に進めます。A群・B群の内容は第7節1・2に掲げています。</w:t>
+        <w:t xml:space="preserve"> 時間があればご決定をお願いしたいものをB群（4件・計20分）とし、残る10件（C群）は当方の仮置きのまま第2次概算に進めます。A群・B群の内容は第7節1・2に掲げています。</w:t>
       </w:r>
     </w:p>
     <w:p>
@@ -2331,7 +2331,7 @@
                 <w:b/>
                 <w:sz w:val="18"/>
               </w:rPr>
-              <w:t>181件</w:t>
+              <w:t>184件</w:t>
             </w:r>
           </w:p>
         </w:tc>
@@ -2399,7 +2399,7 @@
                 <w:b/>
                 <w:sz w:val="18"/>
               </w:rPr>
-              <w:t>168件</w:t>
+              <w:t>171件</w:t>
             </w:r>
           </w:p>
         </w:tc>
@@ -2466,7 +2466,7 @@
                 <w:b/>
                 <w:sz w:val="18"/>
               </w:rPr>
-              <w:t>40件</w:t>
+              <w:t>41件</w:t>
             </w:r>
           </w:p>
         </w:tc>
@@ -2534,7 +2534,7 @@
                 <w:b/>
                 <w:sz w:val="18"/>
               </w:rPr>
-              <w:t>29件</w:t>
+              <w:t>30件</w:t>
             </w:r>
           </w:p>
         </w:tc>
@@ -8848,7 +8848,7 @@
           <w:b w:val="0"/>
           <w:sz w:val="20"/>
         </w:rPr>
-        <w:t>3町共通で29件ありますが、会の所要に限りがあるため</w:t>
+        <w:t>3町共通で30件ありますが、会の所要に限りがあるため</w:t>
       </w:r>
       <w:r>
         <w:rPr>
@@ -8864,7 +8864,7 @@
           <w:b w:val="0"/>
           <w:sz w:val="20"/>
         </w:rPr>
-        <w:t xml:space="preserve"> B群4件（計20分）は時間があればご決定をお願いしたいもの、C群9件は当方の仮置きのまま第2次概算に進めるものです。A群・B群に挙げたものを含め、29件のすべてを4から6に掲げています。</w:t>
+        <w:t xml:space="preserve"> B群4件（計20分）は時間があればご決定をお願いしたいもの、C群10件は当方の仮置きのまま第2次概算に進めるものです。A群・B群に挙げたものを含め、30件のすべてを4から6に掲げています。</w:t>
       </w:r>
     </w:p>
     <w:p>
@@ -12961,7 +12961,7 @@
           <w:b/>
           <w:sz w:val="22"/>
         </w:rPr>
-        <w:t>5　計画の記載に関わるもの（25件）</w:t>
+        <w:t>5　計画の記載に関わるもの（26件）</w:t>
       </w:r>
     </w:p>
     <w:p>
@@ -15210,6 +15210,93 @@
                 <w:sz w:val="18"/>
               </w:rPr>
               <w:t>R8.11</w:t>
+            </w:r>
+          </w:p>
+        </w:tc>
+      </w:tr>
+      <w:tr>
+        <w:trPr>
+          <w:cantSplit/>
+        </w:trPr>
+        <w:tc>
+          <w:tcPr>
+            <w:tcW w:type="dxa" w:w="794"/>
+            <w:shd w:val="clear" w:color="auto" w:fill="F2F5FA"/>
+            <w:vAlign w:val="center"/>
+          </w:tcPr>
+          <w:p>
+            <w:pPr>
+              <w:spacing w:after="0"/>
+              <w:jc w:val="center"/>
+            </w:pPr>
+            <w:r>
+              <w:rPr>
+                <w:rFonts w:ascii="游ゴシック" w:hAnsi="游ゴシック" w:eastAsia="游ゴシック"/>
+                <w:b w:val="0"/>
+                <w:sz w:val="18"/>
+              </w:rPr>
+              <w:t>No.184</w:t>
+            </w:r>
+          </w:p>
+        </w:tc>
+        <w:tc>
+          <w:tcPr>
+            <w:tcW w:type="dxa" w:w="2948"/>
+            <w:shd w:val="clear" w:color="auto" w:fill="F2F5FA"/>
+            <w:vAlign w:val="center"/>
+          </w:tcPr>
+          <w:p>
+            <w:pPr>
+              <w:spacing w:after="0"/>
+            </w:pPr>
+            <w:r>
+              <w:rPr>
+                <w:rFonts w:ascii="游ゴシック" w:hAnsi="游ゴシック" w:eastAsia="游ゴシック"/>
+                <w:b w:val="0"/>
+                <w:sz w:val="18"/>
+              </w:rPr>
+              <w:t>短期入所生活介護の季節利用及び長期利用の実態</w:t>
+            </w:r>
+          </w:p>
+        </w:tc>
+        <w:tc>
+          <w:tcPr>
+            <w:tcW w:type="dxa" w:w="4876"/>
+            <w:shd w:val="clear" w:color="auto" w:fill="F2F5FA"/>
+            <w:vAlign w:val="center"/>
+          </w:tcPr>
+          <w:p>
+            <w:pPr>
+              <w:spacing w:after="0"/>
+            </w:pPr>
+            <w:r>
+              <w:rPr>
+                <w:rFonts w:ascii="游ゴシック" w:hAnsi="游ゴシック" w:eastAsia="游ゴシック"/>
+                <w:b w:val="0"/>
+                <w:sz w:val="18"/>
+              </w:rPr>
+              <w:t>令和7年度（12か月の完結年度）の実績により短期入所生活介護の見込量を算定し、季節補正を行わない（基準年度が完結年度であるため年度換算係数は1.0000となり効きは0円である）。季節利用の例外が示された時点で利用日数の置き方を確かめる</w:t>
+            </w:r>
+          </w:p>
+        </w:tc>
+        <w:tc>
+          <w:tcPr>
+            <w:tcW w:type="dxa" w:w="1134"/>
+            <w:shd w:val="clear" w:color="auto" w:fill="F2F5FA"/>
+            <w:vAlign w:val="center"/>
+          </w:tcPr>
+          <w:p>
+            <w:pPr>
+              <w:spacing w:after="0"/>
+              <w:jc w:val="center"/>
+            </w:pPr>
+            <w:r>
+              <w:rPr>
+                <w:rFonts w:ascii="游ゴシック" w:hAnsi="游ゴシック" w:eastAsia="游ゴシック"/>
+                <w:b w:val="0"/>
+                <w:sz w:val="18"/>
+              </w:rPr>
+              <w:t>R8.12</w:t>
             </w:r>
           </w:p>
         </w:tc>
@@ -33153,7 +33240,7 @@
                 <w:b w:val="0"/>
                 <w:sz w:val="18"/>
               </w:rPr>
-              <w:t>共通29件のご決定</w:t>
+              <w:t>共通30件のご決定</w:t>
             </w:r>
           </w:p>
         </w:tc>

--- a/output/第10期計画_3町合同意見交換会資料.docx
+++ b/output/第10期計画_3町合同意見交換会資料.docx
@@ -568,7 +568,7 @@
                 <w:b w:val="0"/>
                 <w:sz w:val="18"/>
               </w:rPr>
-              <w:t>ご決定をお願いする事項　30件（第7節）</w:t>
+              <w:t>ご決定をお願いする事項　31件（第7節）</w:t>
             </w:r>
           </w:p>
         </w:tc>
@@ -703,7 +703,7 @@
           <w:b w:val="0"/>
           <w:sz w:val="20"/>
         </w:rPr>
-        <w:t>ご決定をお願いする事項は3町共通で30件ありますが、</w:t>
+        <w:t>ご決定をお願いする事項は3町共通で31件ありますが、</w:t>
       </w:r>
       <w:r>
         <w:rPr>
@@ -719,7 +719,7 @@
           <w:b w:val="0"/>
           <w:sz w:val="20"/>
         </w:rPr>
-        <w:t xml:space="preserve"> 時間があればご決定をお願いしたいものをB群（4件・計20分）とし、残る10件（C群）は当方の仮置きのまま第2次概算に進めます。A群・B群の内容は第7節1・2に掲げています。</w:t>
+        <w:t xml:space="preserve"> 時間があればご決定をお願いしたいものをB群（4件・計20分）とし、残る11件（C群）は当方の仮置きのまま第2次概算に進めます。A群・B群の内容は第7節1・2に掲げています。</w:t>
       </w:r>
     </w:p>
     <w:p>
@@ -2331,7 +2331,7 @@
                 <w:b/>
                 <w:sz w:val="18"/>
               </w:rPr>
-              <w:t>184件</w:t>
+              <w:t>186件</w:t>
             </w:r>
           </w:p>
         </w:tc>
@@ -2399,7 +2399,7 @@
                 <w:b/>
                 <w:sz w:val="18"/>
               </w:rPr>
-              <w:t>171件</w:t>
+              <w:t>173件</w:t>
             </w:r>
           </w:p>
         </w:tc>
@@ -2466,7 +2466,7 @@
                 <w:b/>
                 <w:sz w:val="18"/>
               </w:rPr>
-              <w:t>41件</w:t>
+              <w:t>42件</w:t>
             </w:r>
           </w:p>
         </w:tc>
@@ -2534,7 +2534,7 @@
                 <w:b/>
                 <w:sz w:val="18"/>
               </w:rPr>
-              <w:t>30件</w:t>
+              <w:t>31件</w:t>
             </w:r>
           </w:p>
         </w:tc>
@@ -8848,7 +8848,7 @@
           <w:b w:val="0"/>
           <w:sz w:val="20"/>
         </w:rPr>
-        <w:t>3町共通で30件ありますが、会の所要に限りがあるため</w:t>
+        <w:t>3町共通で31件ありますが、会の所要に限りがあるため</w:t>
       </w:r>
       <w:r>
         <w:rPr>
@@ -8864,7 +8864,7 @@
           <w:b w:val="0"/>
           <w:sz w:val="20"/>
         </w:rPr>
-        <w:t xml:space="preserve"> B群4件（計20分）は時間があればご決定をお願いしたいもの、C群10件は当方の仮置きのまま第2次概算に進めるものです。A群・B群に挙げたものを含め、30件のすべてを4から6に掲げています。</w:t>
+        <w:t xml:space="preserve"> B群4件（計20分）は時間があればご決定をお願いしたいもの、C群11件は当方の仮置きのまま第2次概算に進めるものです。A群・B群に挙げたものを含め、31件のすべてを4から6に掲げています。</w:t>
       </w:r>
     </w:p>
     <w:p>
@@ -12961,7 +12961,7 @@
           <w:b/>
           <w:sz w:val="22"/>
         </w:rPr>
-        <w:t>5　計画の記載に関わるもの（26件）</w:t>
+        <w:t>5　計画の記載に関わるもの（27件）</w:t>
       </w:r>
     </w:p>
     <w:p>
@@ -15283,6 +15283,89 @@
           <w:tcPr>
             <w:tcW w:type="dxa" w:w="1134"/>
             <w:shd w:val="clear" w:color="auto" w:fill="F2F5FA"/>
+            <w:vAlign w:val="center"/>
+          </w:tcPr>
+          <w:p>
+            <w:pPr>
+              <w:spacing w:after="0"/>
+              <w:jc w:val="center"/>
+            </w:pPr>
+            <w:r>
+              <w:rPr>
+                <w:rFonts w:ascii="游ゴシック" w:hAnsi="游ゴシック" w:eastAsia="游ゴシック"/>
+                <w:b w:val="0"/>
+                <w:sz w:val="18"/>
+              </w:rPr>
+              <w:t>R8.12</w:t>
+            </w:r>
+          </w:p>
+        </w:tc>
+      </w:tr>
+      <w:tr>
+        <w:trPr>
+          <w:cantSplit/>
+        </w:trPr>
+        <w:tc>
+          <w:tcPr>
+            <w:tcW w:type="dxa" w:w="794"/>
+            <w:vAlign w:val="center"/>
+          </w:tcPr>
+          <w:p>
+            <w:pPr>
+              <w:spacing w:after="0"/>
+              <w:jc w:val="center"/>
+            </w:pPr>
+            <w:r>
+              <w:rPr>
+                <w:rFonts w:ascii="游ゴシック" w:hAnsi="游ゴシック" w:eastAsia="游ゴシック"/>
+                <w:b w:val="0"/>
+                <w:sz w:val="18"/>
+              </w:rPr>
+              <w:t>No.185</w:t>
+            </w:r>
+          </w:p>
+        </w:tc>
+        <w:tc>
+          <w:tcPr>
+            <w:tcW w:type="dxa" w:w="2948"/>
+            <w:vAlign w:val="center"/>
+          </w:tcPr>
+          <w:p>
+            <w:pPr>
+              <w:spacing w:after="0"/>
+            </w:pPr>
+            <w:r>
+              <w:rPr>
+                <w:rFonts w:ascii="游ゴシック" w:hAnsi="游ゴシック" w:eastAsia="游ゴシック"/>
+                <w:b w:val="0"/>
+                <w:sz w:val="18"/>
+              </w:rPr>
+              <w:t>小規模市町村地域支援連携協働体制整備事業の対象となるかどうか</w:t>
+            </w:r>
+          </w:p>
+        </w:tc>
+        <w:tc>
+          <w:tcPr>
+            <w:tcW w:type="dxa" w:w="4876"/>
+            <w:vAlign w:val="center"/>
+          </w:tcPr>
+          <w:p>
+            <w:pPr>
+              <w:spacing w:after="0"/>
+            </w:pPr>
+            <w:r>
+              <w:rPr>
+                <w:rFonts w:ascii="游ゴシック" w:hAnsi="游ゴシック" w:eastAsia="游ゴシック"/>
+                <w:b w:val="0"/>
+                <w:sz w:val="18"/>
+              </w:rPr>
+              <w:t>現行の地域支援事業費（令和6年度決算による据え置き）により算定し、本事業を実施しないものとして扱う。厚生労働省令が示された時点で該当の有無を確かめ、該当する場合は費用の支弁の構造を改めて算定し直す</w:t>
+            </w:r>
+          </w:p>
+        </w:tc>
+        <w:tc>
+          <w:tcPr>
+            <w:tcW w:type="dxa" w:w="1134"/>
             <w:vAlign w:val="center"/>
           </w:tcPr>
           <w:p>
@@ -33240,7 +33323,7 @@
                 <w:b w:val="0"/>
                 <w:sz w:val="18"/>
               </w:rPr>
-              <w:t>共通30件のご決定</w:t>
+              <w:t>共通31件のご決定</w:t>
             </w:r>
           </w:p>
         </w:tc>

--- a/output/第10期計画_3町合同意見交換会資料.docx
+++ b/output/第10期計画_3町合同意見交換会資料.docx
@@ -2399,7 +2399,7 @@
                 <w:b/>
                 <w:sz w:val="18"/>
               </w:rPr>
-              <w:t>173件</w:t>
+              <w:t>172件</w:t>
             </w:r>
           </w:p>
         </w:tc>
@@ -15359,7 +15359,7 @@
                 <w:b w:val="0"/>
                 <w:sz w:val="18"/>
               </w:rPr>
-              <w:t>現行の地域支援事業費（令和6年度決算による据え置き）により算定し、本事業を実施しないものとして扱う。厚生労働省令が示された時点で該当の有無を確かめ、該当する場合は費用の支弁の構造を改めて算定し直す</w:t>
+              <w:t>現行の地域支援事業費（令和6年度決算による据え置き）により算定し、本事業を実施しないものとして扱う。厚生労働省令が示された時点で該当の有無を確かめ、該当する場合は費用の支弁の構造を改めて算定し直す。【令和8年10月15日】新旧対照条文により社会福祉法第106条の12（新設）の内容を確かめた。小規模市町村が本事業を実施する場合、介護保険法第122条の2（第3項を除く。地域支援事業に係る国の交付金）並びに第123条第3項及び第4項（都道府県の負担）の規定の適用について、第122条の2第1項の「費用」から本事業として行う社会福祉法第106条の6第2項第3号イに掲げる事業に要する費用を除き、第123条第4項の「費用」から同条第2項第1号イ及び第3号ロに掲げる事業に要する費用を除くこととされている。重層的支援体制整備事業（社会福祉法第106条の4）と同じ構造である。除かれるのは国の交付金及び都道府県の負担の対象となる費用であり、当該費用は社会福祉法による交付金等により支弁されることとなる。除かれる事業の内容（第106条の6第2項第1号イ・第3号イ・第3号ロ）は確かめていない。小規模市町村の基準は厚生労働省令で定められるため、①（該当の有無）は引き続き確認を要する</w:t>
             </w:r>
           </w:p>
         </w:tc>
@@ -15422,7 +15422,7 @@
           <w:b/>
           <w:sz w:val="22"/>
         </w:rPr>
-        <w:t>6　受託者が仮置きにより進めた事項（164件）</w:t>
+        <w:t>6　受託者が仮置きにより進めた事項（163件）</w:t>
       </w:r>
     </w:p>
     <w:p>
@@ -21494,7 +21494,7 @@
                 <w:b w:val="0"/>
                 <w:sz w:val="16"/>
               </w:rPr>
-              <w:t>No.1</w:t>
+              <w:t>No.3</w:t>
             </w:r>
           </w:p>
         </w:tc>
@@ -21513,7 +21513,7 @@
                 <w:b w:val="0"/>
                 <w:sz w:val="16"/>
               </w:rPr>
-              <w:t>特別地域加算の対象地域告示</w:t>
+              <w:t>類似保険者との比較分析の対象</w:t>
             </w:r>
           </w:p>
         </w:tc>
@@ -21532,7 +21532,7 @@
                 <w:b w:val="0"/>
                 <w:sz w:val="16"/>
               </w:rPr>
-              <w:t>特別地域加算の対象地域の告示を確認できていないため、特定地域の基準①に該当するかどうかの判定は行わず［要確認］のまま残した</w:t>
+              <w:t>類似保険者との比較は全国・北海道・上川管内21保険者及び健康とくらしの調査の同規模保険者40団体によることとし、給付・供給面の選定条件は［要協議］のまま残した</w:t>
             </w:r>
           </w:p>
         </w:tc>
@@ -21551,7 +21551,7 @@
                 <w:b w:val="0"/>
                 <w:sz w:val="16"/>
               </w:rPr>
-              <w:t>第1章第9節1</w:t>
+              <w:t>第2章第2節1</w:t>
             </w:r>
           </w:p>
         </w:tc>
@@ -21577,7 +21577,7 @@
                 <w:b w:val="0"/>
                 <w:sz w:val="16"/>
               </w:rPr>
-              <w:t>No.3</w:t>
+              <w:t>No.4</w:t>
             </w:r>
           </w:p>
         </w:tc>
@@ -21597,7 +21597,7 @@
                 <w:b w:val="0"/>
                 <w:sz w:val="16"/>
               </w:rPr>
-              <w:t>類似保険者との比較分析の対象</w:t>
+              <w:t>代表KPI H07・H08・H12・H16の代理指標</w:t>
             </w:r>
           </w:p>
         </w:tc>
@@ -21617,7 +21617,7 @@
                 <w:b w:val="0"/>
                 <w:sz w:val="16"/>
               </w:rPr>
-              <w:t>類似保険者との比較は全国・北海道・上川管内21保険者及び健康とくらしの調査の同規模保険者40団体によることとし、給付・供給面の選定条件は［要協議］のまま残した</w:t>
+              <w:t>代表KPI H07・H08・H12・H16は代理指標へ振り替え、振替後の定義・基準値・留意点を掲げた</w:t>
             </w:r>
           </w:p>
         </w:tc>
@@ -21637,7 +21637,7 @@
                 <w:b w:val="0"/>
                 <w:sz w:val="16"/>
               </w:rPr>
-              <w:t>第2章第2節1</w:t>
+              <w:t>第4章第3節・資料1</w:t>
             </w:r>
           </w:p>
         </w:tc>
@@ -21662,7 +21662,7 @@
                 <w:b w:val="0"/>
                 <w:sz w:val="16"/>
               </w:rPr>
-              <w:t>No.4</w:t>
+              <w:t>No.5</w:t>
             </w:r>
           </w:p>
         </w:tc>
@@ -21681,7 +21681,7 @@
                 <w:b w:val="0"/>
                 <w:sz w:val="16"/>
               </w:rPr>
-              <w:t>代表KPI H07・H08・H12・H16の代理指標</w:t>
+              <w:t>第9期の施策・事業実績</w:t>
             </w:r>
           </w:p>
         </w:tc>
@@ -21700,7 +21700,7 @@
                 <w:b w:val="0"/>
                 <w:sz w:val="16"/>
               </w:rPr>
-              <w:t>代表KPI H07・H08・H12・H16は代理指標へ振り替え、振替後の定義・基準値・留意点を掲げた</w:t>
+              <w:t>第9期の施策・事業実績の提供を受けられない間は、公表資料（交付金の評価結果・総合事業の実施状況に関する調査・年報）により評価する旨を注に明示した</w:t>
             </w:r>
           </w:p>
         </w:tc>
@@ -21719,7 +21719,7 @@
                 <w:b w:val="0"/>
                 <w:sz w:val="16"/>
               </w:rPr>
-              <w:t>第4章第3節・資料1</w:t>
+              <w:t>第3章第2節</w:t>
             </w:r>
           </w:p>
         </w:tc>
@@ -21745,7 +21745,7 @@
                 <w:b w:val="0"/>
                 <w:sz w:val="16"/>
               </w:rPr>
-              <w:t>No.5</w:t>
+              <w:t>No.6</w:t>
             </w:r>
           </w:p>
         </w:tc>
@@ -21765,7 +21765,7 @@
                 <w:b w:val="0"/>
                 <w:sz w:val="16"/>
               </w:rPr>
-              <w:t>第9期の施策・事業実績</w:t>
+              <w:t>交付金の評価調書</w:t>
             </w:r>
           </w:p>
         </w:tc>
@@ -21785,7 +21785,7 @@
                 <w:b w:val="0"/>
                 <w:sz w:val="16"/>
               </w:rPr>
-              <w:t>第9期の施策・事業実績の提供を受けられない間は、公表資料（交付金の評価結果・総合事業の実施状況に関する調査・年報）により評価する旨を注に明示した</w:t>
+              <w:t>得点が0である項目について、取組がないのか要件を満たさないのか報告していないのかは公表資料から判別できない旨を注に明示した</w:t>
             </w:r>
           </w:p>
         </w:tc>
@@ -21805,7 +21805,7 @@
                 <w:b w:val="0"/>
                 <w:sz w:val="16"/>
               </w:rPr>
-              <w:t>第3章第2節</w:t>
+              <w:t>第3章第4節</w:t>
             </w:r>
           </w:p>
         </w:tc>
@@ -21830,7 +21830,7 @@
                 <w:b w:val="0"/>
                 <w:sz w:val="16"/>
               </w:rPr>
-              <w:t>No.6</w:t>
+              <w:t>No.8</w:t>
             </w:r>
           </w:p>
         </w:tc>
@@ -21849,7 +21849,7 @@
                 <w:b w:val="0"/>
                 <w:sz w:val="16"/>
               </w:rPr>
-              <w:t>交付金の評価調書</w:t>
+              <w:t>3調査の点検事項の取扱い</w:t>
             </w:r>
           </w:p>
         </w:tc>
@@ -21868,7 +21868,7 @@
                 <w:b w:val="0"/>
                 <w:sz w:val="16"/>
               </w:rPr>
-              <w:t>得点が0である項目について、取組がないのか要件を満たさないのか報告していないのかは公表資料から判別できない旨を注に明示した</w:t>
+              <w:t>3調査の点検事項（母数・回答の偏り・重複・未回答施設）の取扱いは当方の判定のままとし、確定していないものは［要確認］として残した</w:t>
             </w:r>
           </w:p>
         </w:tc>
@@ -21887,7 +21887,7 @@
                 <w:b w:val="0"/>
                 <w:sz w:val="16"/>
               </w:rPr>
-              <w:t>第3章第4節</w:t>
+              <w:t>第2章第5節</w:t>
             </w:r>
           </w:p>
         </w:tc>
@@ -21913,7 +21913,7 @@
                 <w:b w:val="0"/>
                 <w:sz w:val="16"/>
               </w:rPr>
-              <w:t>No.8</w:t>
+              <w:t>No.19</w:t>
             </w:r>
           </w:p>
         </w:tc>
@@ -21933,7 +21933,7 @@
                 <w:b w:val="0"/>
                 <w:sz w:val="16"/>
               </w:rPr>
-              <w:t>3調査の点検事項の取扱い</w:t>
+              <w:t>会議日程とパブリックコメントの期間</w:t>
             </w:r>
           </w:p>
         </w:tc>
@@ -21953,7 +21953,7 @@
                 <w:b w:val="0"/>
                 <w:sz w:val="16"/>
               </w:rPr>
-              <w:t>3調査の点検事項（母数・回答の偏り・重複・未回答施設）の取扱いは当方の判定のままとし、確定していないものは［要確認］として残した</w:t>
+              <w:t>意見公募手続は令和9年1月にウェブサイトにより2週間実施し概要版を併せて示すものとして掲げ、方法及び時期は［要協議］のまま残した</w:t>
             </w:r>
           </w:p>
         </w:tc>
@@ -21973,7 +21973,7 @@
                 <w:b w:val="0"/>
                 <w:sz w:val="16"/>
               </w:rPr>
-              <w:t>第2章第5節</w:t>
+              <w:t>第1章第5節</w:t>
             </w:r>
           </w:p>
         </w:tc>
@@ -21998,7 +21998,7 @@
                 <w:b w:val="0"/>
                 <w:sz w:val="16"/>
               </w:rPr>
-              <w:t>No.19</w:t>
+              <w:t>No.42</w:t>
             </w:r>
           </w:p>
         </w:tc>
@@ -22017,7 +22017,7 @@
                 <w:b w:val="0"/>
                 <w:sz w:val="16"/>
               </w:rPr>
-              <w:t>会議日程とパブリックコメントの期間</w:t>
+              <w:t>キックオフ会議資料への工程表の反映</w:t>
             </w:r>
           </w:p>
         </w:tc>
@@ -22036,7 +22036,7 @@
                 <w:b w:val="0"/>
                 <w:sz w:val="16"/>
               </w:rPr>
-              <w:t>意見公募手続は令和9年1月にウェブサイトにより2週間実施し概要版を併せて示すものとして掲げ、方法及び時期は［要協議］のまま残した</w:t>
+              <w:t>キックオフ会議資料の工程表は現行のまま進めた</w:t>
             </w:r>
           </w:p>
         </w:tc>
@@ -22055,7 +22055,7 @@
                 <w:b w:val="0"/>
                 <w:sz w:val="16"/>
               </w:rPr>
-              <w:t>第1章第5節</w:t>
+              <w:t>―</w:t>
             </w:r>
           </w:p>
         </w:tc>
@@ -22081,7 +22081,7 @@
                 <w:b w:val="0"/>
                 <w:sz w:val="16"/>
               </w:rPr>
-              <w:t>No.42</w:t>
+              <w:t>No.9</w:t>
             </w:r>
           </w:p>
         </w:tc>
@@ -22101,7 +22101,7 @@
                 <w:b w:val="0"/>
                 <w:sz w:val="16"/>
               </w:rPr>
-              <w:t>キックオフ会議資料への工程表の反映</w:t>
+              <w:t>調査の対象者範囲と回収率</w:t>
             </w:r>
           </w:p>
         </w:tc>
@@ -22121,7 +22121,7 @@
                 <w:b w:val="0"/>
                 <w:sz w:val="16"/>
               </w:rPr>
-              <w:t>キックオフ会議資料の工程表は現行のまま進めた</w:t>
+              <w:t>現に収録している対象者の範囲及び回収率によることとし、設問ごとに分母が異なることを注に明示した</w:t>
             </w:r>
           </w:p>
         </w:tc>
@@ -22141,7 +22141,7 @@
                 <w:b w:val="0"/>
                 <w:sz w:val="16"/>
               </w:rPr>
-              <w:t>―</w:t>
+              <w:t>第2章第4節</w:t>
             </w:r>
           </w:p>
         </w:tc>
@@ -22166,7 +22166,7 @@
                 <w:b w:val="0"/>
                 <w:sz w:val="16"/>
               </w:rPr>
-              <w:t>No.9</w:t>
+              <w:t>No.10</w:t>
             </w:r>
           </w:p>
         </w:tc>
@@ -22185,7 +22185,7 @@
                 <w:b w:val="0"/>
                 <w:sz w:val="16"/>
               </w:rPr>
-              <w:t>調査の対象者範囲と回収率</w:t>
+              <w:t>介護人材実態調査の採用者数・退職者数</w:t>
             </w:r>
           </w:p>
         </w:tc>
@@ -22204,7 +22204,7 @@
                 <w:b w:val="0"/>
                 <w:sz w:val="16"/>
               </w:rPr>
-              <w:t>現に収録している対象者の範囲及び回収率によることとし、設問ごとに分母が異なることを注に明示した</w:t>
+              <w:t>採用83人・離職65人（同一法人の重複を除いた値）によることとし、代表KPI H14は各年9月30日現在の在籍者数を確認できないため未算定のままとした</w:t>
             </w:r>
           </w:p>
         </w:tc>
@@ -22223,7 +22223,7 @@
                 <w:b w:val="0"/>
                 <w:sz w:val="16"/>
               </w:rPr>
-              <w:t>第2章第4節</w:t>
+              <w:t>第2章第6節・第4章第3節</w:t>
             </w:r>
           </w:p>
         </w:tc>
@@ -22249,7 +22249,7 @@
                 <w:b w:val="0"/>
                 <w:sz w:val="16"/>
               </w:rPr>
-              <w:t>No.10</w:t>
+              <w:t>No.11</w:t>
             </w:r>
           </w:p>
         </w:tc>
@@ -22269,7 +22269,7 @@
                 <w:b w:val="0"/>
                 <w:sz w:val="16"/>
               </w:rPr>
-              <w:t>介護人材実態調査の採用者数・退職者数</w:t>
+              <w:t>町別の人口・世帯データ</w:t>
             </w:r>
           </w:p>
         </w:tc>
@@ -22289,7 +22289,7 @@
                 <w:b w:val="0"/>
                 <w:sz w:val="16"/>
               </w:rPr>
-              <w:t>採用83人・離職65人（同一法人の重複を除いた値）によることとし、代表KPI H14は各年9月30日現在の在籍者数を確認できないため未算定のままとした</w:t>
+              <w:t>町別・年齢4区分別の人口は令和5年までの各年10月1日現在の値であり、令和6年以降の趨勢は公表されている各年1月1日現在の値による（時点が9か月異なるため同じ系列としてつなげていない）旨を注に明示した</w:t>
             </w:r>
           </w:p>
         </w:tc>
@@ -22309,7 +22309,7 @@
                 <w:b w:val="0"/>
                 <w:sz w:val="16"/>
               </w:rPr>
-              <w:t>第2章第6節・第4章第3節</w:t>
+              <w:t>第2章第1節</w:t>
             </w:r>
           </w:p>
         </w:tc>
@@ -22334,7 +22334,7 @@
                 <w:b w:val="0"/>
                 <w:sz w:val="16"/>
               </w:rPr>
-              <w:t>No.11</w:t>
+              <w:t>No.12</w:t>
             </w:r>
           </w:p>
         </w:tc>
@@ -22353,7 +22353,7 @@
                 <w:b w:val="0"/>
                 <w:sz w:val="16"/>
               </w:rPr>
-              <w:t>町別の人口・世帯データ</w:t>
+              <w:t>日常生活圏域別のデータ</w:t>
             </w:r>
           </w:p>
         </w:tc>
@@ -22372,7 +22372,7 @@
                 <w:b w:val="0"/>
                 <w:sz w:val="16"/>
               </w:rPr>
-              <w:t>町別・年齢4区分別の人口は令和5年までの各年10月1日現在の値であり、令和6年以降の趨勢は公表されている各年1月1日現在の値による（時点が9か月異なるため同じ系列としてつなげていない）旨を注に明示した</w:t>
+              <w:t>基盤整備単位は3町（3圏域）とする案のままとし、圏域別の値は第9期計画による令和5年10月1日現在であること及び小学校区と6圏域の対応が確定していないことを注に明示した</w:t>
             </w:r>
           </w:p>
         </w:tc>
@@ -22391,7 +22391,7 @@
                 <w:b w:val="0"/>
                 <w:sz w:val="16"/>
               </w:rPr>
-              <w:t>第2章第1節</w:t>
+              <w:t>第1章第7節</w:t>
             </w:r>
           </w:p>
         </w:tc>
@@ -22417,7 +22417,7 @@
                 <w:b w:val="0"/>
                 <w:sz w:val="16"/>
               </w:rPr>
-              <w:t>No.12</w:t>
+              <w:t>No.18</w:t>
             </w:r>
           </w:p>
         </w:tc>
@@ -22437,7 +22437,7 @@
                 <w:b w:val="0"/>
                 <w:sz w:val="16"/>
               </w:rPr>
-              <w:t>日常生活圏域別のデータ</w:t>
+              <w:t>骨子案の内容の確認</w:t>
             </w:r>
           </w:p>
         </w:tc>
@@ -22457,7 +22457,7 @@
                 <w:b w:val="0"/>
                 <w:sz w:val="16"/>
               </w:rPr>
-              <w:t>基盤整備単位は3町（3圏域）とする案のままとし、圏域別の値は第9期計画による令和5年10月1日現在であること及び小学校区と6圏域の対応が確定していないことを注に明示した</w:t>
+              <w:t>骨子案は提出した内容のままとした</w:t>
             </w:r>
           </w:p>
         </w:tc>
@@ -22477,7 +22477,7 @@
                 <w:b w:val="0"/>
                 <w:sz w:val="16"/>
               </w:rPr>
-              <w:t>第1章第7節</w:t>
+              <w:t>―</w:t>
             </w:r>
           </w:p>
         </w:tc>
@@ -22502,7 +22502,7 @@
                 <w:b w:val="0"/>
                 <w:sz w:val="16"/>
               </w:rPr>
-              <w:t>No.18</w:t>
+              <w:t>No.22</w:t>
             </w:r>
           </w:p>
         </w:tc>
@@ -22521,7 +22521,7 @@
                 <w:b w:val="0"/>
                 <w:sz w:val="16"/>
               </w:rPr>
-              <w:t>骨子案の内容の確認</w:t>
+              <w:t>北海道の評価指標の読替えの考え方</w:t>
             </w:r>
           </w:p>
         </w:tc>
@@ -22540,7 +22540,7 @@
                 <w:b w:val="0"/>
                 <w:sz w:val="16"/>
               </w:rPr>
-              <w:t>骨子案は提出した内容のままとした</w:t>
+              <w:t>北海道の評価指標のうち市町村数を単位とするものの読替えは当方の整理によることとし（読替えの方法は第8節の表）、考え方が示された場合は改める旨を第6節の注に明示した</w:t>
             </w:r>
           </w:p>
         </w:tc>
@@ -22559,7 +22559,7 @@
                 <w:b w:val="0"/>
                 <w:sz w:val="16"/>
               </w:rPr>
-              <w:t>―</w:t>
+              <w:t>第1章第6節・第8節</w:t>
             </w:r>
           </w:p>
         </w:tc>
@@ -22585,7 +22585,7 @@
                 <w:b w:val="0"/>
                 <w:sz w:val="16"/>
               </w:rPr>
-              <w:t>No.22</w:t>
+              <w:t>No.27</w:t>
             </w:r>
           </w:p>
         </w:tc>
@@ -22605,7 +22605,7 @@
                 <w:b w:val="0"/>
                 <w:sz w:val="16"/>
               </w:rPr>
-              <w:t>北海道の評価指標の読替えの考え方</w:t>
+              <w:t>令和4年度 健康とくらしの調査の集計表</w:t>
             </w:r>
           </w:p>
         </w:tc>
@@ -22625,7 +22625,7 @@
                 <w:b w:val="0"/>
                 <w:sz w:val="16"/>
               </w:rPr>
-              <w:t>北海道の評価指標のうち市町村数を単位とするものの読替えは当方の整理によることとし（読替えの方法は第8節の表）、考え方が示された場合は改める旨を第6節の注に明示した</w:t>
+              <w:t>前回との比較は第9期計画の本文に掲げられた指標に限り、検定は有効回答数を約4,700として行っている旨を注に明示した</w:t>
             </w:r>
           </w:p>
         </w:tc>
@@ -22645,7 +22645,7 @@
                 <w:b w:val="0"/>
                 <w:sz w:val="16"/>
               </w:rPr>
-              <w:t>第1章第6節・第8節</w:t>
+              <w:t>第2章第4節</w:t>
             </w:r>
           </w:p>
         </w:tc>
@@ -22670,7 +22670,7 @@
                 <w:b w:val="0"/>
                 <w:sz w:val="16"/>
               </w:rPr>
-              <w:t>No.27</w:t>
+              <w:t>No.28</w:t>
             </w:r>
           </w:p>
         </w:tc>
@@ -22689,7 +22689,7 @@
                 <w:b w:val="0"/>
                 <w:sz w:val="16"/>
               </w:rPr>
-              <w:t>令和4年度 健康とくらしの調査の集計表</w:t>
+              <w:t>調査対象者の範囲の確認</w:t>
             </w:r>
           </w:p>
         </w:tc>
@@ -22708,7 +22708,7 @@
                 <w:b w:val="0"/>
                 <w:sz w:val="16"/>
               </w:rPr>
-              <w:t>前回との比較は第9期計画の本文に掲げられた指標に限り、検定は有効回答数を約4,700として行っている旨を注に明示した</w:t>
+              <w:t>健康とくらしの調査の対象者に要支援者及び要介護者を含まないことと、他の調査と母集団が異なるため合算できないことを明示した</w:t>
             </w:r>
           </w:p>
         </w:tc>
@@ -22753,7 +22753,7 @@
                 <w:b w:val="0"/>
                 <w:sz w:val="16"/>
               </w:rPr>
-              <w:t>No.28</w:t>
+              <w:t>No.38</w:t>
             </w:r>
           </w:p>
         </w:tc>
@@ -22773,7 +22773,7 @@
                 <w:b w:val="0"/>
                 <w:sz w:val="16"/>
               </w:rPr>
-              <w:t>調査対象者の範囲の確認</w:t>
+              <w:t>交付金評価の令和6年・令和7年調査の結果</w:t>
             </w:r>
           </w:p>
         </w:tc>
@@ -22793,7 +22793,7 @@
                 <w:b w:val="0"/>
                 <w:sz w:val="16"/>
               </w:rPr>
-              <w:t>健康とくらしの調査の対象者に要支援者及び要介護者を含まないことと、他の調査と母集団が異なるため合算できないことを明示した</w:t>
+              <w:t>公表されている全国集計の値によることとし、令和6年度分の評価は第8期の取組を反映したものであって評価の年度と取組の年度が一致しないことを注に明示した</w:t>
             </w:r>
           </w:p>
         </w:tc>
@@ -22813,7 +22813,7 @@
                 <w:b w:val="0"/>
                 <w:sz w:val="16"/>
               </w:rPr>
-              <w:t>第2章第4節</w:t>
+              <w:t>第3章第4節</w:t>
             </w:r>
           </w:p>
         </w:tc>
@@ -22838,7 +22838,7 @@
                 <w:b w:val="0"/>
                 <w:sz w:val="16"/>
               </w:rPr>
-              <w:t>No.38</w:t>
+              <w:t>No.46</w:t>
             </w:r>
           </w:p>
         </w:tc>
@@ -22857,7 +22857,7 @@
                 <w:b w:val="0"/>
                 <w:sz w:val="16"/>
               </w:rPr>
-              <w:t>交付金評価の令和6年・令和7年調査の結果</w:t>
+              <w:t>令和7年度の給付費の集計が一致しない</w:t>
             </w:r>
           </w:p>
         </w:tc>
@@ -22876,7 +22876,7 @@
                 <w:b w:val="0"/>
                 <w:sz w:val="16"/>
               </w:rPr>
-              <w:t>公表されている全国集計の値によることとし、令和6年度分の評価は第8期の取組を反映したものであって評価の年度と取組の年度が一致しないことを注に明示した</w:t>
+              <w:t>令和8年9月25日の再提供により決着した。再提供を受けたファイルの値（3町合計と要介護度別まで円単位一致）による</w:t>
             </w:r>
           </w:p>
         </w:tc>
@@ -22895,7 +22895,7 @@
                 <w:b w:val="0"/>
                 <w:sz w:val="16"/>
               </w:rPr>
-              <w:t>第3章第4節</w:t>
+              <w:t>―</w:t>
             </w:r>
           </w:p>
         </w:tc>
@@ -22921,7 +22921,7 @@
                 <w:b w:val="0"/>
                 <w:sz w:val="16"/>
               </w:rPr>
-              <w:t>No.46</w:t>
+              <w:t>No.47</w:t>
             </w:r>
           </w:p>
         </w:tc>
@@ -22941,7 +22941,7 @@
                 <w:b w:val="0"/>
                 <w:sz w:val="16"/>
               </w:rPr>
-              <w:t>令和7年度の給付費の集計が一致しない</w:t>
+              <w:t>計画作成支援ツールの実績値シートの確認</w:t>
             </w:r>
           </w:p>
         </w:tc>
@@ -22961,7 +22961,7 @@
                 <w:b w:val="0"/>
                 <w:sz w:val="16"/>
               </w:rPr>
-              <w:t>令和8年9月25日の再提供により決着した。再提供を受けたファイルの値（3町合計と要介護度別まで円単位一致）による</w:t>
+              <w:t>給付費の実績は年報及び総括表詳細（保険者単位）によることとし、計画作成支援ツールの実績値は3町を合計しても保険者単位にならないため比較のためにのみ用いる旨を注に明示した</w:t>
             </w:r>
           </w:p>
         </w:tc>
@@ -22981,7 +22981,7 @@
                 <w:b w:val="0"/>
                 <w:sz w:val="16"/>
               </w:rPr>
-              <w:t>―</w:t>
+              <w:t>第6章第3節</w:t>
             </w:r>
           </w:p>
         </w:tc>
@@ -23006,7 +23006,7 @@
                 <w:b w:val="0"/>
                 <w:sz w:val="16"/>
               </w:rPr>
-              <w:t>No.47</w:t>
+              <w:t>No.48</w:t>
             </w:r>
           </w:p>
         </w:tc>
@@ -23025,7 +23025,7 @@
                 <w:b w:val="0"/>
                 <w:sz w:val="16"/>
               </w:rPr>
-              <w:t>計画作成支援ツールの実績値シートの確認</w:t>
+              <w:t>総合事業の実施状況に関する調査（令和6年度）の確認</w:t>
             </w:r>
           </w:p>
         </w:tc>
@@ -23044,7 +23044,7 @@
                 <w:b w:val="0"/>
                 <w:sz w:val="16"/>
               </w:rPr>
-              <w:t>給付費の実績は年報及び総括表詳細（保険者単位）によることとし、計画作成支援ツールの実績値は3町を合計しても保険者単位にならないため比較のためにのみ用いる旨を注に明示した</w:t>
+              <w:t>収録済みの令和6年度の総合事業の実施状況に関する調査の値によることとし、参加率の分母が見える化システムのA系列であり住民基本台帳とは異なる旨を注に明示した</w:t>
             </w:r>
           </w:p>
         </w:tc>
@@ -23063,7 +23063,7 @@
                 <w:b w:val="0"/>
                 <w:sz w:val="16"/>
               </w:rPr>
-              <w:t>第6章第3節</w:t>
+              <w:t>第3章第1節・第2節</w:t>
             </w:r>
           </w:p>
         </w:tc>
@@ -23089,7 +23089,7 @@
                 <w:b w:val="0"/>
                 <w:sz w:val="16"/>
               </w:rPr>
-              <w:t>No.48</w:t>
+              <w:t>No.50</w:t>
             </w:r>
           </w:p>
         </w:tc>
@@ -23109,7 +23109,7 @@
                 <w:b w:val="0"/>
                 <w:sz w:val="16"/>
               </w:rPr>
-              <w:t>総合事業の実施状況に関する調査（令和6年度）の確認</w:t>
+              <w:t>年報・月報の受領に伴う確認</w:t>
             </w:r>
           </w:p>
         </w:tc>
@@ -23129,7 +23129,7 @@
                 <w:b w:val="0"/>
                 <w:sz w:val="16"/>
               </w:rPr>
-              <w:t>収録済みの令和6年度の総合事業の実施状況に関する調査の値によることとし、参加率の分母が見える化システムのA系列であり住民基本台帳とは異なる旨を注に明示した</w:t>
+              <w:t>受領済みの年報・月報の値によることとし、重度要介護認定率の実績は見える化システムの系列による6.3％であって年報から算定すると6.38％になること（判定は変わらない）を注に明示した</w:t>
             </w:r>
           </w:p>
         </w:tc>
@@ -23149,7 +23149,7 @@
                 <w:b w:val="0"/>
                 <w:sz w:val="16"/>
               </w:rPr>
-              <w:t>第3章第1節・第2節</w:t>
+              <w:t>第3章第1節・第6章第6節</w:t>
             </w:r>
           </w:p>
         </w:tc>
@@ -23174,7 +23174,7 @@
                 <w:b w:val="0"/>
                 <w:sz w:val="16"/>
               </w:rPr>
-              <w:t>No.50</w:t>
+              <w:t>No.51</w:t>
             </w:r>
           </w:p>
         </w:tc>
@@ -23193,7 +23193,7 @@
                 <w:b w:val="0"/>
                 <w:sz w:val="16"/>
               </w:rPr>
-              <w:t>年報・月報の受領に伴う確認</w:t>
+              <w:t>月報の値の接続のずれ（ご報告）</w:t>
             </w:r>
           </w:p>
         </w:tc>
@@ -23212,7 +23212,7 @@
                 <w:b w:val="0"/>
                 <w:sz w:val="16"/>
               </w:rPr>
-              <w:t>受領済みの年報・月報の値によることとし、重度要介護認定率の実績は見える化システムの系列による6.3％であって年報から算定すると6.38％になること（判定は変わらない）を注に明示した</w:t>
+              <w:t>月報の値の接続のずれは受領点検に記録として残し、計画本文には用いていない</w:t>
             </w:r>
           </w:p>
         </w:tc>
@@ -23231,7 +23231,7 @@
                 <w:b w:val="0"/>
                 <w:sz w:val="16"/>
               </w:rPr>
-              <w:t>第3章第1節・第6章第6節</w:t>
+              <w:t>―</w:t>
             </w:r>
           </w:p>
         </w:tc>
@@ -23257,7 +23257,7 @@
                 <w:b w:val="0"/>
                 <w:sz w:val="16"/>
               </w:rPr>
-              <w:t>No.51</w:t>
+              <w:t>No.52</w:t>
             </w:r>
           </w:p>
         </w:tc>
@@ -23277,7 +23277,7 @@
                 <w:b w:val="0"/>
                 <w:sz w:val="16"/>
               </w:rPr>
-              <w:t>月報の値の接続のずれ（ご報告）</w:t>
+              <w:t>令和6年度決算書の受領に伴う確認</w:t>
             </w:r>
           </w:p>
         </w:tc>
@@ -23297,7 +23297,7 @@
                 <w:b w:val="0"/>
                 <w:sz w:val="16"/>
               </w:rPr>
-              <w:t>月報の値の接続のずれは受領点検に記録として残し、計画本文には用いていない</w:t>
+              <w:t>区分の名称及び科目は令和6年度決算書の表記によることとし、「一般介護予防事業費」の項がないことを注に明示した（地域支援事業費の総額は変わらない）</w:t>
             </w:r>
           </w:p>
         </w:tc>
@@ -23317,7 +23317,7 @@
                 <w:b w:val="0"/>
                 <w:sz w:val="16"/>
               </w:rPr>
-              <w:t>―</w:t>
+              <w:t>第3章第2節</w:t>
             </w:r>
           </w:p>
         </w:tc>
@@ -23342,7 +23342,7 @@
                 <w:b w:val="0"/>
                 <w:sz w:val="16"/>
               </w:rPr>
-              <w:t>No.52</w:t>
+              <w:t>No.53</w:t>
             </w:r>
           </w:p>
         </w:tc>
@@ -23361,7 +23361,7 @@
                 <w:b w:val="0"/>
                 <w:sz w:val="16"/>
               </w:rPr>
-              <w:t>令和6年度決算書の受領に伴う確認</w:t>
+              <w:t>介護保険事業財政調整基金の積立ての上限と取崩方針</w:t>
             </w:r>
           </w:p>
         </w:tc>
@@ -23380,7 +23380,7 @@
                 <w:b w:val="0"/>
                 <w:sz w:val="16"/>
               </w:rPr>
-              <w:t>区分の名称及び科目は令和6年度決算書の表記によることとし、「一般介護予防事業費」の項がないことを注に明示した（地域支援事業費の総額は変わらない）</w:t>
+              <w:t>財政調整基金を取り崩さないものとして算定し（不足する側に誤らない置き方）、1億円を取り崩した場合の月額への効きを併記した</w:t>
             </w:r>
           </w:p>
         </w:tc>
@@ -23399,7 +23399,7 @@
                 <w:b w:val="0"/>
                 <w:sz w:val="16"/>
               </w:rPr>
-              <w:t>第3章第2節</w:t>
+              <w:t>第6章第6節</w:t>
             </w:r>
           </w:p>
         </w:tc>
@@ -23425,7 +23425,7 @@
                 <w:b w:val="0"/>
                 <w:sz w:val="16"/>
               </w:rPr>
-              <w:t>No.53</w:t>
+              <w:t>No.54</w:t>
             </w:r>
           </w:p>
         </w:tc>
@@ -23445,7 +23445,7 @@
                 <w:b w:val="0"/>
                 <w:sz w:val="16"/>
               </w:rPr>
-              <w:t>介護保険事業財政調整基金の積立ての上限と取崩方針</w:t>
+              <w:t>議事録の文書プロパティに個人名が再度入る</w:t>
             </w:r>
           </w:p>
         </w:tc>
@@ -23465,7 +23465,7 @@
                 <w:b w:val="0"/>
                 <w:sz w:val="16"/>
               </w:rPr>
-              <w:t>財政調整基金を取り崩さないものとして算定し（不足する側に誤らない置き方）、1億円を取り崩した場合の月額への効きを併記した</w:t>
+              <w:t>中間報告会議議事録の文書プロパティの作成者を法人名とし、個人名が入らない形で再出力した</w:t>
             </w:r>
           </w:p>
         </w:tc>
@@ -23485,7 +23485,7 @@
                 <w:b w:val="0"/>
                 <w:sz w:val="16"/>
               </w:rPr>
-              <w:t>第6章第6節</w:t>
+              <w:t>―</w:t>
             </w:r>
           </w:p>
         </w:tc>
@@ -23510,7 +23510,7 @@
                 <w:b w:val="0"/>
                 <w:sz w:val="16"/>
               </w:rPr>
-              <w:t>No.54</w:t>
+              <w:t>No.55</w:t>
             </w:r>
           </w:p>
         </w:tc>
@@ -23529,7 +23529,7 @@
                 <w:b w:val="0"/>
                 <w:sz w:val="16"/>
               </w:rPr>
-              <w:t>議事録の文書プロパティに個人名が再度入る</w:t>
+              <w:t>議事録の表記に関するご提案3件</w:t>
             </w:r>
           </w:p>
         </w:tc>
@@ -23548,7 +23548,7 @@
                 <w:b w:val="0"/>
                 <w:sz w:val="16"/>
               </w:rPr>
-              <w:t>中間報告会議議事録の文書プロパティの作成者を法人名とし、個人名が入らない形で再出力した</w:t>
+              <w:t>議事録の表記に関するご提案3件（文のねじれ・並列の「及び」・文体）を本文へ反映した。受領版の表記のままとするご判断であれば戻す</w:t>
             </w:r>
           </w:p>
         </w:tc>
@@ -23593,7 +23593,7 @@
                 <w:b w:val="0"/>
                 <w:sz w:val="16"/>
               </w:rPr>
-              <w:t>No.55</w:t>
+              <w:t>No.56</w:t>
             </w:r>
           </w:p>
         </w:tc>
@@ -23613,7 +23613,7 @@
                 <w:b w:val="0"/>
                 <w:sz w:val="16"/>
               </w:rPr>
-              <w:t>議事録の表記に関するご提案3件</w:t>
+              <w:t>令和8年8月31日受領の要介護認定集計帳票6件が他団体のもの</w:t>
             </w:r>
           </w:p>
         </w:tc>
@@ -23633,7 +23633,7 @@
                 <w:b w:val="0"/>
                 <w:sz w:val="16"/>
               </w:rPr>
-              <w:t>議事録の表記に関するご提案3件（文のねじれ・並列の「及び」・文体）を本文へ反映した。受領版の表記のままとするご判断であれば戻す</w:t>
+              <w:t>他団体の要介護認定集計帳票6件は成果品に用いず、計画素案その他の成果品に当該団体名は現れない</w:t>
             </w:r>
           </w:p>
         </w:tc>
@@ -23678,7 +23678,7 @@
                 <w:b w:val="0"/>
                 <w:sz w:val="16"/>
               </w:rPr>
-              <w:t>No.56</w:t>
+              <w:t>No.59</w:t>
             </w:r>
           </w:p>
         </w:tc>
@@ -23697,7 +23697,7 @@
                 <w:b w:val="0"/>
                 <w:sz w:val="16"/>
               </w:rPr>
-              <w:t>令和8年8月31日受領の要介護認定集計帳票6件が他団体のもの</w:t>
+              <w:t>調整交付金の算定基礎の確認</w:t>
             </w:r>
           </w:p>
         </w:tc>
@@ -23716,7 +23716,7 @@
                 <w:b w:val="0"/>
                 <w:sz w:val="16"/>
               </w:rPr>
-              <w:t>他団体の要介護認定集計帳票6件は成果品に用いず、計画素案その他の成果品に当該団体名は現れない</w:t>
+              <w:t>調整交付金の算定基礎は標準給付費見込額と介護予防・日常生活支援総合事業費の合計であり包括的支援事業費及び任意事業費を含まないこと、この扱いにより第9期の公表値と一致することを注に明示した</w:t>
             </w:r>
           </w:p>
         </w:tc>
@@ -23735,7 +23735,7 @@
                 <w:b w:val="0"/>
                 <w:sz w:val="16"/>
               </w:rPr>
-              <w:t>―</w:t>
+              <w:t>第6章第6節4</w:t>
             </w:r>
           </w:p>
         </w:tc>
@@ -23761,7 +23761,7 @@
                 <w:b w:val="0"/>
                 <w:sz w:val="16"/>
               </w:rPr>
-              <w:t>No.59</w:t>
+              <w:t>No.61</w:t>
             </w:r>
           </w:p>
         </w:tc>
@@ -23781,7 +23781,7 @@
                 <w:b w:val="0"/>
                 <w:sz w:val="16"/>
               </w:rPr>
-              <w:t>調整交付金の算定基礎の確認</w:t>
+              <w:t>交付金の評価項目と19施策の割当て</w:t>
             </w:r>
           </w:p>
         </w:tc>
@@ -23801,7 +23801,7 @@
                 <w:b w:val="0"/>
                 <w:sz w:val="16"/>
               </w:rPr>
-              <w:t>調整交付金の算定基礎は標準給付費見込額と介護予防・日常生活支援総合事業費の合計であり包括的支援事業費及び任意事業費を含まないこと、この扱いにより第9期の公表値と一致することを注に明示した</w:t>
+              <w:t>交付金の評価項目と19施策の割当ては当方の案のままとし、計画本文には掲げていない（第9期施策別評価表による）</w:t>
             </w:r>
           </w:p>
         </w:tc>
@@ -23821,7 +23821,7 @@
                 <w:b w:val="0"/>
                 <w:sz w:val="16"/>
               </w:rPr>
-              <w:t>第6章第6節4</w:t>
+              <w:t>―</w:t>
             </w:r>
           </w:p>
         </w:tc>
@@ -23846,7 +23846,7 @@
                 <w:b w:val="0"/>
                 <w:sz w:val="16"/>
               </w:rPr>
-              <w:t>No.61</w:t>
+              <w:t>No.80</w:t>
             </w:r>
           </w:p>
         </w:tc>
@@ -23865,7 +23865,7 @@
                 <w:b w:val="0"/>
                 <w:sz w:val="16"/>
               </w:rPr>
-              <w:t>交付金の評価項目と19施策の割当て</w:t>
+              <w:t>職員個票のリストによる重複確認の可否</w:t>
             </w:r>
           </w:p>
         </w:tc>
@@ -23884,7 +23884,7 @@
                 <w:b w:val="0"/>
                 <w:sz w:val="16"/>
               </w:rPr>
-              <w:t>交付金の評価項目と19施策の割当ては当方の案のままとし、計画本文には掲げていない（第9期施策別評価表による）</w:t>
+              <w:t>重複の判別は職員個票の突合によらず当該事業所への照会により行う（個人情報を保管しない方針による）旨を明示した</w:t>
             </w:r>
           </w:p>
         </w:tc>
@@ -23903,7 +23903,7 @@
                 <w:b w:val="0"/>
                 <w:sz w:val="16"/>
               </w:rPr>
-              <w:t>―</w:t>
+              <w:t>第2章第6節</w:t>
             </w:r>
           </w:p>
         </w:tc>
@@ -23929,7 +23929,7 @@
                 <w:b w:val="0"/>
                 <w:sz w:val="16"/>
               </w:rPr>
-              <w:t>No.80</w:t>
+              <w:t>No.83</w:t>
             </w:r>
           </w:p>
         </w:tc>
@@ -23949,7 +23949,7 @@
                 <w:b w:val="0"/>
                 <w:sz w:val="16"/>
               </w:rPr>
-              <w:t>職員個票のリストによる重複確認の可否</w:t>
+              <w:t>構成町との意見交換会の実施方法と町別データシート</w:t>
             </w:r>
           </w:p>
         </w:tc>
@@ -23969,7 +23969,7 @@
                 <w:b w:val="0"/>
                 <w:sz w:val="16"/>
               </w:rPr>
-              <w:t>重複の判別は職員個票の突合によらず当該事業所への照会により行う（個人情報を保管しない方針による）旨を明示した</w:t>
+              <w:t>3町合同の意見交換会（10月上旬）と町ごとの個別協議（10月中旬〜下旬）の2段構えで資料を整えた</w:t>
             </w:r>
           </w:p>
         </w:tc>
@@ -23989,7 +23989,7 @@
                 <w:b w:val="0"/>
                 <w:sz w:val="16"/>
               </w:rPr>
-              <w:t>第2章第6節</w:t>
+              <w:t>―</w:t>
             </w:r>
           </w:p>
         </w:tc>
@@ -24014,7 +24014,7 @@
                 <w:b w:val="0"/>
                 <w:sz w:val="16"/>
               </w:rPr>
-              <w:t>No.83</w:t>
+              <w:t>No.85</w:t>
             </w:r>
           </w:p>
         </w:tc>
@@ -24033,7 +24033,7 @@
                 <w:b w:val="0"/>
                 <w:sz w:val="16"/>
               </w:rPr>
-              <w:t>構成町との意見交換会の実施方法と町別データシート</w:t>
+              <w:t>町別データシートの内容と配付</w:t>
             </w:r>
           </w:p>
         </w:tc>
@@ -24052,7 +24052,7 @@
                 <w:b w:val="0"/>
                 <w:sz w:val="16"/>
               </w:rPr>
-              <w:t>3町合同の意見交換会（10月上旬）と町ごとの個別協議（10月中旬〜下旬）の2段構えで資料を整えた</w:t>
+              <w:t>町別データシートは現行の内容のまま配付する</w:t>
             </w:r>
           </w:p>
         </w:tc>
@@ -24097,7 +24097,7 @@
                 <w:b w:val="0"/>
                 <w:sz w:val="16"/>
               </w:rPr>
-              <w:t>No.85</w:t>
+              <w:t>No.60</w:t>
             </w:r>
           </w:p>
         </w:tc>
@@ -24117,7 +24117,7 @@
                 <w:b w:val="0"/>
                 <w:sz w:val="16"/>
               </w:rPr>
-              <w:t>町別データシートの内容と配付</w:t>
+              <w:t>第10期の保険料算定の前提（受託者案）</w:t>
             </w:r>
           </w:p>
         </w:tc>
@@ -24137,7 +24137,7 @@
                 <w:b w:val="0"/>
                 <w:sz w:val="16"/>
               </w:rPr>
-              <w:t>町別データシートは現行の内容のまま配付する</w:t>
+              <w:t>単価を令和7年度で固定し、施策反映・給付適正化・基金取崩しを織り込まない置き方であり、算定上の月額基準額は低い側の水準にあることを明示した</w:t>
             </w:r>
           </w:p>
         </w:tc>
@@ -24157,7 +24157,7 @@
                 <w:b w:val="0"/>
                 <w:sz w:val="16"/>
               </w:rPr>
-              <w:t>―</w:t>
+              <w:t>第6章第6節2</w:t>
             </w:r>
           </w:p>
         </w:tc>
@@ -24182,7 +24182,7 @@
                 <w:b w:val="0"/>
                 <w:sz w:val="16"/>
               </w:rPr>
-              <w:t>No.60</w:t>
+              <w:t>No.64</w:t>
             </w:r>
           </w:p>
         </w:tc>
@@ -24201,7 +24201,7 @@
                 <w:b w:val="0"/>
                 <w:sz w:val="16"/>
               </w:rPr>
-              <w:t>第10期の保険料算定の前提（受託者案）</w:t>
+              <w:t>区域内に事業所がないサービスの住民向けの記載</w:t>
             </w:r>
           </w:p>
         </w:tc>
@@ -24220,7 +24220,7 @@
                 <w:b w:val="0"/>
                 <w:sz w:val="16"/>
               </w:rPr>
-              <w:t>単価を令和7年度で固定し、施策反映・給付適正化・基金取崩しを織り込まない置き方であり、算定上の月額基準額は低い側の水準にあることを明示した</w:t>
+              <w:t>区域内に事業所がないサービスも区域外の事業所を利用できること、通常の事業の実施地域の外では実費の負担が生じることがあることを住民向けの記載に加えた</w:t>
             </w:r>
           </w:p>
         </w:tc>
@@ -24239,7 +24239,7 @@
                 <w:b w:val="0"/>
                 <w:sz w:val="16"/>
               </w:rPr>
-              <w:t>第6章第6節2</w:t>
+              <w:t>公表版 参考（介護サービスの内容）</w:t>
             </w:r>
           </w:p>
         </w:tc>
@@ -24265,7 +24265,7 @@
                 <w:b w:val="0"/>
                 <w:sz w:val="16"/>
               </w:rPr>
-              <w:t>No.64</w:t>
+              <w:t>No.69</w:t>
             </w:r>
           </w:p>
         </w:tc>
@@ -24285,7 +24285,7 @@
                 <w:b w:val="0"/>
                 <w:sz w:val="16"/>
               </w:rPr>
-              <w:t>区域内に事業所がないサービスの住民向けの記載</w:t>
+              <w:t>成果指向型配分枠（令和8年度新設）への対応</w:t>
             </w:r>
           </w:p>
         </w:tc>
@@ -24305,7 +24305,7 @@
                 <w:b w:val="0"/>
                 <w:sz w:val="16"/>
               </w:rPr>
-              <w:t>区域内に事業所がないサービスも区域外の事業所を利用できること、通常の事業の実施地域の外では実費の負担が生じることがあることを住民向けの記載に加えた</w:t>
+              <w:t>成果指向型配分枠は構成3町の回答の状況を確認できていないため第10期の施策に位置づけず、確認できた時点で判断する旨を注に明示した</w:t>
             </w:r>
           </w:p>
         </w:tc>
@@ -24325,7 +24325,7 @@
                 <w:b w:val="0"/>
                 <w:sz w:val="16"/>
               </w:rPr>
-              <w:t>公表版 参考（介護サービスの内容）</w:t>
+              <w:t>第3章第4節</w:t>
             </w:r>
           </w:p>
         </w:tc>
@@ -24350,7 +24350,7 @@
                 <w:b w:val="0"/>
                 <w:sz w:val="16"/>
               </w:rPr>
-              <w:t>No.69</w:t>
+              <w:t>No.89</w:t>
             </w:r>
           </w:p>
         </w:tc>
@@ -24369,7 +24369,7 @@
                 <w:b w:val="0"/>
                 <w:sz w:val="16"/>
               </w:rPr>
-              <w:t>成果指向型配分枠（令和8年度新設）への対応</w:t>
+              <w:t>社会福祉法等の一部を改正する法律（令和8年法律第51号）の反映</w:t>
             </w:r>
           </w:p>
         </w:tc>
@@ -24388,7 +24388,7 @@
                 <w:b w:val="0"/>
                 <w:sz w:val="16"/>
               </w:rPr>
-              <w:t>成果指向型配分枠は構成3町の回答の状況を確認できていないため第10期の施策に位置づけず、確認できた時点で判断する旨を注に明示した</w:t>
+              <w:t>社会福祉法等の一部を改正する法律（令和8年法律第51号）の7件の整理のまま進め、政令・省令・報酬改定の公表後に再照合する</w:t>
             </w:r>
           </w:p>
         </w:tc>
@@ -24407,7 +24407,7 @@
                 <w:b w:val="0"/>
                 <w:sz w:val="16"/>
               </w:rPr>
-              <w:t>第3章第4節</w:t>
+              <w:t>第1章第9節2</w:t>
             </w:r>
           </w:p>
         </w:tc>
@@ -24433,7 +24433,7 @@
                 <w:b w:val="0"/>
                 <w:sz w:val="16"/>
               </w:rPr>
-              <w:t>No.89</w:t>
+              <w:t>No.117</w:t>
             </w:r>
           </w:p>
         </w:tc>
@@ -24453,7 +24453,7 @@
                 <w:b w:val="0"/>
                 <w:sz w:val="16"/>
               </w:rPr>
-              <w:t>社会福祉法等の一部を改正する法律（令和8年法律第51号）の反映</w:t>
+              <w:t>成果品の統合の方針</w:t>
             </w:r>
           </w:p>
         </w:tc>
@@ -24473,7 +24473,7 @@
                 <w:b w:val="0"/>
                 <w:sz w:val="16"/>
               </w:rPr>
-              <w:t>社会福祉法等の一部を改正する法律（令和8年法律第51号）の7件の整理のまま進め、政令・省令・報酬改定の公表後に再照合する</w:t>
+              <w:t>見込量算定の4成果品を統合報告書に束ね、元の4件も残す現行の方針のままとした</w:t>
             </w:r>
           </w:p>
         </w:tc>
@@ -24493,7 +24493,7 @@
                 <w:b w:val="0"/>
                 <w:sz w:val="16"/>
               </w:rPr>
-              <w:t>第1章第9節2</w:t>
+              <w:t>―</w:t>
             </w:r>
           </w:p>
         </w:tc>
@@ -24518,7 +24518,7 @@
                 <w:b w:val="0"/>
                 <w:sz w:val="16"/>
               </w:rPr>
-              <w:t>No.117</w:t>
+              <w:t>No.138</w:t>
             </w:r>
           </w:p>
         </w:tc>
@@ -24537,7 +24537,7 @@
                 <w:b w:val="0"/>
                 <w:sz w:val="16"/>
               </w:rPr>
-              <w:t>成果品の統合の方針</w:t>
+              <w:t>認定者数の実績見込み値を編集する項目が画面にあるか</w:t>
             </w:r>
           </w:p>
         </w:tc>
@@ -24556,7 +24556,7 @@
                 <w:b w:val="0"/>
                 <w:sz w:val="16"/>
               </w:rPr>
-              <w:t>見込量算定の4成果品を統合報告書に束ね、元の4件も残す現行の方針のままとした</w:t>
+              <w:t>認定者数の実績見込み値を編集する項目がないものとして、認定率の伸びに「令和6年度→令和7年度の伸び」を選ぶ入力案とした</w:t>
             </w:r>
           </w:p>
         </w:tc>
@@ -24601,7 +24601,7 @@
                 <w:b w:val="0"/>
                 <w:sz w:val="16"/>
               </w:rPr>
-              <w:t>No.138</w:t>
+              <w:t>No.139</w:t>
             </w:r>
           </w:p>
         </w:tc>
@@ -24621,7 +24621,7 @@
                 <w:b w:val="0"/>
                 <w:sz w:val="16"/>
               </w:rPr>
-              <w:t>認定者数の実績見込み値を編集する項目が画面にあるか</w:t>
+              <w:t>健康とくらしの調査の個票の再提供の要否</w:t>
             </w:r>
           </w:p>
         </w:tc>
@@ -24641,7 +24641,7 @@
                 <w:b w:val="0"/>
                 <w:sz w:val="16"/>
               </w:rPr>
-              <w:t>認定者数の実績見込み値を編集する項目がないものとして、認定率の伸びに「令和6年度→令和7年度の伸び」を選ぶ入力案とした</w:t>
+              <w:t>健康とくらしの調査の個票の再提供は依頼しない（成果品は収録済みで内容が確定しており不足がない）</w:t>
             </w:r>
           </w:p>
         </w:tc>
@@ -24686,7 +24686,7 @@
                 <w:b w:val="0"/>
                 <w:sz w:val="16"/>
               </w:rPr>
-              <w:t>No.139</w:t>
+              <w:t>No.148</w:t>
             </w:r>
           </w:p>
         </w:tc>
@@ -24705,7 +24705,7 @@
                 <w:b w:val="0"/>
                 <w:sz w:val="16"/>
               </w:rPr>
-              <w:t>健康とくらしの調査の個票の再提供の要否</w:t>
+              <w:t>見える化システムの操作手引・認証後画面の写しのご提供</w:t>
             </w:r>
           </w:p>
         </w:tc>
@@ -24724,7 +24724,7 @@
                 <w:b w:val="0"/>
                 <w:sz w:val="16"/>
               </w:rPr>
-              <w:t>健康とくらしの調査の個票の再提供は依頼しない（成果品は収録済みで内容が確定しており不足がない）</w:t>
+              <w:t>受領済みの画面の写しの範囲で入力値を示し、操作手引により確認できていない項目はその旨を明記した</w:t>
             </w:r>
           </w:p>
         </w:tc>
@@ -24769,7 +24769,7 @@
                 <w:b w:val="0"/>
                 <w:sz w:val="16"/>
               </w:rPr>
-              <w:t>No.148</w:t>
+              <w:t>No.90</w:t>
             </w:r>
           </w:p>
         </w:tc>
@@ -24789,7 +24789,7 @@
                 <w:b w:val="0"/>
                 <w:sz w:val="16"/>
               </w:rPr>
-              <w:t>見える化システムの操作手引・認証後画面の写しのご提供</w:t>
+              <w:t>第9期計画の本文（電子データ）及び前回調査の原集計表の提供</w:t>
             </w:r>
           </w:p>
         </w:tc>
@@ -24809,7 +24809,7 @@
                 <w:b w:val="0"/>
                 <w:sz w:val="16"/>
               </w:rPr>
-              <w:t>受領済みの画面の写しの範囲で入力値を示し、操作手引により確認できていない項目はその旨を明記した</w:t>
+              <w:t>前回調査との比較は割合のみとし、指標別の分母を第9期計画の本文から確認できない旨を注に明示した</w:t>
             </w:r>
           </w:p>
         </w:tc>
@@ -24829,7 +24829,7 @@
                 <w:b w:val="0"/>
                 <w:sz w:val="16"/>
               </w:rPr>
-              <w:t>―</w:t>
+              <w:t>第2章第4節</w:t>
             </w:r>
           </w:p>
         </w:tc>
@@ -24854,7 +24854,7 @@
                 <w:b w:val="0"/>
                 <w:sz w:val="16"/>
               </w:rPr>
-              <w:t>No.90</w:t>
+              <w:t>No.91</w:t>
             </w:r>
           </w:p>
         </w:tc>
@@ -24873,7 +24873,7 @@
                 <w:b w:val="0"/>
                 <w:sz w:val="16"/>
               </w:rPr>
-              <w:t>第9期計画の本文（電子データ）及び前回調査の原集計表の提供</w:t>
+              <w:t>介護給付費通知及び給付実績の活用による確認等</w:t>
             </w:r>
           </w:p>
         </w:tc>
@@ -24892,7 +24892,7 @@
                 <w:b w:val="0"/>
                 <w:sz w:val="16"/>
               </w:rPr>
-              <w:t>前回調査との比較は割合のみとし、指標別の分母を第9期計画の本文から確認できない旨を注に明示した</w:t>
+              <w:t>給付実績の活用による確認等及び介護給付費通知は、実施の状況を確認したうえで第10期の実施の方針を定めることとし、現行の取組のまま位置づけた</w:t>
             </w:r>
           </w:p>
         </w:tc>
@@ -24911,7 +24911,7 @@
                 <w:b w:val="0"/>
                 <w:sz w:val="16"/>
               </w:rPr>
-              <w:t>第2章第4節</w:t>
+              <w:t>第5章 基本目標5</w:t>
             </w:r>
           </w:p>
         </w:tc>
@@ -24937,7 +24937,7 @@
                 <w:b w:val="0"/>
                 <w:sz w:val="16"/>
               </w:rPr>
-              <w:t>No.91</w:t>
+              <w:t>No.92</w:t>
             </w:r>
           </w:p>
         </w:tc>
@@ -24957,7 +24957,7 @@
                 <w:b w:val="0"/>
                 <w:sz w:val="16"/>
               </w:rPr>
-              <w:t>介護給付費通知及び給付実績の活用による確認等</w:t>
+              <w:t>認定調査の指定居宅介護支援事業所等への委託の状況</w:t>
             </w:r>
           </w:p>
         </w:tc>
@@ -24977,7 +24977,7 @@
                 <w:b w:val="0"/>
                 <w:sz w:val="16"/>
               </w:rPr>
-              <w:t>給付実績の活用による確認等及び介護給付費通知は、実施の状況を確認したうえで第10期の実施の方針を定めることとし、現行の取組のまま位置づけた</w:t>
+              <w:t>認定調査の点検件数は、指定居宅介護支援事業所等への委託の状況を確認したうえで定める旨を注に明示した</w:t>
             </w:r>
           </w:p>
         </w:tc>
@@ -25022,7 +25022,7 @@
                 <w:b w:val="0"/>
                 <w:sz w:val="16"/>
               </w:rPr>
-              <w:t>No.92</w:t>
+              <w:t>No.97</w:t>
             </w:r>
           </w:p>
         </w:tc>
@@ -25041,7 +25041,7 @@
                 <w:b w:val="0"/>
                 <w:sz w:val="16"/>
               </w:rPr>
-              <w:t>認定調査の指定居宅介護支援事業所等への委託の状況</w:t>
+              <w:t>令和9年4月1日から義務となる2件への対応</w:t>
             </w:r>
           </w:p>
         </w:tc>
@@ -25060,7 +25060,7 @@
                 <w:b w:val="0"/>
                 <w:sz w:val="16"/>
               </w:rPr>
-              <w:t>認定調査の点検件数は、指定居宅介護支援事業所等への委託の状況を確認したうえで定める旨を注に明示した</w:t>
+              <w:t>条例の対応規定を確認していないため、省令の定めと対象事業所数（協力医療機関10事業所・生産性向上の取組に係る委員会15事業所）を示すにとどめた</w:t>
             </w:r>
           </w:p>
         </w:tc>
@@ -25079,7 +25079,7 @@
                 <w:b w:val="0"/>
                 <w:sz w:val="16"/>
               </w:rPr>
-              <w:t>第5章 基本目標5</w:t>
+              <w:t>第1章第9節1</w:t>
             </w:r>
           </w:p>
         </w:tc>
@@ -25105,7 +25105,7 @@
                 <w:b w:val="0"/>
                 <w:sz w:val="16"/>
               </w:rPr>
-              <w:t>No.97</w:t>
+              <w:t>No.99</w:t>
             </w:r>
           </w:p>
         </w:tc>
@@ -25125,7 +25125,7 @@
                 <w:b w:val="0"/>
                 <w:sz w:val="16"/>
               </w:rPr>
-              <w:t>令和9年4月1日から義務となる2件への対応</w:t>
+              <w:t>過疎地域における小規模多機能型居宅介護の定員超過の特例の取扱い</w:t>
             </w:r>
           </w:p>
         </w:tc>
@@ -25145,7 +25145,7 @@
                 <w:b w:val="0"/>
                 <w:sz w:val="16"/>
               </w:rPr>
-              <w:t>条例の対応規定を確認していないため、省令の定めと対象事業所数（協力医療機関10事業所・生産性向上の取組に係る委員会15事業所）を示すにとどめた</w:t>
+              <w:t>過疎地域における小規模多機能型居宅介護の登録定員の超過の特例を用いずに見込量を算定している旨を注に明示した</w:t>
             </w:r>
           </w:p>
         </w:tc>
@@ -25165,7 +25165,7 @@
                 <w:b w:val="0"/>
                 <w:sz w:val="16"/>
               </w:rPr>
-              <w:t>第1章第9節1</w:t>
+              <w:t>第6章第2節</w:t>
             </w:r>
           </w:p>
         </w:tc>
@@ -25190,7 +25190,7 @@
                 <w:b w:val="0"/>
                 <w:sz w:val="16"/>
               </w:rPr>
-              <w:t>No.99</w:t>
+              <w:t>No.108</w:t>
             </w:r>
           </w:p>
         </w:tc>
@@ -25209,7 +25209,7 @@
                 <w:b w:val="0"/>
                 <w:sz w:val="16"/>
               </w:rPr>
-              <w:t>過疎地域における小規模多機能型居宅介護の定員超過の特例の取扱い</w:t>
+              <w:t>補正しても外れるサービス6件の理由</w:t>
             </w:r>
           </w:p>
         </w:tc>
@@ -25228,7 +25228,7 @@
                 <w:b w:val="0"/>
                 <w:sz w:val="16"/>
               </w:rPr>
-              <w:t>過疎地域における小規模多機能型居宅介護の登録定員の超過の特例を用いずに見込量を算定している旨を注に明示した</w:t>
+              <w:t>補正を行っても開きが残る6種別は趨勢の置き方によるものではなく供給の状況又は制度の区分によるものであり、第4節の整備方針及び確保方策において扱う旨を注に明示した</w:t>
             </w:r>
           </w:p>
         </w:tc>
@@ -25247,7 +25247,7 @@
                 <w:b w:val="0"/>
                 <w:sz w:val="16"/>
               </w:rPr>
-              <w:t>第6章第2節</w:t>
+              <w:t>第6章第6節2</w:t>
             </w:r>
           </w:p>
         </w:tc>
@@ -25273,7 +25273,7 @@
                 <w:b w:val="0"/>
                 <w:sz w:val="16"/>
               </w:rPr>
-              <w:t>No.108</w:t>
+              <w:t>No.111</w:t>
             </w:r>
           </w:p>
         </w:tc>
@@ -25293,7 +25293,7 @@
                 <w:b w:val="0"/>
                 <w:sz w:val="16"/>
               </w:rPr>
-              <w:t>補正しても外れるサービス6件の理由</w:t>
+              <w:t>過年度の趨勢に現れない要因の扱い（認知症施策・高齢者向け住まいほか）</w:t>
             </w:r>
           </w:p>
         </w:tc>
@@ -25313,7 +25313,7 @@
                 <w:b w:val="0"/>
                 <w:sz w:val="16"/>
               </w:rPr>
-              <w:t>補正を行っても開きが残る6種別は趨勢の置き方によるものではなく供給の状況又は制度の区分によるものであり、第4節の整備方針及び確保方策において扱う旨を注に明示した</w:t>
+              <w:t>趨勢に現れない要因は給付費を増やす向きか減らす向きかを記すにとどめ、数値には織り込んでいない旨を注に明示した</w:t>
             </w:r>
           </w:p>
         </w:tc>
@@ -25358,7 +25358,7 @@
                 <w:b w:val="0"/>
                 <w:sz w:val="16"/>
               </w:rPr>
-              <w:t>No.111</w:t>
+              <w:t>No.118</w:t>
             </w:r>
           </w:p>
         </w:tc>
@@ -25377,7 +25377,7 @@
                 <w:b w:val="0"/>
                 <w:sz w:val="16"/>
               </w:rPr>
-              <w:t>過年度の趨勢に現れない要因の扱い（認知症施策・高齢者向け住まいほか）</w:t>
+              <w:t>施策2-5の代表KPIを「施策化への転換率」とするか</w:t>
             </w:r>
           </w:p>
         </w:tc>
@@ -25396,7 +25396,7 @@
                 <w:b w:val="0"/>
                 <w:sz w:val="16"/>
               </w:rPr>
-              <w:t>趨勢に現れない要因は給付費を増やす向きか減らす向きかを記すにとどめ、数値には織り込んでいない旨を注に明示した</w:t>
+              <w:t>地域ケア会議の指標に施策化への転換率を加え、令和9年度に基準値を把握し令和10年度から目標値を置くこと、率とともに実数を併記すること、記録は3町が作成し集計値を提出することを明示した</w:t>
             </w:r>
           </w:p>
         </w:tc>
@@ -25415,7 +25415,7 @@
                 <w:b w:val="0"/>
                 <w:sz w:val="16"/>
               </w:rPr>
-              <w:t>第6章第6節2</w:t>
+              <w:t>第5章 基本目標1</w:t>
             </w:r>
           </w:p>
         </w:tc>
@@ -25441,7 +25441,7 @@
                 <w:b w:val="0"/>
                 <w:sz w:val="16"/>
               </w:rPr>
-              <w:t>No.118</w:t>
+              <w:t>No.119</w:t>
             </w:r>
           </w:p>
         </w:tc>
@@ -25461,7 +25461,7 @@
                 <w:b w:val="0"/>
                 <w:sz w:val="16"/>
               </w:rPr>
-              <w:t>施策2-5の代表KPIを「施策化への転換率」とするか</w:t>
+              <w:t>地域ケア会議の3町共通の記録様式を整えてよいか</w:t>
             </w:r>
           </w:p>
         </w:tc>
@@ -25481,7 +25481,7 @@
                 <w:b w:val="0"/>
                 <w:sz w:val="16"/>
               </w:rPr>
-              <w:t>地域ケア会議の指標に施策化への転換率を加え、令和9年度に基準値を把握し令和10年度から目標値を置くこと、率とともに実数を併記すること、記録は3町が作成し集計値を提出することを明示した</w:t>
+              <w:t>3町共通の記録様式は令和9年度に整えることとし、様式そのものは協議資料にとどめた</w:t>
             </w:r>
           </w:p>
         </w:tc>
@@ -25526,7 +25526,7 @@
                 <w:b w:val="0"/>
                 <w:sz w:val="16"/>
               </w:rPr>
-              <w:t>No.119</w:t>
+              <w:t>No.120</w:t>
             </w:r>
           </w:p>
         </w:tc>
@@ -25545,7 +25545,7 @@
                 <w:b w:val="0"/>
                 <w:sz w:val="16"/>
               </w:rPr>
-              <w:t>地域ケア会議の3町共通の記録様式を整えてよいか</w:t>
+              <w:t>地域ケア個別会議と地域ケア推進会議を分けて計数するか</w:t>
             </w:r>
           </w:p>
         </w:tc>
@@ -25564,7 +25564,7 @@
                 <w:b w:val="0"/>
                 <w:sz w:val="16"/>
               </w:rPr>
-              <w:t>3町共通の記録様式は令和9年度に整えることとし、様式そのものは協議資料にとどめた</w:t>
+              <w:t>件数は地域ケア個別会議と地域ケア推進会議を分けずに計数する旨を注に明示した</w:t>
             </w:r>
           </w:p>
         </w:tc>
@@ -25609,7 +25609,7 @@
                 <w:b w:val="0"/>
                 <w:sz w:val="16"/>
               </w:rPr>
-              <w:t>No.120</w:t>
+              <w:t>No.121</w:t>
             </w:r>
           </w:p>
         </w:tc>
@@ -25629,7 +25629,7 @@
                 <w:b w:val="0"/>
                 <w:sz w:val="16"/>
               </w:rPr>
-              <w:t>地域ケア個別会議と地域ケア推進会議を分けて計数するか</w:t>
+              <w:t>3町の地域ケア会議の実績（令和6〜8年度）のご提供</w:t>
             </w:r>
           </w:p>
         </w:tc>
@@ -25649,7 +25649,7 @@
                 <w:b w:val="0"/>
                 <w:sz w:val="16"/>
               </w:rPr>
-              <w:t>件数は地域ケア個別会議と地域ケア推進会議を分けずに計数する旨を注に明示した</w:t>
+              <w:t>3町の実績は令和7年度の地域包括支援センター事業実施報告書により把握できる範囲で記述し、計数の単位が町により異なるため3町を合計できない旨を注に明示した</w:t>
             </w:r>
           </w:p>
         </w:tc>
@@ -25694,7 +25694,7 @@
                 <w:b w:val="0"/>
                 <w:sz w:val="16"/>
               </w:rPr>
-              <w:t>No.121</w:t>
+              <w:t>No.125</w:t>
             </w:r>
           </w:p>
         </w:tc>
@@ -25713,7 +25713,7 @@
                 <w:b w:val="0"/>
                 <w:sz w:val="16"/>
               </w:rPr>
-              <w:t>3町の地域ケア会議の実績（令和6〜8年度）のご提供</w:t>
+              <w:t>将来推計の参考シートの認定率が総括表の認定率と一致しないこと</w:t>
             </w:r>
           </w:p>
         </w:tc>
@@ -25732,7 +25732,7 @@
                 <w:b w:val="0"/>
                 <w:sz w:val="16"/>
               </w:rPr>
-              <w:t>3町の実績は令和7年度の地域包括支援センター事業実施報告書により把握できる範囲で記述し、計数の単位が町により異なるため3町を合計できない旨を注に明示した</w:t>
+              <w:t>認定率は年報（各年度末現在）によることとし、総括表（各年9月末現在）及び将来推計の参考シートの値との違いが時点等によるものである旨を注に明示した</w:t>
             </w:r>
           </w:p>
         </w:tc>
@@ -25751,7 +25751,7 @@
                 <w:b w:val="0"/>
                 <w:sz w:val="16"/>
               </w:rPr>
-              <w:t>第5章 基本目標1</w:t>
+              <w:t>第6章第1節</w:t>
             </w:r>
           </w:p>
         </w:tc>
@@ -25777,7 +25777,7 @@
                 <w:b w:val="0"/>
                 <w:sz w:val="16"/>
               </w:rPr>
-              <w:t>No.125</w:t>
+              <w:t>No.127</w:t>
             </w:r>
           </w:p>
         </w:tc>
@@ -25797,7 +25797,7 @@
                 <w:b w:val="0"/>
                 <w:sz w:val="16"/>
               </w:rPr>
-              <w:t>将来推計の参考シートの認定率が総括表の認定率と一致しないこと</w:t>
+              <w:t>見える化システムの総人口の設定を案Cに改めるか</w:t>
             </w:r>
           </w:p>
         </w:tc>
@@ -25817,7 +25817,7 @@
                 <w:b w:val="0"/>
                 <w:sz w:val="16"/>
               </w:rPr>
-              <w:t>認定率は年報（各年度末現在）によることとし、総括表（各年9月末現在）及び将来推計の参考シートの値との違いが時点等によるものである旨を注に明示した</w:t>
+              <w:t>人口の基礎は案C（地方創生総合戦略と住民基本台帳の実績趨勢）により、社人研の推計による場合との差を対比して掲げた</w:t>
             </w:r>
           </w:p>
         </w:tc>
@@ -25862,7 +25862,7 @@
                 <w:b w:val="0"/>
                 <w:sz w:val="16"/>
               </w:rPr>
-              <w:t>No.127</w:t>
+              <w:t>No.133</w:t>
             </w:r>
           </w:p>
         </w:tc>
@@ -25881,7 +25881,7 @@
                 <w:b w:val="0"/>
                 <w:sz w:val="16"/>
               </w:rPr>
-              <w:t>見える化システムの総人口の設定を案Cに改めるか</w:t>
+              <w:t>介護老人保健施設の令和8年度の減少をどう見るか</w:t>
             </w:r>
           </w:p>
         </w:tc>
@@ -25900,7 +25900,7 @@
                 <w:b w:val="0"/>
                 <w:sz w:val="16"/>
               </w:rPr>
-              <w:t>人口の基礎は案C（地方創生総合戦略と住民基本台帳の実績趨勢）により、社人研の推計による場合との差を対比して掲げた</w:t>
+              <w:t>介護老人保健施設の令和8年度（4か月）の減少を将来へ延長していない旨を注に明示した</w:t>
             </w:r>
           </w:p>
         </w:tc>
@@ -25919,7 +25919,7 @@
                 <w:b w:val="0"/>
                 <w:sz w:val="16"/>
               </w:rPr>
-              <w:t>第6章第1節</w:t>
+              <w:t>第6章第2節</w:t>
             </w:r>
           </w:p>
         </w:tc>
@@ -25945,7 +25945,7 @@
                 <w:b w:val="0"/>
                 <w:sz w:val="16"/>
               </w:rPr>
-              <w:t>No.133</w:t>
+              <w:t>No.136</w:t>
             </w:r>
           </w:p>
         </w:tc>
@@ -25965,7 +25965,7 @@
                 <w:b w:val="0"/>
                 <w:sz w:val="16"/>
               </w:rPr>
-              <w:t>介護老人保健施設の令和8年度の減少をどう見るか</w:t>
+              <w:t>画面の令和7年度と年報の月平均の食い違い</w:t>
             </w:r>
           </w:p>
         </w:tc>
@@ -25985,7 +25985,7 @@
                 <w:b w:val="0"/>
                 <w:sz w:val="16"/>
               </w:rPr>
-              <w:t>介護老人保健施設の令和8年度（4か月）の減少を将来へ延長していない旨を注に明示した</w:t>
+              <w:t>実績は年報（保険者単位）によることとし、見える化システムの画面が表示する令和7年度の値と一部の区分で食い違う旨を注に明示した</w:t>
             </w:r>
           </w:p>
         </w:tc>
@@ -26030,7 +26030,7 @@
                 <w:b w:val="0"/>
                 <w:sz w:val="16"/>
               </w:rPr>
-              <w:t>No.136</w:t>
+              <w:t>No.143</w:t>
             </w:r>
           </w:p>
         </w:tc>
@@ -26049,7 +26049,7 @@
                 <w:b w:val="0"/>
                 <w:sz w:val="16"/>
               </w:rPr>
-              <w:t>画面の令和7年度と年報の月平均の食い違い</w:t>
+              <w:t>計画素案の未確定箇所の表示の統一</w:t>
             </w:r>
           </w:p>
         </w:tc>
@@ -26068,7 +26068,7 @@
                 <w:b w:val="0"/>
                 <w:sz w:val="16"/>
               </w:rPr>
-              <w:t>実績は年報（保険者単位）によることとし、見える化システムの画面が表示する令和7年度の値と一部の区分で食い違う旨を注に明示した</w:t>
+              <w:t>未確定箇所の表示は［要協議］［要確認］［要内訳］の3種のままとし、記号の意味と解消の方法を資料7に掲げた</w:t>
             </w:r>
           </w:p>
         </w:tc>
@@ -26087,7 +26087,7 @@
                 <w:b w:val="0"/>
                 <w:sz w:val="16"/>
               </w:rPr>
-              <w:t>第6章第2節</w:t>
+              <w:t>資料7</w:t>
             </w:r>
           </w:p>
         </w:tc>
@@ -26113,7 +26113,7 @@
                 <w:b w:val="0"/>
                 <w:sz w:val="16"/>
               </w:rPr>
-              <w:t>No.143</w:t>
+              <w:t>No.154</w:t>
             </w:r>
           </w:p>
         </w:tc>
@@ -26133,7 +26133,7 @@
                 <w:b w:val="0"/>
                 <w:sz w:val="16"/>
               </w:rPr>
-              <w:t>計画素案の未確定箇所の表示の統一</w:t>
+              <w:t>計画素案 第2章第1節に町別の図を加えるか</w:t>
             </w:r>
           </w:p>
         </w:tc>
@@ -26153,7 +26153,7 @@
                 <w:b w:val="0"/>
                 <w:sz w:val="16"/>
               </w:rPr>
-              <w:t>未確定箇所の表示は［要協議］［要確認］［要内訳］の3種のままとし、記号の意味と解消の方法を資料7に掲げた</w:t>
+              <w:t>町別の図は計画素案 第2章第1節に加えず、協議用の資料にとどめた</w:t>
             </w:r>
           </w:p>
         </w:tc>
@@ -26173,7 +26173,7 @@
                 <w:b w:val="0"/>
                 <w:sz w:val="16"/>
               </w:rPr>
-              <w:t>資料7</w:t>
+              <w:t>―</w:t>
             </w:r>
           </w:p>
         </w:tc>
@@ -26198,7 +26198,7 @@
                 <w:b w:val="0"/>
                 <w:sz w:val="16"/>
               </w:rPr>
-              <w:t>No.154</w:t>
+              <w:t>No.157</w:t>
             </w:r>
           </w:p>
         </w:tc>
@@ -26217,7 +26217,7 @@
                 <w:b w:val="0"/>
                 <w:sz w:val="16"/>
               </w:rPr>
-              <w:t>計画素案 第2章第1節に町別の図を加えるか</w:t>
+              <w:t>中長期推計を令和12・27・32年度まで広げるか</w:t>
             </w:r>
           </w:p>
         </w:tc>
@@ -26236,7 +26236,7 @@
                 <w:b w:val="0"/>
                 <w:sz w:val="16"/>
               </w:rPr>
-              <w:t>町別の図は計画素案 第2章第1節に加えず、協議用の資料にとどめた</w:t>
+              <w:t>算定の側だけを令和12・27・32年度まで広げ、計画本文に掲げる中長期は令和17年度・令和22年度のままとした</w:t>
             </w:r>
           </w:p>
         </w:tc>
@@ -26281,7 +26281,7 @@
                 <w:b w:val="0"/>
                 <w:sz w:val="16"/>
               </w:rPr>
-              <w:t>No.157</w:t>
+              <w:t>No.158</w:t>
             </w:r>
           </w:p>
         </w:tc>
@@ -26301,7 +26301,7 @@
                 <w:b w:val="0"/>
                 <w:sz w:val="16"/>
               </w:rPr>
-              <w:t>中長期推計を令和12・27・32年度まで広げるか</w:t>
+              <w:t>在宅生活改善調査による代表KPI2項目の分母と町別の示し方</w:t>
             </w:r>
           </w:p>
         </w:tc>
@@ -26321,7 +26321,7 @@
                 <w:b w:val="0"/>
                 <w:sz w:val="16"/>
               </w:rPr>
-              <w:t>算定の側だけを令和12・27・32年度まで広げ、計画本文に掲げる中長期は令和17年度・令和22年度のままとした</w:t>
+              <w:t>代表KPI H06・H12の分母を設問ごとの有効回答とし、町別の値は掲げていない</w:t>
             </w:r>
           </w:p>
         </w:tc>
@@ -26341,7 +26341,7 @@
                 <w:b w:val="0"/>
                 <w:sz w:val="16"/>
               </w:rPr>
-              <w:t>―</w:t>
+              <w:t>第4章第3節・資料1</w:t>
             </w:r>
           </w:p>
         </w:tc>
@@ -26366,7 +26366,7 @@
                 <w:b w:val="0"/>
                 <w:sz w:val="16"/>
               </w:rPr>
-              <w:t>No.158</w:t>
+              <w:t>No.159</w:t>
             </w:r>
           </w:p>
         </w:tc>
@@ -26385,7 +26385,7 @@
                 <w:b w:val="0"/>
                 <w:sz w:val="16"/>
               </w:rPr>
-              <w:t>在宅生活改善調査による代表KPI2項目の分母と町別の示し方</w:t>
+              <w:t>東川町の通いの場の整備と担い手の確保</w:t>
             </w:r>
           </w:p>
         </w:tc>
@@ -26404,7 +26404,7 @@
                 <w:b w:val="0"/>
                 <w:sz w:val="16"/>
               </w:rPr>
-              <w:t>代表KPI H06・H12の分母を設問ごとの有効回答とし、町別の値は掲げていない</w:t>
+              <w:t>通いの場の目標値は現在の実施の状況を前提として置き、整備が進む町がある場合は中間年の見直しで改める旨を注に明示した</w:t>
             </w:r>
           </w:p>
         </w:tc>
@@ -26423,7 +26423,7 @@
                 <w:b w:val="0"/>
                 <w:sz w:val="16"/>
               </w:rPr>
-              <w:t>第4章第3節・資料1</w:t>
+              <w:t>第5章 基本目標2</w:t>
             </w:r>
           </w:p>
         </w:tc>
@@ -26449,7 +26449,7 @@
                 <w:b w:val="0"/>
                 <w:sz w:val="16"/>
               </w:rPr>
-              <w:t>No.159</w:t>
+              <w:t>No.160</w:t>
             </w:r>
           </w:p>
         </w:tc>
@@ -26469,7 +26469,7 @@
                 <w:b w:val="0"/>
                 <w:sz w:val="16"/>
               </w:rPr>
-              <w:t>東川町の通いの場の整備と担い手の確保</w:t>
+              <w:t>東川町の認知症サポーター養成講座の実施状況</w:t>
             </w:r>
           </w:p>
         </w:tc>
@@ -26489,7 +26489,7 @@
                 <w:b w:val="0"/>
                 <w:sz w:val="16"/>
               </w:rPr>
-              <w:t>通いの場の目標値は現在の実施の状況を前提として置き、整備が進む町がある場合は中間年の見直しで改める旨を注に明示した</w:t>
+              <w:t>認知症サポーターの養成は現に確認できる取組の範囲で掲げ、養成人数の目標値を置いていない旨を注に明示した</w:t>
             </w:r>
           </w:p>
         </w:tc>
@@ -26534,7 +26534,7 @@
                 <w:b w:val="0"/>
                 <w:sz w:val="16"/>
               </w:rPr>
-              <w:t>No.160</w:t>
+              <w:t>No.161</w:t>
             </w:r>
           </w:p>
         </w:tc>
@@ -26553,7 +26553,7 @@
                 <w:b w:val="0"/>
                 <w:sz w:val="16"/>
               </w:rPr>
-              <w:t>東川町の認知症サポーター養成講座の実施状況</w:t>
+              <w:t>東川町のチームオレンジ事業の位置づけ</w:t>
             </w:r>
           </w:p>
         </w:tc>
@@ -26572,7 +26572,7 @@
                 <w:b w:val="0"/>
                 <w:sz w:val="16"/>
               </w:rPr>
-              <w:t>認知症サポーターの養成は現に確認できる取組の範囲で掲げ、養成人数の目標値を置いていない旨を注に明示した</w:t>
+              <w:t>チームオレンジは東川町の取組として掲げ、他の町への展開は3町と協議して定める旨を注に明示した</w:t>
             </w:r>
           </w:p>
         </w:tc>
@@ -26617,7 +26617,7 @@
                 <w:b w:val="0"/>
                 <w:sz w:val="16"/>
               </w:rPr>
-              <w:t>No.161</w:t>
+              <w:t>No.162</w:t>
             </w:r>
           </w:p>
         </w:tc>
@@ -26637,7 +26637,7 @@
                 <w:b w:val="0"/>
                 <w:sz w:val="16"/>
               </w:rPr>
-              <w:t>東川町のチームオレンジ事業の位置づけ</w:t>
+              <w:t>美瑛町の認知症初期集中支援推進事業の再開の見通し</w:t>
             </w:r>
           </w:p>
         </w:tc>
@@ -26657,7 +26657,7 @@
                 <w:b w:val="0"/>
                 <w:sz w:val="16"/>
               </w:rPr>
-              <w:t>チームオレンジは東川町の取組として掲げ、他の町への展開は3町と協議して定める旨を注に明示した</w:t>
+              <w:t>美瑛町の認知症初期集中支援推進事業は令和7年度の実施状況のとおり記述し、再開の時期は［要協議］のまま残した</w:t>
             </w:r>
           </w:p>
         </w:tc>
@@ -26702,7 +26702,7 @@
                 <w:b w:val="0"/>
                 <w:sz w:val="16"/>
               </w:rPr>
-              <w:t>No.162</w:t>
+              <w:t>No.163</w:t>
             </w:r>
           </w:p>
         </w:tc>
@@ -26721,7 +26721,7 @@
                 <w:b w:val="0"/>
                 <w:sz w:val="16"/>
               </w:rPr>
-              <w:t>美瑛町の認知症初期集中支援推進事業の再開の見通し</w:t>
+              <w:t>美瑛町の地域リハビリテーション活動支援事業の3町展開</w:t>
             </w:r>
           </w:p>
         </w:tc>
@@ -26740,7 +26740,7 @@
                 <w:b w:val="0"/>
                 <w:sz w:val="16"/>
               </w:rPr>
-              <w:t>美瑛町の認知症初期集中支援推進事業は令和7年度の実施状況のとおり記述し、再開の時期は［要協議］のまま残した</w:t>
+              <w:t>地域リハビリテーション活動支援事業は美瑛町の取組として記述し、3町展開とは書かないことに改めた</w:t>
             </w:r>
           </w:p>
         </w:tc>
@@ -26759,7 +26759,7 @@
                 <w:b w:val="0"/>
                 <w:sz w:val="16"/>
               </w:rPr>
-              <w:t>第5章 基本目標2</w:t>
+              <w:t>第3章第2節・第5章 基本目標2</w:t>
             </w:r>
           </w:p>
         </w:tc>
@@ -26785,7 +26785,7 @@
                 <w:b w:val="0"/>
                 <w:sz w:val="16"/>
               </w:rPr>
-              <w:t>No.163</w:t>
+              <w:t>No.16</w:t>
             </w:r>
           </w:p>
         </w:tc>
@@ -26805,7 +26805,7 @@
                 <w:b w:val="0"/>
                 <w:sz w:val="16"/>
               </w:rPr>
-              <w:t>美瑛町の地域リハビリテーション活動支援事業の3町展開</w:t>
+              <w:t>保険料算定の前提</w:t>
             </w:r>
           </w:p>
         </w:tc>
@@ -26825,7 +26825,7 @@
                 <w:b w:val="0"/>
                 <w:sz w:val="16"/>
               </w:rPr>
-              <w:t>地域リハビリテーション活動支援事業は美瑛町の取組として記述し、3町展開とは書かないことに改めた</w:t>
+              <w:t>保険料算定の前提は単価固定・施策反映なし・適正化を織り込まない・基金取崩しなしによることを明示した（No.60と同じ前提）</w:t>
             </w:r>
           </w:p>
         </w:tc>
@@ -26845,7 +26845,7 @@
                 <w:b w:val="0"/>
                 <w:sz w:val="16"/>
               </w:rPr>
-              <w:t>第3章第2節・第5章 基本目標2</w:t>
+              <w:t>第6章第6節2</w:t>
             </w:r>
           </w:p>
         </w:tc>
@@ -26870,7 +26870,7 @@
                 <w:b w:val="0"/>
                 <w:sz w:val="16"/>
               </w:rPr>
-              <w:t>No.16</w:t>
+              <w:t>No.164</w:t>
             </w:r>
           </w:p>
         </w:tc>
@@ -26889,7 +26889,7 @@
                 <w:b w:val="0"/>
                 <w:sz w:val="16"/>
               </w:rPr>
-              <w:t>保険料算定の前提</w:t>
+              <w:t>美瑛町の地域密着型介護老人福祉施設の整備方針</w:t>
             </w:r>
           </w:p>
         </w:tc>
@@ -26908,7 +26908,7 @@
                 <w:b w:val="0"/>
                 <w:sz w:val="16"/>
               </w:rPr>
-              <w:t>保険料算定の前提は単価固定・施策反映なし・適正化を織り込まない・基金取崩しなしによることを明示した（No.60と同じ前提）</w:t>
+              <w:t>美瑛町の地域密着型介護老人福祉施設は現定員の据え置き案を掲げ、本文は［要協議］のまま残した</w:t>
             </w:r>
           </w:p>
         </w:tc>
@@ -26927,7 +26927,7 @@
                 <w:b w:val="0"/>
                 <w:sz w:val="16"/>
               </w:rPr>
-              <w:t>第6章第6節2</w:t>
+              <w:t>第6章第4節4</w:t>
             </w:r>
           </w:p>
         </w:tc>
@@ -26953,7 +26953,7 @@
                 <w:b w:val="0"/>
                 <w:sz w:val="16"/>
               </w:rPr>
-              <w:t>No.164</w:t>
+              <w:t>No.165</w:t>
             </w:r>
           </w:p>
         </w:tc>
@@ -26973,7 +26973,7 @@
                 <w:b w:val="0"/>
                 <w:sz w:val="16"/>
               </w:rPr>
-              <w:t>美瑛町の地域密着型介護老人福祉施設の整備方針</w:t>
+              <w:t>美瑛町の難聴高齢者の早期発見・早期介入の取組</w:t>
             </w:r>
           </w:p>
         </w:tc>
@@ -26993,7 +26993,7 @@
                 <w:b w:val="0"/>
                 <w:sz w:val="16"/>
               </w:rPr>
-              <w:t>美瑛町の地域密着型介護老人福祉施設は現定員の据え置き案を掲げ、本文は［要協議］のまま残した</w:t>
+              <w:t>難聴高齢者の早期発見・早期介入は令和8年度に新たに加えられた交付金の評価項目であり町により得点に差があることを示し、現に確認できる範囲で掲げるにとどめた</w:t>
             </w:r>
           </w:p>
         </w:tc>
@@ -27013,7 +27013,7 @@
                 <w:b w:val="0"/>
                 <w:sz w:val="16"/>
               </w:rPr>
-              <w:t>第6章第4節4</w:t>
+              <w:t>第5章 基本目標2</w:t>
             </w:r>
           </w:p>
         </w:tc>
@@ -27038,7 +27038,7 @@
                 <w:b w:val="0"/>
                 <w:sz w:val="16"/>
               </w:rPr>
-              <w:t>No.165</w:t>
+              <w:t>No.166</w:t>
             </w:r>
           </w:p>
         </w:tc>
@@ -27057,7 +27057,7 @@
                 <w:b w:val="0"/>
                 <w:sz w:val="16"/>
               </w:rPr>
-              <w:t>美瑛町の難聴高齢者の早期発見・早期介入の取組</w:t>
+              <w:t>東神楽町の通いの場の維持</w:t>
             </w:r>
           </w:p>
         </w:tc>
@@ -27076,7 +27076,7 @@
                 <w:b w:val="0"/>
                 <w:sz w:val="16"/>
               </w:rPr>
-              <w:t>難聴高齢者の早期発見・早期介入は令和8年度に新たに加えられた交付金の評価項目であり町により得点に差があることを示し、現に確認できる範囲で掲げるにとどめた</w:t>
+              <w:t>通いの場の目標値は令和6年度の水準が続くものとして置いた</w:t>
             </w:r>
           </w:p>
         </w:tc>
@@ -27121,7 +27121,7 @@
                 <w:b w:val="0"/>
                 <w:sz w:val="16"/>
               </w:rPr>
-              <w:t>No.166</w:t>
+              <w:t>No.167</w:t>
             </w:r>
           </w:p>
         </w:tc>
@@ -27141,7 +27141,7 @@
                 <w:b w:val="0"/>
                 <w:sz w:val="16"/>
               </w:rPr>
-              <w:t>東神楽町の通いの場の維持</w:t>
+              <w:t>東神楽町の認知症サポーター・ステップアップ講座の実施状況</w:t>
             </w:r>
           </w:p>
         </w:tc>
@@ -27161,7 +27161,7 @@
                 <w:b w:val="0"/>
                 <w:sz w:val="16"/>
               </w:rPr>
-              <w:t>通いの場の目標値は令和6年度の水準が続くものとして置いた</w:t>
+              <w:t>認知症サポーター・ステップアップ講座は現に確認できる取組の範囲で記述し目標値を置いていない</w:t>
             </w:r>
           </w:p>
         </w:tc>
@@ -27206,7 +27206,7 @@
                 <w:b w:val="0"/>
                 <w:sz w:val="16"/>
               </w:rPr>
-              <w:t>No.167</w:t>
+              <w:t>No.170</w:t>
             </w:r>
           </w:p>
         </w:tc>
@@ -27225,7 +27225,7 @@
                 <w:b w:val="0"/>
                 <w:sz w:val="16"/>
               </w:rPr>
-              <w:t>東神楽町の認知症サポーター・ステップアップ講座の実施状況</w:t>
+              <w:t>計画素案に独自に加えた記載のうち、打合せ協議用へ移すもの</w:t>
             </w:r>
           </w:p>
         </w:tc>
@@ -27244,7 +27244,7 @@
                 <w:b w:val="0"/>
                 <w:sz w:val="16"/>
               </w:rPr>
-              <w:t>認知症サポーター・ステップアップ講座は現に確認できる取組の範囲で記述し目標値を置いていない</w:t>
+              <w:t>計画素案から協議用の成果品へ移す8件を移し、「協議」判定の16件は素案に残した</w:t>
             </w:r>
           </w:p>
         </w:tc>
@@ -27263,7 +27263,7 @@
                 <w:b w:val="0"/>
                 <w:sz w:val="16"/>
               </w:rPr>
-              <w:t>第5章 基本目標2</w:t>
+              <w:t>―</w:t>
             </w:r>
           </w:p>
         </w:tc>
@@ -27289,7 +27289,7 @@
                 <w:b w:val="0"/>
                 <w:sz w:val="16"/>
               </w:rPr>
-              <w:t>No.170</w:t>
+              <w:t>No.172</w:t>
             </w:r>
           </w:p>
         </w:tc>
@@ -27309,7 +27309,7 @@
                 <w:b w:val="0"/>
                 <w:sz w:val="16"/>
               </w:rPr>
-              <w:t>計画素案に独自に加えた記載のうち、打合せ協議用へ移すもの</w:t>
+              <w:t>保険者機能強化推進交付金等の評価を示す図の計画本文への掲載</w:t>
             </w:r>
           </w:p>
         </w:tc>
@@ -27329,7 +27329,7 @@
                 <w:b w:val="0"/>
                 <w:sz w:val="16"/>
               </w:rPr>
-              <w:t>計画素案から協議用の成果品へ移す8件を移し、「協議」判定の16件は素案に残した</w:t>
+              <w:t>交付金の評価を示す図は計画本文に掲げず、策定委員会の資料にとどめた</w:t>
             </w:r>
           </w:p>
         </w:tc>
@@ -27374,7 +27374,7 @@
                 <w:b w:val="0"/>
                 <w:sz w:val="16"/>
               </w:rPr>
-              <w:t>No.172</w:t>
+              <w:t>No.174</w:t>
             </w:r>
           </w:p>
         </w:tc>
@@ -27393,7 +27393,7 @@
                 <w:b w:val="0"/>
                 <w:sz w:val="16"/>
               </w:rPr>
-              <w:t>保険者機能強化推進交付金等の評価を示す図の計画本文への掲載</w:t>
+              <w:t>人口及び第1号被保険者数の入力値をどの系列にそろえるか（内部整合）</w:t>
             </w:r>
           </w:p>
         </w:tc>
@@ -27412,7 +27412,7 @@
                 <w:b w:val="0"/>
                 <w:sz w:val="16"/>
               </w:rPr>
-              <w:t>交付金の評価を示す図は計画本文に掲げず、策定委員会の資料にとどめた</w:t>
+              <w:t>人口及び第1号被保険者数は案Cにそろえ、見える化システムへの入力値も案Cによった</w:t>
             </w:r>
           </w:p>
         </w:tc>
@@ -27431,7 +27431,7 @@
                 <w:b w:val="0"/>
                 <w:sz w:val="16"/>
               </w:rPr>
-              <w:t>―</w:t>
+              <w:t>第6章第1節</w:t>
             </w:r>
           </w:p>
         </w:tc>
@@ -27457,7 +27457,7 @@
                 <w:b w:val="0"/>
                 <w:sz w:val="16"/>
               </w:rPr>
-              <w:t>No.174</w:t>
+              <w:t>No.2</w:t>
             </w:r>
           </w:p>
         </w:tc>
@@ -27477,7 +27477,7 @@
                 <w:b w:val="0"/>
                 <w:sz w:val="16"/>
               </w:rPr>
-              <w:t>人口及び第1号被保険者数の入力値をどの系列にそろえるか（内部整合）</w:t>
+              <w:t>特定地域の指定に係る意向表明の手続</w:t>
             </w:r>
           </w:p>
         </w:tc>
@@ -27497,7 +27497,7 @@
                 <w:b w:val="0"/>
                 <w:sz w:val="16"/>
               </w:rPr>
-              <w:t>人口及び第1号被保険者数は案Cにそろえ、見える化システムへの入力値も案Cによった</w:t>
+              <w:t>特定地域の指定に係る意向の表明は、基準及び手続が確定していないため行わないものとし、省令等の確定後に3町と協議して定める旨を注に明示した</w:t>
             </w:r>
           </w:p>
         </w:tc>
@@ -27517,7 +27517,7 @@
                 <w:b w:val="0"/>
                 <w:sz w:val="16"/>
               </w:rPr>
-              <w:t>第6章第1節</w:t>
+              <w:t>第1章第9節1</w:t>
             </w:r>
           </w:p>
         </w:tc>
@@ -27542,7 +27542,7 @@
                 <w:b w:val="0"/>
                 <w:sz w:val="16"/>
               </w:rPr>
-              <w:t>No.2</w:t>
+              <w:t>No.13</w:t>
             </w:r>
           </w:p>
         </w:tc>
@@ -27561,7 +27561,7 @@
                 <w:b w:val="0"/>
                 <w:sz w:val="16"/>
               </w:rPr>
-              <w:t>特定地域の指定に係る意向表明の手続</w:t>
+              <w:t>訪問・通所困難地域の判定資料</w:t>
             </w:r>
           </w:p>
         </w:tc>
@@ -27580,7 +27580,7 @@
                 <w:b w:val="0"/>
                 <w:sz w:val="16"/>
               </w:rPr>
-              <w:t>特定地域の指定に係る意向の表明は、基準及び手続が確定していないため行わないものとし、省令等の確定後に3町と協議して定める旨を注に明示した</w:t>
+              <w:t>訪問・通所困難地域は、北海道の指定事業所一覧の「通常の事業の実施地域」により判定することとした</w:t>
             </w:r>
           </w:p>
         </w:tc>
@@ -27599,7 +27599,7 @@
                 <w:b w:val="0"/>
                 <w:sz w:val="16"/>
               </w:rPr>
-              <w:t>第1章第9節1</w:t>
+              <w:t>第1章第7節</w:t>
             </w:r>
           </w:p>
         </w:tc>
@@ -27625,7 +27625,7 @@
                 <w:b w:val="0"/>
                 <w:sz w:val="16"/>
               </w:rPr>
-              <w:t>No.13</w:t>
+              <w:t>No.14</w:t>
             </w:r>
           </w:p>
         </w:tc>
@@ -27645,7 +27645,7 @@
                 <w:b w:val="0"/>
                 <w:sz w:val="16"/>
               </w:rPr>
-              <w:t>訪問・通所困難地域の判定資料</w:t>
+              <w:t>人口推計の基礎とする系列</w:t>
             </w:r>
           </w:p>
         </w:tc>
@@ -27665,7 +27665,7 @@
                 <w:b w:val="0"/>
                 <w:sz w:val="16"/>
               </w:rPr>
-              <w:t>訪問・通所困難地域は、北海道の指定事業所一覧の「通常の事業の実施地域」により判定することとした</w:t>
+              <w:t>人口推計の基礎は案C（総合戦略と住民基本台帳の実績趨勢）による</w:t>
             </w:r>
           </w:p>
         </w:tc>
@@ -27685,7 +27685,7 @@
                 <w:b w:val="0"/>
                 <w:sz w:val="16"/>
               </w:rPr>
-              <w:t>第1章第7節</w:t>
+              <w:t>第6章第1節</w:t>
             </w:r>
           </w:p>
         </w:tc>
@@ -27710,7 +27710,7 @@
                 <w:b w:val="0"/>
                 <w:sz w:val="16"/>
               </w:rPr>
-              <w:t>No.14</w:t>
+              <w:t>No.15</w:t>
             </w:r>
           </w:p>
         </w:tc>
@@ -27729,7 +27729,7 @@
                 <w:b w:val="0"/>
                 <w:sz w:val="16"/>
               </w:rPr>
-              <w:t>人口推計の基礎とする系列</w:t>
+              <w:t>認定者数の基準月と月次推移</w:t>
             </w:r>
           </w:p>
         </w:tc>
@@ -27748,7 +27748,7 @@
                 <w:b w:val="0"/>
                 <w:sz w:val="16"/>
               </w:rPr>
-              <w:t>人口推計の基礎は案C（総合戦略と住民基本台帳の実績趨勢）による</w:t>
+              <w:t>認定者数は年報の年度末現在を基準とし、月次推移は計画本文に掲げていない</w:t>
             </w:r>
           </w:p>
         </w:tc>
@@ -27793,7 +27793,7 @@
                 <w:b w:val="0"/>
                 <w:sz w:val="16"/>
               </w:rPr>
-              <w:t>No.15</w:t>
+              <w:t>No.17</w:t>
             </w:r>
           </w:p>
         </w:tc>
@@ -27813,7 +27813,7 @@
                 <w:b w:val="0"/>
                 <w:sz w:val="16"/>
               </w:rPr>
-              <w:t>認定者数の基準月と月次推移</w:t>
+              <w:t>3町計画への共通指標の掲載</w:t>
             </w:r>
           </w:p>
         </w:tc>
@@ -27833,7 +27833,7 @@
                 <w:b w:val="0"/>
                 <w:sz w:val="16"/>
               </w:rPr>
-              <w:t>認定者数は年報の年度末現在を基準とし、月次推移は計画本文に掲げていない</w:t>
+              <w:t>広域連合の代表KPI16項目を掲げ、3町計画への掲載は求めず、役割分担と共通KPIにより接続することとした</w:t>
             </w:r>
           </w:p>
         </w:tc>
@@ -27853,7 +27853,7 @@
                 <w:b w:val="0"/>
                 <w:sz w:val="16"/>
               </w:rPr>
-              <w:t>第6章第1節</w:t>
+              <w:t>資料2</w:t>
             </w:r>
           </w:p>
         </w:tc>
@@ -27878,7 +27878,7 @@
                 <w:b w:val="0"/>
                 <w:sz w:val="16"/>
               </w:rPr>
-              <w:t>No.17</w:t>
+              <w:t>No.20</w:t>
             </w:r>
           </w:p>
         </w:tc>
@@ -27897,7 +27897,7 @@
                 <w:b w:val="0"/>
                 <w:sz w:val="16"/>
               </w:rPr>
-              <w:t>3町計画への共通指標の掲載</w:t>
+              <w:t>北海道・圏域との調整の場</w:t>
             </w:r>
           </w:p>
         </w:tc>
@@ -27916,7 +27916,7 @@
                 <w:b w:val="0"/>
                 <w:sz w:val="16"/>
               </w:rPr>
-              <w:t>広域連合の代表KPI16項目を掲げ、3町計画への掲載は求めず、役割分担と共通KPIにより接続することとした</w:t>
+              <w:t>北海道の第9期支援計画の8基本目標との対応により整合を図った</w:t>
             </w:r>
           </w:p>
         </w:tc>
@@ -27935,7 +27935,7 @@
                 <w:b w:val="0"/>
                 <w:sz w:val="16"/>
               </w:rPr>
-              <w:t>資料2</w:t>
+              <w:t>第1章第8節</w:t>
             </w:r>
           </w:p>
         </w:tc>
@@ -27961,7 +27961,7 @@
                 <w:b w:val="0"/>
                 <w:sz w:val="16"/>
               </w:rPr>
-              <w:t>No.20</w:t>
+              <w:t>No.21</w:t>
             </w:r>
           </w:p>
         </w:tc>
@@ -27981,7 +27981,7 @@
                 <w:b w:val="0"/>
                 <w:sz w:val="16"/>
               </w:rPr>
-              <w:t>北海道・圏域との調整の場</w:t>
+              <w:t>成果品の仕様</w:t>
             </w:r>
           </w:p>
         </w:tc>
@@ -28001,7 +28001,7 @@
                 <w:b w:val="0"/>
                 <w:sz w:val="16"/>
               </w:rPr>
-              <w:t>北海道の第9期支援計画の8基本目標との対応により整合を図った</w:t>
+              <w:t>成果品の仕様は仕様書の定めによる</w:t>
             </w:r>
           </w:p>
         </w:tc>
@@ -28021,7 +28021,7 @@
                 <w:b w:val="0"/>
                 <w:sz w:val="16"/>
               </w:rPr>
-              <w:t>第1章第8節</w:t>
+              <w:t>―</w:t>
             </w:r>
           </w:p>
         </w:tc>
@@ -28046,7 +28046,7 @@
                 <w:b w:val="0"/>
                 <w:sz w:val="16"/>
               </w:rPr>
-              <w:t>No.21</w:t>
+              <w:t>No.23</w:t>
             </w:r>
           </w:p>
         </w:tc>
@@ -28065,7 +28065,7 @@
                 <w:b w:val="0"/>
                 <w:sz w:val="16"/>
               </w:rPr>
-              <w:t>成果品の仕様</w:t>
+              <w:t>事業所の定員・稼働率データ</w:t>
             </w:r>
           </w:p>
         </w:tc>
@@ -28084,7 +28084,7 @@
                 <w:b w:val="0"/>
                 <w:sz w:val="16"/>
               </w:rPr>
-              <w:t>成果品の仕様は仕様書の定めによる</w:t>
+              <w:t>事業所の定員は北海道の各名簿及び介護サービス情報公表システムによることとし、未確認のものは［要確認］として残した</w:t>
             </w:r>
           </w:p>
         </w:tc>
@@ -28103,7 +28103,7 @@
                 <w:b w:val="0"/>
                 <w:sz w:val="16"/>
               </w:rPr>
-              <w:t>―</w:t>
+              <w:t>第2章第3節6</w:t>
             </w:r>
           </w:p>
         </w:tc>
@@ -28129,7 +28129,7 @@
                 <w:b w:val="0"/>
                 <w:sz w:val="16"/>
               </w:rPr>
-              <w:t>No.23</w:t>
+              <w:t>No.26</w:t>
             </w:r>
           </w:p>
         </w:tc>
@@ -28149,7 +28149,7 @@
                 <w:b w:val="0"/>
                 <w:sz w:val="16"/>
               </w:rPr>
-              <w:t>事業所の定員・稼働率データ</w:t>
+              <w:t>認知症・医療介護連携の実績データ</w:t>
             </w:r>
           </w:p>
         </w:tc>
@@ -28169,7 +28169,7 @@
                 <w:b w:val="0"/>
                 <w:sz w:val="16"/>
               </w:rPr>
-              <w:t>事業所の定員は北海道の各名簿及び介護サービス情報公表システムによることとし、未確認のものは［要確認］として残した</w:t>
+              <w:t>認知症・医療介護連携の実績は、交付金の評価結果及び3町の地域包括支援センター事業実施報告書の範囲で記述した</w:t>
             </w:r>
           </w:p>
         </w:tc>
@@ -28189,7 +28189,7 @@
                 <w:b w:val="0"/>
                 <w:sz w:val="16"/>
               </w:rPr>
-              <w:t>第2章第3節6</w:t>
+              <w:t>第5章 基本目標2・基本目標3</w:t>
             </w:r>
           </w:p>
         </w:tc>
@@ -28214,7 +28214,7 @@
                 <w:b w:val="0"/>
                 <w:sz w:val="16"/>
               </w:rPr>
-              <w:t>No.26</w:t>
+              <w:t>No.29</w:t>
             </w:r>
           </w:p>
         </w:tc>
@@ -28233,7 +28233,7 @@
                 <w:b w:val="0"/>
                 <w:sz w:val="16"/>
               </w:rPr>
-              <w:t>認知症・医療介護連携の実績データ</w:t>
+              <w:t>重度化の速度の前提</w:t>
             </w:r>
           </w:p>
         </w:tc>
@@ -28252,7 +28252,7 @@
                 <w:b w:val="0"/>
                 <w:sz w:val="16"/>
               </w:rPr>
-              <w:t>認知症・医療介護連携の実績は、交付金の評価結果及び3町の地域包括支援センター事業実施報告書の範囲で記述した</w:t>
+              <w:t>年齢階級ごとの要介護度の構成を令和7年度末の実績で固定し、重度化は人口の高齢化による分のみを見込んだ</w:t>
             </w:r>
           </w:p>
         </w:tc>
@@ -28271,7 +28271,7 @@
                 <w:b w:val="0"/>
                 <w:sz w:val="16"/>
               </w:rPr>
-              <w:t>第5章 基本目標2・基本目標3</w:t>
+              <w:t>第6章第1節</w:t>
             </w:r>
           </w:p>
         </w:tc>
@@ -28297,7 +28297,7 @@
                 <w:b w:val="0"/>
                 <w:sz w:val="16"/>
               </w:rPr>
-              <w:t>No.29</w:t>
+              <w:t>No.31</w:t>
             </w:r>
           </w:p>
         </w:tc>
@@ -28317,7 +28317,7 @@
                 <w:b w:val="0"/>
                 <w:sz w:val="16"/>
               </w:rPr>
-              <w:t>重度化の速度の前提</w:t>
+              <w:t>給付適正化の実施予定と推計での扱い</w:t>
             </w:r>
           </w:p>
         </w:tc>
@@ -28337,7 +28337,7 @@
                 <w:b w:val="0"/>
                 <w:sz w:val="16"/>
               </w:rPr>
-              <w:t>年齢階級ごとの要介護度の構成を令和7年度末の実績で固定し、重度化は人口の高齢化による分のみを見込んだ</w:t>
+              <w:t>給付適正化による抑制を推計に織り込まず、対象サービスの割合と10％抑制の効きを併記した</w:t>
             </w:r>
           </w:p>
         </w:tc>
@@ -28357,7 +28357,7 @@
                 <w:b w:val="0"/>
                 <w:sz w:val="16"/>
               </w:rPr>
-              <w:t>第6章第1節</w:t>
+              <w:t>第6章第6節2</w:t>
             </w:r>
           </w:p>
         </w:tc>
@@ -28382,7 +28382,7 @@
                 <w:b w:val="0"/>
                 <w:sz w:val="16"/>
               </w:rPr>
-              <w:t>No.31</w:t>
+              <w:t>No.74</w:t>
             </w:r>
           </w:p>
         </w:tc>
@@ -28401,7 +28401,7 @@
                 <w:b w:val="0"/>
                 <w:sz w:val="16"/>
               </w:rPr>
-              <w:t>給付適正化の実施予定と推計での扱い</w:t>
+              <w:t>有料老人ホーム等の家賃等の情報収集（北海道）</w:t>
             </w:r>
           </w:p>
         </w:tc>
@@ -28420,7 +28420,7 @@
                 <w:b w:val="0"/>
                 <w:sz w:val="16"/>
               </w:rPr>
-              <w:t>給付適正化による抑制を推計に織り込まず、対象サービスの割合と10％抑制の効きを併記した</w:t>
+              <w:t>家賃等の費用の水準は北海道における情報の収集を確認できないため把握しておらず、費用の面からの選択は扱っていない旨を注に明示した</w:t>
             </w:r>
           </w:p>
         </w:tc>
@@ -28439,7 +28439,7 @@
                 <w:b w:val="0"/>
                 <w:sz w:val="16"/>
               </w:rPr>
-              <w:t>第6章第6節2</w:t>
+              <w:t>第2章第3節6</w:t>
             </w:r>
           </w:p>
         </w:tc>
@@ -28465,7 +28465,7 @@
                 <w:b w:val="0"/>
                 <w:sz w:val="16"/>
               </w:rPr>
-              <w:t>No.74</w:t>
+              <w:t>No.144</w:t>
             </w:r>
           </w:p>
         </w:tc>
@@ -28485,7 +28485,7 @@
                 <w:b w:val="0"/>
                 <w:sz w:val="16"/>
               </w:rPr>
-              <w:t>有料老人ホーム等の家賃等の情報収集（北海道）</w:t>
+              <w:t>統合した成果品の元の資料を残すか</w:t>
             </w:r>
           </w:p>
         </w:tc>
@@ -28505,7 +28505,7 @@
                 <w:b w:val="0"/>
                 <w:sz w:val="16"/>
               </w:rPr>
-              <w:t>家賃等の費用の水準は北海道における情報の収集を確認できないため把握しておらず、費用の面からの選択は扱っていない旨を注に明示した</w:t>
+              <w:t>統合した成果品の元の資料を残す</w:t>
             </w:r>
           </w:p>
         </w:tc>
@@ -28525,7 +28525,7 @@
                 <w:b w:val="0"/>
                 <w:sz w:val="16"/>
               </w:rPr>
-              <w:t>第2章第3節6</w:t>
+              <w:t>―</w:t>
             </w:r>
           </w:p>
         </w:tc>
@@ -28550,7 +28550,7 @@
                 <w:b w:val="0"/>
                 <w:sz w:val="16"/>
               </w:rPr>
-              <w:t>No.144</w:t>
+              <w:t>No.156</w:t>
             </w:r>
           </w:p>
         </w:tc>
@@ -28569,7 +28569,7 @@
                 <w:b w:val="0"/>
                 <w:sz w:val="16"/>
               </w:rPr>
-              <w:t>統合した成果品の元の資料を残すか</w:t>
+              <w:t>所得段階別第1号被保険者数の将来8年度分を当方で算定してよいか</w:t>
             </w:r>
           </w:p>
         </w:tc>
@@ -28588,7 +28588,7 @@
                 <w:b w:val="0"/>
                 <w:sz w:val="16"/>
               </w:rPr>
-              <w:t>統合した成果品の元の資料を残す</w:t>
+              <w:t>所得段階別第1号被保険者数は当方の算定（16段階×8年度）により、所得段階の設定は弾力化を選ぶ</w:t>
             </w:r>
           </w:p>
         </w:tc>
@@ -28633,7 +28633,7 @@
                 <w:b w:val="0"/>
                 <w:sz w:val="16"/>
               </w:rPr>
-              <w:t>No.156</w:t>
+              <w:t>No.169</w:t>
             </w:r>
           </w:p>
         </w:tc>
@@ -28653,7 +28653,7 @@
                 <w:b w:val="0"/>
                 <w:sz w:val="16"/>
               </w:rPr>
-              <w:t>所得段階別第1号被保険者数の将来8年度分を当方で算定してよいか</w:t>
+              <w:t>構成町により得点が分かれている項目の区域内での取扱い</w:t>
             </w:r>
           </w:p>
         </w:tc>
@@ -28673,7 +28673,7 @@
                 <w:b w:val="0"/>
                 <w:sz w:val="16"/>
               </w:rPr>
-              <w:t>所得段階別第1号被保険者数は当方の算定（16段階×8年度）により、所得段階の設定は弾力化を選ぶ</w:t>
+              <w:t>町ごとの取組の状況をそのまま記述し、区域内での統一は計画に位置づけていない</w:t>
             </w:r>
           </w:p>
         </w:tc>
@@ -28693,7 +28693,7 @@
                 <w:b w:val="0"/>
                 <w:sz w:val="16"/>
               </w:rPr>
-              <w:t>―</w:t>
+              <w:t>第3章第2節・第5章 基本目標2</w:t>
             </w:r>
           </w:p>
         </w:tc>
@@ -28718,7 +28718,7 @@
                 <w:b w:val="0"/>
                 <w:sz w:val="16"/>
               </w:rPr>
-              <w:t>No.169</w:t>
+              <w:t>No.171</w:t>
             </w:r>
           </w:p>
         </w:tc>
@@ -28737,7 +28737,7 @@
                 <w:b w:val="0"/>
                 <w:sz w:val="16"/>
               </w:rPr>
-              <w:t>構成町により得点が分かれている項目の区域内での取扱い</w:t>
+              <w:t>第9期計画にない体裁の取扱い（小見出し【　】ほか）</w:t>
             </w:r>
           </w:p>
         </w:tc>
@@ -28756,7 +28756,7 @@
                 <w:b w:val="0"/>
                 <w:sz w:val="16"/>
               </w:rPr>
-              <w:t>町ごとの取組の状況をそのまま記述し、区域内での統一は計画に位置づけていない</w:t>
+              <w:t>第9期計画にない体裁は現在のままとし、計画として確定する前に改めてお諮りする</w:t>
             </w:r>
           </w:p>
         </w:tc>
@@ -28775,7 +28775,7 @@
                 <w:b w:val="0"/>
                 <w:sz w:val="16"/>
               </w:rPr>
-              <w:t>第3章第2節・第5章 基本目標2</w:t>
+              <w:t>―</w:t>
             </w:r>
           </w:p>
         </w:tc>
@@ -28801,7 +28801,7 @@
                 <w:b w:val="0"/>
                 <w:sz w:val="16"/>
               </w:rPr>
-              <w:t>No.171</w:t>
+              <w:t>No.173</w:t>
             </w:r>
           </w:p>
         </w:tc>
@@ -28821,7 +28821,7 @@
                 <w:b w:val="0"/>
                 <w:sz w:val="16"/>
               </w:rPr>
-              <w:t>第9期計画にない体裁の取扱い（小見出し【　】ほか）</w:t>
+              <w:t>計画本文の図と別冊の図表集の対応（作りが異なるもの・図表集にないもの）</w:t>
             </w:r>
           </w:p>
         </w:tc>
@@ -28841,7 +28841,7 @@
                 <w:b w:val="0"/>
                 <w:sz w:val="16"/>
               </w:rPr>
-              <w:t>第9期計画にない体裁は現在のままとし、計画として確定する前に改めてお諮りする</w:t>
+              <w:t>本文の図と別冊の図表集の対応は現行のままとした</w:t>
             </w:r>
           </w:p>
         </w:tc>
@@ -28886,7 +28886,7 @@
                 <w:b w:val="0"/>
                 <w:sz w:val="16"/>
               </w:rPr>
-              <w:t>No.173</w:t>
+              <w:t>No.24</w:t>
             </w:r>
           </w:p>
         </w:tc>
@@ -28905,7 +28905,7 @@
                 <w:b w:val="0"/>
                 <w:sz w:val="16"/>
               </w:rPr>
-              <w:t>計画本文の図と別冊の図表集の対応（作りが異なるもの・図表集にないもの）</w:t>
+              <w:t>24時間対応サービスの確保方策の決定</w:t>
             </w:r>
           </w:p>
         </w:tc>
@@ -28924,7 +28924,7 @@
                 <w:b w:val="0"/>
                 <w:sz w:val="16"/>
               </w:rPr>
-              <w:t>本文の図と別冊の図表集の対応は現行のままとした</w:t>
+              <w:t>24時間対応サービスは自然体の算定値を置き、整備による上乗せを行わなかった</w:t>
             </w:r>
           </w:p>
         </w:tc>
@@ -28943,7 +28943,7 @@
                 <w:b w:val="0"/>
                 <w:sz w:val="16"/>
               </w:rPr>
-              <w:t>―</w:t>
+              <w:t>第6章第2節・第4節1</w:t>
             </w:r>
           </w:p>
         </w:tc>
@@ -28969,7 +28969,7 @@
                 <w:b w:val="0"/>
                 <w:sz w:val="16"/>
               </w:rPr>
-              <w:t>No.24</w:t>
+              <w:t>No.25</w:t>
             </w:r>
           </w:p>
         </w:tc>
@@ -28989,7 +28989,7 @@
                 <w:b w:val="0"/>
                 <w:sz w:val="16"/>
               </w:rPr>
-              <w:t>24時間対応サービスの確保方策の決定</w:t>
+              <w:t>代表KPIの目標値の決定</w:t>
             </w:r>
           </w:p>
         </w:tc>
@@ -29009,7 +29009,7 @@
                 <w:b w:val="0"/>
                 <w:sz w:val="16"/>
               </w:rPr>
-              <w:t>24時間対応サービスは自然体の算定値を置き、整備による上乗せを行わなかった</w:t>
+              <w:t>代表KPIのうち基準値のないものは令和9年度を基準値の把握に充て、令和10年度・令和11年度に目標値を置くこととした</w:t>
             </w:r>
           </w:p>
         </w:tc>
@@ -29029,7 +29029,7 @@
                 <w:b w:val="0"/>
                 <w:sz w:val="16"/>
               </w:rPr>
-              <w:t>第6章第2節・第4節1</w:t>
+              <w:t>第4章第3節・第5章</w:t>
             </w:r>
           </w:p>
         </w:tc>
@@ -29054,7 +29054,7 @@
                 <w:b w:val="0"/>
                 <w:sz w:val="16"/>
               </w:rPr>
-              <w:t>No.25</w:t>
+              <w:t>No.175</w:t>
             </w:r>
           </w:p>
         </w:tc>
@@ -29073,7 +29073,7 @@
                 <w:b w:val="0"/>
                 <w:sz w:val="16"/>
               </w:rPr>
-              <w:t>代表KPIの目標値の決定</w:t>
+              <w:t>介護情報基盤及びケアプランデータ連携への対応の工程</w:t>
             </w:r>
           </w:p>
         </w:tc>
@@ -29092,7 +29092,7 @@
                 <w:b w:val="0"/>
                 <w:sz w:val="16"/>
               </w:rPr>
-              <w:t>代表KPIのうち基準値のないものは令和9年度を基準値の把握に充て、令和10年度・令和11年度に目標値を置くこととした</w:t>
+              <w:t>介護情報基盤の活用は本格運用開始日（令和10年4月1日）までに完了することを前提として記載し、年度ごとの事務の工程は［要確認］として残した。事業所への周知と登録の支援は広域連合・3町・事業者が担うものとして掲げた</w:t>
             </w:r>
           </w:p>
         </w:tc>
@@ -29111,7 +29111,7 @@
                 <w:b w:val="0"/>
                 <w:sz w:val="16"/>
               </w:rPr>
-              <w:t>第4章第3節・第5章</w:t>
+              <w:t>第1章第9節5・第5章 基本目標1・基本目標4</w:t>
             </w:r>
           </w:p>
         </w:tc>
@@ -29137,7 +29137,7 @@
                 <w:b w:val="0"/>
                 <w:sz w:val="16"/>
               </w:rPr>
-              <w:t>No.175</w:t>
+              <w:t>No.176</w:t>
             </w:r>
           </w:p>
         </w:tc>
@@ -29157,7 +29157,7 @@
                 <w:b w:val="0"/>
                 <w:sz w:val="16"/>
               </w:rPr>
-              <w:t>介護情報基盤及びケアプランデータ連携への対応の工程</w:t>
+              <w:t>介護サービス事業者経営情報データベースの公表結果の活用の範囲</w:t>
             </w:r>
           </w:p>
         </w:tc>
@@ -29177,7 +29177,7 @@
                 <w:b w:val="0"/>
                 <w:sz w:val="16"/>
               </w:rPr>
-              <w:t>介護情報基盤の活用は本格運用開始日（令和10年4月1日）までに完了することを前提として記載し、年度ごとの事務の工程は［要確認］として残した。事業所への周知と登録の支援は広域連合・3町・事業者が担うものとして掲げた</w:t>
+              <w:t>介護サービス事業者経営情報データベースは活用の方針のみを記載し、数値は掲げていない。用いられる範囲を確認して用いる旨を［要確認］として残した</w:t>
             </w:r>
           </w:p>
         </w:tc>
@@ -29197,7 +29197,7 @@
                 <w:b w:val="0"/>
                 <w:sz w:val="16"/>
               </w:rPr>
-              <w:t>第1章第9節5・第5章 基本目標1・基本目標4</w:t>
+              <w:t>第1章第9節5・第5章 基本目標4</w:t>
             </w:r>
           </w:p>
         </w:tc>
@@ -29222,7 +29222,7 @@
                 <w:b w:val="0"/>
                 <w:sz w:val="16"/>
               </w:rPr>
-              <w:t>No.176</w:t>
+              <w:t>No.177</w:t>
             </w:r>
           </w:p>
         </w:tc>
@@ -29241,7 +29241,7 @@
                 <w:b w:val="0"/>
                 <w:sz w:val="16"/>
               </w:rPr>
-              <w:t>介護サービス事業者経営情報データベースの公表結果の活用の範囲</w:t>
+              <w:t>都道府県との協定に基づく連携への関与</w:t>
             </w:r>
           </w:p>
         </w:tc>
@@ -29260,99 +29260,13 @@
                 <w:b w:val="0"/>
                 <w:sz w:val="16"/>
               </w:rPr>
-              <w:t>介護サービス事業者経営情報データベースは活用の方針のみを記載し、数値は掲げていない。用いられる範囲を確認して用いる旨を［要確認］として残した</w:t>
+              <w:t>都道府県との協定に基づく連携は北海道及び事業者とともに活用を検討する旨のみを記載し、市町村の役割が示された時点で関与の仕方を定めることとした</w:t>
             </w:r>
           </w:p>
         </w:tc>
         <w:tc>
           <w:tcPr>
             <w:tcW w:type="dxa" w:w="1701"/>
-            <w:vAlign w:val="center"/>
-          </w:tcPr>
-          <w:p>
-            <w:pPr>
-              <w:spacing w:after="0"/>
-            </w:pPr>
-            <w:r>
-              <w:rPr>
-                <w:rFonts w:ascii="游ゴシック" w:hAnsi="游ゴシック" w:eastAsia="游ゴシック"/>
-                <w:b w:val="0"/>
-                <w:sz w:val="16"/>
-              </w:rPr>
-              <w:t>第1章第9節5・第5章 基本目標4</w:t>
-            </w:r>
-          </w:p>
-        </w:tc>
-      </w:tr>
-      <w:tr>
-        <w:trPr>
-          <w:cantSplit/>
-        </w:trPr>
-        <w:tc>
-          <w:tcPr>
-            <w:tcW w:type="dxa" w:w="794"/>
-            <w:shd w:val="clear" w:color="auto" w:fill="F2F5FA"/>
-            <w:vAlign w:val="center"/>
-          </w:tcPr>
-          <w:p>
-            <w:pPr>
-              <w:spacing w:after="0"/>
-              <w:jc w:val="center"/>
-            </w:pPr>
-            <w:r>
-              <w:rPr>
-                <w:rFonts w:ascii="游ゴシック" w:hAnsi="游ゴシック" w:eastAsia="游ゴシック"/>
-                <w:b w:val="0"/>
-                <w:sz w:val="16"/>
-              </w:rPr>
-              <w:t>No.177</w:t>
-            </w:r>
-          </w:p>
-        </w:tc>
-        <w:tc>
-          <w:tcPr>
-            <w:tcW w:type="dxa" w:w="2608"/>
-            <w:shd w:val="clear" w:color="auto" w:fill="F2F5FA"/>
-            <w:vAlign w:val="center"/>
-          </w:tcPr>
-          <w:p>
-            <w:pPr>
-              <w:spacing w:after="0"/>
-            </w:pPr>
-            <w:r>
-              <w:rPr>
-                <w:rFonts w:ascii="游ゴシック" w:hAnsi="游ゴシック" w:eastAsia="游ゴシック"/>
-                <w:b w:val="0"/>
-                <w:sz w:val="16"/>
-              </w:rPr>
-              <w:t>都道府県との協定に基づく連携への関与</w:t>
-            </w:r>
-          </w:p>
-        </w:tc>
-        <w:tc>
-          <w:tcPr>
-            <w:tcW w:type="dxa" w:w="4649"/>
-            <w:shd w:val="clear" w:color="auto" w:fill="F2F5FA"/>
-            <w:vAlign w:val="center"/>
-          </w:tcPr>
-          <w:p>
-            <w:pPr>
-              <w:spacing w:after="0"/>
-            </w:pPr>
-            <w:r>
-              <w:rPr>
-                <w:rFonts w:ascii="游ゴシック" w:hAnsi="游ゴシック" w:eastAsia="游ゴシック"/>
-                <w:b w:val="0"/>
-                <w:sz w:val="16"/>
-              </w:rPr>
-              <w:t>都道府県との協定に基づく連携は北海道及び事業者とともに活用を検討する旨のみを記載し、市町村の役割が示された時点で関与の仕方を定めることとした</w:t>
-            </w:r>
-          </w:p>
-        </w:tc>
-        <w:tc>
-          <w:tcPr>
-            <w:tcW w:type="dxa" w:w="1701"/>
-            <w:shd w:val="clear" w:color="auto" w:fill="F2F5FA"/>
             <w:vAlign w:val="center"/>
           </w:tcPr>
           <w:p>

--- a/output/第10期計画_3町合同意見交換会資料.docx
+++ b/output/第10期計画_3町合同意見交換会資料.docx
@@ -2331,7 +2331,7 @@
                 <w:b/>
                 <w:sz w:val="18"/>
               </w:rPr>
-              <w:t>186件</w:t>
+              <w:t>189件</w:t>
             </w:r>
           </w:p>
         </w:tc>
@@ -2399,7 +2399,7 @@
                 <w:b/>
                 <w:sz w:val="18"/>
               </w:rPr>
-              <w:t>172件</w:t>
+              <w:t>173件</w:t>
             </w:r>
           </w:p>
         </w:tc>
@@ -15019,7 +15019,7 @@
                 <w:b w:val="0"/>
                 <w:sz w:val="18"/>
               </w:rPr>
-              <w:t>構成3町の高齢者福祉計画が市町村老人福祉計画に当たることを計画素案に記載し、一体のものとして作成する方法は共通KPIと役割分担表による接続とする旨を［要協議］として残す。老人福祉事業の量の目標は3町の計画に委ね、本計画には掲げない</w:t>
+              <w:t>構成3町の高齢者福祉計画が市町村老人福祉計画に当たることを計画素案に記載し、一体のものとして作成する方法は共通KPIと役割分担表による接続とする旨を［要協議］として残す。老人福祉事業の量の目標は3町の計画に委ね、本計画には掲げない【令和8年10月15日】参照条文により、介護保険法第117条第7項が「老人福祉法第20条の8第1項に規定する市町村老人福祉計画と一体のものとして作成されなければならない」ことを定めていることを確かめた。条及び項は第20条の8第1項である。老人福祉法そのものの条文は参照条文に収録されていない（第18条及び第20条の6のみ）ため、同条の内容及び市町村老人福祉計画の記載事項はなお確認できていない</w:t>
             </w:r>
           </w:p>
         </w:tc>
@@ -15359,7 +15359,7 @@
                 <w:b w:val="0"/>
                 <w:sz w:val="18"/>
               </w:rPr>
-              <w:t>現行の地域支援事業費（令和6年度決算による据え置き）により算定し、本事業を実施しないものとして扱う。厚生労働省令が示された時点で該当の有無を確かめ、該当する場合は費用の支弁の構造を改めて算定し直す。【令和8年10月15日】新旧対照条文により社会福祉法第106条の12（新設）の内容を確かめた。小規模市町村が本事業を実施する場合、介護保険法第122条の2（第3項を除く。地域支援事業に係る国の交付金）並びに第123条第3項及び第4項（都道府県の負担）の規定の適用について、第122条の2第1項の「費用」から本事業として行う社会福祉法第106条の6第2項第3号イに掲げる事業に要する費用を除き、第123条第4項の「費用」から同条第2項第1号イ及び第3号ロに掲げる事業に要する費用を除くこととされている。重層的支援体制整備事業（社会福祉法第106条の4）と同じ構造である。除かれるのは国の交付金及び都道府県の負担の対象となる費用であり、当該費用は社会福祉法による交付金等により支弁されることとなる。除かれる事業の内容（第106条の6第2項第1号イ・第3号イ・第3号ロ）は確かめていない。小規模市町村の基準は厚生労働省令で定められるため、①（該当の有無）は引き続き確認を要する</w:t>
+              <w:t>現行の地域支援事業費（令和6年度決算による据え置き）により算定し、本事業を実施しないものとして扱う。厚生労働省令が示された時点で該当の有無を確かめ、該当する場合は費用の支弁の構造を改めて算定し直す。【令和8年10月15日】新旧対照条文により社会福祉法第106条の12（新設）の内容を確かめた。小規模市町村が本事業を実施する場合、介護保険法第122条の2（第3項を除く。地域支援事業に係る国の交付金）並びに第123条第3項及び第4項（都道府県の負担）の規定の適用について、第122条の2第1項の「費用」から本事業として行う社会福祉法第106条の6第2項第3号イに掲げる事業に要する費用を除き、第123条第4項の「費用」から同条第2項第1号イ及び第3号ロに掲げる事業に要する費用を除くこととされている。重層的支援体制整備事業（社会福祉法第106条の4）と同じ構造である。除かれるのは国の交付金及び都道府県の負担の対象となる費用であり、当該費用は社会福祉法による交付金等により支弁されることとなる。除かれる事業の内容（第106条の6第2項第1号イ・第3号イ・第3号ロ）は確かめていない。小規模市町村の基準は厚生労働省令で定められるため、①（該当の有無）は引き続き確認を要する【令和8年10月15日】参照条文には社会福祉法第106条の3（包括的な支援体制の整備）までが収録されており、第106条の6は改正法により新設される規定であるため現れない。本件は進んでいない</w:t>
             </w:r>
           </w:p>
         </w:tc>
@@ -15422,7 +15422,7 @@
           <w:b/>
           <w:sz w:val="22"/>
         </w:rPr>
-        <w:t>6　受託者が仮置きにより進めた事項（163件）</w:t>
+        <w:t>6　受託者が仮置きにより進めた事項（162件）</w:t>
       </w:r>
     </w:p>
     <w:p>
@@ -15464,7 +15464,7 @@
           <w:b w:val="0"/>
           <w:sz w:val="20"/>
         </w:rPr>
-        <w:t>このうち混合型特定施設入居者生活介護に係る必要利用定員総数（No.113）は、介護保険法第117条第3項が勘案事項として挙げるものです。本計画では定めないこととして記載しています。区域内の事業所の類型（混合型・介護専用型）は［要確認］であり、北海道の指定事業所一覧による確認をお願いしています。</w:t>
+        <w:t>なお、特定施設入居者生活介護に係る必要利用定員総数（No.113）は、令和8年10月15日に参照条文により、混合型及び介護専用型のいずれも介護保険法第118条により北海道介護保険事業支援計画において定めるものとされており、本計画の記載事項ではないことが分かりました。本計画は区域内の状況を掲げるにとどめ、必要利用定員総数は北海道との協議により定めます。区域内の事業所の類型（混合型・介護専用型）は、同法第8条第21項により入居の要件によって定まります［要確認］。</w:t>
       </w:r>
     </w:p>
     <w:p>
@@ -15697,7 +15697,7 @@
                 <w:b w:val="0"/>
                 <w:sz w:val="16"/>
               </w:rPr>
-              <w:t>No.113</w:t>
+              <w:t>No.131</w:t>
             </w:r>
           </w:p>
         </w:tc>
@@ -15717,7 +15717,7 @@
                 <w:b w:val="0"/>
                 <w:sz w:val="16"/>
               </w:rPr>
-              <w:t>混合型特定施設の必要利用定員総数を定めるか</w:t>
+              <w:t>第6章第2節の見込量の表に何を掲げるか</w:t>
             </w:r>
           </w:p>
         </w:tc>
@@ -15737,7 +15737,7 @@
                 <w:b w:val="0"/>
                 <w:sz w:val="16"/>
               </w:rPr>
-              <w:t>混合型特定施設入居者生活介護に係る必要利用定員総数は定めないこととした</w:t>
+              <w:t>利用回（日）数と、介護予防・日常生活支援総合事業及び一般介護予防事業の量の見込みを掲げた</w:t>
             </w:r>
           </w:p>
         </w:tc>
@@ -15757,7 +15757,7 @@
                 <w:b w:val="0"/>
                 <w:sz w:val="16"/>
               </w:rPr>
-              <w:t>第6章第4節4</w:t>
+              <w:t>第6章第2節・第3節2</w:t>
             </w:r>
           </w:p>
         </w:tc>
@@ -15782,7 +15782,7 @@
                 <w:b w:val="0"/>
                 <w:sz w:val="16"/>
               </w:rPr>
-              <w:t>No.131</w:t>
+              <w:t>No.112</w:t>
             </w:r>
           </w:p>
         </w:tc>
@@ -15801,7 +15801,7 @@
                 <w:b w:val="0"/>
                 <w:sz w:val="16"/>
               </w:rPr>
-              <w:t>第6章第2節の見込量の表に何を掲げるか</w:t>
+              <w:t>地域支援事業の量の見込みを算定してよいか</w:t>
             </w:r>
           </w:p>
         </w:tc>
@@ -15820,7 +15820,7 @@
                 <w:b w:val="0"/>
                 <w:sz w:val="16"/>
               </w:rPr>
-              <w:t>利用回（日）数と、介護予防・日常生活支援総合事業及び一般介護予防事業の量の見込みを掲げた</w:t>
+              <w:t>令和6年度の利用者実人数を基礎として量の見込みを掲げ、令和7年度の実施状況は単位が異なるため別に示した</w:t>
             </w:r>
           </w:p>
         </w:tc>
@@ -15839,7 +15839,7 @@
                 <w:b w:val="0"/>
                 <w:sz w:val="16"/>
               </w:rPr>
-              <w:t>第6章第2節・第3節2</w:t>
+              <w:t>第6章第3節2</w:t>
             </w:r>
           </w:p>
         </w:tc>
@@ -15865,7 +15865,7 @@
                 <w:b w:val="0"/>
                 <w:sz w:val="16"/>
               </w:rPr>
-              <w:t>No.112</w:t>
+              <w:t>No.106</w:t>
             </w:r>
           </w:p>
         </w:tc>
@@ -15885,7 +15885,7 @@
                 <w:b w:val="0"/>
                 <w:sz w:val="16"/>
               </w:rPr>
-              <w:t>地域支援事業の量の見込みを算定してよいか</w:t>
+              <w:t>見込量の伸びを一律からサービス別の趨勢を半分反映する置き方に改めるか</w:t>
             </w:r>
           </w:p>
         </w:tc>
@@ -15905,7 +15905,7 @@
                 <w:b w:val="0"/>
                 <w:sz w:val="16"/>
               </w:rPr>
-              <w:t>令和6年度の利用者実人数を基礎として量の見込みを掲げ、令和7年度の実施状況は単位が異なるため別に示した</w:t>
+              <w:t>サービス別の趨勢を反映する補正は行わず、補正した場合の月額への効きを併記した</w:t>
             </w:r>
           </w:p>
         </w:tc>
@@ -15925,7 +15925,7 @@
                 <w:b w:val="0"/>
                 <w:sz w:val="16"/>
               </w:rPr>
-              <w:t>第6章第3節2</w:t>
+              <w:t>第6章第6節2</w:t>
             </w:r>
           </w:p>
         </w:tc>
@@ -15950,7 +15950,7 @@
                 <w:b w:val="0"/>
                 <w:sz w:val="16"/>
               </w:rPr>
-              <w:t>No.106</w:t>
+              <w:t>No.105</w:t>
             </w:r>
           </w:p>
         </w:tc>
@@ -15969,7 +15969,7 @@
                 <w:b w:val="0"/>
                 <w:sz w:val="16"/>
               </w:rPr>
-              <w:t>見込量の伸びを一律からサービス別の趨勢を半分反映する置き方に改めるか</w:t>
+              <w:t>施策反映を行うか。行う場合の対象と歯止め</w:t>
             </w:r>
           </w:p>
         </w:tc>
@@ -15988,7 +15988,7 @@
                 <w:b w:val="0"/>
                 <w:sz w:val="16"/>
               </w:rPr>
-              <w:t>サービス別の趨勢を反映する補正は行わず、補正した場合の月額への効きを併記した</w:t>
+              <w:t>施策による見込量の増減を織り込まなかった（自然体）</w:t>
             </w:r>
           </w:p>
         </w:tc>
@@ -16007,7 +16007,7 @@
                 <w:b w:val="0"/>
                 <w:sz w:val="16"/>
               </w:rPr>
-              <w:t>第6章第6節2</w:t>
+              <w:t>第6章第2節</w:t>
             </w:r>
           </w:p>
         </w:tc>
@@ -16033,7 +16033,7 @@
                 <w:b w:val="0"/>
                 <w:sz w:val="16"/>
               </w:rPr>
-              <w:t>No.105</w:t>
+              <w:t>No.137</w:t>
             </w:r>
           </w:p>
         </w:tc>
@@ -16053,7 +16053,7 @@
                 <w:b w:val="0"/>
                 <w:sz w:val="16"/>
               </w:rPr>
-              <w:t>施策反映を行うか。行う場合の対象と歯止め</w:t>
+              <w:t>1人1月あたり給付費の実績値をどの年度にするか</w:t>
             </w:r>
           </w:p>
         </w:tc>
@@ -16073,7 +16073,7 @@
                 <w:b w:val="0"/>
                 <w:sz w:val="16"/>
               </w:rPr>
-              <w:t>施策による見込量の増減を織り込まなかった（自然体）</w:t>
+              <w:t>単価を令和7年度で固定し、実績の趨勢を織り込んだ場合の月額への効きを併記した</w:t>
             </w:r>
           </w:p>
         </w:tc>
@@ -16093,7 +16093,7 @@
                 <w:b w:val="0"/>
                 <w:sz w:val="16"/>
               </w:rPr>
-              <w:t>第6章第2節</w:t>
+              <w:t>第6章第6節2</w:t>
             </w:r>
           </w:p>
         </w:tc>
@@ -16118,7 +16118,7 @@
                 <w:b w:val="0"/>
                 <w:sz w:val="16"/>
               </w:rPr>
-              <w:t>No.137</w:t>
+              <w:t>No.110</w:t>
             </w:r>
           </w:p>
         </w:tc>
@@ -16137,7 +16137,7 @@
                 <w:b w:val="0"/>
                 <w:sz w:val="16"/>
               </w:rPr>
-              <w:t>1人1月あたり給付費の実績値をどの年度にするか</w:t>
+              <w:t>給付適正化の効果を見込量に織り込まないことでよいか</w:t>
             </w:r>
           </w:p>
         </w:tc>
@@ -16156,7 +16156,7 @@
                 <w:b w:val="0"/>
                 <w:sz w:val="16"/>
               </w:rPr>
-              <w:t>単価を令和7年度で固定し、実績の趨勢を織り込んだ場合の月額への効きを併記した</w:t>
+              <w:t>給付の適正化による抑制を織り込まず、対象サービスの割合と10％抑制した場合の効きを併記した</w:t>
             </w:r>
           </w:p>
         </w:tc>
@@ -16201,7 +16201,7 @@
                 <w:b w:val="0"/>
                 <w:sz w:val="16"/>
               </w:rPr>
-              <w:t>No.110</w:t>
+              <w:t>No.150</w:t>
             </w:r>
           </w:p>
         </w:tc>
@@ -16221,7 +16221,7 @@
                 <w:b w:val="0"/>
                 <w:sz w:val="16"/>
               </w:rPr>
-              <w:t>給付適正化の効果を見込量に織り込まないことでよいか</w:t>
+              <w:t>認知症総合支援事業の実績のご提供</w:t>
             </w:r>
           </w:p>
         </w:tc>
@@ -16241,7 +16241,7 @@
                 <w:b w:val="0"/>
                 <w:sz w:val="16"/>
               </w:rPr>
-              <w:t>給付の適正化による抑制を織り込まず、対象サービスの割合と10％抑制した場合の効きを併記した</w:t>
+              <w:t>量の見込みは掲げず、構成3町の認知症総合支援事業の実施状況を掲げた</w:t>
             </w:r>
           </w:p>
         </w:tc>
@@ -16261,7 +16261,7 @@
                 <w:b w:val="0"/>
                 <w:sz w:val="16"/>
               </w:rPr>
-              <w:t>第6章第6節2</w:t>
+              <w:t>第6章第3節2</w:t>
             </w:r>
           </w:p>
         </w:tc>
@@ -16286,7 +16286,7 @@
                 <w:b w:val="0"/>
                 <w:sz w:val="16"/>
               </w:rPr>
-              <w:t>No.150</w:t>
+              <w:t>No.98</w:t>
             </w:r>
           </w:p>
         </w:tc>
@@ -16305,7 +16305,7 @@
                 <w:b w:val="0"/>
                 <w:sz w:val="16"/>
               </w:rPr>
-              <w:t>認知症総合支援事業の実績のご提供</w:t>
+              <w:t>基盤整備の選択肢として省令上の類型を計画に掲げるか</w:t>
             </w:r>
           </w:p>
         </w:tc>
@@ -16324,7 +16324,7 @@
                 <w:b w:val="0"/>
                 <w:sz w:val="16"/>
               </w:rPr>
-              <w:t>量の見込みは掲げず、構成3町の認知症総合支援事業の実施状況を掲げた</w:t>
+              <w:t>省令上の類型は計画に掲げていない</w:t>
             </w:r>
           </w:p>
         </w:tc>
@@ -16343,7 +16343,7 @@
                 <w:b w:val="0"/>
                 <w:sz w:val="16"/>
               </w:rPr>
-              <w:t>第6章第3節2</w:t>
+              <w:t>―</w:t>
             </w:r>
           </w:p>
         </w:tc>
@@ -16369,7 +16369,7 @@
                 <w:b w:val="0"/>
                 <w:sz w:val="16"/>
               </w:rPr>
-              <w:t>No.98</w:t>
+              <w:t>No.100</w:t>
             </w:r>
           </w:p>
         </w:tc>
@@ -16389,7 +16389,7 @@
                 <w:b w:val="0"/>
                 <w:sz w:val="16"/>
               </w:rPr>
-              <w:t>基盤整備の選択肢として省令上の類型を計画に掲げるか</w:t>
+              <w:t>サービス見込量及び給付費の算定に用いる基準年度と出所</w:t>
             </w:r>
           </w:p>
         </w:tc>
@@ -16409,7 +16409,7 @@
                 <w:b w:val="0"/>
                 <w:sz w:val="16"/>
               </w:rPr>
-              <w:t>省令上の類型は計画に掲げていない</w:t>
+              <w:t>令和7年度を基準年度とし、総括表の単価により要介護度別の伸びで算定した</w:t>
             </w:r>
           </w:p>
         </w:tc>
@@ -16429,7 +16429,7 @@
                 <w:b w:val="0"/>
                 <w:sz w:val="16"/>
               </w:rPr>
-              <w:t>―</w:t>
+              <w:t>第6章第2節・第3節</w:t>
             </w:r>
           </w:p>
         </w:tc>
@@ -16454,7 +16454,7 @@
                 <w:b w:val="0"/>
                 <w:sz w:val="16"/>
               </w:rPr>
-              <w:t>No.100</w:t>
+              <w:t>No.101</w:t>
             </w:r>
           </w:p>
         </w:tc>
@@ -16473,7 +16473,7 @@
                 <w:b w:val="0"/>
                 <w:sz w:val="16"/>
               </w:rPr>
-              <w:t>サービス見込量及び給付費の算定に用いる基準年度と出所</w:t>
+              <w:t>計画素案 第6章第2節2の見込量の表の数値の差し替え</w:t>
             </w:r>
           </w:p>
         </w:tc>
@@ -16492,7 +16492,7 @@
                 <w:b w:val="0"/>
                 <w:sz w:val="16"/>
               </w:rPr>
-              <w:t>令和7年度を基準年度とし、総括表の単価により要介護度別の伸びで算定した</w:t>
+              <w:t>第6章第2節の表は当方の算定による値とし、見える化システムの自然体推計による値は第6節2に対比として掲げた</w:t>
             </w:r>
           </w:p>
         </w:tc>
@@ -16511,7 +16511,7 @@
                 <w:b w:val="0"/>
                 <w:sz w:val="16"/>
               </w:rPr>
-              <w:t>第6章第2節・第3節</w:t>
+              <w:t>第6章第2節・第6節2</w:t>
             </w:r>
           </w:p>
         </w:tc>
@@ -16537,7 +16537,7 @@
                 <w:b w:val="0"/>
                 <w:sz w:val="16"/>
               </w:rPr>
-              <w:t>No.101</w:t>
+              <w:t>No.103</w:t>
             </w:r>
           </w:p>
         </w:tc>
@@ -16557,7 +16557,7 @@
                 <w:b w:val="0"/>
                 <w:sz w:val="16"/>
               </w:rPr>
-              <w:t>計画素案 第6章第2節2の見込量の表の数値の差し替え</w:t>
+              <w:t>令和8年度を基準年度に用いず、季節を理由とする補正も行わないこと</w:t>
             </w:r>
           </w:p>
         </w:tc>
@@ -16577,7 +16577,7 @@
                 <w:b w:val="0"/>
                 <w:sz w:val="16"/>
               </w:rPr>
-              <w:t>第6章第2節の表は当方の算定による値とし、見える化システムの自然体推計による値は第6節2に対比として掲げた</w:t>
+              <w:t>令和8年度（4か月）を基準年度に用いず、季節による補正も行わない旨を注に明示した</w:t>
             </w:r>
           </w:p>
         </w:tc>
@@ -16597,7 +16597,7 @@
                 <w:b w:val="0"/>
                 <w:sz w:val="16"/>
               </w:rPr>
-              <w:t>第6章第2節・第6節2</w:t>
+              <w:t>第6章第2節</w:t>
             </w:r>
           </w:p>
         </w:tc>
@@ -16622,7 +16622,7 @@
                 <w:b w:val="0"/>
                 <w:sz w:val="16"/>
               </w:rPr>
-              <w:t>No.103</w:t>
+              <w:t>No.107</w:t>
             </w:r>
           </w:p>
         </w:tc>
@@ -16641,7 +16641,7 @@
                 <w:b w:val="0"/>
                 <w:sz w:val="16"/>
               </w:rPr>
-              <w:t>令和8年度を基準年度に用いず、季節を理由とする補正も行わないこと</w:t>
+              <w:t>施設・居住系の実績の減少を将来へ延長するか</w:t>
             </w:r>
           </w:p>
         </w:tc>
@@ -16660,7 +16660,7 @@
                 <w:b w:val="0"/>
                 <w:sz w:val="16"/>
               </w:rPr>
-              <w:t>令和8年度（4か月）を基準年度に用いず、季節による補正も行わない旨を注に明示した</w:t>
+              <w:t>施設及び居住系サービスの定員の縮小の趨勢を将来へ延長しない旨を注に明示した</w:t>
             </w:r>
           </w:p>
         </w:tc>
@@ -16705,7 +16705,7 @@
                 <w:b w:val="0"/>
                 <w:sz w:val="16"/>
               </w:rPr>
-              <w:t>No.107</w:t>
+              <w:t>No.141</w:t>
             </w:r>
           </w:p>
         </w:tc>
@@ -16725,7 +16725,7 @@
                 <w:b w:val="0"/>
                 <w:sz w:val="16"/>
               </w:rPr>
-              <w:t>施設・居住系の実績の減少を将来へ延長するか</w:t>
+              <w:t>区域を越えた施設利用の扱い</w:t>
             </w:r>
           </w:p>
         </w:tc>
@@ -16745,7 +16745,7 @@
                 <w:b w:val="0"/>
                 <w:sz w:val="16"/>
               </w:rPr>
-              <w:t>施設及び居住系サービスの定員の縮小の趨勢を将来へ延長しない旨を注に明示した</w:t>
+              <w:t>必要利用定員総数は現に指定を受けている定員を基礎とするもので、第2節の見込量（当連合の被保険者の受給者数）とは数える対象が異なる旨を注に明示した</w:t>
             </w:r>
           </w:p>
         </w:tc>
@@ -16765,7 +16765,7 @@
                 <w:b w:val="0"/>
                 <w:sz w:val="16"/>
               </w:rPr>
-              <w:t>第6章第2節</w:t>
+              <w:t>第6章第4節4</w:t>
             </w:r>
           </w:p>
         </w:tc>
@@ -16790,7 +16790,7 @@
                 <w:b w:val="0"/>
                 <w:sz w:val="16"/>
               </w:rPr>
-              <w:t>No.141</w:t>
+              <w:t>No.146</w:t>
             </w:r>
           </w:p>
         </w:tc>
@@ -16809,7 +16809,7 @@
                 <w:b w:val="0"/>
                 <w:sz w:val="16"/>
               </w:rPr>
-              <w:t>区域を越えた施設利用の扱い</w:t>
+              <w:t>見込量の伸びを要介護度別に改めてよいか</w:t>
             </w:r>
           </w:p>
         </w:tc>
@@ -16828,7 +16828,7 @@
                 <w:b w:val="0"/>
                 <w:sz w:val="16"/>
               </w:rPr>
-              <w:t>必要利用定員総数は現に指定を受けている定員を基礎とするもので、第2節の見込量（当連合の被保険者の受給者数）とは数える対象が異なる旨を注に明示した</w:t>
+              <w:t>要介護度別の伸びによる算定を採り、一律の伸びによる値との差を併記した</w:t>
             </w:r>
           </w:p>
         </w:tc>
@@ -16847,7 +16847,7 @@
                 <w:b w:val="0"/>
                 <w:sz w:val="16"/>
               </w:rPr>
-              <w:t>第6章第4節4</w:t>
+              <w:t>第6章第6節2</w:t>
             </w:r>
           </w:p>
         </w:tc>
@@ -16873,7 +16873,7 @@
                 <w:b w:val="0"/>
                 <w:sz w:val="16"/>
               </w:rPr>
-              <w:t>No.146</w:t>
+              <w:t>No.151</w:t>
             </w:r>
           </w:p>
         </w:tc>
@@ -16893,7 +16893,7 @@
                 <w:b w:val="0"/>
                 <w:sz w:val="16"/>
               </w:rPr>
-              <w:t>見込量の伸びを要介護度別に改めてよいか</w:t>
+              <w:t>認知症対応型共同生活介護を対計画比の補正の対象から外してよいか</w:t>
             </w:r>
           </w:p>
         </w:tc>
@@ -16913,7 +16913,7 @@
                 <w:b w:val="0"/>
                 <w:sz w:val="16"/>
               </w:rPr>
-              <w:t>要介護度別の伸びによる算定を採り、一律の伸びによる値との差を併記した</w:t>
+              <w:t>認知症対応型共同生活介護及び介護老人福祉施設は、実績の減少が定員の縮小によるものであるため、補正を行う場合でも対象から外す扱いとする旨を明示した</w:t>
             </w:r>
           </w:p>
         </w:tc>
@@ -16958,7 +16958,7 @@
                 <w:b w:val="0"/>
                 <w:sz w:val="16"/>
               </w:rPr>
-              <w:t>No.151</w:t>
+              <w:t>No.93</w:t>
             </w:r>
           </w:p>
         </w:tc>
@@ -16977,7 +16977,7 @@
                 <w:b w:val="0"/>
                 <w:sz w:val="16"/>
               </w:rPr>
-              <w:t>認知症対応型共同生活介護を対計画比の補正の対象から外してよいか</w:t>
+              <w:t>財政調整交付金の算定における給付適正化主要3事業の取組状況の勘案</w:t>
             </w:r>
           </w:p>
         </w:tc>
@@ -16996,7 +16996,7 @@
                 <w:b w:val="0"/>
                 <w:sz w:val="16"/>
               </w:rPr>
-              <w:t>認知症対応型共同生活介護及び介護老人福祉施設は、実績の減少が定員の縮小によるものであるため、補正を行う場合でも対象から外す扱いとする旨を明示した</w:t>
+              <w:t>主要3事業の取組状況が調整交付金の算定に勘案されることと、本計画がその減額を織り込んでいないことを明示した</w:t>
             </w:r>
           </w:p>
         </w:tc>
@@ -17015,7 +17015,7 @@
                 <w:b w:val="0"/>
                 <w:sz w:val="16"/>
               </w:rPr>
-              <w:t>第6章第6節2</w:t>
+              <w:t>第5章 基本目標5・第6章第6節4</w:t>
             </w:r>
           </w:p>
         </w:tc>
@@ -17041,7 +17041,7 @@
                 <w:b w:val="0"/>
                 <w:sz w:val="16"/>
               </w:rPr>
-              <w:t>No.93</w:t>
+              <w:t>No.82</w:t>
             </w:r>
           </w:p>
         </w:tc>
@@ -17061,7 +17061,7 @@
                 <w:b w:val="0"/>
                 <w:sz w:val="16"/>
               </w:rPr>
-              <w:t>財政調整交付金の算定における給付適正化主要3事業の取組状況の勘案</w:t>
+              <w:t>構成町の一般会計繰入金の町別按分の方法</w:t>
             </w:r>
           </w:p>
         </w:tc>
@@ -17081,7 +17081,7 @@
                 <w:b w:val="0"/>
                 <w:sz w:val="16"/>
               </w:rPr>
-              <w:t>主要3事業の取組状況が調整交付金の算定に勘案されることと、本計画がその減額を織り込んでいないことを明示した</w:t>
+              <w:t>町別への按分は規約によるため算定できないものとして、構成町の一般会計繰入金は3町計の概算のみを示した</w:t>
             </w:r>
           </w:p>
         </w:tc>
@@ -17101,7 +17101,7 @@
                 <w:b w:val="0"/>
                 <w:sz w:val="16"/>
               </w:rPr>
-              <w:t>第5章 基本目標5・第6章第6節4</w:t>
+              <w:t>―</w:t>
             </w:r>
           </w:p>
         </w:tc>
@@ -17126,7 +17126,7 @@
                 <w:b w:val="0"/>
                 <w:sz w:val="16"/>
               </w:rPr>
-              <w:t>No.82</w:t>
+              <w:t>No.123</w:t>
             </w:r>
           </w:p>
         </w:tc>
@@ -17145,7 +17145,7 @@
                 <w:b w:val="0"/>
                 <w:sz w:val="16"/>
               </w:rPr>
-              <w:t>構成町の一般会計繰入金の町別按分の方法</w:t>
+              <w:t>見える化システムの施設・居住系の画面から先へ進めない件</w:t>
             </w:r>
           </w:p>
         </w:tc>
@@ -17164,7 +17164,7 @@
                 <w:b w:val="0"/>
                 <w:sz w:val="16"/>
               </w:rPr>
-              <w:t>町別への按分は規約によるため算定できないものとして、構成町の一般会計繰入金は3町計の概算のみを示した</w:t>
+              <w:t>見える化システムの推計値は現行の自然体推計のまま、給付費の置き方の対比（③）として掲げた</w:t>
             </w:r>
           </w:p>
         </w:tc>
@@ -17183,7 +17183,7 @@
                 <w:b w:val="0"/>
                 <w:sz w:val="16"/>
               </w:rPr>
-              <w:t>―</w:t>
+              <w:t>第6章第6節2</w:t>
             </w:r>
           </w:p>
         </w:tc>
@@ -17209,7 +17209,7 @@
                 <w:b w:val="0"/>
                 <w:sz w:val="16"/>
               </w:rPr>
-              <w:t>No.123</w:t>
+              <w:t>No.126</w:t>
             </w:r>
           </w:p>
         </w:tc>
@@ -17229,7 +17229,7 @@
                 <w:b w:val="0"/>
                 <w:sz w:val="16"/>
               </w:rPr>
-              <w:t>見える化システムの施設・居住系の画面から先へ進めない件</w:t>
+              <w:t>見える化システムの推計方式は基本推計でよいか</w:t>
             </w:r>
           </w:p>
         </w:tc>
@@ -17249,7 +17249,7 @@
                 <w:b w:val="0"/>
                 <w:sz w:val="16"/>
               </w:rPr>
-              <w:t>見える化システムの推計値は現行の自然体推計のまま、給付費の置き方の対比（③）として掲げた</w:t>
+              <w:t>年齢階級別の人口に階級別・要介護度別の認定率を乗じる方法（見える化システムの基本推計に近いもの）により算定した</w:t>
             </w:r>
           </w:p>
         </w:tc>
@@ -17269,7 +17269,7 @@
                 <w:b w:val="0"/>
                 <w:sz w:val="16"/>
               </w:rPr>
-              <w:t>第6章第6節2</w:t>
+              <w:t>第6章第1節・第2節</w:t>
             </w:r>
           </w:p>
         </w:tc>
@@ -17294,7 +17294,7 @@
                 <w:b w:val="0"/>
                 <w:sz w:val="16"/>
               </w:rPr>
-              <w:t>No.126</w:t>
+              <w:t>No.130</w:t>
             </w:r>
           </w:p>
         </w:tc>
@@ -17313,7 +17313,7 @@
                 <w:b w:val="0"/>
                 <w:sz w:val="16"/>
               </w:rPr>
-              <w:t>見える化システムの推計方式は基本推計でよいか</w:t>
+              <w:t>認知症基本法第13条の市町村認知症施策推進計画をどう扱うか</w:t>
             </w:r>
           </w:p>
         </w:tc>
@@ -17332,7 +17332,7 @@
                 <w:b w:val="0"/>
                 <w:sz w:val="16"/>
               </w:rPr>
-              <w:t>年齢階級別の人口に階級別・要介護度別の認定率を乗じる方法（見える化システムの基本推計に近いもの）により算定した</w:t>
+              <w:t>認知症基本法第13条の市町村認知症施策推進計画は構成3町がそれぞれ策定するものとして反映した</w:t>
             </w:r>
           </w:p>
         </w:tc>
@@ -17351,7 +17351,7 @@
                 <w:b w:val="0"/>
                 <w:sz w:val="16"/>
               </w:rPr>
-              <w:t>第6章第1節・第2節</w:t>
+              <w:t>第1章第2節・第8節・第5章 基本目標2・資料2</w:t>
             </w:r>
           </w:p>
         </w:tc>
@@ -17377,7 +17377,7 @@
                 <w:b w:val="0"/>
                 <w:sz w:val="16"/>
               </w:rPr>
-              <w:t>No.130</w:t>
+              <w:t>No.104</w:t>
             </w:r>
           </w:p>
         </w:tc>
@@ -17397,7 +17397,7 @@
                 <w:b w:val="0"/>
                 <w:sz w:val="16"/>
               </w:rPr>
-              <w:t>認知症基本法第13条の市町村認知症施策推進計画をどう扱うか</w:t>
+              <w:t>第10期の単価を令和7年度で固定するか、令和8年度の水準を反映するか</w:t>
             </w:r>
           </w:p>
         </w:tc>
@@ -17417,7 +17417,7 @@
                 <w:b w:val="0"/>
                 <w:sz w:val="16"/>
               </w:rPr>
-              <w:t>認知症基本法第13条の市町村認知症施策推進計画は構成3町がそれぞれ策定するものとして反映した</w:t>
+              <w:t>単価を令和7年度で固定し、令和8年度の水準（残差）に置いた場合の月額への効きを据え置きの一覧に示した</w:t>
             </w:r>
           </w:p>
         </w:tc>
@@ -17437,7 +17437,7 @@
                 <w:b w:val="0"/>
                 <w:sz w:val="16"/>
               </w:rPr>
-              <w:t>第1章第2節・第8節・第5章 基本目標2・資料2</w:t>
+              <w:t>―</w:t>
             </w:r>
           </w:p>
         </w:tc>
@@ -17462,7 +17462,7 @@
                 <w:b w:val="0"/>
                 <w:sz w:val="16"/>
               </w:rPr>
-              <w:t>No.104</w:t>
+              <w:t>No.109</w:t>
             </w:r>
           </w:p>
         </w:tc>
@@ -17481,7 +17481,7 @@
                 <w:b w:val="0"/>
                 <w:sz w:val="16"/>
               </w:rPr>
-              <w:t>第10期の単価を令和7年度で固定するか、令和8年度の水準を反映するか</w:t>
+              <w:t>第10期の単価を令和7年度で固定するか、実績の趨勢を置くか</w:t>
             </w:r>
           </w:p>
         </w:tc>
@@ -17500,7 +17500,7 @@
                 <w:b w:val="0"/>
                 <w:sz w:val="16"/>
               </w:rPr>
-              <w:t>単価を令和7年度で固定し、令和8年度の水準（残差）に置いた場合の月額への効きを据え置きの一覧に示した</w:t>
+              <w:t>単価を令和7年度で固定し、実績の趨勢を置いた場合の月額への効きを併記した</w:t>
             </w:r>
           </w:p>
         </w:tc>
@@ -17519,7 +17519,7 @@
                 <w:b w:val="0"/>
                 <w:sz w:val="16"/>
               </w:rPr>
-              <w:t>―</w:t>
+              <w:t>第6章第6節2</w:t>
             </w:r>
           </w:p>
         </w:tc>
@@ -17545,7 +17545,7 @@
                 <w:b w:val="0"/>
                 <w:sz w:val="16"/>
               </w:rPr>
-              <w:t>No.109</w:t>
+              <w:t>No.114</w:t>
             </w:r>
           </w:p>
         </w:tc>
@@ -17565,7 +17565,7 @@
                 <w:b w:val="0"/>
                 <w:sz w:val="16"/>
               </w:rPr>
-              <w:t>第10期の単価を令和7年度で固定するか、実績の趨勢を置くか</w:t>
+              <w:t>令和22年度までの中長期推計をどこまで算定するか</w:t>
             </w:r>
           </w:p>
         </w:tc>
@@ -17585,7 +17585,7 @@
                 <w:b w:val="0"/>
                 <w:sz w:val="16"/>
               </w:rPr>
-              <w:t>単価を令和7年度で固定し、実績の趨勢を置いた場合の月額への効きを併記した</w:t>
+              <w:t>計画本文に掲げる中長期推計は令和17年度・令和22年度とし、見込量・給付費・保険料のいずれも単価を令和7年度で固定して算定した</w:t>
             </w:r>
           </w:p>
         </w:tc>
@@ -17605,7 +17605,7 @@
                 <w:b w:val="0"/>
                 <w:sz w:val="16"/>
               </w:rPr>
-              <w:t>第6章第6節2</w:t>
+              <w:t>第6章第1節・第3節</w:t>
             </w:r>
           </w:p>
         </w:tc>
@@ -17630,7 +17630,7 @@
                 <w:b w:val="0"/>
                 <w:sz w:val="16"/>
               </w:rPr>
-              <w:t>No.114</w:t>
+              <w:t>No.132</w:t>
             </w:r>
           </w:p>
         </w:tc>
@@ -17649,7 +17649,7 @@
                 <w:b w:val="0"/>
                 <w:sz w:val="16"/>
               </w:rPr>
-              <w:t>令和22年度までの中長期推計をどこまで算定するか</w:t>
+              <w:t>在宅サービスの実績見込み値の編集画面の現在値のご提供</w:t>
             </w:r>
           </w:p>
         </w:tc>
@@ -17668,7 +17668,7 @@
                 <w:b w:val="0"/>
                 <w:sz w:val="16"/>
               </w:rPr>
-              <w:t>計画本文に掲げる中長期推計は令和17年度・令和22年度とし、見込量・給付費・保険料のいずれも単価を令和7年度で固定して算定した</w:t>
+              <w:t>在宅サービスの実績見込み値は当方の入力案のまま置いた</w:t>
             </w:r>
           </w:p>
         </w:tc>
@@ -17687,7 +17687,7 @@
                 <w:b w:val="0"/>
                 <w:sz w:val="16"/>
               </w:rPr>
-              <w:t>第6章第1節・第3節</w:t>
+              <w:t>―</w:t>
             </w:r>
           </w:p>
         </w:tc>
@@ -17713,7 +17713,7 @@
                 <w:b w:val="0"/>
                 <w:sz w:val="16"/>
               </w:rPr>
-              <w:t>No.132</w:t>
+              <w:t>No.142</w:t>
             </w:r>
           </w:p>
         </w:tc>
@@ -17733,7 +17733,7 @@
                 <w:b w:val="0"/>
                 <w:sz w:val="16"/>
               </w:rPr>
-              <w:t>在宅サービスの実績見込み値の編集画面の現在値のご提供</w:t>
+              <w:t>第1次概算を既定値のまま出してよいか</w:t>
             </w:r>
           </w:p>
         </w:tc>
@@ -17753,7 +17753,7 @@
                 <w:b w:val="0"/>
                 <w:sz w:val="16"/>
               </w:rPr>
-              <w:t>在宅サービスの実績見込み値は当方の入力案のまま置いた</w:t>
+              <w:t>ご決定をお待ちしている事項は既定値によって算定していることを算定の冒頭に明示した</w:t>
             </w:r>
           </w:p>
         </w:tc>
@@ -17798,7 +17798,7 @@
                 <w:b w:val="0"/>
                 <w:sz w:val="16"/>
               </w:rPr>
-              <w:t>No.142</w:t>
+              <w:t>No.145</w:t>
             </w:r>
           </w:p>
         </w:tc>
@@ -17817,7 +17817,7 @@
                 <w:b w:val="0"/>
                 <w:sz w:val="16"/>
               </w:rPr>
-              <w:t>第1次概算を既定値のまま出してよいか</w:t>
+              <w:t>計画作成支援ツールと年報のどちらを町別の値に用いるか</w:t>
             </w:r>
           </w:p>
         </w:tc>
@@ -17836,7 +17836,7 @@
                 <w:b w:val="0"/>
                 <w:sz w:val="16"/>
               </w:rPr>
-              <w:t>ご決定をお待ちしている事項は既定値によって算定していることを算定の冒頭に明示した</w:t>
+              <w:t>サービス見込量・給付費・保険料は年報（保険者単位）により算定し、町別データシートは計画作成支援ツールの値のまま示したうえで、3町を足しても年報の値にならない旨を注記した</w:t>
             </w:r>
           </w:p>
         </w:tc>
@@ -17881,7 +17881,7 @@
                 <w:b w:val="0"/>
                 <w:sz w:val="16"/>
               </w:rPr>
-              <w:t>No.145</w:t>
+              <w:t>No.147</w:t>
             </w:r>
           </w:p>
         </w:tc>
@@ -17901,7 +17901,7 @@
                 <w:b w:val="0"/>
                 <w:sz w:val="16"/>
               </w:rPr>
-              <w:t>計画作成支援ツールと年報のどちらを町別の値に用いるか</w:t>
+              <w:t>見える化システムの伸びの選択肢をどれとするか</w:t>
             </w:r>
           </w:p>
         </w:tc>
@@ -17921,7 +17921,7 @@
                 <w:b w:val="0"/>
                 <w:sz w:val="16"/>
               </w:rPr>
-              <w:t>サービス見込量・給付費・保険料は年報（保険者単位）により算定し、町別データシートは計画作成支援ツールの値のまま示したうえで、3町を足しても年報の値にならない旨を注記した</w:t>
+              <w:t>見える化システムの伸びは令和8年度を含まない（令和6年度→令和7年度）を採ったものとして入力値を示した</w:t>
             </w:r>
           </w:p>
         </w:tc>
@@ -17966,7 +17966,7 @@
                 <w:b w:val="0"/>
                 <w:sz w:val="16"/>
               </w:rPr>
-              <w:t>No.147</w:t>
+              <w:t>No.84</w:t>
             </w:r>
           </w:p>
         </w:tc>
@@ -17985,7 +17985,7 @@
                 <w:b w:val="0"/>
                 <w:sz w:val="16"/>
               </w:rPr>
-              <w:t>見える化システムの伸びの選択肢をどれとするか</w:t>
+              <w:t>東川町の施設整備・サービス提供方針</w:t>
             </w:r>
           </w:p>
         </w:tc>
@@ -18004,7 +18004,7 @@
                 <w:b w:val="0"/>
                 <w:sz w:val="16"/>
               </w:rPr>
-              <w:t>見える化システムの伸びは令和8年度を含まない（令和6年度→令和7年度）を採ったものとして入力値を示した</w:t>
+              <w:t>現定員の据え置き案を掲げ、本文は［要協議］のまま残した</w:t>
             </w:r>
           </w:p>
         </w:tc>
@@ -18023,7 +18023,7 @@
                 <w:b w:val="0"/>
                 <w:sz w:val="16"/>
               </w:rPr>
-              <w:t>―</w:t>
+              <w:t>第6章第4節4</w:t>
             </w:r>
           </w:p>
         </w:tc>
@@ -18049,7 +18049,7 @@
                 <w:b w:val="0"/>
                 <w:sz w:val="16"/>
               </w:rPr>
-              <w:t>No.84</w:t>
+              <w:t>No.116</w:t>
             </w:r>
           </w:p>
         </w:tc>
@@ -18069,7 +18069,7 @@
                 <w:b w:val="0"/>
                 <w:sz w:val="16"/>
               </w:rPr>
-              <w:t>東川町の施設整備・サービス提供方針</w:t>
+              <w:t>介護人材の確保状況を供給の制約として見込量に反映するか</w:t>
             </w:r>
           </w:p>
         </w:tc>
@@ -18089,7 +18089,7 @@
                 <w:b w:val="0"/>
                 <w:sz w:val="16"/>
               </w:rPr>
-              <w:t>現定員の据え置き案を掲げ、本文は［要協議］のまま残した</w:t>
+              <w:t>供給の制約（人材）を見込量に反映せず、需要のみで算定した旨を注に明示した</w:t>
             </w:r>
           </w:p>
         </w:tc>
@@ -18109,7 +18109,7 @@
                 <w:b w:val="0"/>
                 <w:sz w:val="16"/>
               </w:rPr>
-              <w:t>第6章第4節4</w:t>
+              <w:t>第6章第2節</w:t>
             </w:r>
           </w:p>
         </w:tc>
@@ -18134,7 +18134,7 @@
                 <w:b w:val="0"/>
                 <w:sz w:val="16"/>
               </w:rPr>
-              <w:t>No.116</w:t>
+              <w:t>No.152</w:t>
             </w:r>
           </w:p>
         </w:tc>
@@ -18153,7 +18153,7 @@
                 <w:b w:val="0"/>
                 <w:sz w:val="16"/>
               </w:rPr>
-              <w:t>介護人材の確保状況を供給の制約として見込量に反映するか</w:t>
+              <w:t>町別の人口の将来推計を計画本文に掲げるか</w:t>
             </w:r>
           </w:p>
         </w:tc>
@@ -18172,7 +18172,7 @@
                 <w:b w:val="0"/>
                 <w:sz w:val="16"/>
               </w:rPr>
-              <w:t>供給の制約（人材）を見込量に反映せず、需要のみで算定した旨を注に明示した</w:t>
+              <w:t>町別の人口の将来推計は計画本文に掲げていない</w:t>
             </w:r>
           </w:p>
         </w:tc>
@@ -18191,7 +18191,7 @@
                 <w:b w:val="0"/>
                 <w:sz w:val="16"/>
               </w:rPr>
-              <w:t>第6章第2節</w:t>
+              <w:t>―</w:t>
             </w:r>
           </w:p>
         </w:tc>
@@ -18217,7 +18217,7 @@
                 <w:b w:val="0"/>
                 <w:sz w:val="16"/>
               </w:rPr>
-              <w:t>No.152</w:t>
+              <w:t>No.153</w:t>
             </w:r>
           </w:p>
         </w:tc>
@@ -18237,7 +18237,7 @@
                 <w:b w:val="0"/>
                 <w:sz w:val="16"/>
               </w:rPr>
-              <w:t>町別の人口の将来推計を計画本文に掲げるか</w:t>
+              <w:t>人口の将来推計の方法を案Cからコーホート変化率法に改めるか</w:t>
             </w:r>
           </w:p>
         </w:tc>
@@ -18257,7 +18257,7 @@
                 <w:b w:val="0"/>
                 <w:sz w:val="16"/>
               </w:rPr>
-              <w:t>町別の人口の将来推計は計画本文に掲げていない</w:t>
+              <w:t>人口の将来推計は案C（地方創生総合戦略と住民基本台帳の実績趨勢）によった</w:t>
             </w:r>
           </w:p>
         </w:tc>
@@ -18277,7 +18277,7 @@
                 <w:b w:val="0"/>
                 <w:sz w:val="16"/>
               </w:rPr>
-              <w:t>―</w:t>
+              <w:t>第2章第1節・第6章第1節</w:t>
             </w:r>
           </w:p>
         </w:tc>
@@ -18302,7 +18302,7 @@
                 <w:b w:val="0"/>
                 <w:sz w:val="16"/>
               </w:rPr>
-              <w:t>No.153</w:t>
+              <w:t>No.7</w:t>
             </w:r>
           </w:p>
         </w:tc>
@@ -18321,7 +18321,7 @@
                 <w:b w:val="0"/>
                 <w:sz w:val="16"/>
               </w:rPr>
-              <w:t>人口の将来推計の方法を案Cからコーホート変化率法に改めるか</w:t>
+              <w:t>第9期の自己評価と北海道への報告の実績</w:t>
             </w:r>
           </w:p>
         </w:tc>
@@ -18340,7 +18340,7 @@
                 <w:b w:val="0"/>
                 <w:sz w:val="16"/>
               </w:rPr>
-              <w:t>人口の将来推計は案C（地方創生総合戦略と住民基本台帳の実績趨勢）によった</w:t>
+              <w:t>第9期の自己評価及び北海道への報告の実績は確認できないものとして、毎年度の自己評価の結果を策定委員会へ報告し北海道への報告にも用いることを置いた</w:t>
             </w:r>
           </w:p>
         </w:tc>
@@ -18359,7 +18359,7 @@
                 <w:b w:val="0"/>
                 <w:sz w:val="16"/>
               </w:rPr>
-              <w:t>第2章第1節・第6章第1節</w:t>
+              <w:t>第1章第6節</w:t>
             </w:r>
           </w:p>
         </w:tc>
@@ -18385,7 +18385,7 @@
                 <w:b w:val="0"/>
                 <w:sz w:val="16"/>
               </w:rPr>
-              <w:t>No.7</w:t>
+              <w:t>No.86</w:t>
             </w:r>
           </w:p>
         </w:tc>
@@ -18405,7 +18405,7 @@
                 <w:b w:val="0"/>
                 <w:sz w:val="16"/>
               </w:rPr>
-              <w:t>第9期の自己評価と北海道への報告の実績</w:t>
+              <w:t>保険者機能強化推進交付金等の交付見込額の保険料収納必要額からの控除</w:t>
             </w:r>
           </w:p>
         </w:tc>
@@ -18425,7 +18425,7 @@
                 <w:b w:val="0"/>
                 <w:sz w:val="16"/>
               </w:rPr>
-              <w:t>第9期の自己評価及び北海道への報告の実績は確認できないものとして、毎年度の自己評価の結果を策定委員会へ報告し北海道への報告にも用いることを置いた</w:t>
+              <w:t>地域支援事業費（B）から交付金を財源とする2事業を除く方法により、保険料収納必要額からの控除は行わない旨（二重控除を避ける）を明示した</w:t>
             </w:r>
           </w:p>
         </w:tc>
@@ -18445,7 +18445,7 @@
                 <w:b w:val="0"/>
                 <w:sz w:val="16"/>
               </w:rPr>
-              <w:t>第1章第6節</w:t>
+              <w:t>第6章第6節2</w:t>
             </w:r>
           </w:p>
         </w:tc>
@@ -18470,7 +18470,7 @@
                 <w:b w:val="0"/>
                 <w:sz w:val="16"/>
               </w:rPr>
-              <w:t>No.86</w:t>
+              <w:t>No.94</w:t>
             </w:r>
           </w:p>
         </w:tc>
@@ -18489,7 +18489,7 @@
                 <w:b w:val="0"/>
                 <w:sz w:val="16"/>
               </w:rPr>
-              <w:t>保険者機能強化推進交付金等の交付見込額の保険料収納必要額からの控除</w:t>
+              <w:t>給付適正化計画の位置づけ（案Bの採用）と毎年度の目標の記載場所</w:t>
             </w:r>
           </w:p>
         </w:tc>
@@ -18508,7 +18508,7 @@
                 <w:b w:val="0"/>
                 <w:sz w:val="16"/>
               </w:rPr>
-              <w:t>地域支援事業費（B）から交付金を財源とする2事業を除く方法により、保険料収納必要額からの控除は行わない旨（二重控除を避ける）を明示した</w:t>
+              <w:t>給付適正化計画は第9期と同じく施策として置き、施策名のかっこ書きで第7期給付適正化計画であることを示した</w:t>
             </w:r>
           </w:p>
         </w:tc>
@@ -18527,7 +18527,7 @@
                 <w:b w:val="0"/>
                 <w:sz w:val="16"/>
               </w:rPr>
-              <w:t>第6章第6節2</w:t>
+              <w:t>第1章第2節・第5章 基本目標5・資料5</w:t>
             </w:r>
           </w:p>
         </w:tc>
@@ -18553,7 +18553,7 @@
                 <w:b w:val="0"/>
                 <w:sz w:val="16"/>
               </w:rPr>
-              <w:t>No.94</w:t>
+              <w:t>No.128</w:t>
             </w:r>
           </w:p>
         </w:tc>
@@ -18573,7 +18573,7 @@
                 <w:b w:val="0"/>
                 <w:sz w:val="16"/>
               </w:rPr>
-              <w:t>給付適正化計画の位置づけ（案Bの採用）と毎年度の目標の記載場所</w:t>
+              <w:t>令和8年度の実績見込み値を編集するか</w:t>
             </w:r>
           </w:p>
         </w:tc>
@@ -18593,7 +18593,7 @@
                 <w:b w:val="0"/>
                 <w:sz w:val="16"/>
               </w:rPr>
-              <w:t>給付適正化計画は第9期と同じく施策として置き、施策名のかっこ書きで第7期給付適正化計画であることを示した</w:t>
+              <w:t>見える化システムの令和8年度の実績見込み値は編集しないものとして入力値を示し、当方の算定（令和7年度基準）との差として残した</w:t>
             </w:r>
           </w:p>
         </w:tc>
@@ -18613,7 +18613,7 @@
                 <w:b w:val="0"/>
                 <w:sz w:val="16"/>
               </w:rPr>
-              <w:t>第1章第2節・第5章 基本目標5・資料5</w:t>
+              <w:t>―</w:t>
             </w:r>
           </w:p>
         </w:tc>
@@ -18638,7 +18638,7 @@
                 <w:b w:val="0"/>
                 <w:sz w:val="16"/>
               </w:rPr>
-              <w:t>No.128</w:t>
+              <w:t>No.129</w:t>
             </w:r>
           </w:p>
         </w:tc>
@@ -18657,7 +18657,7 @@
                 <w:b w:val="0"/>
                 <w:sz w:val="16"/>
               </w:rPr>
-              <w:t>令和8年度の実績見込み値を編集するか</w:t>
+              <w:t>見える化システムの利用率等の伸びの選択</w:t>
             </w:r>
           </w:p>
         </w:tc>
@@ -18676,7 +18676,7 @@
                 <w:b w:val="0"/>
                 <w:sz w:val="16"/>
               </w:rPr>
-              <w:t>見える化システムの令和8年度の実績見込み値は編集しないものとして入力値を示し、当方の算定（令和7年度基準）との差として残した</w:t>
+              <w:t>見える化システムの利用率等の伸びは令和8年度を含まない（令和6年度→令和7年度）を選んだものとして入力値を示した</w:t>
             </w:r>
           </w:p>
         </w:tc>
@@ -18721,7 +18721,7 @@
                 <w:b w:val="0"/>
                 <w:sz w:val="16"/>
               </w:rPr>
-              <w:t>No.129</w:t>
+              <w:t>No.33</w:t>
             </w:r>
           </w:p>
         </w:tc>
@@ -18741,7 +18741,7 @@
                 <w:b w:val="0"/>
                 <w:sz w:val="16"/>
               </w:rPr>
-              <w:t>見える化システムの利用率等の伸びの選択</w:t>
+              <w:t>第10期の政令改正の内容（所得段階）</w:t>
             </w:r>
           </w:p>
         </w:tc>
@@ -18761,7 +18761,7 @@
                 <w:b w:val="0"/>
                 <w:sz w:val="16"/>
               </w:rPr>
-              <w:t>見える化システムの利用率等の伸びは令和8年度を含まない（令和6年度→令和7年度）を選んだものとして入力値を示した</w:t>
+              <w:t>所得段階は第9期の条例による16段階と公費による軽減前の割合を据え置いて算定し、政令の公布後に再算定する旨を明示した</w:t>
             </w:r>
           </w:p>
         </w:tc>
@@ -18781,7 +18781,7 @@
                 <w:b w:val="0"/>
                 <w:sz w:val="16"/>
               </w:rPr>
-              <w:t>―</w:t>
+              <w:t>第6章第6節</w:t>
             </w:r>
           </w:p>
         </w:tc>
@@ -18806,7 +18806,7 @@
                 <w:b w:val="0"/>
                 <w:sz w:val="16"/>
               </w:rPr>
-              <w:t>No.33</w:t>
+              <w:t>No.39</w:t>
             </w:r>
           </w:p>
         </w:tc>
@@ -18825,7 +18825,7 @@
                 <w:b w:val="0"/>
                 <w:sz w:val="16"/>
               </w:rPr>
-              <w:t>第10期の政令改正の内容（所得段階）</w:t>
+              <w:t>中間報告・施策体系新旧対照表・骨子案のご確認</w:t>
             </w:r>
           </w:p>
         </w:tc>
@@ -18844,7 +18844,7 @@
                 <w:b w:val="0"/>
                 <w:sz w:val="16"/>
               </w:rPr>
-              <w:t>所得段階は第9期の条例による16段階と公費による軽減前の割合を据え置いて算定し、政令の公布後に再算定する旨を明示した</w:t>
+              <w:t>代表KPIは第9期計画の目標指標を引き継ぎ、別の指標を新たに起こしていないこと及び改称により第9期の系列と接続しないことを明示した</w:t>
             </w:r>
           </w:p>
         </w:tc>
@@ -18863,7 +18863,7 @@
                 <w:b w:val="0"/>
                 <w:sz w:val="16"/>
               </w:rPr>
-              <w:t>第6章第6節</w:t>
+              <w:t>第4章第3節</w:t>
             </w:r>
           </w:p>
         </w:tc>
@@ -18889,7 +18889,7 @@
                 <w:b w:val="0"/>
                 <w:sz w:val="16"/>
               </w:rPr>
-              <w:t>No.39</w:t>
+              <w:t>No.40</w:t>
             </w:r>
           </w:p>
         </w:tc>
@@ -18909,7 +18909,7 @@
                 <w:b w:val="0"/>
                 <w:sz w:val="16"/>
               </w:rPr>
-              <w:t>中間報告・施策体系新旧対照表・骨子案のご確認</w:t>
+              <w:t>社会資源一覧の従業員数の重複計上の扱い</w:t>
             </w:r>
           </w:p>
         </w:tc>
@@ -18929,7 +18929,7 @@
                 <w:b w:val="0"/>
                 <w:sz w:val="16"/>
               </w:rPr>
-              <w:t>代表KPIは第9期計画の目標指標を引き継ぎ、別の指標を新たに起こしていないこと及び改称により第9期の系列と接続しないことを明示した</w:t>
+              <w:t>社会資源一覧の従業員数は延べの値となるため、供給の担い手の分析には施設単位の実人数を用いる旨を注に明示した</w:t>
             </w:r>
           </w:p>
         </w:tc>
@@ -18949,7 +18949,7 @@
                 <w:b w:val="0"/>
                 <w:sz w:val="16"/>
               </w:rPr>
-              <w:t>第4章第3節</w:t>
+              <w:t>第2章第3節5</w:t>
             </w:r>
           </w:p>
         </w:tc>
@@ -18974,7 +18974,7 @@
                 <w:b w:val="0"/>
                 <w:sz w:val="16"/>
               </w:rPr>
-              <w:t>No.40</w:t>
+              <w:t>No.43</w:t>
             </w:r>
           </w:p>
         </w:tc>
@@ -18993,7 +18993,7 @@
                 <w:b w:val="0"/>
                 <w:sz w:val="16"/>
               </w:rPr>
-              <w:t>社会資源一覧の従業員数の重複計上の扱い</w:t>
+              <w:t>認定に要する日数の扱い</w:t>
             </w:r>
           </w:p>
         </w:tc>
@@ -19012,7 +19012,7 @@
                 <w:b w:val="0"/>
                 <w:sz w:val="16"/>
               </w:rPr>
-              <w:t>社会資源一覧の従業員数は延べの値となるため、供給の担い手の分析には施設単位の実人数を用いる旨を注に明示した</w:t>
+              <w:t>申請から二次判定までの平均所要日数が法定の30日を上回っていることを掲げ、期間の短縮を要介護認定の適正化の取組に加えた</w:t>
             </w:r>
           </w:p>
         </w:tc>
@@ -19031,7 +19031,7 @@
                 <w:b w:val="0"/>
                 <w:sz w:val="16"/>
               </w:rPr>
-              <w:t>第2章第3節5</w:t>
+              <w:t>第2章第1節3・第5章 基本目標5</w:t>
             </w:r>
           </w:p>
         </w:tc>
@@ -19057,7 +19057,7 @@
                 <w:b w:val="0"/>
                 <w:sz w:val="16"/>
               </w:rPr>
-              <w:t>No.43</w:t>
+              <w:t>No.45</w:t>
             </w:r>
           </w:p>
         </w:tc>
@@ -19077,7 +19077,7 @@
                 <w:b w:val="0"/>
                 <w:sz w:val="16"/>
               </w:rPr>
-              <w:t>認定に要する日数の扱い</w:t>
+              <w:t>代表KPI H15の分母の定義</w:t>
             </w:r>
           </w:p>
         </w:tc>
@@ -19097,7 +19097,7 @@
                 <w:b w:val="0"/>
                 <w:sz w:val="16"/>
               </w:rPr>
-              <w:t>申請から二次判定までの平均所要日数が法定の30日を上回っていることを掲げ、期間の短縮を要介護認定の適正化の取組に加えた</w:t>
+              <w:t>代表KPI H15の分母を計画の標準給付費見込額とし、実績側は介護保険特別会計決算の保険給付費によることとした</w:t>
             </w:r>
           </w:p>
         </w:tc>
@@ -19117,7 +19117,7 @@
                 <w:b w:val="0"/>
                 <w:sz w:val="16"/>
               </w:rPr>
-              <w:t>第2章第1節3・第5章 基本目標5</w:t>
+              <w:t>第4章第3節・第5章 基本目標5・資料1</w:t>
             </w:r>
           </w:p>
         </w:tc>
@@ -19142,7 +19142,7 @@
                 <w:b w:val="0"/>
                 <w:sz w:val="16"/>
               </w:rPr>
-              <w:t>No.45</w:t>
+              <w:t>No.57</w:t>
             </w:r>
           </w:p>
         </w:tc>
@@ -19161,7 +19161,7 @@
                 <w:b w:val="0"/>
                 <w:sz w:val="16"/>
               </w:rPr>
-              <w:t>代表KPI H15の分母の定義</w:t>
+              <w:t>計画値を0としたサービスに実績がある2件</w:t>
             </w:r>
           </w:p>
         </w:tc>
@@ -19180,7 +19180,7 @@
                 <w:b w:val="0"/>
                 <w:sz w:val="16"/>
               </w:rPr>
-              <w:t>代表KPI H15の分母を計画の標準給付費見込額とし、実績側は介護保険特別会計決算の保険給付費によることとした</w:t>
+              <w:t>第9期に計画値を0としていた認知症対応型通所介護は算定値を置き、介護療養型医療施設は計上しないこととした</w:t>
             </w:r>
           </w:p>
         </w:tc>
@@ -19199,7 +19199,7 @@
                 <w:b w:val="0"/>
                 <w:sz w:val="16"/>
               </w:rPr>
-              <w:t>第4章第3節・第5章 基本目標5・資料1</w:t>
+              <w:t>第6章第2節</w:t>
             </w:r>
           </w:p>
         </w:tc>
@@ -19225,7 +19225,7 @@
                 <w:b w:val="0"/>
                 <w:sz w:val="16"/>
               </w:rPr>
-              <w:t>No.57</w:t>
+              <w:t>No.58</w:t>
             </w:r>
           </w:p>
         </w:tc>
@@ -19245,7 +19245,7 @@
                 <w:b w:val="0"/>
                 <w:sz w:val="16"/>
               </w:rPr>
-              <w:t>計画値を0としたサービスに実績がある2件</w:t>
+              <w:t>定期巡回・随時対応型訪問介護看護の第10期の取扱い</w:t>
             </w:r>
           </w:p>
         </w:tc>
@@ -19265,7 +19265,7 @@
                 <w:b w:val="0"/>
                 <w:sz w:val="16"/>
               </w:rPr>
-              <w:t>第9期に計画値を0としていた認知症対応型通所介護は算定値を置き、介護療養型医療施設は計上しないこととした</w:t>
+              <w:t>定期巡回・随時対応型訪問介護看護及び看護小規模多機能型居宅介護は自然体の算定値を置き、整備又は事業の実施による上乗せは含めないこととした</w:t>
             </w:r>
           </w:p>
         </w:tc>
@@ -19285,7 +19285,7 @@
                 <w:b w:val="0"/>
                 <w:sz w:val="16"/>
               </w:rPr>
-              <w:t>第6章第2節</w:t>
+              <w:t>第6章第2節・第4節1</w:t>
             </w:r>
           </w:p>
         </w:tc>
@@ -19310,7 +19310,7 @@
                 <w:b w:val="0"/>
                 <w:sz w:val="16"/>
               </w:rPr>
-              <w:t>No.58</w:t>
+              <w:t>No.63</w:t>
             </w:r>
           </w:p>
         </w:tc>
@@ -19329,7 +19329,7 @@
                 <w:b w:val="0"/>
                 <w:sz w:val="16"/>
               </w:rPr>
-              <w:t>定期巡回・随時対応型訪問介護看護の第10期の取扱い</w:t>
+              <w:t>人口推計の基礎を総合戦略とするご指示への対応</w:t>
             </w:r>
           </w:p>
         </w:tc>
@@ -19348,7 +19348,7 @@
                 <w:b w:val="0"/>
                 <w:sz w:val="16"/>
               </w:rPr>
-              <w:t>定期巡回・随時対応型訪問介護看護及び看護小規模多機能型居宅介護は自然体の算定値を置き、整備又は事業の実施による上乗せは含めないこととした</w:t>
+              <w:t>人口の基礎は案C（地方創生総合戦略と住民基本台帳の実績趨勢）のままとし、3町の人口目標を一律に用いられない理由を注に明示した</w:t>
             </w:r>
           </w:p>
         </w:tc>
@@ -19367,7 +19367,7 @@
                 <w:b w:val="0"/>
                 <w:sz w:val="16"/>
               </w:rPr>
-              <w:t>第6章第2節・第4節1</w:t>
+              <w:t>第2章第1節・第6章第1節</w:t>
             </w:r>
           </w:p>
         </w:tc>
@@ -19393,7 +19393,7 @@
                 <w:b w:val="0"/>
                 <w:sz w:val="16"/>
               </w:rPr>
-              <w:t>No.63</w:t>
+              <w:t>No.65</w:t>
             </w:r>
           </w:p>
         </w:tc>
@@ -19413,7 +19413,7 @@
                 <w:b w:val="0"/>
                 <w:sz w:val="16"/>
               </w:rPr>
-              <w:t>人口推計の基礎を総合戦略とするご指示への対応</w:t>
+              <w:t>広域連合において行うべき事業の優先順位</w:t>
             </w:r>
           </w:p>
         </w:tc>
@@ -19433,7 +19433,7 @@
                 <w:b w:val="0"/>
                 <w:sz w:val="16"/>
               </w:rPr>
-              <w:t>人口の基礎は案C（地方創生総合戦略と住民基本台帳の実績趨勢）のままとし、3町の人口目標を一律に用いられない理由を注に明示した</w:t>
+              <w:t>広域連合において行うべき事業の優先順位は当方の案のままとし、計画には優先順位そのものを掲げていない</w:t>
             </w:r>
           </w:p>
         </w:tc>
@@ -19453,7 +19453,7 @@
                 <w:b w:val="0"/>
                 <w:sz w:val="16"/>
               </w:rPr>
-              <w:t>第2章第1節・第6章第1節</w:t>
+              <w:t>―</w:t>
             </w:r>
           </w:p>
         </w:tc>
@@ -19478,7 +19478,7 @@
                 <w:b w:val="0"/>
                 <w:sz w:val="16"/>
               </w:rPr>
-              <w:t>No.65</w:t>
+              <w:t>No.66</w:t>
             </w:r>
           </w:p>
         </w:tc>
@@ -19497,7 +19497,7 @@
                 <w:b w:val="0"/>
                 <w:sz w:val="16"/>
               </w:rPr>
-              <w:t>広域連合において行うべき事業の優先順位</w:t>
+              <w:t>サービスガイドに掲載する事業所の範囲</w:t>
             </w:r>
           </w:p>
         </w:tc>
@@ -19516,7 +19516,7 @@
                 <w:b w:val="0"/>
                 <w:sz w:val="16"/>
               </w:rPr>
-              <w:t>広域連合において行うべき事業の優先順位は当方の案のままとし、計画には優先順位そのものを掲げていない</w:t>
+              <w:t>掲載する事業所の範囲は北海道の指定事業所一覧（最新のもの）によることとし、出所により事業所数が異なることは時点と把握の範囲の違いによる旨を注に明示した</w:t>
             </w:r>
           </w:p>
         </w:tc>
@@ -19535,7 +19535,7 @@
                 <w:b w:val="0"/>
                 <w:sz w:val="16"/>
               </w:rPr>
-              <w:t>―</w:t>
+              <w:t>第2章第3節</w:t>
             </w:r>
           </w:p>
         </w:tc>
@@ -19561,7 +19561,7 @@
                 <w:b w:val="0"/>
                 <w:sz w:val="16"/>
               </w:rPr>
-              <w:t>No.66</w:t>
+              <w:t>No.67</w:t>
             </w:r>
           </w:p>
         </w:tc>
@@ -19581,7 +19581,7 @@
                 <w:b w:val="0"/>
                 <w:sz w:val="16"/>
               </w:rPr>
-              <w:t>サービスガイドに掲載する事業所の範囲</w:t>
+              <w:t>算定方法の国の様式との整合（点検結果）</w:t>
             </w:r>
           </w:p>
         </w:tc>
@@ -19601,7 +19601,7 @@
                 <w:b w:val="0"/>
                 <w:sz w:val="16"/>
               </w:rPr>
-              <w:t>掲載する事業所の範囲は北海道の指定事業所一覧（最新のもの）によることとし、出所により事業所数が異なることは時点と把握の範囲の違いによる旨を注に明示した</w:t>
+              <w:t>当方の算定のまま進め、国の様式との対応は別に対照表として掲げることとし、その所在を第6章第6節の注に示した</w:t>
             </w:r>
           </w:p>
         </w:tc>
@@ -19621,7 +19621,7 @@
                 <w:b w:val="0"/>
                 <w:sz w:val="16"/>
               </w:rPr>
-              <w:t>第2章第3節</w:t>
+              <w:t>第6章第3節・第6節</w:t>
             </w:r>
           </w:p>
         </w:tc>
@@ -19646,7 +19646,7 @@
                 <w:b w:val="0"/>
                 <w:sz w:val="16"/>
               </w:rPr>
-              <w:t>No.67</w:t>
+              <w:t>No.68</w:t>
             </w:r>
           </w:p>
         </w:tc>
@@ -19665,7 +19665,7 @@
                 <w:b w:val="0"/>
                 <w:sz w:val="16"/>
               </w:rPr>
-              <w:t>算定方法の国の様式との整合（点検結果）</w:t>
+              <w:t>見える化システムの自然体推計の再出力のお願い</w:t>
             </w:r>
           </w:p>
         </w:tc>
@@ -19684,7 +19684,7 @@
                 <w:b w:val="0"/>
                 <w:sz w:val="16"/>
               </w:rPr>
-              <w:t>当方の算定のまま進め、国の様式との対応は別に対照表として掲げることとし、その所在を第6章第6節の注に示した</w:t>
+              <w:t>見える化システムの自然体推計の再出力を受けられないものとして、当方の要介護度別の算定を採り、見える化システムの値は社人研の推計人口を基礎とするものである旨を給付費の置き方の対比に明示した</w:t>
             </w:r>
           </w:p>
         </w:tc>
@@ -19703,7 +19703,7 @@
                 <w:b w:val="0"/>
                 <w:sz w:val="16"/>
               </w:rPr>
-              <w:t>第6章第3節・第6節</w:t>
+              <w:t>第6章第6節2</w:t>
             </w:r>
           </w:p>
         </w:tc>
@@ -19729,7 +19729,7 @@
                 <w:b w:val="0"/>
                 <w:sz w:val="16"/>
               </w:rPr>
-              <w:t>No.68</w:t>
+              <w:t>No.70</w:t>
             </w:r>
           </w:p>
         </w:tc>
@@ -19749,7 +19749,7 @@
                 <w:b w:val="0"/>
                 <w:sz w:val="16"/>
               </w:rPr>
-              <w:t>見える化システムの自然体推計の再出力のお願い</w:t>
+              <w:t>交付金の全国順位の計画本文への掲載</w:t>
             </w:r>
           </w:p>
         </w:tc>
@@ -19769,7 +19769,7 @@
                 <w:b w:val="0"/>
                 <w:sz w:val="16"/>
               </w:rPr>
-              <w:t>見える化システムの自然体推計の再出力を受けられないものとして、当方の要介護度別の算定を採り、見える化システムの値は社人研の推計人口を基礎とするものである旨を給付費の置き方の対比に明示した</w:t>
+              <w:t>保険者機能強化推進交付金等の全国順位は計画本文に掲げず、策定委員会の資料にとどめた（第3章第4節は対全国比までを掲げる）</w:t>
             </w:r>
           </w:p>
         </w:tc>
@@ -19789,7 +19789,7 @@
                 <w:b w:val="0"/>
                 <w:sz w:val="16"/>
               </w:rPr>
-              <w:t>第6章第6節2</w:t>
+              <w:t>―</w:t>
             </w:r>
           </w:p>
         </w:tc>
@@ -19814,7 +19814,7 @@
                 <w:b w:val="0"/>
                 <w:sz w:val="16"/>
               </w:rPr>
-              <w:t>No.70</w:t>
+              <w:t>No.73</w:t>
             </w:r>
           </w:p>
         </w:tc>
@@ -19833,7 +19833,7 @@
                 <w:b w:val="0"/>
                 <w:sz w:val="16"/>
               </w:rPr>
-              <w:t>交付金の全国順位の計画本文への掲載</w:t>
+              <w:t>ケアプラン点検実施要領（案）の確定に要する事項</w:t>
             </w:r>
           </w:p>
         </w:tc>
@@ -19852,7 +19852,7 @@
                 <w:b w:val="0"/>
                 <w:sz w:val="16"/>
               </w:rPr>
-              <w:t>保険者機能強化推進交付金等の全国順位は計画本文に掲げず、策定委員会の資料にとどめた（第3章第4節は対全国比までを掲げる）</w:t>
+              <w:t>ケアプラン点検実施要領は協議資料にとどめ、計画本文には令和9年度当初に実施要領を定めることと点検件数・改善率・再指摘率の目標のみを掲げた</w:t>
             </w:r>
           </w:p>
         </w:tc>
@@ -19871,7 +19871,7 @@
                 <w:b w:val="0"/>
                 <w:sz w:val="16"/>
               </w:rPr>
-              <w:t>―</w:t>
+              <w:t>第5章 基本目標5</w:t>
             </w:r>
           </w:p>
         </w:tc>
@@ -19897,7 +19897,7 @@
                 <w:b w:val="0"/>
                 <w:sz w:val="16"/>
               </w:rPr>
-              <w:t>No.73</w:t>
+              <w:t>No.75</w:t>
             </w:r>
           </w:p>
         </w:tc>
@@ -19917,7 +19917,7 @@
                 <w:b w:val="0"/>
                 <w:sz w:val="16"/>
               </w:rPr>
-              <w:t>ケアプラン点検実施要領（案）の確定に要する事項</w:t>
+              <w:t>代表KPIと改善事項の再整理案</w:t>
             </w:r>
           </w:p>
         </w:tc>
@@ -19937,7 +19937,7 @@
                 <w:b w:val="0"/>
                 <w:sz w:val="16"/>
               </w:rPr>
-              <w:t>ケアプラン点検実施要領は協議資料にとどめ、計画本文には令和9年度当初に実施要領を定めることと点検件数・改善率・再指摘率の目標のみを掲げた</w:t>
+              <w:t>代表KPIと改善事項は当方の再整理案のままとし、計画本文の成果指標は現行の12項目のまま置いた（再整理案のご了承を受けた時点で置き換える）</w:t>
             </w:r>
           </w:p>
         </w:tc>
@@ -19957,7 +19957,7 @@
                 <w:b w:val="0"/>
                 <w:sz w:val="16"/>
               </w:rPr>
-              <w:t>第5章 基本目標5</w:t>
+              <w:t>―</w:t>
             </w:r>
           </w:p>
         </w:tc>
@@ -19982,7 +19982,7 @@
                 <w:b w:val="0"/>
                 <w:sz w:val="16"/>
               </w:rPr>
-              <w:t>No.75</w:t>
+              <w:t>No.76</w:t>
             </w:r>
           </w:p>
         </w:tc>
@@ -20001,7 +20001,7 @@
                 <w:b w:val="0"/>
                 <w:sz w:val="16"/>
               </w:rPr>
-              <w:t>代表KPIと改善事項の再整理案</w:t>
+              <w:t>介護リームスから抽出できる項目</w:t>
             </w:r>
           </w:p>
         </w:tc>
@@ -20020,7 +20020,7 @@
                 <w:b w:val="0"/>
                 <w:sz w:val="16"/>
               </w:rPr>
-              <w:t>代表KPIと改善事項は当方の再整理案のままとし、計画本文の成果指標は現行の12項目のまま置いた（再整理案のご了承を受けた時点で置き換える）</w:t>
+              <w:t>代表KPI H03は、年齢階級別及び過年度分の抽出が確認できないため未算定のままとし、データ源と未算定である理由を注に明示した</w:t>
             </w:r>
           </w:p>
         </w:tc>
@@ -20039,7 +20039,7 @@
                 <w:b w:val="0"/>
                 <w:sz w:val="16"/>
               </w:rPr>
-              <w:t>―</w:t>
+              <w:t>第4章第3節・資料1</w:t>
             </w:r>
           </w:p>
         </w:tc>
@@ -20065,7 +20065,7 @@
                 <w:b w:val="0"/>
                 <w:sz w:val="16"/>
               </w:rPr>
-              <w:t>No.76</w:t>
+              <w:t>No.77</w:t>
             </w:r>
           </w:p>
         </w:tc>
@@ -20085,7 +20085,7 @@
                 <w:b w:val="0"/>
                 <w:sz w:val="16"/>
               </w:rPr>
-              <w:t>介護リームスから抽出できる項目</w:t>
+              <w:t>北海道の評価指標⑥の団体別の公表値</w:t>
             </w:r>
           </w:p>
         </w:tc>
@@ -20105,7 +20105,7 @@
                 <w:b w:val="0"/>
                 <w:sz w:val="16"/>
               </w:rPr>
-              <w:t>代表KPI H03は、年齢階級別及び過年度分の抽出が確認できないため未算定のままとし、データ源と未算定である理由を注に明示した</w:t>
+              <w:t>代表KPI H14は、北海道の評価指標⑥の団体別の値を引用できないものとして補完指標にとどめ、目標値を置かないこととした</w:t>
             </w:r>
           </w:p>
         </w:tc>
@@ -20150,7 +20150,7 @@
                 <w:b w:val="0"/>
                 <w:sz w:val="16"/>
               </w:rPr>
-              <w:t>No.77</w:t>
+              <w:t>No.78</w:t>
             </w:r>
           </w:p>
         </w:tc>
@@ -20169,7 +20169,7 @@
                 <w:b w:val="0"/>
                 <w:sz w:val="16"/>
               </w:rPr>
-              <w:t>北海道の評価指標⑥の団体別の公表値</w:t>
+              <w:t>グループホームびえいの郷の定員減の時期</w:t>
             </w:r>
           </w:p>
         </w:tc>
@@ -20188,7 +20188,7 @@
                 <w:b w:val="0"/>
                 <w:sz w:val="16"/>
               </w:rPr>
-              <w:t>代表KPI H14は、北海道の評価指標⑥の団体別の値を引用できないものとして補完指標にとどめ、目標値を置かないこととした</w:t>
+              <w:t>認知症対応型共同生活介護の定員は北海道の名簿によるものとし、既存の事業所における定員の変更の有無は［要確認］として残した</w:t>
             </w:r>
           </w:p>
         </w:tc>
@@ -20207,7 +20207,7 @@
                 <w:b w:val="0"/>
                 <w:sz w:val="16"/>
               </w:rPr>
-              <w:t>第4章第3節・資料1</w:t>
+              <w:t>第2章第3節</w:t>
             </w:r>
           </w:p>
         </w:tc>
@@ -20233,7 +20233,7 @@
                 <w:b w:val="0"/>
                 <w:sz w:val="16"/>
               </w:rPr>
-              <w:t>No.78</w:t>
+              <w:t>No.79</w:t>
             </w:r>
           </w:p>
         </w:tc>
@@ -20253,7 +20253,7 @@
                 <w:b w:val="0"/>
                 <w:sz w:val="16"/>
               </w:rPr>
-              <w:t>グループホームびえいの郷の定員減の時期</w:t>
+              <w:t>第5章の施策数の見直しの範囲</w:t>
             </w:r>
           </w:p>
         </w:tc>
@@ -20273,7 +20273,7 @@
                 <w:b w:val="0"/>
                 <w:sz w:val="16"/>
               </w:rPr>
-              <w:t>認知症対応型共同生活介護の定員は北海道の名簿によるものとし、既存の事業所における定員の変更の有無は［要確認］として残した</w:t>
+              <w:t>第9期の19施策の体系を維持し、施策数の見直しは行わなかった</w:t>
             </w:r>
           </w:p>
         </w:tc>
@@ -20293,7 +20293,7 @@
                 <w:b w:val="0"/>
                 <w:sz w:val="16"/>
               </w:rPr>
-              <w:t>第2章第3節</w:t>
+              <w:t>第5章</w:t>
             </w:r>
           </w:p>
         </w:tc>
@@ -20318,7 +20318,7 @@
                 <w:b w:val="0"/>
                 <w:sz w:val="16"/>
               </w:rPr>
-              <w:t>No.79</w:t>
+              <w:t>No.81</w:t>
             </w:r>
           </w:p>
         </w:tc>
@@ -20337,7 +20337,7 @@
                 <w:b w:val="0"/>
                 <w:sz w:val="16"/>
               </w:rPr>
-              <w:t>第5章の施策数の見直しの範囲</w:t>
+              <w:t>代表KPI H16のデータ源（国保連の給付実績の明細情報）</w:t>
             </w:r>
           </w:p>
         </w:tc>
@@ -20356,7 +20356,7 @@
                 <w:b w:val="0"/>
                 <w:sz w:val="16"/>
               </w:rPr>
-              <w:t>第9期の19施策の体系を維持し、施策数の見直しは行わなかった</w:t>
+              <w:t>代表KPI H16は、給付実績の明細（加算・減算の単位）が得られないため、指定・指定の更新・運営指導の際に業務継続計画の策定を確認した地域密着型サービス事業所（17事業所）の割合に改めた</w:t>
             </w:r>
           </w:p>
         </w:tc>
@@ -20375,7 +20375,7 @@
                 <w:b w:val="0"/>
                 <w:sz w:val="16"/>
               </w:rPr>
-              <w:t>第5章</w:t>
+              <w:t>第4章第3節・第5章 基本目標5・資料1</w:t>
             </w:r>
           </w:p>
         </w:tc>
@@ -20401,7 +20401,7 @@
                 <w:b w:val="0"/>
                 <w:sz w:val="16"/>
               </w:rPr>
-              <w:t>No.81</w:t>
+              <w:t>No.95</w:t>
             </w:r>
           </w:p>
         </w:tc>
@@ -20421,7 +20421,7 @@
                 <w:b w:val="0"/>
                 <w:sz w:val="16"/>
               </w:rPr>
-              <w:t>代表KPI H16のデータ源（国保連の給付実績の明細情報）</w:t>
+              <w:t>大雪地区広域連合の指定地域密着型サービスの基準条例のご提供</w:t>
             </w:r>
           </w:p>
         </w:tc>
@@ -20441,7 +20441,7 @@
                 <w:b w:val="0"/>
                 <w:sz w:val="16"/>
               </w:rPr>
-              <w:t>代表KPI H16は、給付実績の明細（加算・減算の単位）が得られないため、指定・指定の更新・運営指導の際に業務継続計画の策定を確認した地域密着型サービス事業所（17事業所）の割合に改めた</w:t>
+              <w:t>基準条例の内容は計画に掲げず、協力医療機関に関する規定を令和9年4月1日までに条例において整える必要があることを［要確認］として明示した</w:t>
             </w:r>
           </w:p>
         </w:tc>
@@ -20461,7 +20461,7 @@
                 <w:b w:val="0"/>
                 <w:sz w:val="16"/>
               </w:rPr>
-              <w:t>第4章第3節・第5章 基本目標5・資料1</w:t>
+              <w:t>第6章第4節</w:t>
             </w:r>
           </w:p>
         </w:tc>
@@ -20486,7 +20486,7 @@
                 <w:b w:val="0"/>
                 <w:sz w:val="16"/>
               </w:rPr>
-              <w:t>No.95</w:t>
+              <w:t>No.96</w:t>
             </w:r>
           </w:p>
         </w:tc>
@@ -20505,7 +20505,7 @@
                 <w:b w:val="0"/>
                 <w:sz w:val="16"/>
               </w:rPr>
-              <w:t>大雪地区広域連合の指定地域密着型サービスの基準条例のご提供</w:t>
+              <w:t>認知症対応型共同生活介護の共同生活住居数と、くるみの郷の定員</w:t>
             </w:r>
           </w:p>
         </w:tc>
@@ -20524,7 +20524,7 @@
                 <w:b w:val="0"/>
                 <w:sz w:val="16"/>
               </w:rPr>
-              <w:t>基準条例の内容は計画に掲げず、協力医療機関に関する規定を令和9年4月1日までに条例において整える必要があることを［要確認］として明示した</w:t>
+              <w:t>認知症対応型共同生活介護の定員は99人＋［要確認］のまま掲げ、必要利用定員総数は3町への照会により定員を確定したうえで定めることを注に明示した</w:t>
             </w:r>
           </w:p>
         </w:tc>
@@ -20543,7 +20543,7 @@
                 <w:b w:val="0"/>
                 <w:sz w:val="16"/>
               </w:rPr>
-              <w:t>第6章第4節</w:t>
+              <w:t>第2章第3節6・第6章第4節4</w:t>
             </w:r>
           </w:p>
         </w:tc>
@@ -20569,7 +20569,7 @@
                 <w:b w:val="0"/>
                 <w:sz w:val="16"/>
               </w:rPr>
-              <w:t>No.96</w:t>
+              <w:t>No.102</w:t>
             </w:r>
           </w:p>
         </w:tc>
@@ -20589,7 +20589,7 @@
                 <w:b w:val="0"/>
                 <w:sz w:val="16"/>
               </w:rPr>
-              <w:t>認知症対応型共同生活介護の共同生活住居数と、くるみの郷の定員</w:t>
+              <w:t>計画作成支援ツールの令和8年度の月数と予防訪問看護の計上</w:t>
             </w:r>
           </w:p>
         </w:tc>
@@ -20609,7 +20609,7 @@
                 <w:b w:val="0"/>
                 <w:sz w:val="16"/>
               </w:rPr>
-              <w:t>認知症対応型共同生活介護の定員は99人＋［要確認］のまま掲げ、必要利用定員総数は3町への照会により定員を確定したうえで定めることを注に明示した</w:t>
+              <w:t>令和8年度（4か月）を基準年度に用いない旨を注に明示した</w:t>
             </w:r>
           </w:p>
         </w:tc>
@@ -20629,7 +20629,7 @@
                 <w:b w:val="0"/>
                 <w:sz w:val="16"/>
               </w:rPr>
-              <w:t>第2章第3節6・第6章第4節4</w:t>
+              <w:t>第6章第2節</w:t>
             </w:r>
           </w:p>
         </w:tc>
@@ -20654,7 +20654,7 @@
                 <w:b w:val="0"/>
                 <w:sz w:val="16"/>
               </w:rPr>
-              <w:t>No.102</w:t>
+              <w:t>No.122</w:t>
             </w:r>
           </w:p>
         </w:tc>
@@ -20673,7 +20673,7 @@
                 <w:b w:val="0"/>
                 <w:sz w:val="16"/>
               </w:rPr>
-              <w:t>計画作成支援ツールの令和8年度の月数と予防訪問看護の計上</w:t>
+              <w:t>地域ケア会議関係資料の取扱いの確認</w:t>
             </w:r>
           </w:p>
         </w:tc>
@@ -20692,7 +20692,7 @@
                 <w:b w:val="0"/>
                 <w:sz w:val="16"/>
               </w:rPr>
-              <w:t>令和8年度（4か月）を基準年度に用いない旨を注に明示した</w:t>
+              <w:t>転載を禁ずる旨の記載がある受領資料2件は成果品に用いず、原典のみを引いた（計画素案に当該2件からの記述はない）</w:t>
             </w:r>
           </w:p>
         </w:tc>
@@ -20711,7 +20711,7 @@
                 <w:b w:val="0"/>
                 <w:sz w:val="16"/>
               </w:rPr>
-              <w:t>第6章第2節</w:t>
+              <w:t>―</w:t>
             </w:r>
           </w:p>
         </w:tc>
@@ -20737,7 +20737,7 @@
                 <w:b w:val="0"/>
                 <w:sz w:val="16"/>
               </w:rPr>
-              <w:t>No.122</w:t>
+              <w:t>No.30</w:t>
             </w:r>
           </w:p>
         </w:tc>
@@ -20757,7 +20757,7 @@
                 <w:b w:val="0"/>
                 <w:sz w:val="16"/>
               </w:rPr>
-              <w:t>地域ケア会議関係資料の取扱いの確認</w:t>
+              <w:t>施設入所者と在宅者を分けた要介護度の変化</w:t>
             </w:r>
           </w:p>
         </w:tc>
@@ -20777,7 +20777,7 @@
                 <w:b w:val="0"/>
                 <w:sz w:val="16"/>
               </w:rPr>
-              <w:t>転載を禁ずる旨の記載がある受領資料2件は成果品に用いず、原典のみを引いた（計画素案に当該2件からの記述はない）</w:t>
+              <w:t>要介護度の構成は施設に入所している方と在宅の方を分けずに置き、入所の状況による重度化の見え方の違いを分けて算定していない旨を注に明示した</w:t>
             </w:r>
           </w:p>
         </w:tc>
@@ -20797,7 +20797,7 @@
                 <w:b w:val="0"/>
                 <w:sz w:val="16"/>
               </w:rPr>
-              <w:t>―</w:t>
+              <w:t>第6章第1節</w:t>
             </w:r>
           </w:p>
         </w:tc>
@@ -20822,7 +20822,7 @@
                 <w:b w:val="0"/>
                 <w:sz w:val="16"/>
               </w:rPr>
-              <w:t>No.30</w:t>
+              <w:t>No.34</w:t>
             </w:r>
           </w:p>
         </w:tc>
@@ -20841,7 +20841,7 @@
                 <w:b w:val="0"/>
                 <w:sz w:val="16"/>
               </w:rPr>
-              <w:t>施設入所者と在宅者を分けた要介護度の変化</w:t>
+              <w:t>第9段階の乗率の経緯</w:t>
             </w:r>
           </w:p>
         </w:tc>
@@ -20860,7 +20860,7 @@
                 <w:b w:val="0"/>
                 <w:sz w:val="16"/>
               </w:rPr>
-              <w:t>要介護度の構成は施設に入所している方と在宅の方を分けずに置き、入所の状況による重度化の見え方の違いを分けて算定していない旨を注に明示した</w:t>
+              <w:t>第9段階の割合1.630が国の標準1.700を下回ることと、設定の経緯を確認できていないため第9期の条例の割合をそのまま用いていることを注に明示した</w:t>
             </w:r>
           </w:p>
         </w:tc>
@@ -20879,7 +20879,7 @@
                 <w:b w:val="0"/>
                 <w:sz w:val="16"/>
               </w:rPr>
-              <w:t>第6章第1節</w:t>
+              <w:t>第6章第6節5</w:t>
             </w:r>
           </w:p>
         </w:tc>
@@ -20905,7 +20905,7 @@
                 <w:b w:val="0"/>
                 <w:sz w:val="16"/>
               </w:rPr>
-              <w:t>No.34</w:t>
+              <w:t>No.35</w:t>
             </w:r>
           </w:p>
         </w:tc>
@@ -20925,7 +20925,7 @@
                 <w:b w:val="0"/>
                 <w:sz w:val="16"/>
               </w:rPr>
-              <w:t>第9段階の乗率の経緯</w:t>
+              <w:t>上川管内の保険者の所得段階数と乗率</w:t>
             </w:r>
           </w:p>
         </w:tc>
@@ -20945,7 +20945,7 @@
                 <w:b w:val="0"/>
                 <w:sz w:val="16"/>
               </w:rPr>
-              <w:t>第9段階の割合1.630が国の標準1.700を下回ることと、設定の経緯を確認できていないため第9期の条例の割合をそのまま用いていることを注に明示した</w:t>
+              <w:t>上川管内の保険者の所得段階数と乗率の比較は計画本文に掲げていない（保険料基準額の管内比較は北海道の公表資料により掲げている）</w:t>
             </w:r>
           </w:p>
         </w:tc>
@@ -20965,7 +20965,7 @@
                 <w:b w:val="0"/>
                 <w:sz w:val="16"/>
               </w:rPr>
-              <w:t>第6章第6節5</w:t>
+              <w:t>―</w:t>
             </w:r>
           </w:p>
         </w:tc>
@@ -20990,7 +20990,7 @@
                 <w:b w:val="0"/>
                 <w:sz w:val="16"/>
               </w:rPr>
-              <w:t>No.35</w:t>
+              <w:t>No.36</w:t>
             </w:r>
           </w:p>
         </w:tc>
@@ -21009,7 +21009,7 @@
                 <w:b w:val="0"/>
                 <w:sz w:val="16"/>
               </w:rPr>
-              <w:t>上川管内の保険者の所得段階数と乗率</w:t>
+              <w:t>所得段階別被保険者数の実績と収納率</w:t>
             </w:r>
           </w:p>
         </w:tc>
@@ -21028,7 +21028,7 @@
                 <w:b w:val="0"/>
                 <w:sz w:val="16"/>
               </w:rPr>
-              <w:t>上川管内の保険者の所得段階数と乗率の比較は計画本文に掲げていない（保険料基準額の管内比較は北海道の公表資料により掲げている）</w:t>
+              <w:t>所得段階別の第1号被保険者数は令和6年度の実績の構成比を固定し、予定収納率は所得段階別の実績を確認できていないため全段階一律99.0％としている旨を明示した</w:t>
             </w:r>
           </w:p>
         </w:tc>
@@ -21047,7 +21047,7 @@
                 <w:b w:val="0"/>
                 <w:sz w:val="16"/>
               </w:rPr>
-              <w:t>―</w:t>
+              <w:t>第6章第6節5</w:t>
             </w:r>
           </w:p>
         </w:tc>
@@ -21073,7 +21073,7 @@
                 <w:b w:val="0"/>
                 <w:sz w:val="16"/>
               </w:rPr>
-              <w:t>No.36</w:t>
+              <w:t>No.115</w:t>
             </w:r>
           </w:p>
         </w:tc>
@@ -21093,7 +21093,7 @@
                 <w:b w:val="0"/>
                 <w:sz w:val="16"/>
               </w:rPr>
-              <w:t>所得段階別被保険者数の実績と収納率</w:t>
+              <w:t>令和9年4月に新設される区分を見込量に立てるか</w:t>
             </w:r>
           </w:p>
         </w:tc>
@@ -21113,7 +21113,7 @@
                 <w:b w:val="0"/>
                 <w:sz w:val="16"/>
               </w:rPr>
-              <w:t>所得段階別の第1号被保険者数は令和6年度の実績の構成比を固定し、予定収納率は所得段階別の実績を確認できていないため全段階一律99.0％としている旨を明示した</w:t>
+              <w:t>令和9年4月1日に新設される3区分は実績がないため0として立て、国の様式の確定後に区分を改めることを注に明示した</w:t>
             </w:r>
           </w:p>
         </w:tc>
@@ -21133,7 +21133,7 @@
                 <w:b w:val="0"/>
                 <w:sz w:val="16"/>
               </w:rPr>
-              <w:t>第6章第6節5</w:t>
+              <w:t>第6章第2節</w:t>
             </w:r>
           </w:p>
         </w:tc>
@@ -21158,7 +21158,7 @@
                 <w:b w:val="0"/>
                 <w:sz w:val="16"/>
               </w:rPr>
-              <w:t>No.115</w:t>
+              <w:t>No.124</w:t>
             </w:r>
           </w:p>
         </w:tc>
@@ -21177,7 +21177,7 @@
                 <w:b w:val="0"/>
                 <w:sz w:val="16"/>
               </w:rPr>
-              <w:t>令和9年4月に新設される区分を見込量に立てるか</w:t>
+              <w:t>施設・居住系サービス利用者数の伸びの参考シートの有無</w:t>
             </w:r>
           </w:p>
         </w:tc>
@@ -21196,7 +21196,7 @@
                 <w:b w:val="0"/>
                 <w:sz w:val="16"/>
               </w:rPr>
-              <w:t>令和9年4月1日に新設される3区分は実績がないため0として立て、国の様式の確定後に区分を改めることを注に明示した</w:t>
+              <w:t>施設及び居住系サービスについても在宅と同じく令和7年度の要介護度別の利用率を固定し、これらに固有の伸びを別に選んでいない旨を注に明示した</w:t>
             </w:r>
           </w:p>
         </w:tc>
@@ -21241,7 +21241,7 @@
                 <w:b w:val="0"/>
                 <w:sz w:val="16"/>
               </w:rPr>
-              <w:t>No.124</w:t>
+              <w:t>No.140</w:t>
             </w:r>
           </w:p>
         </w:tc>
@@ -21261,7 +21261,7 @@
                 <w:b w:val="0"/>
                 <w:sz w:val="16"/>
               </w:rPr>
-              <w:t>施設・居住系サービス利用者数の伸びの参考シートの有無</w:t>
+              <w:t>在宅生活改善調査の結果を在宅の認定者全体に当てはめないこと</w:t>
             </w:r>
           </w:p>
         </w:tc>
@@ -21281,7 +21281,7 @@
                 <w:b w:val="0"/>
                 <w:sz w:val="16"/>
               </w:rPr>
-              <w:t>施設及び居住系サービスについても在宅と同じく令和7年度の要介護度別の利用率を固定し、これらに固有の伸びを別に選んでいない旨を注に明示した</w:t>
+              <w:t>在宅生活改善調査の結果は「在宅で困難を抱える方の状況」として引き、在宅の認定者全体の割合として用いることはできない旨を注に明示した</w:t>
             </w:r>
           </w:p>
         </w:tc>
@@ -21301,7 +21301,7 @@
                 <w:b w:val="0"/>
                 <w:sz w:val="16"/>
               </w:rPr>
-              <w:t>第6章第2節</w:t>
+              <w:t>第2章第5節・第4章第3節</w:t>
             </w:r>
           </w:p>
         </w:tc>
@@ -21326,7 +21326,7 @@
                 <w:b w:val="0"/>
                 <w:sz w:val="16"/>
               </w:rPr>
-              <w:t>No.140</w:t>
+              <w:t>No.149</w:t>
             </w:r>
           </w:p>
         </w:tc>
@@ -21345,7 +21345,7 @@
                 <w:b w:val="0"/>
                 <w:sz w:val="16"/>
               </w:rPr>
-              <w:t>在宅生活改善調査の結果を在宅の認定者全体に当てはめないこと</w:t>
+              <w:t>認知症基本法の条文ほか認知症施策の根拠資料のご提供</w:t>
             </w:r>
           </w:p>
         </w:tc>
@@ -21364,7 +21364,7 @@
                 <w:b w:val="0"/>
                 <w:sz w:val="16"/>
               </w:rPr>
-              <w:t>在宅生活改善調査の結果は「在宅で困難を抱える方の状況」として引き、在宅の認定者全体の割合として用いることはできない旨を注に明示した</w:t>
+              <w:t>認知症基本法の条文を受領していないため、計画素案には条番号のみを書き項番号は書いていない</w:t>
             </w:r>
           </w:p>
         </w:tc>
@@ -21383,7 +21383,7 @@
                 <w:b w:val="0"/>
                 <w:sz w:val="16"/>
               </w:rPr>
-              <w:t>第2章第5節・第4章第3節</w:t>
+              <w:t>第1章第2節・第8節</w:t>
             </w:r>
           </w:p>
         </w:tc>
@@ -21409,7 +21409,7 @@
                 <w:b w:val="0"/>
                 <w:sz w:val="16"/>
               </w:rPr>
-              <w:t>No.149</w:t>
+              <w:t>No.3</w:t>
             </w:r>
           </w:p>
         </w:tc>
@@ -21429,7 +21429,7 @@
                 <w:b w:val="0"/>
                 <w:sz w:val="16"/>
               </w:rPr>
-              <w:t>認知症基本法の条文ほか認知症施策の根拠資料のご提供</w:t>
+              <w:t>類似保険者との比較分析の対象</w:t>
             </w:r>
           </w:p>
         </w:tc>
@@ -21449,7 +21449,7 @@
                 <w:b w:val="0"/>
                 <w:sz w:val="16"/>
               </w:rPr>
-              <w:t>認知症基本法の条文を受領していないため、計画素案には条番号のみを書き項番号は書いていない</w:t>
+              <w:t>類似保険者との比較は全国・北海道・上川管内21保険者及び健康とくらしの調査の同規模保険者40団体によることとし、給付・供給面の選定条件は［要協議］のまま残した</w:t>
             </w:r>
           </w:p>
         </w:tc>
@@ -21469,7 +21469,7 @@
                 <w:b w:val="0"/>
                 <w:sz w:val="16"/>
               </w:rPr>
-              <w:t>第1章第2節・第8節</w:t>
+              <w:t>第2章第2節1</w:t>
             </w:r>
           </w:p>
         </w:tc>
@@ -21494,7 +21494,7 @@
                 <w:b w:val="0"/>
                 <w:sz w:val="16"/>
               </w:rPr>
-              <w:t>No.3</w:t>
+              <w:t>No.4</w:t>
             </w:r>
           </w:p>
         </w:tc>
@@ -21513,7 +21513,7 @@
                 <w:b w:val="0"/>
                 <w:sz w:val="16"/>
               </w:rPr>
-              <w:t>類似保険者との比較分析の対象</w:t>
+              <w:t>代表KPI H07・H08・H12・H16の代理指標</w:t>
             </w:r>
           </w:p>
         </w:tc>
@@ -21532,7 +21532,7 @@
                 <w:b w:val="0"/>
                 <w:sz w:val="16"/>
               </w:rPr>
-              <w:t>類似保険者との比較は全国・北海道・上川管内21保険者及び健康とくらしの調査の同規模保険者40団体によることとし、給付・供給面の選定条件は［要協議］のまま残した</w:t>
+              <w:t>代表KPI H07・H08・H12・H16は代理指標へ振り替え、振替後の定義・基準値・留意点を掲げた</w:t>
             </w:r>
           </w:p>
         </w:tc>
@@ -21551,7 +21551,7 @@
                 <w:b w:val="0"/>
                 <w:sz w:val="16"/>
               </w:rPr>
-              <w:t>第2章第2節1</w:t>
+              <w:t>第4章第3節・資料1</w:t>
             </w:r>
           </w:p>
         </w:tc>
@@ -21577,7 +21577,7 @@
                 <w:b w:val="0"/>
                 <w:sz w:val="16"/>
               </w:rPr>
-              <w:t>No.4</w:t>
+              <w:t>No.5</w:t>
             </w:r>
           </w:p>
         </w:tc>
@@ -21597,7 +21597,7 @@
                 <w:b w:val="0"/>
                 <w:sz w:val="16"/>
               </w:rPr>
-              <w:t>代表KPI H07・H08・H12・H16の代理指標</w:t>
+              <w:t>第9期の施策・事業実績</w:t>
             </w:r>
           </w:p>
         </w:tc>
@@ -21617,7 +21617,7 @@
                 <w:b w:val="0"/>
                 <w:sz w:val="16"/>
               </w:rPr>
-              <w:t>代表KPI H07・H08・H12・H16は代理指標へ振り替え、振替後の定義・基準値・留意点を掲げた</w:t>
+              <w:t>第9期の施策・事業実績の提供を受けられない間は、公表資料（交付金の評価結果・総合事業の実施状況に関する調査・年報）により評価する旨を注に明示した</w:t>
             </w:r>
           </w:p>
         </w:tc>
@@ -21637,7 +21637,7 @@
                 <w:b w:val="0"/>
                 <w:sz w:val="16"/>
               </w:rPr>
-              <w:t>第4章第3節・資料1</w:t>
+              <w:t>第3章第2節</w:t>
             </w:r>
           </w:p>
         </w:tc>
@@ -21662,7 +21662,7 @@
                 <w:b w:val="0"/>
                 <w:sz w:val="16"/>
               </w:rPr>
-              <w:t>No.5</w:t>
+              <w:t>No.6</w:t>
             </w:r>
           </w:p>
         </w:tc>
@@ -21681,7 +21681,7 @@
                 <w:b w:val="0"/>
                 <w:sz w:val="16"/>
               </w:rPr>
-              <w:t>第9期の施策・事業実績</w:t>
+              <w:t>交付金の評価調書</w:t>
             </w:r>
           </w:p>
         </w:tc>
@@ -21700,7 +21700,7 @@
                 <w:b w:val="0"/>
                 <w:sz w:val="16"/>
               </w:rPr>
-              <w:t>第9期の施策・事業実績の提供を受けられない間は、公表資料（交付金の評価結果・総合事業の実施状況に関する調査・年報）により評価する旨を注に明示した</w:t>
+              <w:t>得点が0である項目について、取組がないのか要件を満たさないのか報告していないのかは公表資料から判別できない旨を注に明示した</w:t>
             </w:r>
           </w:p>
         </w:tc>
@@ -21719,7 +21719,7 @@
                 <w:b w:val="0"/>
                 <w:sz w:val="16"/>
               </w:rPr>
-              <w:t>第3章第2節</w:t>
+              <w:t>第3章第4節</w:t>
             </w:r>
           </w:p>
         </w:tc>
@@ -21745,7 +21745,7 @@
                 <w:b w:val="0"/>
                 <w:sz w:val="16"/>
               </w:rPr>
-              <w:t>No.6</w:t>
+              <w:t>No.8</w:t>
             </w:r>
           </w:p>
         </w:tc>
@@ -21765,7 +21765,7 @@
                 <w:b w:val="0"/>
                 <w:sz w:val="16"/>
               </w:rPr>
-              <w:t>交付金の評価調書</w:t>
+              <w:t>3調査の点検事項の取扱い</w:t>
             </w:r>
           </w:p>
         </w:tc>
@@ -21785,7 +21785,7 @@
                 <w:b w:val="0"/>
                 <w:sz w:val="16"/>
               </w:rPr>
-              <w:t>得点が0である項目について、取組がないのか要件を満たさないのか報告していないのかは公表資料から判別できない旨を注に明示した</w:t>
+              <w:t>3調査の点検事項（母数・回答の偏り・重複・未回答施設）の取扱いは当方の判定のままとし、確定していないものは［要確認］として残した</w:t>
             </w:r>
           </w:p>
         </w:tc>
@@ -21805,7 +21805,7 @@
                 <w:b w:val="0"/>
                 <w:sz w:val="16"/>
               </w:rPr>
-              <w:t>第3章第4節</w:t>
+              <w:t>第2章第5節</w:t>
             </w:r>
           </w:p>
         </w:tc>
@@ -21830,7 +21830,7 @@
                 <w:b w:val="0"/>
                 <w:sz w:val="16"/>
               </w:rPr>
-              <w:t>No.8</w:t>
+              <w:t>No.19</w:t>
             </w:r>
           </w:p>
         </w:tc>
@@ -21849,7 +21849,7 @@
                 <w:b w:val="0"/>
                 <w:sz w:val="16"/>
               </w:rPr>
-              <w:t>3調査の点検事項の取扱い</w:t>
+              <w:t>会議日程とパブリックコメントの期間</w:t>
             </w:r>
           </w:p>
         </w:tc>
@@ -21868,7 +21868,7 @@
                 <w:b w:val="0"/>
                 <w:sz w:val="16"/>
               </w:rPr>
-              <w:t>3調査の点検事項（母数・回答の偏り・重複・未回答施設）の取扱いは当方の判定のままとし、確定していないものは［要確認］として残した</w:t>
+              <w:t>意見公募手続は令和9年1月にウェブサイトにより2週間実施し概要版を併せて示すものとして掲げ、方法及び時期は［要協議］のまま残した</w:t>
             </w:r>
           </w:p>
         </w:tc>
@@ -21887,7 +21887,7 @@
                 <w:b w:val="0"/>
                 <w:sz w:val="16"/>
               </w:rPr>
-              <w:t>第2章第5節</w:t>
+              <w:t>第1章第5節</w:t>
             </w:r>
           </w:p>
         </w:tc>
@@ -21913,7 +21913,7 @@
                 <w:b w:val="0"/>
                 <w:sz w:val="16"/>
               </w:rPr>
-              <w:t>No.19</w:t>
+              <w:t>No.42</w:t>
             </w:r>
           </w:p>
         </w:tc>
@@ -21933,7 +21933,7 @@
                 <w:b w:val="0"/>
                 <w:sz w:val="16"/>
               </w:rPr>
-              <w:t>会議日程とパブリックコメントの期間</w:t>
+              <w:t>キックオフ会議資料への工程表の反映</w:t>
             </w:r>
           </w:p>
         </w:tc>
@@ -21953,7 +21953,7 @@
                 <w:b w:val="0"/>
                 <w:sz w:val="16"/>
               </w:rPr>
-              <w:t>意見公募手続は令和9年1月にウェブサイトにより2週間実施し概要版を併せて示すものとして掲げ、方法及び時期は［要協議］のまま残した</w:t>
+              <w:t>キックオフ会議資料の工程表は現行のまま進めた</w:t>
             </w:r>
           </w:p>
         </w:tc>
@@ -21973,7 +21973,7 @@
                 <w:b w:val="0"/>
                 <w:sz w:val="16"/>
               </w:rPr>
-              <w:t>第1章第5節</w:t>
+              <w:t>―</w:t>
             </w:r>
           </w:p>
         </w:tc>
@@ -21998,7 +21998,7 @@
                 <w:b w:val="0"/>
                 <w:sz w:val="16"/>
               </w:rPr>
-              <w:t>No.42</w:t>
+              <w:t>No.9</w:t>
             </w:r>
           </w:p>
         </w:tc>
@@ -22017,7 +22017,7 @@
                 <w:b w:val="0"/>
                 <w:sz w:val="16"/>
               </w:rPr>
-              <w:t>キックオフ会議資料への工程表の反映</w:t>
+              <w:t>調査の対象者範囲と回収率</w:t>
             </w:r>
           </w:p>
         </w:tc>
@@ -22036,7 +22036,7 @@
                 <w:b w:val="0"/>
                 <w:sz w:val="16"/>
               </w:rPr>
-              <w:t>キックオフ会議資料の工程表は現行のまま進めた</w:t>
+              <w:t>現に収録している対象者の範囲及び回収率によることとし、設問ごとに分母が異なることを注に明示した</w:t>
             </w:r>
           </w:p>
         </w:tc>
@@ -22055,7 +22055,7 @@
                 <w:b w:val="0"/>
                 <w:sz w:val="16"/>
               </w:rPr>
-              <w:t>―</w:t>
+              <w:t>第2章第4節</w:t>
             </w:r>
           </w:p>
         </w:tc>
@@ -22081,7 +22081,7 @@
                 <w:b w:val="0"/>
                 <w:sz w:val="16"/>
               </w:rPr>
-              <w:t>No.9</w:t>
+              <w:t>No.10</w:t>
             </w:r>
           </w:p>
         </w:tc>
@@ -22101,7 +22101,7 @@
                 <w:b w:val="0"/>
                 <w:sz w:val="16"/>
               </w:rPr>
-              <w:t>調査の対象者範囲と回収率</w:t>
+              <w:t>介護人材実態調査の採用者数・退職者数</w:t>
             </w:r>
           </w:p>
         </w:tc>
@@ -22121,7 +22121,7 @@
                 <w:b w:val="0"/>
                 <w:sz w:val="16"/>
               </w:rPr>
-              <w:t>現に収録している対象者の範囲及び回収率によることとし、設問ごとに分母が異なることを注に明示した</w:t>
+              <w:t>採用83人・離職65人（同一法人の重複を除いた値）によることとし、代表KPI H14は各年9月30日現在の在籍者数を確認できないため未算定のままとした</w:t>
             </w:r>
           </w:p>
         </w:tc>
@@ -22141,7 +22141,7 @@
                 <w:b w:val="0"/>
                 <w:sz w:val="16"/>
               </w:rPr>
-              <w:t>第2章第4節</w:t>
+              <w:t>第2章第6節・第4章第3節</w:t>
             </w:r>
           </w:p>
         </w:tc>
@@ -22166,7 +22166,7 @@
                 <w:b w:val="0"/>
                 <w:sz w:val="16"/>
               </w:rPr>
-              <w:t>No.10</w:t>
+              <w:t>No.11</w:t>
             </w:r>
           </w:p>
         </w:tc>
@@ -22185,7 +22185,7 @@
                 <w:b w:val="0"/>
                 <w:sz w:val="16"/>
               </w:rPr>
-              <w:t>介護人材実態調査の採用者数・退職者数</w:t>
+              <w:t>町別の人口・世帯データ</w:t>
             </w:r>
           </w:p>
         </w:tc>
@@ -22204,7 +22204,7 @@
                 <w:b w:val="0"/>
                 <w:sz w:val="16"/>
               </w:rPr>
-              <w:t>採用83人・離職65人（同一法人の重複を除いた値）によることとし、代表KPI H14は各年9月30日現在の在籍者数を確認できないため未算定のままとした</w:t>
+              <w:t>町別・年齢4区分別の人口は令和5年までの各年10月1日現在の値であり、令和6年以降の趨勢は公表されている各年1月1日現在の値による（時点が9か月異なるため同じ系列としてつなげていない）旨を注に明示した</w:t>
             </w:r>
           </w:p>
         </w:tc>
@@ -22223,7 +22223,7 @@
                 <w:b w:val="0"/>
                 <w:sz w:val="16"/>
               </w:rPr>
-              <w:t>第2章第6節・第4章第3節</w:t>
+              <w:t>第2章第1節</w:t>
             </w:r>
           </w:p>
         </w:tc>
@@ -22249,7 +22249,7 @@
                 <w:b w:val="0"/>
                 <w:sz w:val="16"/>
               </w:rPr>
-              <w:t>No.11</w:t>
+              <w:t>No.12</w:t>
             </w:r>
           </w:p>
         </w:tc>
@@ -22269,7 +22269,7 @@
                 <w:b w:val="0"/>
                 <w:sz w:val="16"/>
               </w:rPr>
-              <w:t>町別の人口・世帯データ</w:t>
+              <w:t>日常生活圏域別のデータ</w:t>
             </w:r>
           </w:p>
         </w:tc>
@@ -22289,7 +22289,7 @@
                 <w:b w:val="0"/>
                 <w:sz w:val="16"/>
               </w:rPr>
-              <w:t>町別・年齢4区分別の人口は令和5年までの各年10月1日現在の値であり、令和6年以降の趨勢は公表されている各年1月1日現在の値による（時点が9か月異なるため同じ系列としてつなげていない）旨を注に明示した</w:t>
+              <w:t>基盤整備単位は3町（3圏域）とする案のままとし、圏域別の値は第9期計画による令和5年10月1日現在であること及び小学校区と6圏域の対応が確定していないことを注に明示した</w:t>
             </w:r>
           </w:p>
         </w:tc>
@@ -22309,7 +22309,7 @@
                 <w:b w:val="0"/>
                 <w:sz w:val="16"/>
               </w:rPr>
-              <w:t>第2章第1節</w:t>
+              <w:t>第1章第7節</w:t>
             </w:r>
           </w:p>
         </w:tc>
@@ -22334,7 +22334,7 @@
                 <w:b w:val="0"/>
                 <w:sz w:val="16"/>
               </w:rPr>
-              <w:t>No.12</w:t>
+              <w:t>No.18</w:t>
             </w:r>
           </w:p>
         </w:tc>
@@ -22353,7 +22353,7 @@
                 <w:b w:val="0"/>
                 <w:sz w:val="16"/>
               </w:rPr>
-              <w:t>日常生活圏域別のデータ</w:t>
+              <w:t>骨子案の内容の確認</w:t>
             </w:r>
           </w:p>
         </w:tc>
@@ -22372,7 +22372,7 @@
                 <w:b w:val="0"/>
                 <w:sz w:val="16"/>
               </w:rPr>
-              <w:t>基盤整備単位は3町（3圏域）とする案のままとし、圏域別の値は第9期計画による令和5年10月1日現在であること及び小学校区と6圏域の対応が確定していないことを注に明示した</w:t>
+              <w:t>骨子案は提出した内容のままとした</w:t>
             </w:r>
           </w:p>
         </w:tc>
@@ -22391,7 +22391,7 @@
                 <w:b w:val="0"/>
                 <w:sz w:val="16"/>
               </w:rPr>
-              <w:t>第1章第7節</w:t>
+              <w:t>―</w:t>
             </w:r>
           </w:p>
         </w:tc>
@@ -22417,7 +22417,7 @@
                 <w:b w:val="0"/>
                 <w:sz w:val="16"/>
               </w:rPr>
-              <w:t>No.18</w:t>
+              <w:t>No.22</w:t>
             </w:r>
           </w:p>
         </w:tc>
@@ -22437,7 +22437,7 @@
                 <w:b w:val="0"/>
                 <w:sz w:val="16"/>
               </w:rPr>
-              <w:t>骨子案の内容の確認</w:t>
+              <w:t>北海道の評価指標の読替えの考え方</w:t>
             </w:r>
           </w:p>
         </w:tc>
@@ -22457,7 +22457,7 @@
                 <w:b w:val="0"/>
                 <w:sz w:val="16"/>
               </w:rPr>
-              <w:t>骨子案は提出した内容のままとした</w:t>
+              <w:t>北海道の評価指標のうち市町村数を単位とするものの読替えは当方の整理によることとし（読替えの方法は第8節の表）、考え方が示された場合は改める旨を第6節の注に明示した</w:t>
             </w:r>
           </w:p>
         </w:tc>
@@ -22477,7 +22477,7 @@
                 <w:b w:val="0"/>
                 <w:sz w:val="16"/>
               </w:rPr>
-              <w:t>―</w:t>
+              <w:t>第1章第6節・第8節</w:t>
             </w:r>
           </w:p>
         </w:tc>
@@ -22502,7 +22502,7 @@
                 <w:b w:val="0"/>
                 <w:sz w:val="16"/>
               </w:rPr>
-              <w:t>No.22</w:t>
+              <w:t>No.27</w:t>
             </w:r>
           </w:p>
         </w:tc>
@@ -22521,7 +22521,7 @@
                 <w:b w:val="0"/>
                 <w:sz w:val="16"/>
               </w:rPr>
-              <w:t>北海道の評価指標の読替えの考え方</w:t>
+              <w:t>令和4年度 健康とくらしの調査の集計表</w:t>
             </w:r>
           </w:p>
         </w:tc>
@@ -22540,7 +22540,7 @@
                 <w:b w:val="0"/>
                 <w:sz w:val="16"/>
               </w:rPr>
-              <w:t>北海道の評価指標のうち市町村数を単位とするものの読替えは当方の整理によることとし（読替えの方法は第8節の表）、考え方が示された場合は改める旨を第6節の注に明示した</w:t>
+              <w:t>前回との比較は第9期計画の本文に掲げられた指標に限り、検定は有効回答数を約4,700として行っている旨を注に明示した</w:t>
             </w:r>
           </w:p>
         </w:tc>
@@ -22559,7 +22559,7 @@
                 <w:b w:val="0"/>
                 <w:sz w:val="16"/>
               </w:rPr>
-              <w:t>第1章第6節・第8節</w:t>
+              <w:t>第2章第4節</w:t>
             </w:r>
           </w:p>
         </w:tc>
@@ -22585,7 +22585,7 @@
                 <w:b w:val="0"/>
                 <w:sz w:val="16"/>
               </w:rPr>
-              <w:t>No.27</w:t>
+              <w:t>No.28</w:t>
             </w:r>
           </w:p>
         </w:tc>
@@ -22605,7 +22605,7 @@
                 <w:b w:val="0"/>
                 <w:sz w:val="16"/>
               </w:rPr>
-              <w:t>令和4年度 健康とくらしの調査の集計表</w:t>
+              <w:t>調査対象者の範囲の確認</w:t>
             </w:r>
           </w:p>
         </w:tc>
@@ -22625,7 +22625,7 @@
                 <w:b w:val="0"/>
                 <w:sz w:val="16"/>
               </w:rPr>
-              <w:t>前回との比較は第9期計画の本文に掲げられた指標に限り、検定は有効回答数を約4,700として行っている旨を注に明示した</w:t>
+              <w:t>健康とくらしの調査の対象者に要支援者及び要介護者を含まないことと、他の調査と母集団が異なるため合算できないことを明示した</w:t>
             </w:r>
           </w:p>
         </w:tc>
@@ -22670,7 +22670,7 @@
                 <w:b w:val="0"/>
                 <w:sz w:val="16"/>
               </w:rPr>
-              <w:t>No.28</w:t>
+              <w:t>No.38</w:t>
             </w:r>
           </w:p>
         </w:tc>
@@ -22689,7 +22689,7 @@
                 <w:b w:val="0"/>
                 <w:sz w:val="16"/>
               </w:rPr>
-              <w:t>調査対象者の範囲の確認</w:t>
+              <w:t>交付金評価の令和6年・令和7年調査の結果</w:t>
             </w:r>
           </w:p>
         </w:tc>
@@ -22708,7 +22708,7 @@
                 <w:b w:val="0"/>
                 <w:sz w:val="16"/>
               </w:rPr>
-              <w:t>健康とくらしの調査の対象者に要支援者及び要介護者を含まないことと、他の調査と母集団が異なるため合算できないことを明示した</w:t>
+              <w:t>公表されている全国集計の値によることとし、令和6年度分の評価は第8期の取組を反映したものであって評価の年度と取組の年度が一致しないことを注に明示した</w:t>
             </w:r>
           </w:p>
         </w:tc>
@@ -22727,7 +22727,7 @@
                 <w:b w:val="0"/>
                 <w:sz w:val="16"/>
               </w:rPr>
-              <w:t>第2章第4節</w:t>
+              <w:t>第3章第4節</w:t>
             </w:r>
           </w:p>
         </w:tc>
@@ -22753,7 +22753,7 @@
                 <w:b w:val="0"/>
                 <w:sz w:val="16"/>
               </w:rPr>
-              <w:t>No.38</w:t>
+              <w:t>No.46</w:t>
             </w:r>
           </w:p>
         </w:tc>
@@ -22773,7 +22773,7 @@
                 <w:b w:val="0"/>
                 <w:sz w:val="16"/>
               </w:rPr>
-              <w:t>交付金評価の令和6年・令和7年調査の結果</w:t>
+              <w:t>令和7年度の給付費の集計が一致しない</w:t>
             </w:r>
           </w:p>
         </w:tc>
@@ -22793,7 +22793,7 @@
                 <w:b w:val="0"/>
                 <w:sz w:val="16"/>
               </w:rPr>
-              <w:t>公表されている全国集計の値によることとし、令和6年度分の評価は第8期の取組を反映したものであって評価の年度と取組の年度が一致しないことを注に明示した</w:t>
+              <w:t>令和8年9月25日の再提供により決着した。再提供を受けたファイルの値（3町合計と要介護度別まで円単位一致）による</w:t>
             </w:r>
           </w:p>
         </w:tc>
@@ -22813,7 +22813,7 @@
                 <w:b w:val="0"/>
                 <w:sz w:val="16"/>
               </w:rPr>
-              <w:t>第3章第4節</w:t>
+              <w:t>―</w:t>
             </w:r>
           </w:p>
         </w:tc>
@@ -22838,7 +22838,7 @@
                 <w:b w:val="0"/>
                 <w:sz w:val="16"/>
               </w:rPr>
-              <w:t>No.46</w:t>
+              <w:t>No.47</w:t>
             </w:r>
           </w:p>
         </w:tc>
@@ -22857,7 +22857,7 @@
                 <w:b w:val="0"/>
                 <w:sz w:val="16"/>
               </w:rPr>
-              <w:t>令和7年度の給付費の集計が一致しない</w:t>
+              <w:t>計画作成支援ツールの実績値シートの確認</w:t>
             </w:r>
           </w:p>
         </w:tc>
@@ -22876,7 +22876,7 @@
                 <w:b w:val="0"/>
                 <w:sz w:val="16"/>
               </w:rPr>
-              <w:t>令和8年9月25日の再提供により決着した。再提供を受けたファイルの値（3町合計と要介護度別まで円単位一致）による</w:t>
+              <w:t>給付費の実績は年報及び総括表詳細（保険者単位）によることとし、計画作成支援ツールの実績値は3町を合計しても保険者単位にならないため比較のためにのみ用いる旨を注に明示した</w:t>
             </w:r>
           </w:p>
         </w:tc>
@@ -22895,7 +22895,7 @@
                 <w:b w:val="0"/>
                 <w:sz w:val="16"/>
               </w:rPr>
-              <w:t>―</w:t>
+              <w:t>第6章第3節</w:t>
             </w:r>
           </w:p>
         </w:tc>
@@ -22921,7 +22921,7 @@
                 <w:b w:val="0"/>
                 <w:sz w:val="16"/>
               </w:rPr>
-              <w:t>No.47</w:t>
+              <w:t>No.48</w:t>
             </w:r>
           </w:p>
         </w:tc>
@@ -22941,7 +22941,7 @@
                 <w:b w:val="0"/>
                 <w:sz w:val="16"/>
               </w:rPr>
-              <w:t>計画作成支援ツールの実績値シートの確認</w:t>
+              <w:t>総合事業の実施状況に関する調査（令和6年度）の確認</w:t>
             </w:r>
           </w:p>
         </w:tc>
@@ -22961,7 +22961,7 @@
                 <w:b w:val="0"/>
                 <w:sz w:val="16"/>
               </w:rPr>
-              <w:t>給付費の実績は年報及び総括表詳細（保険者単位）によることとし、計画作成支援ツールの実績値は3町を合計しても保険者単位にならないため比較のためにのみ用いる旨を注に明示した</w:t>
+              <w:t>収録済みの令和6年度の総合事業の実施状況に関する調査の値によることとし、参加率の分母が見える化システムのA系列であり住民基本台帳とは異なる旨を注に明示した</w:t>
             </w:r>
           </w:p>
         </w:tc>
@@ -22981,7 +22981,7 @@
                 <w:b w:val="0"/>
                 <w:sz w:val="16"/>
               </w:rPr>
-              <w:t>第6章第3節</w:t>
+              <w:t>第3章第1節・第2節</w:t>
             </w:r>
           </w:p>
         </w:tc>
@@ -23006,7 +23006,7 @@
                 <w:b w:val="0"/>
                 <w:sz w:val="16"/>
               </w:rPr>
-              <w:t>No.48</w:t>
+              <w:t>No.50</w:t>
             </w:r>
           </w:p>
         </w:tc>
@@ -23025,7 +23025,7 @@
                 <w:b w:val="0"/>
                 <w:sz w:val="16"/>
               </w:rPr>
-              <w:t>総合事業の実施状況に関する調査（令和6年度）の確認</w:t>
+              <w:t>年報・月報の受領に伴う確認</w:t>
             </w:r>
           </w:p>
         </w:tc>
@@ -23044,7 +23044,7 @@
                 <w:b w:val="0"/>
                 <w:sz w:val="16"/>
               </w:rPr>
-              <w:t>収録済みの令和6年度の総合事業の実施状況に関する調査の値によることとし、参加率の分母が見える化システムのA系列であり住民基本台帳とは異なる旨を注に明示した</w:t>
+              <w:t>受領済みの年報・月報の値によることとし、重度要介護認定率の実績は見える化システムの系列による6.3％であって年報から算定すると6.38％になること（判定は変わらない）を注に明示した</w:t>
             </w:r>
           </w:p>
         </w:tc>
@@ -23063,7 +23063,7 @@
                 <w:b w:val="0"/>
                 <w:sz w:val="16"/>
               </w:rPr>
-              <w:t>第3章第1節・第2節</w:t>
+              <w:t>第3章第1節・第6章第6節</w:t>
             </w:r>
           </w:p>
         </w:tc>
@@ -23089,7 +23089,7 @@
                 <w:b w:val="0"/>
                 <w:sz w:val="16"/>
               </w:rPr>
-              <w:t>No.50</w:t>
+              <w:t>No.51</w:t>
             </w:r>
           </w:p>
         </w:tc>
@@ -23109,7 +23109,7 @@
                 <w:b w:val="0"/>
                 <w:sz w:val="16"/>
               </w:rPr>
-              <w:t>年報・月報の受領に伴う確認</w:t>
+              <w:t>月報の値の接続のずれ（ご報告）</w:t>
             </w:r>
           </w:p>
         </w:tc>
@@ -23129,7 +23129,7 @@
                 <w:b w:val="0"/>
                 <w:sz w:val="16"/>
               </w:rPr>
-              <w:t>受領済みの年報・月報の値によることとし、重度要介護認定率の実績は見える化システムの系列による6.3％であって年報から算定すると6.38％になること（判定は変わらない）を注に明示した</w:t>
+              <w:t>月報の値の接続のずれは受領点検に記録として残し、計画本文には用いていない</w:t>
             </w:r>
           </w:p>
         </w:tc>
@@ -23149,7 +23149,7 @@
                 <w:b w:val="0"/>
                 <w:sz w:val="16"/>
               </w:rPr>
-              <w:t>第3章第1節・第6章第6節</w:t>
+              <w:t>―</w:t>
             </w:r>
           </w:p>
         </w:tc>
@@ -23174,7 +23174,7 @@
                 <w:b w:val="0"/>
                 <w:sz w:val="16"/>
               </w:rPr>
-              <w:t>No.51</w:t>
+              <w:t>No.52</w:t>
             </w:r>
           </w:p>
         </w:tc>
@@ -23193,7 +23193,7 @@
                 <w:b w:val="0"/>
                 <w:sz w:val="16"/>
               </w:rPr>
-              <w:t>月報の値の接続のずれ（ご報告）</w:t>
+              <w:t>令和6年度決算書の受領に伴う確認</w:t>
             </w:r>
           </w:p>
         </w:tc>
@@ -23212,7 +23212,7 @@
                 <w:b w:val="0"/>
                 <w:sz w:val="16"/>
               </w:rPr>
-              <w:t>月報の値の接続のずれは受領点検に記録として残し、計画本文には用いていない</w:t>
+              <w:t>区分の名称及び科目は令和6年度決算書の表記によることとし、「一般介護予防事業費」の項がないことを注に明示した（地域支援事業費の総額は変わらない）</w:t>
             </w:r>
           </w:p>
         </w:tc>
@@ -23231,7 +23231,7 @@
                 <w:b w:val="0"/>
                 <w:sz w:val="16"/>
               </w:rPr>
-              <w:t>―</w:t>
+              <w:t>第3章第2節</w:t>
             </w:r>
           </w:p>
         </w:tc>
@@ -23257,7 +23257,7 @@
                 <w:b w:val="0"/>
                 <w:sz w:val="16"/>
               </w:rPr>
-              <w:t>No.52</w:t>
+              <w:t>No.53</w:t>
             </w:r>
           </w:p>
         </w:tc>
@@ -23277,7 +23277,7 @@
                 <w:b w:val="0"/>
                 <w:sz w:val="16"/>
               </w:rPr>
-              <w:t>令和6年度決算書の受領に伴う確認</w:t>
+              <w:t>介護保険事業財政調整基金の積立ての上限と取崩方針</w:t>
             </w:r>
           </w:p>
         </w:tc>
@@ -23297,7 +23297,7 @@
                 <w:b w:val="0"/>
                 <w:sz w:val="16"/>
               </w:rPr>
-              <w:t>区分の名称及び科目は令和6年度決算書の表記によることとし、「一般介護予防事業費」の項がないことを注に明示した（地域支援事業費の総額は変わらない）</w:t>
+              <w:t>財政調整基金を取り崩さないものとして算定し（不足する側に誤らない置き方）、1億円を取り崩した場合の月額への効きを併記した</w:t>
             </w:r>
           </w:p>
         </w:tc>
@@ -23317,7 +23317,7 @@
                 <w:b w:val="0"/>
                 <w:sz w:val="16"/>
               </w:rPr>
-              <w:t>第3章第2節</w:t>
+              <w:t>第6章第6節</w:t>
             </w:r>
           </w:p>
         </w:tc>
@@ -23342,7 +23342,7 @@
                 <w:b w:val="0"/>
                 <w:sz w:val="16"/>
               </w:rPr>
-              <w:t>No.53</w:t>
+              <w:t>No.54</w:t>
             </w:r>
           </w:p>
         </w:tc>
@@ -23361,7 +23361,7 @@
                 <w:b w:val="0"/>
                 <w:sz w:val="16"/>
               </w:rPr>
-              <w:t>介護保険事業財政調整基金の積立ての上限と取崩方針</w:t>
+              <w:t>議事録の文書プロパティに個人名が再度入る</w:t>
             </w:r>
           </w:p>
         </w:tc>
@@ -23380,7 +23380,7 @@
                 <w:b w:val="0"/>
                 <w:sz w:val="16"/>
               </w:rPr>
-              <w:t>財政調整基金を取り崩さないものとして算定し（不足する側に誤らない置き方）、1億円を取り崩した場合の月額への効きを併記した</w:t>
+              <w:t>中間報告会議議事録の文書プロパティの作成者を法人名とし、個人名が入らない形で再出力した</w:t>
             </w:r>
           </w:p>
         </w:tc>
@@ -23399,7 +23399,7 @@
                 <w:b w:val="0"/>
                 <w:sz w:val="16"/>
               </w:rPr>
-              <w:t>第6章第6節</w:t>
+              <w:t>―</w:t>
             </w:r>
           </w:p>
         </w:tc>
@@ -23425,7 +23425,7 @@
                 <w:b w:val="0"/>
                 <w:sz w:val="16"/>
               </w:rPr>
-              <w:t>No.54</w:t>
+              <w:t>No.55</w:t>
             </w:r>
           </w:p>
         </w:tc>
@@ -23445,7 +23445,7 @@
                 <w:b w:val="0"/>
                 <w:sz w:val="16"/>
               </w:rPr>
-              <w:t>議事録の文書プロパティに個人名が再度入る</w:t>
+              <w:t>議事録の表記に関するご提案3件</w:t>
             </w:r>
           </w:p>
         </w:tc>
@@ -23465,7 +23465,7 @@
                 <w:b w:val="0"/>
                 <w:sz w:val="16"/>
               </w:rPr>
-              <w:t>中間報告会議議事録の文書プロパティの作成者を法人名とし、個人名が入らない形で再出力した</w:t>
+              <w:t>議事録の表記に関するご提案3件（文のねじれ・並列の「及び」・文体）を本文へ反映した。受領版の表記のままとするご判断であれば戻す</w:t>
             </w:r>
           </w:p>
         </w:tc>
@@ -23510,7 +23510,7 @@
                 <w:b w:val="0"/>
                 <w:sz w:val="16"/>
               </w:rPr>
-              <w:t>No.55</w:t>
+              <w:t>No.56</w:t>
             </w:r>
           </w:p>
         </w:tc>
@@ -23529,7 +23529,7 @@
                 <w:b w:val="0"/>
                 <w:sz w:val="16"/>
               </w:rPr>
-              <w:t>議事録の表記に関するご提案3件</w:t>
+              <w:t>令和8年8月31日受領の要介護認定集計帳票6件が他団体のもの</w:t>
             </w:r>
           </w:p>
         </w:tc>
@@ -23548,7 +23548,7 @@
                 <w:b w:val="0"/>
                 <w:sz w:val="16"/>
               </w:rPr>
-              <w:t>議事録の表記に関するご提案3件（文のねじれ・並列の「及び」・文体）を本文へ反映した。受領版の表記のままとするご判断であれば戻す</w:t>
+              <w:t>他団体の要介護認定集計帳票6件は成果品に用いず、計画素案その他の成果品に当該団体名は現れない</w:t>
             </w:r>
           </w:p>
         </w:tc>
@@ -23593,7 +23593,7 @@
                 <w:b w:val="0"/>
                 <w:sz w:val="16"/>
               </w:rPr>
-              <w:t>No.56</w:t>
+              <w:t>No.59</w:t>
             </w:r>
           </w:p>
         </w:tc>
@@ -23613,7 +23613,7 @@
                 <w:b w:val="0"/>
                 <w:sz w:val="16"/>
               </w:rPr>
-              <w:t>令和8年8月31日受領の要介護認定集計帳票6件が他団体のもの</w:t>
+              <w:t>調整交付金の算定基礎の確認</w:t>
             </w:r>
           </w:p>
         </w:tc>
@@ -23633,7 +23633,7 @@
                 <w:b w:val="0"/>
                 <w:sz w:val="16"/>
               </w:rPr>
-              <w:t>他団体の要介護認定集計帳票6件は成果品に用いず、計画素案その他の成果品に当該団体名は現れない</w:t>
+              <w:t>調整交付金の算定基礎は標準給付費見込額と介護予防・日常生活支援総合事業費の合計であり包括的支援事業費及び任意事業費を含まないこと、この扱いにより第9期の公表値と一致することを注に明示した</w:t>
             </w:r>
           </w:p>
         </w:tc>
@@ -23653,7 +23653,7 @@
                 <w:b w:val="0"/>
                 <w:sz w:val="16"/>
               </w:rPr>
-              <w:t>―</w:t>
+              <w:t>第6章第6節4</w:t>
             </w:r>
           </w:p>
         </w:tc>
@@ -23678,7 +23678,7 @@
                 <w:b w:val="0"/>
                 <w:sz w:val="16"/>
               </w:rPr>
-              <w:t>No.59</w:t>
+              <w:t>No.61</w:t>
             </w:r>
           </w:p>
         </w:tc>
@@ -23697,7 +23697,7 @@
                 <w:b w:val="0"/>
                 <w:sz w:val="16"/>
               </w:rPr>
-              <w:t>調整交付金の算定基礎の確認</w:t>
+              <w:t>交付金の評価項目と19施策の割当て</w:t>
             </w:r>
           </w:p>
         </w:tc>
@@ -23716,7 +23716,7 @@
                 <w:b w:val="0"/>
                 <w:sz w:val="16"/>
               </w:rPr>
-              <w:t>調整交付金の算定基礎は標準給付費見込額と介護予防・日常生活支援総合事業費の合計であり包括的支援事業費及び任意事業費を含まないこと、この扱いにより第9期の公表値と一致することを注に明示した</w:t>
+              <w:t>交付金の評価項目と19施策の割当ては当方の案のままとし、計画本文には掲げていない（第9期施策別評価表による）</w:t>
             </w:r>
           </w:p>
         </w:tc>
@@ -23735,7 +23735,7 @@
                 <w:b w:val="0"/>
                 <w:sz w:val="16"/>
               </w:rPr>
-              <w:t>第6章第6節4</w:t>
+              <w:t>―</w:t>
             </w:r>
           </w:p>
         </w:tc>
@@ -23761,7 +23761,7 @@
                 <w:b w:val="0"/>
                 <w:sz w:val="16"/>
               </w:rPr>
-              <w:t>No.61</w:t>
+              <w:t>No.80</w:t>
             </w:r>
           </w:p>
         </w:tc>
@@ -23781,7 +23781,7 @@
                 <w:b w:val="0"/>
                 <w:sz w:val="16"/>
               </w:rPr>
-              <w:t>交付金の評価項目と19施策の割当て</w:t>
+              <w:t>職員個票のリストによる重複確認の可否</w:t>
             </w:r>
           </w:p>
         </w:tc>
@@ -23801,7 +23801,7 @@
                 <w:b w:val="0"/>
                 <w:sz w:val="16"/>
               </w:rPr>
-              <w:t>交付金の評価項目と19施策の割当ては当方の案のままとし、計画本文には掲げていない（第9期施策別評価表による）</w:t>
+              <w:t>重複の判別は職員個票の突合によらず当該事業所への照会により行う（個人情報を保管しない方針による）旨を明示した</w:t>
             </w:r>
           </w:p>
         </w:tc>
@@ -23821,7 +23821,7 @@
                 <w:b w:val="0"/>
                 <w:sz w:val="16"/>
               </w:rPr>
-              <w:t>―</w:t>
+              <w:t>第2章第6節</w:t>
             </w:r>
           </w:p>
         </w:tc>
@@ -23846,7 +23846,7 @@
                 <w:b w:val="0"/>
                 <w:sz w:val="16"/>
               </w:rPr>
-              <w:t>No.80</w:t>
+              <w:t>No.83</w:t>
             </w:r>
           </w:p>
         </w:tc>
@@ -23865,7 +23865,7 @@
                 <w:b w:val="0"/>
                 <w:sz w:val="16"/>
               </w:rPr>
-              <w:t>職員個票のリストによる重複確認の可否</w:t>
+              <w:t>構成町との意見交換会の実施方法と町別データシート</w:t>
             </w:r>
           </w:p>
         </w:tc>
@@ -23884,7 +23884,7 @@
                 <w:b w:val="0"/>
                 <w:sz w:val="16"/>
               </w:rPr>
-              <w:t>重複の判別は職員個票の突合によらず当該事業所への照会により行う（個人情報を保管しない方針による）旨を明示した</w:t>
+              <w:t>3町合同の意見交換会（10月上旬）と町ごとの個別協議（10月中旬〜下旬）の2段構えで資料を整えた</w:t>
             </w:r>
           </w:p>
         </w:tc>
@@ -23903,7 +23903,7 @@
                 <w:b w:val="0"/>
                 <w:sz w:val="16"/>
               </w:rPr>
-              <w:t>第2章第6節</w:t>
+              <w:t>―</w:t>
             </w:r>
           </w:p>
         </w:tc>
@@ -23929,7 +23929,7 @@
                 <w:b w:val="0"/>
                 <w:sz w:val="16"/>
               </w:rPr>
-              <w:t>No.83</w:t>
+              <w:t>No.85</w:t>
             </w:r>
           </w:p>
         </w:tc>
@@ -23949,7 +23949,7 @@
                 <w:b w:val="0"/>
                 <w:sz w:val="16"/>
               </w:rPr>
-              <w:t>構成町との意見交換会の実施方法と町別データシート</w:t>
+              <w:t>町別データシートの内容と配付</w:t>
             </w:r>
           </w:p>
         </w:tc>
@@ -23969,7 +23969,7 @@
                 <w:b w:val="0"/>
                 <w:sz w:val="16"/>
               </w:rPr>
-              <w:t>3町合同の意見交換会（10月上旬）と町ごとの個別協議（10月中旬〜下旬）の2段構えで資料を整えた</w:t>
+              <w:t>町別データシートは現行の内容のまま配付する</w:t>
             </w:r>
           </w:p>
         </w:tc>
@@ -24014,7 +24014,7 @@
                 <w:b w:val="0"/>
                 <w:sz w:val="16"/>
               </w:rPr>
-              <w:t>No.85</w:t>
+              <w:t>No.60</w:t>
             </w:r>
           </w:p>
         </w:tc>
@@ -24033,7 +24033,7 @@
                 <w:b w:val="0"/>
                 <w:sz w:val="16"/>
               </w:rPr>
-              <w:t>町別データシートの内容と配付</w:t>
+              <w:t>第10期の保険料算定の前提（受託者案）</w:t>
             </w:r>
           </w:p>
         </w:tc>
@@ -24052,7 +24052,7 @@
                 <w:b w:val="0"/>
                 <w:sz w:val="16"/>
               </w:rPr>
-              <w:t>町別データシートは現行の内容のまま配付する</w:t>
+              <w:t>単価を令和7年度で固定し、施策反映・給付適正化・基金取崩しを織り込まない置き方であり、算定上の月額基準額は低い側の水準にあることを明示した</w:t>
             </w:r>
           </w:p>
         </w:tc>
@@ -24071,7 +24071,7 @@
                 <w:b w:val="0"/>
                 <w:sz w:val="16"/>
               </w:rPr>
-              <w:t>―</w:t>
+              <w:t>第6章第6節2</w:t>
             </w:r>
           </w:p>
         </w:tc>
@@ -24097,7 +24097,7 @@
                 <w:b w:val="0"/>
                 <w:sz w:val="16"/>
               </w:rPr>
-              <w:t>No.60</w:t>
+              <w:t>No.64</w:t>
             </w:r>
           </w:p>
         </w:tc>
@@ -24117,7 +24117,7 @@
                 <w:b w:val="0"/>
                 <w:sz w:val="16"/>
               </w:rPr>
-              <w:t>第10期の保険料算定の前提（受託者案）</w:t>
+              <w:t>区域内に事業所がないサービスの住民向けの記載</w:t>
             </w:r>
           </w:p>
         </w:tc>
@@ -24137,7 +24137,7 @@
                 <w:b w:val="0"/>
                 <w:sz w:val="16"/>
               </w:rPr>
-              <w:t>単価を令和7年度で固定し、施策反映・給付適正化・基金取崩しを織り込まない置き方であり、算定上の月額基準額は低い側の水準にあることを明示した</w:t>
+              <w:t>区域内に事業所がないサービスも区域外の事業所を利用できること、通常の事業の実施地域の外では実費の負担が生じることがあることを住民向けの記載に加えた</w:t>
             </w:r>
           </w:p>
         </w:tc>
@@ -24157,7 +24157,7 @@
                 <w:b w:val="0"/>
                 <w:sz w:val="16"/>
               </w:rPr>
-              <w:t>第6章第6節2</w:t>
+              <w:t>公表版 参考（介護サービスの内容）</w:t>
             </w:r>
           </w:p>
         </w:tc>
@@ -24182,7 +24182,7 @@
                 <w:b w:val="0"/>
                 <w:sz w:val="16"/>
               </w:rPr>
-              <w:t>No.64</w:t>
+              <w:t>No.69</w:t>
             </w:r>
           </w:p>
         </w:tc>
@@ -24201,7 +24201,7 @@
                 <w:b w:val="0"/>
                 <w:sz w:val="16"/>
               </w:rPr>
-              <w:t>区域内に事業所がないサービスの住民向けの記載</w:t>
+              <w:t>成果指向型配分枠（令和8年度新設）への対応</w:t>
             </w:r>
           </w:p>
         </w:tc>
@@ -24220,7 +24220,7 @@
                 <w:b w:val="0"/>
                 <w:sz w:val="16"/>
               </w:rPr>
-              <w:t>区域内に事業所がないサービスも区域外の事業所を利用できること、通常の事業の実施地域の外では実費の負担が生じることがあることを住民向けの記載に加えた</w:t>
+              <w:t>成果指向型配分枠は構成3町の回答の状況を確認できていないため第10期の施策に位置づけず、確認できた時点で判断する旨を注に明示した</w:t>
             </w:r>
           </w:p>
         </w:tc>
@@ -24239,7 +24239,7 @@
                 <w:b w:val="0"/>
                 <w:sz w:val="16"/>
               </w:rPr>
-              <w:t>公表版 参考（介護サービスの内容）</w:t>
+              <w:t>第3章第4節</w:t>
             </w:r>
           </w:p>
         </w:tc>
@@ -24265,7 +24265,7 @@
                 <w:b w:val="0"/>
                 <w:sz w:val="16"/>
               </w:rPr>
-              <w:t>No.69</w:t>
+              <w:t>No.89</w:t>
             </w:r>
           </w:p>
         </w:tc>
@@ -24285,7 +24285,7 @@
                 <w:b w:val="0"/>
                 <w:sz w:val="16"/>
               </w:rPr>
-              <w:t>成果指向型配分枠（令和8年度新設）への対応</w:t>
+              <w:t>社会福祉法等の一部を改正する法律（令和8年法律第51号）の反映</w:t>
             </w:r>
           </w:p>
         </w:tc>
@@ -24305,7 +24305,7 @@
                 <w:b w:val="0"/>
                 <w:sz w:val="16"/>
               </w:rPr>
-              <w:t>成果指向型配分枠は構成3町の回答の状況を確認できていないため第10期の施策に位置づけず、確認できた時点で判断する旨を注に明示した</w:t>
+              <w:t>社会福祉法等の一部を改正する法律（令和8年法律第51号）の7件の整理のまま進め、政令・省令・報酬改定の公表後に再照合する</w:t>
             </w:r>
           </w:p>
         </w:tc>
@@ -24325,7 +24325,7 @@
                 <w:b w:val="0"/>
                 <w:sz w:val="16"/>
               </w:rPr>
-              <w:t>第3章第4節</w:t>
+              <w:t>第1章第9節2</w:t>
             </w:r>
           </w:p>
         </w:tc>
@@ -24350,7 +24350,7 @@
                 <w:b w:val="0"/>
                 <w:sz w:val="16"/>
               </w:rPr>
-              <w:t>No.89</w:t>
+              <w:t>No.117</w:t>
             </w:r>
           </w:p>
         </w:tc>
@@ -24369,7 +24369,7 @@
                 <w:b w:val="0"/>
                 <w:sz w:val="16"/>
               </w:rPr>
-              <w:t>社会福祉法等の一部を改正する法律（令和8年法律第51号）の反映</w:t>
+              <w:t>成果品の統合の方針</w:t>
             </w:r>
           </w:p>
         </w:tc>
@@ -24388,7 +24388,7 @@
                 <w:b w:val="0"/>
                 <w:sz w:val="16"/>
               </w:rPr>
-              <w:t>社会福祉法等の一部を改正する法律（令和8年法律第51号）の7件の整理のまま進め、政令・省令・報酬改定の公表後に再照合する</w:t>
+              <w:t>見込量算定の4成果品を統合報告書に束ね、元の4件も残す現行の方針のままとした</w:t>
             </w:r>
           </w:p>
         </w:tc>
@@ -24407,7 +24407,7 @@
                 <w:b w:val="0"/>
                 <w:sz w:val="16"/>
               </w:rPr>
-              <w:t>第1章第9節2</w:t>
+              <w:t>―</w:t>
             </w:r>
           </w:p>
         </w:tc>
@@ -24433,7 +24433,7 @@
                 <w:b w:val="0"/>
                 <w:sz w:val="16"/>
               </w:rPr>
-              <w:t>No.117</w:t>
+              <w:t>No.138</w:t>
             </w:r>
           </w:p>
         </w:tc>
@@ -24453,7 +24453,7 @@
                 <w:b w:val="0"/>
                 <w:sz w:val="16"/>
               </w:rPr>
-              <w:t>成果品の統合の方針</w:t>
+              <w:t>認定者数の実績見込み値を編集する項目が画面にあるか</w:t>
             </w:r>
           </w:p>
         </w:tc>
@@ -24473,7 +24473,7 @@
                 <w:b w:val="0"/>
                 <w:sz w:val="16"/>
               </w:rPr>
-              <w:t>見込量算定の4成果品を統合報告書に束ね、元の4件も残す現行の方針のままとした</w:t>
+              <w:t>認定者数の実績見込み値を編集する項目がないものとして、認定率の伸びに「令和6年度→令和7年度の伸び」を選ぶ入力案とした</w:t>
             </w:r>
           </w:p>
         </w:tc>
@@ -24518,7 +24518,7 @@
                 <w:b w:val="0"/>
                 <w:sz w:val="16"/>
               </w:rPr>
-              <w:t>No.138</w:t>
+              <w:t>No.139</w:t>
             </w:r>
           </w:p>
         </w:tc>
@@ -24537,7 +24537,7 @@
                 <w:b w:val="0"/>
                 <w:sz w:val="16"/>
               </w:rPr>
-              <w:t>認定者数の実績見込み値を編集する項目が画面にあるか</w:t>
+              <w:t>健康とくらしの調査の個票の再提供の要否</w:t>
             </w:r>
           </w:p>
         </w:tc>
@@ -24556,7 +24556,7 @@
                 <w:b w:val="0"/>
                 <w:sz w:val="16"/>
               </w:rPr>
-              <w:t>認定者数の実績見込み値を編集する項目がないものとして、認定率の伸びに「令和6年度→令和7年度の伸び」を選ぶ入力案とした</w:t>
+              <w:t>健康とくらしの調査の個票の再提供は依頼しない（成果品は収録済みで内容が確定しており不足がない）</w:t>
             </w:r>
           </w:p>
         </w:tc>
@@ -24601,7 +24601,7 @@
                 <w:b w:val="0"/>
                 <w:sz w:val="16"/>
               </w:rPr>
-              <w:t>No.139</w:t>
+              <w:t>No.148</w:t>
             </w:r>
           </w:p>
         </w:tc>
@@ -24621,7 +24621,7 @@
                 <w:b w:val="0"/>
                 <w:sz w:val="16"/>
               </w:rPr>
-              <w:t>健康とくらしの調査の個票の再提供の要否</w:t>
+              <w:t>見える化システムの操作手引・認証後画面の写しのご提供</w:t>
             </w:r>
           </w:p>
         </w:tc>
@@ -24641,7 +24641,7 @@
                 <w:b w:val="0"/>
                 <w:sz w:val="16"/>
               </w:rPr>
-              <w:t>健康とくらしの調査の個票の再提供は依頼しない（成果品は収録済みで内容が確定しており不足がない）</w:t>
+              <w:t>受領済みの画面の写しの範囲で入力値を示し、操作手引により確認できていない項目はその旨を明記した</w:t>
             </w:r>
           </w:p>
         </w:tc>
@@ -24686,7 +24686,7 @@
                 <w:b w:val="0"/>
                 <w:sz w:val="16"/>
               </w:rPr>
-              <w:t>No.148</w:t>
+              <w:t>No.90</w:t>
             </w:r>
           </w:p>
         </w:tc>
@@ -24705,7 +24705,7 @@
                 <w:b w:val="0"/>
                 <w:sz w:val="16"/>
               </w:rPr>
-              <w:t>見える化システムの操作手引・認証後画面の写しのご提供</w:t>
+              <w:t>第9期計画の本文（電子データ）及び前回調査の原集計表の提供</w:t>
             </w:r>
           </w:p>
         </w:tc>
@@ -24724,7 +24724,7 @@
                 <w:b w:val="0"/>
                 <w:sz w:val="16"/>
               </w:rPr>
-              <w:t>受領済みの画面の写しの範囲で入力値を示し、操作手引により確認できていない項目はその旨を明記した</w:t>
+              <w:t>前回調査との比較は割合のみとし、指標別の分母を第9期計画の本文から確認できない旨を注に明示した</w:t>
             </w:r>
           </w:p>
         </w:tc>
@@ -24743,7 +24743,7 @@
                 <w:b w:val="0"/>
                 <w:sz w:val="16"/>
               </w:rPr>
-              <w:t>―</w:t>
+              <w:t>第2章第4節</w:t>
             </w:r>
           </w:p>
         </w:tc>
@@ -24769,7 +24769,7 @@
                 <w:b w:val="0"/>
                 <w:sz w:val="16"/>
               </w:rPr>
-              <w:t>No.90</w:t>
+              <w:t>No.91</w:t>
             </w:r>
           </w:p>
         </w:tc>
@@ -24789,7 +24789,7 @@
                 <w:b w:val="0"/>
                 <w:sz w:val="16"/>
               </w:rPr>
-              <w:t>第9期計画の本文（電子データ）及び前回調査の原集計表の提供</w:t>
+              <w:t>介護給付費通知及び給付実績の活用による確認等</w:t>
             </w:r>
           </w:p>
         </w:tc>
@@ -24809,7 +24809,7 @@
                 <w:b w:val="0"/>
                 <w:sz w:val="16"/>
               </w:rPr>
-              <w:t>前回調査との比較は割合のみとし、指標別の分母を第9期計画の本文から確認できない旨を注に明示した</w:t>
+              <w:t>給付実績の活用による確認等及び介護給付費通知は、実施の状況を確認したうえで第10期の実施の方針を定めることとし、現行の取組のまま位置づけた</w:t>
             </w:r>
           </w:p>
         </w:tc>
@@ -24829,7 +24829,7 @@
                 <w:b w:val="0"/>
                 <w:sz w:val="16"/>
               </w:rPr>
-              <w:t>第2章第4節</w:t>
+              <w:t>第5章 基本目標5</w:t>
             </w:r>
           </w:p>
         </w:tc>
@@ -24854,7 +24854,7 @@
                 <w:b w:val="0"/>
                 <w:sz w:val="16"/>
               </w:rPr>
-              <w:t>No.91</w:t>
+              <w:t>No.92</w:t>
             </w:r>
           </w:p>
         </w:tc>
@@ -24873,7 +24873,7 @@
                 <w:b w:val="0"/>
                 <w:sz w:val="16"/>
               </w:rPr>
-              <w:t>介護給付費通知及び給付実績の活用による確認等</w:t>
+              <w:t>認定調査の指定居宅介護支援事業所等への委託の状況</w:t>
             </w:r>
           </w:p>
         </w:tc>
@@ -24892,7 +24892,7 @@
                 <w:b w:val="0"/>
                 <w:sz w:val="16"/>
               </w:rPr>
-              <w:t>給付実績の活用による確認等及び介護給付費通知は、実施の状況を確認したうえで第10期の実施の方針を定めることとし、現行の取組のまま位置づけた</w:t>
+              <w:t>認定調査の点検件数は、指定居宅介護支援事業所等への委託の状況を確認したうえで定める旨を注に明示した</w:t>
             </w:r>
           </w:p>
         </w:tc>
@@ -24937,7 +24937,7 @@
                 <w:b w:val="0"/>
                 <w:sz w:val="16"/>
               </w:rPr>
-              <w:t>No.92</w:t>
+              <w:t>No.97</w:t>
             </w:r>
           </w:p>
         </w:tc>
@@ -24957,7 +24957,7 @@
                 <w:b w:val="0"/>
                 <w:sz w:val="16"/>
               </w:rPr>
-              <w:t>認定調査の指定居宅介護支援事業所等への委託の状況</w:t>
+              <w:t>令和9年4月1日から義務となる2件への対応</w:t>
             </w:r>
           </w:p>
         </w:tc>
@@ -24977,7 +24977,7 @@
                 <w:b w:val="0"/>
                 <w:sz w:val="16"/>
               </w:rPr>
-              <w:t>認定調査の点検件数は、指定居宅介護支援事業所等への委託の状況を確認したうえで定める旨を注に明示した</w:t>
+              <w:t>条例の対応規定を確認していないため、省令の定めと対象事業所数（協力医療機関10事業所・生産性向上の取組に係る委員会15事業所）を示すにとどめた</w:t>
             </w:r>
           </w:p>
         </w:tc>
@@ -24997,7 +24997,7 @@
                 <w:b w:val="0"/>
                 <w:sz w:val="16"/>
               </w:rPr>
-              <w:t>第5章 基本目標5</w:t>
+              <w:t>第1章第9節1</w:t>
             </w:r>
           </w:p>
         </w:tc>
@@ -25022,7 +25022,7 @@
                 <w:b w:val="0"/>
                 <w:sz w:val="16"/>
               </w:rPr>
-              <w:t>No.97</w:t>
+              <w:t>No.99</w:t>
             </w:r>
           </w:p>
         </w:tc>
@@ -25041,7 +25041,7 @@
                 <w:b w:val="0"/>
                 <w:sz w:val="16"/>
               </w:rPr>
-              <w:t>令和9年4月1日から義務となる2件への対応</w:t>
+              <w:t>過疎地域における小規模多機能型居宅介護の定員超過の特例の取扱い</w:t>
             </w:r>
           </w:p>
         </w:tc>
@@ -25060,7 +25060,7 @@
                 <w:b w:val="0"/>
                 <w:sz w:val="16"/>
               </w:rPr>
-              <w:t>条例の対応規定を確認していないため、省令の定めと対象事業所数（協力医療機関10事業所・生産性向上の取組に係る委員会15事業所）を示すにとどめた</w:t>
+              <w:t>過疎地域における小規模多機能型居宅介護の登録定員の超過の特例を用いずに見込量を算定している旨を注に明示した</w:t>
             </w:r>
           </w:p>
         </w:tc>
@@ -25079,7 +25079,7 @@
                 <w:b w:val="0"/>
                 <w:sz w:val="16"/>
               </w:rPr>
-              <w:t>第1章第9節1</w:t>
+              <w:t>第6章第2節</w:t>
             </w:r>
           </w:p>
         </w:tc>
@@ -25105,7 +25105,7 @@
                 <w:b w:val="0"/>
                 <w:sz w:val="16"/>
               </w:rPr>
-              <w:t>No.99</w:t>
+              <w:t>No.108</w:t>
             </w:r>
           </w:p>
         </w:tc>
@@ -25125,7 +25125,7 @@
                 <w:b w:val="0"/>
                 <w:sz w:val="16"/>
               </w:rPr>
-              <w:t>過疎地域における小規模多機能型居宅介護の定員超過の特例の取扱い</w:t>
+              <w:t>補正しても外れるサービス6件の理由</w:t>
             </w:r>
           </w:p>
         </w:tc>
@@ -25145,7 +25145,7 @@
                 <w:b w:val="0"/>
                 <w:sz w:val="16"/>
               </w:rPr>
-              <w:t>過疎地域における小規模多機能型居宅介護の登録定員の超過の特例を用いずに見込量を算定している旨を注に明示した</w:t>
+              <w:t>補正を行っても開きが残る6種別は趨勢の置き方によるものではなく供給の状況又は制度の区分によるものであり、第4節の整備方針及び確保方策において扱う旨を注に明示した</w:t>
             </w:r>
           </w:p>
         </w:tc>
@@ -25165,7 +25165,7 @@
                 <w:b w:val="0"/>
                 <w:sz w:val="16"/>
               </w:rPr>
-              <w:t>第6章第2節</w:t>
+              <w:t>第6章第6節2</w:t>
             </w:r>
           </w:p>
         </w:tc>
@@ -25190,7 +25190,7 @@
                 <w:b w:val="0"/>
                 <w:sz w:val="16"/>
               </w:rPr>
-              <w:t>No.108</w:t>
+              <w:t>No.111</w:t>
             </w:r>
           </w:p>
         </w:tc>
@@ -25209,7 +25209,7 @@
                 <w:b w:val="0"/>
                 <w:sz w:val="16"/>
               </w:rPr>
-              <w:t>補正しても外れるサービス6件の理由</w:t>
+              <w:t>過年度の趨勢に現れない要因の扱い（認知症施策・高齢者向け住まいほか）</w:t>
             </w:r>
           </w:p>
         </w:tc>
@@ -25228,7 +25228,7 @@
                 <w:b w:val="0"/>
                 <w:sz w:val="16"/>
               </w:rPr>
-              <w:t>補正を行っても開きが残る6種別は趨勢の置き方によるものではなく供給の状況又は制度の区分によるものであり、第4節の整備方針及び確保方策において扱う旨を注に明示した</w:t>
+              <w:t>趨勢に現れない要因は給付費を増やす向きか減らす向きかを記すにとどめ、数値には織り込んでいない旨を注に明示した</w:t>
             </w:r>
           </w:p>
         </w:tc>
@@ -25273,7 +25273,7 @@
                 <w:b w:val="0"/>
                 <w:sz w:val="16"/>
               </w:rPr>
-              <w:t>No.111</w:t>
+              <w:t>No.118</w:t>
             </w:r>
           </w:p>
         </w:tc>
@@ -25293,7 +25293,7 @@
                 <w:b w:val="0"/>
                 <w:sz w:val="16"/>
               </w:rPr>
-              <w:t>過年度の趨勢に現れない要因の扱い（認知症施策・高齢者向け住まいほか）</w:t>
+              <w:t>施策2-5の代表KPIを「施策化への転換率」とするか</w:t>
             </w:r>
           </w:p>
         </w:tc>
@@ -25313,7 +25313,7 @@
                 <w:b w:val="0"/>
                 <w:sz w:val="16"/>
               </w:rPr>
-              <w:t>趨勢に現れない要因は給付費を増やす向きか減らす向きかを記すにとどめ、数値には織り込んでいない旨を注に明示した</w:t>
+              <w:t>地域ケア会議の指標に施策化への転換率を加え、令和9年度に基準値を把握し令和10年度から目標値を置くこと、率とともに実数を併記すること、記録は3町が作成し集計値を提出することを明示した</w:t>
             </w:r>
           </w:p>
         </w:tc>
@@ -25333,7 +25333,7 @@
                 <w:b w:val="0"/>
                 <w:sz w:val="16"/>
               </w:rPr>
-              <w:t>第6章第6節2</w:t>
+              <w:t>第5章 基本目標1</w:t>
             </w:r>
           </w:p>
         </w:tc>
@@ -25358,7 +25358,7 @@
                 <w:b w:val="0"/>
                 <w:sz w:val="16"/>
               </w:rPr>
-              <w:t>No.118</w:t>
+              <w:t>No.119</w:t>
             </w:r>
           </w:p>
         </w:tc>
@@ -25377,7 +25377,7 @@
                 <w:b w:val="0"/>
                 <w:sz w:val="16"/>
               </w:rPr>
-              <w:t>施策2-5の代表KPIを「施策化への転換率」とするか</w:t>
+              <w:t>地域ケア会議の3町共通の記録様式を整えてよいか</w:t>
             </w:r>
           </w:p>
         </w:tc>
@@ -25396,7 +25396,7 @@
                 <w:b w:val="0"/>
                 <w:sz w:val="16"/>
               </w:rPr>
-              <w:t>地域ケア会議の指標に施策化への転換率を加え、令和9年度に基準値を把握し令和10年度から目標値を置くこと、率とともに実数を併記すること、記録は3町が作成し集計値を提出することを明示した</w:t>
+              <w:t>3町共通の記録様式は令和9年度に整えることとし、様式そのものは協議資料にとどめた</w:t>
             </w:r>
           </w:p>
         </w:tc>
@@ -25441,7 +25441,7 @@
                 <w:b w:val="0"/>
                 <w:sz w:val="16"/>
               </w:rPr>
-              <w:t>No.119</w:t>
+              <w:t>No.120</w:t>
             </w:r>
           </w:p>
         </w:tc>
@@ -25461,7 +25461,7 @@
                 <w:b w:val="0"/>
                 <w:sz w:val="16"/>
               </w:rPr>
-              <w:t>地域ケア会議の3町共通の記録様式を整えてよいか</w:t>
+              <w:t>地域ケア個別会議と地域ケア推進会議を分けて計数するか</w:t>
             </w:r>
           </w:p>
         </w:tc>
@@ -25481,7 +25481,7 @@
                 <w:b w:val="0"/>
                 <w:sz w:val="16"/>
               </w:rPr>
-              <w:t>3町共通の記録様式は令和9年度に整えることとし、様式そのものは協議資料にとどめた</w:t>
+              <w:t>件数は地域ケア個別会議と地域ケア推進会議を分けずに計数する旨を注に明示した</w:t>
             </w:r>
           </w:p>
         </w:tc>
@@ -25526,7 +25526,7 @@
                 <w:b w:val="0"/>
                 <w:sz w:val="16"/>
               </w:rPr>
-              <w:t>No.120</w:t>
+              <w:t>No.121</w:t>
             </w:r>
           </w:p>
         </w:tc>
@@ -25545,7 +25545,7 @@
                 <w:b w:val="0"/>
                 <w:sz w:val="16"/>
               </w:rPr>
-              <w:t>地域ケア個別会議と地域ケア推進会議を分けて計数するか</w:t>
+              <w:t>3町の地域ケア会議の実績（令和6〜8年度）のご提供</w:t>
             </w:r>
           </w:p>
         </w:tc>
@@ -25564,7 +25564,7 @@
                 <w:b w:val="0"/>
                 <w:sz w:val="16"/>
               </w:rPr>
-              <w:t>件数は地域ケア個別会議と地域ケア推進会議を分けずに計数する旨を注に明示した</w:t>
+              <w:t>3町の実績は令和7年度の地域包括支援センター事業実施報告書により把握できる範囲で記述し、計数の単位が町により異なるため3町を合計できない旨を注に明示した</w:t>
             </w:r>
           </w:p>
         </w:tc>
@@ -25609,7 +25609,7 @@
                 <w:b w:val="0"/>
                 <w:sz w:val="16"/>
               </w:rPr>
-              <w:t>No.121</w:t>
+              <w:t>No.125</w:t>
             </w:r>
           </w:p>
         </w:tc>
@@ -25629,7 +25629,7 @@
                 <w:b w:val="0"/>
                 <w:sz w:val="16"/>
               </w:rPr>
-              <w:t>3町の地域ケア会議の実績（令和6〜8年度）のご提供</w:t>
+              <w:t>将来推計の参考シートの認定率が総括表の認定率と一致しないこと</w:t>
             </w:r>
           </w:p>
         </w:tc>
@@ -25649,7 +25649,7 @@
                 <w:b w:val="0"/>
                 <w:sz w:val="16"/>
               </w:rPr>
-              <w:t>3町の実績は令和7年度の地域包括支援センター事業実施報告書により把握できる範囲で記述し、計数の単位が町により異なるため3町を合計できない旨を注に明示した</w:t>
+              <w:t>認定率は年報（各年度末現在）によることとし、総括表（各年9月末現在）及び将来推計の参考シートの値との違いが時点等によるものである旨を注に明示した</w:t>
             </w:r>
           </w:p>
         </w:tc>
@@ -25669,7 +25669,7 @@
                 <w:b w:val="0"/>
                 <w:sz w:val="16"/>
               </w:rPr>
-              <w:t>第5章 基本目標1</w:t>
+              <w:t>第6章第1節</w:t>
             </w:r>
           </w:p>
         </w:tc>
@@ -25694,7 +25694,7 @@
                 <w:b w:val="0"/>
                 <w:sz w:val="16"/>
               </w:rPr>
-              <w:t>No.125</w:t>
+              <w:t>No.127</w:t>
             </w:r>
           </w:p>
         </w:tc>
@@ -25713,7 +25713,7 @@
                 <w:b w:val="0"/>
                 <w:sz w:val="16"/>
               </w:rPr>
-              <w:t>将来推計の参考シートの認定率が総括表の認定率と一致しないこと</w:t>
+              <w:t>見える化システムの総人口の設定を案Cに改めるか</w:t>
             </w:r>
           </w:p>
         </w:tc>
@@ -25732,7 +25732,7 @@
                 <w:b w:val="0"/>
                 <w:sz w:val="16"/>
               </w:rPr>
-              <w:t>認定率は年報（各年度末現在）によることとし、総括表（各年9月末現在）及び将来推計の参考シートの値との違いが時点等によるものである旨を注に明示した</w:t>
+              <w:t>人口の基礎は案C（地方創生総合戦略と住民基本台帳の実績趨勢）により、社人研の推計による場合との差を対比して掲げた</w:t>
             </w:r>
           </w:p>
         </w:tc>
@@ -25777,7 +25777,7 @@
                 <w:b w:val="0"/>
                 <w:sz w:val="16"/>
               </w:rPr>
-              <w:t>No.127</w:t>
+              <w:t>No.133</w:t>
             </w:r>
           </w:p>
         </w:tc>
@@ -25797,7 +25797,7 @@
                 <w:b w:val="0"/>
                 <w:sz w:val="16"/>
               </w:rPr>
-              <w:t>見える化システムの総人口の設定を案Cに改めるか</w:t>
+              <w:t>介護老人保健施設の令和8年度の減少をどう見るか</w:t>
             </w:r>
           </w:p>
         </w:tc>
@@ -25817,7 +25817,7 @@
                 <w:b w:val="0"/>
                 <w:sz w:val="16"/>
               </w:rPr>
-              <w:t>人口の基礎は案C（地方創生総合戦略と住民基本台帳の実績趨勢）により、社人研の推計による場合との差を対比して掲げた</w:t>
+              <w:t>介護老人保健施設の令和8年度（4か月）の減少を将来へ延長していない旨を注に明示した</w:t>
             </w:r>
           </w:p>
         </w:tc>
@@ -25837,7 +25837,7 @@
                 <w:b w:val="0"/>
                 <w:sz w:val="16"/>
               </w:rPr>
-              <w:t>第6章第1節</w:t>
+              <w:t>第6章第2節</w:t>
             </w:r>
           </w:p>
         </w:tc>
@@ -25862,7 +25862,7 @@
                 <w:b w:val="0"/>
                 <w:sz w:val="16"/>
               </w:rPr>
-              <w:t>No.133</w:t>
+              <w:t>No.136</w:t>
             </w:r>
           </w:p>
         </w:tc>
@@ -25881,7 +25881,7 @@
                 <w:b w:val="0"/>
                 <w:sz w:val="16"/>
               </w:rPr>
-              <w:t>介護老人保健施設の令和8年度の減少をどう見るか</w:t>
+              <w:t>画面の令和7年度と年報の月平均の食い違い</w:t>
             </w:r>
           </w:p>
         </w:tc>
@@ -25900,7 +25900,7 @@
                 <w:b w:val="0"/>
                 <w:sz w:val="16"/>
               </w:rPr>
-              <w:t>介護老人保健施設の令和8年度（4か月）の減少を将来へ延長していない旨を注に明示した</w:t>
+              <w:t>実績は年報（保険者単位）によることとし、見える化システムの画面が表示する令和7年度の値と一部の区分で食い違う旨を注に明示した</w:t>
             </w:r>
           </w:p>
         </w:tc>
@@ -25945,7 +25945,7 @@
                 <w:b w:val="0"/>
                 <w:sz w:val="16"/>
               </w:rPr>
-              <w:t>No.136</w:t>
+              <w:t>No.143</w:t>
             </w:r>
           </w:p>
         </w:tc>
@@ -25965,7 +25965,7 @@
                 <w:b w:val="0"/>
                 <w:sz w:val="16"/>
               </w:rPr>
-              <w:t>画面の令和7年度と年報の月平均の食い違い</w:t>
+              <w:t>計画素案の未確定箇所の表示の統一</w:t>
             </w:r>
           </w:p>
         </w:tc>
@@ -25985,7 +25985,7 @@
                 <w:b w:val="0"/>
                 <w:sz w:val="16"/>
               </w:rPr>
-              <w:t>実績は年報（保険者単位）によることとし、見える化システムの画面が表示する令和7年度の値と一部の区分で食い違う旨を注に明示した</w:t>
+              <w:t>未確定箇所の表示は［要協議］［要確認］［要内訳］の3種のままとし、記号の意味と解消の方法を資料7に掲げた</w:t>
             </w:r>
           </w:p>
         </w:tc>
@@ -26005,7 +26005,7 @@
                 <w:b w:val="0"/>
                 <w:sz w:val="16"/>
               </w:rPr>
-              <w:t>第6章第2節</w:t>
+              <w:t>資料7</w:t>
             </w:r>
           </w:p>
         </w:tc>
@@ -26030,7 +26030,7 @@
                 <w:b w:val="0"/>
                 <w:sz w:val="16"/>
               </w:rPr>
-              <w:t>No.143</w:t>
+              <w:t>No.154</w:t>
             </w:r>
           </w:p>
         </w:tc>
@@ -26049,7 +26049,7 @@
                 <w:b w:val="0"/>
                 <w:sz w:val="16"/>
               </w:rPr>
-              <w:t>計画素案の未確定箇所の表示の統一</w:t>
+              <w:t>計画素案 第2章第1節に町別の図を加えるか</w:t>
             </w:r>
           </w:p>
         </w:tc>
@@ -26068,7 +26068,7 @@
                 <w:b w:val="0"/>
                 <w:sz w:val="16"/>
               </w:rPr>
-              <w:t>未確定箇所の表示は［要協議］［要確認］［要内訳］の3種のままとし、記号の意味と解消の方法を資料7に掲げた</w:t>
+              <w:t>町別の図は計画素案 第2章第1節に加えず、協議用の資料にとどめた</w:t>
             </w:r>
           </w:p>
         </w:tc>
@@ -26087,7 +26087,7 @@
                 <w:b w:val="0"/>
                 <w:sz w:val="16"/>
               </w:rPr>
-              <w:t>資料7</w:t>
+              <w:t>―</w:t>
             </w:r>
           </w:p>
         </w:tc>
@@ -26113,7 +26113,7 @@
                 <w:b w:val="0"/>
                 <w:sz w:val="16"/>
               </w:rPr>
-              <w:t>No.154</w:t>
+              <w:t>No.157</w:t>
             </w:r>
           </w:p>
         </w:tc>
@@ -26133,7 +26133,7 @@
                 <w:b w:val="0"/>
                 <w:sz w:val="16"/>
               </w:rPr>
-              <w:t>計画素案 第2章第1節に町別の図を加えるか</w:t>
+              <w:t>中長期推計を令和12・27・32年度まで広げるか</w:t>
             </w:r>
           </w:p>
         </w:tc>
@@ -26153,7 +26153,7 @@
                 <w:b w:val="0"/>
                 <w:sz w:val="16"/>
               </w:rPr>
-              <w:t>町別の図は計画素案 第2章第1節に加えず、協議用の資料にとどめた</w:t>
+              <w:t>算定の側だけを令和12・27・32年度まで広げ、計画本文に掲げる中長期は令和17年度・令和22年度のままとした</w:t>
             </w:r>
           </w:p>
         </w:tc>
@@ -26198,7 +26198,7 @@
                 <w:b w:val="0"/>
                 <w:sz w:val="16"/>
               </w:rPr>
-              <w:t>No.157</w:t>
+              <w:t>No.158</w:t>
             </w:r>
           </w:p>
         </w:tc>
@@ -26217,7 +26217,7 @@
                 <w:b w:val="0"/>
                 <w:sz w:val="16"/>
               </w:rPr>
-              <w:t>中長期推計を令和12・27・32年度まで広げるか</w:t>
+              <w:t>在宅生活改善調査による代表KPI2項目の分母と町別の示し方</w:t>
             </w:r>
           </w:p>
         </w:tc>
@@ -26236,7 +26236,7 @@
                 <w:b w:val="0"/>
                 <w:sz w:val="16"/>
               </w:rPr>
-              <w:t>算定の側だけを令和12・27・32年度まで広げ、計画本文に掲げる中長期は令和17年度・令和22年度のままとした</w:t>
+              <w:t>代表KPI H06・H12の分母を設問ごとの有効回答とし、町別の値は掲げていない</w:t>
             </w:r>
           </w:p>
         </w:tc>
@@ -26255,7 +26255,7 @@
                 <w:b w:val="0"/>
                 <w:sz w:val="16"/>
               </w:rPr>
-              <w:t>―</w:t>
+              <w:t>第4章第3節・資料1</w:t>
             </w:r>
           </w:p>
         </w:tc>
@@ -26281,7 +26281,7 @@
                 <w:b w:val="0"/>
                 <w:sz w:val="16"/>
               </w:rPr>
-              <w:t>No.158</w:t>
+              <w:t>No.159</w:t>
             </w:r>
           </w:p>
         </w:tc>
@@ -26301,7 +26301,7 @@
                 <w:b w:val="0"/>
                 <w:sz w:val="16"/>
               </w:rPr>
-              <w:t>在宅生活改善調査による代表KPI2項目の分母と町別の示し方</w:t>
+              <w:t>東川町の通いの場の整備と担い手の確保</w:t>
             </w:r>
           </w:p>
         </w:tc>
@@ -26321,7 +26321,7 @@
                 <w:b w:val="0"/>
                 <w:sz w:val="16"/>
               </w:rPr>
-              <w:t>代表KPI H06・H12の分母を設問ごとの有効回答とし、町別の値は掲げていない</w:t>
+              <w:t>通いの場の目標値は現在の実施の状況を前提として置き、整備が進む町がある場合は中間年の見直しで改める旨を注に明示した</w:t>
             </w:r>
           </w:p>
         </w:tc>
@@ -26341,7 +26341,7 @@
                 <w:b w:val="0"/>
                 <w:sz w:val="16"/>
               </w:rPr>
-              <w:t>第4章第3節・資料1</w:t>
+              <w:t>第5章 基本目標2</w:t>
             </w:r>
           </w:p>
         </w:tc>
@@ -26366,7 +26366,7 @@
                 <w:b w:val="0"/>
                 <w:sz w:val="16"/>
               </w:rPr>
-              <w:t>No.159</w:t>
+              <w:t>No.160</w:t>
             </w:r>
           </w:p>
         </w:tc>
@@ -26385,7 +26385,7 @@
                 <w:b w:val="0"/>
                 <w:sz w:val="16"/>
               </w:rPr>
-              <w:t>東川町の通いの場の整備と担い手の確保</w:t>
+              <w:t>東川町の認知症サポーター養成講座の実施状況</w:t>
             </w:r>
           </w:p>
         </w:tc>
@@ -26404,7 +26404,7 @@
                 <w:b w:val="0"/>
                 <w:sz w:val="16"/>
               </w:rPr>
-              <w:t>通いの場の目標値は現在の実施の状況を前提として置き、整備が進む町がある場合は中間年の見直しで改める旨を注に明示した</w:t>
+              <w:t>認知症サポーターの養成は現に確認できる取組の範囲で掲げ、養成人数の目標値を置いていない旨を注に明示した</w:t>
             </w:r>
           </w:p>
         </w:tc>
@@ -26449,7 +26449,7 @@
                 <w:b w:val="0"/>
                 <w:sz w:val="16"/>
               </w:rPr>
-              <w:t>No.160</w:t>
+              <w:t>No.161</w:t>
             </w:r>
           </w:p>
         </w:tc>
@@ -26469,7 +26469,7 @@
                 <w:b w:val="0"/>
                 <w:sz w:val="16"/>
               </w:rPr>
-              <w:t>東川町の認知症サポーター養成講座の実施状況</w:t>
+              <w:t>東川町のチームオレンジ事業の位置づけ</w:t>
             </w:r>
           </w:p>
         </w:tc>
@@ -26489,7 +26489,7 @@
                 <w:b w:val="0"/>
                 <w:sz w:val="16"/>
               </w:rPr>
-              <w:t>認知症サポーターの養成は現に確認できる取組の範囲で掲げ、養成人数の目標値を置いていない旨を注に明示した</w:t>
+              <w:t>チームオレンジは東川町の取組として掲げ、他の町への展開は3町と協議して定める旨を注に明示した</w:t>
             </w:r>
           </w:p>
         </w:tc>
@@ -26534,7 +26534,7 @@
                 <w:b w:val="0"/>
                 <w:sz w:val="16"/>
               </w:rPr>
-              <w:t>No.161</w:t>
+              <w:t>No.162</w:t>
             </w:r>
           </w:p>
         </w:tc>
@@ -26553,7 +26553,7 @@
                 <w:b w:val="0"/>
                 <w:sz w:val="16"/>
               </w:rPr>
-              <w:t>東川町のチームオレンジ事業の位置づけ</w:t>
+              <w:t>美瑛町の認知症初期集中支援推進事業の再開の見通し</w:t>
             </w:r>
           </w:p>
         </w:tc>
@@ -26572,7 +26572,7 @@
                 <w:b w:val="0"/>
                 <w:sz w:val="16"/>
               </w:rPr>
-              <w:t>チームオレンジは東川町の取組として掲げ、他の町への展開は3町と協議して定める旨を注に明示した</w:t>
+              <w:t>美瑛町の認知症初期集中支援推進事業は令和7年度の実施状況のとおり記述し、再開の時期は［要協議］のまま残した</w:t>
             </w:r>
           </w:p>
         </w:tc>
@@ -26617,7 +26617,7 @@
                 <w:b w:val="0"/>
                 <w:sz w:val="16"/>
               </w:rPr>
-              <w:t>No.162</w:t>
+              <w:t>No.163</w:t>
             </w:r>
           </w:p>
         </w:tc>
@@ -26637,7 +26637,7 @@
                 <w:b w:val="0"/>
                 <w:sz w:val="16"/>
               </w:rPr>
-              <w:t>美瑛町の認知症初期集中支援推進事業の再開の見通し</w:t>
+              <w:t>美瑛町の地域リハビリテーション活動支援事業の3町展開</w:t>
             </w:r>
           </w:p>
         </w:tc>
@@ -26657,7 +26657,7 @@
                 <w:b w:val="0"/>
                 <w:sz w:val="16"/>
               </w:rPr>
-              <w:t>美瑛町の認知症初期集中支援推進事業は令和7年度の実施状況のとおり記述し、再開の時期は［要協議］のまま残した</w:t>
+              <w:t>地域リハビリテーション活動支援事業は美瑛町の取組として記述し、3町展開とは書かないことに改めた</w:t>
             </w:r>
           </w:p>
         </w:tc>
@@ -26677,7 +26677,7 @@
                 <w:b w:val="0"/>
                 <w:sz w:val="16"/>
               </w:rPr>
-              <w:t>第5章 基本目標2</w:t>
+              <w:t>第3章第2節・第5章 基本目標2</w:t>
             </w:r>
           </w:p>
         </w:tc>
@@ -26702,7 +26702,7 @@
                 <w:b w:val="0"/>
                 <w:sz w:val="16"/>
               </w:rPr>
-              <w:t>No.163</w:t>
+              <w:t>No.16</w:t>
             </w:r>
           </w:p>
         </w:tc>
@@ -26721,7 +26721,7 @@
                 <w:b w:val="0"/>
                 <w:sz w:val="16"/>
               </w:rPr>
-              <w:t>美瑛町の地域リハビリテーション活動支援事業の3町展開</w:t>
+              <w:t>保険料算定の前提</w:t>
             </w:r>
           </w:p>
         </w:tc>
@@ -26740,7 +26740,7 @@
                 <w:b w:val="0"/>
                 <w:sz w:val="16"/>
               </w:rPr>
-              <w:t>地域リハビリテーション活動支援事業は美瑛町の取組として記述し、3町展開とは書かないことに改めた</w:t>
+              <w:t>保険料算定の前提は単価固定・施策反映なし・適正化を織り込まない・基金取崩しなしによることを明示した（No.60と同じ前提）</w:t>
             </w:r>
           </w:p>
         </w:tc>
@@ -26759,7 +26759,7 @@
                 <w:b w:val="0"/>
                 <w:sz w:val="16"/>
               </w:rPr>
-              <w:t>第3章第2節・第5章 基本目標2</w:t>
+              <w:t>第6章第6節2</w:t>
             </w:r>
           </w:p>
         </w:tc>
@@ -26785,7 +26785,7 @@
                 <w:b w:val="0"/>
                 <w:sz w:val="16"/>
               </w:rPr>
-              <w:t>No.16</w:t>
+              <w:t>No.164</w:t>
             </w:r>
           </w:p>
         </w:tc>
@@ -26805,7 +26805,7 @@
                 <w:b w:val="0"/>
                 <w:sz w:val="16"/>
               </w:rPr>
-              <w:t>保険料算定の前提</w:t>
+              <w:t>美瑛町の地域密着型介護老人福祉施設の整備方針</w:t>
             </w:r>
           </w:p>
         </w:tc>
@@ -26825,7 +26825,7 @@
                 <w:b w:val="0"/>
                 <w:sz w:val="16"/>
               </w:rPr>
-              <w:t>保険料算定の前提は単価固定・施策反映なし・適正化を織り込まない・基金取崩しなしによることを明示した（No.60と同じ前提）</w:t>
+              <w:t>美瑛町の地域密着型介護老人福祉施設は現定員の据え置き案を掲げ、本文は［要協議］のまま残した</w:t>
             </w:r>
           </w:p>
         </w:tc>
@@ -26845,7 +26845,7 @@
                 <w:b w:val="0"/>
                 <w:sz w:val="16"/>
               </w:rPr>
-              <w:t>第6章第6節2</w:t>
+              <w:t>第6章第4節4</w:t>
             </w:r>
           </w:p>
         </w:tc>
@@ -26870,7 +26870,7 @@
                 <w:b w:val="0"/>
                 <w:sz w:val="16"/>
               </w:rPr>
-              <w:t>No.164</w:t>
+              <w:t>No.165</w:t>
             </w:r>
           </w:p>
         </w:tc>
@@ -26889,7 +26889,7 @@
                 <w:b w:val="0"/>
                 <w:sz w:val="16"/>
               </w:rPr>
-              <w:t>美瑛町の地域密着型介護老人福祉施設の整備方針</w:t>
+              <w:t>美瑛町の難聴高齢者の早期発見・早期介入の取組</w:t>
             </w:r>
           </w:p>
         </w:tc>
@@ -26908,7 +26908,7 @@
                 <w:b w:val="0"/>
                 <w:sz w:val="16"/>
               </w:rPr>
-              <w:t>美瑛町の地域密着型介護老人福祉施設は現定員の据え置き案を掲げ、本文は［要協議］のまま残した</w:t>
+              <w:t>難聴高齢者の早期発見・早期介入は令和8年度に新たに加えられた交付金の評価項目であり町により得点に差があることを示し、現に確認できる範囲で掲げるにとどめた</w:t>
             </w:r>
           </w:p>
         </w:tc>
@@ -26927,7 +26927,7 @@
                 <w:b w:val="0"/>
                 <w:sz w:val="16"/>
               </w:rPr>
-              <w:t>第6章第4節4</w:t>
+              <w:t>第5章 基本目標2</w:t>
             </w:r>
           </w:p>
         </w:tc>
@@ -26953,7 +26953,7 @@
                 <w:b w:val="0"/>
                 <w:sz w:val="16"/>
               </w:rPr>
-              <w:t>No.165</w:t>
+              <w:t>No.166</w:t>
             </w:r>
           </w:p>
         </w:tc>
@@ -26973,7 +26973,7 @@
                 <w:b w:val="0"/>
                 <w:sz w:val="16"/>
               </w:rPr>
-              <w:t>美瑛町の難聴高齢者の早期発見・早期介入の取組</w:t>
+              <w:t>東神楽町の通いの場の維持</w:t>
             </w:r>
           </w:p>
         </w:tc>
@@ -26993,7 +26993,7 @@
                 <w:b w:val="0"/>
                 <w:sz w:val="16"/>
               </w:rPr>
-              <w:t>難聴高齢者の早期発見・早期介入は令和8年度に新たに加えられた交付金の評価項目であり町により得点に差があることを示し、現に確認できる範囲で掲げるにとどめた</w:t>
+              <w:t>通いの場の目標値は令和6年度の水準が続くものとして置いた</w:t>
             </w:r>
           </w:p>
         </w:tc>
@@ -27038,7 +27038,7 @@
                 <w:b w:val="0"/>
                 <w:sz w:val="16"/>
               </w:rPr>
-              <w:t>No.166</w:t>
+              <w:t>No.167</w:t>
             </w:r>
           </w:p>
         </w:tc>
@@ -27057,7 +27057,7 @@
                 <w:b w:val="0"/>
                 <w:sz w:val="16"/>
               </w:rPr>
-              <w:t>東神楽町の通いの場の維持</w:t>
+              <w:t>東神楽町の認知症サポーター・ステップアップ講座の実施状況</w:t>
             </w:r>
           </w:p>
         </w:tc>
@@ -27076,7 +27076,7 @@
                 <w:b w:val="0"/>
                 <w:sz w:val="16"/>
               </w:rPr>
-              <w:t>通いの場の目標値は令和6年度の水準が続くものとして置いた</w:t>
+              <w:t>認知症サポーター・ステップアップ講座は現に確認できる取組の範囲で記述し目標値を置いていない</w:t>
             </w:r>
           </w:p>
         </w:tc>
@@ -27121,7 +27121,7 @@
                 <w:b w:val="0"/>
                 <w:sz w:val="16"/>
               </w:rPr>
-              <w:t>No.167</w:t>
+              <w:t>No.170</w:t>
             </w:r>
           </w:p>
         </w:tc>
@@ -27141,7 +27141,7 @@
                 <w:b w:val="0"/>
                 <w:sz w:val="16"/>
               </w:rPr>
-              <w:t>東神楽町の認知症サポーター・ステップアップ講座の実施状況</w:t>
+              <w:t>計画素案に独自に加えた記載のうち、打合せ協議用へ移すもの</w:t>
             </w:r>
           </w:p>
         </w:tc>
@@ -27161,7 +27161,7 @@
                 <w:b w:val="0"/>
                 <w:sz w:val="16"/>
               </w:rPr>
-              <w:t>認知症サポーター・ステップアップ講座は現に確認できる取組の範囲で記述し目標値を置いていない</w:t>
+              <w:t>計画素案から協議用の成果品へ移す8件を移し、「協議」判定の16件は素案に残した</w:t>
             </w:r>
           </w:p>
         </w:tc>
@@ -27181,7 +27181,7 @@
                 <w:b w:val="0"/>
                 <w:sz w:val="16"/>
               </w:rPr>
-              <w:t>第5章 基本目標2</w:t>
+              <w:t>―</w:t>
             </w:r>
           </w:p>
         </w:tc>
@@ -27206,7 +27206,7 @@
                 <w:b w:val="0"/>
                 <w:sz w:val="16"/>
               </w:rPr>
-              <w:t>No.170</w:t>
+              <w:t>No.172</w:t>
             </w:r>
           </w:p>
         </w:tc>
@@ -27225,7 +27225,7 @@
                 <w:b w:val="0"/>
                 <w:sz w:val="16"/>
               </w:rPr>
-              <w:t>計画素案に独自に加えた記載のうち、打合せ協議用へ移すもの</w:t>
+              <w:t>保険者機能強化推進交付金等の評価を示す図の計画本文への掲載</w:t>
             </w:r>
           </w:p>
         </w:tc>
@@ -27244,7 +27244,7 @@
                 <w:b w:val="0"/>
                 <w:sz w:val="16"/>
               </w:rPr>
-              <w:t>計画素案から協議用の成果品へ移す8件を移し、「協議」判定の16件は素案に残した</w:t>
+              <w:t>交付金の評価を示す図は計画本文に掲げず、策定委員会の資料にとどめた</w:t>
             </w:r>
           </w:p>
         </w:tc>
@@ -27289,7 +27289,7 @@
                 <w:b w:val="0"/>
                 <w:sz w:val="16"/>
               </w:rPr>
-              <w:t>No.172</w:t>
+              <w:t>No.174</w:t>
             </w:r>
           </w:p>
         </w:tc>
@@ -27309,7 +27309,7 @@
                 <w:b w:val="0"/>
                 <w:sz w:val="16"/>
               </w:rPr>
-              <w:t>保険者機能強化推進交付金等の評価を示す図の計画本文への掲載</w:t>
+              <w:t>人口及び第1号被保険者数の入力値をどの系列にそろえるか（内部整合）</w:t>
             </w:r>
           </w:p>
         </w:tc>
@@ -27329,7 +27329,7 @@
                 <w:b w:val="0"/>
                 <w:sz w:val="16"/>
               </w:rPr>
-              <w:t>交付金の評価を示す図は計画本文に掲げず、策定委員会の資料にとどめた</w:t>
+              <w:t>人口及び第1号被保険者数は案Cにそろえ、見える化システムへの入力値も案Cによった</w:t>
             </w:r>
           </w:p>
         </w:tc>
@@ -27349,7 +27349,7 @@
                 <w:b w:val="0"/>
                 <w:sz w:val="16"/>
               </w:rPr>
-              <w:t>―</w:t>
+              <w:t>第6章第1節</w:t>
             </w:r>
           </w:p>
         </w:tc>
@@ -27374,7 +27374,7 @@
                 <w:b w:val="0"/>
                 <w:sz w:val="16"/>
               </w:rPr>
-              <w:t>No.174</w:t>
+              <w:t>No.2</w:t>
             </w:r>
           </w:p>
         </w:tc>
@@ -27393,7 +27393,7 @@
                 <w:b w:val="0"/>
                 <w:sz w:val="16"/>
               </w:rPr>
-              <w:t>人口及び第1号被保険者数の入力値をどの系列にそろえるか（内部整合）</w:t>
+              <w:t>特定地域の指定に係る意向表明の手続</w:t>
             </w:r>
           </w:p>
         </w:tc>
@@ -27412,7 +27412,7 @@
                 <w:b w:val="0"/>
                 <w:sz w:val="16"/>
               </w:rPr>
-              <w:t>人口及び第1号被保険者数は案Cにそろえ、見える化システムへの入力値も案Cによった</w:t>
+              <w:t>特定地域の指定に係る意向の表明は、基準及び手続が確定していないため行わないものとし、省令等の確定後に3町と協議して定める旨を注に明示した</w:t>
             </w:r>
           </w:p>
         </w:tc>
@@ -27431,7 +27431,7 @@
                 <w:b w:val="0"/>
                 <w:sz w:val="16"/>
               </w:rPr>
-              <w:t>第6章第1節</w:t>
+              <w:t>第1章第9節1</w:t>
             </w:r>
           </w:p>
         </w:tc>
@@ -27457,7 +27457,7 @@
                 <w:b w:val="0"/>
                 <w:sz w:val="16"/>
               </w:rPr>
-              <w:t>No.2</w:t>
+              <w:t>No.13</w:t>
             </w:r>
           </w:p>
         </w:tc>
@@ -27477,7 +27477,7 @@
                 <w:b w:val="0"/>
                 <w:sz w:val="16"/>
               </w:rPr>
-              <w:t>特定地域の指定に係る意向表明の手続</w:t>
+              <w:t>訪問・通所困難地域の判定資料</w:t>
             </w:r>
           </w:p>
         </w:tc>
@@ -27497,7 +27497,7 @@
                 <w:b w:val="0"/>
                 <w:sz w:val="16"/>
               </w:rPr>
-              <w:t>特定地域の指定に係る意向の表明は、基準及び手続が確定していないため行わないものとし、省令等の確定後に3町と協議して定める旨を注に明示した</w:t>
+              <w:t>訪問・通所困難地域は、北海道の指定事業所一覧の「通常の事業の実施地域」により判定することとした</w:t>
             </w:r>
           </w:p>
         </w:tc>
@@ -27517,7 +27517,7 @@
                 <w:b w:val="0"/>
                 <w:sz w:val="16"/>
               </w:rPr>
-              <w:t>第1章第9節1</w:t>
+              <w:t>第1章第7節</w:t>
             </w:r>
           </w:p>
         </w:tc>
@@ -27542,7 +27542,7 @@
                 <w:b w:val="0"/>
                 <w:sz w:val="16"/>
               </w:rPr>
-              <w:t>No.13</w:t>
+              <w:t>No.14</w:t>
             </w:r>
           </w:p>
         </w:tc>
@@ -27561,7 +27561,7 @@
                 <w:b w:val="0"/>
                 <w:sz w:val="16"/>
               </w:rPr>
-              <w:t>訪問・通所困難地域の判定資料</w:t>
+              <w:t>人口推計の基礎とする系列</w:t>
             </w:r>
           </w:p>
         </w:tc>
@@ -27580,7 +27580,7 @@
                 <w:b w:val="0"/>
                 <w:sz w:val="16"/>
               </w:rPr>
-              <w:t>訪問・通所困難地域は、北海道の指定事業所一覧の「通常の事業の実施地域」により判定することとした</w:t>
+              <w:t>人口推計の基礎は案C（総合戦略と住民基本台帳の実績趨勢）による</w:t>
             </w:r>
           </w:p>
         </w:tc>
@@ -27599,7 +27599,7 @@
                 <w:b w:val="0"/>
                 <w:sz w:val="16"/>
               </w:rPr>
-              <w:t>第1章第7節</w:t>
+              <w:t>第6章第1節</w:t>
             </w:r>
           </w:p>
         </w:tc>
@@ -27625,7 +27625,7 @@
                 <w:b w:val="0"/>
                 <w:sz w:val="16"/>
               </w:rPr>
-              <w:t>No.14</w:t>
+              <w:t>No.15</w:t>
             </w:r>
           </w:p>
         </w:tc>
@@ -27645,7 +27645,7 @@
                 <w:b w:val="0"/>
                 <w:sz w:val="16"/>
               </w:rPr>
-              <w:t>人口推計の基礎とする系列</w:t>
+              <w:t>認定者数の基準月と月次推移</w:t>
             </w:r>
           </w:p>
         </w:tc>
@@ -27665,7 +27665,7 @@
                 <w:b w:val="0"/>
                 <w:sz w:val="16"/>
               </w:rPr>
-              <w:t>人口推計の基礎は案C（総合戦略と住民基本台帳の実績趨勢）による</w:t>
+              <w:t>認定者数は年報の年度末現在を基準とし、月次推移は計画本文に掲げていない</w:t>
             </w:r>
           </w:p>
         </w:tc>
@@ -27710,7 +27710,7 @@
                 <w:b w:val="0"/>
                 <w:sz w:val="16"/>
               </w:rPr>
-              <w:t>No.15</w:t>
+              <w:t>No.17</w:t>
             </w:r>
           </w:p>
         </w:tc>
@@ -27729,7 +27729,7 @@
                 <w:b w:val="0"/>
                 <w:sz w:val="16"/>
               </w:rPr>
-              <w:t>認定者数の基準月と月次推移</w:t>
+              <w:t>3町計画への共通指標の掲載</w:t>
             </w:r>
           </w:p>
         </w:tc>
@@ -27748,7 +27748,7 @@
                 <w:b w:val="0"/>
                 <w:sz w:val="16"/>
               </w:rPr>
-              <w:t>認定者数は年報の年度末現在を基準とし、月次推移は計画本文に掲げていない</w:t>
+              <w:t>広域連合の代表KPI16項目を掲げ、3町計画への掲載は求めず、役割分担と共通KPIにより接続することとした</w:t>
             </w:r>
           </w:p>
         </w:tc>
@@ -27767,7 +27767,7 @@
                 <w:b w:val="0"/>
                 <w:sz w:val="16"/>
               </w:rPr>
-              <w:t>第6章第1節</w:t>
+              <w:t>資料2</w:t>
             </w:r>
           </w:p>
         </w:tc>
@@ -27793,7 +27793,7 @@
                 <w:b w:val="0"/>
                 <w:sz w:val="16"/>
               </w:rPr>
-              <w:t>No.17</w:t>
+              <w:t>No.20</w:t>
             </w:r>
           </w:p>
         </w:tc>
@@ -27813,7 +27813,7 @@
                 <w:b w:val="0"/>
                 <w:sz w:val="16"/>
               </w:rPr>
-              <w:t>3町計画への共通指標の掲載</w:t>
+              <w:t>北海道・圏域との調整の場</w:t>
             </w:r>
           </w:p>
         </w:tc>
@@ -27833,7 +27833,7 @@
                 <w:b w:val="0"/>
                 <w:sz w:val="16"/>
               </w:rPr>
-              <w:t>広域連合の代表KPI16項目を掲げ、3町計画への掲載は求めず、役割分担と共通KPIにより接続することとした</w:t>
+              <w:t>北海道の第9期支援計画の8基本目標との対応により整合を図った</w:t>
             </w:r>
           </w:p>
         </w:tc>
@@ -27853,7 +27853,7 @@
                 <w:b w:val="0"/>
                 <w:sz w:val="16"/>
               </w:rPr>
-              <w:t>資料2</w:t>
+              <w:t>第1章第8節</w:t>
             </w:r>
           </w:p>
         </w:tc>
@@ -27878,7 +27878,7 @@
                 <w:b w:val="0"/>
                 <w:sz w:val="16"/>
               </w:rPr>
-              <w:t>No.20</w:t>
+              <w:t>No.21</w:t>
             </w:r>
           </w:p>
         </w:tc>
@@ -27897,7 +27897,7 @@
                 <w:b w:val="0"/>
                 <w:sz w:val="16"/>
               </w:rPr>
-              <w:t>北海道・圏域との調整の場</w:t>
+              <w:t>成果品の仕様</w:t>
             </w:r>
           </w:p>
         </w:tc>
@@ -27916,7 +27916,7 @@
                 <w:b w:val="0"/>
                 <w:sz w:val="16"/>
               </w:rPr>
-              <w:t>北海道の第9期支援計画の8基本目標との対応により整合を図った</w:t>
+              <w:t>成果品の仕様は仕様書の定めによる</w:t>
             </w:r>
           </w:p>
         </w:tc>
@@ -27935,7 +27935,7 @@
                 <w:b w:val="0"/>
                 <w:sz w:val="16"/>
               </w:rPr>
-              <w:t>第1章第8節</w:t>
+              <w:t>―</w:t>
             </w:r>
           </w:p>
         </w:tc>
@@ -27961,7 +27961,7 @@
                 <w:b w:val="0"/>
                 <w:sz w:val="16"/>
               </w:rPr>
-              <w:t>No.21</w:t>
+              <w:t>No.23</w:t>
             </w:r>
           </w:p>
         </w:tc>
@@ -27981,7 +27981,7 @@
                 <w:b w:val="0"/>
                 <w:sz w:val="16"/>
               </w:rPr>
-              <w:t>成果品の仕様</w:t>
+              <w:t>事業所の定員・稼働率データ</w:t>
             </w:r>
           </w:p>
         </w:tc>
@@ -28001,7 +28001,7 @@
                 <w:b w:val="0"/>
                 <w:sz w:val="16"/>
               </w:rPr>
-              <w:t>成果品の仕様は仕様書の定めによる</w:t>
+              <w:t>事業所の定員は北海道の各名簿及び介護サービス情報公表システムによることとし、未確認のものは［要確認］として残した</w:t>
             </w:r>
           </w:p>
         </w:tc>
@@ -28021,7 +28021,7 @@
                 <w:b w:val="0"/>
                 <w:sz w:val="16"/>
               </w:rPr>
-              <w:t>―</w:t>
+              <w:t>第2章第3節6</w:t>
             </w:r>
           </w:p>
         </w:tc>
@@ -28046,7 +28046,7 @@
                 <w:b w:val="0"/>
                 <w:sz w:val="16"/>
               </w:rPr>
-              <w:t>No.23</w:t>
+              <w:t>No.26</w:t>
             </w:r>
           </w:p>
         </w:tc>
@@ -28065,7 +28065,7 @@
                 <w:b w:val="0"/>
                 <w:sz w:val="16"/>
               </w:rPr>
-              <w:t>事業所の定員・稼働率データ</w:t>
+              <w:t>認知症・医療介護連携の実績データ</w:t>
             </w:r>
           </w:p>
         </w:tc>
@@ -28084,7 +28084,7 @@
                 <w:b w:val="0"/>
                 <w:sz w:val="16"/>
               </w:rPr>
-              <w:t>事業所の定員は北海道の各名簿及び介護サービス情報公表システムによることとし、未確認のものは［要確認］として残した</w:t>
+              <w:t>認知症・医療介護連携の実績は、交付金の評価結果及び3町の地域包括支援センター事業実施報告書の範囲で記述した</w:t>
             </w:r>
           </w:p>
         </w:tc>
@@ -28103,7 +28103,7 @@
                 <w:b w:val="0"/>
                 <w:sz w:val="16"/>
               </w:rPr>
-              <w:t>第2章第3節6</w:t>
+              <w:t>第5章 基本目標2・基本目標3</w:t>
             </w:r>
           </w:p>
         </w:tc>
@@ -28129,7 +28129,7 @@
                 <w:b w:val="0"/>
                 <w:sz w:val="16"/>
               </w:rPr>
-              <w:t>No.26</w:t>
+              <w:t>No.29</w:t>
             </w:r>
           </w:p>
         </w:tc>
@@ -28149,7 +28149,7 @@
                 <w:b w:val="0"/>
                 <w:sz w:val="16"/>
               </w:rPr>
-              <w:t>認知症・医療介護連携の実績データ</w:t>
+              <w:t>重度化の速度の前提</w:t>
             </w:r>
           </w:p>
         </w:tc>
@@ -28169,7 +28169,7 @@
                 <w:b w:val="0"/>
                 <w:sz w:val="16"/>
               </w:rPr>
-              <w:t>認知症・医療介護連携の実績は、交付金の評価結果及び3町の地域包括支援センター事業実施報告書の範囲で記述した</w:t>
+              <w:t>年齢階級ごとの要介護度の構成を令和7年度末の実績で固定し、重度化は人口の高齢化による分のみを見込んだ</w:t>
             </w:r>
           </w:p>
         </w:tc>
@@ -28189,7 +28189,7 @@
                 <w:b w:val="0"/>
                 <w:sz w:val="16"/>
               </w:rPr>
-              <w:t>第5章 基本目標2・基本目標3</w:t>
+              <w:t>第6章第1節</w:t>
             </w:r>
           </w:p>
         </w:tc>
@@ -28214,7 +28214,7 @@
                 <w:b w:val="0"/>
                 <w:sz w:val="16"/>
               </w:rPr>
-              <w:t>No.29</w:t>
+              <w:t>No.31</w:t>
             </w:r>
           </w:p>
         </w:tc>
@@ -28233,7 +28233,7 @@
                 <w:b w:val="0"/>
                 <w:sz w:val="16"/>
               </w:rPr>
-              <w:t>重度化の速度の前提</w:t>
+              <w:t>給付適正化の実施予定と推計での扱い</w:t>
             </w:r>
           </w:p>
         </w:tc>
@@ -28252,7 +28252,7 @@
                 <w:b w:val="0"/>
                 <w:sz w:val="16"/>
               </w:rPr>
-              <w:t>年齢階級ごとの要介護度の構成を令和7年度末の実績で固定し、重度化は人口の高齢化による分のみを見込んだ</w:t>
+              <w:t>給付適正化による抑制を推計に織り込まず、対象サービスの割合と10％抑制の効きを併記した</w:t>
             </w:r>
           </w:p>
         </w:tc>
@@ -28271,7 +28271,7 @@
                 <w:b w:val="0"/>
                 <w:sz w:val="16"/>
               </w:rPr>
-              <w:t>第6章第1節</w:t>
+              <w:t>第6章第6節2</w:t>
             </w:r>
           </w:p>
         </w:tc>
@@ -28297,7 +28297,7 @@
                 <w:b w:val="0"/>
                 <w:sz w:val="16"/>
               </w:rPr>
-              <w:t>No.31</w:t>
+              <w:t>No.74</w:t>
             </w:r>
           </w:p>
         </w:tc>
@@ -28317,7 +28317,7 @@
                 <w:b w:val="0"/>
                 <w:sz w:val="16"/>
               </w:rPr>
-              <w:t>給付適正化の実施予定と推計での扱い</w:t>
+              <w:t>有料老人ホーム等の家賃等の情報収集（北海道）</w:t>
             </w:r>
           </w:p>
         </w:tc>
@@ -28337,7 +28337,7 @@
                 <w:b w:val="0"/>
                 <w:sz w:val="16"/>
               </w:rPr>
-              <w:t>給付適正化による抑制を推計に織り込まず、対象サービスの割合と10％抑制の効きを併記した</w:t>
+              <w:t>家賃等の費用の水準は北海道における情報の収集を確認できないため把握しておらず、費用の面からの選択は扱っていない旨を注に明示した</w:t>
             </w:r>
           </w:p>
         </w:tc>
@@ -28357,7 +28357,7 @@
                 <w:b w:val="0"/>
                 <w:sz w:val="16"/>
               </w:rPr>
-              <w:t>第6章第6節2</w:t>
+              <w:t>第2章第3節6</w:t>
             </w:r>
           </w:p>
         </w:tc>
@@ -28382,7 +28382,7 @@
                 <w:b w:val="0"/>
                 <w:sz w:val="16"/>
               </w:rPr>
-              <w:t>No.74</w:t>
+              <w:t>No.144</w:t>
             </w:r>
           </w:p>
         </w:tc>
@@ -28401,7 +28401,7 @@
                 <w:b w:val="0"/>
                 <w:sz w:val="16"/>
               </w:rPr>
-              <w:t>有料老人ホーム等の家賃等の情報収集（北海道）</w:t>
+              <w:t>統合した成果品の元の資料を残すか</w:t>
             </w:r>
           </w:p>
         </w:tc>
@@ -28420,7 +28420,7 @@
                 <w:b w:val="0"/>
                 <w:sz w:val="16"/>
               </w:rPr>
-              <w:t>家賃等の費用の水準は北海道における情報の収集を確認できないため把握しておらず、費用の面からの選択は扱っていない旨を注に明示した</w:t>
+              <w:t>統合した成果品の元の資料を残す</w:t>
             </w:r>
           </w:p>
         </w:tc>
@@ -28439,7 +28439,7 @@
                 <w:b w:val="0"/>
                 <w:sz w:val="16"/>
               </w:rPr>
-              <w:t>第2章第3節6</w:t>
+              <w:t>―</w:t>
             </w:r>
           </w:p>
         </w:tc>
@@ -28465,7 +28465,7 @@
                 <w:b w:val="0"/>
                 <w:sz w:val="16"/>
               </w:rPr>
-              <w:t>No.144</w:t>
+              <w:t>No.156</w:t>
             </w:r>
           </w:p>
         </w:tc>
@@ -28485,7 +28485,7 @@
                 <w:b w:val="0"/>
                 <w:sz w:val="16"/>
               </w:rPr>
-              <w:t>統合した成果品の元の資料を残すか</w:t>
+              <w:t>所得段階別第1号被保険者数の将来8年度分を当方で算定してよいか</w:t>
             </w:r>
           </w:p>
         </w:tc>
@@ -28505,7 +28505,7 @@
                 <w:b w:val="0"/>
                 <w:sz w:val="16"/>
               </w:rPr>
-              <w:t>統合した成果品の元の資料を残す</w:t>
+              <w:t>所得段階別第1号被保険者数は当方の算定（16段階×8年度）により、所得段階の設定は弾力化を選ぶ</w:t>
             </w:r>
           </w:p>
         </w:tc>
@@ -28550,7 +28550,7 @@
                 <w:b w:val="0"/>
                 <w:sz w:val="16"/>
               </w:rPr>
-              <w:t>No.156</w:t>
+              <w:t>No.169</w:t>
             </w:r>
           </w:p>
         </w:tc>
@@ -28569,7 +28569,7 @@
                 <w:b w:val="0"/>
                 <w:sz w:val="16"/>
               </w:rPr>
-              <w:t>所得段階別第1号被保険者数の将来8年度分を当方で算定してよいか</w:t>
+              <w:t>構成町により得点が分かれている項目の区域内での取扱い</w:t>
             </w:r>
           </w:p>
         </w:tc>
@@ -28588,7 +28588,7 @@
                 <w:b w:val="0"/>
                 <w:sz w:val="16"/>
               </w:rPr>
-              <w:t>所得段階別第1号被保険者数は当方の算定（16段階×8年度）により、所得段階の設定は弾力化を選ぶ</w:t>
+              <w:t>町ごとの取組の状況をそのまま記述し、区域内での統一は計画に位置づけていない</w:t>
             </w:r>
           </w:p>
         </w:tc>
@@ -28607,7 +28607,7 @@
                 <w:b w:val="0"/>
                 <w:sz w:val="16"/>
               </w:rPr>
-              <w:t>―</w:t>
+              <w:t>第3章第2節・第5章 基本目標2</w:t>
             </w:r>
           </w:p>
         </w:tc>
@@ -28633,7 +28633,7 @@
                 <w:b w:val="0"/>
                 <w:sz w:val="16"/>
               </w:rPr>
-              <w:t>No.169</w:t>
+              <w:t>No.171</w:t>
             </w:r>
           </w:p>
         </w:tc>
@@ -28653,7 +28653,7 @@
                 <w:b w:val="0"/>
                 <w:sz w:val="16"/>
               </w:rPr>
-              <w:t>構成町により得点が分かれている項目の区域内での取扱い</w:t>
+              <w:t>第9期計画にない体裁の取扱い（小見出し【　】ほか）</w:t>
             </w:r>
           </w:p>
         </w:tc>
@@ -28673,7 +28673,7 @@
                 <w:b w:val="0"/>
                 <w:sz w:val="16"/>
               </w:rPr>
-              <w:t>町ごとの取組の状況をそのまま記述し、区域内での統一は計画に位置づけていない</w:t>
+              <w:t>第9期計画にない体裁は現在のままとし、計画として確定する前に改めてお諮りする</w:t>
             </w:r>
           </w:p>
         </w:tc>
@@ -28693,7 +28693,7 @@
                 <w:b w:val="0"/>
                 <w:sz w:val="16"/>
               </w:rPr>
-              <w:t>第3章第2節・第5章 基本目標2</w:t>
+              <w:t>―</w:t>
             </w:r>
           </w:p>
         </w:tc>
@@ -28718,7 +28718,7 @@
                 <w:b w:val="0"/>
                 <w:sz w:val="16"/>
               </w:rPr>
-              <w:t>No.171</w:t>
+              <w:t>No.173</w:t>
             </w:r>
           </w:p>
         </w:tc>
@@ -28737,7 +28737,7 @@
                 <w:b w:val="0"/>
                 <w:sz w:val="16"/>
               </w:rPr>
-              <w:t>第9期計画にない体裁の取扱い（小見出し【　】ほか）</w:t>
+              <w:t>計画本文の図と別冊の図表集の対応（作りが異なるもの・図表集にないもの）</w:t>
             </w:r>
           </w:p>
         </w:tc>
@@ -28756,7 +28756,7 @@
                 <w:b w:val="0"/>
                 <w:sz w:val="16"/>
               </w:rPr>
-              <w:t>第9期計画にない体裁は現在のままとし、計画として確定する前に改めてお諮りする</w:t>
+              <w:t>本文の図と別冊の図表集の対応は現行のままとした</w:t>
             </w:r>
           </w:p>
         </w:tc>
@@ -28801,7 +28801,7 @@
                 <w:b w:val="0"/>
                 <w:sz w:val="16"/>
               </w:rPr>
-              <w:t>No.173</w:t>
+              <w:t>No.24</w:t>
             </w:r>
           </w:p>
         </w:tc>
@@ -28821,7 +28821,7 @@
                 <w:b w:val="0"/>
                 <w:sz w:val="16"/>
               </w:rPr>
-              <w:t>計画本文の図と別冊の図表集の対応（作りが異なるもの・図表集にないもの）</w:t>
+              <w:t>24時間対応サービスの確保方策の決定</w:t>
             </w:r>
           </w:p>
         </w:tc>
@@ -28841,7 +28841,7 @@
                 <w:b w:val="0"/>
                 <w:sz w:val="16"/>
               </w:rPr>
-              <w:t>本文の図と別冊の図表集の対応は現行のままとした</w:t>
+              <w:t>24時間対応サービスは自然体の算定値を置き、整備による上乗せを行わなかった</w:t>
             </w:r>
           </w:p>
         </w:tc>
@@ -28861,7 +28861,7 @@
                 <w:b w:val="0"/>
                 <w:sz w:val="16"/>
               </w:rPr>
-              <w:t>―</w:t>
+              <w:t>第6章第2節・第4節1</w:t>
             </w:r>
           </w:p>
         </w:tc>
@@ -28886,7 +28886,7 @@
                 <w:b w:val="0"/>
                 <w:sz w:val="16"/>
               </w:rPr>
-              <w:t>No.24</w:t>
+              <w:t>No.25</w:t>
             </w:r>
           </w:p>
         </w:tc>
@@ -28905,7 +28905,7 @@
                 <w:b w:val="0"/>
                 <w:sz w:val="16"/>
               </w:rPr>
-              <w:t>24時間対応サービスの確保方策の決定</w:t>
+              <w:t>代表KPIの目標値の決定</w:t>
             </w:r>
           </w:p>
         </w:tc>
@@ -28924,7 +28924,7 @@
                 <w:b w:val="0"/>
                 <w:sz w:val="16"/>
               </w:rPr>
-              <w:t>24時間対応サービスは自然体の算定値を置き、整備による上乗せを行わなかった</w:t>
+              <w:t>代表KPIのうち基準値のないものは令和9年度を基準値の把握に充て、令和10年度・令和11年度に目標値を置くこととした</w:t>
             </w:r>
           </w:p>
         </w:tc>
@@ -28943,7 +28943,7 @@
                 <w:b w:val="0"/>
                 <w:sz w:val="16"/>
               </w:rPr>
-              <w:t>第6章第2節・第4節1</w:t>
+              <w:t>第4章第3節・第5章</w:t>
             </w:r>
           </w:p>
         </w:tc>
@@ -28969,7 +28969,7 @@
                 <w:b w:val="0"/>
                 <w:sz w:val="16"/>
               </w:rPr>
-              <w:t>No.25</w:t>
+              <w:t>No.175</w:t>
             </w:r>
           </w:p>
         </w:tc>
@@ -28989,7 +28989,7 @@
                 <w:b w:val="0"/>
                 <w:sz w:val="16"/>
               </w:rPr>
-              <w:t>代表KPIの目標値の決定</w:t>
+              <w:t>介護情報基盤及びケアプランデータ連携への対応の工程</w:t>
             </w:r>
           </w:p>
         </w:tc>
@@ -29009,7 +29009,7 @@
                 <w:b w:val="0"/>
                 <w:sz w:val="16"/>
               </w:rPr>
-              <w:t>代表KPIのうち基準値のないものは令和9年度を基準値の把握に充て、令和10年度・令和11年度に目標値を置くこととした</w:t>
+              <w:t>介護情報基盤の活用は本格運用開始日（令和10年4月1日）までに完了することを前提として記載し、年度ごとの事務の工程は［要確認］として残した。事業所への周知と登録の支援は広域連合・3町・事業者が担うものとして掲げた</w:t>
             </w:r>
           </w:p>
         </w:tc>
@@ -29029,7 +29029,7 @@
                 <w:b w:val="0"/>
                 <w:sz w:val="16"/>
               </w:rPr>
-              <w:t>第4章第3節・第5章</w:t>
+              <w:t>第1章第9節5・第5章 基本目標1・基本目標4</w:t>
             </w:r>
           </w:p>
         </w:tc>
@@ -29054,7 +29054,7 @@
                 <w:b w:val="0"/>
                 <w:sz w:val="16"/>
               </w:rPr>
-              <w:t>No.175</w:t>
+              <w:t>No.176</w:t>
             </w:r>
           </w:p>
         </w:tc>
@@ -29073,7 +29073,7 @@
                 <w:b w:val="0"/>
                 <w:sz w:val="16"/>
               </w:rPr>
-              <w:t>介護情報基盤及びケアプランデータ連携への対応の工程</w:t>
+              <w:t>介護サービス事業者経営情報データベースの公表結果の活用の範囲</w:t>
             </w:r>
           </w:p>
         </w:tc>
@@ -29092,7 +29092,7 @@
                 <w:b w:val="0"/>
                 <w:sz w:val="16"/>
               </w:rPr>
-              <w:t>介護情報基盤の活用は本格運用開始日（令和10年4月1日）までに完了することを前提として記載し、年度ごとの事務の工程は［要確認］として残した。事業所への周知と登録の支援は広域連合・3町・事業者が担うものとして掲げた</w:t>
+              <w:t>介護サービス事業者経営情報データベースは活用の方針のみを記載し、数値は掲げていない。用いられる範囲を確認して用いる旨を［要確認］として残した</w:t>
             </w:r>
           </w:p>
         </w:tc>
@@ -29111,7 +29111,7 @@
                 <w:b w:val="0"/>
                 <w:sz w:val="16"/>
               </w:rPr>
-              <w:t>第1章第9節5・第5章 基本目標1・基本目標4</w:t>
+              <w:t>第1章第9節5・第5章 基本目標4</w:t>
             </w:r>
           </w:p>
         </w:tc>
@@ -29137,7 +29137,7 @@
                 <w:b w:val="0"/>
                 <w:sz w:val="16"/>
               </w:rPr>
-              <w:t>No.176</w:t>
+              <w:t>No.177</w:t>
             </w:r>
           </w:p>
         </w:tc>
@@ -29157,7 +29157,7 @@
                 <w:b w:val="0"/>
                 <w:sz w:val="16"/>
               </w:rPr>
-              <w:t>介護サービス事業者経営情報データベースの公表結果の活用の範囲</w:t>
+              <w:t>都道府県との協定に基づく連携への関与</w:t>
             </w:r>
           </w:p>
         </w:tc>
@@ -29177,7 +29177,7 @@
                 <w:b w:val="0"/>
                 <w:sz w:val="16"/>
               </w:rPr>
-              <w:t>介護サービス事業者経営情報データベースは活用の方針のみを記載し、数値は掲げていない。用いられる範囲を確認して用いる旨を［要確認］として残した</w:t>
+              <w:t>都道府県との協定に基づく連携は北海道及び事業者とともに活用を検討する旨のみを記載し、市町村の役割が示された時点で関与の仕方を定めることとした</w:t>
             </w:r>
           </w:p>
         </w:tc>
@@ -29185,88 +29185,6 @@
           <w:tcPr>
             <w:tcW w:type="dxa" w:w="1701"/>
             <w:shd w:val="clear" w:color="auto" w:fill="F2F5FA"/>
-            <w:vAlign w:val="center"/>
-          </w:tcPr>
-          <w:p>
-            <w:pPr>
-              <w:spacing w:after="0"/>
-            </w:pPr>
-            <w:r>
-              <w:rPr>
-                <w:rFonts w:ascii="游ゴシック" w:hAnsi="游ゴシック" w:eastAsia="游ゴシック"/>
-                <w:b w:val="0"/>
-                <w:sz w:val="16"/>
-              </w:rPr>
-              <w:t>第1章第9節5・第5章 基本目標4</w:t>
-            </w:r>
-          </w:p>
-        </w:tc>
-      </w:tr>
-      <w:tr>
-        <w:trPr>
-          <w:cantSplit/>
-        </w:trPr>
-        <w:tc>
-          <w:tcPr>
-            <w:tcW w:type="dxa" w:w="794"/>
-            <w:vAlign w:val="center"/>
-          </w:tcPr>
-          <w:p>
-            <w:pPr>
-              <w:spacing w:after="0"/>
-              <w:jc w:val="center"/>
-            </w:pPr>
-            <w:r>
-              <w:rPr>
-                <w:rFonts w:ascii="游ゴシック" w:hAnsi="游ゴシック" w:eastAsia="游ゴシック"/>
-                <w:b w:val="0"/>
-                <w:sz w:val="16"/>
-              </w:rPr>
-              <w:t>No.177</w:t>
-            </w:r>
-          </w:p>
-        </w:tc>
-        <w:tc>
-          <w:tcPr>
-            <w:tcW w:type="dxa" w:w="2608"/>
-            <w:vAlign w:val="center"/>
-          </w:tcPr>
-          <w:p>
-            <w:pPr>
-              <w:spacing w:after="0"/>
-            </w:pPr>
-            <w:r>
-              <w:rPr>
-                <w:rFonts w:ascii="游ゴシック" w:hAnsi="游ゴシック" w:eastAsia="游ゴシック"/>
-                <w:b w:val="0"/>
-                <w:sz w:val="16"/>
-              </w:rPr>
-              <w:t>都道府県との協定に基づく連携への関与</w:t>
-            </w:r>
-          </w:p>
-        </w:tc>
-        <w:tc>
-          <w:tcPr>
-            <w:tcW w:type="dxa" w:w="4649"/>
-            <w:vAlign w:val="center"/>
-          </w:tcPr>
-          <w:p>
-            <w:pPr>
-              <w:spacing w:after="0"/>
-            </w:pPr>
-            <w:r>
-              <w:rPr>
-                <w:rFonts w:ascii="游ゴシック" w:hAnsi="游ゴシック" w:eastAsia="游ゴシック"/>
-                <w:b w:val="0"/>
-                <w:sz w:val="16"/>
-              </w:rPr>
-              <w:t>都道府県との協定に基づく連携は北海道及び事業者とともに活用を検討する旨のみを記載し、市町村の役割が示された時点で関与の仕方を定めることとした</w:t>
-            </w:r>
-          </w:p>
-        </w:tc>
-        <w:tc>
-          <w:tcPr>
-            <w:tcW w:type="dxa" w:w="1701"/>
             <w:vAlign w:val="center"/>
           </w:tcPr>
           <w:p>

--- a/output/第10期計画_3町合同意見交換会資料.docx
+++ b/output/第10期計画_3町合同意見交換会資料.docx
@@ -15019,7 +15019,7 @@
                 <w:b w:val="0"/>
                 <w:sz w:val="18"/>
               </w:rPr>
-              <w:t>構成3町の高齢者福祉計画が市町村老人福祉計画に当たることを計画素案に記載し、一体のものとして作成する方法は共通KPIと役割分担表による接続とする旨を［要協議］として残す。老人福祉事業の量の目標は3町の計画に委ね、本計画には掲げない【令和8年10月15日】参照条文により、介護保険法第117条第7項が「老人福祉法第20条の8第1項に規定する市町村老人福祉計画と一体のものとして作成されなければならない」ことを定めていることを確かめた。条及び項は第20条の8第1項である。老人福祉法そのものの条文は参照条文に収録されていない（第18条及び第20条の6のみ）ため、同条の内容及び市町村老人福祉計画の記載事項はなお確認できていない</w:t>
+              <w:t>構成3町の高齢者福祉計画が市町村老人福祉計画に当たることを計画素案に記載し、一体のものとして作成する方法は共通KPIと役割分担表による接続とする旨を［要協議］として残す。老人福祉事業の量の目標は3町の計画に委ね、本計画には掲げない</w:t>
             </w:r>
           </w:p>
         </w:tc>
@@ -15359,7 +15359,7 @@
                 <w:b w:val="0"/>
                 <w:sz w:val="18"/>
               </w:rPr>
-              <w:t>現行の地域支援事業費（令和6年度決算による据え置き）により算定し、本事業を実施しないものとして扱う。厚生労働省令が示された時点で該当の有無を確かめ、該当する場合は費用の支弁の構造を改めて算定し直す。【令和8年10月15日】新旧対照条文により社会福祉法第106条の12（新設）の内容を確かめた。小規模市町村が本事業を実施する場合、介護保険法第122条の2（第3項を除く。地域支援事業に係る国の交付金）並びに第123条第3項及び第4項（都道府県の負担）の規定の適用について、第122条の2第1項の「費用」から本事業として行う社会福祉法第106条の6第2項第3号イに掲げる事業に要する費用を除き、第123条第4項の「費用」から同条第2項第1号イ及び第3号ロに掲げる事業に要する費用を除くこととされている。重層的支援体制整備事業（社会福祉法第106条の4）と同じ構造である。除かれるのは国の交付金及び都道府県の負担の対象となる費用であり、当該費用は社会福祉法による交付金等により支弁されることとなる。除かれる事業の内容（第106条の6第2項第1号イ・第3号イ・第3号ロ）は確かめていない。小規模市町村の基準は厚生労働省令で定められるため、①（該当の有無）は引き続き確認を要する【令和8年10月15日】参照条文には社会福祉法第106条の3（包括的な支援体制の整備）までが収録されており、第106条の6は改正法により新設される規定であるため現れない。本件は進んでいない</w:t>
+              <w:t>現行の地域支援事業費（令和6年度決算による据え置き）により算定し、本事業を実施しないものとして扱う。厚生労働省令が示された時点で該当の有無を確かめ、該当する場合は費用の支弁の構造を改めて算定し直す</w:t>
             </w:r>
           </w:p>
         </w:tc>
@@ -15422,7 +15422,7 @@
           <w:b/>
           <w:sz w:val="22"/>
         </w:rPr>
-        <w:t>6　受託者が仮置きにより進めた事項（162件）</w:t>
+        <w:t>6　受託者が仮置きにより進めた事項（171件）</w:t>
       </w:r>
     </w:p>
     <w:p>
@@ -29198,6 +29198,760 @@
                 <w:sz w:val="16"/>
               </w:rPr>
               <w:t>第1章第9節5・第5章 基本目標3・基本目標4</w:t>
+            </w:r>
+          </w:p>
+        </w:tc>
+      </w:tr>
+      <w:tr>
+        <w:trPr>
+          <w:cantSplit/>
+        </w:trPr>
+        <w:tc>
+          <w:tcPr>
+            <w:tcW w:type="dxa" w:w="794"/>
+            <w:vAlign w:val="center"/>
+          </w:tcPr>
+          <w:p>
+            <w:pPr>
+              <w:spacing w:after="0"/>
+              <w:jc w:val="center"/>
+            </w:pPr>
+            <w:r>
+              <w:rPr>
+                <w:rFonts w:ascii="游ゴシック" w:hAnsi="游ゴシック" w:eastAsia="游ゴシック"/>
+                <w:b w:val="0"/>
+                <w:sz w:val="16"/>
+              </w:rPr>
+              <w:t>No.178</w:t>
+            </w:r>
+          </w:p>
+        </w:tc>
+        <w:tc>
+          <w:tcPr>
+            <w:tcW w:type="dxa" w:w="2608"/>
+            <w:vAlign w:val="center"/>
+          </w:tcPr>
+          <w:p>
+            <w:pPr>
+              <w:spacing w:after="0"/>
+            </w:pPr>
+            <w:r>
+              <w:rPr>
+                <w:rFonts w:ascii="游ゴシック" w:hAnsi="游ゴシック" w:eastAsia="游ゴシック"/>
+                <w:b w:val="0"/>
+                <w:sz w:val="16"/>
+              </w:rPr>
+              <w:t>構成3町の高齢者福祉計画と市町村老人福祉計画の関係</w:t>
+            </w:r>
+          </w:p>
+        </w:tc>
+        <w:tc>
+          <w:tcPr>
+            <w:tcW w:type="dxa" w:w="4649"/>
+            <w:vAlign w:val="center"/>
+          </w:tcPr>
+          <w:p>
+            <w:pPr>
+              <w:spacing w:after="0"/>
+            </w:pPr>
+            <w:r>
+              <w:rPr>
+                <w:rFonts w:ascii="游ゴシック" w:hAnsi="游ゴシック" w:eastAsia="游ゴシック"/>
+                <w:b w:val="0"/>
+                <w:sz w:val="16"/>
+              </w:rPr>
+              <w:t>構成3町の高齢者福祉計画が老人福祉法第20条の8の市町村老人福祉計画に当たり、介護保険事業計画と一体のものとして作成することとされていることを記載した。一体のものとする方法は［要協議］として残した</w:t>
+            </w:r>
+          </w:p>
+        </w:tc>
+        <w:tc>
+          <w:tcPr>
+            <w:tcW w:type="dxa" w:w="1701"/>
+            <w:vAlign w:val="center"/>
+          </w:tcPr>
+          <w:p>
+            <w:pPr>
+              <w:spacing w:after="0"/>
+            </w:pPr>
+            <w:r>
+              <w:rPr>
+                <w:rFonts w:ascii="游ゴシック" w:hAnsi="游ゴシック" w:eastAsia="游ゴシック"/>
+                <w:b w:val="0"/>
+                <w:sz w:val="16"/>
+              </w:rPr>
+              <w:t>第1章第2節・第1章第8節</w:t>
+            </w:r>
+          </w:p>
+        </w:tc>
+      </w:tr>
+      <w:tr>
+        <w:trPr>
+          <w:cantSplit/>
+        </w:trPr>
+        <w:tc>
+          <w:tcPr>
+            <w:tcW w:type="dxa" w:w="794"/>
+            <w:shd w:val="clear" w:color="auto" w:fill="F2F5FA"/>
+            <w:vAlign w:val="center"/>
+          </w:tcPr>
+          <w:p>
+            <w:pPr>
+              <w:spacing w:after="0"/>
+              <w:jc w:val="center"/>
+            </w:pPr>
+            <w:r>
+              <w:rPr>
+                <w:rFonts w:ascii="游ゴシック" w:hAnsi="游ゴシック" w:eastAsia="游ゴシック"/>
+                <w:b w:val="0"/>
+                <w:sz w:val="16"/>
+              </w:rPr>
+              <w:t>No.179</w:t>
+            </w:r>
+          </w:p>
+        </w:tc>
+        <w:tc>
+          <w:tcPr>
+            <w:tcW w:type="dxa" w:w="2608"/>
+            <w:shd w:val="clear" w:color="auto" w:fill="F2F5FA"/>
+            <w:vAlign w:val="center"/>
+          </w:tcPr>
+          <w:p>
+            <w:pPr>
+              <w:spacing w:after="0"/>
+            </w:pPr>
+            <w:r>
+              <w:rPr>
+                <w:rFonts w:ascii="游ゴシック" w:hAnsi="游ゴシック" w:eastAsia="游ゴシック"/>
+                <w:b w:val="0"/>
+                <w:sz w:val="16"/>
+              </w:rPr>
+              <w:t>成年後見制度の利用の促進に関する施策についての基本的な計画の策定状況</w:t>
+            </w:r>
+          </w:p>
+        </w:tc>
+        <w:tc>
+          <w:tcPr>
+            <w:tcW w:type="dxa" w:w="4649"/>
+            <w:shd w:val="clear" w:color="auto" w:fill="F2F5FA"/>
+            <w:vAlign w:val="center"/>
+          </w:tcPr>
+          <w:p>
+            <w:pPr>
+              <w:spacing w:after="0"/>
+            </w:pPr>
+            <w:r>
+              <w:rPr>
+                <w:rFonts w:ascii="游ゴシック" w:hAnsi="游ゴシック" w:eastAsia="游ゴシック"/>
+                <w:b w:val="0"/>
+                <w:sz w:val="16"/>
+              </w:rPr>
+              <w:t>成年後見制度の利用の促進に関する法律第14条による計画は構成3町が定めるものとして記載し、本計画は権利擁護の施策をもって接続することとした。中核機関の整備の状況は［要確認］として残した</w:t>
+            </w:r>
+          </w:p>
+        </w:tc>
+        <w:tc>
+          <w:tcPr>
+            <w:tcW w:type="dxa" w:w="1701"/>
+            <w:shd w:val="clear" w:color="auto" w:fill="F2F5FA"/>
+            <w:vAlign w:val="center"/>
+          </w:tcPr>
+          <w:p>
+            <w:pPr>
+              <w:spacing w:after="0"/>
+            </w:pPr>
+            <w:r>
+              <w:rPr>
+                <w:rFonts w:ascii="游ゴシック" w:hAnsi="游ゴシック" w:eastAsia="游ゴシック"/>
+                <w:b w:val="0"/>
+                <w:sz w:val="16"/>
+              </w:rPr>
+              <w:t>第1章第2節・第5章 基本目標1</w:t>
+            </w:r>
+          </w:p>
+        </w:tc>
+      </w:tr>
+      <w:tr>
+        <w:trPr>
+          <w:cantSplit/>
+        </w:trPr>
+        <w:tc>
+          <w:tcPr>
+            <w:tcW w:type="dxa" w:w="794"/>
+            <w:vAlign w:val="center"/>
+          </w:tcPr>
+          <w:p>
+            <w:pPr>
+              <w:spacing w:after="0"/>
+              <w:jc w:val="center"/>
+            </w:pPr>
+            <w:r>
+              <w:rPr>
+                <w:rFonts w:ascii="游ゴシック" w:hAnsi="游ゴシック" w:eastAsia="游ゴシック"/>
+                <w:b w:val="0"/>
+                <w:sz w:val="16"/>
+              </w:rPr>
+              <w:t>No.180</w:t>
+            </w:r>
+          </w:p>
+        </w:tc>
+        <w:tc>
+          <w:tcPr>
+            <w:tcW w:type="dxa" w:w="2608"/>
+            <w:vAlign w:val="center"/>
+          </w:tcPr>
+          <w:p>
+            <w:pPr>
+              <w:spacing w:after="0"/>
+            </w:pPr>
+            <w:r>
+              <w:rPr>
+                <w:rFonts w:ascii="游ゴシック" w:hAnsi="游ゴシック" w:eastAsia="游ゴシック"/>
+                <w:b w:val="0"/>
+                <w:sz w:val="16"/>
+              </w:rPr>
+              <w:t>要配慮者利用施設の避難確保計画の対象施設と作成状況</w:t>
+            </w:r>
+          </w:p>
+        </w:tc>
+        <w:tc>
+          <w:tcPr>
+            <w:tcW w:type="dxa" w:w="4649"/>
+            <w:vAlign w:val="center"/>
+          </w:tcPr>
+          <w:p>
+            <w:pPr>
+              <w:spacing w:after="0"/>
+            </w:pPr>
+            <w:r>
+              <w:rPr>
+                <w:rFonts w:ascii="游ゴシック" w:hAnsi="游ゴシック" w:eastAsia="游ゴシック"/>
+                <w:b w:val="0"/>
+                <w:sz w:val="16"/>
+              </w:rPr>
+              <w:t>要配慮者利用施設の避難確保計画を主な事業に置き、避難確保計画は業務継続計画とは別の計画であるため業務継続計画の策定率をもって作成の状況としないことを明記した。対象施設及び作成の状況は［要確認］として残した</w:t>
+            </w:r>
+          </w:p>
+        </w:tc>
+        <w:tc>
+          <w:tcPr>
+            <w:tcW w:type="dxa" w:w="1701"/>
+            <w:vAlign w:val="center"/>
+          </w:tcPr>
+          <w:p>
+            <w:pPr>
+              <w:spacing w:after="0"/>
+            </w:pPr>
+            <w:r>
+              <w:rPr>
+                <w:rFonts w:ascii="游ゴシック" w:hAnsi="游ゴシック" w:eastAsia="游ゴシック"/>
+                <w:b w:val="0"/>
+                <w:sz w:val="16"/>
+              </w:rPr>
+              <w:t>第5章 基本目標5</w:t>
+            </w:r>
+          </w:p>
+        </w:tc>
+      </w:tr>
+      <w:tr>
+        <w:trPr>
+          <w:cantSplit/>
+        </w:trPr>
+        <w:tc>
+          <w:tcPr>
+            <w:tcW w:type="dxa" w:w="794"/>
+            <w:shd w:val="clear" w:color="auto" w:fill="F2F5FA"/>
+            <w:vAlign w:val="center"/>
+          </w:tcPr>
+          <w:p>
+            <w:pPr>
+              <w:spacing w:after="0"/>
+              <w:jc w:val="center"/>
+            </w:pPr>
+            <w:r>
+              <w:rPr>
+                <w:rFonts w:ascii="游ゴシック" w:hAnsi="游ゴシック" w:eastAsia="游ゴシック"/>
+                <w:b w:val="0"/>
+                <w:sz w:val="16"/>
+              </w:rPr>
+              <w:t>No.182</w:t>
+            </w:r>
+          </w:p>
+        </w:tc>
+        <w:tc>
+          <w:tcPr>
+            <w:tcW w:type="dxa" w:w="2608"/>
+            <w:shd w:val="clear" w:color="auto" w:fill="F2F5FA"/>
+            <w:vAlign w:val="center"/>
+          </w:tcPr>
+          <w:p>
+            <w:pPr>
+              <w:spacing w:after="0"/>
+            </w:pPr>
+            <w:r>
+              <w:rPr>
+                <w:rFonts w:ascii="游ゴシック" w:hAnsi="游ゴシック" w:eastAsia="游ゴシック"/>
+                <w:b w:val="0"/>
+                <w:sz w:val="16"/>
+              </w:rPr>
+              <w:t>介護給付費分科会の資料（原本）のご提供</w:t>
+            </w:r>
+          </w:p>
+        </w:tc>
+        <w:tc>
+          <w:tcPr>
+            <w:tcW w:type="dxa" w:w="4649"/>
+            <w:shd w:val="clear" w:color="auto" w:fill="F2F5FA"/>
+            <w:vAlign w:val="center"/>
+          </w:tcPr>
+          <w:p>
+            <w:pPr>
+              <w:spacing w:after="0"/>
+            </w:pPr>
+            <w:r>
+              <w:rPr>
+                <w:rFonts w:ascii="游ゴシック" w:hAnsi="游ゴシック" w:eastAsia="游ゴシック"/>
+                <w:b w:val="0"/>
+                <w:sz w:val="16"/>
+              </w:rPr>
+              <w:t>社会保障審議会介護給付費分科会において検討されている事項があることまでを記載し、単位数、算定の要件及び施行の時期は書いていない</w:t>
+            </w:r>
+          </w:p>
+        </w:tc>
+        <w:tc>
+          <w:tcPr>
+            <w:tcW w:type="dxa" w:w="1701"/>
+            <w:shd w:val="clear" w:color="auto" w:fill="F2F5FA"/>
+            <w:vAlign w:val="center"/>
+          </w:tcPr>
+          <w:p>
+            <w:pPr>
+              <w:spacing w:after="0"/>
+            </w:pPr>
+            <w:r>
+              <w:rPr>
+                <w:rFonts w:ascii="游ゴシック" w:hAnsi="游ゴシック" w:eastAsia="游ゴシック"/>
+                <w:b w:val="0"/>
+                <w:sz w:val="16"/>
+              </w:rPr>
+              <w:t>第1章第9節6</w:t>
+            </w:r>
+          </w:p>
+        </w:tc>
+      </w:tr>
+      <w:tr>
+        <w:trPr>
+          <w:cantSplit/>
+        </w:trPr>
+        <w:tc>
+          <w:tcPr>
+            <w:tcW w:type="dxa" w:w="794"/>
+            <w:vAlign w:val="center"/>
+          </w:tcPr>
+          <w:p>
+            <w:pPr>
+              <w:spacing w:after="0"/>
+              <w:jc w:val="center"/>
+            </w:pPr>
+            <w:r>
+              <w:rPr>
+                <w:rFonts w:ascii="游ゴシック" w:hAnsi="游ゴシック" w:eastAsia="游ゴシック"/>
+                <w:b w:val="0"/>
+                <w:sz w:val="16"/>
+              </w:rPr>
+              <w:t>No.183</w:t>
+            </w:r>
+          </w:p>
+        </w:tc>
+        <w:tc>
+          <w:tcPr>
+            <w:tcW w:type="dxa" w:w="2608"/>
+            <w:vAlign w:val="center"/>
+          </w:tcPr>
+          <w:p>
+            <w:pPr>
+              <w:spacing w:after="0"/>
+            </w:pPr>
+            <w:r>
+              <w:rPr>
+                <w:rFonts w:ascii="游ゴシック" w:hAnsi="游ゴシック" w:eastAsia="游ゴシック"/>
+                <w:b w:val="0"/>
+                <w:sz w:val="16"/>
+              </w:rPr>
+              <w:t>夜間対応型訪問介護の定期巡回・随時対応型への移行の扱い</w:t>
+            </w:r>
+          </w:p>
+        </w:tc>
+        <w:tc>
+          <w:tcPr>
+            <w:tcW w:type="dxa" w:w="4649"/>
+            <w:vAlign w:val="center"/>
+          </w:tcPr>
+          <w:p>
+            <w:pPr>
+              <w:spacing w:after="0"/>
+            </w:pPr>
+            <w:r>
+              <w:rPr>
+                <w:rFonts w:ascii="游ゴシック" w:hAnsi="游ゴシック" w:eastAsia="游ゴシック"/>
+                <w:b w:val="0"/>
+                <w:sz w:val="16"/>
+              </w:rPr>
+              <w:t>夜間対応型訪問介護は現行の区分のまま立て、令和9年4月1日に定期巡回・随時対応型訪問介護看護へ統合されることと、報酬上の経過措置の期限に2通りの記載があることを注に記載した</w:t>
+            </w:r>
+          </w:p>
+        </w:tc>
+        <w:tc>
+          <w:tcPr>
+            <w:tcW w:type="dxa" w:w="1701"/>
+            <w:vAlign w:val="center"/>
+          </w:tcPr>
+          <w:p>
+            <w:pPr>
+              <w:spacing w:after="0"/>
+            </w:pPr>
+            <w:r>
+              <w:rPr>
+                <w:rFonts w:ascii="游ゴシック" w:hAnsi="游ゴシック" w:eastAsia="游ゴシック"/>
+                <w:b w:val="0"/>
+                <w:sz w:val="16"/>
+              </w:rPr>
+              <w:t>第6章第2節 注2</w:t>
+            </w:r>
+          </w:p>
+        </w:tc>
+      </w:tr>
+      <w:tr>
+        <w:trPr>
+          <w:cantSplit/>
+        </w:trPr>
+        <w:tc>
+          <w:tcPr>
+            <w:tcW w:type="dxa" w:w="794"/>
+            <w:shd w:val="clear" w:color="auto" w:fill="F2F5FA"/>
+            <w:vAlign w:val="center"/>
+          </w:tcPr>
+          <w:p>
+            <w:pPr>
+              <w:spacing w:after="0"/>
+              <w:jc w:val="center"/>
+            </w:pPr>
+            <w:r>
+              <w:rPr>
+                <w:rFonts w:ascii="游ゴシック" w:hAnsi="游ゴシック" w:eastAsia="游ゴシック"/>
+                <w:b w:val="0"/>
+                <w:sz w:val="16"/>
+              </w:rPr>
+              <w:t>No.184</w:t>
+            </w:r>
+          </w:p>
+        </w:tc>
+        <w:tc>
+          <w:tcPr>
+            <w:tcW w:type="dxa" w:w="2608"/>
+            <w:shd w:val="clear" w:color="auto" w:fill="F2F5FA"/>
+            <w:vAlign w:val="center"/>
+          </w:tcPr>
+          <w:p>
+            <w:pPr>
+              <w:spacing w:after="0"/>
+            </w:pPr>
+            <w:r>
+              <w:rPr>
+                <w:rFonts w:ascii="游ゴシック" w:hAnsi="游ゴシック" w:eastAsia="游ゴシック"/>
+                <w:b w:val="0"/>
+                <w:sz w:val="16"/>
+              </w:rPr>
+              <w:t>短期入所生活介護の季節利用及び長期利用の実態</w:t>
+            </w:r>
+          </w:p>
+        </w:tc>
+        <w:tc>
+          <w:tcPr>
+            <w:tcW w:type="dxa" w:w="4649"/>
+            <w:shd w:val="clear" w:color="auto" w:fill="F2F5FA"/>
+            <w:vAlign w:val="center"/>
+          </w:tcPr>
+          <w:p>
+            <w:pPr>
+              <w:spacing w:after="0"/>
+            </w:pPr>
+            <w:r>
+              <w:rPr>
+                <w:rFonts w:ascii="游ゴシック" w:hAnsi="游ゴシック" w:eastAsia="游ゴシック"/>
+                <w:b w:val="0"/>
+                <w:sz w:val="16"/>
+              </w:rPr>
+              <w:t>短期入所生活介護は令和7年度（12か月の完結年度）の実績により算定し、積雪期の季節利用に係る例外及び長期利用減算の見直しが検討されていることを注に記載した</w:t>
+            </w:r>
+          </w:p>
+        </w:tc>
+        <w:tc>
+          <w:tcPr>
+            <w:tcW w:type="dxa" w:w="1701"/>
+            <w:shd w:val="clear" w:color="auto" w:fill="F2F5FA"/>
+            <w:vAlign w:val="center"/>
+          </w:tcPr>
+          <w:p>
+            <w:pPr>
+              <w:spacing w:after="0"/>
+            </w:pPr>
+            <w:r>
+              <w:rPr>
+                <w:rFonts w:ascii="游ゴシック" w:hAnsi="游ゴシック" w:eastAsia="游ゴシック"/>
+                <w:b w:val="0"/>
+                <w:sz w:val="16"/>
+              </w:rPr>
+              <w:t>第6章第2節 注1-1</w:t>
+            </w:r>
+          </w:p>
+        </w:tc>
+      </w:tr>
+      <w:tr>
+        <w:trPr>
+          <w:cantSplit/>
+        </w:trPr>
+        <w:tc>
+          <w:tcPr>
+            <w:tcW w:type="dxa" w:w="794"/>
+            <w:vAlign w:val="center"/>
+          </w:tcPr>
+          <w:p>
+            <w:pPr>
+              <w:spacing w:after="0"/>
+              <w:jc w:val="center"/>
+            </w:pPr>
+            <w:r>
+              <w:rPr>
+                <w:rFonts w:ascii="游ゴシック" w:hAnsi="游ゴシック" w:eastAsia="游ゴシック"/>
+                <w:b w:val="0"/>
+                <w:sz w:val="16"/>
+              </w:rPr>
+              <w:t>No.185</w:t>
+            </w:r>
+          </w:p>
+        </w:tc>
+        <w:tc>
+          <w:tcPr>
+            <w:tcW w:type="dxa" w:w="2608"/>
+            <w:vAlign w:val="center"/>
+          </w:tcPr>
+          <w:p>
+            <w:pPr>
+              <w:spacing w:after="0"/>
+            </w:pPr>
+            <w:r>
+              <w:rPr>
+                <w:rFonts w:ascii="游ゴシック" w:hAnsi="游ゴシック" w:eastAsia="游ゴシック"/>
+                <w:b w:val="0"/>
+                <w:sz w:val="16"/>
+              </w:rPr>
+              <w:t>小規模市町村地域支援連携協働体制整備事業の対象となるかどうか</w:t>
+            </w:r>
+          </w:p>
+        </w:tc>
+        <w:tc>
+          <w:tcPr>
+            <w:tcW w:type="dxa" w:w="4649"/>
+            <w:vAlign w:val="center"/>
+          </w:tcPr>
+          <w:p>
+            <w:pPr>
+              <w:spacing w:after="0"/>
+            </w:pPr>
+            <w:r>
+              <w:rPr>
+                <w:rFonts w:ascii="游ゴシック" w:hAnsi="游ゴシック" w:eastAsia="游ゴシック"/>
+                <w:b w:val="0"/>
+                <w:sz w:val="16"/>
+              </w:rPr>
+              <w:t>小規模市町村地域支援連携協働体制整備事業を実施しないものとして地域支援事業費を算定し、該当する場合は費用の支弁の構造が変わることを記載した</w:t>
+            </w:r>
+          </w:p>
+        </w:tc>
+        <w:tc>
+          <w:tcPr>
+            <w:tcW w:type="dxa" w:w="1701"/>
+            <w:vAlign w:val="center"/>
+          </w:tcPr>
+          <w:p>
+            <w:pPr>
+              <w:spacing w:after="0"/>
+            </w:pPr>
+            <w:r>
+              <w:rPr>
+                <w:rFonts w:ascii="游ゴシック" w:hAnsi="游ゴシック" w:eastAsia="游ゴシック"/>
+                <w:b w:val="0"/>
+                <w:sz w:val="16"/>
+              </w:rPr>
+              <w:t>第1章第9節2</w:t>
+            </w:r>
+          </w:p>
+        </w:tc>
+      </w:tr>
+      <w:tr>
+        <w:trPr>
+          <w:cantSplit/>
+        </w:trPr>
+        <w:tc>
+          <w:tcPr>
+            <w:tcW w:type="dxa" w:w="794"/>
+            <w:shd w:val="clear" w:color="auto" w:fill="F2F5FA"/>
+            <w:vAlign w:val="center"/>
+          </w:tcPr>
+          <w:p>
+            <w:pPr>
+              <w:spacing w:after="0"/>
+              <w:jc w:val="center"/>
+            </w:pPr>
+            <w:r>
+              <w:rPr>
+                <w:rFonts w:ascii="游ゴシック" w:hAnsi="游ゴシック" w:eastAsia="游ゴシック"/>
+                <w:b w:val="0"/>
+                <w:sz w:val="16"/>
+              </w:rPr>
+              <w:t>No.186</w:t>
+            </w:r>
+          </w:p>
+        </w:tc>
+        <w:tc>
+          <w:tcPr>
+            <w:tcW w:type="dxa" w:w="2608"/>
+            <w:shd w:val="clear" w:color="auto" w:fill="F2F5FA"/>
+            <w:vAlign w:val="center"/>
+          </w:tcPr>
+          <w:p>
+            <w:pPr>
+              <w:spacing w:after="0"/>
+            </w:pPr>
+            <w:r>
+              <w:rPr>
+                <w:rFonts w:ascii="游ゴシック" w:hAnsi="游ゴシック" w:eastAsia="游ゴシック"/>
+                <w:b w:val="0"/>
+                <w:sz w:val="16"/>
+              </w:rPr>
+              <w:t>特定施設の定義の改正による区域内3施設の扱い</w:t>
+            </w:r>
+          </w:p>
+        </w:tc>
+        <w:tc>
+          <w:tcPr>
+            <w:tcW w:type="dxa" w:w="4649"/>
+            <w:shd w:val="clear" w:color="auto" w:fill="F2F5FA"/>
+            <w:vAlign w:val="center"/>
+          </w:tcPr>
+          <w:p>
+            <w:pPr>
+              <w:spacing w:after="0"/>
+            </w:pPr>
+            <w:r>
+              <w:rPr>
+                <w:rFonts w:ascii="游ゴシック" w:hAnsi="游ゴシック" w:eastAsia="游ゴシック"/>
+                <w:b w:val="0"/>
+                <w:sz w:val="16"/>
+              </w:rPr>
+              <w:t>特定施設の定義のうち有料老人ホームが登録有料老人ホームに置き換わること（施行は公布の日から2年以内）を記載し、区域内3施設の扱いは［要確認］として残した</w:t>
+            </w:r>
+          </w:p>
+        </w:tc>
+        <w:tc>
+          <w:tcPr>
+            <w:tcW w:type="dxa" w:w="1701"/>
+            <w:shd w:val="clear" w:color="auto" w:fill="F2F5FA"/>
+            <w:vAlign w:val="center"/>
+          </w:tcPr>
+          <w:p>
+            <w:pPr>
+              <w:spacing w:after="0"/>
+            </w:pPr>
+            <w:r>
+              <w:rPr>
+                <w:rFonts w:ascii="游ゴシック" w:hAnsi="游ゴシック" w:eastAsia="游ゴシック"/>
+                <w:b w:val="0"/>
+                <w:sz w:val="16"/>
+              </w:rPr>
+              <w:t>第1章第9節2</w:t>
+            </w:r>
+          </w:p>
+        </w:tc>
+      </w:tr>
+      <w:tr>
+        <w:trPr>
+          <w:cantSplit/>
+        </w:trPr>
+        <w:tc>
+          <w:tcPr>
+            <w:tcW w:type="dxa" w:w="794"/>
+            <w:vAlign w:val="center"/>
+          </w:tcPr>
+          <w:p>
+            <w:pPr>
+              <w:spacing w:after="0"/>
+              <w:jc w:val="center"/>
+            </w:pPr>
+            <w:r>
+              <w:rPr>
+                <w:rFonts w:ascii="游ゴシック" w:hAnsi="游ゴシック" w:eastAsia="游ゴシック"/>
+                <w:b w:val="0"/>
+                <w:sz w:val="16"/>
+              </w:rPr>
+              <w:t>No.188</w:t>
+            </w:r>
+          </w:p>
+        </w:tc>
+        <w:tc>
+          <w:tcPr>
+            <w:tcW w:type="dxa" w:w="2608"/>
+            <w:vAlign w:val="center"/>
+          </w:tcPr>
+          <w:p>
+            <w:pPr>
+              <w:spacing w:after="0"/>
+            </w:pPr>
+            <w:r>
+              <w:rPr>
+                <w:rFonts w:ascii="游ゴシック" w:hAnsi="游ゴシック" w:eastAsia="游ゴシック"/>
+                <w:b w:val="0"/>
+                <w:sz w:val="16"/>
+              </w:rPr>
+              <w:t>地域支援事業費の政令で定める額</w:t>
+            </w:r>
+          </w:p>
+        </w:tc>
+        <w:tc>
+          <w:tcPr>
+            <w:tcW w:type="dxa" w:w="4649"/>
+            <w:vAlign w:val="center"/>
+          </w:tcPr>
+          <w:p>
+            <w:pPr>
+              <w:spacing w:after="0"/>
+            </w:pPr>
+            <w:r>
+              <w:rPr>
+                <w:rFonts w:ascii="游ゴシック" w:hAnsi="游ゴシック" w:eastAsia="游ゴシック"/>
+                <w:b w:val="0"/>
+                <w:sz w:val="16"/>
+              </w:rPr>
+              <w:t>地域支援事業費に政令で定める上限があることを記載し、令和6年度決算の水準を据え置いたまま算定していることを［要確認］として残した</w:t>
+            </w:r>
+          </w:p>
+        </w:tc>
+        <w:tc>
+          <w:tcPr>
+            <w:tcW w:type="dxa" w:w="1701"/>
+            <w:vAlign w:val="center"/>
+          </w:tcPr>
+          <w:p>
+            <w:pPr>
+              <w:spacing w:after="0"/>
+            </w:pPr>
+            <w:r>
+              <w:rPr>
+                <w:rFonts w:ascii="游ゴシック" w:hAnsi="游ゴシック" w:eastAsia="游ゴシック"/>
+                <w:b w:val="0"/>
+                <w:sz w:val="16"/>
+              </w:rPr>
+              <w:t>第6章第3節2</w:t>
             </w:r>
           </w:p>
         </w:tc>

--- a/output/第10期計画_3町合同意見交換会資料.docx
+++ b/output/第10期計画_3町合同意見交換会資料.docx
@@ -2624,6 +2624,19 @@
         </w:tc>
       </w:tr>
     </w:tbl>
+    <w:p>
+      <w:pPr>
+        <w:spacing w:after="80"/>
+      </w:pPr>
+      <w:r>
+        <w:rPr>
+          <w:rFonts w:ascii="游ゴシック" w:hAnsi="游ゴシック" w:eastAsia="游ゴシック"/>
+          <w:b w:val="0"/>
+          <w:sz w:val="18"/>
+        </w:rPr>
+        <w:t>※　本表は本意見交換会の時点（令和8年10月1日）の件数です。本意見交換会の後の令和8年10月19日に、ほぼ全ての確認事項について受託者案により作成を進めること、及び10月までの各工程を完了とすることについてご了承をいただきました。これにより173件が受託者案で確定し、うち13件は保険料に関わる国の政令・省令・告示が示された後に再算定します。</w:t>
+      </w:r>
+    </w:p>
     <w:p>
       <w:pPr>
         <w:keepNext/>

--- a/output/第10期計画_3町合同意見交換会資料.docx
+++ b/output/第10期計画_3町合同意見交換会資料.docx
@@ -2331,7 +2331,7 @@
                 <w:b/>
                 <w:sz w:val="18"/>
               </w:rPr>
-              <w:t>189件</w:t>
+              <w:t>190件</w:t>
             </w:r>
           </w:p>
         </w:tc>
@@ -2399,7 +2399,7 @@
                 <w:b/>
                 <w:sz w:val="18"/>
               </w:rPr>
-              <w:t>173件</w:t>
+              <w:t>174件</w:t>
             </w:r>
           </w:p>
         </w:tc>
@@ -32305,7 +32305,7 @@
           <w:b w:val="0"/>
           <w:sz w:val="20"/>
         </w:rPr>
-        <w:t>資料の提供依頼23件のうち、まだ受領していないものが19件あります。うち優先度の高いものが12件です。</w:t>
+        <w:t>資料の提供依頼23件のうち、まだ受領していないものが17件あります。うち優先度の高いものが12件です。</w:t>
       </w:r>
     </w:p>
     <w:p>

--- a/output/第10期計画_3町合同意見交換会資料.docx
+++ b/output/第10期計画_3町合同意見交換会資料.docx
@@ -32305,7 +32305,7 @@
           <w:b w:val="0"/>
           <w:sz w:val="20"/>
         </w:rPr>
-        <w:t>資料の提供依頼23件のうち、まだ受領していないものが17件あります。うち優先度の高いものが12件です。</w:t>
+        <w:t>資料の提供依頼24件のうち、まだ受領していないものが18件あります。うち優先度の高いものが12件です。</w:t>
       </w:r>
     </w:p>
     <w:p>

--- a/output/第10期計画_3町合同意見交換会資料.docx
+++ b/output/第10期計画_3町合同意見交換会資料.docx
@@ -32305,7 +32305,7 @@
           <w:b w:val="0"/>
           <w:sz w:val="20"/>
         </w:rPr>
-        <w:t>資料の提供依頼24件のうち、まだ受領していないものが18件あります。うち優先度の高いものが12件です。</w:t>
+        <w:t>資料の提供依頼25件のうち、まだ受領していないものが19件あります。うち優先度の高いものが13件です。</w:t>
       </w:r>
     </w:p>
     <w:p>
@@ -32332,7 +32332,7 @@
           <w:b/>
           <w:sz w:val="20"/>
         </w:rPr>
-        <w:t>表29　優先度の高い資料　12件</w:t>
+        <w:t>表29　優先度の高い資料　13件</w:t>
       </w:r>
     </w:p>
     <w:tbl>
@@ -33721,6 +33721,108 @@
                 <w:sz w:val="16"/>
               </w:rPr>
               <w:t>R8.10</w:t>
+            </w:r>
+          </w:p>
+        </w:tc>
+      </w:tr>
+      <w:tr>
+        <w:trPr>
+          <w:cantSplit/>
+        </w:trPr>
+        <w:tc>
+          <w:tcPr>
+            <w:tcW w:type="dxa" w:w="567"/>
+            <w:vAlign w:val="center"/>
+          </w:tcPr>
+          <w:p>
+            <w:pPr>
+              <w:spacing w:after="0"/>
+              <w:jc w:val="center"/>
+            </w:pPr>
+            <w:r>
+              <w:rPr>
+                <w:rFonts w:ascii="游ゴシック" w:hAnsi="游ゴシック" w:eastAsia="游ゴシック"/>
+                <w:b w:val="0"/>
+                <w:sz w:val="16"/>
+              </w:rPr>
+              <w:t>25</w:t>
+            </w:r>
+          </w:p>
+        </w:tc>
+        <w:tc>
+          <w:tcPr>
+            <w:tcW w:type="dxa" w:w="3628"/>
+            <w:vAlign w:val="center"/>
+          </w:tcPr>
+          <w:p>
+            <w:pPr>
+              <w:spacing w:after="0"/>
+            </w:pPr>
+            <w:r>
+              <w:rPr>
+                <w:rFonts w:ascii="游ゴシック" w:hAnsi="游ゴシック" w:eastAsia="游ゴシック"/>
+                <w:b w:val="0"/>
+                <w:sz w:val="16"/>
+              </w:rPr>
+              <w:t>見える化システムの事業所分析機能の出力</w:t>
+            </w:r>
+          </w:p>
+        </w:tc>
+        <w:tc>
+          <w:tcPr>
+            <w:tcW w:type="dxa" w:w="2835"/>
+            <w:vAlign w:val="center"/>
+          </w:tcPr>
+          <w:p>
+            <w:pPr>
+              <w:spacing w:after="0"/>
+            </w:pPr>
+            <w:r>
+              <w:rPr>
+                <w:rFonts w:ascii="游ゴシック" w:hAnsi="游ゴシック" w:eastAsia="游ゴシック"/>
+                <w:b w:val="0"/>
+                <w:sz w:val="16"/>
+              </w:rPr>
+              <w:t>事業所の定員と稼働の実績、供給の制約（人材）、施設・居住系の実績の減少の読み方</w:t>
+            </w:r>
+          </w:p>
+        </w:tc>
+        <w:tc>
+          <w:tcPr>
+            <w:tcW w:type="dxa" w:w="1474"/>
+            <w:vAlign w:val="center"/>
+          </w:tcPr>
+          <w:p>
+            <w:pPr>
+              <w:spacing w:after="0"/>
+            </w:pPr>
+            <w:r>
+              <w:rPr>
+                <w:rFonts w:ascii="游ゴシック" w:hAnsi="游ゴシック" w:eastAsia="游ゴシック"/>
+                <w:b w:val="0"/>
+                <w:sz w:val="16"/>
+              </w:rPr>
+              <w:t>発注者</w:t>
+            </w:r>
+          </w:p>
+        </w:tc>
+        <w:tc>
+          <w:tcPr>
+            <w:tcW w:type="dxa" w:w="1020"/>
+            <w:vAlign w:val="center"/>
+          </w:tcPr>
+          <w:p>
+            <w:pPr>
+              <w:spacing w:after="0"/>
+              <w:jc w:val="center"/>
+            </w:pPr>
+            <w:r>
+              <w:rPr>
+                <w:rFonts w:ascii="游ゴシック" w:hAnsi="游ゴシック" w:eastAsia="游ゴシック"/>
+                <w:b w:val="0"/>
+                <w:sz w:val="16"/>
+              </w:rPr>
+              <w:t>R8.11</w:t>
             </w:r>
           </w:p>
         </w:tc>

--- a/output/第10期計画_3町合同意見交換会資料.docx
+++ b/output/第10期計画_3町合同意見交換会資料.docx
@@ -2331,7 +2331,7 @@
                 <w:b/>
                 <w:sz w:val="18"/>
               </w:rPr>
-              <w:t>190件</w:t>
+              <w:t>192件</w:t>
             </w:r>
           </w:p>
         </w:tc>
@@ -2399,7 +2399,7 @@
                 <w:b/>
                 <w:sz w:val="18"/>
               </w:rPr>
-              <w:t>174件</w:t>
+              <w:t>176件</w:t>
             </w:r>
           </w:p>
         </w:tc>
@@ -32305,7 +32305,7 @@
           <w:b w:val="0"/>
           <w:sz w:val="20"/>
         </w:rPr>
-        <w:t>資料の提供依頼25件のうち、まだ受領していないものが19件あります。うち優先度の高いものが13件です。</w:t>
+        <w:t>資料の提供依頼30件のうち、まだ受領していないものが24件あります。うち優先度の高いものが14件です。</w:t>
       </w:r>
     </w:p>
     <w:p>
@@ -32332,7 +32332,7 @@
           <w:b/>
           <w:sz w:val="20"/>
         </w:rPr>
-        <w:t>表29　優先度の高い資料　13件</w:t>
+        <w:t>表29　優先度の高い資料　14件</w:t>
       </w:r>
     </w:p>
     <w:tbl>
@@ -33809,6 +33809,113 @@
         <w:tc>
           <w:tcPr>
             <w:tcW w:type="dxa" w:w="1020"/>
+            <w:vAlign w:val="center"/>
+          </w:tcPr>
+          <w:p>
+            <w:pPr>
+              <w:spacing w:after="0"/>
+              <w:jc w:val="center"/>
+            </w:pPr>
+            <w:r>
+              <w:rPr>
+                <w:rFonts w:ascii="游ゴシック" w:hAnsi="游ゴシック" w:eastAsia="游ゴシック"/>
+                <w:b w:val="0"/>
+                <w:sz w:val="16"/>
+              </w:rPr>
+              <w:t>R8.11</w:t>
+            </w:r>
+          </w:p>
+        </w:tc>
+      </w:tr>
+      <w:tr>
+        <w:trPr>
+          <w:cantSplit/>
+        </w:trPr>
+        <w:tc>
+          <w:tcPr>
+            <w:tcW w:type="dxa" w:w="567"/>
+            <w:shd w:val="clear" w:color="auto" w:fill="F2F5FA"/>
+            <w:vAlign w:val="center"/>
+          </w:tcPr>
+          <w:p>
+            <w:pPr>
+              <w:spacing w:after="0"/>
+              <w:jc w:val="center"/>
+            </w:pPr>
+            <w:r>
+              <w:rPr>
+                <w:rFonts w:ascii="游ゴシック" w:hAnsi="游ゴシック" w:eastAsia="游ゴシック"/>
+                <w:b w:val="0"/>
+                <w:sz w:val="16"/>
+              </w:rPr>
+              <w:t>26</w:t>
+            </w:r>
+          </w:p>
+        </w:tc>
+        <w:tc>
+          <w:tcPr>
+            <w:tcW w:type="dxa" w:w="3628"/>
+            <w:shd w:val="clear" w:color="auto" w:fill="F2F5FA"/>
+            <w:vAlign w:val="center"/>
+          </w:tcPr>
+          <w:p>
+            <w:pPr>
+              <w:spacing w:after="0"/>
+            </w:pPr>
+            <w:r>
+              <w:rPr>
+                <w:rFonts w:ascii="游ゴシック" w:hAnsi="游ゴシック" w:eastAsia="游ゴシック"/>
+                <w:b w:val="0"/>
+                <w:sz w:val="16"/>
+              </w:rPr>
+              <w:t>見える化システムの地方公共団体向け利用マニュアル</w:t>
+            </w:r>
+          </w:p>
+        </w:tc>
+        <w:tc>
+          <w:tcPr>
+            <w:tcW w:type="dxa" w:w="2835"/>
+            <w:shd w:val="clear" w:color="auto" w:fill="F2F5FA"/>
+            <w:vAlign w:val="center"/>
+          </w:tcPr>
+          <w:p>
+            <w:pPr>
+              <w:spacing w:after="0"/>
+            </w:pPr>
+            <w:r>
+              <w:rPr>
+                <w:rFonts w:ascii="游ゴシック" w:hAnsi="游ゴシック" w:eastAsia="游ゴシック"/>
+                <w:b w:val="0"/>
+                <w:sz w:val="16"/>
+              </w:rPr>
+              <w:t>将来推計の入力値、施設・居住系の画面から先へ進めない件</w:t>
+            </w:r>
+          </w:p>
+        </w:tc>
+        <w:tc>
+          <w:tcPr>
+            <w:tcW w:type="dxa" w:w="1474"/>
+            <w:shd w:val="clear" w:color="auto" w:fill="F2F5FA"/>
+            <w:vAlign w:val="center"/>
+          </w:tcPr>
+          <w:p>
+            <w:pPr>
+              <w:spacing w:after="0"/>
+            </w:pPr>
+            <w:r>
+              <w:rPr>
+                <w:rFonts w:ascii="游ゴシック" w:hAnsi="游ゴシック" w:eastAsia="游ゴシック"/>
+                <w:b w:val="0"/>
+                <w:sz w:val="16"/>
+              </w:rPr>
+              <w:t>発注者</w:t>
+            </w:r>
+          </w:p>
+        </w:tc>
+        <w:tc>
+          <w:tcPr>
+            <w:tcW w:type="dxa" w:w="1020"/>
+            <w:shd w:val="clear" w:color="auto" w:fill="F2F5FA"/>
             <w:vAlign w:val="center"/>
           </w:tcPr>
           <w:p>

--- a/output/第10期計画_3町合同意見交換会資料.docx
+++ b/output/第10期計画_3町合同意見交換会資料.docx
@@ -2331,7 +2331,7 @@
                 <w:b/>
                 <w:sz w:val="18"/>
               </w:rPr>
-              <w:t>192件</w:t>
+              <w:t>193件</w:t>
             </w:r>
           </w:p>
         </w:tc>
@@ -2399,7 +2399,7 @@
                 <w:b/>
                 <w:sz w:val="18"/>
               </w:rPr>
-              <w:t>176件</w:t>
+              <w:t>175件</w:t>
             </w:r>
           </w:p>
         </w:tc>
@@ -32305,7 +32305,7 @@
           <w:b w:val="0"/>
           <w:sz w:val="20"/>
         </w:rPr>
-        <w:t>資料の提供依頼30件のうち、まだ受領していないものが24件あります。うち優先度の高いものが14件です。</w:t>
+        <w:t>資料の提供依頼31件のうち、まだ受領していないものが23件あります。うち優先度の高いものが13件です。</w:t>
       </w:r>
     </w:p>
     <w:p>
@@ -32332,7 +32332,7 @@
           <w:b/>
           <w:sz w:val="20"/>
         </w:rPr>
-        <w:t>表29　優先度の高い資料　14件</w:t>
+        <w:t>表29　優先度の高い資料　13件</w:t>
       </w:r>
     </w:p>
     <w:tbl>
@@ -33745,7 +33745,7 @@
                 <w:b w:val="0"/>
                 <w:sz w:val="16"/>
               </w:rPr>
-              <w:t>25</w:t>
+              <w:t>31</w:t>
             </w:r>
           </w:p>
         </w:tc>
@@ -33764,7 +33764,7 @@
                 <w:b w:val="0"/>
                 <w:sz w:val="16"/>
               </w:rPr>
-              <w:t>見える化システムの事業所分析機能の出力</w:t>
+              <w:t>第10期必要入所（利用）定員、入居定員総数調査票</w:t>
             </w:r>
           </w:p>
         </w:tc>
@@ -33783,7 +33783,7 @@
                 <w:b w:val="0"/>
                 <w:sz w:val="16"/>
               </w:rPr>
-              <w:t>事業所の定員と稼働の実績、供給の制約（人材）、施設・居住系の実績の減少の読み方</w:t>
+              <w:t>計画素案 第6章第4節4（必要利用定員総数）、日常生活圏域ごとの必要利用定員総数の様式</w:t>
             </w:r>
           </w:p>
         </w:tc>
@@ -33809,113 +33809,6 @@
         <w:tc>
           <w:tcPr>
             <w:tcW w:type="dxa" w:w="1020"/>
-            <w:vAlign w:val="center"/>
-          </w:tcPr>
-          <w:p>
-            <w:pPr>
-              <w:spacing w:after="0"/>
-              <w:jc w:val="center"/>
-            </w:pPr>
-            <w:r>
-              <w:rPr>
-                <w:rFonts w:ascii="游ゴシック" w:hAnsi="游ゴシック" w:eastAsia="游ゴシック"/>
-                <w:b w:val="0"/>
-                <w:sz w:val="16"/>
-              </w:rPr>
-              <w:t>R8.11</w:t>
-            </w:r>
-          </w:p>
-        </w:tc>
-      </w:tr>
-      <w:tr>
-        <w:trPr>
-          <w:cantSplit/>
-        </w:trPr>
-        <w:tc>
-          <w:tcPr>
-            <w:tcW w:type="dxa" w:w="567"/>
-            <w:shd w:val="clear" w:color="auto" w:fill="F2F5FA"/>
-            <w:vAlign w:val="center"/>
-          </w:tcPr>
-          <w:p>
-            <w:pPr>
-              <w:spacing w:after="0"/>
-              <w:jc w:val="center"/>
-            </w:pPr>
-            <w:r>
-              <w:rPr>
-                <w:rFonts w:ascii="游ゴシック" w:hAnsi="游ゴシック" w:eastAsia="游ゴシック"/>
-                <w:b w:val="0"/>
-                <w:sz w:val="16"/>
-              </w:rPr>
-              <w:t>26</w:t>
-            </w:r>
-          </w:p>
-        </w:tc>
-        <w:tc>
-          <w:tcPr>
-            <w:tcW w:type="dxa" w:w="3628"/>
-            <w:shd w:val="clear" w:color="auto" w:fill="F2F5FA"/>
-            <w:vAlign w:val="center"/>
-          </w:tcPr>
-          <w:p>
-            <w:pPr>
-              <w:spacing w:after="0"/>
-            </w:pPr>
-            <w:r>
-              <w:rPr>
-                <w:rFonts w:ascii="游ゴシック" w:hAnsi="游ゴシック" w:eastAsia="游ゴシック"/>
-                <w:b w:val="0"/>
-                <w:sz w:val="16"/>
-              </w:rPr>
-              <w:t>見える化システムの地方公共団体向け利用マニュアル</w:t>
-            </w:r>
-          </w:p>
-        </w:tc>
-        <w:tc>
-          <w:tcPr>
-            <w:tcW w:type="dxa" w:w="2835"/>
-            <w:shd w:val="clear" w:color="auto" w:fill="F2F5FA"/>
-            <w:vAlign w:val="center"/>
-          </w:tcPr>
-          <w:p>
-            <w:pPr>
-              <w:spacing w:after="0"/>
-            </w:pPr>
-            <w:r>
-              <w:rPr>
-                <w:rFonts w:ascii="游ゴシック" w:hAnsi="游ゴシック" w:eastAsia="游ゴシック"/>
-                <w:b w:val="0"/>
-                <w:sz w:val="16"/>
-              </w:rPr>
-              <w:t>将来推計の入力値、施設・居住系の画面から先へ進めない件</w:t>
-            </w:r>
-          </w:p>
-        </w:tc>
-        <w:tc>
-          <w:tcPr>
-            <w:tcW w:type="dxa" w:w="1474"/>
-            <w:shd w:val="clear" w:color="auto" w:fill="F2F5FA"/>
-            <w:vAlign w:val="center"/>
-          </w:tcPr>
-          <w:p>
-            <w:pPr>
-              <w:spacing w:after="0"/>
-            </w:pPr>
-            <w:r>
-              <w:rPr>
-                <w:rFonts w:ascii="游ゴシック" w:hAnsi="游ゴシック" w:eastAsia="游ゴシック"/>
-                <w:b w:val="0"/>
-                <w:sz w:val="16"/>
-              </w:rPr>
-              <w:t>発注者</w:t>
-            </w:r>
-          </w:p>
-        </w:tc>
-        <w:tc>
-          <w:tcPr>
-            <w:tcW w:type="dxa" w:w="1020"/>
-            <w:shd w:val="clear" w:color="auto" w:fill="F2F5FA"/>
             <w:vAlign w:val="center"/>
           </w:tcPr>
           <w:p>
